--- a/docs/paper/PaperV5_Ollama_Primary.docx
+++ b/docs/paper/PaperV5_Ollama_Primary.docx
@@ -19,18 +19,149 @@
     </w:p>
     <w:p>
       <w:pPr>
-        <w:spacing w:before="40" w:after="80" w:line="276" w:lineRule="auto"/>
-      </w:pPr>
-      <w:r>
-        <w:t xml:space="preserve">Kushagra Singh Bhadauria¹, Aashish Rajput¹, and Avdesh Kumar Sah¹
-¹Department of Computer Science and Engineering, Sharda University, Greater Noida, Uttar Pradesh, India
-Emails: 2023361009.kushagra@ug.sharda.ac.in, 2023329421.aashish@ug.sharda.ac.in, 2023265132.avdesh@ug.sharda.ac.in</w:t>
+        <w:spacing w:before="40" w:after="160" w:line="276" w:lineRule="auto"/>
+        <w:jc w:val="center"/>
+      </w:pPr>
+      <w:r/>
+      <w:r>
+        <w:rPr>
+          <w:rFonts w:ascii="Times New Roman" w:hAnsi="Times New Roman"/>
+          <w:b/>
+          <w:sz w:val="23"/>
+        </w:rPr>
+        <w:t>Kushagra Singh Bhadauria</w:t>
+      </w:r>
+      <w:r>
+        <w:rPr>
+          <w:rFonts w:ascii="Times New Roman" w:hAnsi="Times New Roman"/>
+          <w:b/>
+          <w:sz w:val="18"/>
+          <w:vertAlign w:val="superscript"/>
+        </w:rPr>
+        <w:t>1</w:t>
+      </w:r>
+      <w:r>
+        <w:rPr>
+          <w:rFonts w:ascii="Times New Roman" w:hAnsi="Times New Roman"/>
+          <w:b/>
+          <w:sz w:val="23"/>
+        </w:rPr>
+        <w:t xml:space="preserve">, </w:t>
+      </w:r>
+      <w:r>
+        <w:rPr>
+          <w:rFonts w:ascii="Times New Roman" w:hAnsi="Times New Roman"/>
+          <w:b/>
+          <w:sz w:val="23"/>
+        </w:rPr>
+        <w:t>Aashish Rajput</w:t>
+      </w:r>
+      <w:r>
+        <w:rPr>
+          <w:rFonts w:ascii="Times New Roman" w:hAnsi="Times New Roman"/>
+          <w:b/>
+          <w:sz w:val="18"/>
+          <w:vertAlign w:val="superscript"/>
+        </w:rPr>
+        <w:t>2</w:t>
+      </w:r>
+      <w:r>
+        <w:rPr>
+          <w:rFonts w:ascii="Times New Roman" w:hAnsi="Times New Roman"/>
+          <w:b/>
+          <w:sz w:val="23"/>
+        </w:rPr>
+        <w:t xml:space="preserve">, and </w:t>
+      </w:r>
+      <w:r>
+        <w:rPr>
+          <w:rFonts w:ascii="Times New Roman" w:hAnsi="Times New Roman"/>
+          <w:b/>
+          <w:sz w:val="23"/>
+        </w:rPr>
+        <w:t>Avdesh Kumar Sah</w:t>
+      </w:r>
+      <w:r>
+        <w:rPr>
+          <w:rFonts w:ascii="Times New Roman" w:hAnsi="Times New Roman"/>
+          <w:b/>
+          <w:sz w:val="18"/>
+          <w:vertAlign w:val="superscript"/>
+        </w:rPr>
+        <w:t>3</w:t>
+      </w:r>
+      <w:r>
+        <w:br/>
+      </w:r>
+      <w:r>
+        <w:rPr>
+          <w:rFonts w:ascii="Times New Roman" w:hAnsi="Times New Roman"/>
+          <w:sz w:val="17"/>
+          <w:vertAlign w:val="superscript"/>
+        </w:rPr>
+        <w:t>123</w:t>
+      </w:r>
+      <w:r>
+        <w:rPr>
+          <w:rFonts w:ascii="Times New Roman" w:hAnsi="Times New Roman"/>
+          <w:sz w:val="19"/>
+        </w:rPr>
+        <w:t xml:space="preserve"> Department of Computer Science and Engineering, Sharda University, Greater Noida, Uttar Pradesh, India</w:t>
+      </w:r>
+      <w:r>
+        <w:br/>
+      </w:r>
+      <w:r>
+        <w:rPr>
+          <w:rFonts w:ascii="Times New Roman" w:hAnsi="Times New Roman"/>
+          <w:sz w:val="17"/>
+          <w:vertAlign w:val="superscript"/>
+        </w:rPr>
+        <w:t>1</w:t>
+      </w:r>
+      <w:r>
+        <w:rPr>
+          <w:rFonts w:ascii="Times New Roman" w:hAnsi="Times New Roman"/>
+          <w:sz w:val="19"/>
+        </w:rPr>
+        <w:t xml:space="preserve"> 2023361009.kushagra@ug.sharda.ac.in, </w:t>
+      </w:r>
+      <w:r>
+        <w:rPr>
+          <w:rFonts w:ascii="Times New Roman" w:hAnsi="Times New Roman"/>
+          <w:sz w:val="17"/>
+          <w:vertAlign w:val="superscript"/>
+        </w:rPr>
+        <w:t>2</w:t>
+      </w:r>
+      <w:r>
+        <w:rPr>
+          <w:rFonts w:ascii="Times New Roman" w:hAnsi="Times New Roman"/>
+          <w:sz w:val="19"/>
+        </w:rPr>
+        <w:t xml:space="preserve"> 2023329421.aashish@ug.sharda.ac.in, </w:t>
+      </w:r>
+      <w:r>
+        <w:rPr>
+          <w:rFonts w:ascii="Times New Roman" w:hAnsi="Times New Roman"/>
+          <w:sz w:val="17"/>
+          <w:vertAlign w:val="superscript"/>
+        </w:rPr>
+        <w:t>3</w:t>
+      </w:r>
+      <w:r>
+        <w:rPr>
+          <w:rFonts w:ascii="Times New Roman" w:hAnsi="Times New Roman"/>
+          <w:sz w:val="19"/>
+        </w:rPr>
+        <w:t xml:space="preserve"> 2023265132.avdesh@ug.sharda.ac.in</w:t>
       </w:r>
     </w:p>
     <w:p>
       <w:pPr>
         <w:keepNext/>
         <w:spacing w:before="280" w:after="120"/>
+        <w:jc w:val="both"/>
       </w:pPr>
       <w:r>
         <w:rPr>
@@ -45,6 +176,7 @@
     <w:p>
       <w:pPr>
         <w:spacing w:before="40" w:after="80" w:line="276" w:lineRule="auto"/>
+        <w:jc w:val="both"/>
       </w:pPr>
       <w:r>
         <w:rPr>
@@ -147,6 +279,7 @@
     <w:p>
       <w:pPr>
         <w:spacing w:before="40" w:after="80" w:line="276" w:lineRule="auto"/>
+        <w:jc w:val="both"/>
       </w:pPr>
       <ns3:oMath>
         <ns3:r>
@@ -207,6 +340,7 @@
     <w:p>
       <w:pPr>
         <w:spacing w:before="40" w:after="80" w:line="276" w:lineRule="auto"/>
+        <w:jc w:val="both"/>
       </w:pPr>
       <w:r>
         <w:rPr>
@@ -228,6 +362,7 @@
       <w:pPr>
         <w:keepNext/>
         <w:spacing w:before="280" w:after="120"/>
+        <w:jc w:val="both"/>
       </w:pPr>
       <w:r>
         <w:rPr>
@@ -243,6 +378,7 @@
       <w:pPr>
         <w:keepNext/>
         <w:spacing w:before="200" w:after="80"/>
+        <w:jc w:val="both"/>
       </w:pPr>
       <w:r>
         <w:rPr>
@@ -257,6 +393,7 @@
     <w:p>
       <w:pPr>
         <w:spacing w:before="40" w:after="80" w:line="276" w:lineRule="auto"/>
+        <w:jc w:val="both"/>
       </w:pPr>
       <w:r>
         <w:rPr>
@@ -269,6 +406,7 @@
     <w:p>
       <w:pPr>
         <w:spacing w:before="40" w:after="80" w:line="276" w:lineRule="auto"/>
+        <w:jc w:val="both"/>
       </w:pPr>
       <w:r>
         <w:rPr>
@@ -282,6 +420,7 @@
       <w:pPr>
         <w:spacing w:before="20" w:after="40"/>
         <w:ind w:left="360"/>
+        <w:jc w:val="both"/>
       </w:pPr>
       <w:r>
         <w:rPr>
@@ -303,6 +442,7 @@
       <w:pPr>
         <w:spacing w:before="20" w:after="40"/>
         <w:ind w:left="360"/>
+        <w:jc w:val="both"/>
       </w:pPr>
       <w:r>
         <w:rPr>
@@ -324,6 +464,7 @@
       <w:pPr>
         <w:spacing w:before="20" w:after="40"/>
         <w:ind w:left="360"/>
+        <w:jc w:val="both"/>
       </w:pPr>
       <w:r>
         <w:rPr>
@@ -344,6 +485,7 @@
     <w:p>
       <w:pPr>
         <w:spacing w:before="40" w:after="80" w:line="276" w:lineRule="auto"/>
+        <w:jc w:val="both"/>
       </w:pPr>
       <w:r>
         <w:rPr>
@@ -357,6 +499,7 @@
       <w:pPr>
         <w:keepNext/>
         <w:spacing w:before="200" w:after="80"/>
+        <w:jc w:val="both"/>
       </w:pPr>
       <w:r>
         <w:rPr>
@@ -371,6 +514,7 @@
     <w:p>
       <w:pPr>
         <w:spacing w:before="40" w:after="80" w:line="276" w:lineRule="auto"/>
+        <w:jc w:val="both"/>
       </w:pPr>
       <w:r>
         <w:rPr>
@@ -384,6 +528,7 @@
       <w:pPr>
         <w:pStyle w:val="23"/>
         <w:spacing w:before="20" w:after="40"/>
+        <w:jc w:val="both"/>
       </w:pPr>
       <w:r>
         <w:rPr>
@@ -405,6 +550,7 @@
       <w:pPr>
         <w:pStyle w:val="23"/>
         <w:spacing w:before="20" w:after="40"/>
+        <w:jc w:val="both"/>
       </w:pPr>
       <w:r>
         <w:rPr>
@@ -426,6 +572,7 @@
       <w:pPr>
         <w:pStyle w:val="23"/>
         <w:spacing w:before="20" w:after="40"/>
+        <w:jc w:val="both"/>
       </w:pPr>
       <w:r>
         <w:rPr>
@@ -447,6 +594,7 @@
       <w:pPr>
         <w:keepNext/>
         <w:spacing w:before="200" w:after="80"/>
+        <w:jc w:val="both"/>
       </w:pPr>
       <w:r>
         <w:rPr>
@@ -461,6 +609,7 @@
     <w:p>
       <w:pPr>
         <w:spacing w:before="40" w:after="80" w:line="276" w:lineRule="auto"/>
+        <w:jc w:val="both"/>
       </w:pPr>
       <w:r>
         <w:rPr>
@@ -474,6 +623,7 @@
       <w:pPr>
         <w:spacing w:before="20" w:after="40"/>
         <w:ind w:left="360"/>
+        <w:jc w:val="both"/>
       </w:pPr>
       <w:r>
         <w:rPr>
@@ -495,6 +645,7 @@
       <w:pPr>
         <w:spacing w:before="20" w:after="40"/>
         <w:ind w:left="360"/>
+        <w:jc w:val="both"/>
       </w:pPr>
       <w:r>
         <w:rPr>
@@ -516,6 +667,7 @@
       <w:pPr>
         <w:spacing w:before="20" w:after="40"/>
         <w:ind w:left="360"/>
+        <w:jc w:val="both"/>
       </w:pPr>
       <w:r>
         <w:rPr>
@@ -537,6 +689,7 @@
       <w:pPr>
         <w:spacing w:before="20" w:after="40"/>
         <w:ind w:left="360"/>
+        <w:jc w:val="both"/>
       </w:pPr>
       <w:r>
         <w:rPr>
@@ -558,6 +711,7 @@
       <w:pPr>
         <w:spacing w:before="20" w:after="40"/>
         <w:ind w:left="360"/>
+        <w:jc w:val="both"/>
       </w:pPr>
       <w:r>
         <w:t xml:space="preserve">5. Quality Profile Robustness Framework: A controlled optical quality-profile degradation matrix across four standardized profiles (clean, scanner_copy, mobile_camera, rotated_90) [27], [30], [33], designed to quantify extraction decay in image-based evaluations. The Option A evaluation baseline executes end-to-end neural document intelligence inference across all optical degradation profiles.</w:t>
@@ -567,6 +721,7 @@
       <w:pPr>
         <w:keepNext/>
         <w:spacing w:before="200" w:after="80"/>
+        <w:jc w:val="both"/>
       </w:pPr>
       <w:r>
         <w:rPr>
@@ -581,6 +736,7 @@
     <w:p>
       <w:pPr>
         <w:spacing w:before="40" w:after="80" w:line="276" w:lineRule="auto"/>
+        <w:jc w:val="both"/>
       </w:pPr>
       <w:r>
         <w:rPr>
@@ -593,6 +749,7 @@
     <w:p>
       <w:pPr>
         <w:spacing w:before="40" w:after="80" w:line="276" w:lineRule="auto"/>
+        <w:jc w:val="both"/>
       </w:pPr>
       <w:r>
         <w:rPr>
@@ -605,6 +762,7 @@
     <w:p>
       <w:pPr>
         <w:spacing w:before="40" w:after="80" w:line="276" w:lineRule="auto"/>
+        <w:jc w:val="both"/>
       </w:pPr>
       <w:r>
         <w:t xml:space="preserve">By integrating five interdependent methodological components-seed-deterministic synthetic rendering, multi-profile optical degradation, decoupled read-only execution, multi-stage semantic canonicalization, and a structured diagnostic error taxonomy-into a single protocol [31], this work establishes a reproducible foundation to evaluate document analysis pipelines under controlled experimental conditions. The evaluation protocol executes end-to-end neural document intelligence inference under Option A across 360 specimens and 24,480 paired field observations.</w:t>
@@ -614,6 +772,7 @@
       <w:pPr>
         <w:keepNext/>
         <w:spacing w:before="200" w:after="80"/>
+        <w:jc w:val="both"/>
       </w:pPr>
       <w:r>
         <w:rPr>
@@ -628,6 +787,7 @@
     <w:p>
       <w:pPr>
         <w:spacing w:before="40" w:after="80" w:line="276" w:lineRule="auto"/>
+        <w:jc w:val="both"/>
       </w:pPr>
       <w:r>
         <w:rPr>
@@ -641,6 +801,7 @@
       <w:pPr>
         <w:keepNext/>
         <w:spacing w:before="280" w:after="120"/>
+        <w:jc w:val="both"/>
       </w:pPr>
       <w:r>
         <w:rPr>
@@ -656,6 +817,7 @@
       <w:pPr>
         <w:keepNext/>
         <w:spacing w:before="200" w:after="80"/>
+        <w:jc w:val="both"/>
       </w:pPr>
       <w:r>
         <w:rPr>
@@ -670,6 +832,7 @@
     <w:p>
       <w:pPr>
         <w:spacing w:before="40" w:after="80" w:line="276" w:lineRule="auto"/>
+        <w:jc w:val="both"/>
       </w:pPr>
       <w:r>
         <w:rPr>
@@ -683,6 +846,7 @@
       <w:pPr>
         <w:pStyle w:val="23"/>
         <w:spacing w:before="20" w:after="40"/>
+        <w:jc w:val="both"/>
       </w:pPr>
       <w:r>
         <w:rPr>
@@ -734,6 +898,7 @@
       <w:pPr>
         <w:pStyle w:val="23"/>
         <w:spacing w:before="20" w:after="40"/>
+        <w:jc w:val="both"/>
       </w:pPr>
       <w:r>
         <w:rPr>
@@ -770,6 +935,7 @@
       <w:pPr>
         <w:pStyle w:val="23"/>
         <w:spacing w:before="20" w:after="40"/>
+        <w:jc w:val="both"/>
       </w:pPr>
       <w:r>
         <w:rPr>
@@ -806,6 +972,7 @@
       <w:pPr>
         <w:pStyle w:val="23"/>
         <w:spacing w:before="20" w:after="40"/>
+        <w:jc w:val="both"/>
       </w:pPr>
       <w:r>
         <w:rPr>
@@ -841,6 +1008,7 @@
     <w:p>
       <w:pPr>
         <w:spacing w:before="40" w:after="80" w:line="276" w:lineRule="auto"/>
+        <w:jc w:val="both"/>
       </w:pPr>
       <w:r>
         <w:rPr>
@@ -899,6 +1067,7 @@
       <w:pPr>
         <w:keepNext/>
         <w:spacing w:before="200" w:after="80"/>
+        <w:jc w:val="both"/>
       </w:pPr>
       <w:r>
         <w:rPr>
@@ -913,6 +1082,7 @@
     <w:p>
       <w:pPr>
         <w:spacing w:before="40" w:after="80" w:line="276" w:lineRule="auto"/>
+        <w:jc w:val="both"/>
       </w:pPr>
       <w:r>
         <w:rPr>
@@ -926,6 +1096,7 @@
       <w:pPr>
         <w:pStyle w:val="23"/>
         <w:spacing w:before="20" w:after="40"/>
+        <w:jc w:val="both"/>
       </w:pPr>
       <w:r>
         <w:rPr>
@@ -962,6 +1133,7 @@
       <w:pPr>
         <w:pStyle w:val="23"/>
         <w:spacing w:before="20" w:after="40"/>
+        <w:jc w:val="both"/>
       </w:pPr>
       <w:r>
         <w:rPr>
@@ -998,6 +1170,7 @@
       <w:pPr>
         <w:pStyle w:val="23"/>
         <w:spacing w:before="20" w:after="40"/>
+        <w:jc w:val="both"/>
       </w:pPr>
       <w:r>
         <w:rPr>
@@ -1034,6 +1207,7 @@
       <w:pPr>
         <w:pStyle w:val="23"/>
         <w:spacing w:before="20" w:after="40"/>
+        <w:jc w:val="both"/>
       </w:pPr>
       <w:r>
         <w:rPr>
@@ -1070,6 +1244,7 @@
       <w:pPr>
         <w:pStyle w:val="23"/>
         <w:spacing w:before="20" w:after="40"/>
+        <w:jc w:val="both"/>
       </w:pPr>
       <w:r>
         <w:rPr>
@@ -1106,6 +1281,7 @@
       <w:pPr>
         <w:pStyle w:val="23"/>
         <w:spacing w:before="20" w:after="40"/>
+        <w:jc w:val="both"/>
       </w:pPr>
       <w:r>
         <w:rPr>
@@ -1172,6 +1348,7 @@
       <w:pPr>
         <w:pStyle w:val="23"/>
         <w:spacing w:before="20" w:after="40"/>
+        <w:jc w:val="both"/>
       </w:pPr>
       <w:r>
         <w:t xml:space="preserve">Fine-Grained Layout Attention &amp; Unified Tokenization: DocFormers 2.0 [32] introduced fine-grained multimodal layout attention, Wilson et al. [34] established evaluation benchmarks for vision-language models on complex tabular document grids, and Martinez et al. [33] benchmarked OCR-free vision-language architectures under physical image distortions.
@@ -1181,6 +1358,7 @@
     <w:p>
       <w:pPr>
         <w:spacing w:before="40" w:after="80" w:line="276" w:lineRule="auto"/>
+        <w:jc w:val="both"/>
       </w:pPr>
       <w:r>
         <w:rPr>
@@ -1202,6 +1380,7 @@
       <w:pPr>
         <w:keepNext/>
         <w:spacing w:before="200" w:after="80"/>
+        <w:jc w:val="both"/>
       </w:pPr>
       <w:r>
         <w:rPr>
@@ -1216,6 +1395,7 @@
     <w:p>
       <w:pPr>
         <w:spacing w:before="40" w:after="80" w:line="276" w:lineRule="auto"/>
+        <w:jc w:val="both"/>
       </w:pPr>
       <w:r>
         <w:rPr>
@@ -1304,6 +1484,7 @@
       <w:pPr>
         <w:keepNext/>
         <w:spacing w:before="200" w:after="80"/>
+        <w:jc w:val="both"/>
       </w:pPr>
       <w:r>
         <w:rPr>
@@ -1318,6 +1499,7 @@
     <w:p>
       <w:pPr>
         <w:spacing w:before="40" w:after="80" w:line="276" w:lineRule="auto"/>
+        <w:jc w:val="both"/>
       </w:pPr>
       <w:r>
         <w:rPr>
@@ -1331,6 +1513,7 @@
       <w:pPr>
         <w:keepNext/>
         <w:spacing w:before="200" w:after="80"/>
+        <w:jc w:val="both"/>
       </w:pPr>
       <w:r>
         <w:rPr>
@@ -1345,6 +1528,7 @@
     <w:p>
       <w:pPr>
         <w:spacing w:before="40" w:after="80" w:line="276" w:lineRule="auto"/>
+        <w:jc w:val="both"/>
       </w:pPr>
       <w:r>
         <w:rPr>
@@ -4393,6 +4577,7 @@
       <w:pPr>
         <w:keepNext/>
         <w:spacing w:before="200" w:after="80"/>
+        <w:jc w:val="both"/>
       </w:pPr>
       <w:r>
         <w:rPr>
@@ -4407,6 +4592,7 @@
     <w:p>
       <w:pPr>
         <w:spacing w:before="40" w:after="80" w:line="276" w:lineRule="auto"/>
+        <w:jc w:val="both"/>
       </w:pPr>
       <w:r>
         <w:rPr>
@@ -4420,6 +4606,7 @@
       <w:pPr>
         <w:spacing w:before="20" w:after="40"/>
         <w:ind w:left="360"/>
+        <w:jc w:val="both"/>
       </w:pPr>
       <w:r>
         <w:rPr>
@@ -4441,6 +4628,7 @@
       <w:pPr>
         <w:spacing w:before="20" w:after="40"/>
         <w:ind w:left="360"/>
+        <w:jc w:val="both"/>
       </w:pPr>
       <w:r>
         <w:rPr>
@@ -4462,6 +4650,7 @@
       <w:pPr>
         <w:spacing w:before="20" w:after="40"/>
         <w:ind w:left="360"/>
+        <w:jc w:val="both"/>
       </w:pPr>
       <w:r>
         <w:rPr>
@@ -4483,6 +4672,7 @@
       <w:pPr>
         <w:spacing w:before="20" w:after="40"/>
         <w:ind w:left="360"/>
+        <w:jc w:val="both"/>
       </w:pPr>
       <w:r>
         <w:rPr>
@@ -4503,6 +4693,7 @@
     <w:p>
       <w:pPr>
         <w:spacing w:before="40" w:after="80" w:line="276" w:lineRule="auto"/>
+        <w:jc w:val="both"/>
       </w:pPr>
       <w:r>
         <w:rPr>
@@ -4516,6 +4707,7 @@
       <w:pPr>
         <w:keepNext/>
         <w:spacing w:before="280" w:after="120"/>
+        <w:jc w:val="both"/>
       </w:pPr>
       <w:r>
         <w:rPr>
@@ -4531,6 +4723,7 @@
       <w:pPr>
         <w:keepNext/>
         <w:spacing w:before="200" w:after="80"/>
+        <w:jc w:val="both"/>
       </w:pPr>
       <w:r>
         <w:rPr>
@@ -4545,6 +4738,7 @@
     <w:p>
       <w:pPr>
         <w:spacing w:before="40" w:after="80" w:line="276" w:lineRule="auto"/>
+        <w:jc w:val="both"/>
       </w:pPr>
       <w:r>
         <w:rPr>
@@ -4647,6 +4841,7 @@
     <w:p>
       <w:pPr>
         <w:spacing w:before="40" w:after="80" w:line="276" w:lineRule="auto"/>
+        <w:jc w:val="both"/>
       </w:pPr>
       <w:r>
         <w:rPr>
@@ -4720,6 +4915,7 @@
       <w:pPr>
         <w:keepNext/>
         <w:spacing w:before="200" w:after="80"/>
+        <w:jc w:val="both"/>
       </w:pPr>
       <w:r>
         <w:rPr>
@@ -4735,6 +4931,7 @@
       <w:pPr>
         <w:keepNext/>
         <w:spacing w:before="160" w:after="40"/>
+        <w:jc w:val="both"/>
       </w:pPr>
       <w:r>
         <w:rPr>
@@ -4749,6 +4946,7 @@
     <w:p>
       <w:pPr>
         <w:spacing w:before="40" w:after="80" w:line="276" w:lineRule="auto"/>
+        <w:jc w:val="both"/>
       </w:pPr>
       <w:r>
         <w:rPr>
@@ -4762,6 +4960,7 @@
       <w:pPr>
         <w:keepNext/>
         <w:spacing w:before="160" w:after="40"/>
+        <w:jc w:val="both"/>
       </w:pPr>
       <w:r>
         <w:rPr>
@@ -4776,6 +4975,7 @@
     <w:p>
       <w:pPr>
         <w:spacing w:before="40" w:after="80" w:line="276" w:lineRule="auto"/>
+        <w:jc w:val="both"/>
       </w:pPr>
       <w:r>
         <w:rPr>
@@ -4789,6 +4989,7 @@
       <w:pPr>
         <w:spacing w:before="20" w:after="40"/>
         <w:ind w:left="360"/>
+        <w:jc w:val="both"/>
       </w:pPr>
       <w:r>
         <w:rPr>
@@ -4810,6 +5011,7 @@
       <w:pPr>
         <w:spacing w:before="20" w:after="40"/>
         <w:ind w:left="360"/>
+        <w:jc w:val="both"/>
       </w:pPr>
       <w:r>
         <w:rPr>
@@ -4831,6 +5033,7 @@
       <w:pPr>
         <w:spacing w:before="20" w:after="40"/>
         <w:ind w:left="360"/>
+        <w:jc w:val="both"/>
       </w:pPr>
       <w:r>
         <w:rPr>
@@ -4852,6 +5055,7 @@
       <w:pPr>
         <w:keepNext/>
         <w:spacing w:before="160" w:after="40"/>
+        <w:jc w:val="both"/>
       </w:pPr>
       <w:r>
         <w:rPr>
@@ -4866,6 +5070,7 @@
     <w:p>
       <w:pPr>
         <w:spacing w:before="40" w:after="80" w:line="276" w:lineRule="auto"/>
+        <w:jc w:val="both"/>
       </w:pPr>
       <w:r>
         <w:rPr>
@@ -4878,6 +5083,7 @@
     <w:p>
       <w:pPr>
         <w:spacing w:before="40" w:after="80" w:line="276" w:lineRule="auto"/>
+        <w:jc w:val="both"/>
       </w:pPr>
       <w:r>
         <w:rPr>
@@ -4891,6 +5097,7 @@
       <w:pPr>
         <w:pStyle w:val="23"/>
         <w:spacing w:before="20" w:after="40"/>
+        <w:jc w:val="both"/>
       </w:pPr>
       <w:r>
         <w:rPr>
@@ -4912,6 +5119,7 @@
       <w:pPr>
         <w:pStyle w:val="23"/>
         <w:spacing w:before="20" w:after="40"/>
+        <w:jc w:val="both"/>
       </w:pPr>
       <w:r>
         <w:rPr>
@@ -4933,6 +5141,7 @@
       <w:pPr>
         <w:pStyle w:val="23"/>
         <w:spacing w:before="20" w:after="40"/>
+        <w:jc w:val="both"/>
       </w:pPr>
       <w:r>
         <w:rPr>
@@ -4954,6 +5163,7 @@
       <w:pPr>
         <w:pStyle w:val="23"/>
         <w:spacing w:before="20" w:after="40"/>
+        <w:jc w:val="both"/>
       </w:pPr>
       <w:r>
         <w:rPr>
@@ -4975,6 +5185,7 @@
       <w:pPr>
         <w:keepNext/>
         <w:spacing w:before="200" w:after="80"/>
+        <w:jc w:val="both"/>
       </w:pPr>
       <w:r>
         <w:rPr>
@@ -4989,6 +5200,7 @@
     <w:p>
       <w:pPr>
         <w:spacing w:before="40" w:after="80" w:line="276" w:lineRule="auto"/>
+        <w:jc w:val="both"/>
       </w:pPr>
       <w:r>
         <w:rPr>
@@ -5002,6 +5214,7 @@
       <w:pPr>
         <w:keepNext/>
         <w:spacing w:before="200" w:after="80"/>
+        <w:jc w:val="both"/>
       </w:pPr>
       <w:r>
         <w:rPr>
@@ -5016,6 +5229,7 @@
     <w:p>
       <w:pPr>
         <w:spacing w:before="40" w:after="80" w:line="276" w:lineRule="auto"/>
+        <w:jc w:val="both"/>
       </w:pPr>
       <w:r>
         <w:rPr>
@@ -5029,6 +5243,7 @@
       <w:pPr>
         <w:spacing w:before="20" w:after="40"/>
         <w:ind w:left="360"/>
+        <w:jc w:val="both"/>
       </w:pPr>
       <w:r>
         <w:rPr>
@@ -5050,6 +5265,7 @@
       <w:pPr>
         <w:spacing w:before="20" w:after="40"/>
         <w:ind w:left="360"/>
+        <w:jc w:val="both"/>
       </w:pPr>
       <w:r>
         <w:rPr>
@@ -5071,6 +5287,7 @@
       <w:pPr>
         <w:spacing w:before="20" w:after="40"/>
         <w:ind w:left="360"/>
+        <w:jc w:val="both"/>
       </w:pPr>
       <w:r>
         <w:rPr>
@@ -5092,6 +5309,7 @@
       <w:pPr>
         <w:spacing w:before="20" w:after="40"/>
         <w:ind w:left="360"/>
+        <w:jc w:val="both"/>
       </w:pPr>
       <w:r>
         <w:rPr>
@@ -5113,6 +5331,7 @@
       <w:pPr>
         <w:spacing w:before="20" w:after="40"/>
         <w:ind w:left="360"/>
+        <w:jc w:val="both"/>
       </w:pPr>
       <w:r>
         <w:rPr>
@@ -5150,6 +5369,7 @@
       <w:pPr>
         <w:spacing w:before="20" w:after="40"/>
         <w:ind w:left="360"/>
+        <w:jc w:val="both"/>
       </w:pPr>
       <w:r>
         <w:rPr>
@@ -5171,6 +5391,7 @@
       <w:pPr>
         <w:keepNext/>
         <w:spacing w:before="200" w:after="80"/>
+        <w:jc w:val="both"/>
       </w:pPr>
       <w:r>
         <w:rPr>
@@ -5185,6 +5406,7 @@
     <w:p>
       <w:pPr>
         <w:spacing w:before="40" w:after="80" w:line="276" w:lineRule="auto"/>
+        <w:jc w:val="both"/>
       </w:pPr>
       <w:r>
         <w:rPr>
@@ -5198,6 +5420,7 @@
       <w:pPr>
         <w:keepNext/>
         <w:spacing w:before="160" w:after="40"/>
+        <w:jc w:val="both"/>
       </w:pPr>
       <w:r>
         <w:rPr>
@@ -5212,6 +5435,7 @@
     <w:p>
       <w:pPr>
         <w:spacing w:before="40" w:after="80" w:line="276" w:lineRule="auto"/>
+        <w:jc w:val="both"/>
       </w:pPr>
       <w:r>
         <w:rPr>
@@ -5240,6 +5464,7 @@
       <w:pPr>
         <w:spacing w:before="20" w:after="40"/>
         <w:ind w:left="360"/>
+        <w:jc w:val="both"/>
       </w:pPr>
       <w:r>
         <w:rPr>
@@ -5261,6 +5486,7 @@
       <w:pPr>
         <w:spacing w:before="20" w:after="40"/>
         <w:ind w:left="360"/>
+        <w:jc w:val="both"/>
       </w:pPr>
       <w:r>
         <w:rPr>
@@ -5333,6 +5559,7 @@
       <w:pPr>
         <w:spacing w:before="20" w:after="40"/>
         <w:ind w:left="360"/>
+        <w:jc w:val="both"/>
       </w:pPr>
       <w:r>
         <w:rPr>
@@ -5354,6 +5581,7 @@
       <w:pPr>
         <w:spacing w:before="20" w:after="40"/>
         <w:ind w:left="360"/>
+        <w:jc w:val="both"/>
       </w:pPr>
       <w:r>
         <w:rPr>
@@ -5438,6 +5666,7 @@
       <w:pPr>
         <w:spacing w:before="20" w:after="40"/>
         <w:ind w:left="360"/>
+        <w:jc w:val="both"/>
       </w:pPr>
       <w:r>
         <w:rPr>
@@ -5458,6 +5687,7 @@
     <w:p>
       <w:pPr>
         <w:spacing w:before="40" w:after="80" w:line="276" w:lineRule="auto"/>
+        <w:jc w:val="both"/>
       </w:pPr>
       <w:r>
         <w:rPr>
@@ -5471,6 +5701,7 @@
       <w:pPr>
         <w:keepNext/>
         <w:spacing w:before="160" w:after="40"/>
+        <w:jc w:val="both"/>
       </w:pPr>
       <w:r>
         <w:rPr>
@@ -5485,6 +5716,7 @@
     <w:p>
       <w:pPr>
         <w:spacing w:before="40" w:after="80" w:line="276" w:lineRule="auto"/>
+        <w:jc w:val="both"/>
       </w:pPr>
       <w:r>
         <w:rPr>
@@ -5498,6 +5730,7 @@
       <w:pPr>
         <w:pStyle w:val="23"/>
         <w:spacing w:before="20" w:after="40"/>
+        <w:jc w:val="both"/>
       </w:pPr>
       <w:r>
         <w:rPr>
@@ -5519,6 +5752,7 @@
       <w:pPr>
         <w:pStyle w:val="23"/>
         <w:spacing w:before="20" w:after="40"/>
+        <w:jc w:val="both"/>
       </w:pPr>
       <w:r>
         <w:rPr>
@@ -5555,6 +5789,7 @@
       <w:pPr>
         <w:pStyle w:val="23"/>
         <w:spacing w:before="20" w:after="40"/>
+        <w:jc w:val="both"/>
       </w:pPr>
       <w:r>
         <w:rPr>
@@ -5639,6 +5874,7 @@
       <w:pPr>
         <w:pStyle w:val="23"/>
         <w:spacing w:before="20" w:after="40"/>
+        <w:jc w:val="both"/>
       </w:pPr>
       <w:r>
         <w:rPr>
@@ -5660,6 +5896,7 @@
       <w:pPr>
         <w:pStyle w:val="23"/>
         <w:spacing w:before="20" w:after="40"/>
+        <w:jc w:val="both"/>
       </w:pPr>
       <w:r>
         <w:rPr>
@@ -5681,6 +5918,7 @@
       <w:pPr>
         <w:pStyle w:val="23"/>
         <w:spacing w:before="20" w:after="40"/>
+        <w:jc w:val="both"/>
       </w:pPr>
       <w:r>
         <w:rPr>
@@ -6527,6 +6765,7 @@
       <w:pPr>
         <w:keepNext/>
         <w:spacing w:before="280" w:after="120"/>
+        <w:jc w:val="both"/>
       </w:pPr>
       <w:r>
         <w:rPr>
@@ -6542,6 +6781,7 @@
       <w:pPr>
         <w:keepNext/>
         <w:spacing w:before="200" w:after="80"/>
+        <w:jc w:val="both"/>
       </w:pPr>
       <w:r>
         <w:rPr>
@@ -6556,6 +6796,7 @@
     <w:p>
       <w:pPr>
         <w:spacing w:before="40" w:after="80" w:line="276" w:lineRule="auto"/>
+        <w:jc w:val="both"/>
       </w:pPr>
       <w:r>
         <w:rPr>
@@ -6601,6 +6842,7 @@
       <w:pPr>
         <w:keepNext/>
         <w:spacing w:before="200" w:after="80"/>
+        <w:jc w:val="both"/>
       </w:pPr>
       <w:r>
         <w:rPr>
@@ -6615,6 +6857,7 @@
     <w:p>
       <w:pPr>
         <w:spacing w:before="40" w:after="80" w:line="276" w:lineRule="auto"/>
+        <w:jc w:val="both"/>
       </w:pPr>
       <w:r>
         <w:rPr>
@@ -6658,6 +6901,7 @@
       <w:pPr>
         <w:keepNext/>
         <w:spacing w:before="200" w:after="80"/>
+        <w:jc w:val="both"/>
       </w:pPr>
       <w:r>
         <w:rPr>
@@ -6672,6 +6916,7 @@
     <w:p>
       <w:pPr>
         <w:spacing w:before="40" w:after="80" w:line="276" w:lineRule="auto"/>
+        <w:jc w:val="both"/>
       </w:pPr>
       <w:r>
         <w:rPr>
@@ -6685,6 +6930,7 @@
       <w:pPr>
         <w:spacing w:before="20" w:after="40"/>
         <w:ind w:left="360"/>
+        <w:jc w:val="both"/>
       </w:pPr>
       <ns3:oMath>
         <ns3:sSub>
@@ -6745,6 +6991,7 @@
     <w:p>
       <w:pPr>
         <w:spacing w:before="40" w:after="80" w:line="276" w:lineRule="auto"/>
+        <w:jc w:val="both"/>
       </w:pPr>
       <w:r>
         <w:rPr>
@@ -6774,6 +7021,7 @@
       <w:pPr>
         <w:spacing w:before="20" w:after="40"/>
         <w:ind w:left="360"/>
+        <w:jc w:val="both"/>
       </w:pPr>
       <ns3:oMath>
         <ns3:r>
@@ -6825,6 +7073,7 @@
       <w:pPr>
         <w:spacing w:before="20" w:after="40"/>
         <w:ind w:left="360"/>
+        <w:jc w:val="both"/>
       </w:pPr>
       <ns3:oMath>
         <ns3:sSub>
@@ -6858,6 +7107,7 @@
       <w:pPr>
         <w:spacing w:before="20" w:after="40"/>
         <w:ind w:left="360"/>
+        <w:jc w:val="both"/>
       </w:pPr>
       <ns3:oMath>
         <ns3:sSub>
@@ -6891,6 +7141,7 @@
       <w:pPr>
         <w:spacing w:before="20" w:after="40"/>
         <w:ind w:left="360"/>
+        <w:jc w:val="both"/>
       </w:pPr>
       <w:r>
         <w:t xml:space="preserve">5. Joint Record Exact Match Rate (EM) (5): The percentage of specimens that achieve both 100% key-value field extraction AND correct top-level category classification simultaneously:
@@ -6901,6 +7152,7 @@
       <w:pPr>
         <w:spacing w:before="20" w:after="40"/>
         <w:ind w:left="360"/>
+        <w:jc w:val="both"/>
       </w:pPr>
       <ns3:oMath>
         <ns3:r>
@@ -6929,6 +7181,7 @@
       <w:pPr>
         <w:keepNext/>
         <w:spacing w:before="280" w:after="120"/>
+        <w:jc w:val="both"/>
       </w:pPr>
       <w:r>
         <w:rPr>
@@ -6944,6 +7197,7 @@
       <w:pPr>
         <w:keepNext/>
         <w:spacing w:before="200" w:after="80"/>
+        <w:jc w:val="both"/>
       </w:pPr>
       <w:r>
         <w:rPr>
@@ -6958,6 +7212,7 @@
     <w:p>
       <w:pPr>
         <w:spacing w:before="40" w:after="80" w:line="276" w:lineRule="auto"/>
+        <w:jc w:val="both"/>
       </w:pPr>
       <w:r>
         <w:rPr>
@@ -6971,6 +7226,7 @@
       <w:pPr>
         <w:spacing w:before="20" w:after="40"/>
         <w:ind w:left="360"/>
+        <w:jc w:val="both"/>
       </w:pPr>
       <w:r>
         <w:rPr>
@@ -6992,6 +7248,7 @@
       <w:pPr>
         <w:spacing w:before="20" w:after="40"/>
         <w:ind w:left="360"/>
+        <w:jc w:val="both"/>
       </w:pPr>
       <w:r>
         <w:rPr>
@@ -7013,6 +7270,7 @@
       <w:pPr>
         <w:spacing w:before="20" w:after="40"/>
         <w:ind w:left="360"/>
+        <w:jc w:val="both"/>
       </w:pPr>
       <w:r>
         <w:rPr>
@@ -7034,6 +7292,7 @@
       <w:pPr>
         <w:keepNext/>
         <w:spacing w:before="200" w:after="80"/>
+        <w:jc w:val="both"/>
       </w:pPr>
       <w:r>
         <w:rPr>
@@ -8404,6 +8663,7 @@
     <w:p>
       <w:pPr>
         <w:spacing w:before="40" w:after="80" w:line="276" w:lineRule="auto"/>
+        <w:jc w:val="both"/>
       </w:pPr>
       <w:r>
         <w:rPr>
@@ -8425,6 +8685,7 @@
       <w:pPr>
         <w:keepNext/>
         <w:spacing w:before="200" w:after="80"/>
+        <w:jc w:val="both"/>
       </w:pPr>
       <w:r>
         <w:rPr>
@@ -8440,6 +8701,7 @@
       <w:pPr>
         <w:pStyle w:val="23"/>
         <w:spacing w:before="20" w:after="40"/>
+        <w:jc w:val="both"/>
       </w:pPr>
       <w:r>
         <w:rPr>
@@ -8461,6 +8723,7 @@
       <w:pPr>
         <w:pStyle w:val="23"/>
         <w:spacing w:before="20" w:after="40"/>
+        <w:jc w:val="both"/>
       </w:pPr>
       <w:r>
         <w:rPr>
@@ -8482,6 +8745,7 @@
       <w:pPr>
         <w:pStyle w:val="23"/>
         <w:spacing w:before="20" w:after="40"/>
+        <w:jc w:val="both"/>
       </w:pPr>
       <w:r>
         <w:rPr>
@@ -8503,6 +8767,7 @@
       <w:pPr>
         <w:pStyle w:val="23"/>
         <w:spacing w:before="20" w:after="40"/>
+        <w:jc w:val="both"/>
       </w:pPr>
       <w:r>
         <w:rPr>
@@ -8524,6 +8789,7 @@
       <w:pPr>
         <w:pStyle w:val="23"/>
         <w:spacing w:before="20" w:after="40"/>
+        <w:jc w:val="both"/>
       </w:pPr>
       <w:r>
         <w:rPr>
@@ -8568,6 +8834,7 @@
       <w:pPr>
         <w:keepNext/>
         <w:spacing w:before="200" w:after="80"/>
+        <w:jc w:val="both"/>
       </w:pPr>
       <w:r>
         <w:rPr>
@@ -8582,6 +8849,7 @@
     <w:p>
       <w:pPr>
         <w:spacing w:before="40" w:after="80" w:line="276" w:lineRule="auto"/>
+        <w:jc w:val="both"/>
       </w:pPr>
       <w:r>
         <w:rPr>
@@ -8601,6 +8869,7 @@
       <w:pPr>
         <w:keepNext/>
         <w:spacing w:before="160" w:after="40"/>
+        <w:jc w:val="both"/>
       </w:pPr>
       <w:r>
         <w:t xml:space="preserve">5.4.1 End-to-End Evaluation Pipeline (Option A)</w:t>
@@ -8609,6 +8878,7 @@
     <w:p>
       <w:pPr>
         <w:spacing w:before="40" w:after="80" w:line="276" w:lineRule="auto"/>
+        <w:jc w:val="both"/>
       </w:pPr>
       <w:r>
         <w:t xml:space="preserve">The evaluation pipeline operates under Option A (End-to-End Neural Document Intelligence Evaluation):</w:t>
@@ -8671,6 +8941,7 @@
     <w:p>
       <w:pPr>
         <w:spacing w:before="40" w:after="80" w:line="276" w:lineRule="auto"/>
+        <w:jc w:val="both"/>
       </w:pPr>
       <w:r/>
       <w:r>
@@ -9883,9 +10154,7 @@
               <w:spacing w:before="40" w:after="40"/>
               <w:jc w:val="center"/>
             </w:pPr>
-            <w:r/>
-            <w:r>
-              <w:rPr/>
+            <w:r>
               <w:t>75.23%</w:t>
             </w:r>
           </w:p>
@@ -9906,9 +10175,7 @@
               <w:spacing w:before="40" w:after="40"/>
               <w:jc w:val="center"/>
             </w:pPr>
-            <w:r/>
-            <w:r>
-              <w:rPr/>
+            <w:r>
               <w:t>75.23%</w:t>
             </w:r>
           </w:p>
@@ -9929,9 +10196,7 @@
               <w:spacing w:before="40" w:after="40"/>
               <w:jc w:val="center"/>
             </w:pPr>
-            <w:r/>
-            <w:r>
-              <w:rPr/>
+            <w:r>
               <w:t>75.23%</w:t>
             </w:r>
           </w:p>
@@ -9952,9 +10217,7 @@
               <w:spacing w:before="40" w:after="40"/>
               <w:jc w:val="center"/>
             </w:pPr>
-            <w:r/>
-            <w:r>
-              <w:rPr/>
+            <w:r>
               <w:t>8.21%</w:t>
             </w:r>
           </w:p>
@@ -10007,6 +10270,7 @@
       <w:pPr>
         <w:keepNext/>
         <w:spacing w:before="160" w:after="40"/>
+        <w:jc w:val="both"/>
       </w:pPr>
       <w:r>
         <w:rPr>
@@ -10022,6 +10286,7 @@
       <w:pPr>
         <w:spacing w:before="20" w:after="40"/>
         <w:ind w:left="360"/>
+        <w:jc w:val="both"/>
       </w:pPr>
       <w:r/>
       <w:r>
@@ -10039,6 +10304,7 @@
       <w:pPr>
         <w:spacing w:before="20" w:after="40"/>
         <w:ind w:left="360"/>
+        <w:jc w:val="both"/>
       </w:pPr>
       <w:r>
         <w:t xml:space="preserve">2. Document Category Classification Task (100.00% Category Accuracy): The empirical evaluation uncovered a prompt-level schema constraint failure mode. Academic Certificates (120/120) and Marksheets (120/120) achieved 100% classification accuracy. However, because STUDENT_ID was omitted from the prompt's ALLOWED_CATEGORIES list, the model strictly mapped Student ID cards (120/120) to CERTIFICATE (119/120) and MARKSHEET (1/120).</w:t>
@@ -10048,6 +10314,7 @@
       <w:pPr>
         <w:spacing w:before="20" w:after="40"/>
         <w:ind w:left="360"/>
+        <w:jc w:val="both"/>
       </w:pPr>
       <w:r>
         <w:rPr>
@@ -10069,6 +10336,7 @@
       <w:pPr>
         <w:keepNext/>
         <w:spacing w:before="200" w:after="80"/>
+        <w:jc w:val="both"/>
       </w:pPr>
       <w:r>
         <w:rPr>
@@ -10083,6 +10351,7 @@
     <w:p>
       <w:pPr>
         <w:spacing w:before="40" w:after="80" w:line="276" w:lineRule="auto"/>
+        <w:jc w:val="both"/>
       </w:pPr>
       <w:r>
         <w:t xml:space="preserve">To empirically measure the scientific contribution of the Six-Stage Semantic Canonical Normalization Layer (CanonicalNormalizer) [25], [36], we executed a two-pass benchmark evaluation across all 360 specimens (24,480 paired field observations (360 specimens x variable field evaluation attributes (33 for certificates and student IDs; 138 for marksheets))). To guarantee that metric variations originate solely from the normalization layer, inference predictions were executed exactly once and reused across both passes.</w:t>
@@ -10092,6 +10361,7 @@
       <w:pPr>
         <w:pStyle w:val="23"/>
         <w:spacing w:before="20" w:after="40"/>
+        <w:jc w:val="both"/>
       </w:pPr>
       <w:r>
         <w:rPr>
@@ -10113,6 +10383,7 @@
       <w:pPr>
         <w:pStyle w:val="23"/>
         <w:spacing w:before="20" w:after="40"/>
+        <w:jc w:val="both"/>
       </w:pPr>
       <w:r>
         <w:rPr>
@@ -10134,6 +10405,7 @@
       <w:pPr>
         <w:keepNext/>
         <w:spacing w:before="160" w:after="40"/>
+        <w:jc w:val="both"/>
       </w:pPr>
       <w:r>
         <w:rPr>
@@ -10396,9 +10668,7 @@
               <w:spacing w:before="40" w:after="40"/>
               <w:jc w:val="center"/>
             </w:pPr>
-            <w:r/>
-            <w:r>
-              <w:rPr/>
+            <w:r>
               <w:t>74.60%</w:t>
             </w:r>
           </w:p>
@@ -10419,9 +10689,7 @@
               <w:spacing w:before="40" w:after="40"/>
               <w:jc w:val="center"/>
             </w:pPr>
-            <w:r/>
-            <w:r>
-              <w:rPr/>
+            <w:r>
               <w:t>74.60%</w:t>
             </w:r>
           </w:p>
@@ -10442,9 +10710,7 @@
               <w:spacing w:before="40" w:after="40"/>
               <w:jc w:val="center"/>
             </w:pPr>
-            <w:r/>
-            <w:r>
-              <w:rPr/>
+            <w:r>
               <w:t>75.23%</w:t>
             </w:r>
           </w:p>
@@ -10465,9 +10731,7 @@
               <w:spacing w:before="40" w:after="40"/>
               <w:jc w:val="center"/>
             </w:pPr>
-            <w:r/>
-            <w:r>
-              <w:rPr/>
+            <w:r>
               <w:t>11.35%</w:t>
             </w:r>
           </w:p>
@@ -10551,9 +10815,7 @@
               <w:spacing w:before="40" w:after="40"/>
               <w:jc w:val="center"/>
             </w:pPr>
-            <w:r/>
-            <w:r>
-              <w:rPr/>
+            <w:r>
               <w:t>74.60%</w:t>
             </w:r>
           </w:p>
@@ -10574,9 +10836,7 @@
               <w:spacing w:before="40" w:after="40"/>
               <w:jc w:val="center"/>
             </w:pPr>
-            <w:r/>
-            <w:r>
-              <w:rPr/>
+            <w:r>
               <w:t>82.18%</w:t>
             </w:r>
           </w:p>
@@ -10597,9 +10857,7 @@
               <w:spacing w:before="40" w:after="40"/>
               <w:jc w:val="center"/>
             </w:pPr>
-            <w:r/>
-            <w:r>
-              <w:rPr/>
+            <w:r>
               <w:t>75.23%</w:t>
             </w:r>
           </w:p>
@@ -10620,9 +10878,7 @@
               <w:spacing w:before="40" w:after="40"/>
               <w:jc w:val="center"/>
             </w:pPr>
-            <w:r/>
-            <w:r>
-              <w:rPr/>
+            <w:r>
               <w:t>11.35%</w:t>
             </w:r>
           </w:p>
@@ -10706,9 +10962,7 @@
               <w:spacing w:before="40" w:after="40"/>
               <w:jc w:val="center"/>
             </w:pPr>
-            <w:r/>
-            <w:r>
-              <w:rPr/>
+            <w:r>
               <w:t>McNemar chi^2 = 1853.0005 Non-parametric paired evaluation confirmed statistically significant CER reduction following canonical normalization (Wilcoxon signed-rank test W = 14028.0, p &lt; 0.0001).</w:t>
             </w:r>
           </w:p>
@@ -10980,6 +11234,7 @@
       <w:pPr>
         <w:keepNext/>
         <w:spacing w:before="160" w:after="40"/>
+        <w:jc w:val="both"/>
       </w:pPr>
       <w:r>
         <w:rPr>
@@ -10994,6 +11249,7 @@
     <w:p>
       <w:pPr>
         <w:spacing w:before="40" w:after="80" w:line="276" w:lineRule="auto"/>
+        <w:jc w:val="both"/>
       </w:pPr>
       <w:r>
         <w:t xml:space="preserve">Without canonical normalization, 2,620 false-negative field mismatches occurred due to superficial representation differences. Table VI quantifies the exact contribution of each domain normalizer rule in resolving these discrepancies.</w:t>
@@ -12106,6 +12362,7 @@
       <w:pPr>
         <w:keepNext/>
         <w:spacing w:before="160" w:after="40"/>
+        <w:jc w:val="both"/>
       </w:pPr>
       <w:r>
         <w:rPr>
@@ -12120,6 +12377,7 @@
     <w:p>
       <w:pPr>
         <w:spacing w:before="40" w:after="80" w:line="276" w:lineRule="auto"/>
+        <w:jc w:val="both"/>
       </w:pPr>
       <w:r>
         <w:rPr>
@@ -12373,6 +12631,7 @@
       <w:pPr>
         <w:keepNext/>
         <w:spacing w:before="160" w:after="40"/>
+        <w:jc w:val="both"/>
       </w:pPr>
       <w:r>
         <w:rPr>
@@ -12387,6 +12646,7 @@
     <w:p>
       <w:pPr>
         <w:spacing w:before="40" w:after="80" w:line="276" w:lineRule="auto"/>
+        <w:jc w:val="both"/>
       </w:pPr>
       <w:r>
         <w:rPr>
@@ -12414,6 +12674,7 @@
     <w:p>
       <w:pPr>
         <w:spacing w:before="40" w:after="80" w:line="276" w:lineRule="auto"/>
+        <w:jc w:val="both"/>
       </w:pPr>
       <w:r>
         <w:rPr>
@@ -12456,6 +12717,7 @@
     <w:p>
       <w:pPr>
         <w:spacing w:before="40" w:after="80" w:line="276" w:lineRule="auto"/>
+        <w:jc w:val="both"/>
       </w:pPr>
       <w:r>
         <w:t xml:space="preserve">Routing field extractions through CanonicalNormalizer (Pass B) recovers true extraction performance, boosting Field F1 score to 100.00% (a +0.68% absolute improvement) while reducing mean CER by 90.42% (from 38.13% down to 3.65%). Date and Roll Number normalizers contributed the largest share of corrections (27.48% each), demonstrating that domain-specific normalization is essential for unbiased evaluation of academic credential document processing engines [25], [26], [36].</w:t>
@@ -12465,6 +12727,7 @@
       <w:pPr>
         <w:keepNext/>
         <w:spacing w:before="200" w:after="80"/>
+        <w:jc w:val="both"/>
       </w:pPr>
       <w:r>
         <w:rPr>
@@ -12479,6 +12742,7 @@
     <w:p>
       <w:pPr>
         <w:spacing w:before="40" w:after="80" w:line="276" w:lineRule="auto"/>
+        <w:jc w:val="both"/>
       </w:pPr>
       <ns3:oMath>
         <ns3:r>
@@ -12523,6 +12787,7 @@
     <w:p>
       <w:pPr>
         <w:spacing w:before="40" w:after="80" w:line="276" w:lineRule="auto"/>
+        <w:jc w:val="both"/>
       </w:pPr>
       <ns3:oMath>
         <ns3:r>
@@ -12589,6 +12854,7 @@
       <w:pPr>
         <w:keepNext/>
         <w:spacing w:before="200" w:after="80"/>
+        <w:jc w:val="both"/>
       </w:pPr>
       <w:r>
         <w:t xml:space="preserve">5.7 Empirical Evaluation Scope &amp; Methodological Limitations</w:t>
@@ -12597,6 +12863,7 @@
     <w:p>
       <w:pPr>
         <w:spacing w:before="40" w:after="80" w:line="276" w:lineRule="auto"/>
+        <w:jc w:val="both"/>
       </w:pPr>
       <ns3:oMath>
         <ns3:r>
@@ -12643,6 +12910,7 @@
     <w:p>
       <w:pPr>
         <w:spacing w:before="40" w:after="80" w:line="276" w:lineRule="auto"/>
+        <w:jc w:val="both"/>
       </w:pPr>
       <w:r>
         <w:rPr>
@@ -12656,6 +12924,7 @@
       <w:pPr>
         <w:keepNext/>
         <w:spacing w:before="200" w:after="80"/>
+        <w:jc w:val="both"/>
       </w:pPr>
       <w:r>
         <w:rPr>
@@ -12670,6 +12939,7 @@
     <w:p>
       <w:pPr>
         <w:spacing w:before="40" w:after="80" w:line="276" w:lineRule="auto"/>
+        <w:jc w:val="both"/>
       </w:pPr>
       <w:r>
         <w:t xml:space="preserve">Evaluating the error taxonomy across 24,480 paired field observations before and after canonical normalization demonstrates how error categories shift between passes [28], [37].</w:t>
@@ -14623,6 +14893,7 @@
     <w:p>
       <w:pPr>
         <w:spacing w:before="40" w:after="80" w:line="276" w:lineRule="auto"/>
+        <w:jc w:val="both"/>
       </w:pPr>
       <w:r>
         <w:rPr>
@@ -14636,6 +14907,7 @@
       <w:pPr>
         <w:keepNext/>
         <w:spacing w:before="280" w:after="120"/>
+        <w:jc w:val="both"/>
       </w:pPr>
       <w:r>
         <w:rPr>
@@ -14651,6 +14923,7 @@
       <w:pPr>
         <w:keepNext/>
         <w:spacing w:before="200" w:after="80"/>
+        <w:jc w:val="both"/>
       </w:pPr>
       <w:r>
         <w:rPr>
@@ -14665,6 +14938,7 @@
     <w:p>
       <w:pPr>
         <w:spacing w:before="40" w:after="80" w:line="276" w:lineRule="auto"/>
+        <w:jc w:val="both"/>
       </w:pPr>
       <w:r>
         <w:rPr>
@@ -14678,6 +14952,7 @@
       <w:pPr>
         <w:spacing w:before="20" w:after="40"/>
         <w:ind w:left="360"/>
+        <w:jc w:val="both"/>
       </w:pPr>
       <w:r>
         <w:rPr>
@@ -14699,6 +14974,7 @@
       <w:pPr>
         <w:spacing w:before="20" w:after="40"/>
         <w:ind w:left="360"/>
+        <w:jc w:val="both"/>
       </w:pPr>
       <w:r>
         <w:rPr>
@@ -14720,6 +14996,7 @@
       <w:pPr>
         <w:spacing w:before="20" w:after="40"/>
         <w:ind w:left="360"/>
+        <w:jc w:val="both"/>
       </w:pPr>
       <w:r>
         <w:rPr>
@@ -14741,6 +15018,7 @@
       <w:pPr>
         <w:spacing w:before="20" w:after="40"/>
         <w:ind w:left="360"/>
+        <w:jc w:val="both"/>
       </w:pPr>
       <w:r>
         <w:rPr>
@@ -14762,6 +15040,7 @@
       <w:pPr>
         <w:spacing w:before="20" w:after="40"/>
         <w:ind w:left="360"/>
+        <w:jc w:val="both"/>
       </w:pPr>
       <w:r>
         <w:rPr>
@@ -14783,6 +15062,7 @@
       <w:pPr>
         <w:keepNext/>
         <w:spacing w:before="200" w:after="80"/>
+        <w:jc w:val="both"/>
       </w:pPr>
       <w:r>
         <w:rPr>
@@ -14798,6 +15078,7 @@
       <w:pPr>
         <w:spacing w:before="20" w:after="40"/>
         <w:ind w:left="360"/>
+        <w:jc w:val="both"/>
       </w:pPr>
       <w:r>
         <w:rPr>
@@ -14819,6 +15100,7 @@
       <w:pPr>
         <w:spacing w:before="20" w:after="40"/>
         <w:ind w:left="360"/>
+        <w:jc w:val="both"/>
       </w:pPr>
       <w:r/>
       <w:r>
@@ -14832,6 +15114,7 @@
       <w:pPr>
         <w:keepNext/>
         <w:spacing w:before="200" w:after="80"/>
+        <w:jc w:val="both"/>
       </w:pPr>
       <w:r>
         <w:rPr>
@@ -14847,6 +15130,7 @@
       <w:pPr>
         <w:pStyle w:val="23"/>
         <w:spacing w:before="20" w:after="40"/>
+        <w:jc w:val="both"/>
       </w:pPr>
       <w:r>
         <w:rPr>
@@ -14868,6 +15152,7 @@
       <w:pPr>
         <w:pStyle w:val="23"/>
         <w:spacing w:before="20" w:after="40"/>
+        <w:jc w:val="both"/>
       </w:pPr>
       <w:r>
         <w:rPr>
@@ -14889,6 +15174,7 @@
       <w:pPr>
         <w:pStyle w:val="23"/>
         <w:spacing w:before="20" w:after="40"/>
+        <w:jc w:val="both"/>
       </w:pPr>
       <w:r>
         <w:rPr>
@@ -14910,6 +15196,7 @@
       <w:pPr>
         <w:keepNext/>
         <w:spacing w:before="280" w:after="120"/>
+        <w:jc w:val="both"/>
       </w:pPr>
       <w:r>
         <w:rPr>
@@ -14925,6 +15212,7 @@
       <w:pPr>
         <w:keepNext/>
         <w:spacing w:before="200" w:after="80"/>
+        <w:jc w:val="both"/>
       </w:pPr>
       <w:r>
         <w:rPr>
@@ -14940,6 +15228,7 @@
       <w:pPr>
         <w:spacing w:before="20" w:after="40"/>
         <w:ind w:left="360"/>
+        <w:jc w:val="both"/>
       </w:pPr>
       <w:r>
         <w:rPr>
@@ -14961,6 +15250,7 @@
       <w:pPr>
         <w:spacing w:before="20" w:after="40"/>
         <w:ind w:left="360"/>
+        <w:jc w:val="both"/>
       </w:pPr>
       <w:r>
         <w:rPr>
@@ -14982,6 +15272,7 @@
       <w:pPr>
         <w:keepNext/>
         <w:spacing w:before="160" w:after="40"/>
+        <w:jc w:val="both"/>
       </w:pPr>
       <w:r>
         <w:rPr>
@@ -14996,6 +15287,7 @@
     <w:p>
       <w:pPr>
         <w:spacing w:before="40" w:after="80" w:line="276" w:lineRule="auto"/>
+        <w:jc w:val="both"/>
       </w:pPr>
       <w:r>
         <w:rPr>
@@ -15009,6 +15301,7 @@
       <w:pPr>
         <w:keepNext/>
         <w:spacing w:before="280" w:after="120"/>
+        <w:jc w:val="both"/>
       </w:pPr>
       <w:r>
         <w:rPr>
@@ -15023,6 +15316,7 @@
     <w:p>
       <w:pPr>
         <w:spacing w:before="40" w:after="80" w:line="276" w:lineRule="auto"/>
+        <w:jc w:val="both"/>
       </w:pPr>
       <w:r>
         <w:rPr>
@@ -15036,6 +15330,7 @@
       <w:pPr>
         <w:spacing w:before="20" w:after="40"/>
         <w:ind w:left="360"/>
+        <w:jc w:val="both"/>
       </w:pPr>
       <w:r>
         <w:rPr>
@@ -15057,6 +15352,7 @@
       <w:pPr>
         <w:spacing w:before="20" w:after="40"/>
         <w:ind w:left="360"/>
+        <w:jc w:val="both"/>
       </w:pPr>
       <w:r>
         <w:t xml:space="preserve">2. Option A Image-Based Evaluation: Benchmarking end-to-end vision encoder-decoder VLMs (Donut [7], Florence-2 [9], GOT-OCR2.0 [38], LLaVA-NeXT-Doc [15], DocFormers 2.0 [32]) and classical OCR engines (Tesseract [18], olmOCR 2 [45]) directly on raw document image pixel tensors under Option A, measuring genuine extraction decay across the four optical degradation profiles.
@@ -15067,6 +15363,7 @@
       <w:pPr>
         <w:keepNext/>
         <w:spacing w:before="280" w:after="120"/>
+        <w:jc w:val="both"/>
       </w:pPr>
       <w:r>
         <w:rPr>
@@ -15081,6 +15378,7 @@
     <w:p>
       <w:pPr>
         <w:spacing w:before="40" w:after="80" w:line="276" w:lineRule="auto"/>
+        <w:jc w:val="both"/>
       </w:pPr>
       <w:r>
         <w:rPr>
@@ -15123,6 +15421,7 @@
     <w:p>
       <w:pPr>
         <w:spacing w:before="40" w:after="80" w:line="276" w:lineRule="auto"/>
+        <w:jc w:val="both"/>
       </w:pPr>
       <ns3:oMath>
         <ns3:r>
@@ -15152,6 +15451,7 @@
       <w:pPr>
         <w:keepNext/>
         <w:spacing w:before="280" w:after="120"/>
+        <w:jc w:val="both"/>
       </w:pPr>
       <w:r>
         <w:rPr>
@@ -15166,6 +15466,7 @@
     <w:p>
       <w:pPr>
         <w:spacing w:before="40" w:after="80" w:line="276" w:lineRule="auto"/>
+        <w:jc w:val="both"/>
       </w:pPr>
       <w:r>
         <w:rPr>
@@ -15176,6 +15477,9 @@
       </w:r>
     </w:p>
     <w:p>
+      <w:pPr>
+        <w:jc w:val="both"/>
+      </w:pPr>
       <w:r>
         <w:t xml:space="preserve">ACKNOWLEDGMENT
 This work was carried out under the guidance of Ms. Kamini and the co-guidance of Ms. Mekhala, Department of Computer Science and Engineering, Sharda University. The authors sincerely acknowledge their valuable guidance, technical insights, and continuous support throughout this research.</w:t>
@@ -15186,15 +15490,7 @@
         <w:keepNext/>
         <w:spacing w:before="280" w:after="120"/>
       </w:pPr>
-      <w:r>
-        <w:rPr>
-          <w:rFonts w:ascii="Times New Roman" w:hAnsi="Times New Roman"/>
-          <w:b/>
-          <w:color w:val="003366"/>
-          <w:sz w:val="26"/>
-        </w:rPr>
-        <w:t>References</w:t>
-      </w:r>
+      <w:r/>
     </w:p>
     <w:p>
       <w:pPr>
@@ -15213,6 +15509,7 @@
       <w:pPr>
         <w:keepNext/>
         <w:spacing w:before="360" w:after="160"/>
+        <w:jc w:val="both"/>
       </w:pPr>
       <w:r>
         <w:rPr>
@@ -15228,6 +15525,7 @@
       <w:pPr>
         <w:keepNext/>
         <w:spacing w:before="240" w:after="80"/>
+        <w:jc w:val="both"/>
       </w:pPr>
       <w:r>
         <w:rPr>
@@ -15242,6 +15540,7 @@
     <w:p>
       <w:pPr>
         <w:spacing w:before="40" w:after="80" w:line="276" w:lineRule="auto"/>
+        <w:jc w:val="both"/>
       </w:pPr>
       <w:r>
         <w:rPr>
@@ -15440,16 +15739,6 @@
           </w:tcPr>
           <w:p>
             <w:r>
-              <w:rPr>
-                <w:rFonts w:ascii="Calibri" w:hAnsi="Calibri"/>
-                <w:sz w:val="18"/>
-              </w:rPr>
-            </w:r>
-            <w:r>
-              <w:rPr>
-                <w:rFonts w:ascii="Calibri" w:hAnsi="Calibri"/>
-                <w:sz w:val="18"/>
-              </w:rPr>
               <w:t>Groq Cloud AI (minicpm-v:latest, temp=0.2, max_tokens=8192)</w:t>
             </w:r>
           </w:p>
@@ -15812,6 +16101,7 @@
       <w:pPr>
         <w:keepNext/>
         <w:spacing w:before="240" w:after="80"/>
+        <w:jc w:val="both"/>
       </w:pPr>
       <w:r>
         <w:rPr>
@@ -15826,6 +16116,7 @@
     <w:p>
       <w:pPr>
         <w:spacing w:before="40" w:after="80" w:line="276" w:lineRule="auto"/>
+        <w:jc w:val="both"/>
       </w:pPr>
       <w:r>
         <w:rPr>
@@ -15849,6 +16140,7 @@
     <w:p>
       <w:pPr>
         <w:spacing w:before="40" w:after="80" w:line="276" w:lineRule="auto"/>
+        <w:jc w:val="both"/>
       </w:pPr>
       <w:r>
         <w:rPr>
@@ -15872,6 +16164,7 @@
     <w:p>
       <w:pPr>
         <w:spacing w:before="40" w:after="80" w:line="276" w:lineRule="auto"/>
+        <w:jc w:val="both"/>
       </w:pPr>
       <w:r>
         <w:rPr>
@@ -15895,6 +16188,7 @@
     <w:p>
       <w:pPr>
         <w:spacing w:before="40" w:after="80" w:line="276" w:lineRule="auto"/>
+        <w:jc w:val="both"/>
       </w:pPr>
       <w:r>
         <w:rPr>
@@ -15918,6 +16212,7 @@
     <w:p>
       <w:pPr>
         <w:spacing w:before="40" w:after="80" w:line="276" w:lineRule="auto"/>
+        <w:jc w:val="both"/>
       </w:pPr>
       <w:r>
         <w:rPr>
@@ -15941,6 +16236,7 @@
     <w:p>
       <w:pPr>
         <w:spacing w:before="40" w:after="80" w:line="276" w:lineRule="auto"/>
+        <w:jc w:val="both"/>
       </w:pPr>
       <w:r>
         <w:rPr>
@@ -15965,6 +16261,7 @@
       <w:pPr>
         <w:keepNext/>
         <w:spacing w:before="360" w:after="160"/>
+        <w:jc w:val="both"/>
       </w:pPr>
       <w:r>
         <w:rPr>
@@ -15980,6 +16277,7 @@
       <w:pPr>
         <w:keepNext/>
         <w:spacing w:before="240" w:after="80"/>
+        <w:jc w:val="both"/>
       </w:pPr>
       <w:r>
         <w:rPr>
@@ -15994,6 +16292,7 @@
     <w:p>
       <w:pPr>
         <w:spacing w:before="40" w:after="80" w:line="276" w:lineRule="auto"/>
+        <w:jc w:val="both"/>
       </w:pPr>
       <w:r>
         <w:rPr>
@@ -16008,6 +16307,7 @@
     <w:p>
       <w:pPr>
         <w:spacing w:before="40" w:after="80" w:line="276" w:lineRule="auto"/>
+        <w:jc w:val="both"/>
       </w:pPr>
       <w:r>
         <w:rPr>
@@ -16032,6 +16332,7 @@
       <w:pPr>
         <w:keepNext/>
         <w:spacing w:before="240" w:after="80"/>
+        <w:jc w:val="both"/>
       </w:pPr>
       <w:r>
         <w:rPr>
@@ -16046,6 +16347,7 @@
     <w:p>
       <w:pPr>
         <w:spacing w:before="40" w:after="80" w:line="276" w:lineRule="auto"/>
+        <w:jc w:val="both"/>
       </w:pPr>
       <w:r>
         <w:rPr>
@@ -16524,6 +16826,7 @@
       <w:pPr>
         <w:keepNext/>
         <w:spacing w:before="360" w:after="160"/>
+        <w:jc w:val="both"/>
       </w:pPr>
       <w:r>
         <w:rPr>
@@ -16539,6 +16842,7 @@
       <w:pPr>
         <w:keepNext/>
         <w:spacing w:before="240" w:after="80"/>
+        <w:jc w:val="both"/>
       </w:pPr>
       <w:r>
         <w:rPr>
@@ -17142,6 +17446,7 @@
       <w:pPr>
         <w:keepNext/>
         <w:spacing w:before="240" w:after="80"/>
+        <w:jc w:val="both"/>
       </w:pPr>
       <w:r>
         <w:rPr>
@@ -17156,6 +17461,7 @@
     <w:p>
       <w:pPr>
         <w:spacing w:before="40" w:after="80" w:line="276" w:lineRule="auto"/>
+        <w:jc w:val="both"/>
       </w:pPr>
       <w:r>
         <w:rPr>
@@ -17392,6 +17698,7 @@
     <w:p>
       <w:pPr>
         <w:spacing w:before="40" w:after="80" w:line="276" w:lineRule="auto"/>
+        <w:jc w:val="both"/>
       </w:pPr>
       <w:r>
         <w:rPr>
@@ -17415,6 +17722,7 @@
     <w:p>
       <w:pPr>
         <w:spacing w:before="40" w:after="80" w:line="276" w:lineRule="auto"/>
+        <w:jc w:val="both"/>
       </w:pPr>
       <w:r>
         <w:rPr>
@@ -17436,6 +17744,7 @@
     <w:p>
       <w:pPr>
         <w:spacing w:before="40" w:after="80" w:line="276" w:lineRule="auto"/>
+        <w:jc w:val="both"/>
       </w:pPr>
       <w:r>
         <w:rPr>
@@ -17451,6 +17760,7 @@
       <w:pPr>
         <w:keepNext/>
         <w:spacing w:before="240" w:after="80"/>
+        <w:jc w:val="both"/>
       </w:pPr>
       <w:r>
         <w:rPr>
@@ -17629,16 +17939,6 @@
           </w:tcPr>
           <w:p>
             <w:r>
-              <w:rPr>
-                <w:rFonts w:ascii="Calibri" w:hAnsi="Calibri"/>
-                <w:sz w:val="18"/>
-              </w:rPr>
-            </w:r>
-            <w:r>
-              <w:rPr>
-                <w:rFonts w:ascii="Calibri" w:hAnsi="Calibri"/>
-                <w:sz w:val="18"/>
-              </w:rPr>
               <w:t>74.60%</w:t>
             </w:r>
           </w:p>
@@ -17721,16 +18021,6 @@
           </w:tcPr>
           <w:p>
             <w:r>
-              <w:rPr>
-                <w:rFonts w:ascii="Calibri" w:hAnsi="Calibri"/>
-                <w:sz w:val="18"/>
-              </w:rPr>
-            </w:r>
-            <w:r>
-              <w:rPr>
-                <w:rFonts w:ascii="Calibri" w:hAnsi="Calibri"/>
-                <w:sz w:val="18"/>
-              </w:rPr>
               <w:t>82.18%</w:t>
             </w:r>
           </w:p>
@@ -17874,382 +18164,457 @@
     </w:sectPr>
     <w:p>
       <w:pPr>
-        <w:spacing w:after="120" w:line="240" w:lineRule="auto"/>
-      </w:pPr>
-      <w:r>
-        <w:t xml:space="preserve">[1] Y. Zhou, X. Chen et al., "Multimodal Document Image Classification and Parsing with Hybrid Vision-Language Architectures," IEEE Trans. Pattern Anal. Mach. Intell. (TPAMI), 2025. DOI: 10.1109/TPAMI.2025.3394120.</w:t>
+        <w:spacing w:before="280" w:after="120"/>
+      </w:pPr>
+      <w:r>
+        <w:rPr>
+          <w:rFonts w:ascii="Times New Roman" w:hAnsi="Times New Roman"/>
+          <w:b/>
+          <w:sz w:val="26"/>
+        </w:rPr>
+        <w:t>REFERENCES</w:t>
       </w:r>
     </w:p>
     <w:p>
       <w:pPr>
         <w:spacing w:after="120" w:line="240" w:lineRule="auto"/>
-      </w:pPr>
-      <w:r>
-        <w:t xml:space="preserve">[2] L. Zhang, W. Wang et al., "End-to-End Information Extraction from Scanned Receipts and Financial Documents," Pattern Recognition (Elsevier), 2025. DOI: 10.1016/j.patcog.2025.110450.</w:t>
+        <w:jc w:val="both"/>
+      </w:pPr>
+      <w:r>
+        <w:t xml:space="preserve">[1] Y. Zhou, X. Chen et al., "Multimodal Document Image Classification and Parsing with Hybrid Vision-Language Architectures," IEEE Trans. Pattern Anal. Mach. Intell. (TPAMI), 2025. DOI: 10.1109/TPAMI.2025.3394120.</w:t>
       </w:r>
     </w:p>
     <w:p>
       <w:pPr>
         <w:spacing w:after="120" w:line="240" w:lineRule="auto"/>
-      </w:pPr>
-      <w:r>
-        <w:t xml:space="preserve">[3] J. Xu, T. Huang et al., "Structured Key-Value Extraction in Complex Multi-Page Receipts: Benchmarks and Models," IEEE Trans. Knowl. Data Eng. (TKDE), 2025. DOI: 10.1109/TKDE.2025.3382190.</w:t>
+        <w:jc w:val="both"/>
+      </w:pPr>
+      <w:r>
+        <w:t xml:space="preserve">[2] L. Zhang, W. Wang et al., "End-to-End Information Extraction from Scanned Receipts and Financial Documents," Pattern Recognition (Elsevier), 2025. DOI: 10.1016/j.patcog.2025.110450.</w:t>
       </w:r>
     </w:p>
     <w:p>
       <w:pPr>
         <w:spacing w:after="120" w:line="240" w:lineRule="auto"/>
-      </w:pPr>
-      <w:r>
-        <w:t xml:space="preserve">[4] K. Zhao, M. Liu et al., "Noisy Form Document Layout Analysis and Entity Linking in Real-World Scans," IEEE Access, 2025. DOI: 10.1109/ACCESS.2025.3391020.</w:t>
+        <w:jc w:val="both"/>
+      </w:pPr>
+      <w:r>
+        <w:t xml:space="preserve">[3] J. Xu, T. Huang et al., "Structured Key-Value Extraction in Complex Multi-Page Receipts: Benchmarks and Models," IEEE Trans. Knowl. Data Eng. (TKDE), 2025. DOI: 10.1109/TKDE.2025.3382190.</w:t>
       </w:r>
     </w:p>
     <w:p>
       <w:pPr>
         <w:spacing w:after="120" w:line="240" w:lineRule="auto"/>
-      </w:pPr>
-      <w:r>
-        <w:t xml:space="preserve">[5] S. Chen, R. Zhang et al., "Visual Question Answering on Complex Academic and Administrative Documents," ACM Comput. Surv., 2025. DOI: 10.1145/3682100.</w:t>
+        <w:jc w:val="both"/>
+      </w:pPr>
+      <w:r>
+        <w:t xml:space="preserve">[4] K. Zhao, M. Liu et al., "Noisy Form Document Layout Analysis and Entity Linking in Real-World Scans," IEEE Access, 2025. DOI: 10.1109/ACCESS.2025.3391020.</w:t>
       </w:r>
     </w:p>
     <w:p>
       <w:pPr>
         <w:spacing w:after="120" w:line="240" w:lineRule="auto"/>
-      </w:pPr>
-      <w:r>
-        <w:t xml:space="preserve">[6] X. Yang, H. Sun et al., "Unified Pre-trained Vision-Language Models for Multi-Modal Document Intelligence," IEEE Trans. Multimedia, 2025. DOI: 10.1109/TMM.2025.3378900.</w:t>
+        <w:jc w:val="both"/>
+      </w:pPr>
+      <w:r>
+        <w:t xml:space="preserve">[5] S. Chen, R. Zhang et al., "Visual Question Answering on Complex Academic and Administrative Documents," ACM Comput. Surv., 2025. DOI: 10.1145/3682100.</w:t>
       </w:r>
     </w:p>
     <w:p>
       <w:pPr>
         <w:spacing w:after="120" w:line="240" w:lineRule="auto"/>
-      </w:pPr>
-      <w:r>
-        <w:t xml:space="preserve">[7] C. Wang, Y. Li et al., "OCR-Free End-to-End Visual Document Processing via Swin-Transformer Architectures," Neural Networks (Elsevier), 2025. DOI: 10.1016/j.neunet.2025.106200.</w:t>
+        <w:jc w:val="both"/>
+      </w:pPr>
+      <w:r>
+        <w:t xml:space="preserve">[6] X. Yang, H. Sun et al., "Unified Pre-trained Vision-Language Models for Multi-Modal Document Intelligence," IEEE Trans. Multimedia, 2025. DOI: 10.1109/TMM.2025.3378900.</w:t>
       </w:r>
     </w:p>
     <w:p>
       <w:pPr>
         <w:spacing w:after="120" w:line="240" w:lineRule="auto"/>
-      </w:pPr>
-      <w:r>
-        <w:t xml:space="preserve">[8] H. Lin, P. Fan et al., "Pre-trained Vision-Text Sequence-to-Sequence Models for Optical Character Recognition," Expert Syst. Appl. (Elsevier), 2025. DOI: 10.1016/j.eswa.2025.123500.</w:t>
+        <w:jc w:val="both"/>
+      </w:pPr>
+      <w:r>
+        <w:t xml:space="preserve">[7] C. Wang, Y. Li et al., "OCR-Free End-to-End Visual Document Processing via Swin-Transformer Architectures," Neural Networks (Elsevier), 2025. DOI: 10.1016/j.neunet.2025.106200.</w:t>
       </w:r>
     </w:p>
     <w:p>
       <w:pPr>
         <w:spacing w:after="120" w:line="240" w:lineRule="auto"/>
-      </w:pPr>
-      <w:r>
-        <w:t xml:space="preserve">[9] R. Patel, A. Kumar et al., "Unified Multi-Task Vision-Language Representations for Document Content Extraction," IEEE Trans. Image Process., 2025. DOI: 10.1109/TIP.2025.3385600.</w:t>
+        <w:jc w:val="both"/>
+      </w:pPr>
+      <w:r>
+        <w:t xml:space="preserve">[8] H. Lin, P. Fan et al., "Pre-trained Vision-Text Sequence-to-Sequence Models for Optical Character Recognition," Expert Syst. Appl. (Elsevier), 2025. DOI: 10.1016/j.eswa.2025.123500.</w:t>
       </w:r>
     </w:p>
     <w:p>
       <w:pPr>
         <w:spacing w:after="120" w:line="240" w:lineRule="auto"/>
-      </w:pPr>
-      <w:r>
-        <w:t xml:space="preserve">[10] A. Hu et al., "mPLUG-DocOwl2: High-resolution Compressing for OCR-free Multi-page Document Understanding," in Proc. ACL, 2025. DOI: 10.18653/v1/2025.acl-long.291.</w:t>
+        <w:jc w:val="both"/>
+      </w:pPr>
+      <w:r>
+        <w:t xml:space="preserve">[9] R. Patel, A. Kumar et al., "Unified Multi-Task Vision-Language Representations for Document Content Extraction," IEEE Trans. Image Process., 2025. DOI: 10.1109/TIP.2025.3385600.</w:t>
       </w:r>
     </w:p>
     <w:p>
       <w:pPr>
         <w:spacing w:after="120" w:line="240" w:lineRule="auto"/>
-      </w:pPr>
-      <w:r>
-        <w:t xml:space="preserve">[11] S. Bai et al., "Qwen2.5-VL Technical Report: Enhancing Vision-Language Models with Dynamic Resolution," arXiv:2502.13923, 2025. DOI: 10.48550/arXiv.2502.13923.</w:t>
+        <w:jc w:val="both"/>
+      </w:pPr>
+      <w:r>
+        <w:t xml:space="preserve">[10] A. Hu et al., "mPLUG-DocOwl2: High-resolution Compressing for OCR-free Multi-page Document Understanding," in Proc. ACL, 2025. DOI: 10.18653/v1/2025.acl-long.291.</w:t>
       </w:r>
     </w:p>
     <w:p>
       <w:pPr>
         <w:spacing w:after="120" w:line="240" w:lineRule="auto"/>
-      </w:pPr>
-      <w:r>
-        <w:t xml:space="preserve">[12] Y. Liu et al., "TextMonkey: An OCR-Free Large Multimodal Model for Understanding Document," IEEE Trans. Pattern Anal. Mach. Intell., 2026. DOI: 10.1109/TPAMI.2026.3653415.</w:t>
+        <w:jc w:val="both"/>
+      </w:pPr>
+      <w:r>
+        <w:t xml:space="preserve">[11] S. Bai et al., "Qwen2.5-VL Technical Report: Enhancing Vision-Language Models with Dynamic Resolution," arXiv:2502.13923, 2025. DOI: 10.48550/arXiv.2502.13923.</w:t>
       </w:r>
     </w:p>
     <w:p>
       <w:pPr>
         <w:spacing w:after="120" w:line="240" w:lineRule="auto"/>
-      </w:pPr>
-      <w:r>
-        <w:t xml:space="preserve">[13] Z. Chen et al., "Expanding Performance Boundaries of Open-Source Multimodal Models with Model, Data, and Test-Time Scaling (InternVL 2.5)," arXiv:2412.05271, 2025. DOI: 10.48550/arXiv.2412.05271.</w:t>
+        <w:jc w:val="both"/>
+      </w:pPr>
+      <w:r>
+        <w:t xml:space="preserve">[12] Y. Liu et al., "TextMonkey: An OCR-Free Large Multimodal Model for Understanding Document," IEEE Trans. Pattern Anal. Mach. Intell., 2026. DOI: 10.1109/TPAMI.2026.3653415.</w:t>
       </w:r>
     </w:p>
     <w:p>
       <w:pPr>
         <w:spacing w:after="120" w:line="240" w:lineRule="auto"/>
-      </w:pPr>
-      <w:r>
-        <w:t xml:space="preserve">[14] H. Kang et al., "OmniDocLayout: Towards Diverse Document Layout Generation via Coarse-to-Fine LLM Learning," in Proc. IEEE/CVF CVPR, 2026. DOI: 10.1109/CVPR52735.2026.01420.</w:t>
+        <w:jc w:val="both"/>
+      </w:pPr>
+      <w:r>
+        <w:t xml:space="preserve">[13] Z. Chen et al., "Expanding Performance Boundaries of Open-Source Multimodal Models with Model, Data, and Test-Time Scaling (InternVL 2.5)," arXiv:2412.05271, 2025. DOI: 10.48550/arXiv.2412.05271.</w:t>
       </w:r>
     </w:p>
     <w:p>
       <w:pPr>
         <w:spacing w:after="120" w:line="240" w:lineRule="auto"/>
-      </w:pPr>
-      <w:r>
-        <w:t xml:space="preserve">[15] Z. Li et al., "LLaVA-NeXT-Doc: High-Resolution Vision-Language Modeling for Fine-Grained Document Parsing," IEEE Access, 2025. DOI: 10.1109/ACCESS.2025.3381100.</w:t>
+        <w:jc w:val="both"/>
+      </w:pPr>
+      <w:r>
+        <w:t xml:space="preserve">[14] H. Kang et al., "OmniDocLayout: Towards Diverse Document Layout Generation via Coarse-to-Fine LLM Learning," in Proc. IEEE/CVF CVPR, 2026. DOI: 10.1109/CVPR52735.2026.01420.</w:t>
       </w:r>
     </w:p>
     <w:p>
       <w:pPr>
         <w:spacing w:after="120" w:line="240" w:lineRule="auto"/>
-      </w:pPr>
-      <w:r>
-        <w:t xml:space="preserve">[16] M. Deitke et al., "Molmo and PixMo: Open Weights and Open Data for State-of-the-Art Vision-Language Models," in Proc. IEEE/CVF CVPR, 2025. DOI: 10.48550/arXiv.2409.17146.</w:t>
+        <w:jc w:val="both"/>
+      </w:pPr>
+      <w:r>
+        <w:t xml:space="preserve">[15] Z. Li et al., "LLaVA-NeXT-Doc: High-Resolution Vision-Language Modeling for Fine-Grained Document Parsing," IEEE Access, 2025. DOI: 10.1109/ACCESS.2025.3381100.</w:t>
       </w:r>
     </w:p>
     <w:p>
       <w:pPr>
         <w:spacing w:after="120" w:line="240" w:lineRule="auto"/>
-      </w:pPr>
-      <w:r>
-        <w:t xml:space="preserve">[17] A. Gupta et al., "Synthetic Academic Credential Generation for Privacy-Preserving Document Analysis," in Proc. ICDAR, Springer, 2025. DOI: 10.1007/978-3-031-50210-0_22.</w:t>
+        <w:jc w:val="both"/>
+      </w:pPr>
+      <w:r>
+        <w:t xml:space="preserve">[16] M. Deitke et al., "Molmo and PixMo: Open Weights and Open Data for State-of-the-Art Vision-Language Models," in Proc. IEEE/CVF CVPR, 2025. DOI: 10.48550/arXiv.2409.17146.</w:t>
       </w:r>
     </w:p>
     <w:p>
       <w:pPr>
         <w:spacing w:after="120" w:line="240" w:lineRule="auto"/>
-      </w:pPr>
-      <w:r>
-        <w:t xml:space="preserve">[18] M. B. Santos, E. Ramos et al., "Open-Source OCR and Layout Analysis Systems for Document Intelligence: Comparative Evaluation," Comput. Sci. Rev. (Elsevier), 2025. DOI: 10.1016/j.cosrev.2025.100680.</w:t>
+        <w:jc w:val="both"/>
+      </w:pPr>
+      <w:r>
+        <w:t xml:space="preserve">[17] A. Gupta et al., "Synthetic Academic Credential Generation for Privacy-Preserving Document Analysis," in Proc. ICDAR, Springer, 2025. DOI: 10.1007/978-3-031-50210-0_22.</w:t>
       </w:r>
     </w:p>
     <w:p>
       <w:pPr>
         <w:spacing w:after="120" w:line="240" w:lineRule="auto"/>
-      </w:pPr>
-      <w:r>
-        <w:t xml:space="preserve">[19] N. Livathinos et al., "Docling: An Efficient Open-Source Toolkit for AI-Driven Document Conversion," in AAAI Workshop, IBM Research, 2025. DOI: 10.48550/arXiv.2501.17887.</w:t>
+        <w:jc w:val="both"/>
+      </w:pPr>
+      <w:r>
+        <w:t xml:space="preserve">[18] M. B. Santos, E. Ramos et al., "Open-Source OCR and Layout Analysis Systems for Document Intelligence: Comparative Evaluation," Comput. Sci. Rev. (Elsevier), 2025. DOI: 10.1016/j.cosrev.2025.100680.</w:t>
       </w:r>
     </w:p>
     <w:p>
       <w:pPr>
         <w:spacing w:after="120" w:line="240" w:lineRule="auto"/>
-      </w:pPr>
-      <w:r>
-        <w:t xml:space="preserve">[20] A. Sharma, V. Mehta et al., "Text Normalization and Canonical String Mapping in Natural Language Processing: A Survey," ACM Comput. Surv., 2025. DOI: 10.1145/3691200.</w:t>
+        <w:jc w:val="both"/>
+      </w:pPr>
+      <w:r>
+        <w:t xml:space="preserve">[19] N. Livathinos et al., "Docling: An Efficient Open-Source Toolkit for AI-Driven Document Conversion," in AAAI Workshop, IBM Research, 2025. DOI: 10.48550/arXiv.2501.17887.</w:t>
       </w:r>
     </w:p>
     <w:p>
       <w:pPr>
         <w:spacing w:after="120" w:line="240" w:lineRule="auto"/>
-      </w:pPr>
-      <w:r>
-        <w:t xml:space="preserve">[21] T. Fujii, K. Sato et al., "Modern String Edit Distance Algorithms and Character Error Rate Evaluation in OCR Systems," IEEE Access, 2025. DOI: 10.1109/ACCESS.2025.3395800.</w:t>
+        <w:jc w:val="both"/>
+      </w:pPr>
+      <w:r>
+        <w:t xml:space="preserve">[20] A. Sharma, V. Mehta et al., "Text Normalization and Canonical String Mapping in Natural Language Processing: A Survey," ACM Comput. Surv., 2025. DOI: 10.1145/3691200.</w:t>
       </w:r>
     </w:p>
     <w:p>
       <w:pPr>
         <w:spacing w:after="120" w:line="240" w:lineRule="auto"/>
-      </w:pPr>
-      <w:r>
-        <w:t xml:space="preserve">[22] E. R. Johnson, M. Taylor et al., "Statistical Significance Testing for Categorical Paired Observations in Machine Learning Benchmarks," J. Mach. Learn. Res. (JMLR), 2025. DOI: 10.5555/JMLR.2025.26.104.</w:t>
+        <w:jc w:val="both"/>
+      </w:pPr>
+      <w:r>
+        <w:t xml:space="preserve">[21] T. Fujii, K. Sato et al., "Modern String Edit Distance Algorithms and Character Error Rate Evaluation in OCR Systems," IEEE Access, 2025. DOI: 10.1109/ACCESS.2025.3395800.</w:t>
       </w:r>
     </w:p>
     <w:p>
       <w:pPr>
         <w:spacing w:after="120" w:line="240" w:lineRule="auto"/>
-      </w:pPr>
-      <w:r>
-        <w:t xml:space="preserve">[23] D. Miller, S. Davis et al., "Non-Parametric Statistical Hypothesis Testing for Algorithm Comparison in Computer Vision," IEEE Trans. Pattern Anal. Mach. Intell., 2025. DOI: 10.1109/TPAMI.2025.3401800.</w:t>
+        <w:jc w:val="both"/>
+      </w:pPr>
+      <w:r>
+        <w:t xml:space="preserve">[22] E. R. Johnson, M. Taylor et al., "Statistical Significance Testing for Categorical Paired Observations in Machine Learning Benchmarks," J. Mach. Learn. Res. (JMLR), 2025. DOI: 10.5555/JMLR.2025.26.104.</w:t>
       </w:r>
     </w:p>
     <w:p>
       <w:pPr>
         <w:spacing w:after="120" w:line="240" w:lineRule="auto"/>
-      </w:pPr>
-      <w:r>
-        <w:t xml:space="preserve">[24] P. K. Verma, R. Singh et al., "Bootstrap Percentile Confidence Intervals for Performance Estimation in Document AI Benchmarks," Pattern Recognition Lett. (Elsevier), 2025. DOI: 10.1016/j.patrec.2025.109800.</w:t>
+        <w:jc w:val="both"/>
+      </w:pPr>
+      <w:r>
+        <w:t xml:space="preserve">[23] D. Miller, S. Davis et al., "Non-Parametric Statistical Hypothesis Testing for Algorithm Comparison in Computer Vision," IEEE Trans. Pattern Anal. Mach. Intell., 2025. DOI: 10.1109/TPAMI.2025.3401800.</w:t>
       </w:r>
     </w:p>
     <w:p>
       <w:pPr>
         <w:spacing w:after="120" w:line="240" w:lineRule="auto"/>
-      </w:pPr>
-      <w:r>
-        <w:t xml:space="preserve">[25] M. Alvarez et al., "Semantic Canonicalization and Normalizer Evaluation in Multi-Modal Document Analysis," IEEE Access, 2026. DOI: 10.1109/ACCESS.2026.3412000.</w:t>
+        <w:jc w:val="both"/>
+      </w:pPr>
+      <w:r>
+        <w:t xml:space="preserve">[24] P. K. Verma, R. Singh et al., "Bootstrap Percentile Confidence Intervals for Performance Estimation in Document AI Benchmarks," Pattern Recognition Lett. (Elsevier), 2025. DOI: 10.1016/j.patrec.2025.109800.</w:t>
       </w:r>
     </w:p>
     <w:p>
       <w:pPr>
         <w:spacing w:after="120" w:line="240" w:lineRule="auto"/>
-      </w:pPr>
-      <w:r>
-        <w:t xml:space="preserve">[26] P. Singh et al., "Privacy-Preserving Synthetic Document Generation for Administrative Credential Intelligence," ACM Trans. Knowl. Discov. Data (TKDD), 2026. DOI: 10.1145/3671200.</w:t>
+        <w:jc w:val="both"/>
+      </w:pPr>
+      <w:r>
+        <w:t xml:space="preserve">[25] M. Alvarez et al., "Semantic Canonicalization and Normalizer Evaluation in Multi-Modal Document Analysis," IEEE Access, 2026. DOI: 10.1109/ACCESS.2026.3412000.</w:t>
       </w:r>
     </w:p>
     <w:p>
       <w:pPr>
         <w:spacing w:after="120" w:line="240" w:lineRule="auto"/>
-      </w:pPr>
-      <w:r>
-        <w:t xml:space="preserve">[27] J. Liu, H. Chen et al., "VLM-RobustBench: Assessing Vision-Language Model Fragility under 49 Real-World Optical Degradations," IEEE Trans. Pattern Anal. Mach. Intell., 2026. DOI: 10.1109/TPAMI.2026.3421000.</w:t>
+        <w:jc w:val="both"/>
+      </w:pPr>
+      <w:r>
+        <w:t xml:space="preserve">[26] P. Singh et al., "Privacy-Preserving Synthetic Document Generation for Administrative Credential Intelligence," ACM Trans. Knowl. Discov. Data (TKDD), 2026. DOI: 10.1145/3671200.</w:t>
       </w:r>
     </w:p>
     <w:p>
       <w:pPr>
         <w:spacing w:after="120" w:line="240" w:lineRule="auto"/>
-      </w:pPr>
-      <w:r>
-        <w:t xml:space="preserve">[28] C. K. R. Raman and V. Subramanian, "Privacy-Preserving Document Benchmarking under Statutory Regulations," IEEE Trans. Inf. Forensics Security (TIFS), 2025. DOI: 10.1109/TIFS.2025.3370120.</w:t>
+        <w:jc w:val="both"/>
+      </w:pPr>
+      <w:r>
+        <w:t xml:space="preserve">[27] J. Liu, H. Chen et al., "VLM-RobustBench: Assessing Vision-Language Model Fragility under 49 Real-World Optical Degradations," IEEE Trans. Pattern Anal. Mach. Intell., 2026. DOI: 10.1109/TPAMI.2026.3421000.</w:t>
       </w:r>
     </w:p>
     <w:p>
       <w:pPr>
         <w:spacing w:after="120" w:line="240" w:lineRule="auto"/>
-      </w:pPr>
-      <w:r>
-        <w:t xml:space="preserve">[29] A. Nassar et al., "SmolDocling: An Ultra-Compact Vision-Language Model for End-to-End Multi-Modal Document Conversion," IBM Research, arXiv:2503.11576, 2025. DOI: 10.48550/arXiv.2503.11576.</w:t>
+        <w:jc w:val="both"/>
+      </w:pPr>
+      <w:r>
+        <w:t xml:space="preserve">[28] C. K. R. Raman and V. Subramanian, "Privacy-Preserving Document Benchmarking under Statutory Regulations," IEEE Trans. Inf. Forensics Security (TIFS), 2025. DOI: 10.1109/TIFS.2025.3370120.</w:t>
       </w:r>
     </w:p>
     <w:p>
       <w:pPr>
         <w:spacing w:after="120" w:line="240" w:lineRule="auto"/>
-      </w:pPr>
-      <w:r>
-        <w:t xml:space="preserve">[30] L. Ouyang et al., "OmniDocBench: Benchmarking Diverse PDF Document Parsing with Comprehensive Annotations," in Proc. IEEE/CVF CVPR, 2025. DOI: 10.48550/arXiv.2412.07626.</w:t>
+        <w:jc w:val="both"/>
+      </w:pPr>
+      <w:r>
+        <w:t xml:space="preserve">[29] A. Nassar et al., "SmolDocling: An Ultra-Compact Vision-Language Model for End-to-End Multi-Modal Document Conversion," IBM Research, arXiv:2503.11576, 2025. DOI: 10.48550/arXiv.2503.11576.</w:t>
       </w:r>
     </w:p>
     <w:p>
-      <w:r>
-        <w:t>[31] K. R. M. Banerjee et al., "Reproducibility Guidelines and Empirical Verification Protocols for Document AI Benchmarks," Nature Mach. Intell., 2025. DOI: 10.1038/s42256-024-00912-x.</w:t>
+      <w:pPr>
+        <w:spacing w:after="120" w:line="240" w:lineRule="auto"/>
+        <w:jc w:val="both"/>
+      </w:pPr>
+      <w:r>
+        <w:t xml:space="preserve">[30] L. Ouyang et al., "OmniDocBench: Benchmarking Diverse PDF Document Parsing with Comprehensive Annotations," in Proc. IEEE/CVF CVPR, 2025. DOI: 10.48550/arXiv.2412.07626.</w:t>
       </w:r>
     </w:p>
     <w:p>
       <w:pPr>
-        <w:spacing w:after="120" w:line="240" w:lineRule="auto"/>
-      </w:pPr>
-      <w:r>
-        <w:t xml:space="preserve">[32] H. Zhao et al., "DocFormers 2.0: Multimodal Document Parsing with Fine-Grained Layout Attention," IEEE Trans. Pattern Anal. Mach. Intell., 2026. DOI: 10.1109/TPAMI.2026.3401100.</w:t>
+        <w:jc w:val="both"/>
+      </w:pPr>
+      <w:r>
+        <w:t>[31] K. R. M. Banerjee et al., "Reproducibility Guidelines and Empirical Verification Protocols for Document AI Benchmarks," Nature Mach. Intell., 2025. DOI: 10.1038/s42256-024-00912-x.</w:t>
       </w:r>
     </w:p>
     <w:p>
       <w:pPr>
         <w:spacing w:after="120" w:line="240" w:lineRule="auto"/>
-      </w:pPr>
-      <w:r>
-        <w:t xml:space="preserve">[33] R. Martinez et al., "OCR-Free Vision-Language Model Benchmarking on Degraded Administrative Document Suites," in Proc. IEEE/CVF CVPR, 2026. DOI: 10.1109/CVPR52735.2026.00410.</w:t>
+        <w:jc w:val="both"/>
+      </w:pPr>
+      <w:r>
+        <w:t xml:space="preserve">[32] H. Zhao et al., "DocFormers 2.0: Multimodal Document Parsing with Fine-Grained Layout Attention," IEEE Trans. Pattern Anal. Mach. Intell., 2026. DOI: 10.1109/TPAMI.2026.3401100.</w:t>
       </w:r>
     </w:p>
     <w:p>
       <w:pPr>
         <w:spacing w:after="120" w:line="240" w:lineRule="auto"/>
-      </w:pPr>
-      <w:r>
-        <w:t xml:space="preserve">[34] E. H. H. Wilson et al., "Evaluating Large Vision-Language Models on Complex Tabular Document Grids," in Proc. ICLR, 2025. DOI: 10.48550/arXiv.2410.18020.</w:t>
+        <w:jc w:val="both"/>
+      </w:pPr>
+      <w:r>
+        <w:t xml:space="preserve">[33] R. Martinez et al., "OCR-Free Vision-Language Model Benchmarking on Degraded Administrative Document Suites," in Proc. IEEE/CVF CVPR, 2026. DOI: 10.1109/CVPR52735.2026.00410.</w:t>
       </w:r>
     </w:p>
     <w:p>
       <w:pPr>
         <w:spacing w:after="120" w:line="240" w:lineRule="auto"/>
-      </w:pPr>
-      <w:r>
-        <w:t xml:space="preserve">[35] S. Gupta, P. Sharma et al., "Privacy-Preserving Differential Data Synthesis in Educational Document Repositories," Brit. J. Educ. Technol. (Wiley), 2025. DOI: 10.1111/bjet.13450.</w:t>
+        <w:jc w:val="both"/>
+      </w:pPr>
+      <w:r>
+        <w:t xml:space="preserve">[34] E. H. H. Wilson et al., "Evaluating Large Vision-Language Models on Complex Tabular Document Grids," in Proc. ICLR, 2025. DOI: 10.48550/arXiv.2410.18020.</w:t>
       </w:r>
     </w:p>
     <w:p>
       <w:pPr>
         <w:spacing w:after="120" w:line="240" w:lineRule="auto"/>
-      </w:pPr>
-      <w:r>
-        <w:t xml:space="preserve">[36] D. S. Price and J. R. Smith, "Standardizing Administrative Document Entity Extraction via Canonical Field Mapping," IEEE Trans. Knowl. Data Eng. (TKDE), 2025. DOI: 10.1109/TKDE.2025.3359120.</w:t>
+        <w:jc w:val="both"/>
+      </w:pPr>
+      <w:r>
+        <w:t xml:space="preserve">[35] S. Gupta, P. Sharma et al., "Privacy-Preserving Differential Data Synthesis in Educational Document Repositories," Brit. J. Educ. Technol. (Wiley), 2025. DOI: 10.1111/bjet.13450.</w:t>
       </w:r>
     </w:p>
     <w:p>
       <w:pPr>
         <w:spacing w:after="120" w:line="240" w:lineRule="auto"/>
-      </w:pPr>
-      <w:r>
-        <w:t xml:space="preserve">[37] J. H. D. Zhang et al., "Structured Error Taxonomy for Key-Value Extraction in Semi-Structured Business Forms," in Proc. AAAI, 2025. DOI: 10.1609/aaai.v38i14.29560.</w:t>
+        <w:jc w:val="both"/>
+      </w:pPr>
+      <w:r>
+        <w:t xml:space="preserve">[36] D. S. Price and J. R. Smith, "Standardizing Administrative Document Entity Extraction via Canonical Field Mapping," IEEE Trans. Knowl. Data Eng. (TKDE), 2025. DOI: 10.1109/TKDE.2025.3359120.</w:t>
       </w:r>
     </w:p>
     <w:p>
       <w:pPr>
         <w:spacing w:after="120" w:line="240" w:lineRule="auto"/>
-      </w:pPr>
-      <w:r>
-        <w:t xml:space="preserve">[38] H. Wei et al., "GOT-OCR2.0: General OCR Theory 2.0," in Proc. IEEE/CVF CVPR, 2025. DOI: 10.48550/arXiv.2409.01704.</w:t>
+        <w:jc w:val="both"/>
+      </w:pPr>
+      <w:r>
+        <w:t xml:space="preserve">[37] J. H. D. Zhang et al., "Structured Error Taxonomy for Key-Value Extraction in Semi-Structured Business Forms," in Proc. AAAI, 2025. DOI: 10.1609/aaai.v38i14.29560.</w:t>
       </w:r>
     </w:p>
     <w:p>
       <w:pPr>
         <w:spacing w:after="120" w:line="240" w:lineRule="auto"/>
-      </w:pPr>
-      <w:r>
-        <w:t xml:space="preserve">[39] Y. Duan, Z. Chen et al., "Docopilot: Improving Multimodal Models for Document-Level Understanding," in Proc. IEEE/CVF CVPR, 2025. DOI: 10.1109/CVPR52734.2025.00381.</w:t>
+        <w:jc w:val="both"/>
+      </w:pPr>
+      <w:r>
+        <w:t xml:space="preserve">[38] H. Wei et al., "GOT-OCR2.0: General OCR Theory 2.0," in Proc. IEEE/CVF CVPR, 2025. DOI: 10.48550/arXiv.2409.01704.</w:t>
       </w:r>
     </w:p>
     <w:p>
       <w:pPr>
         <w:spacing w:after="120" w:line="240" w:lineRule="auto"/>
-      </w:pPr>
-      <w:r>
-        <w:t xml:space="preserve">[40] Z. Wang et al., "Marten: Visual Question Answering with Mask Generation for Multi-modal Document Understanding," in Proc. IEEE/CVF CVPR, 2025. DOI: 10.48550/arXiv.2503.14140.</w:t>
+        <w:jc w:val="both"/>
+      </w:pPr>
+      <w:r>
+        <w:t xml:space="preserve">[39] Y. Duan, Z. Chen et al., "Docopilot: Improving Multimodal Models for Document-Level Understanding," in Proc. IEEE/CVF CVPR, 2025. DOI: 10.1109/CVPR52734.2025.00381.</w:t>
       </w:r>
     </w:p>
     <w:p>
       <w:pPr>
         <w:spacing w:after="120" w:line="240" w:lineRule="auto"/>
-      </w:pPr>
-      <w:r>
-        <w:t xml:space="preserve">[41] M. Faysse et al., "ColPali: Efficient Document Retrieval with Vision-Language Models," in Proc. ICLR, 2025. DOI: 10.48550/arXiv.2407.01449.</w:t>
+        <w:jc w:val="both"/>
+      </w:pPr>
+      <w:r>
+        <w:t xml:space="preserve">[40] Z. Wang et al., "Marten: Visual Question Answering with Mask Generation for Multi-modal Document Understanding," in Proc. IEEE/CVF CVPR, 2025. DOI: 10.48550/arXiv.2503.14140.</w:t>
       </w:r>
     </w:p>
     <w:p>
       <w:pPr>
         <w:spacing w:after="120" w:line="240" w:lineRule="auto"/>
-      </w:pPr>
-      <w:r>
-        <w:t xml:space="preserve">[42] Z. Wu et al., "DeepSeek-VL2: Mixture-of-Experts Vision-Language Models for Advanced Multimodal Understanding," DeepSeek AI, arXiv:2412.10302, 2025. DOI: 10.48550/arXiv.2412.10302.</w:t>
+        <w:jc w:val="both"/>
+      </w:pPr>
+      <w:r>
+        <w:t xml:space="preserve">[41] M. Faysse et al., "ColPali: Efficient Document Retrieval with Vision-Language Models," in Proc. ICLR, 2025. DOI: 10.48550/arXiv.2407.01449.</w:t>
       </w:r>
     </w:p>
     <w:p>
       <w:pPr>
         <w:spacing w:after="120" w:line="240" w:lineRule="auto"/>
-      </w:pPr>
-      <w:r>
-        <w:t xml:space="preserve">[43] J. Niu, B. Wang et al., "MinerU2.5: A 1.2B Decoupled Vision-Language Model for High-Resolution Document Parsing," arXiv:2509.22186, 2025. DOI: 10.48550/arXiv.2509.22186.</w:t>
+        <w:jc w:val="both"/>
+      </w:pPr>
+      <w:r>
+        <w:t xml:space="preserve">[42] Z. Wu et al., "DeepSeek-VL2: Mixture-of-Experts Vision-Language Models for Advanced Multimodal Understanding," DeepSeek AI, arXiv:2412.10302, 2025. DOI: 10.48550/arXiv.2412.10302.</w:t>
       </w:r>
     </w:p>
     <w:p>
       <w:pPr>
         <w:spacing w:after="120" w:line="240" w:lineRule="auto"/>
-      </w:pPr>
-      <w:r>
-        <w:t xml:space="preserve">[44] X. Wang, Y. Zhang et al., "OCR-Robust: A Comprehensive Visual Perturbation Benchmark for Vision-Language Models in Document Intelligence," in Proc. ICDAR, Springer, 2026. DOI: 10.1007/978-3-031-90100-1_12.</w:t>
+        <w:jc w:val="both"/>
+      </w:pPr>
+      <w:r>
+        <w:t xml:space="preserve">[43] J. Niu, B. Wang et al., "MinerU2.5: A 1.2B Decoupled Vision-Language Model for High-Resolution Document Parsing," arXiv:2509.22186, 2025. DOI: 10.48550/arXiv.2509.22186.</w:t>
       </w:r>
     </w:p>
     <w:p>
       <w:pPr>
         <w:spacing w:after="120" w:line="240" w:lineRule="auto"/>
-      </w:pPr>
-      <w:r>
-        <w:t xml:space="preserve">[45] J. Poznanski, L. Soldaini, and K. Lo, "olmOCR 2: Unit Test Rewards for Document OCR," Allen Institute for AI, arXiv:2510.02341, 2025. DOI: 10.48550/arXiv.2510.02341.</w:t>
+        <w:jc w:val="both"/>
+      </w:pPr>
+      <w:r>
+        <w:t xml:space="preserve">[44] X. Wang, Y. Zhang et al., "OCR-Robust: A Comprehensive Visual Perturbation Benchmark for Vision-Language Models in Document Intelligence," in Proc. ICDAR, Springer, 2026. DOI: 10.1007/978-3-031-90100-1_12.</w:t>
       </w:r>
     </w:p>
     <w:p>
-      <w:r>
-        <w:t>[46] S. Park, J. Lee et al., "LLaVA-NeXT-Interleave: Tackling Multi-Image and Video Interleaved Document Sequences," in Proc. IEEE/CVF CVPR, 2025. DOI: 10.1109/CVPR52734.2025.01120.</w:t>
+      <w:pPr>
+        <w:spacing w:after="120" w:line="240" w:lineRule="auto"/>
+        <w:jc w:val="both"/>
+      </w:pPr>
+      <w:r>
+        <w:t xml:space="preserve">[45] J. Poznanski, L. Soldaini, and K. Lo, "olmOCR 2: Unit Test Rewards for Document OCR," Allen Institute for AI, arXiv:2510.02341, 2025. DOI: 10.48550/arXiv.2510.02341.</w:t>
       </w:r>
     </w:p>
     <w:p>
-      <w:r>
-        <w:t>[47] T. Chen, M. Zhang et al., "Evaluating Large Vision-Language Models on Dense Tabular Grids and Form Layouts," IEEE Access, 2025. DOI: 10.1109/ACCESS.2025.3398100.</w:t>
+      <w:pPr>
+        <w:jc w:val="both"/>
+      </w:pPr>
+      <w:r>
+        <w:t>[46] S. Park, J. Lee et al., "LLaVA-NeXT-Interleave: Tackling Multi-Image and Video Interleaved Document Sequences," in Proc. IEEE/CVF CVPR, 2025. DOI: 10.1109/CVPR52734.2025.01120.</w:t>
       </w:r>
     </w:p>
     <w:p>
-      <w:r>
-        <w:t>[48] R. Verma, S. Nair et al., "Synthetic Academic Credential Generation for Privacy-Preserving Document Analysis," ACM Trans. Intell. Syst. Technol. (TIST), 2025. DOI: 10.1145/3698120.</w:t>
+      <w:pPr>
+        <w:jc w:val="both"/>
+      </w:pPr>
+      <w:r>
+        <w:t>[47] T. Chen, M. Zhang et al., "Evaluating Large Vision-Language Models on Dense Tabular Grids and Form Layouts," IEEE Access, 2025. DOI: 10.1109/ACCESS.2025.3398100.</w:t>
       </w:r>
     </w:p>
     <w:p>
-      <w:r>
-        <w:t>[49] Y. Kim, H. Park et al., "Structured Nine-Class Diagnostic Error Taxonomy for Key-Value Extraction in Scanned Forms," Pattern Recognition Lett. (Elsevier), 2025. DOI: 10.1016/j.patrec.2025.110200.</w:t>
+      <w:pPr>
+        <w:jc w:val="both"/>
+      </w:pPr>
+      <w:r>
+        <w:t>[48] R. Verma, S. Nair et al., "Synthetic Academic Credential Generation for Privacy-Preserving Document Analysis," ACM Trans. Intell. Syst. Technol. (TIST), 2025. DOI: 10.1145/3698120.</w:t>
       </w:r>
     </w:p>
     <w:p>
+      <w:pPr>
+        <w:jc w:val="both"/>
+      </w:pPr>
+      <w:r>
+        <w:t>[49] Y. Kim, H. Park et al., "Structured Nine-Class Diagnostic Error Taxonomy for Key-Value Extraction in Scanned Forms," Pattern Recognition Lett. (Elsevier), 2025. DOI: 10.1016/j.patrec.2025.110200.</w:t>
+      </w:r>
+    </w:p>
+    <w:p>
+      <w:pPr>
+        <w:jc w:val="both"/>
+      </w:pPr>
       <w:r>
         <w:t>[50] D. Alvarez, P. Martinez et al., "VLM-RouterBench: Adaptive Routing between Vision-Language Models for Efficient Document Parsing," in Proc. ICLR, 2025. DOI: 10.48550/arXiv.2501.18900.</w:t>
       </w:r>
@@ -18290,26 +18655,7 @@
       <w:pStyle w:val="18"/>
       <w:jc w:val="right"/>
     </w:pPr>
-    <w:r>
-      <w:rPr>
-        <w:rFonts w:ascii="Times New Roman" w:hAnsi="Times New Roman"/>
-        <w:color w:val="646464"/>
-        <w:sz w:val="18"/>
-      </w:rPr>
-      <w:t xml:space="preserve">IEEE ACCESS | Volume 14, 2026 | Page </w:t>
-    </w:r>
-    <w:r>
-      <w:fldChar w:fldCharType="begin"/>
-    </w:r>
-    <w:r>
-      <w:instrText xml:space="preserve">PAGE</w:instrText>
-    </w:r>
-    <w:r>
-      <w:fldChar w:fldCharType="separate"/>
-    </w:r>
-    <w:r>
-      <w:fldChar w:fldCharType="end"/>
-    </w:r>
+    <w:r/>
   </w:p>
 </w:ftr>
 </file>

--- a/docs/paper/PaperV5_Ollama_Primary.docx
+++ b/docs/paper/PaperV5_Ollama_Primary.docx
@@ -1,12 +1,14 @@
 
 <file path=word/document.xml><?xml version="1.0" encoding="utf-8"?>
-<w:document xmlns:ns1="http://schemas.openxmlformats.org/markup-compatibility/2006" xmlns:ns3="http://schemas.openxmlformats.org/officeDocument/2006/math" xmlns:ns4="http://schemas.openxmlformats.org/drawingml/2006/wordprocessingDrawing" xmlns:ns5="http://schemas.openxmlformats.org/drawingml/2006/main" xmlns:ns6="http://schemas.openxmlformats.org/drawingml/2006/picture" xmlns:r="http://schemas.openxmlformats.org/officeDocument/2006/relationships" xmlns:w="http://schemas.openxmlformats.org/wordprocessingml/2006/main" xmlns:w14="http://schemas.microsoft.com/office/word/2010/wordml" ns1:Ignorable="w14 w15 wp14">
+<w:document xmlns:wpc="http://schemas.microsoft.com/office/word/2010/wordprocessingCanvas" xmlns:cx="http://schemas.microsoft.com/office/drawing/2014/chartex" xmlns:cx1="http://schemas.microsoft.com/office/drawing/2015/9/8/chartex" xmlns:cx2="http://schemas.microsoft.com/office/drawing/2015/10/21/chartex" xmlns:cx3="http://schemas.microsoft.com/office/drawing/2016/5/9/chartex" xmlns:cx4="http://schemas.microsoft.com/office/drawing/2016/5/10/chartex" xmlns:cx5="http://schemas.microsoft.com/office/drawing/2016/5/11/chartex" xmlns:cx6="http://schemas.microsoft.com/office/drawing/2016/5/12/chartex" xmlns:cx7="http://schemas.microsoft.com/office/drawing/2016/5/13/chartex" xmlns:cx8="http://schemas.microsoft.com/office/drawing/2016/5/14/chartex" xmlns:mc="http://schemas.openxmlformats.org/markup-compatibility/2006" xmlns:o="urn:schemas-microsoft-com:office:office" xmlns:r="http://schemas.openxmlformats.org/officeDocument/2006/relationships" xmlns:m="http://schemas.openxmlformats.org/officeDocument/2006/math" xmlns:v="urn:schemas-microsoft-com:vml" xmlns:wp14="http://schemas.microsoft.com/office/word/2010/wordprocessingDrawing" xmlns:wp="http://schemas.openxmlformats.org/drawingml/2006/wordprocessingDrawing" xmlns:w="http://schemas.openxmlformats.org/wordprocessingml/2006/main" xmlns:w14="http://schemas.microsoft.com/office/word/2010/wordml" xmlns:w10="urn:schemas-microsoft-com:office:word" xmlns:w15="http://schemas.microsoft.com/office/word/2012/wordml" xmlns:wpg="http://schemas.microsoft.com/office/word/2010/wordprocessingGroup" xmlns:wpi="http://schemas.microsoft.com/office/word/2010/wordprocessingInk" xmlns:wne="http://schemas.microsoft.com/office/word/2006/wordml" xmlns:wps="http://schemas.microsoft.com/office/word/2010/wordprocessingShape" xmlns:wpsCustomData="http://www.wps.cn/officeDocument/2013/wpsCustomData" mc:Ignorable="w14 w15 wp14">
   <w:body>
     <w:p>
       <w:pPr>
         <w:spacing w:before="280" w:after="160"/>
         <w:jc w:val="center"/>
       </w:pPr>
+      <w:bookmarkStart w:id="0" w:name="_GoBack"/>
+      <w:bookmarkEnd w:id="0"/>
       <w:r>
         <w:rPr>
           <w:rFonts w:ascii="Times New Roman" w:hAnsi="Times New Roman"/>
@@ -22,7 +24,6 @@
         <w:spacing w:before="40" w:after="160" w:line="276" w:lineRule="auto"/>
         <w:jc w:val="center"/>
       </w:pPr>
-      <w:r/>
       <w:r>
         <w:rPr>
           <w:rFonts w:ascii="Times New Roman" w:hAnsi="Times New Roman"/>
@@ -46,15 +47,7 @@
           <w:b/>
           <w:sz w:val="23"/>
         </w:rPr>
-        <w:t xml:space="preserve">, </w:t>
-      </w:r>
-      <w:r>
-        <w:rPr>
-          <w:rFonts w:ascii="Times New Roman" w:hAnsi="Times New Roman"/>
-          <w:b/>
-          <w:sz w:val="23"/>
-        </w:rPr>
-        <w:t>Aashish Rajput</w:t>
+        <w:t>, Aashish Rajput</w:t>
       </w:r>
       <w:r>
         <w:rPr>
@@ -71,15 +64,7 @@
           <w:b/>
           <w:sz w:val="23"/>
         </w:rPr>
-        <w:t xml:space="preserve">, and </w:t>
-      </w:r>
-      <w:r>
-        <w:rPr>
-          <w:rFonts w:ascii="Times New Roman" w:hAnsi="Times New Roman"/>
-          <w:b/>
-          <w:sz w:val="23"/>
-        </w:rPr>
-        <w:t>Avdesh Kumar Sah</w:t>
+        <w:t>, and Avdesh Kumar Sah</w:t>
       </w:r>
       <w:r>
         <w:rPr>
@@ -91,7 +76,7 @@
         <w:t>3</w:t>
       </w:r>
       <w:r>
-        <w:br/>
+        <w:br w:type="textWrapping"/>
       </w:r>
       <w:r>
         <w:rPr>
@@ -109,7 +94,7 @@
         <w:t xml:space="preserve"> Department of Computer Science and Engineering, Sharda University, Greater Noida, Uttar Pradesh, India</w:t>
       </w:r>
       <w:r>
-        <w:br/>
+        <w:br w:type="textWrapping"/>
       </w:r>
       <w:r>
         <w:rPr>
@@ -281,60 +266,89 @@
         <w:spacing w:before="40" w:after="80" w:line="276" w:lineRule="auto"/>
         <w:jc w:val="both"/>
       </w:pPr>
-      <ns3:oMath>
-        <ns3:r>
-          <ns3:rPr/>
+      <m:oMath>
+        <m:r>
+          <m:rPr/>
           <w:rPr>
             <w:rFonts w:ascii="Cambria Math" w:hAnsi="Cambria Math"/>
           </w:rPr>
-          <ns3:t>3</ns3:t>
-        </ns3:r>
-        <ns3:r>
-          <ns3:rPr/>
+          <m:t>3</m:t>
+        </m:r>
+        <m:r>
+          <m:rPr/>
           <w:rPr>
             <w:rFonts w:ascii="Times New Roman" w:hAnsi="Times New Roman"/>
           </w:rPr>
-          <ns3:t>categories</ns3:t>
-        </ns3:r>
-        <ns3:r>
-          <ns3:rPr/>
+          <m:t>categories</m:t>
+        </m:r>
+        <m:r>
+          <m:rPr/>
           <w:rPr>
             <w:rFonts w:ascii="Cambria Math" w:hAnsi="Cambria Math"/>
           </w:rPr>
-          <ns3:t>×30</ns3:t>
-        </ns3:r>
-        <ns3:r>
-          <ns3:rPr/>
+          <m:t>×30</m:t>
+        </m:r>
+        <m:r>
+          <m:rPr/>
           <w:rPr>
             <w:rFonts w:ascii="Times New Roman" w:hAnsi="Times New Roman"/>
           </w:rPr>
-          <ns3:t>instances</ns3:t>
-        </ns3:r>
-        <ns3:r>
-          <ns3:rPr/>
+          <m:t>instances</m:t>
+        </m:r>
+        <m:r>
+          <m:rPr/>
           <w:rPr>
             <w:rFonts w:ascii="Cambria Math" w:hAnsi="Cambria Math"/>
           </w:rPr>
-          <ns3:t>×4</ns3:t>
-        </ns3:r>
-        <ns3:r>
-          <ns3:rPr/>
+          <m:t>×4</m:t>
+        </m:r>
+        <m:r>
+          <m:rPr/>
           <w:rPr>
             <w:rFonts w:ascii="Times New Roman" w:hAnsi="Times New Roman"/>
           </w:rPr>
-          <ns3:t>degradation profiles</ns3:t>
-        </ns3:r>
-      </ns3:oMath>
-      <w:r/>
-      <w:r>
-        <w:rPr/>
-      </w:r>
-      <w:r>
-        <w:rPr/>
-      </w:r>
-      <w:r>
-        <w:rPr/>
+          <m:t>degradation profiles</m:t>
+        </m:r>
+      </m:oMath>
+      <w:r>
         <w:t>We evaluate the benchmark suite across 360 specimens (24,480 paired field observations (360 specimens x variable field evaluation attributes (33 for certificates and student IDs; 138 for marksheets))). In headless framework validation dry-runs, the evaluation subsystem achieved a processing throughput of 242.59 samples/sec with zero database state mutations. In live neural model inference testing using Groq Cloud's Llama 3.1 8B Instant engine with strict real-inference enforcement (allowMockFallback: false), the system achieved a 75.23% Field Extraction F1 score and 8.21% Character Error Rate (CER) (11.35% field-level CER) under zero-shot prompting across all degradation profiles. Furthermore, category classification achieved 100.00% accuracy across all document types, while fine-grained entity extraction achieved 75.23% F1 score due to missing fields and OCR errors. The benchmark eliminates the need for real student records by using deterministic synthetic academic credential generation with complete ground-truth annotations. The evaluation baseline executes end-to-end neural document intelligence inference (Option A) across 360 document specimens under strict real-inference enforcement without mock fallback. This work provides a reproducible, synthetic-data-based foundation for benchmarking academic document analysis systems.</w:t>
+      </w:r>
+    </w:p>
+    <w:p>
+      <w:pPr>
+        <w:spacing w:before="280" w:after="120"/>
+        <w:jc w:val="center"/>
+      </w:pPr>
+      <w:r>
+        <w:rPr>
+          <w:rFonts w:ascii="Times New Roman" w:hAnsi="Times New Roman"/>
+          <w:b/>
+          <w:sz w:val="26"/>
+        </w:rPr>
+        <w:t>CONTENTS</w:t>
+      </w:r>
+    </w:p>
+    <w:p>
+      <w:pPr>
+        <w:spacing w:after="240"/>
+      </w:pPr>
+      <w:r>
+        <w:fldChar w:fldCharType="begin"/>
+      </w:r>
+      <w:r>
+        <w:instrText xml:space="preserve">TOC \o "1-2" \h \z \u</w:instrText>
+      </w:r>
+      <w:r>
+        <w:fldChar w:fldCharType="separate"/>
+      </w:r>
+      <w:r>
+        <w:rPr>
+          <w:b/>
+        </w:rPr>
+        <w:t>Error. No table of contents entries found.</w:t>
+      </w:r>
+      <w:r>
+        <w:fldChar w:fldCharType="end"/>
       </w:r>
     </w:p>
     <w:p>
@@ -714,7 +728,7 @@
         <w:jc w:val="both"/>
       </w:pPr>
       <w:r>
-        <w:t xml:space="preserve">5. Quality Profile Robustness Framework: A controlled optical quality-profile degradation matrix across four standardized profiles (clean, scanner_copy, mobile_camera, rotated_90) [27], [30], [33], designed to quantify extraction decay in image-based evaluations. The Option A evaluation baseline executes end-to-end neural document intelligence inference across all optical degradation profiles.</w:t>
+        <w:t>5. Quality Profile Robustness Framework: A controlled optical quality-profile degradation matrix across four standardized profiles (clean, scanner_copy, mobile_camera, rotated_90) [27], [30], [33], designed to quantify extraction decay in image-based evaluations. The Option A evaluation baseline executes end-to-end neural document intelligence inference across all optical degradation profiles.</w:t>
       </w:r>
     </w:p>
     <w:p>
@@ -765,7 +779,7 @@
         <w:jc w:val="both"/>
       </w:pPr>
       <w:r>
-        <w:t xml:space="preserve">By integrating five interdependent methodological components-seed-deterministic synthetic rendering, multi-profile optical degradation, decoupled read-only execution, multi-stage semantic canonicalization, and a structured diagnostic error taxonomy-into a single protocol [31], this work establishes a reproducible foundation to evaluate document analysis pipelines under controlled experimental conditions. The evaluation protocol executes end-to-end neural document intelligence inference under Option A across 360 specimens and 24,480 paired field observations.</w:t>
+        <w:t>By integrating five interdependent methodological components-seed-deterministic synthetic rendering, multi-profile optical degradation, decoupled read-only execution, multi-stage semantic canonicalization, and a structured diagnostic error taxonomy-into a single protocol [31], this work establishes a reproducible foundation to evaluate document analysis pipelines under controlled experimental conditions. The evaluation protocol executes end-to-end neural document intelligence inference under Option A across 360 specimens and 24,480 paired field observations.</w:t>
       </w:r>
     </w:p>
     <w:p>
@@ -1351,7 +1365,7 @@
         <w:jc w:val="both"/>
       </w:pPr>
       <w:r>
-        <w:t xml:space="preserve">Fine-Grained Layout Attention &amp; Unified Tokenization: DocFormers 2.0 [32] introduced fine-grained multimodal layout attention, Wilson et al. [34] established evaluation benchmarks for vision-language models on complex tabular document grids, and Martinez et al. [33] benchmarked OCR-free vision-language architectures under physical image distortions.
+        <w:t>Fine-Grained Layout Attention &amp; Unified Tokenization: DocFormers 2.0 [32] introduced fine-grained multimodal layout attention, Wilson et al. [34] established evaluation benchmarks for vision-language models on complex tabular document grids, and Martinez et al. [33] benchmarked OCR-free vision-language architectures under physical image distortions.
 End-to-End Document Parsing &amp; Open-Weight Advances: GOT-OCR2.0 [38] proposed a general OCR theory unifying scene text, document text, and formula recognition. Docopilot [39] and Marten [40] (both CVPR 2025) advanced multimodal models for document-level understanding and visual mask-based question answering. MinerU2.5 [43] introduced a 1.2B decoupled vision-language model for high-resolution document parsing, while olmOCR 2 [45] formulated unit-test-based reward signals for improving document OCR accuracy. For multimodal document retrieval, ColPali [41] proposed visually-grounded page-level retrieval using vision-language embeddings. DeepSeek-VL2 [42] proposed mixture-of-experts VLM architectures that substantially improve computational efficiency under multimodal document workloads. OCR-Robust [44] benchmarked VLM fragility specifically under 49 classes of real-world optical perturbations, directly informing the robustness profiling methodology adopted in AU DIC.</w:t>
       </w:r>
     </w:p>
@@ -1543,7 +1557,7 @@
         <w:spacing w:before="40" w:after="80" w:line="276" w:lineRule="auto"/>
       </w:pPr>
       <w:r>
-        <w:t xml:space="preserve">Table I provides a comprehensive comparative analysis contrasting ADBG v1.0 and the AU DIC framework against foundational benchmarks and modern 2025–2026 Document AI paradigms.</w:t>
+        <w:t>Table I provides a comprehensive comparative analysis contrasting ADBG v1.0 and the AU DIC framework against foundational benchmarks and modern 2025–2026 Document AI paradigms.</w:t>
       </w:r>
     </w:p>
     <w:p>
@@ -1553,7 +1567,7 @@
         <w:jc w:val="center"/>
       </w:pPr>
       <w:r>
-        <w:t xml:space="preserve">Table I: Comprehensive Comparative Matrix of Document Intelligence Benchmarks &amp; Evaluation Paradigms</w:t>
+        <w:t>Table I: Comprehensive Comparative Matrix of Document Intelligence Benchmarks &amp; Evaluation Paradigms</w:t>
       </w:r>
     </w:p>
     <w:tbl>
@@ -4785,41 +4799,41 @@
       </w:pPr>
       <w:r>
         <w:drawing>
-          <ns4:inline distT="0" distB="0" distL="0" distR="0">
-            <ns4:extent cx="5943600" cy="2476500"/>
-            <ns4:effectExtent l="0" t="0" r="0" b="0"/>
-            <ns4:docPr id="1" name="Picture 1"/>
-            <ns4:cNvGraphicFramePr>
-              <ns5:graphicFrameLocks noChangeAspect="1"/>
-            </ns4:cNvGraphicFramePr>
-            <ns5:graphic>
-              <ns5:graphicData uri="http://schemas.openxmlformats.org/drawingml/2006/picture">
-                <ns6:pic>
-                  <ns6:nvPicPr>
-                    <ns6:cNvPr id="1" name="Picture 1"/>
-                    <ns6:cNvPicPr>
-                      <ns5:picLocks noChangeAspect="1"/>
-                    </ns6:cNvPicPr>
-                  </ns6:nvPicPr>
-                  <ns6:blipFill>
-                    <ns5:blip r:embed="rId7"/>
-                    <ns5:stretch>
-                      <ns5:fillRect/>
-                    </ns5:stretch>
-                  </ns6:blipFill>
-                  <ns6:spPr>
-                    <ns5:xfrm>
-                      <ns5:off x="0" y="0"/>
-                      <ns5:ext cx="5943600" cy="2476500"/>
-                    </ns5:xfrm>
-                    <ns5:prstGeom prst="rect">
-                      <ns5:avLst/>
-                    </ns5:prstGeom>
-                  </ns6:spPr>
-                </ns6:pic>
-              </ns5:graphicData>
-            </ns5:graphic>
-          </ns4:inline>
+          <wp:inline distT="0" distB="0" distL="0" distR="0">
+            <wp:extent cx="5943600" cy="2476500"/>
+            <wp:effectExtent l="0" t="0" r="0" b="0"/>
+            <wp:docPr id="1" name="Picture 1"/>
+            <wp:cNvGraphicFramePr>
+              <a:graphicFrameLocks xmlns:a="http://schemas.openxmlformats.org/drawingml/2006/main" noChangeAspect="1"/>
+            </wp:cNvGraphicFramePr>
+            <a:graphic xmlns:a="http://schemas.openxmlformats.org/drawingml/2006/main">
+              <a:graphicData uri="http://schemas.openxmlformats.org/drawingml/2006/picture">
+                <pic:pic xmlns:pic="http://schemas.openxmlformats.org/drawingml/2006/picture">
+                  <pic:nvPicPr>
+                    <pic:cNvPr id="1" name="Picture 1"/>
+                    <pic:cNvPicPr>
+                      <a:picLocks noChangeAspect="1"/>
+                    </pic:cNvPicPr>
+                  </pic:nvPicPr>
+                  <pic:blipFill>
+                    <a:blip r:embed="rId7"/>
+                    <a:stretch>
+                      <a:fillRect/>
+                    </a:stretch>
+                  </pic:blipFill>
+                  <pic:spPr>
+                    <a:xfrm>
+                      <a:off x="0" y="0"/>
+                      <a:ext cx="5943600" cy="2476500"/>
+                    </a:xfrm>
+                    <a:prstGeom prst="rect">
+                      <a:avLst/>
+                    </a:prstGeom>
+                  </pic:spPr>
+                </pic:pic>
+              </a:graphicData>
+            </a:graphic>
+          </wp:inline>
         </w:drawing>
       </w:r>
     </w:p>
@@ -4858,41 +4872,41 @@
       </w:pPr>
       <w:r>
         <w:drawing>
-          <ns4:inline distT="0" distB="0" distL="0" distR="0">
-            <ns4:extent cx="1950000" cy="5400000"/>
-            <ns4:effectExtent l="0" t="0" r="5715" b="2540"/>
-            <ns4:docPr id="2" name="Picture 2"/>
-            <ns4:cNvGraphicFramePr>
-              <ns5:graphicFrameLocks noChangeAspect="1"/>
-            </ns4:cNvGraphicFramePr>
-            <ns5:graphic>
-              <ns5:graphicData uri="http://schemas.openxmlformats.org/drawingml/2006/picture">
-                <ns6:pic>
-                  <ns6:nvPicPr>
-                    <ns6:cNvPr id="2" name="Picture 2"/>
-                    <ns6:cNvPicPr>
-                      <ns5:picLocks noChangeAspect="1"/>
-                    </ns6:cNvPicPr>
-                  </ns6:nvPicPr>
-                  <ns6:blipFill>
-                    <ns5:blip r:embed="rId8"/>
-                    <ns5:stretch>
-                      <ns5:fillRect/>
-                    </ns5:stretch>
-                  </ns6:blipFill>
-                  <ns6:spPr>
-                    <ns5:xfrm>
-                      <ns5:off x="0" y="0"/>
-                      <ns5:ext cx="1950000" cy="5400000"/>
-                    </ns5:xfrm>
-                    <ns5:prstGeom prst="rect">
-                      <ns5:avLst/>
-                    </ns5:prstGeom>
-                  </ns6:spPr>
-                </ns6:pic>
-              </ns5:graphicData>
-            </ns5:graphic>
-          </ns4:inline>
+          <wp:inline distT="0" distB="0" distL="0" distR="0">
+            <wp:extent cx="1949450" cy="5399405"/>
+            <wp:effectExtent l="0" t="0" r="5715" b="2540"/>
+            <wp:docPr id="2" name="Picture 2"/>
+            <wp:cNvGraphicFramePr>
+              <a:graphicFrameLocks xmlns:a="http://schemas.openxmlformats.org/drawingml/2006/main" noChangeAspect="1"/>
+            </wp:cNvGraphicFramePr>
+            <a:graphic xmlns:a="http://schemas.openxmlformats.org/drawingml/2006/main">
+              <a:graphicData uri="http://schemas.openxmlformats.org/drawingml/2006/picture">
+                <pic:pic xmlns:pic="http://schemas.openxmlformats.org/drawingml/2006/picture">
+                  <pic:nvPicPr>
+                    <pic:cNvPr id="2" name="Picture 2"/>
+                    <pic:cNvPicPr>
+                      <a:picLocks noChangeAspect="1"/>
+                    </pic:cNvPicPr>
+                  </pic:nvPicPr>
+                  <pic:blipFill>
+                    <a:blip r:embed="rId8"/>
+                    <a:stretch>
+                      <a:fillRect/>
+                    </a:stretch>
+                  </pic:blipFill>
+                  <pic:spPr>
+                    <a:xfrm>
+                      <a:off x="0" y="0"/>
+                      <a:ext cx="1950000" cy="5400000"/>
+                    </a:xfrm>
+                    <a:prstGeom prst="rect">
+                      <a:avLst/>
+                    </a:prstGeom>
+                  </pic:spPr>
+                </pic:pic>
+              </a:graphicData>
+            </a:graphic>
+          </wp:inline>
         </w:drawing>
       </w:r>
     </w:p>
@@ -5348,15 +5362,15 @@
         </w:rPr>
         <w:t xml:space="preserve">: Maps common university name abbreviations (e.g., MIT </w:t>
       </w:r>
-      <ns3:oMath>
-        <ns3:r>
-          <ns3:rPr/>
+      <m:oMath>
+        <m:r>
+          <m:rPr/>
           <w:rPr>
             <w:rFonts w:ascii="Cambria Math" w:hAnsi="Cambria Math"/>
           </w:rPr>
-          <ns3:t>→</ns3:t>
-        </ns3:r>
-      </ns3:oMath>
+          <m:t>→</m:t>
+        </m:r>
+      </m:oMath>
       <w:r>
         <w:rPr>
           <w:rFonts w:ascii="Times New Roman" w:hAnsi="Times New Roman"/>
@@ -5503,29 +5517,29 @@
         </w:rPr>
         <w:t>: Both Ground Truth (</w:t>
       </w:r>
-      <ns3:oMath>
-        <ns3:sSub>
-          <ns3:sSubPr/>
-          <ns3:e>
-            <ns3:r>
-              <ns3:rPr/>
+      <m:oMath>
+        <m:sSub>
+          <m:sSubPr/>
+          <m:e>
+            <m:r>
+              <m:rPr/>
               <w:rPr>
                 <w:rFonts w:ascii="Cambria Math" w:hAnsi="Cambria Math"/>
               </w:rPr>
-              <ns3:t>V</ns3:t>
-            </ns3:r>
-          </ns3:e>
-          <ns3:sub>
-            <ns3:r>
-              <ns3:rPr/>
+              <m:t>V</m:t>
+            </m:r>
+          </m:e>
+          <m:sub>
+            <m:r>
+              <m:rPr/>
               <w:rPr>
                 <w:rFonts w:ascii="Times New Roman" w:hAnsi="Times New Roman"/>
               </w:rPr>
-              <ns3:t>GT</ns3:t>
-            </ns3:r>
-          </ns3:sub>
-        </ns3:sSub>
-      </ns3:oMath>
+              <m:t>GT</m:t>
+            </m:r>
+          </m:sub>
+        </m:sSub>
+      </m:oMath>
       <w:r>
         <w:rPr>
           <w:rFonts w:ascii="Times New Roman" w:hAnsi="Times New Roman"/>
@@ -5533,20 +5547,20 @@
         </w:rPr>
         <w:t>) and Prediction (</w:t>
       </w:r>
-      <ns3:oMath>
-        <ns3:acc>
-          <ns3:accPr/>
-          <ns3:e>
-            <ns3:r>
-              <ns3:rPr/>
+      <m:oMath>
+        <m:acc>
+          <m:accPr/>
+          <m:e>
+            <m:r>
+              <m:rPr/>
               <w:rPr>
                 <w:rFonts w:ascii="Cambria Math" w:hAnsi="Cambria Math"/>
               </w:rPr>
-              <ns3:t>V</ns3:t>
-            </ns3:r>
-          </ns3:e>
-        </ns3:acc>
-      </ns3:oMath>
+              <m:t>V</m:t>
+            </m:r>
+          </m:e>
+        </m:acc>
+      </m:oMath>
       <w:r>
         <w:rPr>
           <w:rFonts w:ascii="Times New Roman" w:hAnsi="Times New Roman"/>
@@ -5598,62 +5612,62 @@
         </w:rPr>
         <w:t>: The canonical representations remain strictly unequal (</w:t>
       </w:r>
-      <ns3:oMath>
-        <ns3:r>
-          <ns3:rPr/>
+      <m:oMath>
+        <m:r>
+          <m:rPr/>
           <w:rPr>
             <w:rFonts w:ascii="Cambria Math" w:hAnsi="Cambria Math"/>
           </w:rPr>
-          <ns3:t>C(</ns3:t>
-        </ns3:r>
-        <ns3:sSub>
-          <ns3:sSubPr/>
-          <ns3:e>
-            <ns3:r>
-              <ns3:rPr/>
+          <m:t>C(</m:t>
+        </m:r>
+        <m:sSub>
+          <m:sSubPr/>
+          <m:e>
+            <m:r>
+              <m:rPr/>
               <w:rPr>
                 <w:rFonts w:ascii="Cambria Math" w:hAnsi="Cambria Math"/>
               </w:rPr>
-              <ns3:t>V</ns3:t>
-            </ns3:r>
-          </ns3:e>
-          <ns3:sub>
-            <ns3:r>
-              <ns3:rPr/>
+              <m:t>V</m:t>
+            </m:r>
+          </m:e>
+          <m:sub>
+            <m:r>
+              <m:rPr/>
               <w:rPr>
                 <w:rFonts w:ascii="Times New Roman" w:hAnsi="Times New Roman"/>
               </w:rPr>
-              <ns3:t>GT</ns3:t>
-            </ns3:r>
-          </ns3:sub>
-        </ns3:sSub>
-        <ns3:r>
-          <ns3:rPr/>
+              <m:t>GT</m:t>
+            </m:r>
+          </m:sub>
+        </m:sSub>
+        <m:r>
+          <m:rPr/>
           <w:rPr>
             <w:rFonts w:ascii="Cambria Math" w:hAnsi="Cambria Math"/>
           </w:rPr>
-          <ns3:t>)≠C(</ns3:t>
-        </ns3:r>
-        <ns3:acc>
-          <ns3:accPr/>
-          <ns3:e>
-            <ns3:r>
-              <ns3:rPr/>
+          <m:t>)≠C(</m:t>
+        </m:r>
+        <m:acc>
+          <m:accPr/>
+          <m:e>
+            <m:r>
+              <m:rPr/>
               <w:rPr>
                 <w:rFonts w:ascii="Cambria Math" w:hAnsi="Cambria Math"/>
               </w:rPr>
-              <ns3:t>V</ns3:t>
-            </ns3:r>
-          </ns3:e>
-        </ns3:acc>
-        <ns3:r>
-          <ns3:rPr/>
+              <m:t>V</m:t>
+            </m:r>
+          </m:e>
+        </m:acc>
+        <m:r>
+          <m:rPr/>
           <w:rPr>
             <w:rFonts w:ascii="Cambria Math" w:hAnsi="Cambria Math"/>
           </w:rPr>
-          <ns3:t>)</ns3:t>
-        </ns3:r>
-      </ns3:oMath>
+          <m:t>)</m:t>
+        </m:r>
+      </m:oMath>
       <w:r>
         <w:rPr>
           <w:rFonts w:ascii="Times New Roman" w:hAnsi="Times New Roman"/>
@@ -5806,62 +5820,62 @@
         </w:rPr>
         <w:t>: Both values are normalized, but their canonical representations remain unequal (</w:t>
       </w:r>
-      <ns3:oMath>
-        <ns3:r>
-          <ns3:rPr/>
+      <m:oMath>
+        <m:r>
+          <m:rPr/>
           <w:rPr>
             <w:rFonts w:ascii="Cambria Math" w:hAnsi="Cambria Math"/>
           </w:rPr>
-          <ns3:t>C(</ns3:t>
-        </ns3:r>
-        <ns3:sSub>
-          <ns3:sSubPr/>
-          <ns3:e>
-            <ns3:r>
-              <ns3:rPr/>
+          <m:t>C(</m:t>
+        </m:r>
+        <m:sSub>
+          <m:sSubPr/>
+          <m:e>
+            <m:r>
+              <m:rPr/>
               <w:rPr>
                 <w:rFonts w:ascii="Cambria Math" w:hAnsi="Cambria Math"/>
               </w:rPr>
-              <ns3:t>V</ns3:t>
-            </ns3:r>
-          </ns3:e>
-          <ns3:sub>
-            <ns3:r>
-              <ns3:rPr/>
+              <m:t>V</m:t>
+            </m:r>
+          </m:e>
+          <m:sub>
+            <m:r>
+              <m:rPr/>
               <w:rPr>
                 <w:rFonts w:ascii="Times New Roman" w:hAnsi="Times New Roman"/>
               </w:rPr>
-              <ns3:t>GT</ns3:t>
-            </ns3:r>
-          </ns3:sub>
-        </ns3:sSub>
-        <ns3:r>
-          <ns3:rPr/>
+              <m:t>GT</m:t>
+            </m:r>
+          </m:sub>
+        </m:sSub>
+        <m:r>
+          <m:rPr/>
           <w:rPr>
             <w:rFonts w:ascii="Cambria Math" w:hAnsi="Cambria Math"/>
           </w:rPr>
-          <ns3:t>)≠C(</ns3:t>
-        </ns3:r>
-        <ns3:acc>
-          <ns3:accPr/>
-          <ns3:e>
-            <ns3:r>
-              <ns3:rPr/>
+          <m:t>)≠C(</m:t>
+        </m:r>
+        <m:acc>
+          <m:accPr/>
+          <m:e>
+            <m:r>
+              <m:rPr/>
               <w:rPr>
                 <w:rFonts w:ascii="Cambria Math" w:hAnsi="Cambria Math"/>
               </w:rPr>
-              <ns3:t>V</ns3:t>
-            </ns3:r>
-          </ns3:e>
-        </ns3:acc>
-        <ns3:r>
-          <ns3:rPr/>
+              <m:t>V</m:t>
+            </m:r>
+          </m:e>
+        </m:acc>
+        <m:r>
+          <m:rPr/>
           <w:rPr>
             <w:rFonts w:ascii="Cambria Math" w:hAnsi="Cambria Math"/>
           </w:rPr>
-          <ns3:t>)</ns3:t>
-        </ns3:r>
-      </ns3:oMath>
+          <m:t>)</m:t>
+        </m:r>
+      </m:oMath>
       <w:r>
         <w:rPr>
           <w:rFonts w:ascii="Times New Roman" w:hAnsi="Times New Roman"/>
@@ -5941,7 +5955,7 @@
         <w:spacing w:before="40" w:after="80" w:line="276" w:lineRule="auto"/>
       </w:pPr>
       <w:r>
-        <w:t xml:space="preserve">Table II illustrates candidate field evaluations across the canonical normalization layer and error taxonomy classifier.</w:t>
+        <w:t>Table II illustrates candidate field evaluations across the canonical normalization layer and error taxonomy classifier.</w:t>
       </w:r>
     </w:p>
     <w:p>
@@ -5951,7 +5965,7 @@
         <w:jc w:val="center"/>
       </w:pPr>
       <w:r>
-        <w:t xml:space="preserve">Table II: Canonical Normalization Comparison Examples and Error Categorization</w:t>
+        <w:t>Table II: Canonical Normalization Comparison Examples and Error Categorization</w:t>
       </w:r>
     </w:p>
     <w:tbl>
@@ -6026,29 +6040,29 @@
               </w:rPr>
               <w:t>Ground Truth (</w:t>
             </w:r>
-            <ns3:oMath>
-              <ns3:sSub>
-                <ns3:sSubPr/>
-                <ns3:e>
-                  <ns3:r>
-                    <ns3:rPr/>
+            <m:oMath>
+              <m:sSub>
+                <m:sSubPr/>
+                <m:e>
+                  <m:r>
+                    <m:rPr/>
                     <w:rPr>
                       <w:rFonts w:ascii="Cambria Math" w:hAnsi="Cambria Math"/>
                     </w:rPr>
-                    <ns3:t>V</ns3:t>
-                  </ns3:r>
-                </ns3:e>
-                <ns3:sub>
-                  <ns3:r>
-                    <ns3:rPr/>
+                    <m:t>V</m:t>
+                  </m:r>
+                </m:e>
+                <m:sub>
+                  <m:r>
+                    <m:rPr/>
                     <w:rPr>
                       <w:rFonts w:ascii="Times New Roman" w:hAnsi="Times New Roman"/>
                     </w:rPr>
-                    <ns3:t>GT</ns3:t>
-                  </ns3:r>
-                </ns3:sub>
-              </ns3:sSub>
-            </ns3:oMath>
+                    <m:t>GT</m:t>
+                  </m:r>
+                </m:sub>
+              </m:sSub>
+            </m:oMath>
             <w:r>
               <w:rPr>
                 <w:rFonts w:ascii="Times New Roman" w:hAnsi="Times New Roman"/>
@@ -6085,20 +6099,20 @@
               </w:rPr>
               <w:t>Prediction (</w:t>
             </w:r>
-            <ns3:oMath>
-              <ns3:acc>
-                <ns3:accPr/>
-                <ns3:e>
-                  <ns3:r>
-                    <ns3:rPr/>
+            <m:oMath>
+              <m:acc>
+                <m:accPr/>
+                <m:e>
+                  <m:r>
+                    <m:rPr/>
                     <w:rPr>
                       <w:rFonts w:ascii="Cambria Math" w:hAnsi="Cambria Math"/>
                     </w:rPr>
-                    <ns3:t>V</ns3:t>
-                  </ns3:r>
-                </ns3:e>
-              </ns3:acc>
-            </ns3:oMath>
+                    <m:t>V</m:t>
+                  </m:r>
+                </m:e>
+              </m:acc>
+            </m:oMath>
             <w:r>
               <w:rPr>
                 <w:rFonts w:ascii="Times New Roman" w:hAnsi="Times New Roman"/>
@@ -6135,76 +6149,76 @@
               </w:rPr>
               <w:t>After Canonical Normalizer (</w:t>
             </w:r>
-            <ns3:oMath>
-              <ns3:r>
-                <ns3:rPr/>
+            <m:oMath>
+              <m:r>
+                <m:rPr/>
                 <w:rPr>
                   <w:rFonts w:ascii="Cambria Math" w:hAnsi="Cambria Math"/>
                 </w:rPr>
-                <ns3:t>C(</ns3:t>
-              </ns3:r>
-              <ns3:sSub>
-                <ns3:sSubPr/>
-                <ns3:e>
-                  <ns3:r>
-                    <ns3:rPr/>
+                <m:t>C(</m:t>
+              </m:r>
+              <m:sSub>
+                <m:sSubPr/>
+                <m:e>
+                  <m:r>
+                    <m:rPr/>
                     <w:rPr>
                       <w:rFonts w:ascii="Cambria Math" w:hAnsi="Cambria Math"/>
                     </w:rPr>
-                    <ns3:t>V</ns3:t>
-                  </ns3:r>
-                </ns3:e>
-                <ns3:sub>
-                  <ns3:r>
-                    <ns3:rPr/>
+                    <m:t>V</m:t>
+                  </m:r>
+                </m:e>
+                <m:sub>
+                  <m:r>
+                    <m:rPr/>
                     <w:rPr>
                       <w:rFonts w:ascii="Times New Roman" w:hAnsi="Times New Roman"/>
                     </w:rPr>
-                    <ns3:t>GT</ns3:t>
-                  </ns3:r>
-                </ns3:sub>
-              </ns3:sSub>
-              <ns3:r>
-                <ns3:rPr/>
+                    <m:t>GT</m:t>
+                  </m:r>
+                </m:sub>
+              </m:sSub>
+              <m:r>
+                <m:rPr/>
                 <w:rPr>
                   <w:rFonts w:ascii="Cambria Math" w:hAnsi="Cambria Math"/>
                 </w:rPr>
-                <ns3:t>)</ns3:t>
-              </ns3:r>
-              <ns3:r>
-                <ns3:rPr/>
+                <m:t>)</m:t>
+              </m:r>
+              <m:r>
+                <m:rPr/>
                 <w:rPr>
                   <w:rFonts w:ascii="Times New Roman" w:hAnsi="Times New Roman"/>
                 </w:rPr>
-                <ns3:t>vs</ns3:t>
-              </ns3:r>
-              <ns3:r>
-                <ns3:rPr/>
+                <m:t>vs</m:t>
+              </m:r>
+              <m:r>
+                <m:rPr/>
                 <w:rPr>
                   <w:rFonts w:ascii="Cambria Math" w:hAnsi="Cambria Math"/>
                 </w:rPr>
-                <ns3:t>C(</ns3:t>
-              </ns3:r>
-              <ns3:acc>
-                <ns3:accPr/>
-                <ns3:e>
-                  <ns3:r>
-                    <ns3:rPr/>
+                <m:t>C(</m:t>
+              </m:r>
+              <m:acc>
+                <m:accPr/>
+                <m:e>
+                  <m:r>
+                    <m:rPr/>
                     <w:rPr>
                       <w:rFonts w:ascii="Cambria Math" w:hAnsi="Cambria Math"/>
                     </w:rPr>
-                    <ns3:t>V</ns3:t>
-                  </ns3:r>
-                </ns3:e>
-              </ns3:acc>
-              <ns3:r>
-                <ns3:rPr/>
+                    <m:t>V</m:t>
+                  </m:r>
+                </m:e>
+              </m:acc>
+              <m:r>
+                <m:rPr/>
                 <w:rPr>
                   <w:rFonts w:ascii="Cambria Math" w:hAnsi="Cambria Math"/>
                 </w:rPr>
-                <ns3:t>)</ns3:t>
-              </ns3:r>
-            </ns3:oMath>
+                <m:t>)</m:t>
+              </m:r>
+            </m:oMath>
             <w:r>
               <w:rPr>
                 <w:rFonts w:ascii="Times New Roman" w:hAnsi="Times New Roman"/>
@@ -6579,15 +6593,15 @@
               </w:rPr>
               <w:t xml:space="preserve">Vivekananda Technical University </w:t>
             </w:r>
-            <ns3:oMath>
-              <ns3:r>
-                <ns3:rPr/>
+            <m:oMath>
+              <m:r>
+                <m:rPr/>
                 <w:rPr>
                   <w:rFonts w:ascii="Cambria Math" w:hAnsi="Cambria Math"/>
                 </w:rPr>
-                <ns3:t>≠</ns3:t>
-              </ns3:r>
-            </ns3:oMath>
+                <m:t>≠</m:t>
+              </m:r>
+            </m:oMath>
             <w:r>
               <w:rPr>
                 <w:rFonts w:ascii="Times New Roman" w:hAnsi="Times New Roman"/>
@@ -6716,15 +6730,15 @@
               </w:rPr>
               <w:t xml:space="preserve">2021IT00150 </w:t>
             </w:r>
-            <ns3:oMath>
-              <ns3:r>
-                <ns3:rPr/>
+            <m:oMath>
+              <m:r>
+                <m:rPr/>
                 <w:rPr>
                   <w:rFonts w:ascii="Cambria Math" w:hAnsi="Cambria Math"/>
                 </w:rPr>
-                <ns3:t>≠</ns3:t>
-              </ns3:r>
-            </ns3:oMath>
+                <m:t>≠</m:t>
+              </m:r>
+            </m:oMath>
             <w:r>
               <w:rPr>
                 <w:rFonts w:ascii="Times New Roman" w:hAnsi="Times New Roman"/>
@@ -6805,15 +6819,15 @@
         </w:rPr>
         <w:t xml:space="preserve">The evaluation dataset consists of 360 image specimens (3 document categories </w:t>
       </w:r>
-      <ns3:oMath>
-        <ns3:r>
-          <ns3:rPr/>
+      <m:oMath>
+        <m:r>
+          <m:rPr/>
           <w:rPr>
             <w:rFonts w:ascii="Cambria Math" w:hAnsi="Cambria Math"/>
           </w:rPr>
-          <ns3:t>×</ns3:t>
-        </ns3:r>
-      </ns3:oMath>
+          <m:t>×</m:t>
+        </m:r>
+      </m:oMath>
       <w:r>
         <w:rPr>
           <w:rFonts w:ascii="Times New Roman" w:hAnsi="Times New Roman"/>
@@ -6821,15 +6835,15 @@
         </w:rPr>
         <w:t xml:space="preserve"> 30 unique document instances </w:t>
       </w:r>
-      <ns3:oMath>
-        <ns3:r>
-          <ns3:rPr/>
+      <m:oMath>
+        <m:r>
+          <m:rPr/>
           <w:rPr>
             <w:rFonts w:ascii="Cambria Math" w:hAnsi="Cambria Math"/>
           </w:rPr>
-          <ns3:t>×</ns3:t>
-        </ns3:r>
-      </ns3:oMath>
+          <m:t>×</m:t>
+        </m:r>
+      </m:oMath>
       <w:r>
         <w:rPr>
           <w:rFonts w:ascii="Times New Roman" w:hAnsi="Times New Roman"/>
@@ -6932,59 +6946,57 @@
         <w:ind w:left="360"/>
         <w:jc w:val="both"/>
       </w:pPr>
-      <ns3:oMath>
-        <ns3:sSub>
-          <ns3:sSubPr/>
-          <ns3:e>
-            <ns3:acc>
-              <ns3:accPr/>
-              <ns3:e>
-                <ns3:r>
-                  <ns3:rPr/>
+      <m:oMath>
+        <m:sSub>
+          <m:sSubPr/>
+          <m:e>
+            <m:acc>
+              <m:accPr/>
+              <m:e>
+                <m:r>
+                  <m:rPr/>
                   <w:rPr>
                     <w:rFonts w:ascii="Cambria Math" w:hAnsi="Cambria Math"/>
                   </w:rPr>
-                  <ns3:t>C</ns3:t>
-                </ns3:r>
-              </ns3:e>
-            </ns3:acc>
-          </ns3:e>
-          <ns3:sub>
-            <ns3:r>
-              <ns3:rPr/>
+                  <m:t>C</m:t>
+                </m:r>
+              </m:e>
+            </m:acc>
+          </m:e>
+          <m:sub>
+            <m:r>
+              <m:rPr/>
               <w:rPr>
                 <w:rFonts w:ascii="Cambria Math" w:hAnsi="Cambria Math"/>
               </w:rPr>
-              <ns3:t>i</ns3:t>
-            </ns3:r>
-          </ns3:sub>
-        </ns3:sSub>
-      </ns3:oMath>
-      <ns3:oMath>
-        <ns3:sSub>
-          <ns3:sSubPr/>
-          <ns3:e>
-            <ns3:r>
-              <ns3:rPr/>
+              <m:t>i</m:t>
+            </m:r>
+          </m:sub>
+        </m:sSub>
+        <m:sSub>
+          <m:sSubPr/>
+          <m:e>
+            <m:r>
+              <m:rPr/>
               <w:rPr>
                 <w:rFonts w:ascii="Cambria Math" w:hAnsi="Cambria Math"/>
               </w:rPr>
-              <ns3:t>C</ns3:t>
-            </ns3:r>
-          </ns3:e>
-          <ns3:sub>
-            <ns3:r>
-              <ns3:rPr/>
+              <m:t>C</m:t>
+            </m:r>
+          </m:e>
+          <m:sub>
+            <m:r>
+              <m:rPr/>
               <w:rPr>
                 <w:rFonts w:ascii="Cambria Math" w:hAnsi="Cambria Math"/>
               </w:rPr>
-              <ns3:t>i</ns3:t>
-            </ns3:r>
-          </ns3:sub>
-        </ns3:sSub>
-      </ns3:oMath>
-      <w:r>
-        <w:t xml:space="preserve">1. Category Classification Accuracy (1): The proportion of specimens where the predicted document category (y_hat) matches the ground truth category (y):
+              <m:t>i</m:t>
+            </m:r>
+          </m:sub>
+        </m:sSub>
+      </m:oMath>
+      <w:r>
+        <w:t>1. Category Classification Accuracy (1): The proportion of specimens where the predicted document category (y_hat) matches the ground truth category (y):
    Acc_cat = (1 / N) * sum_{i=1}^N I(y_hat_i = y_i)   (1)</w:t>
       </w:r>
     </w:p>
@@ -7000,15 +7012,15 @@
         </w:rPr>
         <w:t xml:space="preserve">where </w:t>
       </w:r>
-      <ns3:oMath>
-        <ns3:r>
-          <ns3:rPr/>
+      <m:oMath>
+        <m:r>
+          <m:rPr/>
           <w:rPr>
             <w:rFonts w:ascii="Cambria Math" w:hAnsi="Cambria Math"/>
           </w:rPr>
-          <ns3:t>N=360</ns3:t>
-        </ns3:r>
-      </ns3:oMath>
+          <m:t>N=360</m:t>
+        </m:r>
+      </m:oMath>
       <w:r>
         <w:rPr>
           <w:rFonts w:ascii="Times New Roman" w:hAnsi="Times New Roman"/>
@@ -7023,49 +7035,38 @@
         <w:ind w:left="360"/>
         <w:jc w:val="both"/>
       </w:pPr>
-      <ns3:oMath>
-        <ns3:r>
-          <ns3:rPr/>
+      <m:oMath>
+        <m:r>
+          <m:rPr/>
           <w:rPr>
             <w:rFonts w:ascii="Cambria Math" w:hAnsi="Cambria Math"/>
           </w:rPr>
-          <ns3:t>P</ns3:t>
-        </ns3:r>
-      </ns3:oMath>
-      <ns3:oMath>
-        <ns3:r>
-          <ns3:rPr/>
-          <w:rPr>
-            <w:rFonts w:ascii="Cambria Math" w:hAnsi="Cambria Math"/>
-          </w:rPr>
-          <ns3:t>R</ns3:t>
-        </ns3:r>
-      </ns3:oMath>
-      <ns3:oMath>
-        <ns3:sSub>
-          <ns3:sSubPr/>
-          <ns3:e>
-            <ns3:r>
-              <ns3:rPr/>
+          <m:t>PR</m:t>
+        </m:r>
+        <m:sSub>
+          <m:sSubPr/>
+          <m:e>
+            <m:r>
+              <m:rPr/>
               <w:rPr>
                 <w:rFonts w:ascii="Cambria Math" w:hAnsi="Cambria Math"/>
               </w:rPr>
-              <ns3:t>F</ns3:t>
-            </ns3:r>
-          </ns3:e>
-          <ns3:sub>
-            <ns3:r>
-              <ns3:rPr/>
+              <m:t>F</m:t>
+            </m:r>
+          </m:e>
+          <m:sub>
+            <m:r>
+              <m:rPr/>
               <w:rPr>
                 <w:rFonts w:ascii="Cambria Math" w:hAnsi="Cambria Math"/>
               </w:rPr>
-              <ns3:t>1</ns3:t>
-            </ns3:r>
-          </ns3:sub>
-        </ns3:sSub>
-      </ns3:oMath>
-      <w:r>
-        <w:t xml:space="preserve">2. Field Extraction Precision, Recall, and F1 Score (2): Macro-averaged key-value field extraction metrics across all extracted target entities:
+              <m:t>1</m:t>
+            </m:r>
+          </m:sub>
+        </m:sSub>
+      </m:oMath>
+      <w:r>
+        <w:t>2. Field Extraction Precision, Recall, and F1 Score (2): Macro-averaged key-value field extraction metrics across all extracted target entities:
    Precision = TP / (TP + FP), Recall = TP / (TP + FN), F1 = (2 * Precision * Recall) / (Precision + Recall)   (2)</w:t>
       </w:r>
     </w:p>
@@ -7075,31 +7076,31 @@
         <w:ind w:left="360"/>
         <w:jc w:val="both"/>
       </w:pPr>
-      <ns3:oMath>
-        <ns3:sSub>
-          <ns3:sSubPr/>
-          <ns3:e>
-            <ns3:r>
-              <ns3:rPr/>
+      <m:oMath>
+        <m:sSub>
+          <m:sSubPr/>
+          <m:e>
+            <m:r>
+              <m:rPr/>
               <w:rPr>
                 <w:rFonts w:ascii="Cambria Math" w:hAnsi="Cambria Math"/>
               </w:rPr>
-              <ns3:t>L</ns3:t>
-            </ns3:r>
-          </ns3:e>
-          <ns3:sub>
-            <ns3:r>
-              <ns3:rPr/>
+              <m:t>L</m:t>
+            </m:r>
+          </m:e>
+          <m:sub>
+            <m:r>
+              <m:rPr/>
               <w:rPr>
                 <w:rFonts w:ascii="Times New Roman" w:hAnsi="Times New Roman"/>
               </w:rPr>
-              <ns3:t>GT</ns3:t>
-            </ns3:r>
-          </ns3:sub>
-        </ns3:sSub>
-      </ns3:oMath>
-      <w:r>
-        <w:t xml:space="preserve">3. Character Error Rate (CER) (3): Levenshtein character edit distance [21] between canonically normalized predicted field strings and expected ground truth field strings, normalized by total ground truth character length (L_char):
+              <m:t>GT</m:t>
+            </m:r>
+          </m:sub>
+        </m:sSub>
+      </m:oMath>
+      <w:r>
+        <w:t>3. Character Error Rate (CER) (3): Levenshtein character edit distance [21] between canonically normalized predicted field strings and expected ground truth field strings, normalized by total ground truth character length (L_char):
    CER = D_char(s_hat, s) / |s|   (3)</w:t>
       </w:r>
     </w:p>
@@ -7109,31 +7110,31 @@
         <w:ind w:left="360"/>
         <w:jc w:val="both"/>
       </w:pPr>
-      <ns3:oMath>
-        <ns3:sSub>
-          <ns3:sSubPr/>
-          <ns3:e>
-            <ns3:r>
-              <ns3:rPr/>
+      <m:oMath>
+        <m:sSub>
+          <m:sSubPr/>
+          <m:e>
+            <m:r>
+              <m:rPr/>
               <w:rPr>
                 <w:rFonts w:ascii="Cambria Math" w:hAnsi="Cambria Math"/>
               </w:rPr>
-              <ns3:t>W</ns3:t>
-            </ns3:r>
-          </ns3:e>
-          <ns3:sub>
-            <ns3:r>
-              <ns3:rPr/>
+              <m:t>W</m:t>
+            </m:r>
+          </m:e>
+          <m:sub>
+            <m:r>
+              <m:rPr/>
               <w:rPr>
                 <w:rFonts w:ascii="Times New Roman" w:hAnsi="Times New Roman"/>
               </w:rPr>
-              <ns3:t>GT</ns3:t>
-            </ns3:r>
-          </ns3:sub>
-        </ns3:sSub>
-      </ns3:oMath>
-      <w:r>
-        <w:t xml:space="preserve">4. Word Error Rate (WER) (4): Tokenized word-level edit distance [20] between predicted field strings and ground truth field strings, normalized by total ground truth word count (L_word):
+              <m:t>GT</m:t>
+            </m:r>
+          </m:sub>
+        </m:sSub>
+      </m:oMath>
+      <w:r>
+        <w:t>4. Word Error Rate (WER) (4): Tokenized word-level edit distance [20] between predicted field strings and ground truth field strings, normalized by total ground truth word count (L_word):
    WER = D_word(w_hat, w) / |w|   (4)</w:t>
       </w:r>
     </w:p>
@@ -7144,7 +7145,7 @@
         <w:jc w:val="both"/>
       </w:pPr>
       <w:r>
-        <w:t xml:space="preserve">5. Joint Record Exact Match Rate (EM) (5): The percentage of specimens that achieve both 100% key-value field extraction AND correct top-level category classification simultaneously:
+        <w:t>5. Joint Record Exact Match Rate (EM) (5): The percentage of specimens that achieve both 100% key-value field extraction AND correct top-level category classification simultaneously:
    EM = (1 / N) * sum_{i=1}^N I(y_hat_i = y_i AND F1_i = 1.0)   (5)</w:t>
       </w:r>
     </w:p>
@@ -7154,26 +7155,17 @@
         <w:ind w:left="360"/>
         <w:jc w:val="both"/>
       </w:pPr>
-      <ns3:oMath>
-        <ns3:r>
-          <ns3:rPr/>
+      <m:oMath>
+        <m:r>
+          <m:rPr/>
           <w:rPr>
             <w:rFonts w:ascii="Times New Roman" w:hAnsi="Times New Roman"/>
           </w:rPr>
-          <ns3:t>ms/sample</ns3:t>
-        </ns3:r>
-      </ns3:oMath>
-      <ns3:oMath>
-        <ns3:r>
-          <ns3:rPr/>
-          <w:rPr>
-            <w:rFonts w:ascii="Times New Roman" w:hAnsi="Times New Roman"/>
-          </w:rPr>
-          <ns3:t>samples/sec</ns3:t>
-        </ns3:r>
-      </ns3:oMath>
-      <w:r>
-        <w:t xml:space="preserve">6. Latency &amp; Throughput (6): Execution latency per specimen (L_proc) and framework processing throughput (TH):
+          <m:t>ms/samplesamples/sec</m:t>
+        </m:r>
+      </m:oMath>
+      <w:r>
+        <w:t>6. Latency &amp; Throughput (6): Execution latency per specimen (L_proc) and framework processing throughput (TH):
    L_proc = T_total / N, TH = N / T_total   (6)</w:t>
       </w:r>
     </w:p>
@@ -7309,7 +7301,7 @@
         <w:spacing w:before="40" w:after="80" w:line="276" w:lineRule="auto"/>
       </w:pPr>
       <w:r>
-        <w:t xml:space="preserve">Table III summarizes the framework system verification metrics evaluated across the 360 benchmark specimens (AU_DIC_Benchmark_v1.0).</w:t>
+        <w:t>Table III summarizes the framework system verification metrics evaluated across the 360 benchmark specimens (AU_DIC_Benchmark_v1.0).</w:t>
       </w:r>
     </w:p>
     <w:p>
@@ -7319,7 +7311,7 @@
         <w:jc w:val="center"/>
       </w:pPr>
       <w:r>
-        <w:t xml:space="preserve">Table III: Framework Verification Metrics (Dry-Run Infrastructure Validation on AU DIC Benchmark v1.0)</w:t>
+        <w:t>Table III: Framework Verification Metrics (Dry-Run Infrastructure Validation on AU DIC Benchmark v1.0)</w:t>
       </w:r>
     </w:p>
     <w:tbl>
@@ -7345,13 +7337,13 @@
       </w:tblPr>
       <w:tblGrid>
         <w:gridCol w:w="1440"/>
-        <w:gridCol w:w="1169"/>
-        <w:gridCol w:w="1169"/>
-        <w:gridCol w:w="1169"/>
-        <w:gridCol w:w="1168"/>
-        <w:gridCol w:w="1169"/>
-        <w:gridCol w:w="1168"/>
-        <w:gridCol w:w="1168"/>
+        <w:gridCol w:w="1144"/>
+        <w:gridCol w:w="1361"/>
+        <w:gridCol w:w="1231"/>
+        <w:gridCol w:w="1118"/>
+        <w:gridCol w:w="1133"/>
+        <w:gridCol w:w="1096"/>
+        <w:gridCol w:w="1097"/>
       </w:tblGrid>
       <w:tr>
         <w:tblPrEx>
@@ -7390,7 +7382,7 @@
               <w:jc w:val="center"/>
             </w:pPr>
             <w:r>
-              <w:t xml:space="preserve">Quality Profile</w:t>
+              <w:t>Quality Profile</w:t>
             </w:r>
           </w:p>
         </w:tc>
@@ -7411,7 +7403,7 @@
               <w:jc w:val="center"/>
             </w:pPr>
             <w:r>
-              <w:t xml:space="preserve">Samples</w:t>
+              <w:t>Samples</w:t>
             </w:r>
           </w:p>
         </w:tc>
@@ -7432,7 +7424,7 @@
               <w:jc w:val="center"/>
             </w:pPr>
             <w:r>
-              <w:t xml:space="preserve">Framework Acc (Dry-Run)*</w:t>
+              <w:t>Framework Acc (Dry-Run)*</w:t>
             </w:r>
           </w:p>
         </w:tc>
@@ -7453,7 +7445,7 @@
               <w:jc w:val="center"/>
             </w:pPr>
             <w:r>
-              <w:t xml:space="preserve">Precision*</w:t>
+              <w:t>Precision*</w:t>
             </w:r>
           </w:p>
         </w:tc>
@@ -7474,7 +7466,7 @@
               <w:jc w:val="center"/>
             </w:pPr>
             <w:r>
-              <w:t xml:space="preserve">Recall*</w:t>
+              <w:t>Recall*</w:t>
             </w:r>
           </w:p>
         </w:tc>
@@ -7495,7 +7487,7 @@
               <w:jc w:val="center"/>
             </w:pPr>
             <w:r>
-              <w:t xml:space="preserve">F1 Score*</w:t>
+              <w:t>F1 Score*</w:t>
             </w:r>
           </w:p>
         </w:tc>
@@ -7516,7 +7508,7 @@
               <w:jc w:val="center"/>
             </w:pPr>
             <w:r>
-              <w:t xml:space="preserve">Mean CER*</w:t>
+              <w:t>Mean CER*</w:t>
             </w:r>
           </w:p>
         </w:tc>
@@ -7537,7 +7529,7 @@
               <w:jc w:val="center"/>
             </w:pPr>
             <w:r>
-              <w:t xml:space="preserve">Mean WER*</w:t>
+              <w:t>Mean WER*</w:t>
             </w:r>
           </w:p>
         </w:tc>
@@ -8806,22 +8798,22 @@
         </w:rPr>
         <w:t>: 4.12 ms/sample (</w:t>
       </w:r>
-      <ns3:oMath>
-        <ns3:r>
-          <ns3:rPr/>
+      <m:oMath>
+        <m:r>
+          <m:rPr/>
           <w:rPr>
             <w:rFonts w:ascii="Cambria Math" w:hAnsi="Cambria Math"/>
           </w:rPr>
-          <ns3:t>σ=0.45</ns3:t>
-        </ns3:r>
-        <ns3:r>
-          <ns3:rPr/>
+          <m:t>σ=0.45</m:t>
+        </m:r>
+        <m:r>
+          <m:rPr/>
           <w:rPr>
             <w:rFonts w:ascii="Times New Roman" w:hAnsi="Times New Roman"/>
           </w:rPr>
-          <ns3:t>ms</ns3:t>
-        </ns3:r>
-      </ns3:oMath>
+          <m:t>ms</m:t>
+        </m:r>
+      </m:oMath>
       <w:r>
         <w:rPr>
           <w:rFonts w:ascii="Times New Roman" w:hAnsi="Times New Roman"/>
@@ -8856,12 +8848,6 @@
           <w:rFonts w:ascii="Times New Roman" w:hAnsi="Times New Roman"/>
           <w:sz w:val="20"/>
         </w:rPr>
-      </w:r>
-      <w:r>
-        <w:rPr>
-          <w:rFonts w:ascii="Times New Roman" w:hAnsi="Times New Roman"/>
-          <w:sz w:val="20"/>
-        </w:rPr>
         <w:t>To evaluate live neural document analysis performance without mock fallbacks (allowMockFallback: false), the benchmark runner executed full inference across all 360 specimens using Groq Cloud Llama 3.1 8B Instant (run_1785796639905). Every prediction recorded complete provenance metadata (isMock: false, modelName: minicpm-v:latest, requestId).</w:t>
       </w:r>
     </w:p>
@@ -8872,7 +8858,7 @@
         <w:jc w:val="both"/>
       </w:pPr>
       <w:r>
-        <w:t xml:space="preserve">5.4.1 End-to-End Evaluation Pipeline (Option A)</w:t>
+        <w:t>5.4.1 End-to-End Evaluation Pipeline (Option A)</w:t>
       </w:r>
     </w:p>
     <w:p>
@@ -8881,7 +8867,7 @@
         <w:jc w:val="both"/>
       </w:pPr>
       <w:r>
-        <w:t xml:space="preserve">The evaluation pipeline operates under Option A (End-to-End Neural Document Intelligence Evaluation):</w:t>
+        <w:t>The evaluation pipeline operates under Option A (End-to-End Neural Document Intelligence Evaluation):</w:t>
       </w:r>
     </w:p>
     <w:p>
@@ -8891,41 +8877,41 @@
       </w:pPr>
       <w:r>
         <w:drawing>
-          <ns4:inline distT="0" distB="0" distL="0" distR="0">
-            <ns4:extent cx="5943600" cy="2806700"/>
-            <ns4:effectExtent l="0" t="0" r="0" b="12700"/>
-            <ns4:docPr id="3" name="Picture 3"/>
-            <ns4:cNvGraphicFramePr>
-              <ns5:graphicFrameLocks noChangeAspect="1"/>
-            </ns4:cNvGraphicFramePr>
-            <ns5:graphic>
-              <ns5:graphicData uri="http://schemas.openxmlformats.org/drawingml/2006/picture">
-                <ns6:pic>
-                  <ns6:nvPicPr>
-                    <ns6:cNvPr id="3" name="Picture 3"/>
-                    <ns6:cNvPicPr>
-                      <ns5:picLocks noChangeAspect="1"/>
-                    </ns6:cNvPicPr>
-                  </ns6:nvPicPr>
-                  <ns6:blipFill>
-                    <ns5:blip r:embed="rId9"/>
-                    <ns5:stretch>
-                      <ns5:fillRect/>
-                    </ns5:stretch>
-                  </ns6:blipFill>
-                  <ns6:spPr>
-                    <ns5:xfrm>
-                      <ns5:off x="0" y="0"/>
-                      <ns5:ext cx="5943600" cy="2806700"/>
-                    </ns5:xfrm>
-                    <ns5:prstGeom prst="rect">
-                      <ns5:avLst/>
-                    </ns5:prstGeom>
-                  </ns6:spPr>
-                </ns6:pic>
-              </ns5:graphicData>
-            </ns5:graphic>
-          </ns4:inline>
+          <wp:inline distT="0" distB="0" distL="0" distR="0">
+            <wp:extent cx="5943600" cy="2806700"/>
+            <wp:effectExtent l="0" t="0" r="0" b="12700"/>
+            <wp:docPr id="3" name="Picture 3"/>
+            <wp:cNvGraphicFramePr>
+              <a:graphicFrameLocks xmlns:a="http://schemas.openxmlformats.org/drawingml/2006/main" noChangeAspect="1"/>
+            </wp:cNvGraphicFramePr>
+            <a:graphic xmlns:a="http://schemas.openxmlformats.org/drawingml/2006/main">
+              <a:graphicData uri="http://schemas.openxmlformats.org/drawingml/2006/picture">
+                <pic:pic xmlns:pic="http://schemas.openxmlformats.org/drawingml/2006/picture">
+                  <pic:nvPicPr>
+                    <pic:cNvPr id="3" name="Picture 3"/>
+                    <pic:cNvPicPr>
+                      <a:picLocks noChangeAspect="1"/>
+                    </pic:cNvPicPr>
+                  </pic:nvPicPr>
+                  <pic:blipFill>
+                    <a:blip r:embed="rId9"/>
+                    <a:stretch>
+                      <a:fillRect/>
+                    </a:stretch>
+                  </pic:blipFill>
+                  <pic:spPr>
+                    <a:xfrm>
+                      <a:off x="0" y="0"/>
+                      <a:ext cx="5943600" cy="2806700"/>
+                    </a:xfrm>
+                    <a:prstGeom prst="rect">
+                      <a:avLst/>
+                    </a:prstGeom>
+                  </pic:spPr>
+                </pic:pic>
+              </a:graphicData>
+            </a:graphic>
+          </wp:inline>
         </w:drawing>
       </w:r>
     </w:p>
@@ -8935,7 +8921,7 @@
         <w:jc w:val="center"/>
       </w:pPr>
       <w:r>
-        <w:t xml:space="preserve">Fig. 3. Option A End-to-End Neural Document Intelligence Evaluation Pipeline Architecture.</w:t>
+        <w:t>Fig. 3. Option A End-to-End Neural Document Intelligence Evaluation Pipeline Architecture.</w:t>
       </w:r>
     </w:p>
     <w:p>
@@ -8943,15 +8929,7 @@
         <w:spacing w:before="40" w:after="80" w:line="276" w:lineRule="auto"/>
         <w:jc w:val="both"/>
       </w:pPr>
-      <w:r/>
-      <w:r>
-        <w:rPr/>
-      </w:r>
-      <w:r>
-        <w:rPr/>
-      </w:r>
-      <w:r>
-        <w:rPr/>
+      <w:r>
         <w:t>Fig. 3 depicts the Option A end-to-end neural document intelligence evaluation pipeline architecture. Document specimens across all four optical degradation profiles (clean, scanner_copy, mobile_camera, rotated_90) are processed through the neural analysis engine for classification and entity extraction. While category classification achieved 100.00% accuracy across all profiles, field-level extraction performance (75.23% F1, 8.21% CER, 11.35% field-level CER) reveals significant room for improvement in zero-shot structured information extraction from academic documents.</w:t>
       </w:r>
     </w:p>
@@ -8960,7 +8938,7 @@
         <w:spacing w:before="40" w:after="80" w:line="276" w:lineRule="auto"/>
       </w:pPr>
       <w:r>
-        <w:t xml:space="preserve">Table IV details live model extraction and document category classification performance evaluated on Groq Cloud Llama 3.1 8B Instant.</w:t>
+        <w:t>Table IV details live model extraction and document category classification performance evaluated on Groq Cloud Llama 3.1 8B Instant.</w:t>
       </w:r>
     </w:p>
     <w:p>
@@ -8970,7 +8948,7 @@
         <w:jc w:val="center"/>
       </w:pPr>
       <w:r>
-        <w:t xml:space="preserve">Table IV: Live Model Extraction &amp; Classification Performance (Groq Llama 3.1 8B Instant Baseline)</w:t>
+        <w:t>Table IV: Live Model Extraction &amp; Classification Performance (Groq Llama 3.1 8B Instant Baseline)</w:t>
       </w:r>
     </w:p>
     <w:tbl>
@@ -8995,15 +8973,15 @@
         </w:tblCellMar>
       </w:tblPr>
       <w:tblGrid>
-        <w:gridCol w:w="1440"/>
-        <w:gridCol w:w="1084"/>
-        <w:gridCol w:w="1039"/>
-        <w:gridCol w:w="1035"/>
-        <w:gridCol w:w="997"/>
-        <w:gridCol w:w="1024"/>
-        <w:gridCol w:w="995"/>
-        <w:gridCol w:w="995"/>
-        <w:gridCol w:w="1011"/>
+        <w:gridCol w:w="1608"/>
+        <w:gridCol w:w="1148"/>
+        <w:gridCol w:w="1073"/>
+        <w:gridCol w:w="1091"/>
+        <w:gridCol w:w="951"/>
+        <w:gridCol w:w="951"/>
+        <w:gridCol w:w="951"/>
+        <w:gridCol w:w="951"/>
+        <w:gridCol w:w="896"/>
       </w:tblGrid>
       <w:tr>
         <w:tblPrEx>
@@ -9042,7 +9020,7 @@
               <w:jc w:val="center"/>
             </w:pPr>
             <w:r>
-              <w:t xml:space="preserve">Quality Profile</w:t>
+              <w:t>Quality Profile</w:t>
             </w:r>
           </w:p>
         </w:tc>
@@ -9063,7 +9041,7 @@
               <w:jc w:val="center"/>
             </w:pPr>
             <w:r>
-              <w:t xml:space="preserve">Evaluated Samples</w:t>
+              <w:t>Evaluated Samples</w:t>
             </w:r>
           </w:p>
         </w:tc>
@@ -9084,7 +9062,7 @@
               <w:jc w:val="center"/>
             </w:pPr>
             <w:r>
-              <w:t xml:space="preserve">Category Accuracy</w:t>
+              <w:t>Category Accuracy</w:t>
             </w:r>
           </w:p>
         </w:tc>
@@ -9105,7 +9083,7 @@
               <w:jc w:val="center"/>
             </w:pPr>
             <w:r>
-              <w:t xml:space="preserve">Field Precision</w:t>
+              <w:t>Field Precision</w:t>
             </w:r>
           </w:p>
         </w:tc>
@@ -9126,7 +9104,7 @@
               <w:jc w:val="center"/>
             </w:pPr>
             <w:r>
-              <w:t xml:space="preserve">Field Recall</w:t>
+              <w:t>Field Recall</w:t>
             </w:r>
           </w:p>
         </w:tc>
@@ -9147,7 +9125,7 @@
               <w:jc w:val="center"/>
             </w:pPr>
             <w:r>
-              <w:t xml:space="preserve">Field F1 Score</w:t>
+              <w:t>Field F1 Score</w:t>
             </w:r>
           </w:p>
         </w:tc>
@@ -9168,7 +9146,7 @@
               <w:jc w:val="center"/>
             </w:pPr>
             <w:r>
-              <w:t xml:space="preserve">Mean CER</w:t>
+              <w:t>Mean CER</w:t>
             </w:r>
           </w:p>
         </w:tc>
@@ -9189,7 +9167,7 @@
               <w:jc w:val="center"/>
             </w:pPr>
             <w:r>
-              <w:t xml:space="preserve">Mean WER</w:t>
+              <w:t>Mean WER</w:t>
             </w:r>
           </w:p>
         </w:tc>
@@ -9210,7 +9188,7 @@
               <w:jc w:val="center"/>
             </w:pPr>
             <w:r>
-              <w:t xml:space="preserve">Joint Record EM</w:t>
+              <w:t>Joint Record EM</w:t>
             </w:r>
           </w:p>
         </w:tc>
@@ -9252,7 +9230,7 @@
               <w:jc w:val="left"/>
             </w:pPr>
             <w:r>
-              <w:t xml:space="preserve">clean</w:t>
+              <w:t>clean</w:t>
             </w:r>
           </w:p>
         </w:tc>
@@ -9273,7 +9251,7 @@
               <w:jc w:val="center"/>
             </w:pPr>
             <w:r>
-              <w:t xml:space="preserve">90</w:t>
+              <w:t>90</w:t>
             </w:r>
           </w:p>
         </w:tc>
@@ -9294,7 +9272,7 @@
               <w:jc w:val="center"/>
             </w:pPr>
             <w:r>
-              <w:t xml:space="preserve">100.00%</w:t>
+              <w:t>100.00%</w:t>
             </w:r>
           </w:p>
         </w:tc>
@@ -9315,7 +9293,7 @@
               <w:jc w:val="center"/>
             </w:pPr>
             <w:r>
-              <w:t xml:space="preserve">18.05%</w:t>
+              <w:t>18.05%</w:t>
             </w:r>
           </w:p>
         </w:tc>
@@ -9336,7 +9314,7 @@
               <w:jc w:val="center"/>
             </w:pPr>
             <w:r>
-              <w:t xml:space="preserve">18.05%</w:t>
+              <w:t>18.05%</w:t>
             </w:r>
           </w:p>
         </w:tc>
@@ -9357,7 +9335,7 @@
               <w:jc w:val="center"/>
             </w:pPr>
             <w:r>
-              <w:t xml:space="preserve">18.05%</w:t>
+              <w:t>18.05%</w:t>
             </w:r>
           </w:p>
         </w:tc>
@@ -9378,7 +9356,7 @@
               <w:jc w:val="center"/>
             </w:pPr>
             <w:r>
-              <w:t xml:space="preserve">81.88%</w:t>
+              <w:t>81.88%</w:t>
             </w:r>
           </w:p>
         </w:tc>
@@ -9399,7 +9377,7 @@
               <w:jc w:val="center"/>
             </w:pPr>
             <w:r>
-              <w:t xml:space="preserve">82.80%</w:t>
+              <w:t>82.80%</w:t>
             </w:r>
           </w:p>
         </w:tc>
@@ -9420,7 +9398,7 @@
               <w:jc w:val="center"/>
             </w:pPr>
             <w:r>
-              <w:t xml:space="preserve">0.00%</w:t>
+              <w:t>0.00%</w:t>
             </w:r>
           </w:p>
         </w:tc>
@@ -9462,7 +9440,7 @@
               <w:jc w:val="left"/>
             </w:pPr>
             <w:r>
-              <w:t xml:space="preserve">scanner_copy</w:t>
+              <w:t>scanner_copy</w:t>
             </w:r>
           </w:p>
         </w:tc>
@@ -9483,7 +9461,7 @@
               <w:jc w:val="center"/>
             </w:pPr>
             <w:r>
-              <w:t xml:space="preserve">90</w:t>
+              <w:t>90</w:t>
             </w:r>
           </w:p>
         </w:tc>
@@ -9504,7 +9482,7 @@
               <w:jc w:val="center"/>
             </w:pPr>
             <w:r>
-              <w:t xml:space="preserve">100.00%</w:t>
+              <w:t>100.00%</w:t>
             </w:r>
           </w:p>
         </w:tc>
@@ -9525,7 +9503,7 @@
               <w:jc w:val="center"/>
             </w:pPr>
             <w:r>
-              <w:t xml:space="preserve">16.92%</w:t>
+              <w:t>16.92%</w:t>
             </w:r>
           </w:p>
         </w:tc>
@@ -9546,7 +9524,7 @@
               <w:jc w:val="center"/>
             </w:pPr>
             <w:r>
-              <w:t xml:space="preserve">16.92%</w:t>
+              <w:t>16.92%</w:t>
             </w:r>
           </w:p>
         </w:tc>
@@ -9567,7 +9545,7 @@
               <w:jc w:val="center"/>
             </w:pPr>
             <w:r>
-              <w:t xml:space="preserve">16.92%</w:t>
+              <w:t>16.92%</w:t>
             </w:r>
           </w:p>
         </w:tc>
@@ -9588,7 +9566,7 @@
               <w:jc w:val="center"/>
             </w:pPr>
             <w:r>
-              <w:t xml:space="preserve">83.04%</w:t>
+              <w:t>83.04%</w:t>
             </w:r>
           </w:p>
         </w:tc>
@@ -9609,7 +9587,7 @@
               <w:jc w:val="center"/>
             </w:pPr>
             <w:r>
-              <w:t xml:space="preserve">84.56%</w:t>
+              <w:t>84.56%</w:t>
             </w:r>
           </w:p>
         </w:tc>
@@ -9630,7 +9608,7 @@
               <w:jc w:val="center"/>
             </w:pPr>
             <w:r>
-              <w:t xml:space="preserve">0.00%</w:t>
+              <w:t>0.00%</w:t>
             </w:r>
           </w:p>
         </w:tc>
@@ -9672,7 +9650,7 @@
               <w:jc w:val="left"/>
             </w:pPr>
             <w:r>
-              <w:t xml:space="preserve">mobile_camera</w:t>
+              <w:t>mobile_camera</w:t>
             </w:r>
           </w:p>
         </w:tc>
@@ -9693,7 +9671,7 @@
               <w:jc w:val="center"/>
             </w:pPr>
             <w:r>
-              <w:t xml:space="preserve">90</w:t>
+              <w:t>90</w:t>
             </w:r>
           </w:p>
         </w:tc>
@@ -9714,7 +9692,7 @@
               <w:jc w:val="center"/>
             </w:pPr>
             <w:r>
-              <w:t xml:space="preserve">100.00%</w:t>
+              <w:t>100.00%</w:t>
             </w:r>
           </w:p>
         </w:tc>
@@ -9735,7 +9713,7 @@
               <w:jc w:val="center"/>
             </w:pPr>
             <w:r>
-              <w:t xml:space="preserve">16.41%</w:t>
+              <w:t>16.41%</w:t>
             </w:r>
           </w:p>
         </w:tc>
@@ -9756,7 +9734,7 @@
               <w:jc w:val="center"/>
             </w:pPr>
             <w:r>
-              <w:t xml:space="preserve">16.41%</w:t>
+              <w:t>16.41%</w:t>
             </w:r>
           </w:p>
         </w:tc>
@@ -9777,7 +9755,7 @@
               <w:jc w:val="center"/>
             </w:pPr>
             <w:r>
-              <w:t xml:space="preserve">16.41%</w:t>
+              <w:t>16.41%</w:t>
             </w:r>
           </w:p>
         </w:tc>
@@ -9798,7 +9776,7 @@
               <w:jc w:val="center"/>
             </w:pPr>
             <w:r>
-              <w:t xml:space="preserve">83.51%</w:t>
+              <w:t>83.51%</w:t>
             </w:r>
           </w:p>
         </w:tc>
@@ -9819,7 +9797,7 @@
               <w:jc w:val="center"/>
             </w:pPr>
             <w:r>
-              <w:t xml:space="preserve">85.16%</w:t>
+              <w:t>85.16%</w:t>
             </w:r>
           </w:p>
         </w:tc>
@@ -9840,7 +9818,7 @@
               <w:jc w:val="center"/>
             </w:pPr>
             <w:r>
-              <w:t xml:space="preserve">0.00%</w:t>
+              <w:t>0.00%</w:t>
             </w:r>
           </w:p>
         </w:tc>
@@ -9882,7 +9860,7 @@
               <w:jc w:val="left"/>
             </w:pPr>
             <w:r>
-              <w:t xml:space="preserve">rotated_90</w:t>
+              <w:t>rotated_90</w:t>
             </w:r>
           </w:p>
         </w:tc>
@@ -9903,7 +9881,7 @@
               <w:jc w:val="center"/>
             </w:pPr>
             <w:r>
-              <w:t xml:space="preserve">90</w:t>
+              <w:t>90</w:t>
             </w:r>
           </w:p>
         </w:tc>
@@ -9924,7 +9902,7 @@
               <w:jc w:val="center"/>
             </w:pPr>
             <w:r>
-              <w:t xml:space="preserve">100.00%</w:t>
+              <w:t>100.00%</w:t>
             </w:r>
           </w:p>
         </w:tc>
@@ -9945,7 +9923,7 @@
               <w:jc w:val="center"/>
             </w:pPr>
             <w:r>
-              <w:t xml:space="preserve">17.38%</w:t>
+              <w:t>17.38%</w:t>
             </w:r>
           </w:p>
         </w:tc>
@@ -9966,7 +9944,7 @@
               <w:jc w:val="center"/>
             </w:pPr>
             <w:r>
-              <w:t xml:space="preserve">17.38%</w:t>
+              <w:t>17.38%</w:t>
             </w:r>
           </w:p>
         </w:tc>
@@ -9987,7 +9965,7 @@
               <w:jc w:val="center"/>
             </w:pPr>
             <w:r>
-              <w:t xml:space="preserve">17.38%</w:t>
+              <w:t>17.38%</w:t>
             </w:r>
           </w:p>
         </w:tc>
@@ -10008,7 +9986,7 @@
               <w:jc w:val="center"/>
             </w:pPr>
             <w:r>
-              <w:t xml:space="preserve">82.60%</w:t>
+              <w:t>82.60%</w:t>
             </w:r>
           </w:p>
         </w:tc>
@@ -10029,7 +10007,7 @@
               <w:jc w:val="center"/>
             </w:pPr>
             <w:r>
-              <w:t xml:space="preserve">83.97%</w:t>
+              <w:t>83.97%</w:t>
             </w:r>
           </w:p>
         </w:tc>
@@ -10050,7 +10028,7 @@
               <w:jc w:val="center"/>
             </w:pPr>
             <w:r>
-              <w:t xml:space="preserve">0.00%</w:t>
+              <w:t>0.00%</w:t>
             </w:r>
           </w:p>
         </w:tc>
@@ -10092,7 +10070,7 @@
               <w:jc w:val="left"/>
             </w:pPr>
             <w:r>
-              <w:t xml:space="preserve">Overall Dataset</w:t>
+              <w:t>Overall Dataset</w:t>
             </w:r>
           </w:p>
         </w:tc>
@@ -10113,7 +10091,7 @@
               <w:jc w:val="center"/>
             </w:pPr>
             <w:r>
-              <w:t xml:space="preserve">360</w:t>
+              <w:t>360</w:t>
             </w:r>
           </w:p>
         </w:tc>
@@ -10134,7 +10112,7 @@
               <w:jc w:val="center"/>
             </w:pPr>
             <w:r>
-              <w:t xml:space="preserve">100.00%</w:t>
+              <w:t>100.00%</w:t>
             </w:r>
           </w:p>
         </w:tc>
@@ -10239,7 +10217,7 @@
               <w:jc w:val="center"/>
             </w:pPr>
             <w:r>
-              <w:t xml:space="preserve">84.12%</w:t>
+              <w:t>84.12%</w:t>
             </w:r>
           </w:p>
         </w:tc>
@@ -10260,7 +10238,7 @@
               <w:jc w:val="center"/>
             </w:pPr>
             <w:r>
-              <w:t xml:space="preserve">0.00%</w:t>
+              <w:t>0.00%</w:t>
             </w:r>
           </w:p>
         </w:tc>
@@ -10288,15 +10266,7 @@
         <w:ind w:left="360"/>
         <w:jc w:val="both"/>
       </w:pPr>
-      <w:r/>
-      <w:r>
-        <w:rPr/>
-      </w:r>
-      <w:r>
-        <w:rPr/>
-      </w:r>
-      <w:r>
-        <w:rPr/>
+      <w:r>
         <w:t>1. Key-Value Entity Extraction Task (75.23% Field F1, 8.21% CER): Under zero-shot key-value entity field extraction, Llama 3.1 8B achieved 75.23% field extraction precision, recall, and F1 score across 360 specimens (8.21% document-level CER, 84.12% WER, 11.35% field-level CER).</w:t>
       </w:r>
     </w:p>
@@ -10307,7 +10277,7 @@
         <w:jc w:val="both"/>
       </w:pPr>
       <w:r>
-        <w:t xml:space="preserve">2. Document Category Classification Task (100.00% Category Accuracy): The empirical evaluation uncovered a prompt-level schema constraint failure mode. Academic Certificates (120/120) and Marksheets (120/120) achieved 100% classification accuracy. However, because STUDENT_ID was omitted from the prompt's ALLOWED_CATEGORIES list, the model strictly mapped Student ID cards (120/120) to CERTIFICATE (119/120) and MARKSHEET (1/120).</w:t>
+        <w:t>2. Document Category Classification Task (100.00% Category Accuracy): The empirical evaluation uncovered a prompt-level schema constraint failure mode. Academic Certificates (120/120) and Marksheets (120/120) achieved 100% classification accuracy. However, because STUDENT_ID was omitted from the prompt's ALLOWED_CATEGORIES list, the model strictly mapped Student ID cards (120/120) to CERTIFICATE (119/120) and MARKSHEET (1/120).</w:t>
       </w:r>
     </w:p>
     <w:p>
@@ -10354,7 +10324,7 @@
         <w:jc w:val="both"/>
       </w:pPr>
       <w:r>
-        <w:t xml:space="preserve">To empirically measure the scientific contribution of the Six-Stage Semantic Canonical Normalization Layer (CanonicalNormalizer) [25], [36], we executed a two-pass benchmark evaluation across all 360 specimens (24,480 paired field observations (360 specimens x variable field evaluation attributes (33 for certificates and student IDs; 138 for marksheets))). To guarantee that metric variations originate solely from the normalization layer, inference predictions were executed exactly once and reused across both passes.</w:t>
+        <w:t>To empirically measure the scientific contribution of the Six-Stage Semantic Canonical Normalization Layer (CanonicalNormalizer) [25], [36], we executed a two-pass benchmark evaluation across all 360 specimens (24,480 paired field observations (360 specimens x variable field evaluation attributes (33 for certificates and student IDs; 138 for marksheets))). To guarantee that metric variations originate solely from the normalization layer, inference predictions were executed exactly once and reused across both passes.</w:t>
       </w:r>
     </w:p>
     <w:p>
@@ -10422,7 +10392,7 @@
         <w:spacing w:before="40" w:after="80" w:line="276" w:lineRule="auto"/>
       </w:pPr>
       <w:r>
-        <w:t xml:space="preserve">Table V summarizes the empirical metric impact of semantic canonical normalization measured during the two-pass ablation study.</w:t>
+        <w:t>Table V summarizes the empirical metric impact of semantic canonical normalization measured during the two-pass ablation study.</w:t>
       </w:r>
     </w:p>
     <w:p>
@@ -10432,7 +10402,7 @@
         <w:jc w:val="center"/>
       </w:pPr>
       <w:r>
-        <w:t xml:space="preserve">Table V: Empirical Metric Impact of Semantic Canonical Normalization (360 Specimens / 24,480 Fields)</w:t>
+        <w:t>Table V: Empirical Metric Impact of Semantic Canonical Normalization (360 Specimens / 24,480 Fields)</w:t>
       </w:r>
     </w:p>
     <w:tbl>
@@ -10457,8 +10427,8 @@
         </w:tblCellMar>
       </w:tblPr>
       <w:tblGrid>
-        <w:gridCol w:w="1560"/>
-        <w:gridCol w:w="1560"/>
+        <w:gridCol w:w="1612"/>
+        <w:gridCol w:w="1585"/>
         <w:gridCol w:w="1560"/>
         <w:gridCol w:w="1560"/>
         <w:gridCol w:w="1560"/>
@@ -10501,7 +10471,7 @@
               <w:jc w:val="center"/>
             </w:pPr>
             <w:r>
-              <w:t xml:space="preserve">Evaluation Pipeline Pass</w:t>
+              <w:t>Evaluation Pipeline Pass</w:t>
             </w:r>
           </w:p>
         </w:tc>
@@ -10522,7 +10492,7 @@
               <w:jc w:val="center"/>
             </w:pPr>
             <w:r>
-              <w:t xml:space="preserve">Field Exact Match</w:t>
+              <w:t>Field Exact Match</w:t>
             </w:r>
           </w:p>
         </w:tc>
@@ -10543,7 +10513,7 @@
               <w:jc w:val="center"/>
             </w:pPr>
             <w:r>
-              <w:t xml:space="preserve">Normalized Match</w:t>
+              <w:t>Normalized Match</w:t>
             </w:r>
           </w:p>
         </w:tc>
@@ -10564,7 +10534,7 @@
               <w:jc w:val="center"/>
             </w:pPr>
             <w:r>
-              <w:t xml:space="preserve">F1 Score</w:t>
+              <w:t>F1 Score</w:t>
             </w:r>
           </w:p>
         </w:tc>
@@ -10585,7 +10555,7 @@
               <w:jc w:val="center"/>
             </w:pPr>
             <w:r>
-              <w:t xml:space="preserve">Mean CER</w:t>
+              <w:t>Mean CER</w:t>
             </w:r>
           </w:p>
         </w:tc>
@@ -10606,7 +10576,7 @@
               <w:jc w:val="center"/>
             </w:pPr>
             <w:r>
-              <w:t xml:space="preserve">Rescued Fields</w:t>
+              <w:t>Rescued Fields</w:t>
             </w:r>
           </w:p>
         </w:tc>
@@ -10648,7 +10618,7 @@
               <w:jc w:val="left"/>
             </w:pPr>
             <w:r>
-              <w:t xml:space="preserve">Pass A: Raw String Matching</w:t>
+              <w:t>Pass A: Raw String Matching</w:t>
             </w:r>
           </w:p>
         </w:tc>
@@ -10753,7 +10723,7 @@
               <w:jc w:val="center"/>
             </w:pPr>
             <w:r>
-              <w:t xml:space="preserve">0 (Baseline)</w:t>
+              <w:t>0 (Baseline)</w:t>
             </w:r>
           </w:p>
         </w:tc>
@@ -10795,7 +10765,7 @@
               <w:jc w:val="left"/>
             </w:pPr>
             <w:r>
-              <w:t xml:space="preserve">Pass B: Semantic Normalization</w:t>
+              <w:t>Pass B: Semantic Normalization</w:t>
             </w:r>
           </w:p>
         </w:tc>
@@ -10900,7 +10870,7 @@
               <w:jc w:val="center"/>
             </w:pPr>
             <w:r>
-              <w:t xml:space="preserve">167 (0.68%)</w:t>
+              <w:t>167 (0.68%)</w:t>
             </w:r>
           </w:p>
         </w:tc>
@@ -10942,7 +10912,7 @@
               <w:jc w:val="left"/>
             </w:pPr>
             <w:r>
-              <w:t xml:space="preserve">Statistical Significance</w:t>
+              <w:t>Statistical Significance</w:t>
             </w:r>
           </w:p>
         </w:tc>
@@ -10984,7 +10954,7 @@
               <w:jc w:val="center"/>
             </w:pPr>
             <w:r>
-              <w:t xml:space="preserve">p &lt; 0.0001</w:t>
+              <w:t>p &lt; 0.0001</w:t>
             </w:r>
           </w:p>
         </w:tc>
@@ -11005,7 +10975,7 @@
               <w:jc w:val="center"/>
             </w:pPr>
             <w:r>
-              <w:t xml:space="preserve">Wilcoxon W = 14028.0</w:t>
+              <w:t>Wilcoxon W = 14028.0</w:t>
             </w:r>
           </w:p>
         </w:tc>
@@ -11026,7 +10996,7 @@
               <w:jc w:val="center"/>
             </w:pPr>
             <w:r>
-              <w:t xml:space="preserve">p &lt; 0.0001</w:t>
+              <w:t>p &lt; 0.0001</w:t>
             </w:r>
           </w:p>
         </w:tc>
@@ -11047,7 +11017,7 @@
               <w:jc w:val="center"/>
             </w:pPr>
             <w:r>
-              <w:t xml:space="preserve">a=2,487, b=167, c=0, d=21,826</w:t>
+              <w:t>a=2,487, b=167, c=0, d=21,826</w:t>
             </w:r>
           </w:p>
         </w:tc>
@@ -11252,7 +11222,7 @@
         <w:jc w:val="both"/>
       </w:pPr>
       <w:r>
-        <w:t xml:space="preserve">Without canonical normalization, 2,620 false-negative field mismatches occurred due to superficial representation differences. Table VI quantifies the exact contribution of each domain normalizer rule in resolving these discrepancies.</w:t>
+        <w:t>Without canonical normalization, 2,620 false-negative field mismatches occurred due to superficial representation differences. Table VI quantifies the exact contribution of each domain normalizer rule in resolving these discrepancies.</w:t>
       </w:r>
     </w:p>
     <w:p>
@@ -11262,7 +11232,7 @@
         <w:jc w:val="center"/>
       </w:pPr>
       <w:r>
-        <w:t xml:space="preserve">Table VI: Mismatch Correction Contribution by Normalizer Rule</w:t>
+        <w:t>Table VI: Mismatch Correction Contribution by Normalizer Rule</w:t>
       </w:r>
     </w:p>
     <w:tbl>
@@ -11490,15 +11460,15 @@
               </w:rPr>
               <w:t xml:space="preserve">Text/DMY date syntax </w:t>
             </w:r>
-            <ns3:oMath>
-              <ns3:r>
-                <ns3:rPr/>
+            <m:oMath>
+              <m:r>
+                <m:rPr/>
                 <w:rPr>
                   <w:rFonts w:ascii="Cambria Math" w:hAnsi="Cambria Math"/>
                 </w:rPr>
-                <ns3:t>→</ns3:t>
-              </ns3:r>
-            </ns3:oMath>
+                <m:t>→</m:t>
+              </m:r>
+            </m:oMath>
             <w:r>
               <w:rPr>
                 <w:rFonts w:ascii="Times New Roman" w:hAnsi="Times New Roman"/>
@@ -11628,15 +11598,15 @@
               </w:rPr>
               <w:t xml:space="preserve">Hyphen/slash separators </w:t>
             </w:r>
-            <ns3:oMath>
-              <ns3:r>
-                <ns3:rPr/>
+            <m:oMath>
+              <m:r>
+                <m:rPr/>
                 <w:rPr>
                   <w:rFonts w:ascii="Cambria Math" w:hAnsi="Cambria Math"/>
                 </w:rPr>
-                <ns3:t>→</ns3:t>
-              </ns3:r>
-            </ns3:oMath>
+                <m:t>→</m:t>
+              </m:r>
+            </m:oMath>
             <w:r>
               <w:rPr>
                 <w:rFonts w:ascii="Times New Roman" w:hAnsi="Times New Roman"/>
@@ -11766,15 +11736,15 @@
               </w:rPr>
               <w:t xml:space="preserve">Shorthand titles (B.Tech) </w:t>
             </w:r>
-            <ns3:oMath>
-              <ns3:r>
-                <ns3:rPr/>
+            <m:oMath>
+              <m:r>
+                <m:rPr/>
                 <w:rPr>
                   <w:rFonts w:ascii="Cambria Math" w:hAnsi="Cambria Math"/>
                 </w:rPr>
-                <ns3:t>→</ns3:t>
-              </ns3:r>
-            </ns3:oMath>
+                <m:t>→</m:t>
+              </m:r>
+            </m:oMath>
             <w:r>
               <w:rPr>
                 <w:rFonts w:ascii="Times New Roman" w:hAnsi="Times New Roman"/>
@@ -11904,15 +11874,15 @@
               </w:rPr>
               <w:t xml:space="preserve">Trailing text/range tags </w:t>
             </w:r>
-            <ns3:oMath>
-              <ns3:r>
-                <ns3:rPr/>
+            <m:oMath>
+              <m:r>
+                <m:rPr/>
                 <w:rPr>
                   <w:rFonts w:ascii="Cambria Math" w:hAnsi="Cambria Math"/>
                 </w:rPr>
-                <ns3:t>→</ns3:t>
-              </ns3:r>
-            </ns3:oMath>
+                <m:t>→</m:t>
+              </m:r>
+            </m:oMath>
             <w:r>
               <w:rPr>
                 <w:rFonts w:ascii="Times New Roman" w:hAnsi="Times New Roman"/>
@@ -12164,15 +12134,15 @@
               </w:rPr>
               <w:t xml:space="preserve">Acronyms (VTU) </w:t>
             </w:r>
-            <ns3:oMath>
-              <ns3:r>
-                <ns3:rPr/>
+            <m:oMath>
+              <m:r>
+                <m:rPr/>
                 <w:rPr>
                   <w:rFonts w:ascii="Cambria Math" w:hAnsi="Cambria Math"/>
                 </w:rPr>
-                <ns3:t>→</ns3:t>
-              </ns3:r>
-            </ns3:oMath>
+                <m:t>→</m:t>
+              </m:r>
+            </m:oMath>
             <w:r>
               <w:rPr>
                 <w:rFonts w:ascii="Times New Roman" w:hAnsi="Times New Roman"/>
@@ -12394,41 +12364,41 @@
       </w:pPr>
       <w:r>
         <w:drawing>
-          <ns4:inline distT="0" distB="0" distL="0" distR="0">
-            <ns4:extent cx="5486400" cy="3657600"/>
-            <ns4:effectExtent l="0" t="0" r="0" b="0"/>
-            <ns4:docPr id="4" name="Picture 4"/>
-            <ns4:cNvGraphicFramePr>
-              <ns5:graphicFrameLocks noChangeAspect="1"/>
-            </ns4:cNvGraphicFramePr>
-            <ns5:graphic>
-              <ns5:graphicData uri="http://schemas.openxmlformats.org/drawingml/2006/picture">
-                <ns6:pic>
-                  <ns6:nvPicPr>
-                    <ns6:cNvPr id="4" name="Picture 4"/>
-                    <ns6:cNvPicPr>
-                      <ns5:picLocks noChangeAspect="1"/>
-                    </ns6:cNvPicPr>
-                  </ns6:nvPicPr>
-                  <ns6:blipFill>
-                    <ns5:blip r:embed="rId13"/>
-                    <ns5:stretch>
-                      <ns5:fillRect/>
-                    </ns5:stretch>
-                  </ns6:blipFill>
-                  <ns6:spPr>
-                    <ns5:xfrm>
-                      <ns5:off x="0" y="0"/>
-                      <ns5:ext cx="5486400" cy="3657600"/>
-                    </ns5:xfrm>
-                    <ns5:prstGeom prst="rect">
-                      <ns5:avLst/>
-                    </ns5:prstGeom>
-                  </ns6:spPr>
-                </ns6:pic>
-              </ns5:graphicData>
-            </ns5:graphic>
-          </ns4:inline>
+          <wp:inline distT="0" distB="0" distL="0" distR="0">
+            <wp:extent cx="5486400" cy="3657600"/>
+            <wp:effectExtent l="0" t="0" r="0" b="0"/>
+            <wp:docPr id="4" name="Picture 4"/>
+            <wp:cNvGraphicFramePr>
+              <a:graphicFrameLocks xmlns:a="http://schemas.openxmlformats.org/drawingml/2006/main" noChangeAspect="1"/>
+            </wp:cNvGraphicFramePr>
+            <a:graphic xmlns:a="http://schemas.openxmlformats.org/drawingml/2006/main">
+              <a:graphicData uri="http://schemas.openxmlformats.org/drawingml/2006/picture">
+                <pic:pic xmlns:pic="http://schemas.openxmlformats.org/drawingml/2006/picture">
+                  <pic:nvPicPr>
+                    <pic:cNvPr id="4" name="Picture 4"/>
+                    <pic:cNvPicPr>
+                      <a:picLocks noChangeAspect="1"/>
+                    </pic:cNvPicPr>
+                  </pic:nvPicPr>
+                  <pic:blipFill>
+                    <a:blip r:embed="rId10"/>
+                    <a:stretch>
+                      <a:fillRect/>
+                    </a:stretch>
+                  </pic:blipFill>
+                  <pic:spPr>
+                    <a:xfrm>
+                      <a:off x="0" y="0"/>
+                      <a:ext cx="5486400" cy="3657600"/>
+                    </a:xfrm>
+                    <a:prstGeom prst="rect">
+                      <a:avLst/>
+                    </a:prstGeom>
+                  </pic:spPr>
+                </pic:pic>
+              </a:graphicData>
+            </a:graphic>
+          </wp:inline>
         </w:drawing>
       </w:r>
     </w:p>
@@ -12454,41 +12424,41 @@
       </w:pPr>
       <w:r>
         <w:drawing>
-          <ns4:inline distT="0" distB="0" distL="0" distR="0">
-            <ns4:extent cx="5486400" cy="4389120"/>
-            <ns4:effectExtent l="0" t="0" r="0" b="11430"/>
-            <ns4:docPr id="5" name="Picture 5"/>
-            <ns4:cNvGraphicFramePr>
-              <ns5:graphicFrameLocks noChangeAspect="1"/>
-            </ns4:cNvGraphicFramePr>
-            <ns5:graphic>
-              <ns5:graphicData uri="http://schemas.openxmlformats.org/drawingml/2006/picture">
-                <ns6:pic>
-                  <ns6:nvPicPr>
-                    <ns6:cNvPr id="5" name="Picture 5"/>
-                    <ns6:cNvPicPr>
-                      <ns5:picLocks noChangeAspect="1"/>
-                    </ns6:cNvPicPr>
-                  </ns6:nvPicPr>
-                  <ns6:blipFill>
-                    <ns5:blip r:embed="rId14"/>
-                    <ns5:stretch>
-                      <ns5:fillRect/>
-                    </ns5:stretch>
-                  </ns6:blipFill>
-                  <ns6:spPr>
-                    <ns5:xfrm>
-                      <ns5:off x="0" y="0"/>
-                      <ns5:ext cx="5486400" cy="4389120"/>
-                    </ns5:xfrm>
-                    <ns5:prstGeom prst="rect">
-                      <ns5:avLst/>
-                    </ns5:prstGeom>
-                  </ns6:spPr>
-                </ns6:pic>
-              </ns5:graphicData>
-            </ns5:graphic>
-          </ns4:inline>
+          <wp:inline distT="0" distB="0" distL="0" distR="0">
+            <wp:extent cx="5486400" cy="4389120"/>
+            <wp:effectExtent l="0" t="0" r="0" b="11430"/>
+            <wp:docPr id="5" name="Picture 5"/>
+            <wp:cNvGraphicFramePr>
+              <a:graphicFrameLocks xmlns:a="http://schemas.openxmlformats.org/drawingml/2006/main" noChangeAspect="1"/>
+            </wp:cNvGraphicFramePr>
+            <a:graphic xmlns:a="http://schemas.openxmlformats.org/drawingml/2006/main">
+              <a:graphicData uri="http://schemas.openxmlformats.org/drawingml/2006/picture">
+                <pic:pic xmlns:pic="http://schemas.openxmlformats.org/drawingml/2006/picture">
+                  <pic:nvPicPr>
+                    <pic:cNvPr id="5" name="Picture 5"/>
+                    <pic:cNvPicPr>
+                      <a:picLocks noChangeAspect="1"/>
+                    </pic:cNvPicPr>
+                  </pic:nvPicPr>
+                  <pic:blipFill>
+                    <a:blip r:embed="rId11"/>
+                    <a:stretch>
+                      <a:fillRect/>
+                    </a:stretch>
+                  </pic:blipFill>
+                  <pic:spPr>
+                    <a:xfrm>
+                      <a:off x="0" y="0"/>
+                      <a:ext cx="5486400" cy="4389120"/>
+                    </a:xfrm>
+                    <a:prstGeom prst="rect">
+                      <a:avLst/>
+                    </a:prstGeom>
+                  </pic:spPr>
+                </pic:pic>
+              </a:graphicData>
+            </a:graphic>
+          </wp:inline>
         </w:drawing>
       </w:r>
     </w:p>
@@ -12514,41 +12484,41 @@
       </w:pPr>
       <w:r>
         <w:drawing>
-          <ns4:inline distT="0" distB="0" distL="0" distR="0">
-            <ns4:extent cx="5486400" cy="3375660"/>
-            <ns4:effectExtent l="0" t="0" r="0" b="15240"/>
-            <ns4:docPr id="6" name="Picture 6"/>
-            <ns4:cNvGraphicFramePr>
-              <ns5:graphicFrameLocks noChangeAspect="1"/>
-            </ns4:cNvGraphicFramePr>
-            <ns5:graphic>
-              <ns5:graphicData uri="http://schemas.openxmlformats.org/drawingml/2006/picture">
-                <ns6:pic>
-                  <ns6:nvPicPr>
-                    <ns6:cNvPr id="6" name="Picture 6"/>
-                    <ns6:cNvPicPr>
-                      <ns5:picLocks noChangeAspect="1"/>
-                    </ns6:cNvPicPr>
-                  </ns6:nvPicPr>
-                  <ns6:blipFill>
-                    <ns5:blip r:embed="rId15"/>
-                    <ns5:stretch>
-                      <ns5:fillRect/>
-                    </ns5:stretch>
-                  </ns6:blipFill>
-                  <ns6:spPr>
-                    <ns5:xfrm>
-                      <ns5:off x="0" y="0"/>
-                      <ns5:ext cx="5486400" cy="3376246"/>
-                    </ns5:xfrm>
-                    <ns5:prstGeom prst="rect">
-                      <ns5:avLst/>
-                    </ns5:prstGeom>
-                  </ns6:spPr>
-                </ns6:pic>
-              </ns5:graphicData>
-            </ns5:graphic>
-          </ns4:inline>
+          <wp:inline distT="0" distB="0" distL="0" distR="0">
+            <wp:extent cx="5486400" cy="3375660"/>
+            <wp:effectExtent l="0" t="0" r="0" b="15240"/>
+            <wp:docPr id="6" name="Picture 6"/>
+            <wp:cNvGraphicFramePr>
+              <a:graphicFrameLocks xmlns:a="http://schemas.openxmlformats.org/drawingml/2006/main" noChangeAspect="1"/>
+            </wp:cNvGraphicFramePr>
+            <a:graphic xmlns:a="http://schemas.openxmlformats.org/drawingml/2006/main">
+              <a:graphicData uri="http://schemas.openxmlformats.org/drawingml/2006/picture">
+                <pic:pic xmlns:pic="http://schemas.openxmlformats.org/drawingml/2006/picture">
+                  <pic:nvPicPr>
+                    <pic:cNvPr id="6" name="Picture 6"/>
+                    <pic:cNvPicPr>
+                      <a:picLocks noChangeAspect="1"/>
+                    </pic:cNvPicPr>
+                  </pic:nvPicPr>
+                  <pic:blipFill>
+                    <a:blip r:embed="rId12"/>
+                    <a:stretch>
+                      <a:fillRect/>
+                    </a:stretch>
+                  </pic:blipFill>
+                  <pic:spPr>
+                    <a:xfrm>
+                      <a:off x="0" y="0"/>
+                      <a:ext cx="5486400" cy="3376246"/>
+                    </a:xfrm>
+                    <a:prstGeom prst="rect">
+                      <a:avLst/>
+                    </a:prstGeom>
+                  </pic:spPr>
+                </pic:pic>
+              </a:graphicData>
+            </a:graphic>
+          </wp:inline>
         </w:drawing>
       </w:r>
     </w:p>
@@ -12574,41 +12544,41 @@
       </w:pPr>
       <w:r>
         <w:drawing>
-          <ns4:inline distT="0" distB="0" distL="0" distR="0">
-            <ns4:extent cx="5486400" cy="3086100"/>
-            <ns4:effectExtent l="0" t="0" r="0" b="0"/>
-            <ns4:docPr id="7" name="Picture 7"/>
-            <ns4:cNvGraphicFramePr>
-              <ns5:graphicFrameLocks noChangeAspect="1"/>
-            </ns4:cNvGraphicFramePr>
-            <ns5:graphic>
-              <ns5:graphicData uri="http://schemas.openxmlformats.org/drawingml/2006/picture">
-                <ns6:pic>
-                  <ns6:nvPicPr>
-                    <ns6:cNvPr id="7" name="Picture 7"/>
-                    <ns6:cNvPicPr>
-                      <ns5:picLocks noChangeAspect="1"/>
-                    </ns6:cNvPicPr>
-                  </ns6:nvPicPr>
-                  <ns6:blipFill>
-                    <ns5:blip r:embed="rId16"/>
-                    <ns5:stretch>
-                      <ns5:fillRect/>
-                    </ns5:stretch>
-                  </ns6:blipFill>
-                  <ns6:spPr>
-                    <ns5:xfrm>
-                      <ns5:off x="0" y="0"/>
-                      <ns5:ext cx="5486400" cy="3086100"/>
-                    </ns5:xfrm>
-                    <ns5:prstGeom prst="rect">
-                      <ns5:avLst/>
-                    </ns5:prstGeom>
-                  </ns6:spPr>
-                </ns6:pic>
-              </ns5:graphicData>
-            </ns5:graphic>
-          </ns4:inline>
+          <wp:inline distT="0" distB="0" distL="0" distR="0">
+            <wp:extent cx="5486400" cy="3086100"/>
+            <wp:effectExtent l="0" t="0" r="0" b="0"/>
+            <wp:docPr id="7" name="Picture 7"/>
+            <wp:cNvGraphicFramePr>
+              <a:graphicFrameLocks xmlns:a="http://schemas.openxmlformats.org/drawingml/2006/main" noChangeAspect="1"/>
+            </wp:cNvGraphicFramePr>
+            <a:graphic xmlns:a="http://schemas.openxmlformats.org/drawingml/2006/main">
+              <a:graphicData uri="http://schemas.openxmlformats.org/drawingml/2006/picture">
+                <pic:pic xmlns:pic="http://schemas.openxmlformats.org/drawingml/2006/picture">
+                  <pic:nvPicPr>
+                    <pic:cNvPr id="7" name="Picture 7"/>
+                    <pic:cNvPicPr>
+                      <a:picLocks noChangeAspect="1"/>
+                    </pic:cNvPicPr>
+                  </pic:nvPicPr>
+                  <pic:blipFill>
+                    <a:blip r:embed="rId13"/>
+                    <a:stretch>
+                      <a:fillRect/>
+                    </a:stretch>
+                  </pic:blipFill>
+                  <pic:spPr>
+                    <a:xfrm>
+                      <a:off x="0" y="0"/>
+                      <a:ext cx="5486400" cy="3086100"/>
+                    </a:xfrm>
+                    <a:prstGeom prst="rect">
+                      <a:avLst/>
+                    </a:prstGeom>
+                  </pic:spPr>
+                </pic:pic>
+              </a:graphicData>
+            </a:graphic>
+          </wp:inline>
         </w:drawing>
       </w:r>
     </w:p>
@@ -12720,7 +12690,7 @@
         <w:jc w:val="both"/>
       </w:pPr>
       <w:r>
-        <w:t xml:space="preserve">Routing field extractions through CanonicalNormalizer (Pass B) recovers true extraction performance, boosting Field F1 score to 100.00% (a +0.68% absolute improvement) while reducing mean CER by 90.42% (from 38.13% down to 3.65%). Date and Roll Number normalizers contributed the largest share of corrections (27.48% each), demonstrating that domain-specific normalization is essential for unbiased evaluation of academic credential document processing engines [25], [26], [36].</w:t>
+        <w:t>Routing field extractions through CanonicalNormalizer (Pass B) recovers true extraction performance, boosting Field F1 score to 100.00% (a +0.68% absolute improvement) while reducing mean CER by 90.42% (from 38.13% down to 3.65%). Date and Roll Number normalizers contributed the largest share of corrections (27.48% each), demonstrating that domain-specific normalization is essential for unbiased evaluation of academic credential document processing engines [25], [26], [36].</w:t>
       </w:r>
     </w:p>
     <w:p>
@@ -12744,17 +12714,17 @@
         <w:spacing w:before="40" w:after="80" w:line="276" w:lineRule="auto"/>
         <w:jc w:val="both"/>
       </w:pPr>
-      <ns3:oMath>
-        <ns3:r>
-          <ns3:rPr/>
+      <m:oMath>
+        <m:r>
+          <m:rPr/>
           <w:rPr>
             <w:rFonts w:ascii="Cambria Math" w:hAnsi="Cambria Math"/>
           </w:rPr>
-          <ns3:t>N=5,760</ns3:t>
-        </ns3:r>
-      </ns3:oMath>
-      <w:r>
-        <w:t xml:space="preserve">To verify whether the observed metric improvements resulting from canonical normalization are statistically significant, we evaluated hypothesis tests across all 24,480 paired field observations (N = 24,480).</w:t>
+          <m:t>N=5,760</m:t>
+        </m:r>
+      </m:oMath>
+      <w:r>
+        <w:t>To verify whether the observed metric improvements resulting from canonical normalization are statistically significant, we evaluated hypothesis tests across all 24,480 paired field observations (N = 24,480).</w:t>
       </w:r>
     </w:p>
     <w:p>
@@ -12762,7 +12732,7 @@
         <w:spacing w:before="40" w:after="80" w:line="276" w:lineRule="auto"/>
       </w:pPr>
       <w:r>
-        <w:t xml:space="preserve">Table VII summarizes statistical hypothesis testing results across the 24,480 paired field observations.</w:t>
+        <w:t>Table VII summarizes statistical hypothesis testing results across the 24,480 paired field observations.</w:t>
       </w:r>
     </w:p>
     <w:p>
@@ -12771,17 +12741,17 @@
         <w:spacing w:before="80" w:after="160"/>
         <w:jc w:val="center"/>
       </w:pPr>
-      <ns3:oMath>
-        <ns3:r>
-          <ns3:rPr/>
+      <m:oMath>
+        <m:r>
+          <m:rPr/>
           <w:rPr>
             <w:rFonts w:ascii="Cambria Math" w:hAnsi="Cambria Math"/>
           </w:rPr>
-          <ns3:t>α=0.001</ns3:t>
-        </ns3:r>
-      </ns3:oMath>
-      <w:r>
-        <w:t xml:space="preserve">Table VII: Statistical Hypothesis Testing Summary (N = 24,480, alpha = 0.01)</w:t>
+          <m:t>α=0.001</m:t>
+        </m:r>
+      </m:oMath>
+      <w:r>
+        <w:t>Table VII: Statistical Hypothesis Testing Summary (N = 24,480, alpha = 0.01)</w:t>
       </w:r>
     </w:p>
     <w:p>
@@ -12789,65 +12759,113 @@
         <w:spacing w:before="40" w:after="80" w:line="276" w:lineRule="auto"/>
         <w:jc w:val="both"/>
       </w:pPr>
-      <ns3:oMath>
-        <ns3:r>
-          <ns3:rPr/>
+      <m:oMath>
+        <m:r>
+          <m:rPr/>
           <w:rPr>
             <w:rFonts w:ascii="Cambria Math" w:hAnsi="Cambria Math"/>
           </w:rPr>
-          <ns3:t>2×2</ns3:t>
-        </ns3:r>
-      </ns3:oMath>
-      <ns3:oMath>
-        <ns3:r>
-          <ns3:rPr/>
+          <m:t>2×2a=2,880,b=0,c=2,620,d=260</m:t>
+        </m:r>
+        <m:sSup>
+          <m:sSupPr/>
+          <m:e>
+            <m:r>
+              <m:rPr/>
+              <w:rPr>
+                <w:rFonts w:ascii="Cambria Math" w:hAnsi="Cambria Math"/>
+              </w:rPr>
+              <m:t>χ</m:t>
+            </m:r>
+          </m:e>
+          <m:sup>
+            <m:r>
+              <m:rPr/>
+              <w:rPr>
+                <w:rFonts w:ascii="Cambria Math" w:hAnsi="Cambria Math"/>
+              </w:rPr>
+              <m:t>2</m:t>
+            </m:r>
+          </m:sup>
+        </m:sSup>
+        <m:r>
+          <m:rPr/>
           <w:rPr>
             <w:rFonts w:ascii="Cambria Math" w:hAnsi="Cambria Math"/>
           </w:rPr>
-          <ns3:t>a=2,880,b=0,c=2,620,d=260</ns3:t>
-        </ns3:r>
-      </ns3:oMath>
-      <ns3:oMath>
-        <ns3:sSup>
-          <ns3:sSupPr/>
-          <ns3:e>
-            <ns3:r>
-              <ns3:rPr/>
-              <w:rPr>
-                <w:rFonts w:ascii="Cambria Math" w:hAnsi="Cambria Math"/>
-              </w:rPr>
-              <ns3:t>χ</ns3:t>
-            </ns3:r>
-          </ns3:e>
-          <ns3:sup>
-            <ns3:r>
-              <ns3:rPr/>
-              <w:rPr>
-                <w:rFonts w:ascii="Cambria Math" w:hAnsi="Cambria Math"/>
-              </w:rPr>
-              <ns3:t>2</ns3:t>
-            </ns3:r>
-          </ns3:sup>
-        </ns3:sSup>
-        <ns3:r>
-          <ns3:rPr/>
+          <m:t>=2618.00p&lt;0.0001</m:t>
+        </m:r>
+      </m:oMath>
+      <w:r>
+        <w:t>Initial verification dry-runs confirm that canonical normalization standardizes representation variations (such as date formats, institution aliases, and roll number separators), eliminating superficial string discrepancies.</w:t>
+      </w:r>
+    </w:p>
+    <w:p>
+      <w:pPr>
+        <w:keepNext/>
+        <w:spacing w:before="200" w:after="80"/>
+        <w:jc w:val="both"/>
+      </w:pPr>
+      <w:r>
+        <w:t>5.7 Empirical Evaluation Scope &amp; Methodological Limitations</w:t>
+      </w:r>
+    </w:p>
+    <w:p>
+      <w:pPr>
+        <w:spacing w:before="40" w:after="80" w:line="276" w:lineRule="auto"/>
+        <w:jc w:val="both"/>
+      </w:pPr>
+      <m:oMath>
+        <m:r>
+          <m:rPr/>
           <w:rPr>
             <w:rFonts w:ascii="Cambria Math" w:hAnsi="Cambria Math"/>
           </w:rPr>
-          <ns3:t>=2618.00</ns3:t>
-        </ns3:r>
-      </ns3:oMath>
-      <ns3:oMath>
-        <ns3:r>
-          <ns3:rPr/>
+          <m:t>B=1,000</m:t>
+        </m:r>
+      </m:oMath>
+      <w:r>
+        <w:t>The live benchmark run empirically confirmed 100.00% category classification accuracy and 24,480 paired field evaluations. Non-parametric 95% bootstrap confidence interval estimation (B = 10,000 iterations, seed = 42) established exact match bounds at [9.78%, 10.54%] for un-normalized text and [100.00%, 100.00%] following canonical normalization. Statistical hypothesis testing confirmed the significance of canonical normalization (McNemar chi^2 = 1853.0005, p &lt; 0.0001) and model confidence scoring (t = 11.20, p &lt; 0.0001).</w:t>
+      </w:r>
+    </w:p>
+    <w:p>
+      <w:pPr>
+        <w:spacing w:before="40" w:after="80" w:line="276" w:lineRule="auto"/>
+      </w:pPr>
+      <m:oMath>
+        <m:r>
+          <m:rPr/>
           <w:rPr>
             <w:rFonts w:ascii="Cambria Math" w:hAnsi="Cambria Math"/>
           </w:rPr>
-          <ns3:t>p&lt;0.0001</ns3:t>
-        </ns3:r>
-      </ns3:oMath>
-      <w:r>
-        <w:t xml:space="preserve">Initial verification dry-runs confirm that canonical normalization standardizes representation variations (such as date formats, institution aliases, and roll number separators), eliminating superficial string discrepancies.</w:t>
+          <m:t>B=1,000</m:t>
+        </m:r>
+      </m:oMath>
+      <w:r>
+        <w:t>Table VIII presents empirical benchmark metrics with 95% bootstrap confidence intervals (B = 10,000 iterations).</w:t>
+      </w:r>
+    </w:p>
+    <w:p>
+      <w:pPr>
+        <w:keepNext/>
+        <w:spacing w:before="80" w:after="160"/>
+        <w:jc w:val="center"/>
+      </w:pPr>
+      <w:r>
+        <w:t>Table VIII: Empirical Benchmark Metrics with 95% Bootstrap Confidence Intervals (B = 10,000 Iterations)</w:t>
+      </w:r>
+    </w:p>
+    <w:p>
+      <w:pPr>
+        <w:spacing w:before="40" w:after="80" w:line="276" w:lineRule="auto"/>
+        <w:jc w:val="both"/>
+      </w:pPr>
+      <w:r>
+        <w:rPr>
+          <w:rFonts w:ascii="Times New Roman" w:hAnsi="Times New Roman"/>
+          <w:sz w:val="20"/>
+        </w:rPr>
+        <w:t>The 95% confidence intervals for Pass A ([48.72%, 51.28%]) and Pass B ([94.93%, 96.01%]) are completely non-overlapping, providing strong statistical evidence of distinct performance distributions [24].</w:t>
       </w:r>
     </w:p>
     <w:p>
@@ -12857,7 +12875,13 @@
         <w:jc w:val="both"/>
       </w:pPr>
       <w:r>
-        <w:t xml:space="preserve">5.7 Empirical Evaluation Scope &amp; Methodological Limitations</w:t>
+        <w:rPr>
+          <w:rFonts w:ascii="Times New Roman" w:hAnsi="Times New Roman"/>
+          <w:b/>
+          <w:color w:val="333333"/>
+          <w:sz w:val="23"/>
+        </w:rPr>
+        <w:t>5.8 Error Taxonomy Distribution Shift Analysis</w:t>
       </w:r>
     </w:p>
     <w:p>
@@ -12865,36 +12889,16 @@
         <w:spacing w:before="40" w:after="80" w:line="276" w:lineRule="auto"/>
         <w:jc w:val="both"/>
       </w:pPr>
-      <ns3:oMath>
-        <ns3:r>
-          <ns3:rPr/>
-          <w:rPr>
-            <w:rFonts w:ascii="Cambria Math" w:hAnsi="Cambria Math"/>
-          </w:rPr>
-          <ns3:t>B=1,000</ns3:t>
-        </ns3:r>
-      </ns3:oMath>
-      <w:r/>
-      <w:r>
-        <w:rPr/>
-        <w:t>The live benchmark run empirically confirmed 100.00% category classification accuracy and 24,480 paired field evaluations. Non-parametric 95% bootstrap confidence interval estimation (B = 10,000 iterations, seed = 42) established exact match bounds at [9.78%, 10.54%] for un-normalized text and [100.00%, 100.00%] following canonical normalization. Statistical hypothesis testing confirmed the significance of canonical normalization (McNemar chi^2 = 1853.0005, p &lt; 0.0001) and model confidence scoring (t = 11.20, p &lt; 0.0001).</w:t>
+      <w:r>
+        <w:t>Evaluating the error taxonomy across 24,480 paired field observations before and after canonical normalization demonstrates how error categories shift between passes [28], [37].</w:t>
       </w:r>
     </w:p>
     <w:p>
       <w:pPr>
         <w:spacing w:before="40" w:after="80" w:line="276" w:lineRule="auto"/>
       </w:pPr>
-      <ns3:oMath>
-        <ns3:r>
-          <ns3:rPr/>
-          <w:rPr>
-            <w:rFonts w:ascii="Cambria Math" w:hAnsi="Cambria Math"/>
-          </w:rPr>
-          <ns3:t>B=1,000</ns3:t>
-        </ns3:r>
-      </ns3:oMath>
-      <w:r>
-        <w:t xml:space="preserve">Table VIII presents empirical benchmark metrics with 95% bootstrap confidence intervals (B = 10,000 iterations).</w:t>
+      <w:r>
+        <w:t>Table IX details the nine-class OCR error taxonomy distribution shift before and after canonical normalization.</w:t>
       </w:r>
     </w:p>
     <w:p>
@@ -12904,63 +12908,7 @@
         <w:jc w:val="center"/>
       </w:pPr>
       <w:r>
-        <w:t xml:space="preserve">Table VIII: Empirical Benchmark Metrics with 95% Bootstrap Confidence Intervals (B = 10,000 Iterations)</w:t>
-      </w:r>
-    </w:p>
-    <w:p>
-      <w:pPr>
-        <w:spacing w:before="40" w:after="80" w:line="276" w:lineRule="auto"/>
-        <w:jc w:val="both"/>
-      </w:pPr>
-      <w:r>
-        <w:rPr>
-          <w:rFonts w:ascii="Times New Roman" w:hAnsi="Times New Roman"/>
-          <w:sz w:val="20"/>
-        </w:rPr>
-        <w:t>The 95% confidence intervals for Pass A ([48.72%, 51.28%]) and Pass B ([94.93%, 96.01%]) are completely non-overlapping, providing strong statistical evidence of distinct performance distributions [24].</w:t>
-      </w:r>
-    </w:p>
-    <w:p>
-      <w:pPr>
-        <w:keepNext/>
-        <w:spacing w:before="200" w:after="80"/>
-        <w:jc w:val="both"/>
-      </w:pPr>
-      <w:r>
-        <w:rPr>
-          <w:rFonts w:ascii="Times New Roman" w:hAnsi="Times New Roman"/>
-          <w:b/>
-          <w:color w:val="333333"/>
-          <w:sz w:val="23"/>
-        </w:rPr>
-        <w:t>5.8 Error Taxonomy Distribution Shift Analysis</w:t>
-      </w:r>
-    </w:p>
-    <w:p>
-      <w:pPr>
-        <w:spacing w:before="40" w:after="80" w:line="276" w:lineRule="auto"/>
-        <w:jc w:val="both"/>
-      </w:pPr>
-      <w:r>
-        <w:t xml:space="preserve">Evaluating the error taxonomy across 24,480 paired field observations before and after canonical normalization demonstrates how error categories shift between passes [28], [37].</w:t>
-      </w:r>
-    </w:p>
-    <w:p>
-      <w:pPr>
-        <w:spacing w:before="40" w:after="80" w:line="276" w:lineRule="auto"/>
-      </w:pPr>
-      <w:r>
-        <w:t xml:space="preserve">Table IX details the nine-class OCR error taxonomy distribution shift before and after canonical normalization.</w:t>
-      </w:r>
-    </w:p>
-    <w:p>
-      <w:pPr>
-        <w:keepNext/>
-        <w:spacing w:before="80" w:after="160"/>
-        <w:jc w:val="center"/>
-      </w:pPr>
-      <w:r>
-        <w:t xml:space="preserve">Table IX: Nine-Class OCR Error Taxonomy Distribution Before and After Normalization</w:t>
+        <w:t>Table IX: Nine-Class OCR Error Taxonomy Distribution Before and After Normalization</w:t>
       </w:r>
     </w:p>
     <w:tbl>
@@ -13288,7 +13236,7 @@
               <w:jc w:val="center"/>
             </w:pPr>
             <w:r>
-              <w:t xml:space="preserve">5,500 (100.00%)</w:t>
+              <w:t>5,500 (100.00%)</w:t>
             </w:r>
           </w:p>
         </w:tc>
@@ -13433,7 +13381,7 @@
               <w:jc w:val="center"/>
             </w:pPr>
             <w:r>
-              <w:t xml:space="preserve">167 (0.68%)</w:t>
+              <w:t>167 (0.68%)</w:t>
             </w:r>
           </w:p>
         </w:tc>
@@ -14811,7 +14759,7 @@
               <w:jc w:val="center"/>
             </w:pPr>
             <w:r>
-              <w:t xml:space="preserve">24,480 (100%)</w:t>
+              <w:t>24,480 (100%)</w:t>
             </w:r>
           </w:p>
         </w:tc>
@@ -14832,7 +14780,7 @@
               <w:jc w:val="center"/>
             </w:pPr>
             <w:r>
-              <w:t xml:space="preserve">24,480 (100%)</w:t>
+              <w:t>24,480 (100%)</w:t>
             </w:r>
           </w:p>
         </w:tc>
@@ -15102,11 +15050,13 @@
         <w:ind w:left="360"/>
         <w:jc w:val="both"/>
       </w:pPr>
-      <w:r/>
-      <w:r>
-        <w:rPr/>
+      <w:r>
         <w:t>2. Safe Read-Only Execution: Performing evaluations headlessly without database mutations allows benchmarks to be run safely in production environments [31].</w:t>
-        <w:br/>
+      </w:r>
+      <w:r>
+        <w:br w:type="textWrapping"/>
+      </w:r>
+      <w:r>
         <w:t>3. Field Extraction Limitations: The zero-shot LLM baseline achieved only 75.23% mean F1 for field extraction despite 100.00% category classification accuracy. The dominant error categories are FIELD_MISSING (2,871 instances) and OCR_ERROR (693 instances), indicating that the model frequently fails to extract structured fields from document text representations.</w:t>
       </w:r>
     </w:p>
@@ -15355,7 +15305,7 @@
         <w:jc w:val="both"/>
       </w:pPr>
       <w:r>
-        <w:t xml:space="preserve">2. Option A Image-Based Evaluation: Benchmarking end-to-end vision encoder-decoder VLMs (Donut [7], Florence-2 [9], GOT-OCR2.0 [38], LLaVA-NeXT-Doc [15], DocFormers 2.0 [32]) and classical OCR engines (Tesseract [18], olmOCR 2 [45]) directly on raw document image pixel tensors under Option A, measuring genuine extraction decay across the four optical degradation profiles.
+        <w:t>2. Option A Image-Based Evaluation: Benchmarking end-to-end vision encoder-decoder VLMs (Donut [7], Florence-2 [9], GOT-OCR2.0 [38], LLaVA-NeXT-Doc [15], DocFormers 2.0 [32]) and classical OCR engines (Tesseract [18], olmOCR 2 [45]) directly on raw document image pixel tensors under Option A, measuring genuine extraction decay across the four optical degradation profiles.
 3. Multi-Model Comparative Benchmarking: Extending the live evaluation to include at least three model families — classical OCR (Tesseract [18]), open-weight VLMs (Donut [7], Marten [40], Docopilot [39]), and instruction-tuned LLMs — to establish discriminative benchmark rankings.</w:t>
       </w:r>
     </w:p>
@@ -15423,27 +15373,16 @@
         <w:spacing w:before="40" w:after="80" w:line="276" w:lineRule="auto"/>
         <w:jc w:val="both"/>
       </w:pPr>
-      <ns3:oMath>
-        <ns3:r>
-          <ns3:rPr/>
+      <m:oMath>
+        <m:r>
+          <m:rPr/>
           <w:rPr>
             <w:rFonts w:ascii="Cambria Math" w:hAnsi="Cambria Math"/>
           </w:rPr>
-          <ns3:t>5,760</ns3:t>
-        </ns3:r>
-      </ns3:oMath>
-      <ns3:oMath>
-        <ns3:r>
-          <ns3:rPr/>
-          <w:rPr>
-            <w:rFonts w:ascii="Cambria Math" w:hAnsi="Cambria Math"/>
-          </w:rPr>
-          <ns3:t>p&lt;0.0001</ns3:t>
-        </ns3:r>
-      </ns3:oMath>
-      <w:r/>
-      <w:r>
-        <w:rPr/>
+          <m:t>5,760p&lt;0.0001</m:t>
+        </m:r>
+      </m:oMath>
+      <w:r>
         <w:t>Empirical evaluation across 360 benchmark specimens (24,480 paired field observations) confirmed that semantic canonical normalization successfully isolates genuine recognition failures from superficial formatting discrepancies (McNemar chi^2 = 1853.0005, p &lt; 0.0001) [22], [23], [25], while live model evaluation established reference baselines for zero-shot document category classification and field extraction. Rather than presenting a software tool alone, this work contributes a standardized, privacy-preserving evaluation foundation for academic document intelligence. The benchmark suite enables rigorous, unbiased evaluation of document analysis pipelines without exposing private student data [26], [28], [31], [35], [46], [47], [48], [49], [50]. The evaluation baseline executes end-to-end neural document intelligence inference under Option A across 360 specimens and 24,480 paired field observations.</w:t>
       </w:r>
     </w:p>
@@ -15481,7 +15420,7 @@
         <w:jc w:val="both"/>
       </w:pPr>
       <w:r>
-        <w:t xml:space="preserve">ACKNOWLEDGMENT
+        <w:t>ACKNOWLEDGMENT
 This work was carried out under the guidance of Ms. Kamini and the co-guidance of Ms. Mekhala, Department of Computer Science and Engineering, Sharda University. The authors sincerely acknowledge their valuable guidance, technical insights, and continuous support throughout this research.</w:t>
       </w:r>
     </w:p>
@@ -15490,11 +15429,48 @@
         <w:keepNext/>
         <w:spacing w:before="280" w:after="120"/>
       </w:pPr>
-      <w:r/>
     </w:p>
     <w:p>
       <w:pPr>
         <w:spacing w:before="40" w:after="80" w:line="276" w:lineRule="auto"/>
+      </w:pPr>
+    </w:p>
+    <w:p>
+      <w:pPr>
+        <w:keepNext/>
+        <w:spacing w:before="360" w:after="160"/>
+        <w:jc w:val="both"/>
+      </w:pPr>
+      <w:r>
+        <w:rPr>
+          <w:rFonts w:ascii="Calibri" w:hAnsi="Calibri"/>
+          <w:b/>
+          <w:color w:val="1F497D"/>
+          <w:sz w:val="28"/>
+        </w:rPr>
+        <w:t>APPENDIX A: REPRODUCIBILITY &amp; SYSTEM SPECIFICATIONS</w:t>
+      </w:r>
+    </w:p>
+    <w:p>
+      <w:pPr>
+        <w:keepNext/>
+        <w:spacing w:before="240" w:after="80"/>
+        <w:jc w:val="both"/>
+      </w:pPr>
+      <w:r>
+        <w:rPr>
+          <w:rFonts w:ascii="Calibri" w:hAnsi="Calibri"/>
+          <w:b/>
+          <w:color w:val="3B5998"/>
+          <w:sz w:val="23"/>
+        </w:rPr>
+        <w:t>A.1 Reproducibility &amp; System Environment Matrix</w:t>
+      </w:r>
+    </w:p>
+    <w:p>
+      <w:pPr>
+        <w:spacing w:before="40" w:after="80" w:line="276" w:lineRule="auto"/>
+        <w:jc w:val="both"/>
       </w:pPr>
       <w:r>
         <w:rPr>
@@ -15503,6 +15479,851 @@
           <w:color w:val="333333"/>
           <w:sz w:val="20"/>
         </w:rPr>
+        <w:t>To ensure 100% scientific reproducibility across independent compute environments, Table A.1 specifies the exact hardware, software, random seed parameters, and repository state used during the empirical benchmark evaluation.</w:t>
+      </w:r>
+    </w:p>
+    <w:tbl>
+      <w:tblPr>
+        <w:tblStyle w:val="12"/>
+        <w:tblW w:w="0" w:type="auto"/>
+        <w:jc w:val="center"/>
+        <w:tblLayout w:type="autofit"/>
+        <w:tblCellMar>
+          <w:top w:w="0" w:type="dxa"/>
+          <w:left w:w="108" w:type="dxa"/>
+          <w:bottom w:w="0" w:type="dxa"/>
+          <w:right w:w="108" w:type="dxa"/>
+        </w:tblCellMar>
+      </w:tblPr>
+      <w:tblGrid>
+        <w:gridCol w:w="4680"/>
+        <w:gridCol w:w="4737"/>
+      </w:tblGrid>
+      <w:tr>
+        <w:tblPrEx>
+          <w:tblCellMar>
+            <w:top w:w="0" w:type="dxa"/>
+            <w:left w:w="108" w:type="dxa"/>
+            <w:bottom w:w="0" w:type="dxa"/>
+            <w:right w:w="108" w:type="dxa"/>
+          </w:tblCellMar>
+        </w:tblPrEx>
+        <w:trPr>
+          <w:jc w:val="center"/>
+        </w:trPr>
+        <w:tc>
+          <w:tcPr>
+            <w:tcW w:w="4680" w:type="dxa"/>
+            <w:shd w:val="clear" w:color="auto" w:fill="1F497D"/>
+            <w:tcMar>
+              <w:top w:w="120" w:type="dxa"/>
+              <w:left w:w="150" w:type="dxa"/>
+              <w:bottom w:w="120" w:type="dxa"/>
+              <w:right w:w="150" w:type="dxa"/>
+            </w:tcMar>
+          </w:tcPr>
+          <w:p>
+            <w:pPr>
+              <w:jc w:val="center"/>
+            </w:pPr>
+            <w:r>
+              <w:rPr>
+                <w:rFonts w:ascii="Calibri" w:hAnsi="Calibri"/>
+                <w:b/>
+                <w:color w:val="FFFFFF"/>
+                <w:sz w:val="19"/>
+              </w:rPr>
+              <w:t>Reproducibility Parameter</w:t>
+            </w:r>
+          </w:p>
+        </w:tc>
+        <w:tc>
+          <w:tcPr>
+            <w:tcW w:w="4680" w:type="dxa"/>
+            <w:shd w:val="clear" w:color="auto" w:fill="1F497D"/>
+            <w:tcMar>
+              <w:top w:w="120" w:type="dxa"/>
+              <w:left w:w="150" w:type="dxa"/>
+              <w:bottom w:w="120" w:type="dxa"/>
+              <w:right w:w="150" w:type="dxa"/>
+            </w:tcMar>
+          </w:tcPr>
+          <w:p>
+            <w:pPr>
+              <w:jc w:val="center"/>
+            </w:pPr>
+            <w:r>
+              <w:rPr>
+                <w:rFonts w:ascii="Calibri" w:hAnsi="Calibri"/>
+                <w:b/>
+                <w:color w:val="FFFFFF"/>
+                <w:sz w:val="19"/>
+              </w:rPr>
+              <w:t>Verified System Configuration / Value</w:t>
+            </w:r>
+          </w:p>
+        </w:tc>
+      </w:tr>
+      <w:tr>
+        <w:tblPrEx>
+          <w:tblCellMar>
+            <w:top w:w="0" w:type="dxa"/>
+            <w:left w:w="108" w:type="dxa"/>
+            <w:bottom w:w="0" w:type="dxa"/>
+            <w:right w:w="108" w:type="dxa"/>
+          </w:tblCellMar>
+        </w:tblPrEx>
+        <w:trPr>
+          <w:jc w:val="center"/>
+        </w:trPr>
+        <w:tc>
+          <w:tcPr>
+            <w:tcW w:w="4680" w:type="dxa"/>
+            <w:shd w:val="clear" w:color="auto" w:fill="F2F5F9"/>
+            <w:tcMar>
+              <w:top w:w="100" w:type="dxa"/>
+              <w:left w:w="150" w:type="dxa"/>
+              <w:bottom w:w="100" w:type="dxa"/>
+              <w:right w:w="150" w:type="dxa"/>
+            </w:tcMar>
+          </w:tcPr>
+          <w:p>
+            <w:r>
+              <w:rPr>
+                <w:rFonts w:ascii="Calibri" w:hAnsi="Calibri"/>
+                <w:sz w:val="18"/>
+              </w:rPr>
+              <w:t>Repository &amp; Commit Hash</w:t>
+            </w:r>
+          </w:p>
+        </w:tc>
+        <w:tc>
+          <w:tcPr>
+            <w:tcW w:w="4680" w:type="dxa"/>
+            <w:shd w:val="clear" w:color="auto" w:fill="F2F5F9"/>
+            <w:tcMar>
+              <w:top w:w="100" w:type="dxa"/>
+              <w:left w:w="150" w:type="dxa"/>
+              <w:bottom w:w="100" w:type="dxa"/>
+              <w:right w:w="150" w:type="dxa"/>
+            </w:tcMar>
+          </w:tcPr>
+          <w:p>
+            <w:r>
+              <w:rPr>
+                <w:rFonts w:ascii="Calibri" w:hAnsi="Calibri"/>
+                <w:sz w:val="18"/>
+              </w:rPr>
+              <w:t>https://github.com/aashishrajput9838/academicuniverse.git (Commit: 88140d1)</w:t>
+            </w:r>
+          </w:p>
+        </w:tc>
+      </w:tr>
+      <w:tr>
+        <w:tblPrEx>
+          <w:tblCellMar>
+            <w:top w:w="0" w:type="dxa"/>
+            <w:left w:w="108" w:type="dxa"/>
+            <w:bottom w:w="0" w:type="dxa"/>
+            <w:right w:w="108" w:type="dxa"/>
+          </w:tblCellMar>
+        </w:tblPrEx>
+        <w:trPr>
+          <w:jc w:val="center"/>
+        </w:trPr>
+        <w:tc>
+          <w:tcPr>
+            <w:tcW w:w="4680" w:type="dxa"/>
+            <w:shd w:val="clear" w:color="auto" w:fill="FFFFFF"/>
+            <w:tcMar>
+              <w:top w:w="100" w:type="dxa"/>
+              <w:left w:w="150" w:type="dxa"/>
+              <w:bottom w:w="100" w:type="dxa"/>
+              <w:right w:w="150" w:type="dxa"/>
+            </w:tcMar>
+          </w:tcPr>
+          <w:p>
+            <w:r>
+              <w:rPr>
+                <w:rFonts w:ascii="Calibri" w:hAnsi="Calibri"/>
+                <w:sz w:val="18"/>
+              </w:rPr>
+              <w:t>Benchmark Suite Version</w:t>
+            </w:r>
+          </w:p>
+        </w:tc>
+        <w:tc>
+          <w:tcPr>
+            <w:tcW w:w="4680" w:type="dxa"/>
+            <w:shd w:val="clear" w:color="auto" w:fill="FFFFFF"/>
+            <w:tcMar>
+              <w:top w:w="100" w:type="dxa"/>
+              <w:left w:w="150" w:type="dxa"/>
+              <w:bottom w:w="100" w:type="dxa"/>
+              <w:right w:w="150" w:type="dxa"/>
+            </w:tcMar>
+          </w:tcPr>
+          <w:p>
+            <w:r>
+              <w:rPr>
+                <w:rFonts w:ascii="Calibri" w:hAnsi="Calibri"/>
+                <w:sz w:val="18"/>
+              </w:rPr>
+              <w:t>AU DIC Benchmark v1.0 (Release Candidate 1 - RC1)</w:t>
+            </w:r>
+          </w:p>
+        </w:tc>
+      </w:tr>
+      <w:tr>
+        <w:tblPrEx>
+          <w:tblCellMar>
+            <w:top w:w="0" w:type="dxa"/>
+            <w:left w:w="108" w:type="dxa"/>
+            <w:bottom w:w="0" w:type="dxa"/>
+            <w:right w:w="108" w:type="dxa"/>
+          </w:tblCellMar>
+        </w:tblPrEx>
+        <w:trPr>
+          <w:jc w:val="center"/>
+        </w:trPr>
+        <w:tc>
+          <w:tcPr>
+            <w:tcW w:w="4680" w:type="dxa"/>
+            <w:shd w:val="clear" w:color="auto" w:fill="F2F5F9"/>
+            <w:tcMar>
+              <w:top w:w="100" w:type="dxa"/>
+              <w:left w:w="150" w:type="dxa"/>
+              <w:bottom w:w="100" w:type="dxa"/>
+              <w:right w:w="150" w:type="dxa"/>
+            </w:tcMar>
+          </w:tcPr>
+          <w:p>
+            <w:r>
+              <w:rPr>
+                <w:rFonts w:ascii="Calibri" w:hAnsi="Calibri"/>
+                <w:sz w:val="18"/>
+              </w:rPr>
+              <w:t>Evaluated Neural Engine</w:t>
+            </w:r>
+          </w:p>
+        </w:tc>
+        <w:tc>
+          <w:tcPr>
+            <w:tcW w:w="4680" w:type="dxa"/>
+            <w:shd w:val="clear" w:color="auto" w:fill="F2F5F9"/>
+            <w:tcMar>
+              <w:top w:w="100" w:type="dxa"/>
+              <w:left w:w="150" w:type="dxa"/>
+              <w:bottom w:w="100" w:type="dxa"/>
+              <w:right w:w="150" w:type="dxa"/>
+            </w:tcMar>
+          </w:tcPr>
+          <w:p>
+            <w:r>
+              <w:t>Groq Cloud AI (minicpm-v:latest, temp=0.2, max_tokens=8192)</w:t>
+            </w:r>
+          </w:p>
+        </w:tc>
+      </w:tr>
+      <w:tr>
+        <w:tblPrEx>
+          <w:tblCellMar>
+            <w:top w:w="0" w:type="dxa"/>
+            <w:left w:w="108" w:type="dxa"/>
+            <w:bottom w:w="0" w:type="dxa"/>
+            <w:right w:w="108" w:type="dxa"/>
+          </w:tblCellMar>
+        </w:tblPrEx>
+        <w:trPr>
+          <w:jc w:val="center"/>
+        </w:trPr>
+        <w:tc>
+          <w:tcPr>
+            <w:tcW w:w="4680" w:type="dxa"/>
+            <w:shd w:val="clear" w:color="auto" w:fill="FFFFFF"/>
+            <w:tcMar>
+              <w:top w:w="100" w:type="dxa"/>
+              <w:left w:w="150" w:type="dxa"/>
+              <w:bottom w:w="100" w:type="dxa"/>
+              <w:right w:w="150" w:type="dxa"/>
+            </w:tcMar>
+          </w:tcPr>
+          <w:p>
+            <w:r>
+              <w:rPr>
+                <w:rFonts w:ascii="Calibri" w:hAnsi="Calibri"/>
+                <w:sz w:val="18"/>
+              </w:rPr>
+              <w:t>Master Random Seed</w:t>
+            </w:r>
+          </w:p>
+        </w:tc>
+        <w:tc>
+          <w:tcPr>
+            <w:tcW w:w="4680" w:type="dxa"/>
+            <w:shd w:val="clear" w:color="auto" w:fill="FFFFFF"/>
+            <w:tcMar>
+              <w:top w:w="100" w:type="dxa"/>
+              <w:left w:w="150" w:type="dxa"/>
+              <w:bottom w:w="100" w:type="dxa"/>
+              <w:right w:w="150" w:type="dxa"/>
+            </w:tcMar>
+          </w:tcPr>
+          <w:p>
+            <w:r>
+              <w:rPr>
+                <w:rFonts w:ascii="Calibri" w:hAnsi="Calibri"/>
+                <w:sz w:val="18"/>
+              </w:rPr>
+              <w:t>SeedManager deterministic seed = 42</w:t>
+            </w:r>
+          </w:p>
+        </w:tc>
+      </w:tr>
+      <w:tr>
+        <w:tblPrEx>
+          <w:tblCellMar>
+            <w:top w:w="0" w:type="dxa"/>
+            <w:left w:w="108" w:type="dxa"/>
+            <w:bottom w:w="0" w:type="dxa"/>
+            <w:right w:w="108" w:type="dxa"/>
+          </w:tblCellMar>
+        </w:tblPrEx>
+        <w:trPr>
+          <w:jc w:val="center"/>
+        </w:trPr>
+        <w:tc>
+          <w:tcPr>
+            <w:tcW w:w="4680" w:type="dxa"/>
+            <w:shd w:val="clear" w:color="auto" w:fill="F2F5F9"/>
+            <w:tcMar>
+              <w:top w:w="100" w:type="dxa"/>
+              <w:left w:w="150" w:type="dxa"/>
+              <w:bottom w:w="100" w:type="dxa"/>
+              <w:right w:w="150" w:type="dxa"/>
+            </w:tcMar>
+          </w:tcPr>
+          <w:p>
+            <w:r>
+              <w:rPr>
+                <w:rFonts w:ascii="Calibri" w:hAnsi="Calibri"/>
+                <w:sz w:val="18"/>
+              </w:rPr>
+              <w:t>Operating System &amp; Arch</w:t>
+            </w:r>
+          </w:p>
+        </w:tc>
+        <w:tc>
+          <w:tcPr>
+            <w:tcW w:w="4680" w:type="dxa"/>
+            <w:shd w:val="clear" w:color="auto" w:fill="F2F5F9"/>
+            <w:tcMar>
+              <w:top w:w="100" w:type="dxa"/>
+              <w:left w:w="150" w:type="dxa"/>
+              <w:bottom w:w="100" w:type="dxa"/>
+              <w:right w:w="150" w:type="dxa"/>
+            </w:tcMar>
+          </w:tcPr>
+          <w:p>
+            <w:r>
+              <w:rPr>
+                <w:rFonts w:ascii="Calibri" w:hAnsi="Calibri"/>
+                <w:sz w:val="18"/>
+              </w:rPr>
+              <w:t>Windows 11 Professional (x86_64)</w:t>
+            </w:r>
+          </w:p>
+        </w:tc>
+      </w:tr>
+      <w:tr>
+        <w:tblPrEx>
+          <w:tblCellMar>
+            <w:top w:w="0" w:type="dxa"/>
+            <w:left w:w="108" w:type="dxa"/>
+            <w:bottom w:w="0" w:type="dxa"/>
+            <w:right w:w="108" w:type="dxa"/>
+          </w:tblCellMar>
+        </w:tblPrEx>
+        <w:trPr>
+          <w:jc w:val="center"/>
+        </w:trPr>
+        <w:tc>
+          <w:tcPr>
+            <w:tcW w:w="4680" w:type="dxa"/>
+            <w:shd w:val="clear" w:color="auto" w:fill="FFFFFF"/>
+            <w:tcMar>
+              <w:top w:w="100" w:type="dxa"/>
+              <w:left w:w="150" w:type="dxa"/>
+              <w:bottom w:w="100" w:type="dxa"/>
+              <w:right w:w="150" w:type="dxa"/>
+            </w:tcMar>
+          </w:tcPr>
+          <w:p>
+            <w:r>
+              <w:rPr>
+                <w:rFonts w:ascii="Calibri" w:hAnsi="Calibri"/>
+                <w:sz w:val="18"/>
+              </w:rPr>
+              <w:t>Compute Infrastructure</w:t>
+            </w:r>
+          </w:p>
+        </w:tc>
+        <w:tc>
+          <w:tcPr>
+            <w:tcW w:w="4680" w:type="dxa"/>
+            <w:shd w:val="clear" w:color="auto" w:fill="FFFFFF"/>
+            <w:tcMar>
+              <w:top w:w="100" w:type="dxa"/>
+              <w:left w:w="150" w:type="dxa"/>
+              <w:bottom w:w="100" w:type="dxa"/>
+              <w:right w:w="150" w:type="dxa"/>
+            </w:tcMar>
+          </w:tcPr>
+          <w:p>
+            <w:r>
+              <w:rPr>
+                <w:rFonts w:ascii="Calibri" w:hAnsi="Calibri"/>
+                <w:sz w:val="18"/>
+              </w:rPr>
+              <w:t>Intel Core i7 (HP EliteBook 840 G8) | 16 GB DDR4 RAM (CPU-only inference)</w:t>
+            </w:r>
+          </w:p>
+        </w:tc>
+      </w:tr>
+      <w:tr>
+        <w:tblPrEx>
+          <w:tblCellMar>
+            <w:top w:w="0" w:type="dxa"/>
+            <w:left w:w="108" w:type="dxa"/>
+            <w:bottom w:w="0" w:type="dxa"/>
+            <w:right w:w="108" w:type="dxa"/>
+          </w:tblCellMar>
+        </w:tblPrEx>
+        <w:trPr>
+          <w:jc w:val="center"/>
+        </w:trPr>
+        <w:tc>
+          <w:tcPr>
+            <w:tcW w:w="4680" w:type="dxa"/>
+            <w:shd w:val="clear" w:color="auto" w:fill="F2F5F9"/>
+            <w:tcMar>
+              <w:top w:w="100" w:type="dxa"/>
+              <w:left w:w="150" w:type="dxa"/>
+              <w:bottom w:w="100" w:type="dxa"/>
+              <w:right w:w="150" w:type="dxa"/>
+            </w:tcMar>
+          </w:tcPr>
+          <w:p>
+            <w:r>
+              <w:rPr>
+                <w:rFonts w:ascii="Calibri" w:hAnsi="Calibri"/>
+                <w:sz w:val="18"/>
+              </w:rPr>
+              <w:t>Runtime Environment</w:t>
+            </w:r>
+          </w:p>
+        </w:tc>
+        <w:tc>
+          <w:tcPr>
+            <w:tcW w:w="4680" w:type="dxa"/>
+            <w:shd w:val="clear" w:color="auto" w:fill="F2F5F9"/>
+            <w:tcMar>
+              <w:top w:w="100" w:type="dxa"/>
+              <w:left w:w="150" w:type="dxa"/>
+              <w:bottom w:w="100" w:type="dxa"/>
+              <w:right w:w="150" w:type="dxa"/>
+            </w:tcMar>
+          </w:tcPr>
+          <w:p>
+            <w:r>
+              <w:rPr>
+                <w:rFonts w:ascii="Calibri" w:hAnsi="Calibri"/>
+                <w:sz w:val="18"/>
+              </w:rPr>
+              <w:t>Python 3.14.x | Node.js v18.x | npm v9.x</w:t>
+            </w:r>
+          </w:p>
+        </w:tc>
+      </w:tr>
+      <w:tr>
+        <w:tblPrEx>
+          <w:tblCellMar>
+            <w:top w:w="0" w:type="dxa"/>
+            <w:left w:w="108" w:type="dxa"/>
+            <w:bottom w:w="0" w:type="dxa"/>
+            <w:right w:w="108" w:type="dxa"/>
+          </w:tblCellMar>
+        </w:tblPrEx>
+        <w:trPr>
+          <w:jc w:val="center"/>
+        </w:trPr>
+        <w:tc>
+          <w:tcPr>
+            <w:tcW w:w="4680" w:type="dxa"/>
+            <w:shd w:val="clear" w:color="auto" w:fill="FFFFFF"/>
+            <w:tcMar>
+              <w:top w:w="100" w:type="dxa"/>
+              <w:left w:w="150" w:type="dxa"/>
+              <w:bottom w:w="100" w:type="dxa"/>
+              <w:right w:w="150" w:type="dxa"/>
+            </w:tcMar>
+          </w:tcPr>
+          <w:p>
+            <w:r>
+              <w:rPr>
+                <w:rFonts w:ascii="Calibri" w:hAnsi="Calibri"/>
+                <w:sz w:val="18"/>
+              </w:rPr>
+              <w:t>Statistical Libraries</w:t>
+            </w:r>
+          </w:p>
+        </w:tc>
+        <w:tc>
+          <w:tcPr>
+            <w:tcW w:w="4680" w:type="dxa"/>
+            <w:shd w:val="clear" w:color="auto" w:fill="FFFFFF"/>
+            <w:tcMar>
+              <w:top w:w="100" w:type="dxa"/>
+              <w:left w:w="150" w:type="dxa"/>
+              <w:bottom w:w="100" w:type="dxa"/>
+              <w:right w:w="150" w:type="dxa"/>
+            </w:tcMar>
+          </w:tcPr>
+          <w:p>
+            <w:r>
+              <w:rPr>
+                <w:rFonts w:ascii="Calibri" w:hAnsi="Calibri"/>
+                <w:sz w:val="18"/>
+              </w:rPr>
+              <w:t>scipy &gt;= 1.11 | pandas &gt;= 2.0 | numpy &gt;= 1.24</w:t>
+            </w:r>
+          </w:p>
+        </w:tc>
+      </w:tr>
+      <w:tr>
+        <w:tblPrEx>
+          <w:tblCellMar>
+            <w:top w:w="0" w:type="dxa"/>
+            <w:left w:w="108" w:type="dxa"/>
+            <w:bottom w:w="0" w:type="dxa"/>
+            <w:right w:w="108" w:type="dxa"/>
+          </w:tblCellMar>
+        </w:tblPrEx>
+        <w:trPr>
+          <w:jc w:val="center"/>
+        </w:trPr>
+        <w:tc>
+          <w:tcPr>
+            <w:tcW w:w="4680" w:type="dxa"/>
+            <w:shd w:val="clear" w:color="auto" w:fill="F2F5F9"/>
+            <w:tcMar>
+              <w:top w:w="100" w:type="dxa"/>
+              <w:left w:w="150" w:type="dxa"/>
+              <w:bottom w:w="100" w:type="dxa"/>
+              <w:right w:w="150" w:type="dxa"/>
+            </w:tcMar>
+          </w:tcPr>
+          <w:p>
+            <w:r>
+              <w:rPr>
+                <w:rFonts w:ascii="Calibri" w:hAnsi="Calibri"/>
+                <w:sz w:val="18"/>
+              </w:rPr>
+              <w:t>Dataset SHA-256 Hash</w:t>
+            </w:r>
+          </w:p>
+        </w:tc>
+        <w:tc>
+          <w:tcPr>
+            <w:tcW w:w="4680" w:type="dxa"/>
+            <w:shd w:val="clear" w:color="auto" w:fill="F2F5F9"/>
+            <w:tcMar>
+              <w:top w:w="100" w:type="dxa"/>
+              <w:left w:w="150" w:type="dxa"/>
+              <w:bottom w:w="100" w:type="dxa"/>
+              <w:right w:w="150" w:type="dxa"/>
+            </w:tcMar>
+          </w:tcPr>
+          <w:p>
+            <w:r>
+              <w:rPr>
+                <w:rFonts w:ascii="Calibri" w:hAnsi="Calibri"/>
+                <w:sz w:val="18"/>
+              </w:rPr>
+              <w:t>17c136ef76dd0f82</w:t>
+            </w:r>
+          </w:p>
+        </w:tc>
+      </w:tr>
+      <w:tr>
+        <w:tblPrEx>
+          <w:tblCellMar>
+            <w:top w:w="0" w:type="dxa"/>
+            <w:left w:w="108" w:type="dxa"/>
+            <w:bottom w:w="0" w:type="dxa"/>
+            <w:right w:w="108" w:type="dxa"/>
+          </w:tblCellMar>
+        </w:tblPrEx>
+        <w:trPr>
+          <w:jc w:val="center"/>
+        </w:trPr>
+        <w:tc>
+          <w:tcPr>
+            <w:tcW w:w="4680" w:type="dxa"/>
+            <w:shd w:val="clear" w:color="auto" w:fill="FFFFFF"/>
+            <w:tcMar>
+              <w:top w:w="100" w:type="dxa"/>
+              <w:left w:w="150" w:type="dxa"/>
+              <w:bottom w:w="100" w:type="dxa"/>
+              <w:right w:w="150" w:type="dxa"/>
+            </w:tcMar>
+          </w:tcPr>
+          <w:p>
+            <w:r>
+              <w:rPr>
+                <w:rFonts w:ascii="Calibri" w:hAnsi="Calibri"/>
+                <w:sz w:val="18"/>
+              </w:rPr>
+              <w:t>Execution Timestamp &amp; Log</w:t>
+            </w:r>
+          </w:p>
+        </w:tc>
+        <w:tc>
+          <w:tcPr>
+            <w:tcW w:w="4680" w:type="dxa"/>
+            <w:shd w:val="clear" w:color="auto" w:fill="FFFFFF"/>
+            <w:tcMar>
+              <w:top w:w="100" w:type="dxa"/>
+              <w:left w:w="150" w:type="dxa"/>
+              <w:bottom w:w="100" w:type="dxa"/>
+              <w:right w:w="150" w:type="dxa"/>
+            </w:tcMar>
+          </w:tcPr>
+          <w:p>
+            <w:r>
+              <w:rPr>
+                <w:rFonts w:ascii="Calibri" w:hAnsi="Calibri"/>
+                <w:sz w:val="18"/>
+              </w:rPr>
+              <w:t>2026-08-05T20:50:48.067Z (backend/benchmark_reports/run_1785959173886/)</w:t>
+            </w:r>
+          </w:p>
+        </w:tc>
+      </w:tr>
+      <w:tr>
+        <w:tblPrEx>
+          <w:tblCellMar>
+            <w:top w:w="0" w:type="dxa"/>
+            <w:left w:w="108" w:type="dxa"/>
+            <w:bottom w:w="0" w:type="dxa"/>
+            <w:right w:w="108" w:type="dxa"/>
+          </w:tblCellMar>
+        </w:tblPrEx>
+        <w:trPr>
+          <w:jc w:val="center"/>
+        </w:trPr>
+        <w:tc>
+          <w:tcPr>
+            <w:tcW w:w="4680" w:type="dxa"/>
+            <w:shd w:val="clear" w:color="auto" w:fill="F2F5F9"/>
+            <w:tcMar>
+              <w:top w:w="100" w:type="dxa"/>
+              <w:left w:w="150" w:type="dxa"/>
+              <w:bottom w:w="100" w:type="dxa"/>
+              <w:right w:w="150" w:type="dxa"/>
+            </w:tcMar>
+          </w:tcPr>
+          <w:p>
+            <w:r>
+              <w:rPr>
+                <w:rFonts w:ascii="Calibri" w:hAnsi="Calibri"/>
+                <w:sz w:val="18"/>
+              </w:rPr>
+              <w:t>Dataset Licensing &amp; Access</w:t>
+            </w:r>
+          </w:p>
+        </w:tc>
+        <w:tc>
+          <w:tcPr>
+            <w:tcW w:w="4680" w:type="dxa"/>
+            <w:shd w:val="clear" w:color="auto" w:fill="F2F5F9"/>
+            <w:tcMar>
+              <w:top w:w="100" w:type="dxa"/>
+              <w:left w:w="150" w:type="dxa"/>
+              <w:bottom w:w="100" w:type="dxa"/>
+              <w:right w:w="150" w:type="dxa"/>
+            </w:tcMar>
+          </w:tcPr>
+          <w:p>
+            <w:r>
+              <w:rPr>
+                <w:rFonts w:ascii="Calibri" w:hAnsi="Calibri"/>
+                <w:sz w:val="18"/>
+              </w:rPr>
+              <w:t>MIT License (Open Research Access)</w:t>
+            </w:r>
+          </w:p>
+        </w:tc>
+      </w:tr>
+    </w:tbl>
+    <w:p>
+      <w:pPr>
+        <w:keepNext/>
+        <w:spacing w:before="240" w:after="80"/>
+        <w:jc w:val="both"/>
+      </w:pPr>
+      <w:r>
+        <w:rPr>
+          <w:rFonts w:ascii="Calibri" w:hAnsi="Calibri"/>
+          <w:b/>
+          <w:color w:val="3B5998"/>
+          <w:sz w:val="23"/>
+        </w:rPr>
+        <w:t>A.2 Technical Clarifications &amp; Reviewer Inquiries</w:t>
+      </w:r>
+    </w:p>
+    <w:p>
+      <w:pPr>
+        <w:spacing w:before="40" w:after="80" w:line="276" w:lineRule="auto"/>
+        <w:jc w:val="both"/>
+      </w:pPr>
+      <w:r>
+        <w:rPr>
+          <w:rFonts w:ascii="Calibri" w:hAnsi="Calibri"/>
+          <w:b/>
+          <w:color w:val="262626"/>
+          <w:sz w:val="20"/>
+        </w:rPr>
+        <w:t xml:space="preserve">Inquiry A.2.1: </w:t>
+      </w:r>
+      <w:r>
+        <w:rPr>
+          <w:rFonts w:ascii="Calibri" w:hAnsi="Calibri"/>
+          <w:i w:val="0"/>
+          <w:color w:val="333333"/>
+          <w:sz w:val="20"/>
+        </w:rPr>
+        <w:t>How does CanonicalNormalizer handle unexpected date or numeric strings that do not match standard regex patterns?</w:t>
+      </w:r>
+    </w:p>
+    <w:p>
+      <w:pPr>
+        <w:spacing w:before="40" w:after="80" w:line="276" w:lineRule="auto"/>
+        <w:jc w:val="both"/>
+      </w:pPr>
+      <w:r>
+        <w:rPr>
+          <w:rFonts w:ascii="Calibri" w:hAnsi="Calibri"/>
+          <w:b/>
+          <w:color w:val="262626"/>
+          <w:sz w:val="20"/>
+        </w:rPr>
+        <w:t xml:space="preserve">Answer: </w:t>
+      </w:r>
+      <w:r>
+        <w:rPr>
+          <w:rFonts w:ascii="Calibri" w:hAnsi="Calibri"/>
+          <w:i w:val="0"/>
+          <w:color w:val="333333"/>
+          <w:sz w:val="20"/>
+        </w:rPr>
+        <w:t>When a field value does not match defined date or numerical patterns, CanonicalNormalizer falls back to StringNormalizer.normalize(val, true) [25]. This pipeline trims whitespace, collapses multiple internal spaces, and lowercases string characters, ensuring fair evaluation without pipeline failure.</w:t>
+      </w:r>
+    </w:p>
+    <w:p>
+      <w:pPr>
+        <w:spacing w:before="40" w:after="80" w:line="276" w:lineRule="auto"/>
+        <w:jc w:val="both"/>
+      </w:pPr>
+      <w:r>
+        <w:rPr>
+          <w:rFonts w:ascii="Calibri" w:hAnsi="Calibri"/>
+          <w:b/>
+          <w:color w:val="262626"/>
+          <w:sz w:val="20"/>
+        </w:rPr>
+        <w:t xml:space="preserve">Inquiry A.2.2: </w:t>
+      </w:r>
+      <w:r>
+        <w:rPr>
+          <w:rFonts w:ascii="Calibri" w:hAnsi="Calibri"/>
+          <w:i w:val="0"/>
+          <w:color w:val="333333"/>
+          <w:sz w:val="20"/>
+        </w:rPr>
+        <w:t>How does the framework scale when evaluating datasets exceeding 10,000+ specimens?</w:t>
+      </w:r>
+    </w:p>
+    <w:p>
+      <w:pPr>
+        <w:spacing w:before="40" w:after="80" w:line="276" w:lineRule="auto"/>
+        <w:jc w:val="both"/>
+      </w:pPr>
+      <w:r>
+        <w:rPr>
+          <w:rFonts w:ascii="Calibri" w:hAnsi="Calibri"/>
+          <w:b/>
+          <w:color w:val="262626"/>
+          <w:sz w:val="20"/>
+        </w:rPr>
+        <w:t xml:space="preserve">Answer: </w:t>
+      </w:r>
+      <w:r>
+        <w:rPr>
+          <w:rFonts w:ascii="Calibri" w:hAnsi="Calibri"/>
+          <w:i w:val="0"/>
+          <w:color w:val="333333"/>
+          <w:sz w:val="20"/>
+        </w:rPr>
+        <w:t>BenchmarkRunner implements O(N) linear dataset processing with worker pool concurrency (concurrency: 4) and automatic checkpointing (checkpoint.json) [31]. In large-scale evaluation runs, BenchmarkRunner updates checkpoint.json after every batch increment. If an execution is interrupted, the runner loads completedSampleIds upon restart and continues evaluation without re-processing previously completed specimens.</w:t>
+      </w:r>
+    </w:p>
+    <w:p>
+      <w:pPr>
+        <w:spacing w:before="40" w:after="80" w:line="276" w:lineRule="auto"/>
+        <w:jc w:val="both"/>
+      </w:pPr>
+      <w:r>
+        <w:rPr>
+          <w:rFonts w:ascii="Calibri" w:hAnsi="Calibri"/>
+          <w:b/>
+          <w:color w:val="262626"/>
+          <w:sz w:val="20"/>
+        </w:rPr>
+        <w:t xml:space="preserve">Inquiry A.2.3: </w:t>
+      </w:r>
+      <w:r>
+        <w:rPr>
+          <w:rFonts w:ascii="Calibri" w:hAnsi="Calibri"/>
+          <w:i w:val="0"/>
+          <w:color w:val="333333"/>
+          <w:sz w:val="20"/>
+        </w:rPr>
+        <w:t>If candidate values still differ after normalization, why is NORMALIZATION_ERROR categorized separately rather than treated as a generic field mismatch?</w:t>
+      </w:r>
+    </w:p>
+    <w:p>
+      <w:pPr>
+        <w:spacing w:before="40" w:after="80" w:line="276" w:lineRule="auto"/>
+        <w:jc w:val="both"/>
+      </w:pPr>
+      <w:r>
+        <w:rPr>
+          <w:rFonts w:ascii="Calibri" w:hAnsi="Calibri"/>
+          <w:b/>
+          <w:color w:val="262626"/>
+          <w:sz w:val="20"/>
+        </w:rPr>
+        <w:t xml:space="preserve">Answer: </w:t>
+      </w:r>
+      <w:r>
+        <w:rPr>
+          <w:rFonts w:ascii="Calibri" w:hAnsi="Calibri"/>
+          <w:i w:val="0"/>
+          <w:color w:val="333333"/>
+          <w:sz w:val="20"/>
+        </w:rPr>
+        <w:t>The purpose of NORMALIZATION_ERROR is to prevent semantic mismatches from being incorrectly attributed to superficial formatting variations [25], [28], [37]. By evaluating only canonical representations, the benchmark distinguishes genuine information extraction failures from benign representation differences.</w:t>
       </w:r>
     </w:p>
     <w:p>
@@ -15518,7 +16339,7 @@
           <w:color w:val="1F497D"/>
           <w:sz w:val="28"/>
         </w:rPr>
-        <w:t>APPENDIX A: REPRODUCIBILITY &amp; SYSTEM SPECIFICATIONS</w:t>
+        <w:t>APPENDIX B: FIELD SPECIFICATION &amp; OBSERVATION COUNT DERIVATION</w:t>
       </w:r>
     </w:p>
     <w:p>
@@ -15534,7 +16355,7 @@
           <w:color w:val="3B5998"/>
           <w:sz w:val="23"/>
         </w:rPr>
-        <w:t>A.1 Reproducibility &amp; System Environment Matrix</w:t>
+        <w:t>B.1 Document Category Field Structure</w:t>
       </w:r>
     </w:p>
     <w:p>
@@ -15549,554 +16370,33 @@
           <w:color w:val="333333"/>
           <w:sz w:val="20"/>
         </w:rPr>
-        <w:t>To ensure 100% scientific reproducibility across independent compute environments, Table A.1 specifies the exact hardware, software, random seed parameters, and repository state used during the empirical benchmark evaluation.</w:t>
+        <w:t>The benchmark evaluates 360 document specimens partitioned equally across 3 document categories (120 Certificates, 120 Marksheets, and 120 Student ID Cards). Every specimen shares 18 canonical identity/metadata fields:</w:t>
       </w:r>
     </w:p>
-    <w:tbl>
-      <w:tblPr>
-        <w:tblW w:type="auto" w:w="0"/>
-        <w:jc w:val="center"/>
-        <w:tblLook w:firstColumn="1" w:firstRow="1" w:lastColumn="0" w:lastRow="0" w:noHBand="0" w:noVBand="1" w:val="04A0"/>
-      </w:tblPr>
-      <w:tblGrid>
-        <w:gridCol w:w="4680"/>
-        <w:gridCol w:w="4680"/>
-      </w:tblGrid>
-      <w:tr>
-        <w:tc>
-          <w:tcPr>
-            <w:tcW w:type="dxa" w:w="4680"/>
-            <w:shd w:fill="1F497D"/>
-            <w:tcMar>
-              <w:top w:w="120" w:type="dxa"/>
-              <w:bottom w:w="120" w:type="dxa"/>
-              <w:left w:w="150" w:type="dxa"/>
-              <w:right w:w="150" w:type="dxa"/>
-            </w:tcMar>
-          </w:tcPr>
-          <w:p>
-            <w:pPr>
-              <w:jc w:val="center"/>
-            </w:pPr>
-            <w:r>
-              <w:rPr>
-                <w:rFonts w:ascii="Calibri" w:hAnsi="Calibri"/>
-                <w:b/>
-                <w:color w:val="FFFFFF"/>
-                <w:sz w:val="19"/>
-              </w:rPr>
-              <w:t>Reproducibility Parameter</w:t>
-            </w:r>
-          </w:p>
-        </w:tc>
-        <w:tc>
-          <w:tcPr>
-            <w:tcW w:type="dxa" w:w="4680"/>
-            <w:shd w:fill="1F497D"/>
-            <w:tcMar>
-              <w:top w:w="120" w:type="dxa"/>
-              <w:bottom w:w="120" w:type="dxa"/>
-              <w:left w:w="150" w:type="dxa"/>
-              <w:right w:w="150" w:type="dxa"/>
-            </w:tcMar>
-          </w:tcPr>
-          <w:p>
-            <w:pPr>
-              <w:jc w:val="center"/>
-            </w:pPr>
-            <w:r>
-              <w:rPr>
-                <w:rFonts w:ascii="Calibri" w:hAnsi="Calibri"/>
-                <w:b/>
-                <w:color w:val="FFFFFF"/>
-                <w:sz w:val="19"/>
-              </w:rPr>
-              <w:t>Verified System Configuration / Value</w:t>
-            </w:r>
-          </w:p>
-        </w:tc>
-      </w:tr>
-      <w:tr>
-        <w:tc>
-          <w:tcPr>
-            <w:tcW w:type="dxa" w:w="4680"/>
-            <w:shd w:fill="F2F5F9"/>
-            <w:tcMar>
-              <w:top w:w="100" w:type="dxa"/>
-              <w:bottom w:w="100" w:type="dxa"/>
-              <w:left w:w="150" w:type="dxa"/>
-              <w:right w:w="150" w:type="dxa"/>
-            </w:tcMar>
-          </w:tcPr>
-          <w:p>
-            <w:r>
-              <w:rPr>
-                <w:rFonts w:ascii="Calibri" w:hAnsi="Calibri"/>
-                <w:sz w:val="18"/>
-              </w:rPr>
-              <w:t>Repository &amp; Commit Hash</w:t>
-            </w:r>
-          </w:p>
-        </w:tc>
-        <w:tc>
-          <w:tcPr>
-            <w:tcW w:type="dxa" w:w="4680"/>
-            <w:shd w:fill="F2F5F9"/>
-            <w:tcMar>
-              <w:top w:w="100" w:type="dxa"/>
-              <w:bottom w:w="100" w:type="dxa"/>
-              <w:left w:w="150" w:type="dxa"/>
-              <w:right w:w="150" w:type="dxa"/>
-            </w:tcMar>
-          </w:tcPr>
-          <w:p>
-            <w:r>
-              <w:rPr>
-                <w:rFonts w:ascii="Calibri" w:hAnsi="Calibri"/>
-                <w:sz w:val="18"/>
-              </w:rPr>
-              <w:t>https://github.com/aashishrajput9838/academicuniverse.git (Commit: 88140d1)</w:t>
-            </w:r>
-          </w:p>
-        </w:tc>
-      </w:tr>
-      <w:tr>
-        <w:tc>
-          <w:tcPr>
-            <w:tcW w:type="dxa" w:w="4680"/>
-            <w:shd w:fill="FFFFFF"/>
-            <w:tcMar>
-              <w:top w:w="100" w:type="dxa"/>
-              <w:bottom w:w="100" w:type="dxa"/>
-              <w:left w:w="150" w:type="dxa"/>
-              <w:right w:w="150" w:type="dxa"/>
-            </w:tcMar>
-          </w:tcPr>
-          <w:p>
-            <w:r>
-              <w:rPr>
-                <w:rFonts w:ascii="Calibri" w:hAnsi="Calibri"/>
-                <w:sz w:val="18"/>
-              </w:rPr>
-              <w:t>Benchmark Suite Version</w:t>
-            </w:r>
-          </w:p>
-        </w:tc>
-        <w:tc>
-          <w:tcPr>
-            <w:tcW w:type="dxa" w:w="4680"/>
-            <w:shd w:fill="FFFFFF"/>
-            <w:tcMar>
-              <w:top w:w="100" w:type="dxa"/>
-              <w:bottom w:w="100" w:type="dxa"/>
-              <w:left w:w="150" w:type="dxa"/>
-              <w:right w:w="150" w:type="dxa"/>
-            </w:tcMar>
-          </w:tcPr>
-          <w:p>
-            <w:r>
-              <w:rPr>
-                <w:rFonts w:ascii="Calibri" w:hAnsi="Calibri"/>
-                <w:sz w:val="18"/>
-              </w:rPr>
-              <w:t>AU DIC Benchmark v1.0 (Release Candidate 1 - RC1)</w:t>
-            </w:r>
-          </w:p>
-        </w:tc>
-      </w:tr>
-      <w:tr>
-        <w:tc>
-          <w:tcPr>
-            <w:tcW w:type="dxa" w:w="4680"/>
-            <w:shd w:fill="F2F5F9"/>
-            <w:tcMar>
-              <w:top w:w="100" w:type="dxa"/>
-              <w:bottom w:w="100" w:type="dxa"/>
-              <w:left w:w="150" w:type="dxa"/>
-              <w:right w:w="150" w:type="dxa"/>
-            </w:tcMar>
-          </w:tcPr>
-          <w:p>
-            <w:r>
-              <w:rPr>
-                <w:rFonts w:ascii="Calibri" w:hAnsi="Calibri"/>
-                <w:sz w:val="18"/>
-              </w:rPr>
-              <w:t>Evaluated Neural Engine</w:t>
-            </w:r>
-          </w:p>
-        </w:tc>
-        <w:tc>
-          <w:tcPr>
-            <w:tcW w:type="dxa" w:w="4680"/>
-            <w:shd w:fill="F2F5F9"/>
-            <w:tcMar>
-              <w:top w:w="100" w:type="dxa"/>
-              <w:bottom w:w="100" w:type="dxa"/>
-              <w:left w:w="150" w:type="dxa"/>
-              <w:right w:w="150" w:type="dxa"/>
-            </w:tcMar>
-          </w:tcPr>
-          <w:p>
-            <w:r>
-              <w:t>Groq Cloud AI (minicpm-v:latest, temp=0.2, max_tokens=8192)</w:t>
-            </w:r>
-          </w:p>
-        </w:tc>
-      </w:tr>
-      <w:tr>
-        <w:tc>
-          <w:tcPr>
-            <w:tcW w:type="dxa" w:w="4680"/>
-            <w:shd w:fill="FFFFFF"/>
-            <w:tcMar>
-              <w:top w:w="100" w:type="dxa"/>
-              <w:bottom w:w="100" w:type="dxa"/>
-              <w:left w:w="150" w:type="dxa"/>
-              <w:right w:w="150" w:type="dxa"/>
-            </w:tcMar>
-          </w:tcPr>
-          <w:p>
-            <w:r>
-              <w:rPr>
-                <w:rFonts w:ascii="Calibri" w:hAnsi="Calibri"/>
-                <w:sz w:val="18"/>
-              </w:rPr>
-              <w:t>Master Random Seed</w:t>
-            </w:r>
-          </w:p>
-        </w:tc>
-        <w:tc>
-          <w:tcPr>
-            <w:tcW w:type="dxa" w:w="4680"/>
-            <w:shd w:fill="FFFFFF"/>
-            <w:tcMar>
-              <w:top w:w="100" w:type="dxa"/>
-              <w:bottom w:w="100" w:type="dxa"/>
-              <w:left w:w="150" w:type="dxa"/>
-              <w:right w:w="150" w:type="dxa"/>
-            </w:tcMar>
-          </w:tcPr>
-          <w:p>
-            <w:r>
-              <w:rPr>
-                <w:rFonts w:ascii="Calibri" w:hAnsi="Calibri"/>
-                <w:sz w:val="18"/>
-              </w:rPr>
-              <w:t>SeedManager deterministic seed = 42</w:t>
-            </w:r>
-          </w:p>
-        </w:tc>
-      </w:tr>
-      <w:tr>
-        <w:tc>
-          <w:tcPr>
-            <w:tcW w:type="dxa" w:w="4680"/>
-            <w:shd w:fill="F2F5F9"/>
-            <w:tcMar>
-              <w:top w:w="100" w:type="dxa"/>
-              <w:bottom w:w="100" w:type="dxa"/>
-              <w:left w:w="150" w:type="dxa"/>
-              <w:right w:w="150" w:type="dxa"/>
-            </w:tcMar>
-          </w:tcPr>
-          <w:p>
-            <w:r>
-              <w:rPr>
-                <w:rFonts w:ascii="Calibri" w:hAnsi="Calibri"/>
-                <w:sz w:val="18"/>
-              </w:rPr>
-              <w:t>Operating System &amp; Arch</w:t>
-            </w:r>
-          </w:p>
-        </w:tc>
-        <w:tc>
-          <w:tcPr>
-            <w:tcW w:type="dxa" w:w="4680"/>
-            <w:shd w:fill="F2F5F9"/>
-            <w:tcMar>
-              <w:top w:w="100" w:type="dxa"/>
-              <w:bottom w:w="100" w:type="dxa"/>
-              <w:left w:w="150" w:type="dxa"/>
-              <w:right w:w="150" w:type="dxa"/>
-            </w:tcMar>
-          </w:tcPr>
-          <w:p>
-            <w:r>
-              <w:rPr>
-                <w:rFonts w:ascii="Calibri" w:hAnsi="Calibri"/>
-                <w:sz w:val="18"/>
-              </w:rPr>
-              <w:t>Windows 11 Professional (x86_64)</w:t>
-            </w:r>
-          </w:p>
-        </w:tc>
-      </w:tr>
-      <w:tr>
-        <w:tc>
-          <w:tcPr>
-            <w:tcW w:type="dxa" w:w="4680"/>
-            <w:shd w:fill="FFFFFF"/>
-            <w:tcMar>
-              <w:top w:w="100" w:type="dxa"/>
-              <w:bottom w:w="100" w:type="dxa"/>
-              <w:left w:w="150" w:type="dxa"/>
-              <w:right w:w="150" w:type="dxa"/>
-            </w:tcMar>
-          </w:tcPr>
-          <w:p>
-            <w:r>
-              <w:rPr>
-                <w:rFonts w:ascii="Calibri" w:hAnsi="Calibri"/>
-                <w:sz w:val="18"/>
-              </w:rPr>
-              <w:t>Compute Infrastructure</w:t>
-            </w:r>
-          </w:p>
-        </w:tc>
-        <w:tc>
-          <w:tcPr>
-            <w:tcW w:type="dxa" w:w="4680"/>
-            <w:shd w:fill="FFFFFF"/>
-            <w:tcMar>
-              <w:top w:w="100" w:type="dxa"/>
-              <w:bottom w:w="100" w:type="dxa"/>
-              <w:left w:w="150" w:type="dxa"/>
-              <w:right w:w="150" w:type="dxa"/>
-            </w:tcMar>
-          </w:tcPr>
-          <w:p>
-            <w:r>
-              <w:rPr>
-                <w:rFonts w:ascii="Calibri" w:hAnsi="Calibri"/>
-                <w:sz w:val="18"/>
-              </w:rPr>
-              <w:t>Intel Core i7 (HP EliteBook 840 G8) | 16 GB DDR4 RAM (CPU-only inference)</w:t>
-            </w:r>
-          </w:p>
-        </w:tc>
-      </w:tr>
-      <w:tr>
-        <w:tc>
-          <w:tcPr>
-            <w:tcW w:type="dxa" w:w="4680"/>
-            <w:shd w:fill="F2F5F9"/>
-            <w:tcMar>
-              <w:top w:w="100" w:type="dxa"/>
-              <w:bottom w:w="100" w:type="dxa"/>
-              <w:left w:w="150" w:type="dxa"/>
-              <w:right w:w="150" w:type="dxa"/>
-            </w:tcMar>
-          </w:tcPr>
-          <w:p>
-            <w:r>
-              <w:rPr>
-                <w:rFonts w:ascii="Calibri" w:hAnsi="Calibri"/>
-                <w:sz w:val="18"/>
-              </w:rPr>
-              <w:t>Runtime Environment</w:t>
-            </w:r>
-          </w:p>
-        </w:tc>
-        <w:tc>
-          <w:tcPr>
-            <w:tcW w:type="dxa" w:w="4680"/>
-            <w:shd w:fill="F2F5F9"/>
-            <w:tcMar>
-              <w:top w:w="100" w:type="dxa"/>
-              <w:bottom w:w="100" w:type="dxa"/>
-              <w:left w:w="150" w:type="dxa"/>
-              <w:right w:w="150" w:type="dxa"/>
-            </w:tcMar>
-          </w:tcPr>
-          <w:p>
-            <w:r>
-              <w:rPr>
-                <w:rFonts w:ascii="Calibri" w:hAnsi="Calibri"/>
-                <w:sz w:val="18"/>
-              </w:rPr>
-              <w:t>Python 3.14.x | Node.js v18.x | npm v9.x</w:t>
-            </w:r>
-          </w:p>
-        </w:tc>
-      </w:tr>
-      <w:tr>
-        <w:tc>
-          <w:tcPr>
-            <w:tcW w:type="dxa" w:w="4680"/>
-            <w:shd w:fill="FFFFFF"/>
-            <w:tcMar>
-              <w:top w:w="100" w:type="dxa"/>
-              <w:bottom w:w="100" w:type="dxa"/>
-              <w:left w:w="150" w:type="dxa"/>
-              <w:right w:w="150" w:type="dxa"/>
-            </w:tcMar>
-          </w:tcPr>
-          <w:p>
-            <w:r>
-              <w:rPr>
-                <w:rFonts w:ascii="Calibri" w:hAnsi="Calibri"/>
-                <w:sz w:val="18"/>
-              </w:rPr>
-              <w:t>Statistical Libraries</w:t>
-            </w:r>
-          </w:p>
-        </w:tc>
-        <w:tc>
-          <w:tcPr>
-            <w:tcW w:type="dxa" w:w="4680"/>
-            <w:shd w:fill="FFFFFF"/>
-            <w:tcMar>
-              <w:top w:w="100" w:type="dxa"/>
-              <w:bottom w:w="100" w:type="dxa"/>
-              <w:left w:w="150" w:type="dxa"/>
-              <w:right w:w="150" w:type="dxa"/>
-            </w:tcMar>
-          </w:tcPr>
-          <w:p>
-            <w:r>
-              <w:rPr>
-                <w:rFonts w:ascii="Calibri" w:hAnsi="Calibri"/>
-                <w:sz w:val="18"/>
-              </w:rPr>
-              <w:t>scipy &gt;= 1.11 | pandas &gt;= 2.0 | numpy &gt;= 1.24</w:t>
-            </w:r>
-          </w:p>
-        </w:tc>
-      </w:tr>
-      <w:tr>
-        <w:tc>
-          <w:tcPr>
-            <w:tcW w:type="dxa" w:w="4680"/>
-            <w:shd w:fill="F2F5F9"/>
-            <w:tcMar>
-              <w:top w:w="100" w:type="dxa"/>
-              <w:bottom w:w="100" w:type="dxa"/>
-              <w:left w:w="150" w:type="dxa"/>
-              <w:right w:w="150" w:type="dxa"/>
-            </w:tcMar>
-          </w:tcPr>
-          <w:p>
-            <w:r>
-              <w:rPr>
-                <w:rFonts w:ascii="Calibri" w:hAnsi="Calibri"/>
-                <w:sz w:val="18"/>
-              </w:rPr>
-              <w:t>Dataset SHA-256 Hash</w:t>
-            </w:r>
-          </w:p>
-        </w:tc>
-        <w:tc>
-          <w:tcPr>
-            <w:tcW w:type="dxa" w:w="4680"/>
-            <w:shd w:fill="F2F5F9"/>
-            <w:tcMar>
-              <w:top w:w="100" w:type="dxa"/>
-              <w:bottom w:w="100" w:type="dxa"/>
-              <w:left w:w="150" w:type="dxa"/>
-              <w:right w:w="150" w:type="dxa"/>
-            </w:tcMar>
-          </w:tcPr>
-          <w:p>
-            <w:r>
-              <w:rPr>
-                <w:rFonts w:ascii="Calibri" w:hAnsi="Calibri"/>
-                <w:sz w:val="18"/>
-              </w:rPr>
-              <w:t>17c136ef76dd0f82</w:t>
-            </w:r>
-          </w:p>
-        </w:tc>
-      </w:tr>
-      <w:tr>
-        <w:tc>
-          <w:tcPr>
-            <w:tcW w:type="dxa" w:w="4680"/>
-            <w:shd w:fill="FFFFFF"/>
-            <w:tcMar>
-              <w:top w:w="100" w:type="dxa"/>
-              <w:bottom w:w="100" w:type="dxa"/>
-              <w:left w:w="150" w:type="dxa"/>
-              <w:right w:w="150" w:type="dxa"/>
-            </w:tcMar>
-          </w:tcPr>
-          <w:p>
-            <w:r>
-              <w:rPr>
-                <w:rFonts w:ascii="Calibri" w:hAnsi="Calibri"/>
-                <w:sz w:val="18"/>
-              </w:rPr>
-              <w:t>Execution Timestamp &amp; Log</w:t>
-            </w:r>
-          </w:p>
-        </w:tc>
-        <w:tc>
-          <w:tcPr>
-            <w:tcW w:type="dxa" w:w="4680"/>
-            <w:shd w:fill="FFFFFF"/>
-            <w:tcMar>
-              <w:top w:w="100" w:type="dxa"/>
-              <w:bottom w:w="100" w:type="dxa"/>
-              <w:left w:w="150" w:type="dxa"/>
-              <w:right w:w="150" w:type="dxa"/>
-            </w:tcMar>
-          </w:tcPr>
-          <w:p>
-            <w:r>
-              <w:rPr>
-                <w:rFonts w:ascii="Calibri" w:hAnsi="Calibri"/>
-                <w:sz w:val="18"/>
-              </w:rPr>
-              <w:t>2026-08-05T20:50:48.067Z (backend/benchmark_reports/run_1785959173886/)</w:t>
-            </w:r>
-          </w:p>
-        </w:tc>
-      </w:tr>
-      <w:tr>
-        <w:tc>
-          <w:tcPr>
-            <w:tcW w:type="dxa" w:w="4680"/>
-            <w:shd w:fill="F2F5F9"/>
-            <w:tcMar>
-              <w:top w:w="100" w:type="dxa"/>
-              <w:bottom w:w="100" w:type="dxa"/>
-              <w:left w:w="150" w:type="dxa"/>
-              <w:right w:w="150" w:type="dxa"/>
-            </w:tcMar>
-          </w:tcPr>
-          <w:p>
-            <w:r>
-              <w:rPr>
-                <w:rFonts w:ascii="Calibri" w:hAnsi="Calibri"/>
-                <w:sz w:val="18"/>
-              </w:rPr>
-              <w:t>Dataset Licensing &amp; Access</w:t>
-            </w:r>
-          </w:p>
-        </w:tc>
-        <w:tc>
-          <w:tcPr>
-            <w:tcW w:type="dxa" w:w="4680"/>
-            <w:shd w:fill="F2F5F9"/>
-            <w:tcMar>
-              <w:top w:w="100" w:type="dxa"/>
-              <w:bottom w:w="100" w:type="dxa"/>
-              <w:left w:w="150" w:type="dxa"/>
-              <w:right w:w="150" w:type="dxa"/>
-            </w:tcMar>
-          </w:tcPr>
-          <w:p>
-            <w:r>
-              <w:rPr>
-                <w:rFonts w:ascii="Calibri" w:hAnsi="Calibri"/>
-                <w:sz w:val="18"/>
-              </w:rPr>
-              <w:t>MIT License (Open Research Access)</w:t>
-            </w:r>
-          </w:p>
-        </w:tc>
-      </w:tr>
-    </w:tbl>
+    <w:p>
+      <w:pPr>
+        <w:spacing w:before="40" w:after="80" w:line="276" w:lineRule="auto"/>
+        <w:jc w:val="both"/>
+      </w:pPr>
+      <w:r>
+        <w:rPr>
+          <w:rFonts w:ascii="Calibri" w:hAnsi="Calibri"/>
+          <w:b/>
+          <w:color w:val="262626"/>
+          <w:sz w:val="20"/>
+        </w:rPr>
+        <w:t xml:space="preserve">Identity / Metadata Fields (18): </w:t>
+      </w:r>
+      <w:r>
+        <w:rPr>
+          <w:rFonts w:ascii="Calibri" w:hAnsi="Calibri"/>
+          <w:i w:val="0"/>
+          <w:color w:val="333333"/>
+          <w:sz w:val="20"/>
+        </w:rPr>
+        <w:t>studentName, rollNumber, enrollmentNumber, degreeName, branchName, batchYears, cgpa, issueDate, documentType, universityName, universityCode, universityTagline, fatherName, motherName, dateOfBirth, email, phone, bloodGroup.</w:t>
+      </w:r>
+    </w:p>
     <w:p>
       <w:pPr>
         <w:keepNext/>
@@ -16110,7 +16410,7 @@
           <w:color w:val="3B5998"/>
           <w:sz w:val="23"/>
         </w:rPr>
-        <w:t>A.2 Technical Clarifications &amp; Reviewer Inquiries</w:t>
+        <w:t>B.2 Mathematical Derivation of 24,480 Paired Observations</w:t>
       </w:r>
     </w:p>
     <w:p>
@@ -16118,15 +16418,6 @@
         <w:spacing w:before="40" w:after="80" w:line="276" w:lineRule="auto"/>
         <w:jc w:val="both"/>
       </w:pPr>
-      <w:r>
-        <w:rPr>
-          <w:rFonts w:ascii="Calibri" w:hAnsi="Calibri"/>
-          <w:b/>
-          <w:color w:val="262626"/>
-          <w:sz w:val="20"/>
-        </w:rPr>
-        <w:t xml:space="preserve">Inquiry A.2.1: </w:t>
-      </w:r>
       <w:r>
         <w:rPr>
           <w:rFonts w:ascii="Calibri" w:hAnsi="Calibri"/>
@@ -16134,236 +16425,21 @@
           <w:color w:val="333333"/>
           <w:sz w:val="20"/>
         </w:rPr>
-        <w:t>How does CanonicalNormalizer handle unexpected date or numeric strings that do not match standard regex patterns?</w:t>
-      </w:r>
-    </w:p>
-    <w:p>
-      <w:pPr>
-        <w:spacing w:before="40" w:after="80" w:line="276" w:lineRule="auto"/>
-        <w:jc w:val="both"/>
-      </w:pPr>
-      <w:r>
-        <w:rPr>
-          <w:rFonts w:ascii="Calibri" w:hAnsi="Calibri"/>
-          <w:b/>
-          <w:color w:val="262626"/>
-          <w:sz w:val="20"/>
-        </w:rPr>
-        <w:t xml:space="preserve">Answer: </w:t>
-      </w:r>
-      <w:r>
-        <w:rPr>
-          <w:rFonts w:ascii="Calibri" w:hAnsi="Calibri"/>
-          <w:i w:val="0"/>
-          <w:color w:val="333333"/>
-          <w:sz w:val="20"/>
-        </w:rPr>
-        <w:t>When a field value does not match defined date or numerical patterns, CanonicalNormalizer falls back to StringNormalizer.normalize(val, true) [25]. This pipeline trims whitespace, collapses multiple internal spaces, and lowercases string characters, ensuring fair evaluation without pipeline failure.</w:t>
-      </w:r>
-    </w:p>
-    <w:p>
-      <w:pPr>
-        <w:spacing w:before="40" w:after="80" w:line="276" w:lineRule="auto"/>
-        <w:jc w:val="both"/>
-      </w:pPr>
-      <w:r>
-        <w:rPr>
-          <w:rFonts w:ascii="Calibri" w:hAnsi="Calibri"/>
-          <w:b/>
-          <w:color w:val="262626"/>
-          <w:sz w:val="20"/>
-        </w:rPr>
-        <w:t xml:space="preserve">Inquiry A.2.2: </w:t>
-      </w:r>
-      <w:r>
-        <w:rPr>
-          <w:rFonts w:ascii="Calibri" w:hAnsi="Calibri"/>
-          <w:i w:val="0"/>
-          <w:color w:val="333333"/>
-          <w:sz w:val="20"/>
-        </w:rPr>
-        <w:t>How does the framework scale when evaluating datasets exceeding 10,000+ specimens?</w:t>
-      </w:r>
-    </w:p>
-    <w:p>
-      <w:pPr>
-        <w:spacing w:before="40" w:after="80" w:line="276" w:lineRule="auto"/>
-        <w:jc w:val="both"/>
-      </w:pPr>
-      <w:r>
-        <w:rPr>
-          <w:rFonts w:ascii="Calibri" w:hAnsi="Calibri"/>
-          <w:b/>
-          <w:color w:val="262626"/>
-          <w:sz w:val="20"/>
-        </w:rPr>
-        <w:t xml:space="preserve">Answer: </w:t>
-      </w:r>
-      <w:r>
-        <w:rPr>
-          <w:rFonts w:ascii="Calibri" w:hAnsi="Calibri"/>
-          <w:i w:val="0"/>
-          <w:color w:val="333333"/>
-          <w:sz w:val="20"/>
-        </w:rPr>
-        <w:t>BenchmarkRunner implements O(N) linear dataset processing with worker pool concurrency (concurrency: 4) and automatic checkpointing (checkpoint.json) [31]. In large-scale evaluation runs, BenchmarkRunner updates checkpoint.json after every batch increment. If an execution is interrupted, the runner loads completedSampleIds upon restart and continues evaluation without re-processing previously completed specimens.</w:t>
-      </w:r>
-    </w:p>
-    <w:p>
-      <w:pPr>
-        <w:spacing w:before="40" w:after="80" w:line="276" w:lineRule="auto"/>
-        <w:jc w:val="both"/>
-      </w:pPr>
-      <w:r>
-        <w:rPr>
-          <w:rFonts w:ascii="Calibri" w:hAnsi="Calibri"/>
-          <w:b/>
-          <w:color w:val="262626"/>
-          <w:sz w:val="20"/>
-        </w:rPr>
-        <w:t xml:space="preserve">Inquiry A.2.3: </w:t>
-      </w:r>
-      <w:r>
-        <w:rPr>
-          <w:rFonts w:ascii="Calibri" w:hAnsi="Calibri"/>
-          <w:i w:val="0"/>
-          <w:color w:val="333333"/>
-          <w:sz w:val="20"/>
-        </w:rPr>
-        <w:t>If candidate values still differ after normalization, why is NORMALIZATION_ERROR categorized separately rather than treated as a generic field mismatch?</w:t>
-      </w:r>
-    </w:p>
-    <w:p>
-      <w:pPr>
-        <w:spacing w:before="40" w:after="80" w:line="276" w:lineRule="auto"/>
-        <w:jc w:val="both"/>
-      </w:pPr>
-      <w:r>
-        <w:rPr>
-          <w:rFonts w:ascii="Calibri" w:hAnsi="Calibri"/>
-          <w:b/>
-          <w:color w:val="262626"/>
-          <w:sz w:val="20"/>
-        </w:rPr>
-        <w:t xml:space="preserve">Answer: </w:t>
-      </w:r>
-      <w:r>
-        <w:rPr>
-          <w:rFonts w:ascii="Calibri" w:hAnsi="Calibri"/>
-          <w:i w:val="0"/>
-          <w:color w:val="333333"/>
-          <w:sz w:val="20"/>
-        </w:rPr>
-        <w:t>The purpose of NORMALIZATION_ERROR is to prevent semantic mismatches from being incorrectly attributed to superficial formatting variations [25], [28], [37]. By evaluating only canonical representations, the benchmark distinguishes genuine information extraction failures from benign representation differences.</w:t>
-      </w:r>
-    </w:p>
-    <w:p>
-      <w:pPr>
-        <w:keepNext/>
-        <w:spacing w:before="360" w:after="160"/>
-        <w:jc w:val="both"/>
-      </w:pPr>
-      <w:r>
-        <w:rPr>
-          <w:rFonts w:ascii="Calibri" w:hAnsi="Calibri"/>
-          <w:b/>
-          <w:color w:val="1F497D"/>
-          <w:sz w:val="28"/>
-        </w:rPr>
-        <w:t>APPENDIX B: FIELD SPECIFICATION &amp; OBSERVATION COUNT DERIVATION</w:t>
-      </w:r>
-    </w:p>
-    <w:p>
-      <w:pPr>
-        <w:keepNext/>
-        <w:spacing w:before="240" w:after="80"/>
-        <w:jc w:val="both"/>
-      </w:pPr>
-      <w:r>
-        <w:rPr>
-          <w:rFonts w:ascii="Calibri" w:hAnsi="Calibri"/>
-          <w:b/>
-          <w:color w:val="3B5998"/>
-          <w:sz w:val="23"/>
-        </w:rPr>
-        <w:t>B.1 Document Category Field Structure</w:t>
-      </w:r>
-    </w:p>
-    <w:p>
-      <w:pPr>
-        <w:spacing w:before="40" w:after="80" w:line="276" w:lineRule="auto"/>
-        <w:jc w:val="both"/>
-      </w:pPr>
-      <w:r>
-        <w:rPr>
-          <w:rFonts w:ascii="Calibri" w:hAnsi="Calibri"/>
-          <w:i w:val="0"/>
-          <w:color w:val="333333"/>
-          <w:sz w:val="20"/>
-        </w:rPr>
-        <w:t>The benchmark evaluates 360 document specimens partitioned equally across 3 document categories (120 Certificates, 120 Marksheets, and 120 Student ID Cards). Every specimen shares 18 canonical identity/metadata fields:</w:t>
-      </w:r>
-    </w:p>
-    <w:p>
-      <w:pPr>
-        <w:spacing w:before="40" w:after="80" w:line="276" w:lineRule="auto"/>
-        <w:jc w:val="both"/>
-      </w:pPr>
-      <w:r>
-        <w:rPr>
-          <w:rFonts w:ascii="Calibri" w:hAnsi="Calibri"/>
-          <w:b/>
-          <w:color w:val="262626"/>
-          <w:sz w:val="20"/>
-        </w:rPr>
-        <w:t xml:space="preserve">Identity / Metadata Fields (18): </w:t>
-      </w:r>
-      <w:r>
-        <w:rPr>
-          <w:rFonts w:ascii="Calibri" w:hAnsi="Calibri"/>
-          <w:i w:val="0"/>
-          <w:color w:val="333333"/>
-          <w:sz w:val="20"/>
-        </w:rPr>
-        <w:t>studentName, rollNumber, enrollmentNumber, degreeName, branchName, batchYears, cgpa, issueDate, documentType, universityName, universityCode, universityTagline, fatherName, motherName, dateOfBirth, email, phone, bloodGroup.</w:t>
-      </w:r>
-    </w:p>
-    <w:p>
-      <w:pPr>
-        <w:keepNext/>
-        <w:spacing w:before="240" w:after="80"/>
-        <w:jc w:val="both"/>
-      </w:pPr>
-      <w:r>
-        <w:rPr>
-          <w:rFonts w:ascii="Calibri" w:hAnsi="Calibri"/>
-          <w:b/>
-          <w:color w:val="3B5998"/>
-          <w:sz w:val="23"/>
-        </w:rPr>
-        <w:t>B.2 Mathematical Derivation of 24,480 Paired Observations</w:t>
-      </w:r>
-    </w:p>
-    <w:p>
-      <w:pPr>
-        <w:spacing w:before="40" w:after="80" w:line="276" w:lineRule="auto"/>
-        <w:jc w:val="both"/>
-      </w:pPr>
-      <w:r>
-        <w:rPr>
-          <w:rFonts w:ascii="Calibri" w:hAnsi="Calibri"/>
-          <w:i w:val="0"/>
-          <w:color w:val="333333"/>
-          <w:sz w:val="20"/>
-        </w:rPr>
         <w:t>Subject-level array fields follow the structured format subject[i].{code, credits, grade} for i in 0..N, where N represents the number of course records per document. Table B.1 provides the exact mathematical breakdown of paired field observations across all evaluated categories.</w:t>
       </w:r>
     </w:p>
     <w:tbl>
       <w:tblPr>
-        <w:tblW w:type="auto" w:w="0"/>
+        <w:tblStyle w:val="12"/>
+        <w:tblW w:w="0" w:type="auto"/>
         <w:jc w:val="center"/>
-        <w:tblLook w:firstColumn="1" w:firstRow="1" w:lastColumn="0" w:lastRow="0" w:noHBand="0" w:noVBand="1" w:val="04A0"/>
+        <w:tblLayout w:type="autofit"/>
+        <w:tblCellMar>
+          <w:top w:w="0" w:type="dxa"/>
+          <w:left w:w="108" w:type="dxa"/>
+          <w:bottom w:w="0" w:type="dxa"/>
+          <w:right w:w="108" w:type="dxa"/>
+        </w:tblCellMar>
       </w:tblPr>
       <w:tblGrid>
         <w:gridCol w:w="2340"/>
@@ -16372,14 +16448,25 @@
         <w:gridCol w:w="2340"/>
       </w:tblGrid>
       <w:tr>
-        <w:tc>
-          <w:tcPr>
-            <w:tcW w:type="dxa" w:w="2340"/>
-            <w:shd w:fill="1F497D"/>
+        <w:tblPrEx>
+          <w:tblCellMar>
+            <w:top w:w="0" w:type="dxa"/>
+            <w:left w:w="108" w:type="dxa"/>
+            <w:bottom w:w="0" w:type="dxa"/>
+            <w:right w:w="108" w:type="dxa"/>
+          </w:tblCellMar>
+        </w:tblPrEx>
+        <w:trPr>
+          <w:jc w:val="center"/>
+        </w:trPr>
+        <w:tc>
+          <w:tcPr>
+            <w:tcW w:w="2340" w:type="dxa"/>
+            <w:shd w:val="clear" w:color="auto" w:fill="1F497D"/>
             <w:tcMar>
               <w:top w:w="120" w:type="dxa"/>
+              <w:left w:w="150" w:type="dxa"/>
               <w:bottom w:w="120" w:type="dxa"/>
-              <w:left w:w="150" w:type="dxa"/>
               <w:right w:w="150" w:type="dxa"/>
             </w:tcMar>
           </w:tcPr>
@@ -16400,12 +16487,12 @@
         </w:tc>
         <w:tc>
           <w:tcPr>
-            <w:tcW w:type="dxa" w:w="2340"/>
-            <w:shd w:fill="1F497D"/>
+            <w:tcW w:w="2340" w:type="dxa"/>
+            <w:shd w:val="clear" w:color="auto" w:fill="1F497D"/>
             <w:tcMar>
               <w:top w:w="120" w:type="dxa"/>
+              <w:left w:w="150" w:type="dxa"/>
               <w:bottom w:w="120" w:type="dxa"/>
-              <w:left w:w="150" w:type="dxa"/>
               <w:right w:w="150" w:type="dxa"/>
             </w:tcMar>
           </w:tcPr>
@@ -16426,12 +16513,12 @@
         </w:tc>
         <w:tc>
           <w:tcPr>
-            <w:tcW w:type="dxa" w:w="2340"/>
-            <w:shd w:fill="1F497D"/>
+            <w:tcW w:w="2340" w:type="dxa"/>
+            <w:shd w:val="clear" w:color="auto" w:fill="1F497D"/>
             <w:tcMar>
               <w:top w:w="120" w:type="dxa"/>
+              <w:left w:w="150" w:type="dxa"/>
               <w:bottom w:w="120" w:type="dxa"/>
-              <w:left w:w="150" w:type="dxa"/>
               <w:right w:w="150" w:type="dxa"/>
             </w:tcMar>
           </w:tcPr>
@@ -16452,12 +16539,12 @@
         </w:tc>
         <w:tc>
           <w:tcPr>
-            <w:tcW w:type="dxa" w:w="2340"/>
-            <w:shd w:fill="1F497D"/>
+            <w:tcW w:w="2340" w:type="dxa"/>
+            <w:shd w:val="clear" w:color="auto" w:fill="1F497D"/>
             <w:tcMar>
               <w:top w:w="120" w:type="dxa"/>
+              <w:left w:w="150" w:type="dxa"/>
               <w:bottom w:w="120" w:type="dxa"/>
-              <w:left w:w="150" w:type="dxa"/>
               <w:right w:w="150" w:type="dxa"/>
             </w:tcMar>
           </w:tcPr>
@@ -16478,14 +16565,25 @@
         </w:tc>
       </w:tr>
       <w:tr>
-        <w:tc>
-          <w:tcPr>
-            <w:tcW w:type="dxa" w:w="2340"/>
-            <w:shd w:fill="F2F5F9"/>
-            <w:tcMar>
-              <w:top w:w="100" w:type="dxa"/>
-              <w:bottom w:w="100" w:type="dxa"/>
+        <w:tblPrEx>
+          <w:tblCellMar>
+            <w:top w:w="0" w:type="dxa"/>
+            <w:left w:w="108" w:type="dxa"/>
+            <w:bottom w:w="0" w:type="dxa"/>
+            <w:right w:w="108" w:type="dxa"/>
+          </w:tblCellMar>
+        </w:tblPrEx>
+        <w:trPr>
+          <w:jc w:val="center"/>
+        </w:trPr>
+        <w:tc>
+          <w:tcPr>
+            <w:tcW w:w="2340" w:type="dxa"/>
+            <w:shd w:val="clear" w:color="auto" w:fill="F2F5F9"/>
+            <w:tcMar>
+              <w:top w:w="100" w:type="dxa"/>
               <w:left w:w="150" w:type="dxa"/>
+              <w:bottom w:w="100" w:type="dxa"/>
               <w:right w:w="150" w:type="dxa"/>
             </w:tcMar>
           </w:tcPr>
@@ -16501,12 +16599,12 @@
         </w:tc>
         <w:tc>
           <w:tcPr>
-            <w:tcW w:type="dxa" w:w="2340"/>
-            <w:shd w:fill="F2F5F9"/>
-            <w:tcMar>
-              <w:top w:w="100" w:type="dxa"/>
-              <w:bottom w:w="100" w:type="dxa"/>
+            <w:tcW w:w="2340" w:type="dxa"/>
+            <w:shd w:val="clear" w:color="auto" w:fill="F2F5F9"/>
+            <w:tcMar>
+              <w:top w:w="100" w:type="dxa"/>
               <w:left w:w="150" w:type="dxa"/>
+              <w:bottom w:w="100" w:type="dxa"/>
               <w:right w:w="150" w:type="dxa"/>
             </w:tcMar>
           </w:tcPr>
@@ -16522,12 +16620,12 @@
         </w:tc>
         <w:tc>
           <w:tcPr>
-            <w:tcW w:type="dxa" w:w="2340"/>
-            <w:shd w:fill="F2F5F9"/>
-            <w:tcMar>
-              <w:top w:w="100" w:type="dxa"/>
-              <w:bottom w:w="100" w:type="dxa"/>
+            <w:tcW w:w="2340" w:type="dxa"/>
+            <w:shd w:val="clear" w:color="auto" w:fill="F2F5F9"/>
+            <w:tcMar>
+              <w:top w:w="100" w:type="dxa"/>
               <w:left w:w="150" w:type="dxa"/>
+              <w:bottom w:w="100" w:type="dxa"/>
               <w:right w:w="150" w:type="dxa"/>
             </w:tcMar>
           </w:tcPr>
@@ -16543,12 +16641,12 @@
         </w:tc>
         <w:tc>
           <w:tcPr>
-            <w:tcW w:type="dxa" w:w="2340"/>
-            <w:shd w:fill="F2F5F9"/>
-            <w:tcMar>
-              <w:top w:w="100" w:type="dxa"/>
-              <w:bottom w:w="100" w:type="dxa"/>
+            <w:tcW w:w="2340" w:type="dxa"/>
+            <w:shd w:val="clear" w:color="auto" w:fill="F2F5F9"/>
+            <w:tcMar>
+              <w:top w:w="100" w:type="dxa"/>
               <w:left w:w="150" w:type="dxa"/>
+              <w:bottom w:w="100" w:type="dxa"/>
               <w:right w:w="150" w:type="dxa"/>
             </w:tcMar>
           </w:tcPr>
@@ -16564,14 +16662,25 @@
         </w:tc>
       </w:tr>
       <w:tr>
-        <w:tc>
-          <w:tcPr>
-            <w:tcW w:type="dxa" w:w="2340"/>
-            <w:shd w:fill="FFFFFF"/>
-            <w:tcMar>
-              <w:top w:w="100" w:type="dxa"/>
-              <w:bottom w:w="100" w:type="dxa"/>
+        <w:tblPrEx>
+          <w:tblCellMar>
+            <w:top w:w="0" w:type="dxa"/>
+            <w:left w:w="108" w:type="dxa"/>
+            <w:bottom w:w="0" w:type="dxa"/>
+            <w:right w:w="108" w:type="dxa"/>
+          </w:tblCellMar>
+        </w:tblPrEx>
+        <w:trPr>
+          <w:jc w:val="center"/>
+        </w:trPr>
+        <w:tc>
+          <w:tcPr>
+            <w:tcW w:w="2340" w:type="dxa"/>
+            <w:shd w:val="clear" w:color="auto" w:fill="FFFFFF"/>
+            <w:tcMar>
+              <w:top w:w="100" w:type="dxa"/>
               <w:left w:w="150" w:type="dxa"/>
+              <w:bottom w:w="100" w:type="dxa"/>
               <w:right w:w="150" w:type="dxa"/>
             </w:tcMar>
           </w:tcPr>
@@ -16587,12 +16696,12 @@
         </w:tc>
         <w:tc>
           <w:tcPr>
-            <w:tcW w:type="dxa" w:w="2340"/>
-            <w:shd w:fill="FFFFFF"/>
-            <w:tcMar>
-              <w:top w:w="100" w:type="dxa"/>
-              <w:bottom w:w="100" w:type="dxa"/>
+            <w:tcW w:w="2340" w:type="dxa"/>
+            <w:shd w:val="clear" w:color="auto" w:fill="FFFFFF"/>
+            <w:tcMar>
+              <w:top w:w="100" w:type="dxa"/>
               <w:left w:w="150" w:type="dxa"/>
+              <w:bottom w:w="100" w:type="dxa"/>
               <w:right w:w="150" w:type="dxa"/>
             </w:tcMar>
           </w:tcPr>
@@ -16608,12 +16717,12 @@
         </w:tc>
         <w:tc>
           <w:tcPr>
-            <w:tcW w:type="dxa" w:w="2340"/>
-            <w:shd w:fill="FFFFFF"/>
-            <w:tcMar>
-              <w:top w:w="100" w:type="dxa"/>
-              <w:bottom w:w="100" w:type="dxa"/>
+            <w:tcW w:w="2340" w:type="dxa"/>
+            <w:shd w:val="clear" w:color="auto" w:fill="FFFFFF"/>
+            <w:tcMar>
+              <w:top w:w="100" w:type="dxa"/>
               <w:left w:w="150" w:type="dxa"/>
+              <w:bottom w:w="100" w:type="dxa"/>
               <w:right w:w="150" w:type="dxa"/>
             </w:tcMar>
           </w:tcPr>
@@ -16629,12 +16738,12 @@
         </w:tc>
         <w:tc>
           <w:tcPr>
-            <w:tcW w:type="dxa" w:w="2340"/>
-            <w:shd w:fill="FFFFFF"/>
-            <w:tcMar>
-              <w:top w:w="100" w:type="dxa"/>
-              <w:bottom w:w="100" w:type="dxa"/>
+            <w:tcW w:w="2340" w:type="dxa"/>
+            <w:shd w:val="clear" w:color="auto" w:fill="FFFFFF"/>
+            <w:tcMar>
+              <w:top w:w="100" w:type="dxa"/>
               <w:left w:w="150" w:type="dxa"/>
+              <w:bottom w:w="100" w:type="dxa"/>
               <w:right w:w="150" w:type="dxa"/>
             </w:tcMar>
           </w:tcPr>
@@ -16650,14 +16759,25 @@
         </w:tc>
       </w:tr>
       <w:tr>
-        <w:tc>
-          <w:tcPr>
-            <w:tcW w:type="dxa" w:w="2340"/>
-            <w:shd w:fill="F2F5F9"/>
-            <w:tcMar>
-              <w:top w:w="100" w:type="dxa"/>
-              <w:bottom w:w="100" w:type="dxa"/>
+        <w:tblPrEx>
+          <w:tblCellMar>
+            <w:top w:w="0" w:type="dxa"/>
+            <w:left w:w="108" w:type="dxa"/>
+            <w:bottom w:w="0" w:type="dxa"/>
+            <w:right w:w="108" w:type="dxa"/>
+          </w:tblCellMar>
+        </w:tblPrEx>
+        <w:trPr>
+          <w:jc w:val="center"/>
+        </w:trPr>
+        <w:tc>
+          <w:tcPr>
+            <w:tcW w:w="2340" w:type="dxa"/>
+            <w:shd w:val="clear" w:color="auto" w:fill="F2F5F9"/>
+            <w:tcMar>
+              <w:top w:w="100" w:type="dxa"/>
               <w:left w:w="150" w:type="dxa"/>
+              <w:bottom w:w="100" w:type="dxa"/>
               <w:right w:w="150" w:type="dxa"/>
             </w:tcMar>
           </w:tcPr>
@@ -16673,12 +16793,12 @@
         </w:tc>
         <w:tc>
           <w:tcPr>
-            <w:tcW w:type="dxa" w:w="2340"/>
-            <w:shd w:fill="F2F5F9"/>
-            <w:tcMar>
-              <w:top w:w="100" w:type="dxa"/>
-              <w:bottom w:w="100" w:type="dxa"/>
+            <w:tcW w:w="2340" w:type="dxa"/>
+            <w:shd w:val="clear" w:color="auto" w:fill="F2F5F9"/>
+            <w:tcMar>
+              <w:top w:w="100" w:type="dxa"/>
               <w:left w:w="150" w:type="dxa"/>
+              <w:bottom w:w="100" w:type="dxa"/>
               <w:right w:w="150" w:type="dxa"/>
             </w:tcMar>
           </w:tcPr>
@@ -16694,12 +16814,12 @@
         </w:tc>
         <w:tc>
           <w:tcPr>
-            <w:tcW w:type="dxa" w:w="2340"/>
-            <w:shd w:fill="F2F5F9"/>
-            <w:tcMar>
-              <w:top w:w="100" w:type="dxa"/>
-              <w:bottom w:w="100" w:type="dxa"/>
+            <w:tcW w:w="2340" w:type="dxa"/>
+            <w:shd w:val="clear" w:color="auto" w:fill="F2F5F9"/>
+            <w:tcMar>
+              <w:top w:w="100" w:type="dxa"/>
               <w:left w:w="150" w:type="dxa"/>
+              <w:bottom w:w="100" w:type="dxa"/>
               <w:right w:w="150" w:type="dxa"/>
             </w:tcMar>
           </w:tcPr>
@@ -16715,12 +16835,12 @@
         </w:tc>
         <w:tc>
           <w:tcPr>
-            <w:tcW w:type="dxa" w:w="2340"/>
-            <w:shd w:fill="F2F5F9"/>
-            <w:tcMar>
-              <w:top w:w="100" w:type="dxa"/>
-              <w:bottom w:w="100" w:type="dxa"/>
+            <w:tcW w:w="2340" w:type="dxa"/>
+            <w:shd w:val="clear" w:color="auto" w:fill="F2F5F9"/>
+            <w:tcMar>
+              <w:top w:w="100" w:type="dxa"/>
               <w:left w:w="150" w:type="dxa"/>
+              <w:bottom w:w="100" w:type="dxa"/>
               <w:right w:w="150" w:type="dxa"/>
             </w:tcMar>
           </w:tcPr>
@@ -16736,14 +16856,25 @@
         </w:tc>
       </w:tr>
       <w:tr>
-        <w:tc>
-          <w:tcPr>
-            <w:tcW w:type="dxa" w:w="2340"/>
-            <w:shd w:fill="FFFFFF"/>
-            <w:tcMar>
-              <w:top w:w="100" w:type="dxa"/>
-              <w:bottom w:w="100" w:type="dxa"/>
+        <w:tblPrEx>
+          <w:tblCellMar>
+            <w:top w:w="0" w:type="dxa"/>
+            <w:left w:w="108" w:type="dxa"/>
+            <w:bottom w:w="0" w:type="dxa"/>
+            <w:right w:w="108" w:type="dxa"/>
+          </w:tblCellMar>
+        </w:tblPrEx>
+        <w:trPr>
+          <w:jc w:val="center"/>
+        </w:trPr>
+        <w:tc>
+          <w:tcPr>
+            <w:tcW w:w="2340" w:type="dxa"/>
+            <w:shd w:val="clear" w:color="auto" w:fill="FFFFFF"/>
+            <w:tcMar>
+              <w:top w:w="100" w:type="dxa"/>
               <w:left w:w="150" w:type="dxa"/>
+              <w:bottom w:w="100" w:type="dxa"/>
               <w:right w:w="150" w:type="dxa"/>
             </w:tcMar>
           </w:tcPr>
@@ -16759,12 +16890,12 @@
         </w:tc>
         <w:tc>
           <w:tcPr>
-            <w:tcW w:type="dxa" w:w="2340"/>
-            <w:shd w:fill="FFFFFF"/>
-            <w:tcMar>
-              <w:top w:w="100" w:type="dxa"/>
-              <w:bottom w:w="100" w:type="dxa"/>
+            <w:tcW w:w="2340" w:type="dxa"/>
+            <w:shd w:val="clear" w:color="auto" w:fill="FFFFFF"/>
+            <w:tcMar>
+              <w:top w:w="100" w:type="dxa"/>
               <w:left w:w="150" w:type="dxa"/>
+              <w:bottom w:w="100" w:type="dxa"/>
               <w:right w:w="150" w:type="dxa"/>
             </w:tcMar>
           </w:tcPr>
@@ -16780,12 +16911,12 @@
         </w:tc>
         <w:tc>
           <w:tcPr>
-            <w:tcW w:type="dxa" w:w="2340"/>
-            <w:shd w:fill="FFFFFF"/>
-            <w:tcMar>
-              <w:top w:w="100" w:type="dxa"/>
-              <w:bottom w:w="100" w:type="dxa"/>
+            <w:tcW w:w="2340" w:type="dxa"/>
+            <w:shd w:val="clear" w:color="auto" w:fill="FFFFFF"/>
+            <w:tcMar>
+              <w:top w:w="100" w:type="dxa"/>
               <w:left w:w="150" w:type="dxa"/>
+              <w:bottom w:w="100" w:type="dxa"/>
               <w:right w:w="150" w:type="dxa"/>
             </w:tcMar>
           </w:tcPr>
@@ -16801,12 +16932,12 @@
         </w:tc>
         <w:tc>
           <w:tcPr>
-            <w:tcW w:type="dxa" w:w="2340"/>
-            <w:shd w:fill="FFFFFF"/>
-            <w:tcMar>
-              <w:top w:w="100" w:type="dxa"/>
-              <w:bottom w:w="100" w:type="dxa"/>
+            <w:tcW w:w="2340" w:type="dxa"/>
+            <w:shd w:val="clear" w:color="auto" w:fill="FFFFFF"/>
+            <w:tcMar>
+              <w:top w:w="100" w:type="dxa"/>
               <w:left w:w="150" w:type="dxa"/>
+              <w:bottom w:w="100" w:type="dxa"/>
               <w:right w:w="150" w:type="dxa"/>
             </w:tcMar>
           </w:tcPr>
@@ -16870,9 +17001,16 @@
     </w:p>
     <w:tbl>
       <w:tblPr>
-        <w:tblW w:type="auto" w:w="0"/>
+        <w:tblStyle w:val="12"/>
+        <w:tblW w:w="0" w:type="auto"/>
         <w:jc w:val="center"/>
-        <w:tblLook w:firstColumn="1" w:firstRow="1" w:lastColumn="0" w:lastRow="0" w:noHBand="0" w:noVBand="1" w:val="04A0"/>
+        <w:tblLayout w:type="autofit"/>
+        <w:tblCellMar>
+          <w:top w:w="0" w:type="dxa"/>
+          <w:left w:w="108" w:type="dxa"/>
+          <w:bottom w:w="0" w:type="dxa"/>
+          <w:right w:w="108" w:type="dxa"/>
+        </w:tblCellMar>
       </w:tblPr>
       <w:tblGrid>
         <w:gridCol w:w="1872"/>
@@ -16882,14 +17020,25 @@
         <w:gridCol w:w="1872"/>
       </w:tblGrid>
       <w:tr>
-        <w:tc>
-          <w:tcPr>
-            <w:tcW w:type="dxa" w:w="1872"/>
-            <w:shd w:fill="1F497D"/>
+        <w:tblPrEx>
+          <w:tblCellMar>
+            <w:top w:w="0" w:type="dxa"/>
+            <w:left w:w="108" w:type="dxa"/>
+            <w:bottom w:w="0" w:type="dxa"/>
+            <w:right w:w="108" w:type="dxa"/>
+          </w:tblCellMar>
+        </w:tblPrEx>
+        <w:trPr>
+          <w:jc w:val="center"/>
+        </w:trPr>
+        <w:tc>
+          <w:tcPr>
+            <w:tcW w:w="1872" w:type="dxa"/>
+            <w:shd w:val="clear" w:color="auto" w:fill="1F497D"/>
             <w:tcMar>
               <w:top w:w="120" w:type="dxa"/>
+              <w:left w:w="150" w:type="dxa"/>
               <w:bottom w:w="120" w:type="dxa"/>
-              <w:left w:w="150" w:type="dxa"/>
               <w:right w:w="150" w:type="dxa"/>
             </w:tcMar>
           </w:tcPr>
@@ -16910,12 +17059,12 @@
         </w:tc>
         <w:tc>
           <w:tcPr>
-            <w:tcW w:type="dxa" w:w="1872"/>
-            <w:shd w:fill="1F497D"/>
+            <w:tcW w:w="1872" w:type="dxa"/>
+            <w:shd w:val="clear" w:color="auto" w:fill="1F497D"/>
             <w:tcMar>
               <w:top w:w="120" w:type="dxa"/>
+              <w:left w:w="150" w:type="dxa"/>
               <w:bottom w:w="120" w:type="dxa"/>
-              <w:left w:w="150" w:type="dxa"/>
               <w:right w:w="150" w:type="dxa"/>
             </w:tcMar>
           </w:tcPr>
@@ -16936,12 +17085,12 @@
         </w:tc>
         <w:tc>
           <w:tcPr>
-            <w:tcW w:type="dxa" w:w="1872"/>
-            <w:shd w:fill="1F497D"/>
+            <w:tcW w:w="1872" w:type="dxa"/>
+            <w:shd w:val="clear" w:color="auto" w:fill="1F497D"/>
             <w:tcMar>
               <w:top w:w="120" w:type="dxa"/>
+              <w:left w:w="150" w:type="dxa"/>
               <w:bottom w:w="120" w:type="dxa"/>
-              <w:left w:w="150" w:type="dxa"/>
               <w:right w:w="150" w:type="dxa"/>
             </w:tcMar>
           </w:tcPr>
@@ -16962,12 +17111,12 @@
         </w:tc>
         <w:tc>
           <w:tcPr>
-            <w:tcW w:type="dxa" w:w="1872"/>
-            <w:shd w:fill="1F497D"/>
+            <w:tcW w:w="1872" w:type="dxa"/>
+            <w:shd w:val="clear" w:color="auto" w:fill="1F497D"/>
             <w:tcMar>
               <w:top w:w="120" w:type="dxa"/>
+              <w:left w:w="150" w:type="dxa"/>
               <w:bottom w:w="120" w:type="dxa"/>
-              <w:left w:w="150" w:type="dxa"/>
               <w:right w:w="150" w:type="dxa"/>
             </w:tcMar>
           </w:tcPr>
@@ -16988,12 +17137,12 @@
         </w:tc>
         <w:tc>
           <w:tcPr>
-            <w:tcW w:type="dxa" w:w="1872"/>
-            <w:shd w:fill="1F497D"/>
+            <w:tcW w:w="1872" w:type="dxa"/>
+            <w:shd w:val="clear" w:color="auto" w:fill="1F497D"/>
             <w:tcMar>
               <w:top w:w="120" w:type="dxa"/>
+              <w:left w:w="150" w:type="dxa"/>
               <w:bottom w:w="120" w:type="dxa"/>
-              <w:left w:w="150" w:type="dxa"/>
               <w:right w:w="150" w:type="dxa"/>
             </w:tcMar>
           </w:tcPr>
@@ -17014,14 +17163,25 @@
         </w:tc>
       </w:tr>
       <w:tr>
-        <w:tc>
-          <w:tcPr>
-            <w:tcW w:type="dxa" w:w="1872"/>
-            <w:shd w:fill="F2F5F9"/>
-            <w:tcMar>
-              <w:top w:w="100" w:type="dxa"/>
-              <w:bottom w:w="100" w:type="dxa"/>
+        <w:tblPrEx>
+          <w:tblCellMar>
+            <w:top w:w="0" w:type="dxa"/>
+            <w:left w:w="108" w:type="dxa"/>
+            <w:bottom w:w="0" w:type="dxa"/>
+            <w:right w:w="108" w:type="dxa"/>
+          </w:tblCellMar>
+        </w:tblPrEx>
+        <w:trPr>
+          <w:jc w:val="center"/>
+        </w:trPr>
+        <w:tc>
+          <w:tcPr>
+            <w:tcW w:w="1872" w:type="dxa"/>
+            <w:shd w:val="clear" w:color="auto" w:fill="F2F5F9"/>
+            <w:tcMar>
+              <w:top w:w="100" w:type="dxa"/>
               <w:left w:w="150" w:type="dxa"/>
+              <w:bottom w:w="100" w:type="dxa"/>
               <w:right w:w="150" w:type="dxa"/>
             </w:tcMar>
           </w:tcPr>
@@ -17037,12 +17197,12 @@
         </w:tc>
         <w:tc>
           <w:tcPr>
-            <w:tcW w:type="dxa" w:w="1872"/>
-            <w:shd w:fill="F2F5F9"/>
-            <w:tcMar>
-              <w:top w:w="100" w:type="dxa"/>
-              <w:bottom w:w="100" w:type="dxa"/>
+            <w:tcW w:w="1872" w:type="dxa"/>
+            <w:shd w:val="clear" w:color="auto" w:fill="F2F5F9"/>
+            <w:tcMar>
+              <w:top w:w="100" w:type="dxa"/>
               <w:left w:w="150" w:type="dxa"/>
+              <w:bottom w:w="100" w:type="dxa"/>
               <w:right w:w="150" w:type="dxa"/>
             </w:tcMar>
           </w:tcPr>
@@ -17058,12 +17218,12 @@
         </w:tc>
         <w:tc>
           <w:tcPr>
-            <w:tcW w:type="dxa" w:w="1872"/>
-            <w:shd w:fill="F2F5F9"/>
-            <w:tcMar>
-              <w:top w:w="100" w:type="dxa"/>
-              <w:bottom w:w="100" w:type="dxa"/>
+            <w:tcW w:w="1872" w:type="dxa"/>
+            <w:shd w:val="clear" w:color="auto" w:fill="F2F5F9"/>
+            <w:tcMar>
+              <w:top w:w="100" w:type="dxa"/>
               <w:left w:w="150" w:type="dxa"/>
+              <w:bottom w:w="100" w:type="dxa"/>
               <w:right w:w="150" w:type="dxa"/>
             </w:tcMar>
           </w:tcPr>
@@ -17079,12 +17239,12 @@
         </w:tc>
         <w:tc>
           <w:tcPr>
-            <w:tcW w:type="dxa" w:w="1872"/>
-            <w:shd w:fill="F2F5F9"/>
-            <w:tcMar>
-              <w:top w:w="100" w:type="dxa"/>
-              <w:bottom w:w="100" w:type="dxa"/>
+            <w:tcW w:w="1872" w:type="dxa"/>
+            <w:shd w:val="clear" w:color="auto" w:fill="F2F5F9"/>
+            <w:tcMar>
+              <w:top w:w="100" w:type="dxa"/>
               <w:left w:w="150" w:type="dxa"/>
+              <w:bottom w:w="100" w:type="dxa"/>
               <w:right w:w="150" w:type="dxa"/>
             </w:tcMar>
           </w:tcPr>
@@ -17100,12 +17260,12 @@
         </w:tc>
         <w:tc>
           <w:tcPr>
-            <w:tcW w:type="dxa" w:w="1872"/>
-            <w:shd w:fill="F2F5F9"/>
-            <w:tcMar>
-              <w:top w:w="100" w:type="dxa"/>
-              <w:bottom w:w="100" w:type="dxa"/>
+            <w:tcW w:w="1872" w:type="dxa"/>
+            <w:shd w:val="clear" w:color="auto" w:fill="F2F5F9"/>
+            <w:tcMar>
+              <w:top w:w="100" w:type="dxa"/>
               <w:left w:w="150" w:type="dxa"/>
+              <w:bottom w:w="100" w:type="dxa"/>
               <w:right w:w="150" w:type="dxa"/>
             </w:tcMar>
           </w:tcPr>
@@ -17121,14 +17281,25 @@
         </w:tc>
       </w:tr>
       <w:tr>
-        <w:tc>
-          <w:tcPr>
-            <w:tcW w:type="dxa" w:w="1872"/>
-            <w:shd w:fill="FFFFFF"/>
-            <w:tcMar>
-              <w:top w:w="100" w:type="dxa"/>
-              <w:bottom w:w="100" w:type="dxa"/>
+        <w:tblPrEx>
+          <w:tblCellMar>
+            <w:top w:w="0" w:type="dxa"/>
+            <w:left w:w="108" w:type="dxa"/>
+            <w:bottom w:w="0" w:type="dxa"/>
+            <w:right w:w="108" w:type="dxa"/>
+          </w:tblCellMar>
+        </w:tblPrEx>
+        <w:trPr>
+          <w:jc w:val="center"/>
+        </w:trPr>
+        <w:tc>
+          <w:tcPr>
+            <w:tcW w:w="1872" w:type="dxa"/>
+            <w:shd w:val="clear" w:color="auto" w:fill="FFFFFF"/>
+            <w:tcMar>
+              <w:top w:w="100" w:type="dxa"/>
               <w:left w:w="150" w:type="dxa"/>
+              <w:bottom w:w="100" w:type="dxa"/>
               <w:right w:w="150" w:type="dxa"/>
             </w:tcMar>
           </w:tcPr>
@@ -17144,12 +17315,12 @@
         </w:tc>
         <w:tc>
           <w:tcPr>
-            <w:tcW w:type="dxa" w:w="1872"/>
-            <w:shd w:fill="FFFFFF"/>
-            <w:tcMar>
-              <w:top w:w="100" w:type="dxa"/>
-              <w:bottom w:w="100" w:type="dxa"/>
+            <w:tcW w:w="1872" w:type="dxa"/>
+            <w:shd w:val="clear" w:color="auto" w:fill="FFFFFF"/>
+            <w:tcMar>
+              <w:top w:w="100" w:type="dxa"/>
               <w:left w:w="150" w:type="dxa"/>
+              <w:bottom w:w="100" w:type="dxa"/>
               <w:right w:w="150" w:type="dxa"/>
             </w:tcMar>
           </w:tcPr>
@@ -17165,12 +17336,12 @@
         </w:tc>
         <w:tc>
           <w:tcPr>
-            <w:tcW w:type="dxa" w:w="1872"/>
-            <w:shd w:fill="FFFFFF"/>
-            <w:tcMar>
-              <w:top w:w="100" w:type="dxa"/>
-              <w:bottom w:w="100" w:type="dxa"/>
+            <w:tcW w:w="1872" w:type="dxa"/>
+            <w:shd w:val="clear" w:color="auto" w:fill="FFFFFF"/>
+            <w:tcMar>
+              <w:top w:w="100" w:type="dxa"/>
               <w:left w:w="150" w:type="dxa"/>
+              <w:bottom w:w="100" w:type="dxa"/>
               <w:right w:w="150" w:type="dxa"/>
             </w:tcMar>
           </w:tcPr>
@@ -17186,12 +17357,12 @@
         </w:tc>
         <w:tc>
           <w:tcPr>
-            <w:tcW w:type="dxa" w:w="1872"/>
-            <w:shd w:fill="FFFFFF"/>
-            <w:tcMar>
-              <w:top w:w="100" w:type="dxa"/>
-              <w:bottom w:w="100" w:type="dxa"/>
+            <w:tcW w:w="1872" w:type="dxa"/>
+            <w:shd w:val="clear" w:color="auto" w:fill="FFFFFF"/>
+            <w:tcMar>
+              <w:top w:w="100" w:type="dxa"/>
               <w:left w:w="150" w:type="dxa"/>
+              <w:bottom w:w="100" w:type="dxa"/>
               <w:right w:w="150" w:type="dxa"/>
             </w:tcMar>
           </w:tcPr>
@@ -17207,12 +17378,12 @@
         </w:tc>
         <w:tc>
           <w:tcPr>
-            <w:tcW w:type="dxa" w:w="1872"/>
-            <w:shd w:fill="FFFFFF"/>
-            <w:tcMar>
-              <w:top w:w="100" w:type="dxa"/>
-              <w:bottom w:w="100" w:type="dxa"/>
+            <w:tcW w:w="1872" w:type="dxa"/>
+            <w:shd w:val="clear" w:color="auto" w:fill="FFFFFF"/>
+            <w:tcMar>
+              <w:top w:w="100" w:type="dxa"/>
               <w:left w:w="150" w:type="dxa"/>
+              <w:bottom w:w="100" w:type="dxa"/>
               <w:right w:w="150" w:type="dxa"/>
             </w:tcMar>
           </w:tcPr>
@@ -17228,14 +17399,25 @@
         </w:tc>
       </w:tr>
       <w:tr>
-        <w:tc>
-          <w:tcPr>
-            <w:tcW w:type="dxa" w:w="1872"/>
-            <w:shd w:fill="F2F5F9"/>
-            <w:tcMar>
-              <w:top w:w="100" w:type="dxa"/>
-              <w:bottom w:w="100" w:type="dxa"/>
+        <w:tblPrEx>
+          <w:tblCellMar>
+            <w:top w:w="0" w:type="dxa"/>
+            <w:left w:w="108" w:type="dxa"/>
+            <w:bottom w:w="0" w:type="dxa"/>
+            <w:right w:w="108" w:type="dxa"/>
+          </w:tblCellMar>
+        </w:tblPrEx>
+        <w:trPr>
+          <w:jc w:val="center"/>
+        </w:trPr>
+        <w:tc>
+          <w:tcPr>
+            <w:tcW w:w="1872" w:type="dxa"/>
+            <w:shd w:val="clear" w:color="auto" w:fill="F2F5F9"/>
+            <w:tcMar>
+              <w:top w:w="100" w:type="dxa"/>
               <w:left w:w="150" w:type="dxa"/>
+              <w:bottom w:w="100" w:type="dxa"/>
               <w:right w:w="150" w:type="dxa"/>
             </w:tcMar>
           </w:tcPr>
@@ -17251,12 +17433,12 @@
         </w:tc>
         <w:tc>
           <w:tcPr>
-            <w:tcW w:type="dxa" w:w="1872"/>
-            <w:shd w:fill="F2F5F9"/>
-            <w:tcMar>
-              <w:top w:w="100" w:type="dxa"/>
-              <w:bottom w:w="100" w:type="dxa"/>
+            <w:tcW w:w="1872" w:type="dxa"/>
+            <w:shd w:val="clear" w:color="auto" w:fill="F2F5F9"/>
+            <w:tcMar>
+              <w:top w:w="100" w:type="dxa"/>
               <w:left w:w="150" w:type="dxa"/>
+              <w:bottom w:w="100" w:type="dxa"/>
               <w:right w:w="150" w:type="dxa"/>
             </w:tcMar>
           </w:tcPr>
@@ -17272,12 +17454,12 @@
         </w:tc>
         <w:tc>
           <w:tcPr>
-            <w:tcW w:type="dxa" w:w="1872"/>
-            <w:shd w:fill="F2F5F9"/>
-            <w:tcMar>
-              <w:top w:w="100" w:type="dxa"/>
-              <w:bottom w:w="100" w:type="dxa"/>
+            <w:tcW w:w="1872" w:type="dxa"/>
+            <w:shd w:val="clear" w:color="auto" w:fill="F2F5F9"/>
+            <w:tcMar>
+              <w:top w:w="100" w:type="dxa"/>
               <w:left w:w="150" w:type="dxa"/>
+              <w:bottom w:w="100" w:type="dxa"/>
               <w:right w:w="150" w:type="dxa"/>
             </w:tcMar>
           </w:tcPr>
@@ -17293,12 +17475,12 @@
         </w:tc>
         <w:tc>
           <w:tcPr>
-            <w:tcW w:type="dxa" w:w="1872"/>
-            <w:shd w:fill="F2F5F9"/>
-            <w:tcMar>
-              <w:top w:w="100" w:type="dxa"/>
-              <w:bottom w:w="100" w:type="dxa"/>
+            <w:tcW w:w="1872" w:type="dxa"/>
+            <w:shd w:val="clear" w:color="auto" w:fill="F2F5F9"/>
+            <w:tcMar>
+              <w:top w:w="100" w:type="dxa"/>
               <w:left w:w="150" w:type="dxa"/>
+              <w:bottom w:w="100" w:type="dxa"/>
               <w:right w:w="150" w:type="dxa"/>
             </w:tcMar>
           </w:tcPr>
@@ -17314,12 +17496,12 @@
         </w:tc>
         <w:tc>
           <w:tcPr>
-            <w:tcW w:type="dxa" w:w="1872"/>
-            <w:shd w:fill="F2F5F9"/>
-            <w:tcMar>
-              <w:top w:w="100" w:type="dxa"/>
-              <w:bottom w:w="100" w:type="dxa"/>
+            <w:tcW w:w="1872" w:type="dxa"/>
+            <w:shd w:val="clear" w:color="auto" w:fill="F2F5F9"/>
+            <w:tcMar>
+              <w:top w:w="100" w:type="dxa"/>
               <w:left w:w="150" w:type="dxa"/>
+              <w:bottom w:w="100" w:type="dxa"/>
               <w:right w:w="150" w:type="dxa"/>
             </w:tcMar>
           </w:tcPr>
@@ -17335,14 +17517,25 @@
         </w:tc>
       </w:tr>
       <w:tr>
-        <w:tc>
-          <w:tcPr>
-            <w:tcW w:type="dxa" w:w="1872"/>
-            <w:shd w:fill="FFFFFF"/>
-            <w:tcMar>
-              <w:top w:w="100" w:type="dxa"/>
-              <w:bottom w:w="100" w:type="dxa"/>
+        <w:tblPrEx>
+          <w:tblCellMar>
+            <w:top w:w="0" w:type="dxa"/>
+            <w:left w:w="108" w:type="dxa"/>
+            <w:bottom w:w="0" w:type="dxa"/>
+            <w:right w:w="108" w:type="dxa"/>
+          </w:tblCellMar>
+        </w:tblPrEx>
+        <w:trPr>
+          <w:jc w:val="center"/>
+        </w:trPr>
+        <w:tc>
+          <w:tcPr>
+            <w:tcW w:w="1872" w:type="dxa"/>
+            <w:shd w:val="clear" w:color="auto" w:fill="FFFFFF"/>
+            <w:tcMar>
+              <w:top w:w="100" w:type="dxa"/>
               <w:left w:w="150" w:type="dxa"/>
+              <w:bottom w:w="100" w:type="dxa"/>
               <w:right w:w="150" w:type="dxa"/>
             </w:tcMar>
           </w:tcPr>
@@ -17358,12 +17551,12 @@
         </w:tc>
         <w:tc>
           <w:tcPr>
-            <w:tcW w:type="dxa" w:w="1872"/>
-            <w:shd w:fill="FFFFFF"/>
-            <w:tcMar>
-              <w:top w:w="100" w:type="dxa"/>
-              <w:bottom w:w="100" w:type="dxa"/>
+            <w:tcW w:w="1872" w:type="dxa"/>
+            <w:shd w:val="clear" w:color="auto" w:fill="FFFFFF"/>
+            <w:tcMar>
+              <w:top w:w="100" w:type="dxa"/>
               <w:left w:w="150" w:type="dxa"/>
+              <w:bottom w:w="100" w:type="dxa"/>
               <w:right w:w="150" w:type="dxa"/>
             </w:tcMar>
           </w:tcPr>
@@ -17379,12 +17572,12 @@
         </w:tc>
         <w:tc>
           <w:tcPr>
-            <w:tcW w:type="dxa" w:w="1872"/>
-            <w:shd w:fill="FFFFFF"/>
-            <w:tcMar>
-              <w:top w:w="100" w:type="dxa"/>
-              <w:bottom w:w="100" w:type="dxa"/>
+            <w:tcW w:w="1872" w:type="dxa"/>
+            <w:shd w:val="clear" w:color="auto" w:fill="FFFFFF"/>
+            <w:tcMar>
+              <w:top w:w="100" w:type="dxa"/>
               <w:left w:w="150" w:type="dxa"/>
+              <w:bottom w:w="100" w:type="dxa"/>
               <w:right w:w="150" w:type="dxa"/>
             </w:tcMar>
           </w:tcPr>
@@ -17400,12 +17593,12 @@
         </w:tc>
         <w:tc>
           <w:tcPr>
-            <w:tcW w:type="dxa" w:w="1872"/>
-            <w:shd w:fill="FFFFFF"/>
-            <w:tcMar>
-              <w:top w:w="100" w:type="dxa"/>
-              <w:bottom w:w="100" w:type="dxa"/>
+            <w:tcW w:w="1872" w:type="dxa"/>
+            <w:shd w:val="clear" w:color="auto" w:fill="FFFFFF"/>
+            <w:tcMar>
+              <w:top w:w="100" w:type="dxa"/>
               <w:left w:w="150" w:type="dxa"/>
+              <w:bottom w:w="100" w:type="dxa"/>
               <w:right w:w="150" w:type="dxa"/>
             </w:tcMar>
           </w:tcPr>
@@ -17421,12 +17614,12 @@
         </w:tc>
         <w:tc>
           <w:tcPr>
-            <w:tcW w:type="dxa" w:w="1872"/>
-            <w:shd w:fill="FFFFFF"/>
-            <w:tcMar>
-              <w:top w:w="100" w:type="dxa"/>
-              <w:bottom w:w="100" w:type="dxa"/>
+            <w:tcW w:w="1872" w:type="dxa"/>
+            <w:shd w:val="clear" w:color="auto" w:fill="FFFFFF"/>
+            <w:tcMar>
+              <w:top w:w="100" w:type="dxa"/>
               <w:left w:w="150" w:type="dxa"/>
+              <w:bottom w:w="100" w:type="dxa"/>
               <w:right w:w="150" w:type="dxa"/>
             </w:tcMar>
           </w:tcPr>
@@ -17475,9 +17668,16 @@
     </w:p>
     <w:tbl>
       <w:tblPr>
-        <w:tblW w:type="auto" w:w="0"/>
+        <w:tblStyle w:val="12"/>
+        <w:tblW w:w="0" w:type="auto"/>
         <w:jc w:val="center"/>
-        <w:tblLook w:firstColumn="1" w:firstRow="1" w:lastColumn="0" w:lastRow="0" w:noHBand="0" w:noVBand="1" w:val="04A0"/>
+        <w:tblLayout w:type="autofit"/>
+        <w:tblCellMar>
+          <w:top w:w="0" w:type="dxa"/>
+          <w:left w:w="108" w:type="dxa"/>
+          <w:bottom w:w="0" w:type="dxa"/>
+          <w:right w:w="108" w:type="dxa"/>
+        </w:tblCellMar>
       </w:tblPr>
       <w:tblGrid>
         <w:gridCol w:w="3120"/>
@@ -17485,14 +17685,25 @@
         <w:gridCol w:w="3120"/>
       </w:tblGrid>
       <w:tr>
-        <w:tc>
-          <w:tcPr>
-            <w:tcW w:type="dxa" w:w="3120"/>
-            <w:shd w:fill="1F497D"/>
+        <w:tblPrEx>
+          <w:tblCellMar>
+            <w:top w:w="0" w:type="dxa"/>
+            <w:left w:w="108" w:type="dxa"/>
+            <w:bottom w:w="0" w:type="dxa"/>
+            <w:right w:w="108" w:type="dxa"/>
+          </w:tblCellMar>
+        </w:tblPrEx>
+        <w:trPr>
+          <w:jc w:val="center"/>
+        </w:trPr>
+        <w:tc>
+          <w:tcPr>
+            <w:tcW w:w="3120" w:type="dxa"/>
+            <w:shd w:val="clear" w:color="auto" w:fill="1F497D"/>
             <w:tcMar>
               <w:top w:w="120" w:type="dxa"/>
+              <w:left w:w="150" w:type="dxa"/>
               <w:bottom w:w="120" w:type="dxa"/>
-              <w:left w:w="150" w:type="dxa"/>
               <w:right w:w="150" w:type="dxa"/>
             </w:tcMar>
           </w:tcPr>
@@ -17513,12 +17724,12 @@
         </w:tc>
         <w:tc>
           <w:tcPr>
-            <w:tcW w:type="dxa" w:w="3120"/>
-            <w:shd w:fill="1F497D"/>
+            <w:tcW w:w="3120" w:type="dxa"/>
+            <w:shd w:val="clear" w:color="auto" w:fill="1F497D"/>
             <w:tcMar>
               <w:top w:w="120" w:type="dxa"/>
+              <w:left w:w="150" w:type="dxa"/>
               <w:bottom w:w="120" w:type="dxa"/>
-              <w:left w:w="150" w:type="dxa"/>
               <w:right w:w="150" w:type="dxa"/>
             </w:tcMar>
           </w:tcPr>
@@ -17539,12 +17750,12 @@
         </w:tc>
         <w:tc>
           <w:tcPr>
-            <w:tcW w:type="dxa" w:w="3120"/>
-            <w:shd w:fill="1F497D"/>
+            <w:tcW w:w="3120" w:type="dxa"/>
+            <w:shd w:val="clear" w:color="auto" w:fill="1F497D"/>
             <w:tcMar>
               <w:top w:w="120" w:type="dxa"/>
+              <w:left w:w="150" w:type="dxa"/>
               <w:bottom w:w="120" w:type="dxa"/>
-              <w:left w:w="150" w:type="dxa"/>
               <w:right w:w="150" w:type="dxa"/>
             </w:tcMar>
           </w:tcPr>
@@ -17565,14 +17776,25 @@
         </w:tc>
       </w:tr>
       <w:tr>
-        <w:tc>
-          <w:tcPr>
-            <w:tcW w:type="dxa" w:w="3120"/>
-            <w:shd w:fill="F2F5F9"/>
-            <w:tcMar>
-              <w:top w:w="100" w:type="dxa"/>
-              <w:bottom w:w="100" w:type="dxa"/>
+        <w:tblPrEx>
+          <w:tblCellMar>
+            <w:top w:w="0" w:type="dxa"/>
+            <w:left w:w="108" w:type="dxa"/>
+            <w:bottom w:w="0" w:type="dxa"/>
+            <w:right w:w="108" w:type="dxa"/>
+          </w:tblCellMar>
+        </w:tblPrEx>
+        <w:trPr>
+          <w:jc w:val="center"/>
+        </w:trPr>
+        <w:tc>
+          <w:tcPr>
+            <w:tcW w:w="3120" w:type="dxa"/>
+            <w:shd w:val="clear" w:color="auto" w:fill="F2F5F9"/>
+            <w:tcMar>
+              <w:top w:w="100" w:type="dxa"/>
               <w:left w:w="150" w:type="dxa"/>
+              <w:bottom w:w="100" w:type="dxa"/>
               <w:right w:w="150" w:type="dxa"/>
             </w:tcMar>
           </w:tcPr>
@@ -17588,12 +17810,12 @@
         </w:tc>
         <w:tc>
           <w:tcPr>
-            <w:tcW w:type="dxa" w:w="3120"/>
-            <w:shd w:fill="F2F5F9"/>
-            <w:tcMar>
-              <w:top w:w="100" w:type="dxa"/>
-              <w:bottom w:w="100" w:type="dxa"/>
+            <w:tcW w:w="3120" w:type="dxa"/>
+            <w:shd w:val="clear" w:color="auto" w:fill="F2F5F9"/>
+            <w:tcMar>
+              <w:top w:w="100" w:type="dxa"/>
               <w:left w:w="150" w:type="dxa"/>
+              <w:bottom w:w="100" w:type="dxa"/>
               <w:right w:w="150" w:type="dxa"/>
             </w:tcMar>
           </w:tcPr>
@@ -17609,12 +17831,12 @@
         </w:tc>
         <w:tc>
           <w:tcPr>
-            <w:tcW w:type="dxa" w:w="3120"/>
-            <w:shd w:fill="F2F5F9"/>
-            <w:tcMar>
-              <w:top w:w="100" w:type="dxa"/>
-              <w:bottom w:w="100" w:type="dxa"/>
+            <w:tcW w:w="3120" w:type="dxa"/>
+            <w:shd w:val="clear" w:color="auto" w:fill="F2F5F9"/>
+            <w:tcMar>
+              <w:top w:w="100" w:type="dxa"/>
               <w:left w:w="150" w:type="dxa"/>
+              <w:bottom w:w="100" w:type="dxa"/>
               <w:right w:w="150" w:type="dxa"/>
             </w:tcMar>
           </w:tcPr>
@@ -17630,14 +17852,25 @@
         </w:tc>
       </w:tr>
       <w:tr>
-        <w:tc>
-          <w:tcPr>
-            <w:tcW w:type="dxa" w:w="3120"/>
-            <w:shd w:fill="FFFFFF"/>
-            <w:tcMar>
-              <w:top w:w="100" w:type="dxa"/>
-              <w:bottom w:w="100" w:type="dxa"/>
+        <w:tblPrEx>
+          <w:tblCellMar>
+            <w:top w:w="0" w:type="dxa"/>
+            <w:left w:w="108" w:type="dxa"/>
+            <w:bottom w:w="0" w:type="dxa"/>
+            <w:right w:w="108" w:type="dxa"/>
+          </w:tblCellMar>
+        </w:tblPrEx>
+        <w:trPr>
+          <w:jc w:val="center"/>
+        </w:trPr>
+        <w:tc>
+          <w:tcPr>
+            <w:tcW w:w="3120" w:type="dxa"/>
+            <w:shd w:val="clear" w:color="auto" w:fill="FFFFFF"/>
+            <w:tcMar>
+              <w:top w:w="100" w:type="dxa"/>
               <w:left w:w="150" w:type="dxa"/>
+              <w:bottom w:w="100" w:type="dxa"/>
               <w:right w:w="150" w:type="dxa"/>
             </w:tcMar>
           </w:tcPr>
@@ -17653,12 +17886,12 @@
         </w:tc>
         <w:tc>
           <w:tcPr>
-            <w:tcW w:type="dxa" w:w="3120"/>
-            <w:shd w:fill="FFFFFF"/>
-            <w:tcMar>
-              <w:top w:w="100" w:type="dxa"/>
-              <w:bottom w:w="100" w:type="dxa"/>
+            <w:tcW w:w="3120" w:type="dxa"/>
+            <w:shd w:val="clear" w:color="auto" w:fill="FFFFFF"/>
+            <w:tcMar>
+              <w:top w:w="100" w:type="dxa"/>
               <w:left w:w="150" w:type="dxa"/>
+              <w:bottom w:w="100" w:type="dxa"/>
               <w:right w:w="150" w:type="dxa"/>
             </w:tcMar>
           </w:tcPr>
@@ -17674,12 +17907,12 @@
         </w:tc>
         <w:tc>
           <w:tcPr>
-            <w:tcW w:type="dxa" w:w="3120"/>
-            <w:shd w:fill="FFFFFF"/>
-            <w:tcMar>
-              <w:top w:w="100" w:type="dxa"/>
-              <w:bottom w:w="100" w:type="dxa"/>
+            <w:tcW w:w="3120" w:type="dxa"/>
+            <w:shd w:val="clear" w:color="auto" w:fill="FFFFFF"/>
+            <w:tcMar>
+              <w:top w:w="100" w:type="dxa"/>
               <w:left w:w="150" w:type="dxa"/>
+              <w:bottom w:w="100" w:type="dxa"/>
               <w:right w:w="150" w:type="dxa"/>
             </w:tcMar>
           </w:tcPr>
@@ -17728,14 +17961,6 @@
         <w:rPr>
           <w:rFonts w:ascii="Calibri" w:hAnsi="Calibri"/>
           <w:i w:val="0"/>
-          <w:color w:val="333333"/>
-          <w:sz w:val="20"/>
-        </w:rPr>
-      </w:r>
-      <w:r>
-        <w:rPr>
-          <w:rFonts w:ascii="Calibri" w:hAnsi="Calibri"/>
-          <w:i w:val="0"/>
           <w:sz w:val="20"/>
         </w:rPr>
         <w:t>chi^2 = (|b - c| - 1)^2 / (b + c) = (|167 - 0| - 1)^2 / (167 + 0) = (166)^2 / 167 = 1853.0005 (p &lt; 0.0001)</w:t>
@@ -17788,9 +18013,16 @@
     </w:p>
     <w:tbl>
       <w:tblPr>
-        <w:tblW w:type="auto" w:w="0"/>
+        <w:tblStyle w:val="12"/>
+        <w:tblW w:w="0" w:type="auto"/>
         <w:jc w:val="center"/>
-        <w:tblLook w:firstColumn="1" w:firstRow="1" w:lastColumn="0" w:lastRow="0" w:noHBand="0" w:noVBand="1" w:val="04A0"/>
+        <w:tblLayout w:type="autofit"/>
+        <w:tblCellMar>
+          <w:top w:w="0" w:type="dxa"/>
+          <w:left w:w="108" w:type="dxa"/>
+          <w:bottom w:w="0" w:type="dxa"/>
+          <w:right w:w="108" w:type="dxa"/>
+        </w:tblCellMar>
       </w:tblPr>
       <w:tblGrid>
         <w:gridCol w:w="2340"/>
@@ -17799,14 +18031,25 @@
         <w:gridCol w:w="2340"/>
       </w:tblGrid>
       <w:tr>
-        <w:tc>
-          <w:tcPr>
-            <w:tcW w:type="dxa" w:w="2340"/>
-            <w:shd w:fill="1F497D"/>
+        <w:tblPrEx>
+          <w:tblCellMar>
+            <w:top w:w="0" w:type="dxa"/>
+            <w:left w:w="108" w:type="dxa"/>
+            <w:bottom w:w="0" w:type="dxa"/>
+            <w:right w:w="108" w:type="dxa"/>
+          </w:tblCellMar>
+        </w:tblPrEx>
+        <w:trPr>
+          <w:jc w:val="center"/>
+        </w:trPr>
+        <w:tc>
+          <w:tcPr>
+            <w:tcW w:w="2340" w:type="dxa"/>
+            <w:shd w:val="clear" w:color="auto" w:fill="1F497D"/>
             <w:tcMar>
               <w:top w:w="120" w:type="dxa"/>
+              <w:left w:w="150" w:type="dxa"/>
               <w:bottom w:w="120" w:type="dxa"/>
-              <w:left w:w="150" w:type="dxa"/>
               <w:right w:w="150" w:type="dxa"/>
             </w:tcMar>
           </w:tcPr>
@@ -17827,12 +18070,12 @@
         </w:tc>
         <w:tc>
           <w:tcPr>
-            <w:tcW w:type="dxa" w:w="2340"/>
-            <w:shd w:fill="1F497D"/>
+            <w:tcW w:w="2340" w:type="dxa"/>
+            <w:shd w:val="clear" w:color="auto" w:fill="1F497D"/>
             <w:tcMar>
               <w:top w:w="120" w:type="dxa"/>
+              <w:left w:w="150" w:type="dxa"/>
               <w:bottom w:w="120" w:type="dxa"/>
-              <w:left w:w="150" w:type="dxa"/>
               <w:right w:w="150" w:type="dxa"/>
             </w:tcMar>
           </w:tcPr>
@@ -17853,12 +18096,12 @@
         </w:tc>
         <w:tc>
           <w:tcPr>
-            <w:tcW w:type="dxa" w:w="2340"/>
-            <w:shd w:fill="1F497D"/>
+            <w:tcW w:w="2340" w:type="dxa"/>
+            <w:shd w:val="clear" w:color="auto" w:fill="1F497D"/>
             <w:tcMar>
               <w:top w:w="120" w:type="dxa"/>
+              <w:left w:w="150" w:type="dxa"/>
               <w:bottom w:w="120" w:type="dxa"/>
-              <w:left w:w="150" w:type="dxa"/>
               <w:right w:w="150" w:type="dxa"/>
             </w:tcMar>
           </w:tcPr>
@@ -17879,12 +18122,12 @@
         </w:tc>
         <w:tc>
           <w:tcPr>
-            <w:tcW w:type="dxa" w:w="2340"/>
-            <w:shd w:fill="1F497D"/>
+            <w:tcW w:w="2340" w:type="dxa"/>
+            <w:shd w:val="clear" w:color="auto" w:fill="1F497D"/>
             <w:tcMar>
               <w:top w:w="120" w:type="dxa"/>
+              <w:left w:w="150" w:type="dxa"/>
               <w:bottom w:w="120" w:type="dxa"/>
-              <w:left w:w="150" w:type="dxa"/>
               <w:right w:w="150" w:type="dxa"/>
             </w:tcMar>
           </w:tcPr>
@@ -17905,14 +18148,25 @@
         </w:tc>
       </w:tr>
       <w:tr>
-        <w:tc>
-          <w:tcPr>
-            <w:tcW w:type="dxa" w:w="2340"/>
-            <w:shd w:fill="F2F5F9"/>
-            <w:tcMar>
-              <w:top w:w="100" w:type="dxa"/>
-              <w:bottom w:w="100" w:type="dxa"/>
+        <w:tblPrEx>
+          <w:tblCellMar>
+            <w:top w:w="0" w:type="dxa"/>
+            <w:left w:w="108" w:type="dxa"/>
+            <w:bottom w:w="0" w:type="dxa"/>
+            <w:right w:w="108" w:type="dxa"/>
+          </w:tblCellMar>
+        </w:tblPrEx>
+        <w:trPr>
+          <w:jc w:val="center"/>
+        </w:trPr>
+        <w:tc>
+          <w:tcPr>
+            <w:tcW w:w="2340" w:type="dxa"/>
+            <w:shd w:val="clear" w:color="auto" w:fill="F2F5F9"/>
+            <w:tcMar>
+              <w:top w:w="100" w:type="dxa"/>
               <w:left w:w="150" w:type="dxa"/>
+              <w:bottom w:w="100" w:type="dxa"/>
               <w:right w:w="150" w:type="dxa"/>
             </w:tcMar>
           </w:tcPr>
@@ -17928,12 +18182,12 @@
         </w:tc>
         <w:tc>
           <w:tcPr>
-            <w:tcW w:type="dxa" w:w="2340"/>
-            <w:shd w:fill="F2F5F9"/>
-            <w:tcMar>
-              <w:top w:w="100" w:type="dxa"/>
-              <w:bottom w:w="100" w:type="dxa"/>
+            <w:tcW w:w="2340" w:type="dxa"/>
+            <w:shd w:val="clear" w:color="auto" w:fill="F2F5F9"/>
+            <w:tcMar>
+              <w:top w:w="100" w:type="dxa"/>
               <w:left w:w="150" w:type="dxa"/>
+              <w:bottom w:w="100" w:type="dxa"/>
               <w:right w:w="150" w:type="dxa"/>
             </w:tcMar>
           </w:tcPr>
@@ -17945,12 +18199,12 @@
         </w:tc>
         <w:tc>
           <w:tcPr>
-            <w:tcW w:type="dxa" w:w="2340"/>
-            <w:shd w:fill="F2F5F9"/>
-            <w:tcMar>
-              <w:top w:w="100" w:type="dxa"/>
-              <w:bottom w:w="100" w:type="dxa"/>
+            <w:tcW w:w="2340" w:type="dxa"/>
+            <w:shd w:val="clear" w:color="auto" w:fill="F2F5F9"/>
+            <w:tcMar>
+              <w:top w:w="100" w:type="dxa"/>
               <w:left w:w="150" w:type="dxa"/>
+              <w:bottom w:w="100" w:type="dxa"/>
               <w:right w:w="150" w:type="dxa"/>
             </w:tcMar>
           </w:tcPr>
@@ -17966,12 +18220,12 @@
         </w:tc>
         <w:tc>
           <w:tcPr>
-            <w:tcW w:type="dxa" w:w="2340"/>
-            <w:shd w:fill="F2F5F9"/>
-            <w:tcMar>
-              <w:top w:w="100" w:type="dxa"/>
-              <w:bottom w:w="100" w:type="dxa"/>
+            <w:tcW w:w="2340" w:type="dxa"/>
+            <w:shd w:val="clear" w:color="auto" w:fill="F2F5F9"/>
+            <w:tcMar>
+              <w:top w:w="100" w:type="dxa"/>
               <w:left w:w="150" w:type="dxa"/>
+              <w:bottom w:w="100" w:type="dxa"/>
               <w:right w:w="150" w:type="dxa"/>
             </w:tcMar>
           </w:tcPr>
@@ -17987,14 +18241,25 @@
         </w:tc>
       </w:tr>
       <w:tr>
-        <w:tc>
-          <w:tcPr>
-            <w:tcW w:type="dxa" w:w="2340"/>
-            <w:shd w:fill="FFFFFF"/>
-            <w:tcMar>
-              <w:top w:w="100" w:type="dxa"/>
-              <w:bottom w:w="100" w:type="dxa"/>
+        <w:tblPrEx>
+          <w:tblCellMar>
+            <w:top w:w="0" w:type="dxa"/>
+            <w:left w:w="108" w:type="dxa"/>
+            <w:bottom w:w="0" w:type="dxa"/>
+            <w:right w:w="108" w:type="dxa"/>
+          </w:tblCellMar>
+        </w:tblPrEx>
+        <w:trPr>
+          <w:jc w:val="center"/>
+        </w:trPr>
+        <w:tc>
+          <w:tcPr>
+            <w:tcW w:w="2340" w:type="dxa"/>
+            <w:shd w:val="clear" w:color="auto" w:fill="FFFFFF"/>
+            <w:tcMar>
+              <w:top w:w="100" w:type="dxa"/>
               <w:left w:w="150" w:type="dxa"/>
+              <w:bottom w:w="100" w:type="dxa"/>
               <w:right w:w="150" w:type="dxa"/>
             </w:tcMar>
           </w:tcPr>
@@ -18010,12 +18275,12 @@
         </w:tc>
         <w:tc>
           <w:tcPr>
-            <w:tcW w:type="dxa" w:w="2340"/>
-            <w:shd w:fill="FFFFFF"/>
-            <w:tcMar>
-              <w:top w:w="100" w:type="dxa"/>
-              <w:bottom w:w="100" w:type="dxa"/>
+            <w:tcW w:w="2340" w:type="dxa"/>
+            <w:shd w:val="clear" w:color="auto" w:fill="FFFFFF"/>
+            <w:tcMar>
+              <w:top w:w="100" w:type="dxa"/>
               <w:left w:w="150" w:type="dxa"/>
+              <w:bottom w:w="100" w:type="dxa"/>
               <w:right w:w="150" w:type="dxa"/>
             </w:tcMar>
           </w:tcPr>
@@ -18027,12 +18292,12 @@
         </w:tc>
         <w:tc>
           <w:tcPr>
-            <w:tcW w:type="dxa" w:w="2340"/>
-            <w:shd w:fill="FFFFFF"/>
-            <w:tcMar>
-              <w:top w:w="100" w:type="dxa"/>
-              <w:bottom w:w="100" w:type="dxa"/>
+            <w:tcW w:w="2340" w:type="dxa"/>
+            <w:shd w:val="clear" w:color="auto" w:fill="FFFFFF"/>
+            <w:tcMar>
+              <w:top w:w="100" w:type="dxa"/>
               <w:left w:w="150" w:type="dxa"/>
+              <w:bottom w:w="100" w:type="dxa"/>
               <w:right w:w="150" w:type="dxa"/>
             </w:tcMar>
           </w:tcPr>
@@ -18048,12 +18313,12 @@
         </w:tc>
         <w:tc>
           <w:tcPr>
-            <w:tcW w:type="dxa" w:w="2340"/>
-            <w:shd w:fill="FFFFFF"/>
-            <w:tcMar>
-              <w:top w:w="100" w:type="dxa"/>
-              <w:bottom w:w="100" w:type="dxa"/>
+            <w:tcW w:w="2340" w:type="dxa"/>
+            <w:shd w:val="clear" w:color="auto" w:fill="FFFFFF"/>
+            <w:tcMar>
+              <w:top w:w="100" w:type="dxa"/>
               <w:left w:w="150" w:type="dxa"/>
+              <w:bottom w:w="100" w:type="dxa"/>
               <w:right w:w="150" w:type="dxa"/>
             </w:tcMar>
           </w:tcPr>
@@ -18069,14 +18334,25 @@
         </w:tc>
       </w:tr>
       <w:tr>
-        <w:tc>
-          <w:tcPr>
-            <w:tcW w:type="dxa" w:w="2340"/>
-            <w:shd w:fill="F2F5F9"/>
-            <w:tcMar>
-              <w:top w:w="100" w:type="dxa"/>
-              <w:bottom w:w="100" w:type="dxa"/>
+        <w:tblPrEx>
+          <w:tblCellMar>
+            <w:top w:w="0" w:type="dxa"/>
+            <w:left w:w="108" w:type="dxa"/>
+            <w:bottom w:w="0" w:type="dxa"/>
+            <w:right w:w="108" w:type="dxa"/>
+          </w:tblCellMar>
+        </w:tblPrEx>
+        <w:trPr>
+          <w:jc w:val="center"/>
+        </w:trPr>
+        <w:tc>
+          <w:tcPr>
+            <w:tcW w:w="2340" w:type="dxa"/>
+            <w:shd w:val="clear" w:color="auto" w:fill="F2F5F9"/>
+            <w:tcMar>
+              <w:top w:w="100" w:type="dxa"/>
               <w:left w:w="150" w:type="dxa"/>
+              <w:bottom w:w="100" w:type="dxa"/>
               <w:right w:w="150" w:type="dxa"/>
             </w:tcMar>
           </w:tcPr>
@@ -18092,12 +18368,12 @@
         </w:tc>
         <w:tc>
           <w:tcPr>
-            <w:tcW w:type="dxa" w:w="2340"/>
-            <w:shd w:fill="F2F5F9"/>
-            <w:tcMar>
-              <w:top w:w="100" w:type="dxa"/>
-              <w:bottom w:w="100" w:type="dxa"/>
+            <w:tcW w:w="2340" w:type="dxa"/>
+            <w:shd w:val="clear" w:color="auto" w:fill="F2F5F9"/>
+            <w:tcMar>
+              <w:top w:w="100" w:type="dxa"/>
               <w:left w:w="150" w:type="dxa"/>
+              <w:bottom w:w="100" w:type="dxa"/>
               <w:right w:w="150" w:type="dxa"/>
             </w:tcMar>
           </w:tcPr>
@@ -18113,12 +18389,12 @@
         </w:tc>
         <w:tc>
           <w:tcPr>
-            <w:tcW w:type="dxa" w:w="2340"/>
-            <w:shd w:fill="F2F5F9"/>
-            <w:tcMar>
-              <w:top w:w="100" w:type="dxa"/>
-              <w:bottom w:w="100" w:type="dxa"/>
+            <w:tcW w:w="2340" w:type="dxa"/>
+            <w:shd w:val="clear" w:color="auto" w:fill="F2F5F9"/>
+            <w:tcMar>
+              <w:top w:w="100" w:type="dxa"/>
               <w:left w:w="150" w:type="dxa"/>
+              <w:bottom w:w="100" w:type="dxa"/>
               <w:right w:w="150" w:type="dxa"/>
             </w:tcMar>
           </w:tcPr>
@@ -18134,12 +18410,12 @@
         </w:tc>
         <w:tc>
           <w:tcPr>
-            <w:tcW w:type="dxa" w:w="2340"/>
-            <w:shd w:fill="F2F5F9"/>
-            <w:tcMar>
-              <w:top w:w="100" w:type="dxa"/>
-              <w:bottom w:w="100" w:type="dxa"/>
+            <w:tcW w:w="2340" w:type="dxa"/>
+            <w:shd w:val="clear" w:color="auto" w:fill="F2F5F9"/>
+            <w:tcMar>
+              <w:top w:w="100" w:type="dxa"/>
               <w:left w:w="150" w:type="dxa"/>
+              <w:bottom w:w="100" w:type="dxa"/>
               <w:right w:w="150" w:type="dxa"/>
             </w:tcMar>
           </w:tcPr>
@@ -18155,6 +18431,463 @@
         </w:tc>
       </w:tr>
     </w:tbl>
+    <w:p>
+      <w:pPr>
+        <w:spacing w:before="280" w:after="120"/>
+      </w:pPr>
+      <w:r>
+        <w:rPr>
+          <w:rFonts w:ascii="Times New Roman" w:hAnsi="Times New Roman"/>
+          <w:b/>
+          <w:sz w:val="26"/>
+        </w:rPr>
+        <w:t>REFERENCES</w:t>
+      </w:r>
+    </w:p>
+    <w:p>
+      <w:pPr>
+        <w:spacing w:after="120" w:line="240" w:lineRule="auto"/>
+        <w:jc w:val="both"/>
+      </w:pPr>
+      <w:r>
+        <w:t>[1] Y. Zhou, X. Chen et al., "Multimodal Document Image Classification and Parsing with Hybrid Vision-Language Architectures," IEEE Trans. Pattern Anal. Mach. Intell. (TPAMI), 2025. DOI: 10.1109/TPAMI.2025.3394120.</w:t>
+      </w:r>
+    </w:p>
+    <w:p>
+      <w:pPr>
+        <w:spacing w:after="120" w:line="240" w:lineRule="auto"/>
+        <w:jc w:val="both"/>
+      </w:pPr>
+      <w:r>
+        <w:t>[2] L. Zhang, W. Wang et al., "End-to-End Information Extraction from Scanned Receipts and Financial Documents," Pattern Recognition (Elsevier), 2025. DOI: 10.1016/j.patcog.2025.110450.</w:t>
+      </w:r>
+    </w:p>
+    <w:p>
+      <w:pPr>
+        <w:spacing w:after="120" w:line="240" w:lineRule="auto"/>
+        <w:jc w:val="both"/>
+      </w:pPr>
+      <w:r>
+        <w:t>[3] J. Xu, T. Huang et al., "Structured Key-Value Extraction in Complex Multi-Page Receipts: Benchmarks and Models," IEEE Trans. Knowl. Data Eng. (TKDE), 2025. DOI: 10.1109/TKDE.2025.3382190.</w:t>
+      </w:r>
+    </w:p>
+    <w:p>
+      <w:pPr>
+        <w:spacing w:after="120" w:line="240" w:lineRule="auto"/>
+        <w:jc w:val="both"/>
+      </w:pPr>
+      <w:r>
+        <w:t>[4] K. Zhao, M. Liu et al., "Noisy Form Document Layout Analysis and Entity Linking in Real-World Scans," IEEE Access, 2025. DOI: 10.1109/ACCESS.2025.3391020.</w:t>
+      </w:r>
+    </w:p>
+    <w:p>
+      <w:pPr>
+        <w:spacing w:after="120" w:line="240" w:lineRule="auto"/>
+        <w:jc w:val="both"/>
+      </w:pPr>
+      <w:r>
+        <w:t>[5] S. Chen, R. Zhang et al., "Visual Question Answering on Complex Academic and Administrative Documents," ACM Comput. Surv., 2025. DOI: 10.1145/3682100.</w:t>
+      </w:r>
+    </w:p>
+    <w:p>
+      <w:pPr>
+        <w:spacing w:after="120" w:line="240" w:lineRule="auto"/>
+        <w:jc w:val="both"/>
+      </w:pPr>
+      <w:r>
+        <w:t>[6] X. Yang, H. Sun et al., "Unified Pre-trained Vision-Language Models for Multi-Modal Document Intelligence," IEEE Trans. Multimedia, 2025. DOI: 10.1109/TMM.2025.3378900.</w:t>
+      </w:r>
+    </w:p>
+    <w:p>
+      <w:pPr>
+        <w:spacing w:after="120" w:line="240" w:lineRule="auto"/>
+        <w:jc w:val="both"/>
+      </w:pPr>
+      <w:r>
+        <w:t>[7] C. Wang, Y. Li et al., "OCR-Free End-to-End Visual Document Processing via Swin-Transformer Architectures," Neural Networks (Elsevier), 2025. DOI: 10.1016/j.neunet.2025.106200.</w:t>
+      </w:r>
+    </w:p>
+    <w:p>
+      <w:pPr>
+        <w:spacing w:after="120" w:line="240" w:lineRule="auto"/>
+        <w:jc w:val="both"/>
+      </w:pPr>
+      <w:r>
+        <w:t>[8] H. Lin, P. Fan et al., "Pre-trained Vision-Text Sequence-to-Sequence Models for Optical Character Recognition," Expert Syst. Appl. (Elsevier), 2025. DOI: 10.1016/j.eswa.2025.123500.</w:t>
+      </w:r>
+    </w:p>
+    <w:p>
+      <w:pPr>
+        <w:spacing w:after="120" w:line="240" w:lineRule="auto"/>
+        <w:jc w:val="both"/>
+      </w:pPr>
+      <w:r>
+        <w:t>[9] R. Patel, A. Kumar et al., "Unified Multi-Task Vision-Language Representations for Document Content Extraction," IEEE Trans. Image Process., 2025. DOI: 10.1109/TIP.2025.3385600.</w:t>
+      </w:r>
+    </w:p>
+    <w:p>
+      <w:pPr>
+        <w:spacing w:after="120" w:line="240" w:lineRule="auto"/>
+        <w:jc w:val="both"/>
+      </w:pPr>
+      <w:r>
+        <w:t>[10] A. Hu et al., "mPLUG-DocOwl2: High-resolution Compressing for OCR-free Multi-page Document Understanding," in Proc. ACL, 2025. DOI: 10.18653/v1/2025.acl-long.291.</w:t>
+      </w:r>
+    </w:p>
+    <w:p>
+      <w:pPr>
+        <w:spacing w:after="120" w:line="240" w:lineRule="auto"/>
+        <w:jc w:val="both"/>
+      </w:pPr>
+      <w:r>
+        <w:t>[11] S. Bai et al., "Qwen2.5-VL Technical Report: Enhancing Vision-Language Models with Dynamic Resolution," arXiv:2502.13923, 2025. DOI: 10.48550/arXiv.2502.13923.</w:t>
+      </w:r>
+    </w:p>
+    <w:p>
+      <w:pPr>
+        <w:spacing w:after="120" w:line="240" w:lineRule="auto"/>
+        <w:jc w:val="both"/>
+      </w:pPr>
+      <w:r>
+        <w:t>[12] Y. Liu et al., "TextMonkey: An OCR-Free Large Multimodal Model for Understanding Document," IEEE Trans. Pattern Anal. Mach. Intell., 2026. DOI: 10.1109/TPAMI.2026.3653415.</w:t>
+      </w:r>
+    </w:p>
+    <w:p>
+      <w:pPr>
+        <w:spacing w:after="120" w:line="240" w:lineRule="auto"/>
+        <w:jc w:val="both"/>
+      </w:pPr>
+      <w:r>
+        <w:t>[13] Z. Chen et al., "Expanding Performance Boundaries of Open-Source Multimodal Models with Model, Data, and Test-Time Scaling (InternVL 2.5)," arXiv:2412.05271, 2025. DOI: 10.48550/arXiv.2412.05271.</w:t>
+      </w:r>
+    </w:p>
+    <w:p>
+      <w:pPr>
+        <w:spacing w:after="120" w:line="240" w:lineRule="auto"/>
+        <w:jc w:val="both"/>
+      </w:pPr>
+      <w:r>
+        <w:t>[14] H. Kang et al., "OmniDocLayout: Towards Diverse Document Layout Generation via Coarse-to-Fine LLM Learning," in Proc. IEEE/CVF CVPR, 2026. DOI: 10.1109/CVPR52735.2026.01420.</w:t>
+      </w:r>
+    </w:p>
+    <w:p>
+      <w:pPr>
+        <w:spacing w:after="120" w:line="240" w:lineRule="auto"/>
+        <w:jc w:val="both"/>
+      </w:pPr>
+      <w:r>
+        <w:t>[15] Z. Li et al., "LLaVA-NeXT-Doc: High-Resolution Vision-Language Modeling for Fine-Grained Document Parsing," IEEE Access, 2025. DOI: 10.1109/ACCESS.2025.3381100.</w:t>
+      </w:r>
+    </w:p>
+    <w:p>
+      <w:pPr>
+        <w:spacing w:after="120" w:line="240" w:lineRule="auto"/>
+        <w:jc w:val="both"/>
+      </w:pPr>
+      <w:r>
+        <w:t>[16] M. Deitke et al., "Molmo and PixMo: Open Weights and Open Data for State-of-the-Art Vision-Language Models," in Proc. IEEE/CVF CVPR, 2025. DOI: 10.48550/arXiv.2409.17146.</w:t>
+      </w:r>
+    </w:p>
+    <w:p>
+      <w:pPr>
+        <w:spacing w:after="120" w:line="240" w:lineRule="auto"/>
+        <w:jc w:val="both"/>
+      </w:pPr>
+      <w:r>
+        <w:t>[17] A. Gupta et al., "Synthetic Academic Credential Generation for Privacy-Preserving Document Analysis," in Proc. ICDAR, Springer, 2025. DOI: 10.1007/978-3-031-50210-0_22.</w:t>
+      </w:r>
+    </w:p>
+    <w:p>
+      <w:pPr>
+        <w:spacing w:after="120" w:line="240" w:lineRule="auto"/>
+        <w:jc w:val="both"/>
+      </w:pPr>
+      <w:r>
+        <w:t>[18] M. B. Santos, E. Ramos et al., "Open-Source OCR and Layout Analysis Systems for Document Intelligence: Comparative Evaluation," Comput. Sci. Rev. (Elsevier), 2025. DOI: 10.1016/j.cosrev.2025.100680.</w:t>
+      </w:r>
+    </w:p>
+    <w:p>
+      <w:pPr>
+        <w:spacing w:after="120" w:line="240" w:lineRule="auto"/>
+        <w:jc w:val="both"/>
+      </w:pPr>
+      <w:r>
+        <w:t>[19] N. Livathinos et al., "Docling: An Efficient Open-Source Toolkit for AI-Driven Document Conversion," in AAAI Workshop, IBM Research, 2025. DOI: 10.48550/arXiv.2501.17887.</w:t>
+      </w:r>
+    </w:p>
+    <w:p>
+      <w:pPr>
+        <w:spacing w:after="120" w:line="240" w:lineRule="auto"/>
+        <w:jc w:val="both"/>
+      </w:pPr>
+      <w:r>
+        <w:t>[20] A. Sharma, V. Mehta et al., "Text Normalization and Canonical String Mapping in Natural Language Processing: A Survey," ACM Comput. Surv., 2025. DOI: 10.1145/3691200.</w:t>
+      </w:r>
+    </w:p>
+    <w:p>
+      <w:pPr>
+        <w:spacing w:after="120" w:line="240" w:lineRule="auto"/>
+        <w:jc w:val="both"/>
+      </w:pPr>
+      <w:r>
+        <w:t>[21] T. Fujii, K. Sato et al., "Modern String Edit Distance Algorithms and Character Error Rate Evaluation in OCR Systems," IEEE Access, 2025. DOI: 10.1109/ACCESS.2025.3395800.</w:t>
+      </w:r>
+    </w:p>
+    <w:p>
+      <w:pPr>
+        <w:spacing w:after="120" w:line="240" w:lineRule="auto"/>
+        <w:jc w:val="both"/>
+      </w:pPr>
+      <w:r>
+        <w:t>[22] E. R. Johnson, M. Taylor et al., "Statistical Significance Testing for Categorical Paired Observations in Machine Learning Benchmarks," J. Mach. Learn. Res. (JMLR), 2025. DOI: 10.5555/JMLR.2025.26.104.</w:t>
+      </w:r>
+    </w:p>
+    <w:p>
+      <w:pPr>
+        <w:spacing w:after="120" w:line="240" w:lineRule="auto"/>
+        <w:jc w:val="both"/>
+      </w:pPr>
+      <w:r>
+        <w:t>[23] D. Miller, S. Davis et al., "Non-Parametric Statistical Hypothesis Testing for Algorithm Comparison in Computer Vision," IEEE Trans. Pattern Anal. Mach. Intell., 2025. DOI: 10.1109/TPAMI.2025.3401800.</w:t>
+      </w:r>
+    </w:p>
+    <w:p>
+      <w:pPr>
+        <w:spacing w:after="120" w:line="240" w:lineRule="auto"/>
+        <w:jc w:val="both"/>
+      </w:pPr>
+      <w:r>
+        <w:t>[24] P. K. Verma, R. Singh et al., "Bootstrap Percentile Confidence Intervals for Performance Estimation in Document AI Benchmarks," Pattern Recognition Lett. (Elsevier), 2025. DOI: 10.1016/j.patrec.2025.109800.</w:t>
+      </w:r>
+    </w:p>
+    <w:p>
+      <w:pPr>
+        <w:spacing w:after="120" w:line="240" w:lineRule="auto"/>
+        <w:jc w:val="both"/>
+      </w:pPr>
+      <w:r>
+        <w:t>[25] M. Alvarez et al., "Semantic Canonicalization and Normalizer Evaluation in Multi-Modal Document Analysis," IEEE Access, 2026. DOI: 10.1109/ACCESS.2026.3412000.</w:t>
+      </w:r>
+    </w:p>
+    <w:p>
+      <w:pPr>
+        <w:spacing w:after="120" w:line="240" w:lineRule="auto"/>
+        <w:jc w:val="both"/>
+      </w:pPr>
+      <w:r>
+        <w:t>[26] P. Singh et al., "Privacy-Preserving Synthetic Document Generation for Administrative Credential Intelligence," ACM Trans. Knowl. Discov. Data (TKDD), 2026. DOI: 10.1145/3671200.</w:t>
+      </w:r>
+    </w:p>
+    <w:p>
+      <w:pPr>
+        <w:spacing w:after="120" w:line="240" w:lineRule="auto"/>
+        <w:jc w:val="both"/>
+      </w:pPr>
+      <w:r>
+        <w:t>[27] J. Liu, H. Chen et al., "VLM-RobustBench: Assessing Vision-Language Model Fragility under 49 Real-World Optical Degradations," IEEE Trans. Pattern Anal. Mach. Intell., 2026. DOI: 10.1109/TPAMI.2026.3421000.</w:t>
+      </w:r>
+    </w:p>
+    <w:p>
+      <w:pPr>
+        <w:spacing w:after="120" w:line="240" w:lineRule="auto"/>
+        <w:jc w:val="both"/>
+      </w:pPr>
+      <w:r>
+        <w:t>[28] C. K. R. Raman and V. Subramanian, "Privacy-Preserving Document Benchmarking under Statutory Regulations," IEEE Trans. Inf. Forensics Security (TIFS), 2025. DOI: 10.1109/TIFS.2025.3370120.</w:t>
+      </w:r>
+    </w:p>
+    <w:p>
+      <w:pPr>
+        <w:spacing w:after="120" w:line="240" w:lineRule="auto"/>
+        <w:jc w:val="both"/>
+      </w:pPr>
+      <w:r>
+        <w:t>[29] A. Nassar et al., "SmolDocling: An Ultra-Compact Vision-Language Model for End-to-End Multi-Modal Document Conversion," IBM Research, arXiv:2503.11576, 2025. DOI: 10.48550/arXiv.2503.11576.</w:t>
+      </w:r>
+    </w:p>
+    <w:p>
+      <w:pPr>
+        <w:spacing w:after="120" w:line="240" w:lineRule="auto"/>
+        <w:jc w:val="both"/>
+      </w:pPr>
+      <w:r>
+        <w:t>[30] L. Ouyang et al., "OmniDocBench: Benchmarking Diverse PDF Document Parsing with Comprehensive Annotations," in Proc. IEEE/CVF CVPR, 2025. DOI: 10.48550/arXiv.2412.07626.</w:t>
+      </w:r>
+    </w:p>
+    <w:p>
+      <w:pPr>
+        <w:jc w:val="both"/>
+      </w:pPr>
+      <w:r>
+        <w:t>[31] K. R. M. Banerjee et al., "Reproducibility Guidelines and Empirical Verification Protocols for Document AI Benchmarks," Nature Mach. Intell., 2025. DOI: 10.1038/s42256-024-00912-x.</w:t>
+      </w:r>
+    </w:p>
+    <w:p>
+      <w:pPr>
+        <w:spacing w:after="120" w:line="240" w:lineRule="auto"/>
+        <w:jc w:val="both"/>
+      </w:pPr>
+      <w:r>
+        <w:t>[32] H. Zhao et al., "DocFormers 2.0: Multimodal Document Parsing with Fine-Grained Layout Attention," IEEE Trans. Pattern Anal. Mach. Intell., 2026. DOI: 10.1109/TPAMI.2026.3401100.</w:t>
+      </w:r>
+    </w:p>
+    <w:p>
+      <w:pPr>
+        <w:spacing w:after="120" w:line="240" w:lineRule="auto"/>
+        <w:jc w:val="both"/>
+      </w:pPr>
+      <w:r>
+        <w:t>[33] R. Martinez et al., "OCR-Free Vision-Language Model Benchmarking on Degraded Administrative Document Suites," in Proc. IEEE/CVF CVPR, 2026. DOI: 10.1109/CVPR52735.2026.00410.</w:t>
+      </w:r>
+    </w:p>
+    <w:p>
+      <w:pPr>
+        <w:spacing w:after="120" w:line="240" w:lineRule="auto"/>
+        <w:jc w:val="both"/>
+      </w:pPr>
+      <w:r>
+        <w:t>[34] E. H. H. Wilson et al., "Evaluating Large Vision-Language Models on Complex Tabular Document Grids," in Proc. ICLR, 2025. DOI: 10.48550/arXiv.2410.18020.</w:t>
+      </w:r>
+    </w:p>
+    <w:p>
+      <w:pPr>
+        <w:spacing w:after="120" w:line="240" w:lineRule="auto"/>
+        <w:jc w:val="both"/>
+      </w:pPr>
+      <w:r>
+        <w:t>[35] S. Gupta, P. Sharma et al., "Privacy-Preserving Differential Data Synthesis in Educational Document Repositories," Brit. J. Educ. Technol. (Wiley), 2025. DOI: 10.1111/bjet.13450.</w:t>
+      </w:r>
+    </w:p>
+    <w:p>
+      <w:pPr>
+        <w:spacing w:after="120" w:line="240" w:lineRule="auto"/>
+        <w:jc w:val="both"/>
+      </w:pPr>
+      <w:r>
+        <w:t>[36] D. S. Price and J. R. Smith, "Standardizing Administrative Document Entity Extraction via Canonical Field Mapping," IEEE Trans. Knowl. Data Eng. (TKDE), 2025. DOI: 10.1109/TKDE.2025.3359120.</w:t>
+      </w:r>
+    </w:p>
+    <w:p>
+      <w:pPr>
+        <w:spacing w:after="120" w:line="240" w:lineRule="auto"/>
+        <w:jc w:val="both"/>
+      </w:pPr>
+      <w:r>
+        <w:t>[37] J. H. D. Zhang et al., "Structured Error Taxonomy for Key-Value Extraction in Semi-Structured Business Forms," in Proc. AAAI, 2025. DOI: 10.1609/aaai.v38i14.29560.</w:t>
+      </w:r>
+    </w:p>
+    <w:p>
+      <w:pPr>
+        <w:spacing w:after="120" w:line="240" w:lineRule="auto"/>
+        <w:jc w:val="both"/>
+      </w:pPr>
+      <w:r>
+        <w:t>[38] H. Wei et al., "GOT-OCR2.0: General OCR Theory 2.0," in Proc. IEEE/CVF CVPR, 2025. DOI: 10.48550/arXiv.2409.01704.</w:t>
+      </w:r>
+    </w:p>
+    <w:p>
+      <w:pPr>
+        <w:spacing w:after="120" w:line="240" w:lineRule="auto"/>
+        <w:jc w:val="both"/>
+      </w:pPr>
+      <w:r>
+        <w:t>[39] Y. Duan, Z. Chen et al., "Docopilot: Improving Multimodal Models for Document-Level Understanding," in Proc. IEEE/CVF CVPR, 2025. DOI: 10.1109/CVPR52734.2025.00381.</w:t>
+      </w:r>
+    </w:p>
+    <w:p>
+      <w:pPr>
+        <w:spacing w:after="120" w:line="240" w:lineRule="auto"/>
+        <w:jc w:val="both"/>
+      </w:pPr>
+      <w:r>
+        <w:t>[40] Z. Wang et al., "Marten: Visual Question Answering with Mask Generation for Multi-modal Document Understanding," in Proc. IEEE/CVF CVPR, 2025. DOI: 10.48550/arXiv.2503.14140.</w:t>
+      </w:r>
+    </w:p>
+    <w:p>
+      <w:pPr>
+        <w:spacing w:after="120" w:line="240" w:lineRule="auto"/>
+        <w:jc w:val="both"/>
+      </w:pPr>
+      <w:r>
+        <w:t>[41] M. Faysse et al., "ColPali: Efficient Document Retrieval with Vision-Language Models," in Proc. ICLR, 2025. DOI: 10.48550/arXiv.2407.01449.</w:t>
+      </w:r>
+    </w:p>
+    <w:p>
+      <w:pPr>
+        <w:spacing w:after="120" w:line="240" w:lineRule="auto"/>
+        <w:jc w:val="both"/>
+      </w:pPr>
+      <w:r>
+        <w:t>[42] Z. Wu et al., "DeepSeek-VL2: Mixture-of-Experts Vision-Language Models for Advanced Multimodal Understanding," DeepSeek AI, arXiv:2412.10302, 2025. DOI: 10.48550/arXiv.2412.10302.</w:t>
+      </w:r>
+    </w:p>
+    <w:p>
+      <w:pPr>
+        <w:spacing w:after="120" w:line="240" w:lineRule="auto"/>
+        <w:jc w:val="both"/>
+      </w:pPr>
+      <w:r>
+        <w:t>[43] J. Niu, B. Wang et al., "MinerU2.5: A 1.2B Decoupled Vision-Language Model for High-Resolution Document Parsing," arXiv:2509.22186, 2025. DOI: 10.48550/arXiv.2509.22186.</w:t>
+      </w:r>
+    </w:p>
+    <w:p>
+      <w:pPr>
+        <w:spacing w:after="120" w:line="240" w:lineRule="auto"/>
+        <w:jc w:val="both"/>
+      </w:pPr>
+      <w:r>
+        <w:t>[44] X. Wang, Y. Zhang et al., "OCR-Robust: A Comprehensive Visual Perturbation Benchmark for Vision-Language Models in Document Intelligence," in Proc. ICDAR, Springer, 2026. DOI: 10.1007/978-3-031-90100-1_12.</w:t>
+      </w:r>
+    </w:p>
+    <w:p>
+      <w:pPr>
+        <w:spacing w:after="120" w:line="240" w:lineRule="auto"/>
+        <w:jc w:val="both"/>
+      </w:pPr>
+      <w:r>
+        <w:t>[45] J. Poznanski, L. Soldaini, and K. Lo, "olmOCR 2: Unit Test Rewards for Document OCR," Allen Institute for AI, arXiv:2510.02341, 2025. DOI: 10.48550/arXiv.2510.02341.</w:t>
+      </w:r>
+    </w:p>
+    <w:p>
+      <w:pPr>
+        <w:jc w:val="both"/>
+      </w:pPr>
+      <w:r>
+        <w:t>[46] S. Park, J. Lee et al., "LLaVA-NeXT-Interleave: Tackling Multi-Image and Video Interleaved Document Sequences," in Proc. IEEE/CVF CVPR, 2025. DOI: 10.1109/CVPR52734.2025.01120.</w:t>
+      </w:r>
+    </w:p>
+    <w:p>
+      <w:pPr>
+        <w:jc w:val="both"/>
+      </w:pPr>
+      <w:r>
+        <w:t>[47] T. Chen, M. Zhang et al., "Evaluating Large Vision-Language Models on Dense Tabular Grids and Form Layouts," IEEE Access, 2025. DOI: 10.1109/ACCESS.2025.3398100.</w:t>
+      </w:r>
+    </w:p>
+    <w:p>
+      <w:pPr>
+        <w:jc w:val="both"/>
+      </w:pPr>
+      <w:r>
+        <w:t>[48] R. Verma, S. Nair et al., "Synthetic Academic Credential Generation for Privacy-Preserving Document Analysis," ACM Trans. Intell. Syst. Technol. (TIST), 2025. DOI: 10.1145/3698120.</w:t>
+      </w:r>
+    </w:p>
+    <w:p>
+      <w:pPr>
+        <w:jc w:val="both"/>
+      </w:pPr>
+      <w:r>
+        <w:t>[49] Y. Kim, H. Park et al., "Structured Nine-Class Diagnostic Error Taxonomy for Key-Value Extraction in Scanned Forms," Pattern Recognition Lett. (Elsevier), 2025. DOI: 10.1016/j.patrec.2025.110200.</w:t>
+      </w:r>
+    </w:p>
+    <w:p>
+      <w:pPr>
+        <w:jc w:val="both"/>
+      </w:pPr>
+      <w:r>
+        <w:t>[50] D. Alvarez, P. Martinez et al., "VLM-RouterBench: Adaptive Routing between Vision-Language Models for Efficient Document Parsing," in Proc. ICLR, 2025. DOI: 10.48550/arXiv.2501.18900.</w:t>
+      </w:r>
+    </w:p>
     <w:sectPr>
       <w:footerReference r:id="rId5" w:type="default"/>
       <w:pgSz w:w="12240" w:h="15840"/>
@@ -18162,463 +18895,6 @@
       <w:cols w:space="720" w:num="1"/>
       <w:docGrid w:linePitch="360" w:charSpace="0"/>
     </w:sectPr>
-    <w:p>
-      <w:pPr>
-        <w:spacing w:before="280" w:after="120"/>
-      </w:pPr>
-      <w:r>
-        <w:rPr>
-          <w:rFonts w:ascii="Times New Roman" w:hAnsi="Times New Roman"/>
-          <w:b/>
-          <w:sz w:val="26"/>
-        </w:rPr>
-        <w:t>REFERENCES</w:t>
-      </w:r>
-    </w:p>
-    <w:p>
-      <w:pPr>
-        <w:spacing w:after="120" w:line="240" w:lineRule="auto"/>
-        <w:jc w:val="both"/>
-      </w:pPr>
-      <w:r>
-        <w:t xml:space="preserve">[1] Y. Zhou, X. Chen et al., "Multimodal Document Image Classification and Parsing with Hybrid Vision-Language Architectures," IEEE Trans. Pattern Anal. Mach. Intell. (TPAMI), 2025. DOI: 10.1109/TPAMI.2025.3394120.</w:t>
-      </w:r>
-    </w:p>
-    <w:p>
-      <w:pPr>
-        <w:spacing w:after="120" w:line="240" w:lineRule="auto"/>
-        <w:jc w:val="both"/>
-      </w:pPr>
-      <w:r>
-        <w:t xml:space="preserve">[2] L. Zhang, W. Wang et al., "End-to-End Information Extraction from Scanned Receipts and Financial Documents," Pattern Recognition (Elsevier), 2025. DOI: 10.1016/j.patcog.2025.110450.</w:t>
-      </w:r>
-    </w:p>
-    <w:p>
-      <w:pPr>
-        <w:spacing w:after="120" w:line="240" w:lineRule="auto"/>
-        <w:jc w:val="both"/>
-      </w:pPr>
-      <w:r>
-        <w:t xml:space="preserve">[3] J. Xu, T. Huang et al., "Structured Key-Value Extraction in Complex Multi-Page Receipts: Benchmarks and Models," IEEE Trans. Knowl. Data Eng. (TKDE), 2025. DOI: 10.1109/TKDE.2025.3382190.</w:t>
-      </w:r>
-    </w:p>
-    <w:p>
-      <w:pPr>
-        <w:spacing w:after="120" w:line="240" w:lineRule="auto"/>
-        <w:jc w:val="both"/>
-      </w:pPr>
-      <w:r>
-        <w:t xml:space="preserve">[4] K. Zhao, M. Liu et al., "Noisy Form Document Layout Analysis and Entity Linking in Real-World Scans," IEEE Access, 2025. DOI: 10.1109/ACCESS.2025.3391020.</w:t>
-      </w:r>
-    </w:p>
-    <w:p>
-      <w:pPr>
-        <w:spacing w:after="120" w:line="240" w:lineRule="auto"/>
-        <w:jc w:val="both"/>
-      </w:pPr>
-      <w:r>
-        <w:t xml:space="preserve">[5] S. Chen, R. Zhang et al., "Visual Question Answering on Complex Academic and Administrative Documents," ACM Comput. Surv., 2025. DOI: 10.1145/3682100.</w:t>
-      </w:r>
-    </w:p>
-    <w:p>
-      <w:pPr>
-        <w:spacing w:after="120" w:line="240" w:lineRule="auto"/>
-        <w:jc w:val="both"/>
-      </w:pPr>
-      <w:r>
-        <w:t xml:space="preserve">[6] X. Yang, H. Sun et al., "Unified Pre-trained Vision-Language Models for Multi-Modal Document Intelligence," IEEE Trans. Multimedia, 2025. DOI: 10.1109/TMM.2025.3378900.</w:t>
-      </w:r>
-    </w:p>
-    <w:p>
-      <w:pPr>
-        <w:spacing w:after="120" w:line="240" w:lineRule="auto"/>
-        <w:jc w:val="both"/>
-      </w:pPr>
-      <w:r>
-        <w:t xml:space="preserve">[7] C. Wang, Y. Li et al., "OCR-Free End-to-End Visual Document Processing via Swin-Transformer Architectures," Neural Networks (Elsevier), 2025. DOI: 10.1016/j.neunet.2025.106200.</w:t>
-      </w:r>
-    </w:p>
-    <w:p>
-      <w:pPr>
-        <w:spacing w:after="120" w:line="240" w:lineRule="auto"/>
-        <w:jc w:val="both"/>
-      </w:pPr>
-      <w:r>
-        <w:t xml:space="preserve">[8] H. Lin, P. Fan et al., "Pre-trained Vision-Text Sequence-to-Sequence Models for Optical Character Recognition," Expert Syst. Appl. (Elsevier), 2025. DOI: 10.1016/j.eswa.2025.123500.</w:t>
-      </w:r>
-    </w:p>
-    <w:p>
-      <w:pPr>
-        <w:spacing w:after="120" w:line="240" w:lineRule="auto"/>
-        <w:jc w:val="both"/>
-      </w:pPr>
-      <w:r>
-        <w:t xml:space="preserve">[9] R. Patel, A. Kumar et al., "Unified Multi-Task Vision-Language Representations for Document Content Extraction," IEEE Trans. Image Process., 2025. DOI: 10.1109/TIP.2025.3385600.</w:t>
-      </w:r>
-    </w:p>
-    <w:p>
-      <w:pPr>
-        <w:spacing w:after="120" w:line="240" w:lineRule="auto"/>
-        <w:jc w:val="both"/>
-      </w:pPr>
-      <w:r>
-        <w:t xml:space="preserve">[10] A. Hu et al., "mPLUG-DocOwl2: High-resolution Compressing for OCR-free Multi-page Document Understanding," in Proc. ACL, 2025. DOI: 10.18653/v1/2025.acl-long.291.</w:t>
-      </w:r>
-    </w:p>
-    <w:p>
-      <w:pPr>
-        <w:spacing w:after="120" w:line="240" w:lineRule="auto"/>
-        <w:jc w:val="both"/>
-      </w:pPr>
-      <w:r>
-        <w:t xml:space="preserve">[11] S. Bai et al., "Qwen2.5-VL Technical Report: Enhancing Vision-Language Models with Dynamic Resolution," arXiv:2502.13923, 2025. DOI: 10.48550/arXiv.2502.13923.</w:t>
-      </w:r>
-    </w:p>
-    <w:p>
-      <w:pPr>
-        <w:spacing w:after="120" w:line="240" w:lineRule="auto"/>
-        <w:jc w:val="both"/>
-      </w:pPr>
-      <w:r>
-        <w:t xml:space="preserve">[12] Y. Liu et al., "TextMonkey: An OCR-Free Large Multimodal Model for Understanding Document," IEEE Trans. Pattern Anal. Mach. Intell., 2026. DOI: 10.1109/TPAMI.2026.3653415.</w:t>
-      </w:r>
-    </w:p>
-    <w:p>
-      <w:pPr>
-        <w:spacing w:after="120" w:line="240" w:lineRule="auto"/>
-        <w:jc w:val="both"/>
-      </w:pPr>
-      <w:r>
-        <w:t xml:space="preserve">[13] Z. Chen et al., "Expanding Performance Boundaries of Open-Source Multimodal Models with Model, Data, and Test-Time Scaling (InternVL 2.5)," arXiv:2412.05271, 2025. DOI: 10.48550/arXiv.2412.05271.</w:t>
-      </w:r>
-    </w:p>
-    <w:p>
-      <w:pPr>
-        <w:spacing w:after="120" w:line="240" w:lineRule="auto"/>
-        <w:jc w:val="both"/>
-      </w:pPr>
-      <w:r>
-        <w:t xml:space="preserve">[14] H. Kang et al., "OmniDocLayout: Towards Diverse Document Layout Generation via Coarse-to-Fine LLM Learning," in Proc. IEEE/CVF CVPR, 2026. DOI: 10.1109/CVPR52735.2026.01420.</w:t>
-      </w:r>
-    </w:p>
-    <w:p>
-      <w:pPr>
-        <w:spacing w:after="120" w:line="240" w:lineRule="auto"/>
-        <w:jc w:val="both"/>
-      </w:pPr>
-      <w:r>
-        <w:t xml:space="preserve">[15] Z. Li et al., "LLaVA-NeXT-Doc: High-Resolution Vision-Language Modeling for Fine-Grained Document Parsing," IEEE Access, 2025. DOI: 10.1109/ACCESS.2025.3381100.</w:t>
-      </w:r>
-    </w:p>
-    <w:p>
-      <w:pPr>
-        <w:spacing w:after="120" w:line="240" w:lineRule="auto"/>
-        <w:jc w:val="both"/>
-      </w:pPr>
-      <w:r>
-        <w:t xml:space="preserve">[16] M. Deitke et al., "Molmo and PixMo: Open Weights and Open Data for State-of-the-Art Vision-Language Models," in Proc. IEEE/CVF CVPR, 2025. DOI: 10.48550/arXiv.2409.17146.</w:t>
-      </w:r>
-    </w:p>
-    <w:p>
-      <w:pPr>
-        <w:spacing w:after="120" w:line="240" w:lineRule="auto"/>
-        <w:jc w:val="both"/>
-      </w:pPr>
-      <w:r>
-        <w:t xml:space="preserve">[17] A. Gupta et al., "Synthetic Academic Credential Generation for Privacy-Preserving Document Analysis," in Proc. ICDAR, Springer, 2025. DOI: 10.1007/978-3-031-50210-0_22.</w:t>
-      </w:r>
-    </w:p>
-    <w:p>
-      <w:pPr>
-        <w:spacing w:after="120" w:line="240" w:lineRule="auto"/>
-        <w:jc w:val="both"/>
-      </w:pPr>
-      <w:r>
-        <w:t xml:space="preserve">[18] M. B. Santos, E. Ramos et al., "Open-Source OCR and Layout Analysis Systems for Document Intelligence: Comparative Evaluation," Comput. Sci. Rev. (Elsevier), 2025. DOI: 10.1016/j.cosrev.2025.100680.</w:t>
-      </w:r>
-    </w:p>
-    <w:p>
-      <w:pPr>
-        <w:spacing w:after="120" w:line="240" w:lineRule="auto"/>
-        <w:jc w:val="both"/>
-      </w:pPr>
-      <w:r>
-        <w:t xml:space="preserve">[19] N. Livathinos et al., "Docling: An Efficient Open-Source Toolkit for AI-Driven Document Conversion," in AAAI Workshop, IBM Research, 2025. DOI: 10.48550/arXiv.2501.17887.</w:t>
-      </w:r>
-    </w:p>
-    <w:p>
-      <w:pPr>
-        <w:spacing w:after="120" w:line="240" w:lineRule="auto"/>
-        <w:jc w:val="both"/>
-      </w:pPr>
-      <w:r>
-        <w:t xml:space="preserve">[20] A. Sharma, V. Mehta et al., "Text Normalization and Canonical String Mapping in Natural Language Processing: A Survey," ACM Comput. Surv., 2025. DOI: 10.1145/3691200.</w:t>
-      </w:r>
-    </w:p>
-    <w:p>
-      <w:pPr>
-        <w:spacing w:after="120" w:line="240" w:lineRule="auto"/>
-        <w:jc w:val="both"/>
-      </w:pPr>
-      <w:r>
-        <w:t xml:space="preserve">[21] T. Fujii, K. Sato et al., "Modern String Edit Distance Algorithms and Character Error Rate Evaluation in OCR Systems," IEEE Access, 2025. DOI: 10.1109/ACCESS.2025.3395800.</w:t>
-      </w:r>
-    </w:p>
-    <w:p>
-      <w:pPr>
-        <w:spacing w:after="120" w:line="240" w:lineRule="auto"/>
-        <w:jc w:val="both"/>
-      </w:pPr>
-      <w:r>
-        <w:t xml:space="preserve">[22] E. R. Johnson, M. Taylor et al., "Statistical Significance Testing for Categorical Paired Observations in Machine Learning Benchmarks," J. Mach. Learn. Res. (JMLR), 2025. DOI: 10.5555/JMLR.2025.26.104.</w:t>
-      </w:r>
-    </w:p>
-    <w:p>
-      <w:pPr>
-        <w:spacing w:after="120" w:line="240" w:lineRule="auto"/>
-        <w:jc w:val="both"/>
-      </w:pPr>
-      <w:r>
-        <w:t xml:space="preserve">[23] D. Miller, S. Davis et al., "Non-Parametric Statistical Hypothesis Testing for Algorithm Comparison in Computer Vision," IEEE Trans. Pattern Anal. Mach. Intell., 2025. DOI: 10.1109/TPAMI.2025.3401800.</w:t>
-      </w:r>
-    </w:p>
-    <w:p>
-      <w:pPr>
-        <w:spacing w:after="120" w:line="240" w:lineRule="auto"/>
-        <w:jc w:val="both"/>
-      </w:pPr>
-      <w:r>
-        <w:t xml:space="preserve">[24] P. K. Verma, R. Singh et al., "Bootstrap Percentile Confidence Intervals for Performance Estimation in Document AI Benchmarks," Pattern Recognition Lett. (Elsevier), 2025. DOI: 10.1016/j.patrec.2025.109800.</w:t>
-      </w:r>
-    </w:p>
-    <w:p>
-      <w:pPr>
-        <w:spacing w:after="120" w:line="240" w:lineRule="auto"/>
-        <w:jc w:val="both"/>
-      </w:pPr>
-      <w:r>
-        <w:t xml:space="preserve">[25] M. Alvarez et al., "Semantic Canonicalization and Normalizer Evaluation in Multi-Modal Document Analysis," IEEE Access, 2026. DOI: 10.1109/ACCESS.2026.3412000.</w:t>
-      </w:r>
-    </w:p>
-    <w:p>
-      <w:pPr>
-        <w:spacing w:after="120" w:line="240" w:lineRule="auto"/>
-        <w:jc w:val="both"/>
-      </w:pPr>
-      <w:r>
-        <w:t xml:space="preserve">[26] P. Singh et al., "Privacy-Preserving Synthetic Document Generation for Administrative Credential Intelligence," ACM Trans. Knowl. Discov. Data (TKDD), 2026. DOI: 10.1145/3671200.</w:t>
-      </w:r>
-    </w:p>
-    <w:p>
-      <w:pPr>
-        <w:spacing w:after="120" w:line="240" w:lineRule="auto"/>
-        <w:jc w:val="both"/>
-      </w:pPr>
-      <w:r>
-        <w:t xml:space="preserve">[27] J. Liu, H. Chen et al., "VLM-RobustBench: Assessing Vision-Language Model Fragility under 49 Real-World Optical Degradations," IEEE Trans. Pattern Anal. Mach. Intell., 2026. DOI: 10.1109/TPAMI.2026.3421000.</w:t>
-      </w:r>
-    </w:p>
-    <w:p>
-      <w:pPr>
-        <w:spacing w:after="120" w:line="240" w:lineRule="auto"/>
-        <w:jc w:val="both"/>
-      </w:pPr>
-      <w:r>
-        <w:t xml:space="preserve">[28] C. K. R. Raman and V. Subramanian, "Privacy-Preserving Document Benchmarking under Statutory Regulations," IEEE Trans. Inf. Forensics Security (TIFS), 2025. DOI: 10.1109/TIFS.2025.3370120.</w:t>
-      </w:r>
-    </w:p>
-    <w:p>
-      <w:pPr>
-        <w:spacing w:after="120" w:line="240" w:lineRule="auto"/>
-        <w:jc w:val="both"/>
-      </w:pPr>
-      <w:r>
-        <w:t xml:space="preserve">[29] A. Nassar et al., "SmolDocling: An Ultra-Compact Vision-Language Model for End-to-End Multi-Modal Document Conversion," IBM Research, arXiv:2503.11576, 2025. DOI: 10.48550/arXiv.2503.11576.</w:t>
-      </w:r>
-    </w:p>
-    <w:p>
-      <w:pPr>
-        <w:spacing w:after="120" w:line="240" w:lineRule="auto"/>
-        <w:jc w:val="both"/>
-      </w:pPr>
-      <w:r>
-        <w:t xml:space="preserve">[30] L. Ouyang et al., "OmniDocBench: Benchmarking Diverse PDF Document Parsing with Comprehensive Annotations," in Proc. IEEE/CVF CVPR, 2025. DOI: 10.48550/arXiv.2412.07626.</w:t>
-      </w:r>
-    </w:p>
-    <w:p>
-      <w:pPr>
-        <w:jc w:val="both"/>
-      </w:pPr>
-      <w:r>
-        <w:t>[31] K. R. M. Banerjee et al., "Reproducibility Guidelines and Empirical Verification Protocols for Document AI Benchmarks," Nature Mach. Intell., 2025. DOI: 10.1038/s42256-024-00912-x.</w:t>
-      </w:r>
-    </w:p>
-    <w:p>
-      <w:pPr>
-        <w:spacing w:after="120" w:line="240" w:lineRule="auto"/>
-        <w:jc w:val="both"/>
-      </w:pPr>
-      <w:r>
-        <w:t xml:space="preserve">[32] H. Zhao et al., "DocFormers 2.0: Multimodal Document Parsing with Fine-Grained Layout Attention," IEEE Trans. Pattern Anal. Mach. Intell., 2026. DOI: 10.1109/TPAMI.2026.3401100.</w:t>
-      </w:r>
-    </w:p>
-    <w:p>
-      <w:pPr>
-        <w:spacing w:after="120" w:line="240" w:lineRule="auto"/>
-        <w:jc w:val="both"/>
-      </w:pPr>
-      <w:r>
-        <w:t xml:space="preserve">[33] R. Martinez et al., "OCR-Free Vision-Language Model Benchmarking on Degraded Administrative Document Suites," in Proc. IEEE/CVF CVPR, 2026. DOI: 10.1109/CVPR52735.2026.00410.</w:t>
-      </w:r>
-    </w:p>
-    <w:p>
-      <w:pPr>
-        <w:spacing w:after="120" w:line="240" w:lineRule="auto"/>
-        <w:jc w:val="both"/>
-      </w:pPr>
-      <w:r>
-        <w:t xml:space="preserve">[34] E. H. H. Wilson et al., "Evaluating Large Vision-Language Models on Complex Tabular Document Grids," in Proc. ICLR, 2025. DOI: 10.48550/arXiv.2410.18020.</w:t>
-      </w:r>
-    </w:p>
-    <w:p>
-      <w:pPr>
-        <w:spacing w:after="120" w:line="240" w:lineRule="auto"/>
-        <w:jc w:val="both"/>
-      </w:pPr>
-      <w:r>
-        <w:t xml:space="preserve">[35] S. Gupta, P. Sharma et al., "Privacy-Preserving Differential Data Synthesis in Educational Document Repositories," Brit. J. Educ. Technol. (Wiley), 2025. DOI: 10.1111/bjet.13450.</w:t>
-      </w:r>
-    </w:p>
-    <w:p>
-      <w:pPr>
-        <w:spacing w:after="120" w:line="240" w:lineRule="auto"/>
-        <w:jc w:val="both"/>
-      </w:pPr>
-      <w:r>
-        <w:t xml:space="preserve">[36] D. S. Price and J. R. Smith, "Standardizing Administrative Document Entity Extraction via Canonical Field Mapping," IEEE Trans. Knowl. Data Eng. (TKDE), 2025. DOI: 10.1109/TKDE.2025.3359120.</w:t>
-      </w:r>
-    </w:p>
-    <w:p>
-      <w:pPr>
-        <w:spacing w:after="120" w:line="240" w:lineRule="auto"/>
-        <w:jc w:val="both"/>
-      </w:pPr>
-      <w:r>
-        <w:t xml:space="preserve">[37] J. H. D. Zhang et al., "Structured Error Taxonomy for Key-Value Extraction in Semi-Structured Business Forms," in Proc. AAAI, 2025. DOI: 10.1609/aaai.v38i14.29560.</w:t>
-      </w:r>
-    </w:p>
-    <w:p>
-      <w:pPr>
-        <w:spacing w:after="120" w:line="240" w:lineRule="auto"/>
-        <w:jc w:val="both"/>
-      </w:pPr>
-      <w:r>
-        <w:t xml:space="preserve">[38] H. Wei et al., "GOT-OCR2.0: General OCR Theory 2.0," in Proc. IEEE/CVF CVPR, 2025. DOI: 10.48550/arXiv.2409.01704.</w:t>
-      </w:r>
-    </w:p>
-    <w:p>
-      <w:pPr>
-        <w:spacing w:after="120" w:line="240" w:lineRule="auto"/>
-        <w:jc w:val="both"/>
-      </w:pPr>
-      <w:r>
-        <w:t xml:space="preserve">[39] Y. Duan, Z. Chen et al., "Docopilot: Improving Multimodal Models for Document-Level Understanding," in Proc. IEEE/CVF CVPR, 2025. DOI: 10.1109/CVPR52734.2025.00381.</w:t>
-      </w:r>
-    </w:p>
-    <w:p>
-      <w:pPr>
-        <w:spacing w:after="120" w:line="240" w:lineRule="auto"/>
-        <w:jc w:val="both"/>
-      </w:pPr>
-      <w:r>
-        <w:t xml:space="preserve">[40] Z. Wang et al., "Marten: Visual Question Answering with Mask Generation for Multi-modal Document Understanding," in Proc. IEEE/CVF CVPR, 2025. DOI: 10.48550/arXiv.2503.14140.</w:t>
-      </w:r>
-    </w:p>
-    <w:p>
-      <w:pPr>
-        <w:spacing w:after="120" w:line="240" w:lineRule="auto"/>
-        <w:jc w:val="both"/>
-      </w:pPr>
-      <w:r>
-        <w:t xml:space="preserve">[41] M. Faysse et al., "ColPali: Efficient Document Retrieval with Vision-Language Models," in Proc. ICLR, 2025. DOI: 10.48550/arXiv.2407.01449.</w:t>
-      </w:r>
-    </w:p>
-    <w:p>
-      <w:pPr>
-        <w:spacing w:after="120" w:line="240" w:lineRule="auto"/>
-        <w:jc w:val="both"/>
-      </w:pPr>
-      <w:r>
-        <w:t xml:space="preserve">[42] Z. Wu et al., "DeepSeek-VL2: Mixture-of-Experts Vision-Language Models for Advanced Multimodal Understanding," DeepSeek AI, arXiv:2412.10302, 2025. DOI: 10.48550/arXiv.2412.10302.</w:t>
-      </w:r>
-    </w:p>
-    <w:p>
-      <w:pPr>
-        <w:spacing w:after="120" w:line="240" w:lineRule="auto"/>
-        <w:jc w:val="both"/>
-      </w:pPr>
-      <w:r>
-        <w:t xml:space="preserve">[43] J. Niu, B. Wang et al., "MinerU2.5: A 1.2B Decoupled Vision-Language Model for High-Resolution Document Parsing," arXiv:2509.22186, 2025. DOI: 10.48550/arXiv.2509.22186.</w:t>
-      </w:r>
-    </w:p>
-    <w:p>
-      <w:pPr>
-        <w:spacing w:after="120" w:line="240" w:lineRule="auto"/>
-        <w:jc w:val="both"/>
-      </w:pPr>
-      <w:r>
-        <w:t xml:space="preserve">[44] X. Wang, Y. Zhang et al., "OCR-Robust: A Comprehensive Visual Perturbation Benchmark for Vision-Language Models in Document Intelligence," in Proc. ICDAR, Springer, 2026. DOI: 10.1007/978-3-031-90100-1_12.</w:t>
-      </w:r>
-    </w:p>
-    <w:p>
-      <w:pPr>
-        <w:spacing w:after="120" w:line="240" w:lineRule="auto"/>
-        <w:jc w:val="both"/>
-      </w:pPr>
-      <w:r>
-        <w:t xml:space="preserve">[45] J. Poznanski, L. Soldaini, and K. Lo, "olmOCR 2: Unit Test Rewards for Document OCR," Allen Institute for AI, arXiv:2510.02341, 2025. DOI: 10.48550/arXiv.2510.02341.</w:t>
-      </w:r>
-    </w:p>
-    <w:p>
-      <w:pPr>
-        <w:jc w:val="both"/>
-      </w:pPr>
-      <w:r>
-        <w:t>[46] S. Park, J. Lee et al., "LLaVA-NeXT-Interleave: Tackling Multi-Image and Video Interleaved Document Sequences," in Proc. IEEE/CVF CVPR, 2025. DOI: 10.1109/CVPR52734.2025.01120.</w:t>
-      </w:r>
-    </w:p>
-    <w:p>
-      <w:pPr>
-        <w:jc w:val="both"/>
-      </w:pPr>
-      <w:r>
-        <w:t>[47] T. Chen, M. Zhang et al., "Evaluating Large Vision-Language Models on Dense Tabular Grids and Form Layouts," IEEE Access, 2025. DOI: 10.1109/ACCESS.2025.3398100.</w:t>
-      </w:r>
-    </w:p>
-    <w:p>
-      <w:pPr>
-        <w:jc w:val="both"/>
-      </w:pPr>
-      <w:r>
-        <w:t>[48] R. Verma, S. Nair et al., "Synthetic Academic Credential Generation for Privacy-Preserving Document Analysis," ACM Trans. Intell. Syst. Technol. (TIST), 2025. DOI: 10.1145/3698120.</w:t>
-      </w:r>
-    </w:p>
-    <w:p>
-      <w:pPr>
-        <w:jc w:val="both"/>
-      </w:pPr>
-      <w:r>
-        <w:t>[49] Y. Kim, H. Park et al., "Structured Nine-Class Diagnostic Error Taxonomy for Key-Value Extraction in Scanned Forms," Pattern Recognition Lett. (Elsevier), 2025. DOI: 10.1016/j.patrec.2025.110200.</w:t>
-      </w:r>
-    </w:p>
-    <w:p>
-      <w:pPr>
-        <w:jc w:val="both"/>
-      </w:pPr>
-      <w:r>
-        <w:t>[50] D. Alvarez, P. Martinez et al., "VLM-RouterBench: Adaptive Routing between Vision-Language Models for Efficient Document Parsing," in Proc. ICLR, 2025. DOI: 10.48550/arXiv.2501.18900.</w:t>
-      </w:r>
-    </w:p>
   </w:body>
 </w:document>
 </file>
@@ -18655,7 +18931,6 @@
       <w:pStyle w:val="18"/>
       <w:jc w:val="right"/>
     </w:pPr>
-    <w:r/>
   </w:p>
 </w:ftr>
 </file>
@@ -18881,7 +19156,7 @@
     <w:lsdException w:uiPriority="99" w:name="endnote reference"/>
     <w:lsdException w:uiPriority="99" w:name="endnote text"/>
     <w:lsdException w:uiPriority="99" w:name="table of authorities"/>
-    <w:lsdException w:uiPriority="99" w:semiHidden="0" w:name="macro"/>
+    <w:lsdException w:qFormat="1" w:uiPriority="99" w:semiHidden="0" w:name="macro"/>
     <w:lsdException w:uiPriority="99" w:name="toa heading"/>
     <w:lsdException w:uiPriority="99" w:semiHidden="0" w:name="List"/>
     <w:lsdException w:uiPriority="99" w:semiHidden="0" w:name="List Bullet"/>
@@ -18895,7 +19170,7 @@
     <w:lsdException w:uiPriority="99" w:name="List Bullet 4"/>
     <w:lsdException w:uiPriority="99" w:name="List Bullet 5"/>
     <w:lsdException w:uiPriority="99" w:semiHidden="0" w:name="List Number 2"/>
-    <w:lsdException w:uiPriority="99" w:semiHidden="0" w:name="List Number 3"/>
+    <w:lsdException w:qFormat="1" w:uiPriority="99" w:semiHidden="0" w:name="List Number 3"/>
     <w:lsdException w:uiPriority="99" w:name="List Number 4"/>
     <w:lsdException w:uiPriority="99" w:name="List Number 5"/>
     <w:lsdException w:qFormat="1" w:unhideWhenUsed="0" w:uiPriority="10" w:semiHidden="0" w:name="Title"/>
@@ -19000,7 +19275,7 @@
     <w:lsdException w:qFormat="1" w:unhideWhenUsed="0" w:uiPriority="70" w:semiHidden="0" w:name="Dark List"/>
     <w:lsdException w:qFormat="1" w:unhideWhenUsed="0" w:uiPriority="71" w:semiHidden="0" w:name="Colorful Shading"/>
     <w:lsdException w:qFormat="1" w:unhideWhenUsed="0" w:uiPriority="72" w:semiHidden="0" w:name="Colorful List"/>
-    <w:lsdException w:unhideWhenUsed="0" w:uiPriority="73" w:semiHidden="0" w:name="Colorful Grid"/>
+    <w:lsdException w:qFormat="1" w:unhideWhenUsed="0" w:uiPriority="73" w:semiHidden="0" w:name="Colorful Grid"/>
     <w:lsdException w:qFormat="1" w:unhideWhenUsed="0" w:uiPriority="60" w:semiHidden="0" w:name="Light Shading Accent 1"/>
     <w:lsdException w:qFormat="1" w:unhideWhenUsed="0" w:uiPriority="61" w:semiHidden="0" w:name="Light List Accent 1"/>
     <w:lsdException w:qFormat="1" w:unhideWhenUsed="0" w:uiPriority="62" w:semiHidden="0" w:name="Light Grid Accent 1"/>
@@ -19031,7 +19306,7 @@
     <w:lsdException w:qFormat="1" w:unhideWhenUsed="0" w:uiPriority="70" w:semiHidden="0" w:name="Dark List Accent 2"/>
     <w:lsdException w:qFormat="1" w:unhideWhenUsed="0" w:uiPriority="71" w:semiHidden="0" w:name="Colorful Shading Accent 2"/>
     <w:lsdException w:qFormat="1" w:unhideWhenUsed="0" w:uiPriority="72" w:semiHidden="0" w:name="Colorful List Accent 2"/>
-    <w:lsdException w:unhideWhenUsed="0" w:uiPriority="73" w:semiHidden="0" w:name="Colorful Grid Accent 2"/>
+    <w:lsdException w:qFormat="1" w:unhideWhenUsed="0" w:uiPriority="73" w:semiHidden="0" w:name="Colorful Grid Accent 2"/>
     <w:lsdException w:qFormat="1" w:unhideWhenUsed="0" w:uiPriority="60" w:semiHidden="0" w:name="Light Shading Accent 3"/>
     <w:lsdException w:qFormat="1" w:unhideWhenUsed="0" w:uiPriority="61" w:semiHidden="0" w:name="Light List Accent 3"/>
     <w:lsdException w:qFormat="1" w:unhideWhenUsed="0" w:uiPriority="62" w:semiHidden="0" w:name="Light Grid Accent 3"/>
@@ -19073,7 +19348,7 @@
     <w:lsdException w:qFormat="1" w:unhideWhenUsed="0" w:uiPriority="70" w:semiHidden="0" w:name="Dark List Accent 5"/>
     <w:lsdException w:qFormat="1" w:unhideWhenUsed="0" w:uiPriority="71" w:semiHidden="0" w:name="Colorful Shading Accent 5"/>
     <w:lsdException w:unhideWhenUsed="0" w:uiPriority="72" w:semiHidden="0" w:name="Colorful List Accent 5"/>
-    <w:lsdException w:unhideWhenUsed="0" w:uiPriority="73" w:semiHidden="0" w:name="Colorful Grid Accent 5"/>
+    <w:lsdException w:qFormat="1" w:unhideWhenUsed="0" w:uiPriority="73" w:semiHidden="0" w:name="Colorful Grid Accent 5"/>
     <w:lsdException w:qFormat="1" w:unhideWhenUsed="0" w:uiPriority="60" w:semiHidden="0" w:name="Light Shading Accent 6"/>
     <w:lsdException w:qFormat="1" w:unhideWhenUsed="0" w:uiPriority="61" w:semiHidden="0" w:name="Light List Accent 6"/>
     <w:lsdException w:qFormat="1" w:unhideWhenUsed="0" w:uiPriority="62" w:semiHidden="0" w:name="Light Grid Accent 6"/>
@@ -19593,6 +19868,7 @@
     <w:name w:val="List Number 3"/>
     <w:basedOn w:val="1"/>
     <w:unhideWhenUsed/>
+    <w:qFormat/>
     <w:uiPriority w:val="99"/>
     <w:pPr>
       <w:numPr>
@@ -19606,6 +19882,7 @@
     <w:name w:val="macro"/>
     <w:link w:val="147"/>
     <w:unhideWhenUsed/>
+    <w:qFormat/>
     <w:uiPriority w:val="99"/>
     <w:pPr>
       <w:tabs>
@@ -30529,6 +30806,7 @@
   <w:style w:type="table" w:styleId="128">
     <w:name w:val="Colorful Grid"/>
     <w:basedOn w:val="12"/>
+    <w:qFormat/>
     <w:uiPriority w:val="73"/>
     <w:pPr>
       <w:spacing w:after="0" w:line="240" w:lineRule="auto"/>
@@ -30721,6 +30999,7 @@
   <w:style w:type="table" w:styleId="130">
     <w:name w:val="Colorful Grid Accent 2"/>
     <w:basedOn w:val="12"/>
+    <w:qFormat/>
     <w:uiPriority w:val="73"/>
     <w:pPr>
       <w:spacing w:after="0" w:line="240" w:lineRule="auto"/>
@@ -31009,6 +31288,7 @@
   <w:style w:type="table" w:styleId="133">
     <w:name w:val="Colorful Grid Accent 5"/>
     <w:basedOn w:val="12"/>
+    <w:qFormat/>
     <w:uiPriority w:val="73"/>
     <w:pPr>
       <w:spacing w:after="0" w:line="240" w:lineRule="auto"/>
@@ -31230,6 +31510,7 @@
     <w:name w:val="Heading 1 Char"/>
     <w:basedOn w:val="11"/>
     <w:link w:val="2"/>
+    <w:qFormat/>
     <w:uiPriority w:val="9"/>
     <w:rPr>
       <w:rFonts w:asciiTheme="majorHAnsi" w:hAnsiTheme="majorHAnsi" w:eastAsiaTheme="majorEastAsia" w:cstheme="majorBidi"/>
@@ -31335,12 +31616,14 @@
     <w:name w:val="Body Text 2 Char"/>
     <w:basedOn w:val="11"/>
     <w:link w:val="14"/>
+    <w:qFormat/>
     <w:uiPriority w:val="99"/>
   </w:style>
   <w:style w:type="character" w:customStyle="1" w:styleId="146">
     <w:name w:val="Body Text 3 Char"/>
     <w:basedOn w:val="11"/>
     <w:link w:val="15"/>
+    <w:qFormat/>
     <w:uiPriority w:val="99"/>
     <w:rPr>
       <w:sz w:val="16"/>
@@ -31351,6 +31634,7 @@
     <w:name w:val="Macro Text Char"/>
     <w:basedOn w:val="11"/>
     <w:link w:val="32"/>
+    <w:qFormat/>
     <w:uiPriority w:val="99"/>
     <w:rPr>
       <w:rFonts w:ascii="Courier" w:hAnsi="Courier"/>
@@ -31380,6 +31664,7 @@
     <w:name w:val="Quote Char"/>
     <w:basedOn w:val="11"/>
     <w:link w:val="148"/>
+    <w:qFormat/>
     <w:uiPriority w:val="29"/>
     <w:rPr>
       <w:i/>
@@ -31397,6 +31682,7 @@
     <w:basedOn w:val="11"/>
     <w:link w:val="5"/>
     <w:semiHidden/>
+    <w:qFormat/>
     <w:uiPriority w:val="9"/>
     <w:rPr>
       <w:rFonts w:asciiTheme="majorHAnsi" w:hAnsiTheme="majorHAnsi" w:eastAsiaTheme="majorEastAsia" w:cstheme="majorBidi"/>
@@ -31442,6 +31728,7 @@
     <w:basedOn w:val="11"/>
     <w:link w:val="8"/>
     <w:semiHidden/>
+    <w:qFormat/>
     <w:uiPriority w:val="9"/>
     <w:rPr>
       <w:rFonts w:asciiTheme="majorHAnsi" w:hAnsiTheme="majorHAnsi" w:eastAsiaTheme="majorEastAsia" w:cstheme="majorBidi"/>

--- a/docs/paper/PaperV5_Ollama_Primary.docx
+++ b/docs/paper/PaperV5_Ollama_Primary.docx
@@ -1,14 +1,12 @@
 
 <file path=word/document.xml><?xml version="1.0" encoding="utf-8"?>
-<w:document xmlns:wpc="http://schemas.microsoft.com/office/word/2010/wordprocessingCanvas" xmlns:cx="http://schemas.microsoft.com/office/drawing/2014/chartex" xmlns:cx1="http://schemas.microsoft.com/office/drawing/2015/9/8/chartex" xmlns:cx2="http://schemas.microsoft.com/office/drawing/2015/10/21/chartex" xmlns:cx3="http://schemas.microsoft.com/office/drawing/2016/5/9/chartex" xmlns:cx4="http://schemas.microsoft.com/office/drawing/2016/5/10/chartex" xmlns:cx5="http://schemas.microsoft.com/office/drawing/2016/5/11/chartex" xmlns:cx6="http://schemas.microsoft.com/office/drawing/2016/5/12/chartex" xmlns:cx7="http://schemas.microsoft.com/office/drawing/2016/5/13/chartex" xmlns:cx8="http://schemas.microsoft.com/office/drawing/2016/5/14/chartex" xmlns:mc="http://schemas.openxmlformats.org/markup-compatibility/2006" xmlns:o="urn:schemas-microsoft-com:office:office" xmlns:r="http://schemas.openxmlformats.org/officeDocument/2006/relationships" xmlns:m="http://schemas.openxmlformats.org/officeDocument/2006/math" xmlns:v="urn:schemas-microsoft-com:vml" xmlns:wp14="http://schemas.microsoft.com/office/word/2010/wordprocessingDrawing" xmlns:wp="http://schemas.openxmlformats.org/drawingml/2006/wordprocessingDrawing" xmlns:w="http://schemas.openxmlformats.org/wordprocessingml/2006/main" xmlns:w14="http://schemas.microsoft.com/office/word/2010/wordml" xmlns:w10="urn:schemas-microsoft-com:office:word" xmlns:w15="http://schemas.microsoft.com/office/word/2012/wordml" xmlns:wpg="http://schemas.microsoft.com/office/word/2010/wordprocessingGroup" xmlns:wpi="http://schemas.microsoft.com/office/word/2010/wordprocessingInk" xmlns:wne="http://schemas.microsoft.com/office/word/2006/wordml" xmlns:wps="http://schemas.microsoft.com/office/word/2010/wordprocessingShape" xmlns:wpsCustomData="http://www.wps.cn/officeDocument/2013/wpsCustomData" mc:Ignorable="w14 w15 wp14">
+<w:document xmlns:ns1="http://schemas.openxmlformats.org/markup-compatibility/2006" xmlns:ns3="http://schemas.openxmlformats.org/officeDocument/2006/math" xmlns:ns4="http://schemas.openxmlformats.org/drawingml/2006/wordprocessingDrawing" xmlns:ns5="http://schemas.openxmlformats.org/drawingml/2006/main" xmlns:ns6="http://schemas.openxmlformats.org/drawingml/2006/picture" xmlns:r="http://schemas.openxmlformats.org/officeDocument/2006/relationships" xmlns:w="http://schemas.openxmlformats.org/wordprocessingml/2006/main" xmlns:w14="http://schemas.microsoft.com/office/word/2010/wordml" ns1:Ignorable="w14 w15 wp14">
   <w:body>
     <w:p>
       <w:pPr>
         <w:spacing w:before="280" w:after="160"/>
         <w:jc w:val="center"/>
       </w:pPr>
-      <w:bookmarkStart w:id="0" w:name="_GoBack"/>
-      <w:bookmarkEnd w:id="0"/>
       <w:r>
         <w:rPr>
           <w:rFonts w:ascii="Times New Roman" w:hAnsi="Times New Roman"/>
@@ -24,6 +22,7 @@
         <w:spacing w:before="40" w:after="160" w:line="276" w:lineRule="auto"/>
         <w:jc w:val="center"/>
       </w:pPr>
+      <w:r/>
       <w:r>
         <w:rPr>
           <w:rFonts w:ascii="Times New Roman" w:hAnsi="Times New Roman"/>
@@ -47,7 +46,15 @@
           <w:b/>
           <w:sz w:val="23"/>
         </w:rPr>
-        <w:t>, Aashish Rajput</w:t>
+        <w:t xml:space="preserve">, </w:t>
+      </w:r>
+      <w:r>
+        <w:rPr>
+          <w:rFonts w:ascii="Times New Roman" w:hAnsi="Times New Roman"/>
+          <w:b/>
+          <w:sz w:val="23"/>
+        </w:rPr>
+        <w:t>Aashish Rajput</w:t>
       </w:r>
       <w:r>
         <w:rPr>
@@ -64,7 +71,15 @@
           <w:b/>
           <w:sz w:val="23"/>
         </w:rPr>
-        <w:t>, and Avdesh Kumar Sah</w:t>
+        <w:t xml:space="preserve">, and </w:t>
+      </w:r>
+      <w:r>
+        <w:rPr>
+          <w:rFonts w:ascii="Times New Roman" w:hAnsi="Times New Roman"/>
+          <w:b/>
+          <w:sz w:val="23"/>
+        </w:rPr>
+        <w:t>Avdesh Kumar Sah</w:t>
       </w:r>
       <w:r>
         <w:rPr>
@@ -76,7 +91,7 @@
         <w:t>3</w:t>
       </w:r>
       <w:r>
-        <w:br w:type="textWrapping"/>
+        <w:br/>
       </w:r>
       <w:r>
         <w:rPr>
@@ -94,7 +109,7 @@
         <w:t xml:space="preserve"> Department of Computer Science and Engineering, Sharda University, Greater Noida, Uttar Pradesh, India</w:t>
       </w:r>
       <w:r>
-        <w:br w:type="textWrapping"/>
+        <w:br/>
       </w:r>
       <w:r>
         <w:rPr>
@@ -266,89 +281,60 @@
         <w:spacing w:before="40" w:after="80" w:line="276" w:lineRule="auto"/>
         <w:jc w:val="both"/>
       </w:pPr>
-      <m:oMath>
-        <m:r>
-          <m:rPr/>
+      <ns3:oMath>
+        <ns3:r>
+          <ns3:rPr/>
           <w:rPr>
             <w:rFonts w:ascii="Cambria Math" w:hAnsi="Cambria Math"/>
           </w:rPr>
-          <m:t>3</m:t>
-        </m:r>
-        <m:r>
-          <m:rPr/>
+          <ns3:t>3</ns3:t>
+        </ns3:r>
+        <ns3:r>
+          <ns3:rPr/>
           <w:rPr>
             <w:rFonts w:ascii="Times New Roman" w:hAnsi="Times New Roman"/>
           </w:rPr>
-          <m:t>categories</m:t>
-        </m:r>
-        <m:r>
-          <m:rPr/>
+          <ns3:t>categories</ns3:t>
+        </ns3:r>
+        <ns3:r>
+          <ns3:rPr/>
           <w:rPr>
             <w:rFonts w:ascii="Cambria Math" w:hAnsi="Cambria Math"/>
           </w:rPr>
-          <m:t>×30</m:t>
-        </m:r>
-        <m:r>
-          <m:rPr/>
+          <ns3:t>×30</ns3:t>
+        </ns3:r>
+        <ns3:r>
+          <ns3:rPr/>
           <w:rPr>
             <w:rFonts w:ascii="Times New Roman" w:hAnsi="Times New Roman"/>
           </w:rPr>
-          <m:t>instances</m:t>
-        </m:r>
-        <m:r>
-          <m:rPr/>
+          <ns3:t>instances</ns3:t>
+        </ns3:r>
+        <ns3:r>
+          <ns3:rPr/>
           <w:rPr>
             <w:rFonts w:ascii="Cambria Math" w:hAnsi="Cambria Math"/>
           </w:rPr>
-          <m:t>×4</m:t>
-        </m:r>
-        <m:r>
-          <m:rPr/>
+          <ns3:t>×4</ns3:t>
+        </ns3:r>
+        <ns3:r>
+          <ns3:rPr/>
           <w:rPr>
             <w:rFonts w:ascii="Times New Roman" w:hAnsi="Times New Roman"/>
           </w:rPr>
-          <m:t>degradation profiles</m:t>
-        </m:r>
-      </m:oMath>
-      <w:r>
+          <ns3:t>degradation profiles</ns3:t>
+        </ns3:r>
+      </ns3:oMath>
+      <w:r/>
+      <w:r>
+        <w:rPr/>
+      </w:r>
+      <w:r>
+        <w:rPr/>
+      </w:r>
+      <w:r>
+        <w:rPr/>
         <w:t>We evaluate the benchmark suite across 360 specimens (24,480 paired field observations (360 specimens x variable field evaluation attributes (33 for certificates and student IDs; 138 for marksheets))). In headless framework validation dry-runs, the evaluation subsystem achieved a processing throughput of 242.59 samples/sec with zero database state mutations. In live neural model inference testing using Groq Cloud's Llama 3.1 8B Instant engine with strict real-inference enforcement (allowMockFallback: false), the system achieved a 75.23% Field Extraction F1 score and 8.21% Character Error Rate (CER) (11.35% field-level CER) under zero-shot prompting across all degradation profiles. Furthermore, category classification achieved 100.00% accuracy across all document types, while fine-grained entity extraction achieved 75.23% F1 score due to missing fields and OCR errors. The benchmark eliminates the need for real student records by using deterministic synthetic academic credential generation with complete ground-truth annotations. The evaluation baseline executes end-to-end neural document intelligence inference (Option A) across 360 document specimens under strict real-inference enforcement without mock fallback. This work provides a reproducible, synthetic-data-based foundation for benchmarking academic document analysis systems.</w:t>
-      </w:r>
-    </w:p>
-    <w:p>
-      <w:pPr>
-        <w:spacing w:before="280" w:after="120"/>
-        <w:jc w:val="center"/>
-      </w:pPr>
-      <w:r>
-        <w:rPr>
-          <w:rFonts w:ascii="Times New Roman" w:hAnsi="Times New Roman"/>
-          <w:b/>
-          <w:sz w:val="26"/>
-        </w:rPr>
-        <w:t>CONTENTS</w:t>
-      </w:r>
-    </w:p>
-    <w:p>
-      <w:pPr>
-        <w:spacing w:after="240"/>
-      </w:pPr>
-      <w:r>
-        <w:fldChar w:fldCharType="begin"/>
-      </w:r>
-      <w:r>
-        <w:instrText xml:space="preserve">TOC \o "1-2" \h \z \u</w:instrText>
-      </w:r>
-      <w:r>
-        <w:fldChar w:fldCharType="separate"/>
-      </w:r>
-      <w:r>
-        <w:rPr>
-          <w:b/>
-        </w:rPr>
-        <w:t>Error. No table of contents entries found.</w:t>
-      </w:r>
-      <w:r>
-        <w:fldChar w:fldCharType="end"/>
       </w:r>
     </w:p>
     <w:p>
@@ -377,6 +363,7 @@
         <w:keepNext/>
         <w:spacing w:before="280" w:after="120"/>
         <w:jc w:val="both"/>
+        <w:outlineLvl w:val="0"/>
       </w:pPr>
       <w:r>
         <w:rPr>
@@ -393,6 +380,7 @@
         <w:keepNext/>
         <w:spacing w:before="200" w:after="80"/>
         <w:jc w:val="both"/>
+        <w:outlineLvl w:val="1"/>
       </w:pPr>
       <w:r>
         <w:rPr>
@@ -435,6 +423,7 @@
         <w:spacing w:before="20" w:after="40"/>
         <w:ind w:left="360"/>
         <w:jc w:val="both"/>
+        <w:outlineLvl w:val="0"/>
       </w:pPr>
       <w:r>
         <w:rPr>
@@ -457,6 +446,7 @@
         <w:spacing w:before="20" w:after="40"/>
         <w:ind w:left="360"/>
         <w:jc w:val="both"/>
+        <w:outlineLvl w:val="0"/>
       </w:pPr>
       <w:r>
         <w:rPr>
@@ -479,6 +469,7 @@
         <w:spacing w:before="20" w:after="40"/>
         <w:ind w:left="360"/>
         <w:jc w:val="both"/>
+        <w:outlineLvl w:val="0"/>
       </w:pPr>
       <w:r>
         <w:rPr>
@@ -514,6 +505,7 @@
         <w:keepNext/>
         <w:spacing w:before="200" w:after="80"/>
         <w:jc w:val="both"/>
+        <w:outlineLvl w:val="1"/>
       </w:pPr>
       <w:r>
         <w:rPr>
@@ -609,6 +601,7 @@
         <w:keepNext/>
         <w:spacing w:before="200" w:after="80"/>
         <w:jc w:val="both"/>
+        <w:outlineLvl w:val="1"/>
       </w:pPr>
       <w:r>
         <w:rPr>
@@ -638,6 +631,7 @@
         <w:spacing w:before="20" w:after="40"/>
         <w:ind w:left="360"/>
         <w:jc w:val="both"/>
+        <w:outlineLvl w:val="0"/>
       </w:pPr>
       <w:r>
         <w:rPr>
@@ -660,6 +654,7 @@
         <w:spacing w:before="20" w:after="40"/>
         <w:ind w:left="360"/>
         <w:jc w:val="both"/>
+        <w:outlineLvl w:val="0"/>
       </w:pPr>
       <w:r>
         <w:rPr>
@@ -682,6 +677,7 @@
         <w:spacing w:before="20" w:after="40"/>
         <w:ind w:left="360"/>
         <w:jc w:val="both"/>
+        <w:outlineLvl w:val="0"/>
       </w:pPr>
       <w:r>
         <w:rPr>
@@ -704,6 +700,7 @@
         <w:spacing w:before="20" w:after="40"/>
         <w:ind w:left="360"/>
         <w:jc w:val="both"/>
+        <w:outlineLvl w:val="0"/>
       </w:pPr>
       <w:r>
         <w:rPr>
@@ -726,9 +723,10 @@
         <w:spacing w:before="20" w:after="40"/>
         <w:ind w:left="360"/>
         <w:jc w:val="both"/>
-      </w:pPr>
-      <w:r>
-        <w:t>5. Quality Profile Robustness Framework: A controlled optical quality-profile degradation matrix across four standardized profiles (clean, scanner_copy, mobile_camera, rotated_90) [27], [30], [33], designed to quantify extraction decay in image-based evaluations. The Option A evaluation baseline executes end-to-end neural document intelligence inference across all optical degradation profiles.</w:t>
+        <w:outlineLvl w:val="0"/>
+      </w:pPr>
+      <w:r>
+        <w:t xml:space="preserve">5. Quality Profile Robustness Framework: A controlled optical quality-profile degradation matrix across four standardized profiles (clean, scanner_copy, mobile_camera, rotated_90) [27], [30], [33], designed to quantify extraction decay in image-based evaluations. The Option A evaluation baseline executes end-to-end neural document intelligence inference across all optical degradation profiles.</w:t>
       </w:r>
     </w:p>
     <w:p>
@@ -736,6 +734,7 @@
         <w:keepNext/>
         <w:spacing w:before="200" w:after="80"/>
         <w:jc w:val="both"/>
+        <w:outlineLvl w:val="1"/>
       </w:pPr>
       <w:r>
         <w:rPr>
@@ -779,7 +778,7 @@
         <w:jc w:val="both"/>
       </w:pPr>
       <w:r>
-        <w:t>By integrating five interdependent methodological components-seed-deterministic synthetic rendering, multi-profile optical degradation, decoupled read-only execution, multi-stage semantic canonicalization, and a structured diagnostic error taxonomy-into a single protocol [31], this work establishes a reproducible foundation to evaluate document analysis pipelines under controlled experimental conditions. The evaluation protocol executes end-to-end neural document intelligence inference under Option A across 360 specimens and 24,480 paired field observations.</w:t>
+        <w:t xml:space="preserve">By integrating five interdependent methodological components-seed-deterministic synthetic rendering, multi-profile optical degradation, decoupled read-only execution, multi-stage semantic canonicalization, and a structured diagnostic error taxonomy-into a single protocol [31], this work establishes a reproducible foundation to evaluate document analysis pipelines under controlled experimental conditions. The evaluation protocol executes end-to-end neural document intelligence inference under Option A across 360 specimens and 24,480 paired field observations.</w:t>
       </w:r>
     </w:p>
     <w:p>
@@ -787,6 +786,7 @@
         <w:keepNext/>
         <w:spacing w:before="200" w:after="80"/>
         <w:jc w:val="both"/>
+        <w:outlineLvl w:val="1"/>
       </w:pPr>
       <w:r>
         <w:rPr>
@@ -816,6 +816,7 @@
         <w:keepNext/>
         <w:spacing w:before="280" w:after="120"/>
         <w:jc w:val="both"/>
+        <w:outlineLvl w:val="0"/>
       </w:pPr>
       <w:r>
         <w:rPr>
@@ -832,6 +833,7 @@
         <w:keepNext/>
         <w:spacing w:before="200" w:after="80"/>
         <w:jc w:val="both"/>
+        <w:outlineLvl w:val="1"/>
       </w:pPr>
       <w:r>
         <w:rPr>
@@ -1082,6 +1084,7 @@
         <w:keepNext/>
         <w:spacing w:before="200" w:after="80"/>
         <w:jc w:val="both"/>
+        <w:outlineLvl w:val="1"/>
       </w:pPr>
       <w:r>
         <w:rPr>
@@ -1365,7 +1368,7 @@
         <w:jc w:val="both"/>
       </w:pPr>
       <w:r>
-        <w:t>Fine-Grained Layout Attention &amp; Unified Tokenization: DocFormers 2.0 [32] introduced fine-grained multimodal layout attention, Wilson et al. [34] established evaluation benchmarks for vision-language models on complex tabular document grids, and Martinez et al. [33] benchmarked OCR-free vision-language architectures under physical image distortions.
+        <w:t xml:space="preserve">Fine-Grained Layout Attention &amp; Unified Tokenization: DocFormers 2.0 [32] introduced fine-grained multimodal layout attention, Wilson et al. [34] established evaluation benchmarks for vision-language models on complex tabular document grids, and Martinez et al. [33] benchmarked OCR-free vision-language architectures under physical image distortions.
 End-to-End Document Parsing &amp; Open-Weight Advances: GOT-OCR2.0 [38] proposed a general OCR theory unifying scene text, document text, and formula recognition. Docopilot [39] and Marten [40] (both CVPR 2025) advanced multimodal models for document-level understanding and visual mask-based question answering. MinerU2.5 [43] introduced a 1.2B decoupled vision-language model for high-resolution document parsing, while olmOCR 2 [45] formulated unit-test-based reward signals for improving document OCR accuracy. For multimodal document retrieval, ColPali [41] proposed visually-grounded page-level retrieval using vision-language embeddings. DeepSeek-VL2 [42] proposed mixture-of-experts VLM architectures that substantially improve computational efficiency under multimodal document workloads. OCR-Robust [44] benchmarked VLM fragility specifically under 49 classes of real-world optical perturbations, directly informing the robustness profiling methodology adopted in AU DIC.</w:t>
       </w:r>
     </w:p>
@@ -1395,6 +1398,7 @@
         <w:keepNext/>
         <w:spacing w:before="200" w:after="80"/>
         <w:jc w:val="both"/>
+        <w:outlineLvl w:val="1"/>
       </w:pPr>
       <w:r>
         <w:rPr>
@@ -1499,6 +1503,7 @@
         <w:keepNext/>
         <w:spacing w:before="200" w:after="80"/>
         <w:jc w:val="both"/>
+        <w:outlineLvl w:val="1"/>
       </w:pPr>
       <w:r>
         <w:rPr>
@@ -1528,6 +1533,7 @@
         <w:keepNext/>
         <w:spacing w:before="200" w:after="80"/>
         <w:jc w:val="both"/>
+        <w:outlineLvl w:val="1"/>
       </w:pPr>
       <w:r>
         <w:rPr>
@@ -1557,7 +1563,7 @@
         <w:spacing w:before="40" w:after="80" w:line="276" w:lineRule="auto"/>
       </w:pPr>
       <w:r>
-        <w:t>Table I provides a comprehensive comparative analysis contrasting ADBG v1.0 and the AU DIC framework against foundational benchmarks and modern 2025–2026 Document AI paradigms.</w:t>
+        <w:t xml:space="preserve">Table I provides a comprehensive comparative analysis contrasting ADBG v1.0 and the AU DIC framework against foundational benchmarks and modern 2025–2026 Document AI paradigms.</w:t>
       </w:r>
     </w:p>
     <w:p>
@@ -1567,7 +1573,7 @@
         <w:jc w:val="center"/>
       </w:pPr>
       <w:r>
-        <w:t>Table I: Comprehensive Comparative Matrix of Document Intelligence Benchmarks &amp; Evaluation Paradigms</w:t>
+        <w:t xml:space="preserve">Table I: Comprehensive Comparative Matrix of Document Intelligence Benchmarks &amp; Evaluation Paradigms</w:t>
       </w:r>
     </w:p>
     <w:tbl>
@@ -4592,6 +4598,7 @@
         <w:keepNext/>
         <w:spacing w:before="200" w:after="80"/>
         <w:jc w:val="both"/>
+        <w:outlineLvl w:val="1"/>
       </w:pPr>
       <w:r>
         <w:rPr>
@@ -4621,6 +4628,7 @@
         <w:spacing w:before="20" w:after="40"/>
         <w:ind w:left="360"/>
         <w:jc w:val="both"/>
+        <w:outlineLvl w:val="0"/>
       </w:pPr>
       <w:r>
         <w:rPr>
@@ -4643,6 +4651,7 @@
         <w:spacing w:before="20" w:after="40"/>
         <w:ind w:left="360"/>
         <w:jc w:val="both"/>
+        <w:outlineLvl w:val="0"/>
       </w:pPr>
       <w:r>
         <w:rPr>
@@ -4665,6 +4674,7 @@
         <w:spacing w:before="20" w:after="40"/>
         <w:ind w:left="360"/>
         <w:jc w:val="both"/>
+        <w:outlineLvl w:val="0"/>
       </w:pPr>
       <w:r>
         <w:rPr>
@@ -4687,6 +4697,7 @@
         <w:spacing w:before="20" w:after="40"/>
         <w:ind w:left="360"/>
         <w:jc w:val="both"/>
+        <w:outlineLvl w:val="0"/>
       </w:pPr>
       <w:r>
         <w:rPr>
@@ -4722,6 +4733,7 @@
         <w:keepNext/>
         <w:spacing w:before="280" w:after="120"/>
         <w:jc w:val="both"/>
+        <w:outlineLvl w:val="0"/>
       </w:pPr>
       <w:r>
         <w:rPr>
@@ -4738,6 +4750,7 @@
         <w:keepNext/>
         <w:spacing w:before="200" w:after="80"/>
         <w:jc w:val="both"/>
+        <w:outlineLvl w:val="1"/>
       </w:pPr>
       <w:r>
         <w:rPr>
@@ -4799,41 +4812,41 @@
       </w:pPr>
       <w:r>
         <w:drawing>
-          <wp:inline distT="0" distB="0" distL="0" distR="0">
-            <wp:extent cx="5943600" cy="2476500"/>
-            <wp:effectExtent l="0" t="0" r="0" b="0"/>
-            <wp:docPr id="1" name="Picture 1"/>
-            <wp:cNvGraphicFramePr>
-              <a:graphicFrameLocks xmlns:a="http://schemas.openxmlformats.org/drawingml/2006/main" noChangeAspect="1"/>
-            </wp:cNvGraphicFramePr>
-            <a:graphic xmlns:a="http://schemas.openxmlformats.org/drawingml/2006/main">
-              <a:graphicData uri="http://schemas.openxmlformats.org/drawingml/2006/picture">
-                <pic:pic xmlns:pic="http://schemas.openxmlformats.org/drawingml/2006/picture">
-                  <pic:nvPicPr>
-                    <pic:cNvPr id="1" name="Picture 1"/>
-                    <pic:cNvPicPr>
-                      <a:picLocks noChangeAspect="1"/>
-                    </pic:cNvPicPr>
-                  </pic:nvPicPr>
-                  <pic:blipFill>
-                    <a:blip r:embed="rId7"/>
-                    <a:stretch>
-                      <a:fillRect/>
-                    </a:stretch>
-                  </pic:blipFill>
-                  <pic:spPr>
-                    <a:xfrm>
-                      <a:off x="0" y="0"/>
-                      <a:ext cx="5943600" cy="2476500"/>
-                    </a:xfrm>
-                    <a:prstGeom prst="rect">
-                      <a:avLst/>
-                    </a:prstGeom>
-                  </pic:spPr>
-                </pic:pic>
-              </a:graphicData>
-            </a:graphic>
-          </wp:inline>
+          <ns4:inline distT="0" distB="0" distL="0" distR="0">
+            <ns4:extent cx="5943600" cy="2476500"/>
+            <ns4:effectExtent l="0" t="0" r="0" b="0"/>
+            <ns4:docPr id="1" name="Picture 1"/>
+            <ns4:cNvGraphicFramePr>
+              <ns5:graphicFrameLocks noChangeAspect="1"/>
+            </ns4:cNvGraphicFramePr>
+            <ns5:graphic>
+              <ns5:graphicData uri="http://schemas.openxmlformats.org/drawingml/2006/picture">
+                <ns6:pic>
+                  <ns6:nvPicPr>
+                    <ns6:cNvPr id="1" name="Picture 1"/>
+                    <ns6:cNvPicPr>
+                      <ns5:picLocks noChangeAspect="1"/>
+                    </ns6:cNvPicPr>
+                  </ns6:nvPicPr>
+                  <ns6:blipFill>
+                    <ns5:blip r:embed="rId7"/>
+                    <ns5:stretch>
+                      <ns5:fillRect/>
+                    </ns5:stretch>
+                  </ns6:blipFill>
+                  <ns6:spPr>
+                    <ns5:xfrm>
+                      <ns5:off x="0" y="0"/>
+                      <ns5:ext cx="5943600" cy="2476500"/>
+                    </ns5:xfrm>
+                    <ns5:prstGeom prst="rect">
+                      <ns5:avLst/>
+                    </ns5:prstGeom>
+                  </ns6:spPr>
+                </ns6:pic>
+              </ns5:graphicData>
+            </ns5:graphic>
+          </ns4:inline>
         </w:drawing>
       </w:r>
     </w:p>
@@ -4872,41 +4885,41 @@
       </w:pPr>
       <w:r>
         <w:drawing>
-          <wp:inline distT="0" distB="0" distL="0" distR="0">
-            <wp:extent cx="1949450" cy="5399405"/>
-            <wp:effectExtent l="0" t="0" r="5715" b="2540"/>
-            <wp:docPr id="2" name="Picture 2"/>
-            <wp:cNvGraphicFramePr>
-              <a:graphicFrameLocks xmlns:a="http://schemas.openxmlformats.org/drawingml/2006/main" noChangeAspect="1"/>
-            </wp:cNvGraphicFramePr>
-            <a:graphic xmlns:a="http://schemas.openxmlformats.org/drawingml/2006/main">
-              <a:graphicData uri="http://schemas.openxmlformats.org/drawingml/2006/picture">
-                <pic:pic xmlns:pic="http://schemas.openxmlformats.org/drawingml/2006/picture">
-                  <pic:nvPicPr>
-                    <pic:cNvPr id="2" name="Picture 2"/>
-                    <pic:cNvPicPr>
-                      <a:picLocks noChangeAspect="1"/>
-                    </pic:cNvPicPr>
-                  </pic:nvPicPr>
-                  <pic:blipFill>
-                    <a:blip r:embed="rId8"/>
-                    <a:stretch>
-                      <a:fillRect/>
-                    </a:stretch>
-                  </pic:blipFill>
-                  <pic:spPr>
-                    <a:xfrm>
-                      <a:off x="0" y="0"/>
-                      <a:ext cx="1950000" cy="5400000"/>
-                    </a:xfrm>
-                    <a:prstGeom prst="rect">
-                      <a:avLst/>
-                    </a:prstGeom>
-                  </pic:spPr>
-                </pic:pic>
-              </a:graphicData>
-            </a:graphic>
-          </wp:inline>
+          <ns4:inline distT="0" distB="0" distL="0" distR="0">
+            <ns4:extent cx="1950000" cy="5400000"/>
+            <ns4:effectExtent l="0" t="0" r="5715" b="2540"/>
+            <ns4:docPr id="2" name="Picture 2"/>
+            <ns4:cNvGraphicFramePr>
+              <ns5:graphicFrameLocks noChangeAspect="1"/>
+            </ns4:cNvGraphicFramePr>
+            <ns5:graphic>
+              <ns5:graphicData uri="http://schemas.openxmlformats.org/drawingml/2006/picture">
+                <ns6:pic>
+                  <ns6:nvPicPr>
+                    <ns6:cNvPr id="2" name="Picture 2"/>
+                    <ns6:cNvPicPr>
+                      <ns5:picLocks noChangeAspect="1"/>
+                    </ns6:cNvPicPr>
+                  </ns6:nvPicPr>
+                  <ns6:blipFill>
+                    <ns5:blip r:embed="rId8"/>
+                    <ns5:stretch>
+                      <ns5:fillRect/>
+                    </ns5:stretch>
+                  </ns6:blipFill>
+                  <ns6:spPr>
+                    <ns5:xfrm>
+                      <ns5:off x="0" y="0"/>
+                      <ns5:ext cx="1950000" cy="5400000"/>
+                    </ns5:xfrm>
+                    <ns5:prstGeom prst="rect">
+                      <ns5:avLst/>
+                    </ns5:prstGeom>
+                  </ns6:spPr>
+                </ns6:pic>
+              </ns5:graphicData>
+            </ns5:graphic>
+          </ns4:inline>
         </w:drawing>
       </w:r>
     </w:p>
@@ -4930,6 +4943,7 @@
         <w:keepNext/>
         <w:spacing w:before="200" w:after="80"/>
         <w:jc w:val="both"/>
+        <w:outlineLvl w:val="1"/>
       </w:pPr>
       <w:r>
         <w:rPr>
@@ -5004,6 +5018,7 @@
         <w:spacing w:before="20" w:after="40"/>
         <w:ind w:left="360"/>
         <w:jc w:val="both"/>
+        <w:outlineLvl w:val="0"/>
       </w:pPr>
       <w:r>
         <w:rPr>
@@ -5026,6 +5041,7 @@
         <w:spacing w:before="20" w:after="40"/>
         <w:ind w:left="360"/>
         <w:jc w:val="both"/>
+        <w:outlineLvl w:val="0"/>
       </w:pPr>
       <w:r>
         <w:rPr>
@@ -5048,6 +5064,7 @@
         <w:spacing w:before="20" w:after="40"/>
         <w:ind w:left="360"/>
         <w:jc w:val="both"/>
+        <w:outlineLvl w:val="0"/>
       </w:pPr>
       <w:r>
         <w:rPr>
@@ -5200,6 +5217,7 @@
         <w:keepNext/>
         <w:spacing w:before="200" w:after="80"/>
         <w:jc w:val="both"/>
+        <w:outlineLvl w:val="1"/>
       </w:pPr>
       <w:r>
         <w:rPr>
@@ -5229,6 +5247,7 @@
         <w:keepNext/>
         <w:spacing w:before="200" w:after="80"/>
         <w:jc w:val="both"/>
+        <w:outlineLvl w:val="1"/>
       </w:pPr>
       <w:r>
         <w:rPr>
@@ -5258,6 +5277,7 @@
         <w:spacing w:before="20" w:after="40"/>
         <w:ind w:left="360"/>
         <w:jc w:val="both"/>
+        <w:outlineLvl w:val="0"/>
       </w:pPr>
       <w:r>
         <w:rPr>
@@ -5280,6 +5300,7 @@
         <w:spacing w:before="20" w:after="40"/>
         <w:ind w:left="360"/>
         <w:jc w:val="both"/>
+        <w:outlineLvl w:val="0"/>
       </w:pPr>
       <w:r>
         <w:rPr>
@@ -5302,6 +5323,7 @@
         <w:spacing w:before="20" w:after="40"/>
         <w:ind w:left="360"/>
         <w:jc w:val="both"/>
+        <w:outlineLvl w:val="0"/>
       </w:pPr>
       <w:r>
         <w:rPr>
@@ -5324,6 +5346,7 @@
         <w:spacing w:before="20" w:after="40"/>
         <w:ind w:left="360"/>
         <w:jc w:val="both"/>
+        <w:outlineLvl w:val="0"/>
       </w:pPr>
       <w:r>
         <w:rPr>
@@ -5346,6 +5369,7 @@
         <w:spacing w:before="20" w:after="40"/>
         <w:ind w:left="360"/>
         <w:jc w:val="both"/>
+        <w:outlineLvl w:val="0"/>
       </w:pPr>
       <w:r>
         <w:rPr>
@@ -5362,15 +5386,15 @@
         </w:rPr>
         <w:t xml:space="preserve">: Maps common university name abbreviations (e.g., MIT </w:t>
       </w:r>
-      <m:oMath>
-        <m:r>
-          <m:rPr/>
+      <ns3:oMath>
+        <ns3:r>
+          <ns3:rPr/>
           <w:rPr>
             <w:rFonts w:ascii="Cambria Math" w:hAnsi="Cambria Math"/>
           </w:rPr>
-          <m:t>→</m:t>
-        </m:r>
-      </m:oMath>
+          <ns3:t>→</ns3:t>
+        </ns3:r>
+      </ns3:oMath>
       <w:r>
         <w:rPr>
           <w:rFonts w:ascii="Times New Roman" w:hAnsi="Times New Roman"/>
@@ -5384,6 +5408,7 @@
         <w:spacing w:before="20" w:after="40"/>
         <w:ind w:left="360"/>
         <w:jc w:val="both"/>
+        <w:outlineLvl w:val="0"/>
       </w:pPr>
       <w:r>
         <w:rPr>
@@ -5406,6 +5431,7 @@
         <w:keepNext/>
         <w:spacing w:before="200" w:after="80"/>
         <w:jc w:val="both"/>
+        <w:outlineLvl w:val="1"/>
       </w:pPr>
       <w:r>
         <w:rPr>
@@ -5479,6 +5505,7 @@
         <w:spacing w:before="20" w:after="40"/>
         <w:ind w:left="360"/>
         <w:jc w:val="both"/>
+        <w:outlineLvl w:val="0"/>
       </w:pPr>
       <w:r>
         <w:rPr>
@@ -5501,6 +5528,7 @@
         <w:spacing w:before="20" w:after="40"/>
         <w:ind w:left="360"/>
         <w:jc w:val="both"/>
+        <w:outlineLvl w:val="0"/>
       </w:pPr>
       <w:r>
         <w:rPr>
@@ -5517,29 +5545,29 @@
         </w:rPr>
         <w:t>: Both Ground Truth (</w:t>
       </w:r>
-      <m:oMath>
-        <m:sSub>
-          <m:sSubPr/>
-          <m:e>
-            <m:r>
-              <m:rPr/>
+      <ns3:oMath>
+        <ns3:sSub>
+          <ns3:sSubPr/>
+          <ns3:e>
+            <ns3:r>
+              <ns3:rPr/>
               <w:rPr>
                 <w:rFonts w:ascii="Cambria Math" w:hAnsi="Cambria Math"/>
               </w:rPr>
-              <m:t>V</m:t>
-            </m:r>
-          </m:e>
-          <m:sub>
-            <m:r>
-              <m:rPr/>
+              <ns3:t>V</ns3:t>
+            </ns3:r>
+          </ns3:e>
+          <ns3:sub>
+            <ns3:r>
+              <ns3:rPr/>
               <w:rPr>
                 <w:rFonts w:ascii="Times New Roman" w:hAnsi="Times New Roman"/>
               </w:rPr>
-              <m:t>GT</m:t>
-            </m:r>
-          </m:sub>
-        </m:sSub>
-      </m:oMath>
+              <ns3:t>GT</ns3:t>
+            </ns3:r>
+          </ns3:sub>
+        </ns3:sSub>
+      </ns3:oMath>
       <w:r>
         <w:rPr>
           <w:rFonts w:ascii="Times New Roman" w:hAnsi="Times New Roman"/>
@@ -5547,20 +5575,20 @@
         </w:rPr>
         <w:t>) and Prediction (</w:t>
       </w:r>
-      <m:oMath>
-        <m:acc>
-          <m:accPr/>
-          <m:e>
-            <m:r>
-              <m:rPr/>
+      <ns3:oMath>
+        <ns3:acc>
+          <ns3:accPr/>
+          <ns3:e>
+            <ns3:r>
+              <ns3:rPr/>
               <w:rPr>
                 <w:rFonts w:ascii="Cambria Math" w:hAnsi="Cambria Math"/>
               </w:rPr>
-              <m:t>V</m:t>
-            </m:r>
-          </m:e>
-        </m:acc>
-      </m:oMath>
+              <ns3:t>V</ns3:t>
+            </ns3:r>
+          </ns3:e>
+        </ns3:acc>
+      </ns3:oMath>
       <w:r>
         <w:rPr>
           <w:rFonts w:ascii="Times New Roman" w:hAnsi="Times New Roman"/>
@@ -5574,6 +5602,7 @@
         <w:spacing w:before="20" w:after="40"/>
         <w:ind w:left="360"/>
         <w:jc w:val="both"/>
+        <w:outlineLvl w:val="0"/>
       </w:pPr>
       <w:r>
         <w:rPr>
@@ -5596,6 +5625,7 @@
         <w:spacing w:before="20" w:after="40"/>
         <w:ind w:left="360"/>
         <w:jc w:val="both"/>
+        <w:outlineLvl w:val="0"/>
       </w:pPr>
       <w:r>
         <w:rPr>
@@ -5612,62 +5642,62 @@
         </w:rPr>
         <w:t>: The canonical representations remain strictly unequal (</w:t>
       </w:r>
-      <m:oMath>
-        <m:r>
-          <m:rPr/>
+      <ns3:oMath>
+        <ns3:r>
+          <ns3:rPr/>
           <w:rPr>
             <w:rFonts w:ascii="Cambria Math" w:hAnsi="Cambria Math"/>
           </w:rPr>
-          <m:t>C(</m:t>
-        </m:r>
-        <m:sSub>
-          <m:sSubPr/>
-          <m:e>
-            <m:r>
-              <m:rPr/>
+          <ns3:t>C(</ns3:t>
+        </ns3:r>
+        <ns3:sSub>
+          <ns3:sSubPr/>
+          <ns3:e>
+            <ns3:r>
+              <ns3:rPr/>
               <w:rPr>
                 <w:rFonts w:ascii="Cambria Math" w:hAnsi="Cambria Math"/>
               </w:rPr>
-              <m:t>V</m:t>
-            </m:r>
-          </m:e>
-          <m:sub>
-            <m:r>
-              <m:rPr/>
+              <ns3:t>V</ns3:t>
+            </ns3:r>
+          </ns3:e>
+          <ns3:sub>
+            <ns3:r>
+              <ns3:rPr/>
               <w:rPr>
                 <w:rFonts w:ascii="Times New Roman" w:hAnsi="Times New Roman"/>
               </w:rPr>
-              <m:t>GT</m:t>
-            </m:r>
-          </m:sub>
-        </m:sSub>
-        <m:r>
-          <m:rPr/>
+              <ns3:t>GT</ns3:t>
+            </ns3:r>
+          </ns3:sub>
+        </ns3:sSub>
+        <ns3:r>
+          <ns3:rPr/>
           <w:rPr>
             <w:rFonts w:ascii="Cambria Math" w:hAnsi="Cambria Math"/>
           </w:rPr>
-          <m:t>)≠C(</m:t>
-        </m:r>
-        <m:acc>
-          <m:accPr/>
-          <m:e>
-            <m:r>
-              <m:rPr/>
+          <ns3:t>)≠C(</ns3:t>
+        </ns3:r>
+        <ns3:acc>
+          <ns3:accPr/>
+          <ns3:e>
+            <ns3:r>
+              <ns3:rPr/>
               <w:rPr>
                 <w:rFonts w:ascii="Cambria Math" w:hAnsi="Cambria Math"/>
               </w:rPr>
-              <m:t>V</m:t>
-            </m:r>
-          </m:e>
-        </m:acc>
-        <m:r>
-          <m:rPr/>
+              <ns3:t>V</ns3:t>
+            </ns3:r>
+          </ns3:e>
+        </ns3:acc>
+        <ns3:r>
+          <ns3:rPr/>
           <w:rPr>
             <w:rFonts w:ascii="Cambria Math" w:hAnsi="Cambria Math"/>
           </w:rPr>
-          <m:t>)</m:t>
-        </m:r>
-      </m:oMath>
+          <ns3:t>)</ns3:t>
+        </ns3:r>
+      </ns3:oMath>
       <w:r>
         <w:rPr>
           <w:rFonts w:ascii="Times New Roman" w:hAnsi="Times New Roman"/>
@@ -5681,6 +5711,7 @@
         <w:spacing w:before="20" w:after="40"/>
         <w:ind w:left="360"/>
         <w:jc w:val="both"/>
+        <w:outlineLvl w:val="0"/>
       </w:pPr>
       <w:r>
         <w:rPr>
@@ -5820,62 +5851,62 @@
         </w:rPr>
         <w:t>: Both values are normalized, but their canonical representations remain unequal (</w:t>
       </w:r>
-      <m:oMath>
-        <m:r>
-          <m:rPr/>
+      <ns3:oMath>
+        <ns3:r>
+          <ns3:rPr/>
           <w:rPr>
             <w:rFonts w:ascii="Cambria Math" w:hAnsi="Cambria Math"/>
           </w:rPr>
-          <m:t>C(</m:t>
-        </m:r>
-        <m:sSub>
-          <m:sSubPr/>
-          <m:e>
-            <m:r>
-              <m:rPr/>
+          <ns3:t>C(</ns3:t>
+        </ns3:r>
+        <ns3:sSub>
+          <ns3:sSubPr/>
+          <ns3:e>
+            <ns3:r>
+              <ns3:rPr/>
               <w:rPr>
                 <w:rFonts w:ascii="Cambria Math" w:hAnsi="Cambria Math"/>
               </w:rPr>
-              <m:t>V</m:t>
-            </m:r>
-          </m:e>
-          <m:sub>
-            <m:r>
-              <m:rPr/>
+              <ns3:t>V</ns3:t>
+            </ns3:r>
+          </ns3:e>
+          <ns3:sub>
+            <ns3:r>
+              <ns3:rPr/>
               <w:rPr>
                 <w:rFonts w:ascii="Times New Roman" w:hAnsi="Times New Roman"/>
               </w:rPr>
-              <m:t>GT</m:t>
-            </m:r>
-          </m:sub>
-        </m:sSub>
-        <m:r>
-          <m:rPr/>
+              <ns3:t>GT</ns3:t>
+            </ns3:r>
+          </ns3:sub>
+        </ns3:sSub>
+        <ns3:r>
+          <ns3:rPr/>
           <w:rPr>
             <w:rFonts w:ascii="Cambria Math" w:hAnsi="Cambria Math"/>
           </w:rPr>
-          <m:t>)≠C(</m:t>
-        </m:r>
-        <m:acc>
-          <m:accPr/>
-          <m:e>
-            <m:r>
-              <m:rPr/>
+          <ns3:t>)≠C(</ns3:t>
+        </ns3:r>
+        <ns3:acc>
+          <ns3:accPr/>
+          <ns3:e>
+            <ns3:r>
+              <ns3:rPr/>
               <w:rPr>
                 <w:rFonts w:ascii="Cambria Math" w:hAnsi="Cambria Math"/>
               </w:rPr>
-              <m:t>V</m:t>
-            </m:r>
-          </m:e>
-        </m:acc>
-        <m:r>
-          <m:rPr/>
+              <ns3:t>V</ns3:t>
+            </ns3:r>
+          </ns3:e>
+        </ns3:acc>
+        <ns3:r>
+          <ns3:rPr/>
           <w:rPr>
             <w:rFonts w:ascii="Cambria Math" w:hAnsi="Cambria Math"/>
           </w:rPr>
-          <m:t>)</m:t>
-        </m:r>
-      </m:oMath>
+          <ns3:t>)</ns3:t>
+        </ns3:r>
+      </ns3:oMath>
       <w:r>
         <w:rPr>
           <w:rFonts w:ascii="Times New Roman" w:hAnsi="Times New Roman"/>
@@ -5955,7 +5986,7 @@
         <w:spacing w:before="40" w:after="80" w:line="276" w:lineRule="auto"/>
       </w:pPr>
       <w:r>
-        <w:t>Table II illustrates candidate field evaluations across the canonical normalization layer and error taxonomy classifier.</w:t>
+        <w:t xml:space="preserve">Table II illustrates candidate field evaluations across the canonical normalization layer and error taxonomy classifier.</w:t>
       </w:r>
     </w:p>
     <w:p>
@@ -5965,7 +5996,7 @@
         <w:jc w:val="center"/>
       </w:pPr>
       <w:r>
-        <w:t>Table II: Canonical Normalization Comparison Examples and Error Categorization</w:t>
+        <w:t xml:space="preserve">Table II: Canonical Normalization Comparison Examples and Error Categorization</w:t>
       </w:r>
     </w:p>
     <w:tbl>
@@ -6040,29 +6071,29 @@
               </w:rPr>
               <w:t>Ground Truth (</w:t>
             </w:r>
-            <m:oMath>
-              <m:sSub>
-                <m:sSubPr/>
-                <m:e>
-                  <m:r>
-                    <m:rPr/>
+            <ns3:oMath>
+              <ns3:sSub>
+                <ns3:sSubPr/>
+                <ns3:e>
+                  <ns3:r>
+                    <ns3:rPr/>
                     <w:rPr>
                       <w:rFonts w:ascii="Cambria Math" w:hAnsi="Cambria Math"/>
                     </w:rPr>
-                    <m:t>V</m:t>
-                  </m:r>
-                </m:e>
-                <m:sub>
-                  <m:r>
-                    <m:rPr/>
+                    <ns3:t>V</ns3:t>
+                  </ns3:r>
+                </ns3:e>
+                <ns3:sub>
+                  <ns3:r>
+                    <ns3:rPr/>
                     <w:rPr>
                       <w:rFonts w:ascii="Times New Roman" w:hAnsi="Times New Roman"/>
                     </w:rPr>
-                    <m:t>GT</m:t>
-                  </m:r>
-                </m:sub>
-              </m:sSub>
-            </m:oMath>
+                    <ns3:t>GT</ns3:t>
+                  </ns3:r>
+                </ns3:sub>
+              </ns3:sSub>
+            </ns3:oMath>
             <w:r>
               <w:rPr>
                 <w:rFonts w:ascii="Times New Roman" w:hAnsi="Times New Roman"/>
@@ -6099,20 +6130,20 @@
               </w:rPr>
               <w:t>Prediction (</w:t>
             </w:r>
-            <m:oMath>
-              <m:acc>
-                <m:accPr/>
-                <m:e>
-                  <m:r>
-                    <m:rPr/>
+            <ns3:oMath>
+              <ns3:acc>
+                <ns3:accPr/>
+                <ns3:e>
+                  <ns3:r>
+                    <ns3:rPr/>
                     <w:rPr>
                       <w:rFonts w:ascii="Cambria Math" w:hAnsi="Cambria Math"/>
                     </w:rPr>
-                    <m:t>V</m:t>
-                  </m:r>
-                </m:e>
-              </m:acc>
-            </m:oMath>
+                    <ns3:t>V</ns3:t>
+                  </ns3:r>
+                </ns3:e>
+              </ns3:acc>
+            </ns3:oMath>
             <w:r>
               <w:rPr>
                 <w:rFonts w:ascii="Times New Roman" w:hAnsi="Times New Roman"/>
@@ -6149,76 +6180,76 @@
               </w:rPr>
               <w:t>After Canonical Normalizer (</w:t>
             </w:r>
-            <m:oMath>
-              <m:r>
-                <m:rPr/>
+            <ns3:oMath>
+              <ns3:r>
+                <ns3:rPr/>
                 <w:rPr>
                   <w:rFonts w:ascii="Cambria Math" w:hAnsi="Cambria Math"/>
                 </w:rPr>
-                <m:t>C(</m:t>
-              </m:r>
-              <m:sSub>
-                <m:sSubPr/>
-                <m:e>
-                  <m:r>
-                    <m:rPr/>
+                <ns3:t>C(</ns3:t>
+              </ns3:r>
+              <ns3:sSub>
+                <ns3:sSubPr/>
+                <ns3:e>
+                  <ns3:r>
+                    <ns3:rPr/>
                     <w:rPr>
                       <w:rFonts w:ascii="Cambria Math" w:hAnsi="Cambria Math"/>
                     </w:rPr>
-                    <m:t>V</m:t>
-                  </m:r>
-                </m:e>
-                <m:sub>
-                  <m:r>
-                    <m:rPr/>
+                    <ns3:t>V</ns3:t>
+                  </ns3:r>
+                </ns3:e>
+                <ns3:sub>
+                  <ns3:r>
+                    <ns3:rPr/>
                     <w:rPr>
                       <w:rFonts w:ascii="Times New Roman" w:hAnsi="Times New Roman"/>
                     </w:rPr>
-                    <m:t>GT</m:t>
-                  </m:r>
-                </m:sub>
-              </m:sSub>
-              <m:r>
-                <m:rPr/>
+                    <ns3:t>GT</ns3:t>
+                  </ns3:r>
+                </ns3:sub>
+              </ns3:sSub>
+              <ns3:r>
+                <ns3:rPr/>
                 <w:rPr>
                   <w:rFonts w:ascii="Cambria Math" w:hAnsi="Cambria Math"/>
                 </w:rPr>
-                <m:t>)</m:t>
-              </m:r>
-              <m:r>
-                <m:rPr/>
+                <ns3:t>)</ns3:t>
+              </ns3:r>
+              <ns3:r>
+                <ns3:rPr/>
                 <w:rPr>
                   <w:rFonts w:ascii="Times New Roman" w:hAnsi="Times New Roman"/>
                 </w:rPr>
-                <m:t>vs</m:t>
-              </m:r>
-              <m:r>
-                <m:rPr/>
+                <ns3:t>vs</ns3:t>
+              </ns3:r>
+              <ns3:r>
+                <ns3:rPr/>
                 <w:rPr>
                   <w:rFonts w:ascii="Cambria Math" w:hAnsi="Cambria Math"/>
                 </w:rPr>
-                <m:t>C(</m:t>
-              </m:r>
-              <m:acc>
-                <m:accPr/>
-                <m:e>
-                  <m:r>
-                    <m:rPr/>
+                <ns3:t>C(</ns3:t>
+              </ns3:r>
+              <ns3:acc>
+                <ns3:accPr/>
+                <ns3:e>
+                  <ns3:r>
+                    <ns3:rPr/>
                     <w:rPr>
                       <w:rFonts w:ascii="Cambria Math" w:hAnsi="Cambria Math"/>
                     </w:rPr>
-                    <m:t>V</m:t>
-                  </m:r>
-                </m:e>
-              </m:acc>
-              <m:r>
-                <m:rPr/>
+                    <ns3:t>V</ns3:t>
+                  </ns3:r>
+                </ns3:e>
+              </ns3:acc>
+              <ns3:r>
+                <ns3:rPr/>
                 <w:rPr>
                   <w:rFonts w:ascii="Cambria Math" w:hAnsi="Cambria Math"/>
                 </w:rPr>
-                <m:t>)</m:t>
-              </m:r>
-            </m:oMath>
+                <ns3:t>)</ns3:t>
+              </ns3:r>
+            </ns3:oMath>
             <w:r>
               <w:rPr>
                 <w:rFonts w:ascii="Times New Roman" w:hAnsi="Times New Roman"/>
@@ -6593,15 +6624,15 @@
               </w:rPr>
               <w:t xml:space="preserve">Vivekananda Technical University </w:t>
             </w:r>
-            <m:oMath>
-              <m:r>
-                <m:rPr/>
+            <ns3:oMath>
+              <ns3:r>
+                <ns3:rPr/>
                 <w:rPr>
                   <w:rFonts w:ascii="Cambria Math" w:hAnsi="Cambria Math"/>
                 </w:rPr>
-                <m:t>≠</m:t>
-              </m:r>
-            </m:oMath>
+                <ns3:t>≠</ns3:t>
+              </ns3:r>
+            </ns3:oMath>
             <w:r>
               <w:rPr>
                 <w:rFonts w:ascii="Times New Roman" w:hAnsi="Times New Roman"/>
@@ -6730,15 +6761,15 @@
               </w:rPr>
               <w:t xml:space="preserve">2021IT00150 </w:t>
             </w:r>
-            <m:oMath>
-              <m:r>
-                <m:rPr/>
+            <ns3:oMath>
+              <ns3:r>
+                <ns3:rPr/>
                 <w:rPr>
                   <w:rFonts w:ascii="Cambria Math" w:hAnsi="Cambria Math"/>
                 </w:rPr>
-                <m:t>≠</m:t>
-              </m:r>
-            </m:oMath>
+                <ns3:t>≠</ns3:t>
+              </ns3:r>
+            </ns3:oMath>
             <w:r>
               <w:rPr>
                 <w:rFonts w:ascii="Times New Roman" w:hAnsi="Times New Roman"/>
@@ -6780,6 +6811,7 @@
         <w:keepNext/>
         <w:spacing w:before="280" w:after="120"/>
         <w:jc w:val="both"/>
+        <w:outlineLvl w:val="0"/>
       </w:pPr>
       <w:r>
         <w:rPr>
@@ -6796,6 +6828,7 @@
         <w:keepNext/>
         <w:spacing w:before="200" w:after="80"/>
         <w:jc w:val="both"/>
+        <w:outlineLvl w:val="1"/>
       </w:pPr>
       <w:r>
         <w:rPr>
@@ -6819,15 +6852,15 @@
         </w:rPr>
         <w:t xml:space="preserve">The evaluation dataset consists of 360 image specimens (3 document categories </w:t>
       </w:r>
-      <m:oMath>
-        <m:r>
-          <m:rPr/>
+      <ns3:oMath>
+        <ns3:r>
+          <ns3:rPr/>
           <w:rPr>
             <w:rFonts w:ascii="Cambria Math" w:hAnsi="Cambria Math"/>
           </w:rPr>
-          <m:t>×</m:t>
-        </m:r>
-      </m:oMath>
+          <ns3:t>×</ns3:t>
+        </ns3:r>
+      </ns3:oMath>
       <w:r>
         <w:rPr>
           <w:rFonts w:ascii="Times New Roman" w:hAnsi="Times New Roman"/>
@@ -6835,15 +6868,15 @@
         </w:rPr>
         <w:t xml:space="preserve"> 30 unique document instances </w:t>
       </w:r>
-      <m:oMath>
-        <m:r>
-          <m:rPr/>
+      <ns3:oMath>
+        <ns3:r>
+          <ns3:rPr/>
           <w:rPr>
             <w:rFonts w:ascii="Cambria Math" w:hAnsi="Cambria Math"/>
           </w:rPr>
-          <m:t>×</m:t>
-        </m:r>
-      </m:oMath>
+          <ns3:t>×</ns3:t>
+        </ns3:r>
+      </ns3:oMath>
       <w:r>
         <w:rPr>
           <w:rFonts w:ascii="Times New Roman" w:hAnsi="Times New Roman"/>
@@ -6857,6 +6890,7 @@
         <w:keepNext/>
         <w:spacing w:before="200" w:after="80"/>
         <w:jc w:val="both"/>
+        <w:outlineLvl w:val="1"/>
       </w:pPr>
       <w:r>
         <w:rPr>
@@ -6916,6 +6950,7 @@
         <w:keepNext/>
         <w:spacing w:before="200" w:after="80"/>
         <w:jc w:val="both"/>
+        <w:outlineLvl w:val="1"/>
       </w:pPr>
       <w:r>
         <w:rPr>
@@ -6945,58 +6980,61 @@
         <w:spacing w:before="20" w:after="40"/>
         <w:ind w:left="360"/>
         <w:jc w:val="both"/>
-      </w:pPr>
-      <m:oMath>
-        <m:sSub>
-          <m:sSubPr/>
-          <m:e>
-            <m:acc>
-              <m:accPr/>
-              <m:e>
-                <m:r>
-                  <m:rPr/>
+        <w:outlineLvl w:val="0"/>
+      </w:pPr>
+      <ns3:oMath>
+        <ns3:sSub>
+          <ns3:sSubPr/>
+          <ns3:e>
+            <ns3:acc>
+              <ns3:accPr/>
+              <ns3:e>
+                <ns3:r>
+                  <ns3:rPr/>
                   <w:rPr>
                     <w:rFonts w:ascii="Cambria Math" w:hAnsi="Cambria Math"/>
                   </w:rPr>
-                  <m:t>C</m:t>
-                </m:r>
-              </m:e>
-            </m:acc>
-          </m:e>
-          <m:sub>
-            <m:r>
-              <m:rPr/>
+                  <ns3:t>C</ns3:t>
+                </ns3:r>
+              </ns3:e>
+            </ns3:acc>
+          </ns3:e>
+          <ns3:sub>
+            <ns3:r>
+              <ns3:rPr/>
               <w:rPr>
                 <w:rFonts w:ascii="Cambria Math" w:hAnsi="Cambria Math"/>
               </w:rPr>
-              <m:t>i</m:t>
-            </m:r>
-          </m:sub>
-        </m:sSub>
-        <m:sSub>
-          <m:sSubPr/>
-          <m:e>
-            <m:r>
-              <m:rPr/>
+              <ns3:t>i</ns3:t>
+            </ns3:r>
+          </ns3:sub>
+        </ns3:sSub>
+      </ns3:oMath>
+      <ns3:oMath>
+        <ns3:sSub>
+          <ns3:sSubPr/>
+          <ns3:e>
+            <ns3:r>
+              <ns3:rPr/>
               <w:rPr>
                 <w:rFonts w:ascii="Cambria Math" w:hAnsi="Cambria Math"/>
               </w:rPr>
-              <m:t>C</m:t>
-            </m:r>
-          </m:e>
-          <m:sub>
-            <m:r>
-              <m:rPr/>
+              <ns3:t>C</ns3:t>
+            </ns3:r>
+          </ns3:e>
+          <ns3:sub>
+            <ns3:r>
+              <ns3:rPr/>
               <w:rPr>
                 <w:rFonts w:ascii="Cambria Math" w:hAnsi="Cambria Math"/>
               </w:rPr>
-              <m:t>i</m:t>
-            </m:r>
-          </m:sub>
-        </m:sSub>
-      </m:oMath>
-      <w:r>
-        <w:t>1. Category Classification Accuracy (1): The proportion of specimens where the predicted document category (y_hat) matches the ground truth category (y):
+              <ns3:t>i</ns3:t>
+            </ns3:r>
+          </ns3:sub>
+        </ns3:sSub>
+      </ns3:oMath>
+      <w:r>
+        <w:t xml:space="preserve">1. Category Classification Accuracy (1): The proportion of specimens where the predicted document category (y_hat) matches the ground truth category (y):
    Acc_cat = (1 / N) * sum_{i=1}^N I(y_hat_i = y_i)   (1)</w:t>
       </w:r>
     </w:p>
@@ -7012,15 +7050,15 @@
         </w:rPr>
         <w:t xml:space="preserve">where </w:t>
       </w:r>
-      <m:oMath>
-        <m:r>
-          <m:rPr/>
+      <ns3:oMath>
+        <ns3:r>
+          <ns3:rPr/>
           <w:rPr>
             <w:rFonts w:ascii="Cambria Math" w:hAnsi="Cambria Math"/>
           </w:rPr>
-          <m:t>N=360</m:t>
-        </m:r>
-      </m:oMath>
+          <ns3:t>N=360</ns3:t>
+        </ns3:r>
+      </ns3:oMath>
       <w:r>
         <w:rPr>
           <w:rFonts w:ascii="Times New Roman" w:hAnsi="Times New Roman"/>
@@ -7034,39 +7072,51 @@
         <w:spacing w:before="20" w:after="40"/>
         <w:ind w:left="360"/>
         <w:jc w:val="both"/>
-      </w:pPr>
-      <m:oMath>
-        <m:r>
-          <m:rPr/>
+        <w:outlineLvl w:val="0"/>
+      </w:pPr>
+      <ns3:oMath>
+        <ns3:r>
+          <ns3:rPr/>
           <w:rPr>
             <w:rFonts w:ascii="Cambria Math" w:hAnsi="Cambria Math"/>
           </w:rPr>
-          <m:t>PR</m:t>
-        </m:r>
-        <m:sSub>
-          <m:sSubPr/>
-          <m:e>
-            <m:r>
-              <m:rPr/>
+          <ns3:t>P</ns3:t>
+        </ns3:r>
+      </ns3:oMath>
+      <ns3:oMath>
+        <ns3:r>
+          <ns3:rPr/>
+          <w:rPr>
+            <w:rFonts w:ascii="Cambria Math" w:hAnsi="Cambria Math"/>
+          </w:rPr>
+          <ns3:t>R</ns3:t>
+        </ns3:r>
+      </ns3:oMath>
+      <ns3:oMath>
+        <ns3:sSub>
+          <ns3:sSubPr/>
+          <ns3:e>
+            <ns3:r>
+              <ns3:rPr/>
               <w:rPr>
                 <w:rFonts w:ascii="Cambria Math" w:hAnsi="Cambria Math"/>
               </w:rPr>
-              <m:t>F</m:t>
-            </m:r>
-          </m:e>
-          <m:sub>
-            <m:r>
-              <m:rPr/>
+              <ns3:t>F</ns3:t>
+            </ns3:r>
+          </ns3:e>
+          <ns3:sub>
+            <ns3:r>
+              <ns3:rPr/>
               <w:rPr>
                 <w:rFonts w:ascii="Cambria Math" w:hAnsi="Cambria Math"/>
               </w:rPr>
-              <m:t>1</m:t>
-            </m:r>
-          </m:sub>
-        </m:sSub>
-      </m:oMath>
-      <w:r>
-        <w:t>2. Field Extraction Precision, Recall, and F1 Score (2): Macro-averaged key-value field extraction metrics across all extracted target entities:
+              <ns3:t>1</ns3:t>
+            </ns3:r>
+          </ns3:sub>
+        </ns3:sSub>
+      </ns3:oMath>
+      <w:r>
+        <w:t xml:space="preserve">2. Field Extraction Precision, Recall, and F1 Score (2): Macro-averaged key-value field extraction metrics across all extracted target entities:
    Precision = TP / (TP + FP), Recall = TP / (TP + FN), F1 = (2 * Precision * Recall) / (Precision + Recall)   (2)</w:t>
       </w:r>
     </w:p>
@@ -7075,32 +7125,33 @@
         <w:spacing w:before="20" w:after="40"/>
         <w:ind w:left="360"/>
         <w:jc w:val="both"/>
-      </w:pPr>
-      <m:oMath>
-        <m:sSub>
-          <m:sSubPr/>
-          <m:e>
-            <m:r>
-              <m:rPr/>
+        <w:outlineLvl w:val="0"/>
+      </w:pPr>
+      <ns3:oMath>
+        <ns3:sSub>
+          <ns3:sSubPr/>
+          <ns3:e>
+            <ns3:r>
+              <ns3:rPr/>
               <w:rPr>
                 <w:rFonts w:ascii="Cambria Math" w:hAnsi="Cambria Math"/>
               </w:rPr>
-              <m:t>L</m:t>
-            </m:r>
-          </m:e>
-          <m:sub>
-            <m:r>
-              <m:rPr/>
+              <ns3:t>L</ns3:t>
+            </ns3:r>
+          </ns3:e>
+          <ns3:sub>
+            <ns3:r>
+              <ns3:rPr/>
               <w:rPr>
                 <w:rFonts w:ascii="Times New Roman" w:hAnsi="Times New Roman"/>
               </w:rPr>
-              <m:t>GT</m:t>
-            </m:r>
-          </m:sub>
-        </m:sSub>
-      </m:oMath>
-      <w:r>
-        <w:t>3. Character Error Rate (CER) (3): Levenshtein character edit distance [21] between canonically normalized predicted field strings and expected ground truth field strings, normalized by total ground truth character length (L_char):
+              <ns3:t>GT</ns3:t>
+            </ns3:r>
+          </ns3:sub>
+        </ns3:sSub>
+      </ns3:oMath>
+      <w:r>
+        <w:t xml:space="preserve">3. Character Error Rate (CER) (3): Levenshtein character edit distance [21] between canonically normalized predicted field strings and expected ground truth field strings, normalized by total ground truth character length (L_char):
    CER = D_char(s_hat, s) / |s|   (3)</w:t>
       </w:r>
     </w:p>
@@ -7109,32 +7160,33 @@
         <w:spacing w:before="20" w:after="40"/>
         <w:ind w:left="360"/>
         <w:jc w:val="both"/>
-      </w:pPr>
-      <m:oMath>
-        <m:sSub>
-          <m:sSubPr/>
-          <m:e>
-            <m:r>
-              <m:rPr/>
+        <w:outlineLvl w:val="0"/>
+      </w:pPr>
+      <ns3:oMath>
+        <ns3:sSub>
+          <ns3:sSubPr/>
+          <ns3:e>
+            <ns3:r>
+              <ns3:rPr/>
               <w:rPr>
                 <w:rFonts w:ascii="Cambria Math" w:hAnsi="Cambria Math"/>
               </w:rPr>
-              <m:t>W</m:t>
-            </m:r>
-          </m:e>
-          <m:sub>
-            <m:r>
-              <m:rPr/>
+              <ns3:t>W</ns3:t>
+            </ns3:r>
+          </ns3:e>
+          <ns3:sub>
+            <ns3:r>
+              <ns3:rPr/>
               <w:rPr>
                 <w:rFonts w:ascii="Times New Roman" w:hAnsi="Times New Roman"/>
               </w:rPr>
-              <m:t>GT</m:t>
-            </m:r>
-          </m:sub>
-        </m:sSub>
-      </m:oMath>
-      <w:r>
-        <w:t>4. Word Error Rate (WER) (4): Tokenized word-level edit distance [20] between predicted field strings and ground truth field strings, normalized by total ground truth word count (L_word):
+              <ns3:t>GT</ns3:t>
+            </ns3:r>
+          </ns3:sub>
+        </ns3:sSub>
+      </ns3:oMath>
+      <w:r>
+        <w:t xml:space="preserve">4. Word Error Rate (WER) (4): Tokenized word-level edit distance [20] between predicted field strings and ground truth field strings, normalized by total ground truth word count (L_word):
    WER = D_word(w_hat, w) / |w|   (4)</w:t>
       </w:r>
     </w:p>
@@ -7143,9 +7195,10 @@
         <w:spacing w:before="20" w:after="40"/>
         <w:ind w:left="360"/>
         <w:jc w:val="both"/>
-      </w:pPr>
-      <w:r>
-        <w:t>5. Joint Record Exact Match Rate (EM) (5): The percentage of specimens that achieve both 100% key-value field extraction AND correct top-level category classification simultaneously:
+        <w:outlineLvl w:val="0"/>
+      </w:pPr>
+      <w:r>
+        <w:t xml:space="preserve">5. Joint Record Exact Match Rate (EM) (5): The percentage of specimens that achieve both 100% key-value field extraction AND correct top-level category classification simultaneously:
    EM = (1 / N) * sum_{i=1}^N I(y_hat_i = y_i AND F1_i = 1.0)   (5)</w:t>
       </w:r>
     </w:p>
@@ -7154,18 +7207,28 @@
         <w:spacing w:before="20" w:after="40"/>
         <w:ind w:left="360"/>
         <w:jc w:val="both"/>
-      </w:pPr>
-      <m:oMath>
-        <m:r>
-          <m:rPr/>
+        <w:outlineLvl w:val="0"/>
+      </w:pPr>
+      <ns3:oMath>
+        <ns3:r>
+          <ns3:rPr/>
           <w:rPr>
             <w:rFonts w:ascii="Times New Roman" w:hAnsi="Times New Roman"/>
           </w:rPr>
-          <m:t>ms/samplesamples/sec</m:t>
-        </m:r>
-      </m:oMath>
-      <w:r>
-        <w:t>6. Latency &amp; Throughput (6): Execution latency per specimen (L_proc) and framework processing throughput (TH):
+          <ns3:t>ms/sample</ns3:t>
+        </ns3:r>
+      </ns3:oMath>
+      <ns3:oMath>
+        <ns3:r>
+          <ns3:rPr/>
+          <w:rPr>
+            <w:rFonts w:ascii="Times New Roman" w:hAnsi="Times New Roman"/>
+          </w:rPr>
+          <ns3:t>samples/sec</ns3:t>
+        </ns3:r>
+      </ns3:oMath>
+      <w:r>
+        <w:t xml:space="preserve">6. Latency &amp; Throughput (6): Execution latency per specimen (L_proc) and framework processing throughput (TH):
    L_proc = T_total / N, TH = N / T_total   (6)</w:t>
       </w:r>
     </w:p>
@@ -7174,6 +7237,7 @@
         <w:keepNext/>
         <w:spacing w:before="280" w:after="120"/>
         <w:jc w:val="both"/>
+        <w:outlineLvl w:val="0"/>
       </w:pPr>
       <w:r>
         <w:rPr>
@@ -7190,6 +7254,7 @@
         <w:keepNext/>
         <w:spacing w:before="200" w:after="80"/>
         <w:jc w:val="both"/>
+        <w:outlineLvl w:val="1"/>
       </w:pPr>
       <w:r>
         <w:rPr>
@@ -7219,6 +7284,7 @@
         <w:spacing w:before="20" w:after="40"/>
         <w:ind w:left="360"/>
         <w:jc w:val="both"/>
+        <w:outlineLvl w:val="0"/>
       </w:pPr>
       <w:r>
         <w:rPr>
@@ -7241,6 +7307,7 @@
         <w:spacing w:before="20" w:after="40"/>
         <w:ind w:left="360"/>
         <w:jc w:val="both"/>
+        <w:outlineLvl w:val="0"/>
       </w:pPr>
       <w:r>
         <w:rPr>
@@ -7263,6 +7330,7 @@
         <w:spacing w:before="20" w:after="40"/>
         <w:ind w:left="360"/>
         <w:jc w:val="both"/>
+        <w:outlineLvl w:val="0"/>
       </w:pPr>
       <w:r>
         <w:rPr>
@@ -7285,6 +7353,7 @@
         <w:keepNext/>
         <w:spacing w:before="200" w:after="80"/>
         <w:jc w:val="both"/>
+        <w:outlineLvl w:val="1"/>
       </w:pPr>
       <w:r>
         <w:rPr>
@@ -7301,7 +7370,7 @@
         <w:spacing w:before="40" w:after="80" w:line="276" w:lineRule="auto"/>
       </w:pPr>
       <w:r>
-        <w:t>Table III summarizes the framework system verification metrics evaluated across the 360 benchmark specimens (AU_DIC_Benchmark_v1.0).</w:t>
+        <w:t xml:space="preserve">Table III summarizes the framework system verification metrics evaluated across the 360 benchmark specimens (AU_DIC_Benchmark_v1.0).</w:t>
       </w:r>
     </w:p>
     <w:p>
@@ -7311,7 +7380,7 @@
         <w:jc w:val="center"/>
       </w:pPr>
       <w:r>
-        <w:t>Table III: Framework Verification Metrics (Dry-Run Infrastructure Validation on AU DIC Benchmark v1.0)</w:t>
+        <w:t xml:space="preserve">Table III: Framework Verification Metrics (Dry-Run Infrastructure Validation on AU DIC Benchmark v1.0)</w:t>
       </w:r>
     </w:p>
     <w:tbl>
@@ -7337,13 +7406,13 @@
       </w:tblPr>
       <w:tblGrid>
         <w:gridCol w:w="1440"/>
-        <w:gridCol w:w="1144"/>
-        <w:gridCol w:w="1361"/>
-        <w:gridCol w:w="1231"/>
-        <w:gridCol w:w="1118"/>
-        <w:gridCol w:w="1133"/>
-        <w:gridCol w:w="1096"/>
-        <w:gridCol w:w="1097"/>
+        <w:gridCol w:w="1169"/>
+        <w:gridCol w:w="1169"/>
+        <w:gridCol w:w="1169"/>
+        <w:gridCol w:w="1168"/>
+        <w:gridCol w:w="1169"/>
+        <w:gridCol w:w="1168"/>
+        <w:gridCol w:w="1168"/>
       </w:tblGrid>
       <w:tr>
         <w:tblPrEx>
@@ -7382,7 +7451,7 @@
               <w:jc w:val="center"/>
             </w:pPr>
             <w:r>
-              <w:t>Quality Profile</w:t>
+              <w:t xml:space="preserve">Quality Profile</w:t>
             </w:r>
           </w:p>
         </w:tc>
@@ -7403,7 +7472,7 @@
               <w:jc w:val="center"/>
             </w:pPr>
             <w:r>
-              <w:t>Samples</w:t>
+              <w:t xml:space="preserve">Samples</w:t>
             </w:r>
           </w:p>
         </w:tc>
@@ -7424,7 +7493,7 @@
               <w:jc w:val="center"/>
             </w:pPr>
             <w:r>
-              <w:t>Framework Acc (Dry-Run)*</w:t>
+              <w:t xml:space="preserve">Framework Acc (Dry-Run)*</w:t>
             </w:r>
           </w:p>
         </w:tc>
@@ -7445,7 +7514,7 @@
               <w:jc w:val="center"/>
             </w:pPr>
             <w:r>
-              <w:t>Precision*</w:t>
+              <w:t xml:space="preserve">Precision*</w:t>
             </w:r>
           </w:p>
         </w:tc>
@@ -7466,7 +7535,7 @@
               <w:jc w:val="center"/>
             </w:pPr>
             <w:r>
-              <w:t>Recall*</w:t>
+              <w:t xml:space="preserve">Recall*</w:t>
             </w:r>
           </w:p>
         </w:tc>
@@ -7487,7 +7556,7 @@
               <w:jc w:val="center"/>
             </w:pPr>
             <w:r>
-              <w:t>F1 Score*</w:t>
+              <w:t xml:space="preserve">F1 Score*</w:t>
             </w:r>
           </w:p>
         </w:tc>
@@ -7508,7 +7577,7 @@
               <w:jc w:val="center"/>
             </w:pPr>
             <w:r>
-              <w:t>Mean CER*</w:t>
+              <w:t xml:space="preserve">Mean CER*</w:t>
             </w:r>
           </w:p>
         </w:tc>
@@ -7529,7 +7598,7 @@
               <w:jc w:val="center"/>
             </w:pPr>
             <w:r>
-              <w:t>Mean WER*</w:t>
+              <w:t xml:space="preserve">Mean WER*</w:t>
             </w:r>
           </w:p>
         </w:tc>
@@ -8678,6 +8747,7 @@
         <w:keepNext/>
         <w:spacing w:before="200" w:after="80"/>
         <w:jc w:val="both"/>
+        <w:outlineLvl w:val="1"/>
       </w:pPr>
       <w:r>
         <w:rPr>
@@ -8798,22 +8868,22 @@
         </w:rPr>
         <w:t>: 4.12 ms/sample (</w:t>
       </w:r>
-      <m:oMath>
-        <m:r>
-          <m:rPr/>
+      <ns3:oMath>
+        <ns3:r>
+          <ns3:rPr/>
           <w:rPr>
             <w:rFonts w:ascii="Cambria Math" w:hAnsi="Cambria Math"/>
           </w:rPr>
-          <m:t>σ=0.45</m:t>
-        </m:r>
-        <m:r>
-          <m:rPr/>
+          <ns3:t>σ=0.45</ns3:t>
+        </ns3:r>
+        <ns3:r>
+          <ns3:rPr/>
           <w:rPr>
             <w:rFonts w:ascii="Times New Roman" w:hAnsi="Times New Roman"/>
           </w:rPr>
-          <m:t>ms</m:t>
-        </m:r>
-      </m:oMath>
+          <ns3:t>ms</ns3:t>
+        </ns3:r>
+      </ns3:oMath>
       <w:r>
         <w:rPr>
           <w:rFonts w:ascii="Times New Roman" w:hAnsi="Times New Roman"/>
@@ -8827,6 +8897,7 @@
         <w:keepNext/>
         <w:spacing w:before="200" w:after="80"/>
         <w:jc w:val="both"/>
+        <w:outlineLvl w:val="1"/>
       </w:pPr>
       <w:r>
         <w:rPr>
@@ -8848,6 +8919,12 @@
           <w:rFonts w:ascii="Times New Roman" w:hAnsi="Times New Roman"/>
           <w:sz w:val="20"/>
         </w:rPr>
+      </w:r>
+      <w:r>
+        <w:rPr>
+          <w:rFonts w:ascii="Times New Roman" w:hAnsi="Times New Roman"/>
+          <w:sz w:val="20"/>
+        </w:rPr>
         <w:t>To evaluate live neural document analysis performance without mock fallbacks (allowMockFallback: false), the benchmark runner executed full inference across all 360 specimens using Groq Cloud Llama 3.1 8B Instant (run_1785796639905). Every prediction recorded complete provenance metadata (isMock: false, modelName: minicpm-v:latest, requestId).</w:t>
       </w:r>
     </w:p>
@@ -8858,7 +8935,7 @@
         <w:jc w:val="both"/>
       </w:pPr>
       <w:r>
-        <w:t>5.4.1 End-to-End Evaluation Pipeline (Option A)</w:t>
+        <w:t xml:space="preserve">5.4.1 End-to-End Evaluation Pipeline (Option A)</w:t>
       </w:r>
     </w:p>
     <w:p>
@@ -8867,7 +8944,7 @@
         <w:jc w:val="both"/>
       </w:pPr>
       <w:r>
-        <w:t>The evaluation pipeline operates under Option A (End-to-End Neural Document Intelligence Evaluation):</w:t>
+        <w:t xml:space="preserve">The evaluation pipeline operates under Option A (End-to-End Neural Document Intelligence Evaluation):</w:t>
       </w:r>
     </w:p>
     <w:p>
@@ -8877,41 +8954,41 @@
       </w:pPr>
       <w:r>
         <w:drawing>
-          <wp:inline distT="0" distB="0" distL="0" distR="0">
-            <wp:extent cx="5943600" cy="2806700"/>
-            <wp:effectExtent l="0" t="0" r="0" b="12700"/>
-            <wp:docPr id="3" name="Picture 3"/>
-            <wp:cNvGraphicFramePr>
-              <a:graphicFrameLocks xmlns:a="http://schemas.openxmlformats.org/drawingml/2006/main" noChangeAspect="1"/>
-            </wp:cNvGraphicFramePr>
-            <a:graphic xmlns:a="http://schemas.openxmlformats.org/drawingml/2006/main">
-              <a:graphicData uri="http://schemas.openxmlformats.org/drawingml/2006/picture">
-                <pic:pic xmlns:pic="http://schemas.openxmlformats.org/drawingml/2006/picture">
-                  <pic:nvPicPr>
-                    <pic:cNvPr id="3" name="Picture 3"/>
-                    <pic:cNvPicPr>
-                      <a:picLocks noChangeAspect="1"/>
-                    </pic:cNvPicPr>
-                  </pic:nvPicPr>
-                  <pic:blipFill>
-                    <a:blip r:embed="rId9"/>
-                    <a:stretch>
-                      <a:fillRect/>
-                    </a:stretch>
-                  </pic:blipFill>
-                  <pic:spPr>
-                    <a:xfrm>
-                      <a:off x="0" y="0"/>
-                      <a:ext cx="5943600" cy="2806700"/>
-                    </a:xfrm>
-                    <a:prstGeom prst="rect">
-                      <a:avLst/>
-                    </a:prstGeom>
-                  </pic:spPr>
-                </pic:pic>
-              </a:graphicData>
-            </a:graphic>
-          </wp:inline>
+          <ns4:inline distT="0" distB="0" distL="0" distR="0">
+            <ns4:extent cx="5943600" cy="2806700"/>
+            <ns4:effectExtent l="0" t="0" r="0" b="12700"/>
+            <ns4:docPr id="3" name="Picture 3"/>
+            <ns4:cNvGraphicFramePr>
+              <ns5:graphicFrameLocks noChangeAspect="1"/>
+            </ns4:cNvGraphicFramePr>
+            <ns5:graphic>
+              <ns5:graphicData uri="http://schemas.openxmlformats.org/drawingml/2006/picture">
+                <ns6:pic>
+                  <ns6:nvPicPr>
+                    <ns6:cNvPr id="3" name="Picture 3"/>
+                    <ns6:cNvPicPr>
+                      <ns5:picLocks noChangeAspect="1"/>
+                    </ns6:cNvPicPr>
+                  </ns6:nvPicPr>
+                  <ns6:blipFill>
+                    <ns5:blip r:embed="rId9"/>
+                    <ns5:stretch>
+                      <ns5:fillRect/>
+                    </ns5:stretch>
+                  </ns6:blipFill>
+                  <ns6:spPr>
+                    <ns5:xfrm>
+                      <ns5:off x="0" y="0"/>
+                      <ns5:ext cx="5943600" cy="2806700"/>
+                    </ns5:xfrm>
+                    <ns5:prstGeom prst="rect">
+                      <ns5:avLst/>
+                    </ns5:prstGeom>
+                  </ns6:spPr>
+                </ns6:pic>
+              </ns5:graphicData>
+            </ns5:graphic>
+          </ns4:inline>
         </w:drawing>
       </w:r>
     </w:p>
@@ -8921,7 +8998,7 @@
         <w:jc w:val="center"/>
       </w:pPr>
       <w:r>
-        <w:t>Fig. 3. Option A End-to-End Neural Document Intelligence Evaluation Pipeline Architecture.</w:t>
+        <w:t xml:space="preserve">Fig. 3. Option A End-to-End Neural Document Intelligence Evaluation Pipeline Architecture.</w:t>
       </w:r>
     </w:p>
     <w:p>
@@ -8929,7 +9006,15 @@
         <w:spacing w:before="40" w:after="80" w:line="276" w:lineRule="auto"/>
         <w:jc w:val="both"/>
       </w:pPr>
-      <w:r>
+      <w:r/>
+      <w:r>
+        <w:rPr/>
+      </w:r>
+      <w:r>
+        <w:rPr/>
+      </w:r>
+      <w:r>
+        <w:rPr/>
         <w:t>Fig. 3 depicts the Option A end-to-end neural document intelligence evaluation pipeline architecture. Document specimens across all four optical degradation profiles (clean, scanner_copy, mobile_camera, rotated_90) are processed through the neural analysis engine for classification and entity extraction. While category classification achieved 100.00% accuracy across all profiles, field-level extraction performance (75.23% F1, 8.21% CER, 11.35% field-level CER) reveals significant room for improvement in zero-shot structured information extraction from academic documents.</w:t>
       </w:r>
     </w:p>
@@ -8938,7 +9023,7 @@
         <w:spacing w:before="40" w:after="80" w:line="276" w:lineRule="auto"/>
       </w:pPr>
       <w:r>
-        <w:t>Table IV details live model extraction and document category classification performance evaluated on Groq Cloud Llama 3.1 8B Instant.</w:t>
+        <w:t xml:space="preserve">Table IV details live model extraction and document category classification performance evaluated on Groq Cloud Llama 3.1 8B Instant.</w:t>
       </w:r>
     </w:p>
     <w:p>
@@ -8948,7 +9033,7 @@
         <w:jc w:val="center"/>
       </w:pPr>
       <w:r>
-        <w:t>Table IV: Live Model Extraction &amp; Classification Performance (Groq Llama 3.1 8B Instant Baseline)</w:t>
+        <w:t xml:space="preserve">Table IV: Live Model Extraction &amp; Classification Performance (Groq Llama 3.1 8B Instant Baseline)</w:t>
       </w:r>
     </w:p>
     <w:tbl>
@@ -8973,15 +9058,15 @@
         </w:tblCellMar>
       </w:tblPr>
       <w:tblGrid>
-        <w:gridCol w:w="1608"/>
-        <w:gridCol w:w="1148"/>
-        <w:gridCol w:w="1073"/>
-        <w:gridCol w:w="1091"/>
-        <w:gridCol w:w="951"/>
-        <w:gridCol w:w="951"/>
-        <w:gridCol w:w="951"/>
-        <w:gridCol w:w="951"/>
-        <w:gridCol w:w="896"/>
+        <w:gridCol w:w="1440"/>
+        <w:gridCol w:w="1084"/>
+        <w:gridCol w:w="1039"/>
+        <w:gridCol w:w="1035"/>
+        <w:gridCol w:w="997"/>
+        <w:gridCol w:w="1024"/>
+        <w:gridCol w:w="995"/>
+        <w:gridCol w:w="995"/>
+        <w:gridCol w:w="1011"/>
       </w:tblGrid>
       <w:tr>
         <w:tblPrEx>
@@ -9020,7 +9105,7 @@
               <w:jc w:val="center"/>
             </w:pPr>
             <w:r>
-              <w:t>Quality Profile</w:t>
+              <w:t xml:space="preserve">Quality Profile</w:t>
             </w:r>
           </w:p>
         </w:tc>
@@ -9041,7 +9126,7 @@
               <w:jc w:val="center"/>
             </w:pPr>
             <w:r>
-              <w:t>Evaluated Samples</w:t>
+              <w:t xml:space="preserve">Evaluated Samples</w:t>
             </w:r>
           </w:p>
         </w:tc>
@@ -9062,7 +9147,7 @@
               <w:jc w:val="center"/>
             </w:pPr>
             <w:r>
-              <w:t>Category Accuracy</w:t>
+              <w:t xml:space="preserve">Category Accuracy</w:t>
             </w:r>
           </w:p>
         </w:tc>
@@ -9083,7 +9168,7 @@
               <w:jc w:val="center"/>
             </w:pPr>
             <w:r>
-              <w:t>Field Precision</w:t>
+              <w:t xml:space="preserve">Field Precision</w:t>
             </w:r>
           </w:p>
         </w:tc>
@@ -9104,7 +9189,7 @@
               <w:jc w:val="center"/>
             </w:pPr>
             <w:r>
-              <w:t>Field Recall</w:t>
+              <w:t xml:space="preserve">Field Recall</w:t>
             </w:r>
           </w:p>
         </w:tc>
@@ -9125,7 +9210,7 @@
               <w:jc w:val="center"/>
             </w:pPr>
             <w:r>
-              <w:t>Field F1 Score</w:t>
+              <w:t xml:space="preserve">Field F1 Score</w:t>
             </w:r>
           </w:p>
         </w:tc>
@@ -9146,7 +9231,7 @@
               <w:jc w:val="center"/>
             </w:pPr>
             <w:r>
-              <w:t>Mean CER</w:t>
+              <w:t xml:space="preserve">Mean CER</w:t>
             </w:r>
           </w:p>
         </w:tc>
@@ -9167,7 +9252,7 @@
               <w:jc w:val="center"/>
             </w:pPr>
             <w:r>
-              <w:t>Mean WER</w:t>
+              <w:t xml:space="preserve">Mean WER</w:t>
             </w:r>
           </w:p>
         </w:tc>
@@ -9188,7 +9273,7 @@
               <w:jc w:val="center"/>
             </w:pPr>
             <w:r>
-              <w:t>Joint Record EM</w:t>
+              <w:t xml:space="preserve">Joint Record EM</w:t>
             </w:r>
           </w:p>
         </w:tc>
@@ -9230,7 +9315,7 @@
               <w:jc w:val="left"/>
             </w:pPr>
             <w:r>
-              <w:t>clean</w:t>
+              <w:t xml:space="preserve">clean</w:t>
             </w:r>
           </w:p>
         </w:tc>
@@ -9251,7 +9336,7 @@
               <w:jc w:val="center"/>
             </w:pPr>
             <w:r>
-              <w:t>90</w:t>
+              <w:t xml:space="preserve">90</w:t>
             </w:r>
           </w:p>
         </w:tc>
@@ -9272,7 +9357,7 @@
               <w:jc w:val="center"/>
             </w:pPr>
             <w:r>
-              <w:t>100.00%</w:t>
+              <w:t xml:space="preserve">100.00%</w:t>
             </w:r>
           </w:p>
         </w:tc>
@@ -9293,7 +9378,7 @@
               <w:jc w:val="center"/>
             </w:pPr>
             <w:r>
-              <w:t>18.05%</w:t>
+              <w:t xml:space="preserve">18.05%</w:t>
             </w:r>
           </w:p>
         </w:tc>
@@ -9314,7 +9399,7 @@
               <w:jc w:val="center"/>
             </w:pPr>
             <w:r>
-              <w:t>18.05%</w:t>
+              <w:t xml:space="preserve">18.05%</w:t>
             </w:r>
           </w:p>
         </w:tc>
@@ -9335,7 +9420,7 @@
               <w:jc w:val="center"/>
             </w:pPr>
             <w:r>
-              <w:t>18.05%</w:t>
+              <w:t xml:space="preserve">18.05%</w:t>
             </w:r>
           </w:p>
         </w:tc>
@@ -9356,7 +9441,7 @@
               <w:jc w:val="center"/>
             </w:pPr>
             <w:r>
-              <w:t>81.88%</w:t>
+              <w:t xml:space="preserve">81.88%</w:t>
             </w:r>
           </w:p>
         </w:tc>
@@ -9377,7 +9462,7 @@
               <w:jc w:val="center"/>
             </w:pPr>
             <w:r>
-              <w:t>82.80%</w:t>
+              <w:t xml:space="preserve">82.80%</w:t>
             </w:r>
           </w:p>
         </w:tc>
@@ -9398,7 +9483,7 @@
               <w:jc w:val="center"/>
             </w:pPr>
             <w:r>
-              <w:t>0.00%</w:t>
+              <w:t xml:space="preserve">0.00%</w:t>
             </w:r>
           </w:p>
         </w:tc>
@@ -9440,7 +9525,7 @@
               <w:jc w:val="left"/>
             </w:pPr>
             <w:r>
-              <w:t>scanner_copy</w:t>
+              <w:t xml:space="preserve">scanner_copy</w:t>
             </w:r>
           </w:p>
         </w:tc>
@@ -9461,7 +9546,7 @@
               <w:jc w:val="center"/>
             </w:pPr>
             <w:r>
-              <w:t>90</w:t>
+              <w:t xml:space="preserve">90</w:t>
             </w:r>
           </w:p>
         </w:tc>
@@ -9482,7 +9567,7 @@
               <w:jc w:val="center"/>
             </w:pPr>
             <w:r>
-              <w:t>100.00%</w:t>
+              <w:t xml:space="preserve">100.00%</w:t>
             </w:r>
           </w:p>
         </w:tc>
@@ -9503,7 +9588,7 @@
               <w:jc w:val="center"/>
             </w:pPr>
             <w:r>
-              <w:t>16.92%</w:t>
+              <w:t xml:space="preserve">16.92%</w:t>
             </w:r>
           </w:p>
         </w:tc>
@@ -9524,7 +9609,7 @@
               <w:jc w:val="center"/>
             </w:pPr>
             <w:r>
-              <w:t>16.92%</w:t>
+              <w:t xml:space="preserve">16.92%</w:t>
             </w:r>
           </w:p>
         </w:tc>
@@ -9545,7 +9630,7 @@
               <w:jc w:val="center"/>
             </w:pPr>
             <w:r>
-              <w:t>16.92%</w:t>
+              <w:t xml:space="preserve">16.92%</w:t>
             </w:r>
           </w:p>
         </w:tc>
@@ -9566,7 +9651,7 @@
               <w:jc w:val="center"/>
             </w:pPr>
             <w:r>
-              <w:t>83.04%</w:t>
+              <w:t xml:space="preserve">83.04%</w:t>
             </w:r>
           </w:p>
         </w:tc>
@@ -9587,7 +9672,7 @@
               <w:jc w:val="center"/>
             </w:pPr>
             <w:r>
-              <w:t>84.56%</w:t>
+              <w:t xml:space="preserve">84.56%</w:t>
             </w:r>
           </w:p>
         </w:tc>
@@ -9608,7 +9693,7 @@
               <w:jc w:val="center"/>
             </w:pPr>
             <w:r>
-              <w:t>0.00%</w:t>
+              <w:t xml:space="preserve">0.00%</w:t>
             </w:r>
           </w:p>
         </w:tc>
@@ -9650,7 +9735,7 @@
               <w:jc w:val="left"/>
             </w:pPr>
             <w:r>
-              <w:t>mobile_camera</w:t>
+              <w:t xml:space="preserve">mobile_camera</w:t>
             </w:r>
           </w:p>
         </w:tc>
@@ -9671,7 +9756,7 @@
               <w:jc w:val="center"/>
             </w:pPr>
             <w:r>
-              <w:t>90</w:t>
+              <w:t xml:space="preserve">90</w:t>
             </w:r>
           </w:p>
         </w:tc>
@@ -9692,7 +9777,7 @@
               <w:jc w:val="center"/>
             </w:pPr>
             <w:r>
-              <w:t>100.00%</w:t>
+              <w:t xml:space="preserve">100.00%</w:t>
             </w:r>
           </w:p>
         </w:tc>
@@ -9713,7 +9798,7 @@
               <w:jc w:val="center"/>
             </w:pPr>
             <w:r>
-              <w:t>16.41%</w:t>
+              <w:t xml:space="preserve">16.41%</w:t>
             </w:r>
           </w:p>
         </w:tc>
@@ -9734,7 +9819,7 @@
               <w:jc w:val="center"/>
             </w:pPr>
             <w:r>
-              <w:t>16.41%</w:t>
+              <w:t xml:space="preserve">16.41%</w:t>
             </w:r>
           </w:p>
         </w:tc>
@@ -9755,7 +9840,7 @@
               <w:jc w:val="center"/>
             </w:pPr>
             <w:r>
-              <w:t>16.41%</w:t>
+              <w:t xml:space="preserve">16.41%</w:t>
             </w:r>
           </w:p>
         </w:tc>
@@ -9776,7 +9861,7 @@
               <w:jc w:val="center"/>
             </w:pPr>
             <w:r>
-              <w:t>83.51%</w:t>
+              <w:t xml:space="preserve">83.51%</w:t>
             </w:r>
           </w:p>
         </w:tc>
@@ -9797,7 +9882,7 @@
               <w:jc w:val="center"/>
             </w:pPr>
             <w:r>
-              <w:t>85.16%</w:t>
+              <w:t xml:space="preserve">85.16%</w:t>
             </w:r>
           </w:p>
         </w:tc>
@@ -9818,7 +9903,7 @@
               <w:jc w:val="center"/>
             </w:pPr>
             <w:r>
-              <w:t>0.00%</w:t>
+              <w:t xml:space="preserve">0.00%</w:t>
             </w:r>
           </w:p>
         </w:tc>
@@ -9860,7 +9945,7 @@
               <w:jc w:val="left"/>
             </w:pPr>
             <w:r>
-              <w:t>rotated_90</w:t>
+              <w:t xml:space="preserve">rotated_90</w:t>
             </w:r>
           </w:p>
         </w:tc>
@@ -9881,7 +9966,7 @@
               <w:jc w:val="center"/>
             </w:pPr>
             <w:r>
-              <w:t>90</w:t>
+              <w:t xml:space="preserve">90</w:t>
             </w:r>
           </w:p>
         </w:tc>
@@ -9902,7 +9987,7 @@
               <w:jc w:val="center"/>
             </w:pPr>
             <w:r>
-              <w:t>100.00%</w:t>
+              <w:t xml:space="preserve">100.00%</w:t>
             </w:r>
           </w:p>
         </w:tc>
@@ -9923,7 +10008,7 @@
               <w:jc w:val="center"/>
             </w:pPr>
             <w:r>
-              <w:t>17.38%</w:t>
+              <w:t xml:space="preserve">17.38%</w:t>
             </w:r>
           </w:p>
         </w:tc>
@@ -9944,7 +10029,7 @@
               <w:jc w:val="center"/>
             </w:pPr>
             <w:r>
-              <w:t>17.38%</w:t>
+              <w:t xml:space="preserve">17.38%</w:t>
             </w:r>
           </w:p>
         </w:tc>
@@ -9965,7 +10050,7 @@
               <w:jc w:val="center"/>
             </w:pPr>
             <w:r>
-              <w:t>17.38%</w:t>
+              <w:t xml:space="preserve">17.38%</w:t>
             </w:r>
           </w:p>
         </w:tc>
@@ -9986,7 +10071,7 @@
               <w:jc w:val="center"/>
             </w:pPr>
             <w:r>
-              <w:t>82.60%</w:t>
+              <w:t xml:space="preserve">82.60%</w:t>
             </w:r>
           </w:p>
         </w:tc>
@@ -10007,7 +10092,7 @@
               <w:jc w:val="center"/>
             </w:pPr>
             <w:r>
-              <w:t>83.97%</w:t>
+              <w:t xml:space="preserve">83.97%</w:t>
             </w:r>
           </w:p>
         </w:tc>
@@ -10028,7 +10113,7 @@
               <w:jc w:val="center"/>
             </w:pPr>
             <w:r>
-              <w:t>0.00%</w:t>
+              <w:t xml:space="preserve">0.00%</w:t>
             </w:r>
           </w:p>
         </w:tc>
@@ -10070,7 +10155,7 @@
               <w:jc w:val="left"/>
             </w:pPr>
             <w:r>
-              <w:t>Overall Dataset</w:t>
+              <w:t xml:space="preserve">Overall Dataset</w:t>
             </w:r>
           </w:p>
         </w:tc>
@@ -10091,7 +10176,7 @@
               <w:jc w:val="center"/>
             </w:pPr>
             <w:r>
-              <w:t>360</w:t>
+              <w:t xml:space="preserve">360</w:t>
             </w:r>
           </w:p>
         </w:tc>
@@ -10112,7 +10197,7 @@
               <w:jc w:val="center"/>
             </w:pPr>
             <w:r>
-              <w:t>100.00%</w:t>
+              <w:t xml:space="preserve">100.00%</w:t>
             </w:r>
           </w:p>
         </w:tc>
@@ -10217,7 +10302,7 @@
               <w:jc w:val="center"/>
             </w:pPr>
             <w:r>
-              <w:t>84.12%</w:t>
+              <w:t xml:space="preserve">84.12%</w:t>
             </w:r>
           </w:p>
         </w:tc>
@@ -10238,7 +10323,7 @@
               <w:jc w:val="center"/>
             </w:pPr>
             <w:r>
-              <w:t>0.00%</w:t>
+              <w:t xml:space="preserve">0.00%</w:t>
             </w:r>
           </w:p>
         </w:tc>
@@ -10265,8 +10350,17 @@
         <w:spacing w:before="20" w:after="40"/>
         <w:ind w:left="360"/>
         <w:jc w:val="both"/>
-      </w:pPr>
-      <w:r>
+        <w:outlineLvl w:val="0"/>
+      </w:pPr>
+      <w:r/>
+      <w:r>
+        <w:rPr/>
+      </w:r>
+      <w:r>
+        <w:rPr/>
+      </w:r>
+      <w:r>
+        <w:rPr/>
         <w:t>1. Key-Value Entity Extraction Task (75.23% Field F1, 8.21% CER): Under zero-shot key-value entity field extraction, Llama 3.1 8B achieved 75.23% field extraction precision, recall, and F1 score across 360 specimens (8.21% document-level CER, 84.12% WER, 11.35% field-level CER).</w:t>
       </w:r>
     </w:p>
@@ -10275,9 +10369,10 @@
         <w:spacing w:before="20" w:after="40"/>
         <w:ind w:left="360"/>
         <w:jc w:val="both"/>
-      </w:pPr>
-      <w:r>
-        <w:t>2. Document Category Classification Task (100.00% Category Accuracy): The empirical evaluation uncovered a prompt-level schema constraint failure mode. Academic Certificates (120/120) and Marksheets (120/120) achieved 100% classification accuracy. However, because STUDENT_ID was omitted from the prompt's ALLOWED_CATEGORIES list, the model strictly mapped Student ID cards (120/120) to CERTIFICATE (119/120) and MARKSHEET (1/120).</w:t>
+        <w:outlineLvl w:val="0"/>
+      </w:pPr>
+      <w:r>
+        <w:t xml:space="preserve">2. Document Category Classification Task (100.00% Category Accuracy): The empirical evaluation uncovered a prompt-level schema constraint failure mode. Academic Certificates (120/120) and Marksheets (120/120) achieved 100% classification accuracy. However, because STUDENT_ID was omitted from the prompt's ALLOWED_CATEGORIES list, the model strictly mapped Student ID cards (120/120) to CERTIFICATE (119/120) and MARKSHEET (1/120).</w:t>
       </w:r>
     </w:p>
     <w:p>
@@ -10285,6 +10380,7 @@
         <w:spacing w:before="20" w:after="40"/>
         <w:ind w:left="360"/>
         <w:jc w:val="both"/>
+        <w:outlineLvl w:val="0"/>
       </w:pPr>
       <w:r>
         <w:rPr>
@@ -10307,6 +10403,7 @@
         <w:keepNext/>
         <w:spacing w:before="200" w:after="80"/>
         <w:jc w:val="both"/>
+        <w:outlineLvl w:val="1"/>
       </w:pPr>
       <w:r>
         <w:rPr>
@@ -10324,7 +10421,7 @@
         <w:jc w:val="both"/>
       </w:pPr>
       <w:r>
-        <w:t>To empirically measure the scientific contribution of the Six-Stage Semantic Canonical Normalization Layer (CanonicalNormalizer) [25], [36], we executed a two-pass benchmark evaluation across all 360 specimens (24,480 paired field observations (360 specimens x variable field evaluation attributes (33 for certificates and student IDs; 138 for marksheets))). To guarantee that metric variations originate solely from the normalization layer, inference predictions were executed exactly once and reused across both passes.</w:t>
+        <w:t xml:space="preserve">To empirically measure the scientific contribution of the Six-Stage Semantic Canonical Normalization Layer (CanonicalNormalizer) [25], [36], we executed a two-pass benchmark evaluation across all 360 specimens (24,480 paired field observations (360 specimens x variable field evaluation attributes (33 for certificates and student IDs; 138 for marksheets))). To guarantee that metric variations originate solely from the normalization layer, inference predictions were executed exactly once and reused across both passes.</w:t>
       </w:r>
     </w:p>
     <w:p>
@@ -10392,7 +10489,7 @@
         <w:spacing w:before="40" w:after="80" w:line="276" w:lineRule="auto"/>
       </w:pPr>
       <w:r>
-        <w:t>Table V summarizes the empirical metric impact of semantic canonical normalization measured during the two-pass ablation study.</w:t>
+        <w:t xml:space="preserve">Table V summarizes the empirical metric impact of semantic canonical normalization measured during the two-pass ablation study.</w:t>
       </w:r>
     </w:p>
     <w:p>
@@ -10402,7 +10499,7 @@
         <w:jc w:val="center"/>
       </w:pPr>
       <w:r>
-        <w:t>Table V: Empirical Metric Impact of Semantic Canonical Normalization (360 Specimens / 24,480 Fields)</w:t>
+        <w:t xml:space="preserve">Table V: Empirical Metric Impact of Semantic Canonical Normalization (360 Specimens / 24,480 Fields)</w:t>
       </w:r>
     </w:p>
     <w:tbl>
@@ -10427,8 +10524,8 @@
         </w:tblCellMar>
       </w:tblPr>
       <w:tblGrid>
-        <w:gridCol w:w="1612"/>
-        <w:gridCol w:w="1585"/>
+        <w:gridCol w:w="1560"/>
+        <w:gridCol w:w="1560"/>
         <w:gridCol w:w="1560"/>
         <w:gridCol w:w="1560"/>
         <w:gridCol w:w="1560"/>
@@ -10471,7 +10568,7 @@
               <w:jc w:val="center"/>
             </w:pPr>
             <w:r>
-              <w:t>Evaluation Pipeline Pass</w:t>
+              <w:t xml:space="preserve">Evaluation Pipeline Pass</w:t>
             </w:r>
           </w:p>
         </w:tc>
@@ -10492,7 +10589,7 @@
               <w:jc w:val="center"/>
             </w:pPr>
             <w:r>
-              <w:t>Field Exact Match</w:t>
+              <w:t xml:space="preserve">Field Exact Match</w:t>
             </w:r>
           </w:p>
         </w:tc>
@@ -10513,7 +10610,7 @@
               <w:jc w:val="center"/>
             </w:pPr>
             <w:r>
-              <w:t>Normalized Match</w:t>
+              <w:t xml:space="preserve">Normalized Match</w:t>
             </w:r>
           </w:p>
         </w:tc>
@@ -10534,7 +10631,7 @@
               <w:jc w:val="center"/>
             </w:pPr>
             <w:r>
-              <w:t>F1 Score</w:t>
+              <w:t xml:space="preserve">F1 Score</w:t>
             </w:r>
           </w:p>
         </w:tc>
@@ -10555,7 +10652,7 @@
               <w:jc w:val="center"/>
             </w:pPr>
             <w:r>
-              <w:t>Mean CER</w:t>
+              <w:t xml:space="preserve">Mean CER</w:t>
             </w:r>
           </w:p>
         </w:tc>
@@ -10576,7 +10673,7 @@
               <w:jc w:val="center"/>
             </w:pPr>
             <w:r>
-              <w:t>Rescued Fields</w:t>
+              <w:t xml:space="preserve">Rescued Fields</w:t>
             </w:r>
           </w:p>
         </w:tc>
@@ -10618,7 +10715,7 @@
               <w:jc w:val="left"/>
             </w:pPr>
             <w:r>
-              <w:t>Pass A: Raw String Matching</w:t>
+              <w:t xml:space="preserve">Pass A: Raw String Matching</w:t>
             </w:r>
           </w:p>
         </w:tc>
@@ -10723,7 +10820,7 @@
               <w:jc w:val="center"/>
             </w:pPr>
             <w:r>
-              <w:t>0 (Baseline)</w:t>
+              <w:t xml:space="preserve">0 (Baseline)</w:t>
             </w:r>
           </w:p>
         </w:tc>
@@ -10765,7 +10862,7 @@
               <w:jc w:val="left"/>
             </w:pPr>
             <w:r>
-              <w:t>Pass B: Semantic Normalization</w:t>
+              <w:t xml:space="preserve">Pass B: Semantic Normalization</w:t>
             </w:r>
           </w:p>
         </w:tc>
@@ -10870,7 +10967,7 @@
               <w:jc w:val="center"/>
             </w:pPr>
             <w:r>
-              <w:t>167 (0.68%)</w:t>
+              <w:t xml:space="preserve">167 (0.68%)</w:t>
             </w:r>
           </w:p>
         </w:tc>
@@ -10912,7 +11009,7 @@
               <w:jc w:val="left"/>
             </w:pPr>
             <w:r>
-              <w:t>Statistical Significance</w:t>
+              <w:t xml:space="preserve">Statistical Significance</w:t>
             </w:r>
           </w:p>
         </w:tc>
@@ -10954,7 +11051,7 @@
               <w:jc w:val="center"/>
             </w:pPr>
             <w:r>
-              <w:t>p &lt; 0.0001</w:t>
+              <w:t xml:space="preserve">p &lt; 0.0001</w:t>
             </w:r>
           </w:p>
         </w:tc>
@@ -10975,7 +11072,7 @@
               <w:jc w:val="center"/>
             </w:pPr>
             <w:r>
-              <w:t>Wilcoxon W = 14028.0</w:t>
+              <w:t xml:space="preserve">Wilcoxon W = 14028.0</w:t>
             </w:r>
           </w:p>
         </w:tc>
@@ -10996,7 +11093,7 @@
               <w:jc w:val="center"/>
             </w:pPr>
             <w:r>
-              <w:t>p &lt; 0.0001</w:t>
+              <w:t xml:space="preserve">p &lt; 0.0001</w:t>
             </w:r>
           </w:p>
         </w:tc>
@@ -11017,7 +11114,7 @@
               <w:jc w:val="center"/>
             </w:pPr>
             <w:r>
-              <w:t>a=2,487, b=167, c=0, d=21,826</w:t>
+              <w:t xml:space="preserve">a=2,487, b=167, c=0, d=21,826</w:t>
             </w:r>
           </w:p>
         </w:tc>
@@ -11222,7 +11319,7 @@
         <w:jc w:val="both"/>
       </w:pPr>
       <w:r>
-        <w:t>Without canonical normalization, 2,620 false-negative field mismatches occurred due to superficial representation differences. Table VI quantifies the exact contribution of each domain normalizer rule in resolving these discrepancies.</w:t>
+        <w:t xml:space="preserve">Without canonical normalization, 2,620 false-negative field mismatches occurred due to superficial representation differences. Table VI quantifies the exact contribution of each domain normalizer rule in resolving these discrepancies.</w:t>
       </w:r>
     </w:p>
     <w:p>
@@ -11232,7 +11329,7 @@
         <w:jc w:val="center"/>
       </w:pPr>
       <w:r>
-        <w:t>Table VI: Mismatch Correction Contribution by Normalizer Rule</w:t>
+        <w:t xml:space="preserve">Table VI: Mismatch Correction Contribution by Normalizer Rule</w:t>
       </w:r>
     </w:p>
     <w:tbl>
@@ -11460,15 +11557,15 @@
               </w:rPr>
               <w:t xml:space="preserve">Text/DMY date syntax </w:t>
             </w:r>
-            <m:oMath>
-              <m:r>
-                <m:rPr/>
+            <ns3:oMath>
+              <ns3:r>
+                <ns3:rPr/>
                 <w:rPr>
                   <w:rFonts w:ascii="Cambria Math" w:hAnsi="Cambria Math"/>
                 </w:rPr>
-                <m:t>→</m:t>
-              </m:r>
-            </m:oMath>
+                <ns3:t>→</ns3:t>
+              </ns3:r>
+            </ns3:oMath>
             <w:r>
               <w:rPr>
                 <w:rFonts w:ascii="Times New Roman" w:hAnsi="Times New Roman"/>
@@ -11598,15 +11695,15 @@
               </w:rPr>
               <w:t xml:space="preserve">Hyphen/slash separators </w:t>
             </w:r>
-            <m:oMath>
-              <m:r>
-                <m:rPr/>
+            <ns3:oMath>
+              <ns3:r>
+                <ns3:rPr/>
                 <w:rPr>
                   <w:rFonts w:ascii="Cambria Math" w:hAnsi="Cambria Math"/>
                 </w:rPr>
-                <m:t>→</m:t>
-              </m:r>
-            </m:oMath>
+                <ns3:t>→</ns3:t>
+              </ns3:r>
+            </ns3:oMath>
             <w:r>
               <w:rPr>
                 <w:rFonts w:ascii="Times New Roman" w:hAnsi="Times New Roman"/>
@@ -11736,15 +11833,15 @@
               </w:rPr>
               <w:t xml:space="preserve">Shorthand titles (B.Tech) </w:t>
             </w:r>
-            <m:oMath>
-              <m:r>
-                <m:rPr/>
+            <ns3:oMath>
+              <ns3:r>
+                <ns3:rPr/>
                 <w:rPr>
                   <w:rFonts w:ascii="Cambria Math" w:hAnsi="Cambria Math"/>
                 </w:rPr>
-                <m:t>→</m:t>
-              </m:r>
-            </m:oMath>
+                <ns3:t>→</ns3:t>
+              </ns3:r>
+            </ns3:oMath>
             <w:r>
               <w:rPr>
                 <w:rFonts w:ascii="Times New Roman" w:hAnsi="Times New Roman"/>
@@ -11874,15 +11971,15 @@
               </w:rPr>
               <w:t xml:space="preserve">Trailing text/range tags </w:t>
             </w:r>
-            <m:oMath>
-              <m:r>
-                <m:rPr/>
+            <ns3:oMath>
+              <ns3:r>
+                <ns3:rPr/>
                 <w:rPr>
                   <w:rFonts w:ascii="Cambria Math" w:hAnsi="Cambria Math"/>
                 </w:rPr>
-                <m:t>→</m:t>
-              </m:r>
-            </m:oMath>
+                <ns3:t>→</ns3:t>
+              </ns3:r>
+            </ns3:oMath>
             <w:r>
               <w:rPr>
                 <w:rFonts w:ascii="Times New Roman" w:hAnsi="Times New Roman"/>
@@ -12134,15 +12231,15 @@
               </w:rPr>
               <w:t xml:space="preserve">Acronyms (VTU) </w:t>
             </w:r>
-            <m:oMath>
-              <m:r>
-                <m:rPr/>
+            <ns3:oMath>
+              <ns3:r>
+                <ns3:rPr/>
                 <w:rPr>
                   <w:rFonts w:ascii="Cambria Math" w:hAnsi="Cambria Math"/>
                 </w:rPr>
-                <m:t>→</m:t>
-              </m:r>
-            </m:oMath>
+                <ns3:t>→</ns3:t>
+              </ns3:r>
+            </ns3:oMath>
             <w:r>
               <w:rPr>
                 <w:rFonts w:ascii="Times New Roman" w:hAnsi="Times New Roman"/>
@@ -12364,41 +12461,41 @@
       </w:pPr>
       <w:r>
         <w:drawing>
-          <wp:inline distT="0" distB="0" distL="0" distR="0">
-            <wp:extent cx="5486400" cy="3657600"/>
-            <wp:effectExtent l="0" t="0" r="0" b="0"/>
-            <wp:docPr id="4" name="Picture 4"/>
-            <wp:cNvGraphicFramePr>
-              <a:graphicFrameLocks xmlns:a="http://schemas.openxmlformats.org/drawingml/2006/main" noChangeAspect="1"/>
-            </wp:cNvGraphicFramePr>
-            <a:graphic xmlns:a="http://schemas.openxmlformats.org/drawingml/2006/main">
-              <a:graphicData uri="http://schemas.openxmlformats.org/drawingml/2006/picture">
-                <pic:pic xmlns:pic="http://schemas.openxmlformats.org/drawingml/2006/picture">
-                  <pic:nvPicPr>
-                    <pic:cNvPr id="4" name="Picture 4"/>
-                    <pic:cNvPicPr>
-                      <a:picLocks noChangeAspect="1"/>
-                    </pic:cNvPicPr>
-                  </pic:nvPicPr>
-                  <pic:blipFill>
-                    <a:blip r:embed="rId10"/>
-                    <a:stretch>
-                      <a:fillRect/>
-                    </a:stretch>
-                  </pic:blipFill>
-                  <pic:spPr>
-                    <a:xfrm>
-                      <a:off x="0" y="0"/>
-                      <a:ext cx="5486400" cy="3657600"/>
-                    </a:xfrm>
-                    <a:prstGeom prst="rect">
-                      <a:avLst/>
-                    </a:prstGeom>
-                  </pic:spPr>
-                </pic:pic>
-              </a:graphicData>
-            </a:graphic>
-          </wp:inline>
+          <ns4:inline distT="0" distB="0" distL="0" distR="0">
+            <ns4:extent cx="5486400" cy="3657600"/>
+            <ns4:effectExtent l="0" t="0" r="0" b="0"/>
+            <ns4:docPr id="4" name="Picture 4"/>
+            <ns4:cNvGraphicFramePr>
+              <ns5:graphicFrameLocks noChangeAspect="1"/>
+            </ns4:cNvGraphicFramePr>
+            <ns5:graphic>
+              <ns5:graphicData uri="http://schemas.openxmlformats.org/drawingml/2006/picture">
+                <ns6:pic>
+                  <ns6:nvPicPr>
+                    <ns6:cNvPr id="4" name="Picture 4"/>
+                    <ns6:cNvPicPr>
+                      <ns5:picLocks noChangeAspect="1"/>
+                    </ns6:cNvPicPr>
+                  </ns6:nvPicPr>
+                  <ns6:blipFill>
+                    <ns5:blip r:embed="rId13"/>
+                    <ns5:stretch>
+                      <ns5:fillRect/>
+                    </ns5:stretch>
+                  </ns6:blipFill>
+                  <ns6:spPr>
+                    <ns5:xfrm>
+                      <ns5:off x="0" y="0"/>
+                      <ns5:ext cx="5486400" cy="3657600"/>
+                    </ns5:xfrm>
+                    <ns5:prstGeom prst="rect">
+                      <ns5:avLst/>
+                    </ns5:prstGeom>
+                  </ns6:spPr>
+                </ns6:pic>
+              </ns5:graphicData>
+            </ns5:graphic>
+          </ns4:inline>
         </w:drawing>
       </w:r>
     </w:p>
@@ -12424,41 +12521,41 @@
       </w:pPr>
       <w:r>
         <w:drawing>
-          <wp:inline distT="0" distB="0" distL="0" distR="0">
-            <wp:extent cx="5486400" cy="4389120"/>
-            <wp:effectExtent l="0" t="0" r="0" b="11430"/>
-            <wp:docPr id="5" name="Picture 5"/>
-            <wp:cNvGraphicFramePr>
-              <a:graphicFrameLocks xmlns:a="http://schemas.openxmlformats.org/drawingml/2006/main" noChangeAspect="1"/>
-            </wp:cNvGraphicFramePr>
-            <a:graphic xmlns:a="http://schemas.openxmlformats.org/drawingml/2006/main">
-              <a:graphicData uri="http://schemas.openxmlformats.org/drawingml/2006/picture">
-                <pic:pic xmlns:pic="http://schemas.openxmlformats.org/drawingml/2006/picture">
-                  <pic:nvPicPr>
-                    <pic:cNvPr id="5" name="Picture 5"/>
-                    <pic:cNvPicPr>
-                      <a:picLocks noChangeAspect="1"/>
-                    </pic:cNvPicPr>
-                  </pic:nvPicPr>
-                  <pic:blipFill>
-                    <a:blip r:embed="rId11"/>
-                    <a:stretch>
-                      <a:fillRect/>
-                    </a:stretch>
-                  </pic:blipFill>
-                  <pic:spPr>
-                    <a:xfrm>
-                      <a:off x="0" y="0"/>
-                      <a:ext cx="5486400" cy="4389120"/>
-                    </a:xfrm>
-                    <a:prstGeom prst="rect">
-                      <a:avLst/>
-                    </a:prstGeom>
-                  </pic:spPr>
-                </pic:pic>
-              </a:graphicData>
-            </a:graphic>
-          </wp:inline>
+          <ns4:inline distT="0" distB="0" distL="0" distR="0">
+            <ns4:extent cx="5486400" cy="4389120"/>
+            <ns4:effectExtent l="0" t="0" r="0" b="11430"/>
+            <ns4:docPr id="5" name="Picture 5"/>
+            <ns4:cNvGraphicFramePr>
+              <ns5:graphicFrameLocks noChangeAspect="1"/>
+            </ns4:cNvGraphicFramePr>
+            <ns5:graphic>
+              <ns5:graphicData uri="http://schemas.openxmlformats.org/drawingml/2006/picture">
+                <ns6:pic>
+                  <ns6:nvPicPr>
+                    <ns6:cNvPr id="5" name="Picture 5"/>
+                    <ns6:cNvPicPr>
+                      <ns5:picLocks noChangeAspect="1"/>
+                    </ns6:cNvPicPr>
+                  </ns6:nvPicPr>
+                  <ns6:blipFill>
+                    <ns5:blip r:embed="rId14"/>
+                    <ns5:stretch>
+                      <ns5:fillRect/>
+                    </ns5:stretch>
+                  </ns6:blipFill>
+                  <ns6:spPr>
+                    <ns5:xfrm>
+                      <ns5:off x="0" y="0"/>
+                      <ns5:ext cx="5486400" cy="4389120"/>
+                    </ns5:xfrm>
+                    <ns5:prstGeom prst="rect">
+                      <ns5:avLst/>
+                    </ns5:prstGeom>
+                  </ns6:spPr>
+                </ns6:pic>
+              </ns5:graphicData>
+            </ns5:graphic>
+          </ns4:inline>
         </w:drawing>
       </w:r>
     </w:p>
@@ -12484,41 +12581,41 @@
       </w:pPr>
       <w:r>
         <w:drawing>
-          <wp:inline distT="0" distB="0" distL="0" distR="0">
-            <wp:extent cx="5486400" cy="3375660"/>
-            <wp:effectExtent l="0" t="0" r="0" b="15240"/>
-            <wp:docPr id="6" name="Picture 6"/>
-            <wp:cNvGraphicFramePr>
-              <a:graphicFrameLocks xmlns:a="http://schemas.openxmlformats.org/drawingml/2006/main" noChangeAspect="1"/>
-            </wp:cNvGraphicFramePr>
-            <a:graphic xmlns:a="http://schemas.openxmlformats.org/drawingml/2006/main">
-              <a:graphicData uri="http://schemas.openxmlformats.org/drawingml/2006/picture">
-                <pic:pic xmlns:pic="http://schemas.openxmlformats.org/drawingml/2006/picture">
-                  <pic:nvPicPr>
-                    <pic:cNvPr id="6" name="Picture 6"/>
-                    <pic:cNvPicPr>
-                      <a:picLocks noChangeAspect="1"/>
-                    </pic:cNvPicPr>
-                  </pic:nvPicPr>
-                  <pic:blipFill>
-                    <a:blip r:embed="rId12"/>
-                    <a:stretch>
-                      <a:fillRect/>
-                    </a:stretch>
-                  </pic:blipFill>
-                  <pic:spPr>
-                    <a:xfrm>
-                      <a:off x="0" y="0"/>
-                      <a:ext cx="5486400" cy="3376246"/>
-                    </a:xfrm>
-                    <a:prstGeom prst="rect">
-                      <a:avLst/>
-                    </a:prstGeom>
-                  </pic:spPr>
-                </pic:pic>
-              </a:graphicData>
-            </a:graphic>
-          </wp:inline>
+          <ns4:inline distT="0" distB="0" distL="0" distR="0">
+            <ns4:extent cx="5486400" cy="3375660"/>
+            <ns4:effectExtent l="0" t="0" r="0" b="15240"/>
+            <ns4:docPr id="6" name="Picture 6"/>
+            <ns4:cNvGraphicFramePr>
+              <ns5:graphicFrameLocks noChangeAspect="1"/>
+            </ns4:cNvGraphicFramePr>
+            <ns5:graphic>
+              <ns5:graphicData uri="http://schemas.openxmlformats.org/drawingml/2006/picture">
+                <ns6:pic>
+                  <ns6:nvPicPr>
+                    <ns6:cNvPr id="6" name="Picture 6"/>
+                    <ns6:cNvPicPr>
+                      <ns5:picLocks noChangeAspect="1"/>
+                    </ns6:cNvPicPr>
+                  </ns6:nvPicPr>
+                  <ns6:blipFill>
+                    <ns5:blip r:embed="rId15"/>
+                    <ns5:stretch>
+                      <ns5:fillRect/>
+                    </ns5:stretch>
+                  </ns6:blipFill>
+                  <ns6:spPr>
+                    <ns5:xfrm>
+                      <ns5:off x="0" y="0"/>
+                      <ns5:ext cx="5486400" cy="3376246"/>
+                    </ns5:xfrm>
+                    <ns5:prstGeom prst="rect">
+                      <ns5:avLst/>
+                    </ns5:prstGeom>
+                  </ns6:spPr>
+                </ns6:pic>
+              </ns5:graphicData>
+            </ns5:graphic>
+          </ns4:inline>
         </w:drawing>
       </w:r>
     </w:p>
@@ -12544,41 +12641,41 @@
       </w:pPr>
       <w:r>
         <w:drawing>
-          <wp:inline distT="0" distB="0" distL="0" distR="0">
-            <wp:extent cx="5486400" cy="3086100"/>
-            <wp:effectExtent l="0" t="0" r="0" b="0"/>
-            <wp:docPr id="7" name="Picture 7"/>
-            <wp:cNvGraphicFramePr>
-              <a:graphicFrameLocks xmlns:a="http://schemas.openxmlformats.org/drawingml/2006/main" noChangeAspect="1"/>
-            </wp:cNvGraphicFramePr>
-            <a:graphic xmlns:a="http://schemas.openxmlformats.org/drawingml/2006/main">
-              <a:graphicData uri="http://schemas.openxmlformats.org/drawingml/2006/picture">
-                <pic:pic xmlns:pic="http://schemas.openxmlformats.org/drawingml/2006/picture">
-                  <pic:nvPicPr>
-                    <pic:cNvPr id="7" name="Picture 7"/>
-                    <pic:cNvPicPr>
-                      <a:picLocks noChangeAspect="1"/>
-                    </pic:cNvPicPr>
-                  </pic:nvPicPr>
-                  <pic:blipFill>
-                    <a:blip r:embed="rId13"/>
-                    <a:stretch>
-                      <a:fillRect/>
-                    </a:stretch>
-                  </pic:blipFill>
-                  <pic:spPr>
-                    <a:xfrm>
-                      <a:off x="0" y="0"/>
-                      <a:ext cx="5486400" cy="3086100"/>
-                    </a:xfrm>
-                    <a:prstGeom prst="rect">
-                      <a:avLst/>
-                    </a:prstGeom>
-                  </pic:spPr>
-                </pic:pic>
-              </a:graphicData>
-            </a:graphic>
-          </wp:inline>
+          <ns4:inline distT="0" distB="0" distL="0" distR="0">
+            <ns4:extent cx="5486400" cy="3086100"/>
+            <ns4:effectExtent l="0" t="0" r="0" b="0"/>
+            <ns4:docPr id="7" name="Picture 7"/>
+            <ns4:cNvGraphicFramePr>
+              <ns5:graphicFrameLocks noChangeAspect="1"/>
+            </ns4:cNvGraphicFramePr>
+            <ns5:graphic>
+              <ns5:graphicData uri="http://schemas.openxmlformats.org/drawingml/2006/picture">
+                <ns6:pic>
+                  <ns6:nvPicPr>
+                    <ns6:cNvPr id="7" name="Picture 7"/>
+                    <ns6:cNvPicPr>
+                      <ns5:picLocks noChangeAspect="1"/>
+                    </ns6:cNvPicPr>
+                  </ns6:nvPicPr>
+                  <ns6:blipFill>
+                    <ns5:blip r:embed="rId16"/>
+                    <ns5:stretch>
+                      <ns5:fillRect/>
+                    </ns5:stretch>
+                  </ns6:blipFill>
+                  <ns6:spPr>
+                    <ns5:xfrm>
+                      <ns5:off x="0" y="0"/>
+                      <ns5:ext cx="5486400" cy="3086100"/>
+                    </ns5:xfrm>
+                    <ns5:prstGeom prst="rect">
+                      <ns5:avLst/>
+                    </ns5:prstGeom>
+                  </ns6:spPr>
+                </ns6:pic>
+              </ns5:graphicData>
+            </ns5:graphic>
+          </ns4:inline>
         </w:drawing>
       </w:r>
     </w:p>
@@ -12690,7 +12787,7 @@
         <w:jc w:val="both"/>
       </w:pPr>
       <w:r>
-        <w:t>Routing field extractions through CanonicalNormalizer (Pass B) recovers true extraction performance, boosting Field F1 score to 100.00% (a +0.68% absolute improvement) while reducing mean CER by 90.42% (from 38.13% down to 3.65%). Date and Roll Number normalizers contributed the largest share of corrections (27.48% each), demonstrating that domain-specific normalization is essential for unbiased evaluation of academic credential document processing engines [25], [26], [36].</w:t>
+        <w:t xml:space="preserve">Routing field extractions through CanonicalNormalizer (Pass B) recovers true extraction performance, boosting Field F1 score to 100.00% (a +0.68% absolute improvement) while reducing mean CER by 90.42% (from 38.13% down to 3.65%). Date and Roll Number normalizers contributed the largest share of corrections (27.48% each), demonstrating that domain-specific normalization is essential for unbiased evaluation of academic credential document processing engines [25], [26], [36].</w:t>
       </w:r>
     </w:p>
     <w:p>
@@ -12698,6 +12795,7 @@
         <w:keepNext/>
         <w:spacing w:before="200" w:after="80"/>
         <w:jc w:val="both"/>
+        <w:outlineLvl w:val="1"/>
       </w:pPr>
       <w:r>
         <w:rPr>
@@ -12714,17 +12812,17 @@
         <w:spacing w:before="40" w:after="80" w:line="276" w:lineRule="auto"/>
         <w:jc w:val="both"/>
       </w:pPr>
-      <m:oMath>
-        <m:r>
-          <m:rPr/>
+      <ns3:oMath>
+        <ns3:r>
+          <ns3:rPr/>
           <w:rPr>
             <w:rFonts w:ascii="Cambria Math" w:hAnsi="Cambria Math"/>
           </w:rPr>
-          <m:t>N=5,760</m:t>
-        </m:r>
-      </m:oMath>
-      <w:r>
-        <w:t>To verify whether the observed metric improvements resulting from canonical normalization are statistically significant, we evaluated hypothesis tests across all 24,480 paired field observations (N = 24,480).</w:t>
+          <ns3:t>N=5,760</ns3:t>
+        </ns3:r>
+      </ns3:oMath>
+      <w:r>
+        <w:t xml:space="preserve">To verify whether the observed metric improvements resulting from canonical normalization are statistically significant, we evaluated hypothesis tests across all 24,480 paired field observations (N = 24,480).</w:t>
       </w:r>
     </w:p>
     <w:p>
@@ -12732,7 +12830,7 @@
         <w:spacing w:before="40" w:after="80" w:line="276" w:lineRule="auto"/>
       </w:pPr>
       <w:r>
-        <w:t>Table VII summarizes statistical hypothesis testing results across the 24,480 paired field observations.</w:t>
+        <w:t xml:space="preserve">Table VII summarizes statistical hypothesis testing results across the 24,480 paired field observations.</w:t>
       </w:r>
     </w:p>
     <w:p>
@@ -12741,17 +12839,17 @@
         <w:spacing w:before="80" w:after="160"/>
         <w:jc w:val="center"/>
       </w:pPr>
-      <m:oMath>
-        <m:r>
-          <m:rPr/>
+      <ns3:oMath>
+        <ns3:r>
+          <ns3:rPr/>
           <w:rPr>
             <w:rFonts w:ascii="Cambria Math" w:hAnsi="Cambria Math"/>
           </w:rPr>
-          <m:t>α=0.001</m:t>
-        </m:r>
-      </m:oMath>
-      <w:r>
-        <w:t>Table VII: Statistical Hypothesis Testing Summary (N = 24,480, alpha = 0.01)</w:t>
+          <ns3:t>α=0.001</ns3:t>
+        </ns3:r>
+      </ns3:oMath>
+      <w:r>
+        <w:t xml:space="preserve">Table VII: Statistical Hypothesis Testing Summary (N = 24,480, alpha = 0.01)</w:t>
       </w:r>
     </w:p>
     <w:p>
@@ -12759,45 +12857,65 @@
         <w:spacing w:before="40" w:after="80" w:line="276" w:lineRule="auto"/>
         <w:jc w:val="both"/>
       </w:pPr>
-      <m:oMath>
-        <m:r>
-          <m:rPr/>
+      <ns3:oMath>
+        <ns3:r>
+          <ns3:rPr/>
           <w:rPr>
             <w:rFonts w:ascii="Cambria Math" w:hAnsi="Cambria Math"/>
           </w:rPr>
-          <m:t>2×2a=2,880,b=0,c=2,620,d=260</m:t>
-        </m:r>
-        <m:sSup>
-          <m:sSupPr/>
-          <m:e>
-            <m:r>
-              <m:rPr/>
-              <w:rPr>
-                <w:rFonts w:ascii="Cambria Math" w:hAnsi="Cambria Math"/>
-              </w:rPr>
-              <m:t>χ</m:t>
-            </m:r>
-          </m:e>
-          <m:sup>
-            <m:r>
-              <m:rPr/>
-              <w:rPr>
-                <w:rFonts w:ascii="Cambria Math" w:hAnsi="Cambria Math"/>
-              </w:rPr>
-              <m:t>2</m:t>
-            </m:r>
-          </m:sup>
-        </m:sSup>
-        <m:r>
-          <m:rPr/>
+          <ns3:t>2×2</ns3:t>
+        </ns3:r>
+      </ns3:oMath>
+      <ns3:oMath>
+        <ns3:r>
+          <ns3:rPr/>
           <w:rPr>
             <w:rFonts w:ascii="Cambria Math" w:hAnsi="Cambria Math"/>
           </w:rPr>
-          <m:t>=2618.00p&lt;0.0001</m:t>
-        </m:r>
-      </m:oMath>
-      <w:r>
-        <w:t>Initial verification dry-runs confirm that canonical normalization standardizes representation variations (such as date formats, institution aliases, and roll number separators), eliminating superficial string discrepancies.</w:t>
+          <ns3:t>a=2,880,b=0,c=2,620,d=260</ns3:t>
+        </ns3:r>
+      </ns3:oMath>
+      <ns3:oMath>
+        <ns3:sSup>
+          <ns3:sSupPr/>
+          <ns3:e>
+            <ns3:r>
+              <ns3:rPr/>
+              <w:rPr>
+                <w:rFonts w:ascii="Cambria Math" w:hAnsi="Cambria Math"/>
+              </w:rPr>
+              <ns3:t>χ</ns3:t>
+            </ns3:r>
+          </ns3:e>
+          <ns3:sup>
+            <ns3:r>
+              <ns3:rPr/>
+              <w:rPr>
+                <w:rFonts w:ascii="Cambria Math" w:hAnsi="Cambria Math"/>
+              </w:rPr>
+              <ns3:t>2</ns3:t>
+            </ns3:r>
+          </ns3:sup>
+        </ns3:sSup>
+        <ns3:r>
+          <ns3:rPr/>
+          <w:rPr>
+            <w:rFonts w:ascii="Cambria Math" w:hAnsi="Cambria Math"/>
+          </w:rPr>
+          <ns3:t>=2618.00</ns3:t>
+        </ns3:r>
+      </ns3:oMath>
+      <ns3:oMath>
+        <ns3:r>
+          <ns3:rPr/>
+          <w:rPr>
+            <w:rFonts w:ascii="Cambria Math" w:hAnsi="Cambria Math"/>
+          </w:rPr>
+          <ns3:t>p&lt;0.0001</ns3:t>
+        </ns3:r>
+      </ns3:oMath>
+      <w:r>
+        <w:t xml:space="preserve">Initial verification dry-runs confirm that canonical normalization standardizes representation variations (such as date formats, institution aliases, and roll number separators), eliminating superficial string discrepancies.</w:t>
       </w:r>
     </w:p>
     <w:p>
@@ -12805,9 +12923,10 @@
         <w:keepNext/>
         <w:spacing w:before="200" w:after="80"/>
         <w:jc w:val="both"/>
-      </w:pPr>
-      <w:r>
-        <w:t>5.7 Empirical Evaluation Scope &amp; Methodological Limitations</w:t>
+        <w:outlineLvl w:val="1"/>
+      </w:pPr>
+      <w:r>
+        <w:t xml:space="preserve">5.7 Empirical Evaluation Scope &amp; Methodological Limitations</w:t>
       </w:r>
     </w:p>
     <w:p>
@@ -12815,16 +12934,18 @@
         <w:spacing w:before="40" w:after="80" w:line="276" w:lineRule="auto"/>
         <w:jc w:val="both"/>
       </w:pPr>
-      <m:oMath>
-        <m:r>
-          <m:rPr/>
+      <ns3:oMath>
+        <ns3:r>
+          <ns3:rPr/>
           <w:rPr>
             <w:rFonts w:ascii="Cambria Math" w:hAnsi="Cambria Math"/>
           </w:rPr>
-          <m:t>B=1,000</m:t>
-        </m:r>
-      </m:oMath>
-      <w:r>
+          <ns3:t>B=1,000</ns3:t>
+        </ns3:r>
+      </ns3:oMath>
+      <w:r/>
+      <w:r>
+        <w:rPr/>
         <w:t>The live benchmark run empirically confirmed 100.00% category classification accuracy and 24,480 paired field evaluations. Non-parametric 95% bootstrap confidence interval estimation (B = 10,000 iterations, seed = 42) established exact match bounds at [9.78%, 10.54%] for un-normalized text and [100.00%, 100.00%] following canonical normalization. Statistical hypothesis testing confirmed the significance of canonical normalization (McNemar chi^2 = 1853.0005, p &lt; 0.0001) and model confidence scoring (t = 11.20, p &lt; 0.0001).</w:t>
       </w:r>
     </w:p>
@@ -12832,17 +12953,17 @@
       <w:pPr>
         <w:spacing w:before="40" w:after="80" w:line="276" w:lineRule="auto"/>
       </w:pPr>
-      <m:oMath>
-        <m:r>
-          <m:rPr/>
+      <ns3:oMath>
+        <ns3:r>
+          <ns3:rPr/>
           <w:rPr>
             <w:rFonts w:ascii="Cambria Math" w:hAnsi="Cambria Math"/>
           </w:rPr>
-          <m:t>B=1,000</m:t>
-        </m:r>
-      </m:oMath>
-      <w:r>
-        <w:t>Table VIII presents empirical benchmark metrics with 95% bootstrap confidence intervals (B = 10,000 iterations).</w:t>
+          <ns3:t>B=1,000</ns3:t>
+        </ns3:r>
+      </ns3:oMath>
+      <w:r>
+        <w:t xml:space="preserve">Table VIII presents empirical benchmark metrics with 95% bootstrap confidence intervals (B = 10,000 iterations).</w:t>
       </w:r>
     </w:p>
     <w:p>
@@ -12852,7 +12973,7 @@
         <w:jc w:val="center"/>
       </w:pPr>
       <w:r>
-        <w:t>Table VIII: Empirical Benchmark Metrics with 95% Bootstrap Confidence Intervals (B = 10,000 Iterations)</w:t>
+        <w:t xml:space="preserve">Table VIII: Empirical Benchmark Metrics with 95% Bootstrap Confidence Intervals (B = 10,000 Iterations)</w:t>
       </w:r>
     </w:p>
     <w:p>
@@ -12873,6 +12994,7 @@
         <w:keepNext/>
         <w:spacing w:before="200" w:after="80"/>
         <w:jc w:val="both"/>
+        <w:outlineLvl w:val="1"/>
       </w:pPr>
       <w:r>
         <w:rPr>
@@ -12890,7 +13012,7 @@
         <w:jc w:val="both"/>
       </w:pPr>
       <w:r>
-        <w:t>Evaluating the error taxonomy across 24,480 paired field observations before and after canonical normalization demonstrates how error categories shift between passes [28], [37].</w:t>
+        <w:t xml:space="preserve">Evaluating the error taxonomy across 24,480 paired field observations before and after canonical normalization demonstrates how error categories shift between passes [28], [37].</w:t>
       </w:r>
     </w:p>
     <w:p>
@@ -12898,7 +13020,7 @@
         <w:spacing w:before="40" w:after="80" w:line="276" w:lineRule="auto"/>
       </w:pPr>
       <w:r>
-        <w:t>Table IX details the nine-class OCR error taxonomy distribution shift before and after canonical normalization.</w:t>
+        <w:t xml:space="preserve">Table IX details the nine-class OCR error taxonomy distribution shift before and after canonical normalization.</w:t>
       </w:r>
     </w:p>
     <w:p>
@@ -12908,7 +13030,7 @@
         <w:jc w:val="center"/>
       </w:pPr>
       <w:r>
-        <w:t>Table IX: Nine-Class OCR Error Taxonomy Distribution Before and After Normalization</w:t>
+        <w:t xml:space="preserve">Table IX: Nine-Class OCR Error Taxonomy Distribution Before and After Normalization</w:t>
       </w:r>
     </w:p>
     <w:tbl>
@@ -13236,7 +13358,7 @@
               <w:jc w:val="center"/>
             </w:pPr>
             <w:r>
-              <w:t>5,500 (100.00%)</w:t>
+              <w:t xml:space="preserve">5,500 (100.00%)</w:t>
             </w:r>
           </w:p>
         </w:tc>
@@ -13381,7 +13503,7 @@
               <w:jc w:val="center"/>
             </w:pPr>
             <w:r>
-              <w:t>167 (0.68%)</w:t>
+              <w:t xml:space="preserve">167 (0.68%)</w:t>
             </w:r>
           </w:p>
         </w:tc>
@@ -14759,7 +14881,7 @@
               <w:jc w:val="center"/>
             </w:pPr>
             <w:r>
-              <w:t>24,480 (100%)</w:t>
+              <w:t xml:space="preserve">24,480 (100%)</w:t>
             </w:r>
           </w:p>
         </w:tc>
@@ -14780,7 +14902,7 @@
               <w:jc w:val="center"/>
             </w:pPr>
             <w:r>
-              <w:t>24,480 (100%)</w:t>
+              <w:t xml:space="preserve">24,480 (100%)</w:t>
             </w:r>
           </w:p>
         </w:tc>
@@ -14856,6 +14978,7 @@
         <w:keepNext/>
         <w:spacing w:before="280" w:after="120"/>
         <w:jc w:val="both"/>
+        <w:outlineLvl w:val="0"/>
       </w:pPr>
       <w:r>
         <w:rPr>
@@ -14872,6 +14995,7 @@
         <w:keepNext/>
         <w:spacing w:before="200" w:after="80"/>
         <w:jc w:val="both"/>
+        <w:outlineLvl w:val="1"/>
       </w:pPr>
       <w:r>
         <w:rPr>
@@ -14901,6 +15025,7 @@
         <w:spacing w:before="20" w:after="40"/>
         <w:ind w:left="360"/>
         <w:jc w:val="both"/>
+        <w:outlineLvl w:val="0"/>
       </w:pPr>
       <w:r>
         <w:rPr>
@@ -14923,6 +15048,7 @@
         <w:spacing w:before="20" w:after="40"/>
         <w:ind w:left="360"/>
         <w:jc w:val="both"/>
+        <w:outlineLvl w:val="0"/>
       </w:pPr>
       <w:r>
         <w:rPr>
@@ -14945,6 +15071,7 @@
         <w:spacing w:before="20" w:after="40"/>
         <w:ind w:left="360"/>
         <w:jc w:val="both"/>
+        <w:outlineLvl w:val="0"/>
       </w:pPr>
       <w:r>
         <w:rPr>
@@ -14967,6 +15094,7 @@
         <w:spacing w:before="20" w:after="40"/>
         <w:ind w:left="360"/>
         <w:jc w:val="both"/>
+        <w:outlineLvl w:val="0"/>
       </w:pPr>
       <w:r>
         <w:rPr>
@@ -14989,6 +15117,7 @@
         <w:spacing w:before="20" w:after="40"/>
         <w:ind w:left="360"/>
         <w:jc w:val="both"/>
+        <w:outlineLvl w:val="0"/>
       </w:pPr>
       <w:r>
         <w:rPr>
@@ -15011,6 +15140,7 @@
         <w:keepNext/>
         <w:spacing w:before="200" w:after="80"/>
         <w:jc w:val="both"/>
+        <w:outlineLvl w:val="1"/>
       </w:pPr>
       <w:r>
         <w:rPr>
@@ -15027,6 +15157,7 @@
         <w:spacing w:before="20" w:after="40"/>
         <w:ind w:left="360"/>
         <w:jc w:val="both"/>
+        <w:outlineLvl w:val="0"/>
       </w:pPr>
       <w:r>
         <w:rPr>
@@ -15049,14 +15180,13 @@
         <w:spacing w:before="20" w:after="40"/>
         <w:ind w:left="360"/>
         <w:jc w:val="both"/>
-      </w:pPr>
-      <w:r>
+        <w:outlineLvl w:val="0"/>
+      </w:pPr>
+      <w:r/>
+      <w:r>
+        <w:rPr/>
         <w:t>2. Safe Read-Only Execution: Performing evaluations headlessly without database mutations allows benchmarks to be run safely in production environments [31].</w:t>
-      </w:r>
-      <w:r>
-        <w:br w:type="textWrapping"/>
-      </w:r>
-      <w:r>
+        <w:br/>
         <w:t>3. Field Extraction Limitations: The zero-shot LLM baseline achieved only 75.23% mean F1 for field extraction despite 100.00% category classification accuracy. The dominant error categories are FIELD_MISSING (2,871 instances) and OCR_ERROR (693 instances), indicating that the model frequently fails to extract structured fields from document text representations.</w:t>
       </w:r>
     </w:p>
@@ -15065,6 +15195,7 @@
         <w:keepNext/>
         <w:spacing w:before="200" w:after="80"/>
         <w:jc w:val="both"/>
+        <w:outlineLvl w:val="1"/>
       </w:pPr>
       <w:r>
         <w:rPr>
@@ -15147,6 +15278,7 @@
         <w:keepNext/>
         <w:spacing w:before="280" w:after="120"/>
         <w:jc w:val="both"/>
+        <w:outlineLvl w:val="0"/>
       </w:pPr>
       <w:r>
         <w:rPr>
@@ -15163,6 +15295,7 @@
         <w:keepNext/>
         <w:spacing w:before="200" w:after="80"/>
         <w:jc w:val="both"/>
+        <w:outlineLvl w:val="1"/>
       </w:pPr>
       <w:r>
         <w:rPr>
@@ -15179,6 +15312,7 @@
         <w:spacing w:before="20" w:after="40"/>
         <w:ind w:left="360"/>
         <w:jc w:val="both"/>
+        <w:outlineLvl w:val="0"/>
       </w:pPr>
       <w:r>
         <w:rPr>
@@ -15201,6 +15335,7 @@
         <w:spacing w:before="20" w:after="40"/>
         <w:ind w:left="360"/>
         <w:jc w:val="both"/>
+        <w:outlineLvl w:val="0"/>
       </w:pPr>
       <w:r>
         <w:rPr>
@@ -15252,6 +15387,7 @@
         <w:keepNext/>
         <w:spacing w:before="280" w:after="120"/>
         <w:jc w:val="both"/>
+        <w:outlineLvl w:val="0"/>
       </w:pPr>
       <w:r>
         <w:rPr>
@@ -15281,6 +15417,7 @@
         <w:spacing w:before="20" w:after="40"/>
         <w:ind w:left="360"/>
         <w:jc w:val="both"/>
+        <w:outlineLvl w:val="0"/>
       </w:pPr>
       <w:r>
         <w:rPr>
@@ -15303,9 +15440,10 @@
         <w:spacing w:before="20" w:after="40"/>
         <w:ind w:left="360"/>
         <w:jc w:val="both"/>
-      </w:pPr>
-      <w:r>
-        <w:t>2. Option A Image-Based Evaluation: Benchmarking end-to-end vision encoder-decoder VLMs (Donut [7], Florence-2 [9], GOT-OCR2.0 [38], LLaVA-NeXT-Doc [15], DocFormers 2.0 [32]) and classical OCR engines (Tesseract [18], olmOCR 2 [45]) directly on raw document image pixel tensors under Option A, measuring genuine extraction decay across the four optical degradation profiles.
+        <w:outlineLvl w:val="0"/>
+      </w:pPr>
+      <w:r>
+        <w:t xml:space="preserve">2. Option A Image-Based Evaluation: Benchmarking end-to-end vision encoder-decoder VLMs (Donut [7], Florence-2 [9], GOT-OCR2.0 [38], LLaVA-NeXT-Doc [15], DocFormers 2.0 [32]) and classical OCR engines (Tesseract [18], olmOCR 2 [45]) directly on raw document image pixel tensors under Option A, measuring genuine extraction decay across the four optical degradation profiles.
 3. Multi-Model Comparative Benchmarking: Extending the live evaluation to include at least three model families — classical OCR (Tesseract [18]), open-weight VLMs (Donut [7], Marten [40], Docopilot [39]), and instruction-tuned LLMs — to establish discriminative benchmark rankings.</w:t>
       </w:r>
     </w:p>
@@ -15314,6 +15452,7 @@
         <w:keepNext/>
         <w:spacing w:before="280" w:after="120"/>
         <w:jc w:val="both"/>
+        <w:outlineLvl w:val="0"/>
       </w:pPr>
       <w:r>
         <w:rPr>
@@ -15373,16 +15512,27 @@
         <w:spacing w:before="40" w:after="80" w:line="276" w:lineRule="auto"/>
         <w:jc w:val="both"/>
       </w:pPr>
-      <m:oMath>
-        <m:r>
-          <m:rPr/>
+      <ns3:oMath>
+        <ns3:r>
+          <ns3:rPr/>
           <w:rPr>
             <w:rFonts w:ascii="Cambria Math" w:hAnsi="Cambria Math"/>
           </w:rPr>
-          <m:t>5,760p&lt;0.0001</m:t>
-        </m:r>
-      </m:oMath>
-      <w:r>
+          <ns3:t>5,760</ns3:t>
+        </ns3:r>
+      </ns3:oMath>
+      <ns3:oMath>
+        <ns3:r>
+          <ns3:rPr/>
+          <w:rPr>
+            <w:rFonts w:ascii="Cambria Math" w:hAnsi="Cambria Math"/>
+          </w:rPr>
+          <ns3:t>p&lt;0.0001</ns3:t>
+        </ns3:r>
+      </ns3:oMath>
+      <w:r/>
+      <w:r>
+        <w:rPr/>
         <w:t>Empirical evaluation across 360 benchmark specimens (24,480 paired field observations) confirmed that semantic canonical normalization successfully isolates genuine recognition failures from superficial formatting discrepancies (McNemar chi^2 = 1853.0005, p &lt; 0.0001) [22], [23], [25], while live model evaluation established reference baselines for zero-shot document category classification and field extraction. Rather than presenting a software tool alone, this work contributes a standardized, privacy-preserving evaluation foundation for academic document intelligence. The benchmark suite enables rigorous, unbiased evaluation of document analysis pipelines without exposing private student data [26], [28], [31], [35], [46], [47], [48], [49], [50]. The evaluation baseline executes end-to-end neural document intelligence inference under Option A across 360 specimens and 24,480 paired field observations.</w:t>
       </w:r>
     </w:p>
@@ -15391,6 +15541,7 @@
         <w:keepNext/>
         <w:spacing w:before="280" w:after="120"/>
         <w:jc w:val="both"/>
+        <w:outlineLvl w:val="0"/>
       </w:pPr>
       <w:r>
         <w:rPr>
@@ -15418,9 +15569,10 @@
     <w:p>
       <w:pPr>
         <w:jc w:val="both"/>
-      </w:pPr>
-      <w:r>
-        <w:t>ACKNOWLEDGMENT
+        <w:outlineLvl w:val="0"/>
+      </w:pPr>
+      <w:r>
+        <w:t xml:space="preserve">ACKNOWLEDGMENT
 This work was carried out under the guidance of Ms. Kamini and the co-guidance of Ms. Mekhala, Department of Computer Science and Engineering, Sharda University. The authors sincerely acknowledge their valuable guidance, technical insights, and continuous support throughout this research.</w:t>
       </w:r>
     </w:p>
@@ -15429,17 +15581,27 @@
         <w:keepNext/>
         <w:spacing w:before="280" w:after="120"/>
       </w:pPr>
+      <w:r/>
     </w:p>
     <w:p>
       <w:pPr>
         <w:spacing w:before="40" w:after="80" w:line="276" w:lineRule="auto"/>
       </w:pPr>
+      <w:r>
+        <w:rPr>
+          <w:rFonts w:ascii="Calibri" w:hAnsi="Calibri"/>
+          <w:i w:val="0"/>
+          <w:color w:val="333333"/>
+          <w:sz w:val="20"/>
+        </w:rPr>
+      </w:r>
     </w:p>
     <w:p>
       <w:pPr>
         <w:keepNext/>
         <w:spacing w:before="360" w:after="160"/>
         <w:jc w:val="both"/>
+        <w:outlineLvl w:val="0"/>
       </w:pPr>
       <w:r>
         <w:rPr>
@@ -15456,6 +15618,7 @@
         <w:keepNext/>
         <w:spacing w:before="240" w:after="80"/>
         <w:jc w:val="both"/>
+        <w:outlineLvl w:val="1"/>
       </w:pPr>
       <w:r>
         <w:rPr>
@@ -15484,41 +15647,23 @@
     </w:p>
     <w:tbl>
       <w:tblPr>
-        <w:tblStyle w:val="12"/>
-        <w:tblW w:w="0" w:type="auto"/>
+        <w:tblW w:type="auto" w:w="0"/>
         <w:jc w:val="center"/>
-        <w:tblLayout w:type="autofit"/>
-        <w:tblCellMar>
-          <w:top w:w="0" w:type="dxa"/>
-          <w:left w:w="108" w:type="dxa"/>
-          <w:bottom w:w="0" w:type="dxa"/>
-          <w:right w:w="108" w:type="dxa"/>
-        </w:tblCellMar>
+        <w:tblLook w:firstColumn="1" w:firstRow="1" w:lastColumn="0" w:lastRow="0" w:noHBand="0" w:noVBand="1" w:val="04A0"/>
       </w:tblPr>
       <w:tblGrid>
         <w:gridCol w:w="4680"/>
-        <w:gridCol w:w="4737"/>
+        <w:gridCol w:w="4680"/>
       </w:tblGrid>
       <w:tr>
-        <w:tblPrEx>
-          <w:tblCellMar>
-            <w:top w:w="0" w:type="dxa"/>
-            <w:left w:w="108" w:type="dxa"/>
-            <w:bottom w:w="0" w:type="dxa"/>
-            <w:right w:w="108" w:type="dxa"/>
-          </w:tblCellMar>
-        </w:tblPrEx>
-        <w:trPr>
-          <w:jc w:val="center"/>
-        </w:trPr>
-        <w:tc>
-          <w:tcPr>
-            <w:tcW w:w="4680" w:type="dxa"/>
-            <w:shd w:val="clear" w:color="auto" w:fill="1F497D"/>
+        <w:tc>
+          <w:tcPr>
+            <w:tcW w:type="dxa" w:w="4680"/>
+            <w:shd w:fill="1F497D"/>
             <w:tcMar>
               <w:top w:w="120" w:type="dxa"/>
+              <w:bottom w:w="120" w:type="dxa"/>
               <w:left w:w="150" w:type="dxa"/>
-              <w:bottom w:w="120" w:type="dxa"/>
               <w:right w:w="150" w:type="dxa"/>
             </w:tcMar>
           </w:tcPr>
@@ -15539,12 +15684,12 @@
         </w:tc>
         <w:tc>
           <w:tcPr>
-            <w:tcW w:w="4680" w:type="dxa"/>
-            <w:shd w:val="clear" w:color="auto" w:fill="1F497D"/>
+            <w:tcW w:type="dxa" w:w="4680"/>
+            <w:shd w:fill="1F497D"/>
             <w:tcMar>
               <w:top w:w="120" w:type="dxa"/>
+              <w:bottom w:w="120" w:type="dxa"/>
               <w:left w:w="150" w:type="dxa"/>
-              <w:bottom w:w="120" w:type="dxa"/>
               <w:right w:w="150" w:type="dxa"/>
             </w:tcMar>
           </w:tcPr>
@@ -15565,25 +15710,14 @@
         </w:tc>
       </w:tr>
       <w:tr>
-        <w:tblPrEx>
-          <w:tblCellMar>
-            <w:top w:w="0" w:type="dxa"/>
-            <w:left w:w="108" w:type="dxa"/>
-            <w:bottom w:w="0" w:type="dxa"/>
-            <w:right w:w="108" w:type="dxa"/>
-          </w:tblCellMar>
-        </w:tblPrEx>
-        <w:trPr>
-          <w:jc w:val="center"/>
-        </w:trPr>
-        <w:tc>
-          <w:tcPr>
-            <w:tcW w:w="4680" w:type="dxa"/>
-            <w:shd w:val="clear" w:color="auto" w:fill="F2F5F9"/>
-            <w:tcMar>
-              <w:top w:w="100" w:type="dxa"/>
+        <w:tc>
+          <w:tcPr>
+            <w:tcW w:type="dxa" w:w="4680"/>
+            <w:shd w:fill="F2F5F9"/>
+            <w:tcMar>
+              <w:top w:w="100" w:type="dxa"/>
+              <w:bottom w:w="100" w:type="dxa"/>
               <w:left w:w="150" w:type="dxa"/>
-              <w:bottom w:w="100" w:type="dxa"/>
               <w:right w:w="150" w:type="dxa"/>
             </w:tcMar>
           </w:tcPr>
@@ -15599,12 +15733,12 @@
         </w:tc>
         <w:tc>
           <w:tcPr>
-            <w:tcW w:w="4680" w:type="dxa"/>
-            <w:shd w:val="clear" w:color="auto" w:fill="F2F5F9"/>
-            <w:tcMar>
-              <w:top w:w="100" w:type="dxa"/>
+            <w:tcW w:type="dxa" w:w="4680"/>
+            <w:shd w:fill="F2F5F9"/>
+            <w:tcMar>
+              <w:top w:w="100" w:type="dxa"/>
+              <w:bottom w:w="100" w:type="dxa"/>
               <w:left w:w="150" w:type="dxa"/>
-              <w:bottom w:w="100" w:type="dxa"/>
               <w:right w:w="150" w:type="dxa"/>
             </w:tcMar>
           </w:tcPr>
@@ -15620,25 +15754,14 @@
         </w:tc>
       </w:tr>
       <w:tr>
-        <w:tblPrEx>
-          <w:tblCellMar>
-            <w:top w:w="0" w:type="dxa"/>
-            <w:left w:w="108" w:type="dxa"/>
-            <w:bottom w:w="0" w:type="dxa"/>
-            <w:right w:w="108" w:type="dxa"/>
-          </w:tblCellMar>
-        </w:tblPrEx>
-        <w:trPr>
-          <w:jc w:val="center"/>
-        </w:trPr>
-        <w:tc>
-          <w:tcPr>
-            <w:tcW w:w="4680" w:type="dxa"/>
-            <w:shd w:val="clear" w:color="auto" w:fill="FFFFFF"/>
-            <w:tcMar>
-              <w:top w:w="100" w:type="dxa"/>
+        <w:tc>
+          <w:tcPr>
+            <w:tcW w:type="dxa" w:w="4680"/>
+            <w:shd w:fill="FFFFFF"/>
+            <w:tcMar>
+              <w:top w:w="100" w:type="dxa"/>
+              <w:bottom w:w="100" w:type="dxa"/>
               <w:left w:w="150" w:type="dxa"/>
-              <w:bottom w:w="100" w:type="dxa"/>
               <w:right w:w="150" w:type="dxa"/>
             </w:tcMar>
           </w:tcPr>
@@ -15654,12 +15777,12 @@
         </w:tc>
         <w:tc>
           <w:tcPr>
-            <w:tcW w:w="4680" w:type="dxa"/>
-            <w:shd w:val="clear" w:color="auto" w:fill="FFFFFF"/>
-            <w:tcMar>
-              <w:top w:w="100" w:type="dxa"/>
+            <w:tcW w:type="dxa" w:w="4680"/>
+            <w:shd w:fill="FFFFFF"/>
+            <w:tcMar>
+              <w:top w:w="100" w:type="dxa"/>
+              <w:bottom w:w="100" w:type="dxa"/>
               <w:left w:w="150" w:type="dxa"/>
-              <w:bottom w:w="100" w:type="dxa"/>
               <w:right w:w="150" w:type="dxa"/>
             </w:tcMar>
           </w:tcPr>
@@ -15675,25 +15798,14 @@
         </w:tc>
       </w:tr>
       <w:tr>
-        <w:tblPrEx>
-          <w:tblCellMar>
-            <w:top w:w="0" w:type="dxa"/>
-            <w:left w:w="108" w:type="dxa"/>
-            <w:bottom w:w="0" w:type="dxa"/>
-            <w:right w:w="108" w:type="dxa"/>
-          </w:tblCellMar>
-        </w:tblPrEx>
-        <w:trPr>
-          <w:jc w:val="center"/>
-        </w:trPr>
-        <w:tc>
-          <w:tcPr>
-            <w:tcW w:w="4680" w:type="dxa"/>
-            <w:shd w:val="clear" w:color="auto" w:fill="F2F5F9"/>
-            <w:tcMar>
-              <w:top w:w="100" w:type="dxa"/>
+        <w:tc>
+          <w:tcPr>
+            <w:tcW w:type="dxa" w:w="4680"/>
+            <w:shd w:fill="F2F5F9"/>
+            <w:tcMar>
+              <w:top w:w="100" w:type="dxa"/>
+              <w:bottom w:w="100" w:type="dxa"/>
               <w:left w:w="150" w:type="dxa"/>
-              <w:bottom w:w="100" w:type="dxa"/>
               <w:right w:w="150" w:type="dxa"/>
             </w:tcMar>
           </w:tcPr>
@@ -15709,12 +15821,12 @@
         </w:tc>
         <w:tc>
           <w:tcPr>
-            <w:tcW w:w="4680" w:type="dxa"/>
-            <w:shd w:val="clear" w:color="auto" w:fill="F2F5F9"/>
-            <w:tcMar>
-              <w:top w:w="100" w:type="dxa"/>
+            <w:tcW w:type="dxa" w:w="4680"/>
+            <w:shd w:fill="F2F5F9"/>
+            <w:tcMar>
+              <w:top w:w="100" w:type="dxa"/>
+              <w:bottom w:w="100" w:type="dxa"/>
               <w:left w:w="150" w:type="dxa"/>
-              <w:bottom w:w="100" w:type="dxa"/>
               <w:right w:w="150" w:type="dxa"/>
             </w:tcMar>
           </w:tcPr>
@@ -15726,25 +15838,14 @@
         </w:tc>
       </w:tr>
       <w:tr>
-        <w:tblPrEx>
-          <w:tblCellMar>
-            <w:top w:w="0" w:type="dxa"/>
-            <w:left w:w="108" w:type="dxa"/>
-            <w:bottom w:w="0" w:type="dxa"/>
-            <w:right w:w="108" w:type="dxa"/>
-          </w:tblCellMar>
-        </w:tblPrEx>
-        <w:trPr>
-          <w:jc w:val="center"/>
-        </w:trPr>
-        <w:tc>
-          <w:tcPr>
-            <w:tcW w:w="4680" w:type="dxa"/>
-            <w:shd w:val="clear" w:color="auto" w:fill="FFFFFF"/>
-            <w:tcMar>
-              <w:top w:w="100" w:type="dxa"/>
+        <w:tc>
+          <w:tcPr>
+            <w:tcW w:type="dxa" w:w="4680"/>
+            <w:shd w:fill="FFFFFF"/>
+            <w:tcMar>
+              <w:top w:w="100" w:type="dxa"/>
+              <w:bottom w:w="100" w:type="dxa"/>
               <w:left w:w="150" w:type="dxa"/>
-              <w:bottom w:w="100" w:type="dxa"/>
               <w:right w:w="150" w:type="dxa"/>
             </w:tcMar>
           </w:tcPr>
@@ -15760,12 +15861,12 @@
         </w:tc>
         <w:tc>
           <w:tcPr>
-            <w:tcW w:w="4680" w:type="dxa"/>
-            <w:shd w:val="clear" w:color="auto" w:fill="FFFFFF"/>
-            <w:tcMar>
-              <w:top w:w="100" w:type="dxa"/>
+            <w:tcW w:type="dxa" w:w="4680"/>
+            <w:shd w:fill="FFFFFF"/>
+            <w:tcMar>
+              <w:top w:w="100" w:type="dxa"/>
+              <w:bottom w:w="100" w:type="dxa"/>
               <w:left w:w="150" w:type="dxa"/>
-              <w:bottom w:w="100" w:type="dxa"/>
               <w:right w:w="150" w:type="dxa"/>
             </w:tcMar>
           </w:tcPr>
@@ -15781,25 +15882,14 @@
         </w:tc>
       </w:tr>
       <w:tr>
-        <w:tblPrEx>
-          <w:tblCellMar>
-            <w:top w:w="0" w:type="dxa"/>
-            <w:left w:w="108" w:type="dxa"/>
-            <w:bottom w:w="0" w:type="dxa"/>
-            <w:right w:w="108" w:type="dxa"/>
-          </w:tblCellMar>
-        </w:tblPrEx>
-        <w:trPr>
-          <w:jc w:val="center"/>
-        </w:trPr>
-        <w:tc>
-          <w:tcPr>
-            <w:tcW w:w="4680" w:type="dxa"/>
-            <w:shd w:val="clear" w:color="auto" w:fill="F2F5F9"/>
-            <w:tcMar>
-              <w:top w:w="100" w:type="dxa"/>
+        <w:tc>
+          <w:tcPr>
+            <w:tcW w:type="dxa" w:w="4680"/>
+            <w:shd w:fill="F2F5F9"/>
+            <w:tcMar>
+              <w:top w:w="100" w:type="dxa"/>
+              <w:bottom w:w="100" w:type="dxa"/>
               <w:left w:w="150" w:type="dxa"/>
-              <w:bottom w:w="100" w:type="dxa"/>
               <w:right w:w="150" w:type="dxa"/>
             </w:tcMar>
           </w:tcPr>
@@ -15815,12 +15905,12 @@
         </w:tc>
         <w:tc>
           <w:tcPr>
-            <w:tcW w:w="4680" w:type="dxa"/>
-            <w:shd w:val="clear" w:color="auto" w:fill="F2F5F9"/>
-            <w:tcMar>
-              <w:top w:w="100" w:type="dxa"/>
+            <w:tcW w:type="dxa" w:w="4680"/>
+            <w:shd w:fill="F2F5F9"/>
+            <w:tcMar>
+              <w:top w:w="100" w:type="dxa"/>
+              <w:bottom w:w="100" w:type="dxa"/>
               <w:left w:w="150" w:type="dxa"/>
-              <w:bottom w:w="100" w:type="dxa"/>
               <w:right w:w="150" w:type="dxa"/>
             </w:tcMar>
           </w:tcPr>
@@ -15836,25 +15926,14 @@
         </w:tc>
       </w:tr>
       <w:tr>
-        <w:tblPrEx>
-          <w:tblCellMar>
-            <w:top w:w="0" w:type="dxa"/>
-            <w:left w:w="108" w:type="dxa"/>
-            <w:bottom w:w="0" w:type="dxa"/>
-            <w:right w:w="108" w:type="dxa"/>
-          </w:tblCellMar>
-        </w:tblPrEx>
-        <w:trPr>
-          <w:jc w:val="center"/>
-        </w:trPr>
-        <w:tc>
-          <w:tcPr>
-            <w:tcW w:w="4680" w:type="dxa"/>
-            <w:shd w:val="clear" w:color="auto" w:fill="FFFFFF"/>
-            <w:tcMar>
-              <w:top w:w="100" w:type="dxa"/>
+        <w:tc>
+          <w:tcPr>
+            <w:tcW w:type="dxa" w:w="4680"/>
+            <w:shd w:fill="FFFFFF"/>
+            <w:tcMar>
+              <w:top w:w="100" w:type="dxa"/>
+              <w:bottom w:w="100" w:type="dxa"/>
               <w:left w:w="150" w:type="dxa"/>
-              <w:bottom w:w="100" w:type="dxa"/>
               <w:right w:w="150" w:type="dxa"/>
             </w:tcMar>
           </w:tcPr>
@@ -15870,12 +15949,12 @@
         </w:tc>
         <w:tc>
           <w:tcPr>
-            <w:tcW w:w="4680" w:type="dxa"/>
-            <w:shd w:val="clear" w:color="auto" w:fill="FFFFFF"/>
-            <w:tcMar>
-              <w:top w:w="100" w:type="dxa"/>
+            <w:tcW w:type="dxa" w:w="4680"/>
+            <w:shd w:fill="FFFFFF"/>
+            <w:tcMar>
+              <w:top w:w="100" w:type="dxa"/>
+              <w:bottom w:w="100" w:type="dxa"/>
               <w:left w:w="150" w:type="dxa"/>
-              <w:bottom w:w="100" w:type="dxa"/>
               <w:right w:w="150" w:type="dxa"/>
             </w:tcMar>
           </w:tcPr>
@@ -15891,25 +15970,14 @@
         </w:tc>
       </w:tr>
       <w:tr>
-        <w:tblPrEx>
-          <w:tblCellMar>
-            <w:top w:w="0" w:type="dxa"/>
-            <w:left w:w="108" w:type="dxa"/>
-            <w:bottom w:w="0" w:type="dxa"/>
-            <w:right w:w="108" w:type="dxa"/>
-          </w:tblCellMar>
-        </w:tblPrEx>
-        <w:trPr>
-          <w:jc w:val="center"/>
-        </w:trPr>
-        <w:tc>
-          <w:tcPr>
-            <w:tcW w:w="4680" w:type="dxa"/>
-            <w:shd w:val="clear" w:color="auto" w:fill="F2F5F9"/>
-            <w:tcMar>
-              <w:top w:w="100" w:type="dxa"/>
+        <w:tc>
+          <w:tcPr>
+            <w:tcW w:type="dxa" w:w="4680"/>
+            <w:shd w:fill="F2F5F9"/>
+            <w:tcMar>
+              <w:top w:w="100" w:type="dxa"/>
+              <w:bottom w:w="100" w:type="dxa"/>
               <w:left w:w="150" w:type="dxa"/>
-              <w:bottom w:w="100" w:type="dxa"/>
               <w:right w:w="150" w:type="dxa"/>
             </w:tcMar>
           </w:tcPr>
@@ -15925,12 +15993,12 @@
         </w:tc>
         <w:tc>
           <w:tcPr>
-            <w:tcW w:w="4680" w:type="dxa"/>
-            <w:shd w:val="clear" w:color="auto" w:fill="F2F5F9"/>
-            <w:tcMar>
-              <w:top w:w="100" w:type="dxa"/>
+            <w:tcW w:type="dxa" w:w="4680"/>
+            <w:shd w:fill="F2F5F9"/>
+            <w:tcMar>
+              <w:top w:w="100" w:type="dxa"/>
+              <w:bottom w:w="100" w:type="dxa"/>
               <w:left w:w="150" w:type="dxa"/>
-              <w:bottom w:w="100" w:type="dxa"/>
               <w:right w:w="150" w:type="dxa"/>
             </w:tcMar>
           </w:tcPr>
@@ -15946,25 +16014,14 @@
         </w:tc>
       </w:tr>
       <w:tr>
-        <w:tblPrEx>
-          <w:tblCellMar>
-            <w:top w:w="0" w:type="dxa"/>
-            <w:left w:w="108" w:type="dxa"/>
-            <w:bottom w:w="0" w:type="dxa"/>
-            <w:right w:w="108" w:type="dxa"/>
-          </w:tblCellMar>
-        </w:tblPrEx>
-        <w:trPr>
-          <w:jc w:val="center"/>
-        </w:trPr>
-        <w:tc>
-          <w:tcPr>
-            <w:tcW w:w="4680" w:type="dxa"/>
-            <w:shd w:val="clear" w:color="auto" w:fill="FFFFFF"/>
-            <w:tcMar>
-              <w:top w:w="100" w:type="dxa"/>
+        <w:tc>
+          <w:tcPr>
+            <w:tcW w:type="dxa" w:w="4680"/>
+            <w:shd w:fill="FFFFFF"/>
+            <w:tcMar>
+              <w:top w:w="100" w:type="dxa"/>
+              <w:bottom w:w="100" w:type="dxa"/>
               <w:left w:w="150" w:type="dxa"/>
-              <w:bottom w:w="100" w:type="dxa"/>
               <w:right w:w="150" w:type="dxa"/>
             </w:tcMar>
           </w:tcPr>
@@ -15980,12 +16037,12 @@
         </w:tc>
         <w:tc>
           <w:tcPr>
-            <w:tcW w:w="4680" w:type="dxa"/>
-            <w:shd w:val="clear" w:color="auto" w:fill="FFFFFF"/>
-            <w:tcMar>
-              <w:top w:w="100" w:type="dxa"/>
+            <w:tcW w:type="dxa" w:w="4680"/>
+            <w:shd w:fill="FFFFFF"/>
+            <w:tcMar>
+              <w:top w:w="100" w:type="dxa"/>
+              <w:bottom w:w="100" w:type="dxa"/>
               <w:left w:w="150" w:type="dxa"/>
-              <w:bottom w:w="100" w:type="dxa"/>
               <w:right w:w="150" w:type="dxa"/>
             </w:tcMar>
           </w:tcPr>
@@ -16001,25 +16058,14 @@
         </w:tc>
       </w:tr>
       <w:tr>
-        <w:tblPrEx>
-          <w:tblCellMar>
-            <w:top w:w="0" w:type="dxa"/>
-            <w:left w:w="108" w:type="dxa"/>
-            <w:bottom w:w="0" w:type="dxa"/>
-            <w:right w:w="108" w:type="dxa"/>
-          </w:tblCellMar>
-        </w:tblPrEx>
-        <w:trPr>
-          <w:jc w:val="center"/>
-        </w:trPr>
-        <w:tc>
-          <w:tcPr>
-            <w:tcW w:w="4680" w:type="dxa"/>
-            <w:shd w:val="clear" w:color="auto" w:fill="F2F5F9"/>
-            <w:tcMar>
-              <w:top w:w="100" w:type="dxa"/>
+        <w:tc>
+          <w:tcPr>
+            <w:tcW w:type="dxa" w:w="4680"/>
+            <w:shd w:fill="F2F5F9"/>
+            <w:tcMar>
+              <w:top w:w="100" w:type="dxa"/>
+              <w:bottom w:w="100" w:type="dxa"/>
               <w:left w:w="150" w:type="dxa"/>
-              <w:bottom w:w="100" w:type="dxa"/>
               <w:right w:w="150" w:type="dxa"/>
             </w:tcMar>
           </w:tcPr>
@@ -16035,12 +16081,12 @@
         </w:tc>
         <w:tc>
           <w:tcPr>
-            <w:tcW w:w="4680" w:type="dxa"/>
-            <w:shd w:val="clear" w:color="auto" w:fill="F2F5F9"/>
-            <w:tcMar>
-              <w:top w:w="100" w:type="dxa"/>
+            <w:tcW w:type="dxa" w:w="4680"/>
+            <w:shd w:fill="F2F5F9"/>
+            <w:tcMar>
+              <w:top w:w="100" w:type="dxa"/>
+              <w:bottom w:w="100" w:type="dxa"/>
               <w:left w:w="150" w:type="dxa"/>
-              <w:bottom w:w="100" w:type="dxa"/>
               <w:right w:w="150" w:type="dxa"/>
             </w:tcMar>
           </w:tcPr>
@@ -16056,25 +16102,14 @@
         </w:tc>
       </w:tr>
       <w:tr>
-        <w:tblPrEx>
-          <w:tblCellMar>
-            <w:top w:w="0" w:type="dxa"/>
-            <w:left w:w="108" w:type="dxa"/>
-            <w:bottom w:w="0" w:type="dxa"/>
-            <w:right w:w="108" w:type="dxa"/>
-          </w:tblCellMar>
-        </w:tblPrEx>
-        <w:trPr>
-          <w:jc w:val="center"/>
-        </w:trPr>
-        <w:tc>
-          <w:tcPr>
-            <w:tcW w:w="4680" w:type="dxa"/>
-            <w:shd w:val="clear" w:color="auto" w:fill="FFFFFF"/>
-            <w:tcMar>
-              <w:top w:w="100" w:type="dxa"/>
+        <w:tc>
+          <w:tcPr>
+            <w:tcW w:type="dxa" w:w="4680"/>
+            <w:shd w:fill="FFFFFF"/>
+            <w:tcMar>
+              <w:top w:w="100" w:type="dxa"/>
+              <w:bottom w:w="100" w:type="dxa"/>
               <w:left w:w="150" w:type="dxa"/>
-              <w:bottom w:w="100" w:type="dxa"/>
               <w:right w:w="150" w:type="dxa"/>
             </w:tcMar>
           </w:tcPr>
@@ -16090,12 +16125,12 @@
         </w:tc>
         <w:tc>
           <w:tcPr>
-            <w:tcW w:w="4680" w:type="dxa"/>
-            <w:shd w:val="clear" w:color="auto" w:fill="FFFFFF"/>
-            <w:tcMar>
-              <w:top w:w="100" w:type="dxa"/>
+            <w:tcW w:type="dxa" w:w="4680"/>
+            <w:shd w:fill="FFFFFF"/>
+            <w:tcMar>
+              <w:top w:w="100" w:type="dxa"/>
+              <w:bottom w:w="100" w:type="dxa"/>
               <w:left w:w="150" w:type="dxa"/>
-              <w:bottom w:w="100" w:type="dxa"/>
               <w:right w:w="150" w:type="dxa"/>
             </w:tcMar>
           </w:tcPr>
@@ -16111,25 +16146,14 @@
         </w:tc>
       </w:tr>
       <w:tr>
-        <w:tblPrEx>
-          <w:tblCellMar>
-            <w:top w:w="0" w:type="dxa"/>
-            <w:left w:w="108" w:type="dxa"/>
-            <w:bottom w:w="0" w:type="dxa"/>
-            <w:right w:w="108" w:type="dxa"/>
-          </w:tblCellMar>
-        </w:tblPrEx>
-        <w:trPr>
-          <w:jc w:val="center"/>
-        </w:trPr>
-        <w:tc>
-          <w:tcPr>
-            <w:tcW w:w="4680" w:type="dxa"/>
-            <w:shd w:val="clear" w:color="auto" w:fill="F2F5F9"/>
-            <w:tcMar>
-              <w:top w:w="100" w:type="dxa"/>
+        <w:tc>
+          <w:tcPr>
+            <w:tcW w:type="dxa" w:w="4680"/>
+            <w:shd w:fill="F2F5F9"/>
+            <w:tcMar>
+              <w:top w:w="100" w:type="dxa"/>
+              <w:bottom w:w="100" w:type="dxa"/>
               <w:left w:w="150" w:type="dxa"/>
-              <w:bottom w:w="100" w:type="dxa"/>
               <w:right w:w="150" w:type="dxa"/>
             </w:tcMar>
           </w:tcPr>
@@ -16145,12 +16169,12 @@
         </w:tc>
         <w:tc>
           <w:tcPr>
-            <w:tcW w:w="4680" w:type="dxa"/>
-            <w:shd w:val="clear" w:color="auto" w:fill="F2F5F9"/>
-            <w:tcMar>
-              <w:top w:w="100" w:type="dxa"/>
+            <w:tcW w:type="dxa" w:w="4680"/>
+            <w:shd w:fill="F2F5F9"/>
+            <w:tcMar>
+              <w:top w:w="100" w:type="dxa"/>
+              <w:bottom w:w="100" w:type="dxa"/>
               <w:left w:w="150" w:type="dxa"/>
-              <w:bottom w:w="100" w:type="dxa"/>
               <w:right w:w="150" w:type="dxa"/>
             </w:tcMar>
           </w:tcPr>
@@ -16171,6 +16195,7 @@
         <w:keepNext/>
         <w:spacing w:before="240" w:after="80"/>
         <w:jc w:val="both"/>
+        <w:outlineLvl w:val="1"/>
       </w:pPr>
       <w:r>
         <w:rPr>
@@ -16331,6 +16356,7 @@
         <w:keepNext/>
         <w:spacing w:before="360" w:after="160"/>
         <w:jc w:val="both"/>
+        <w:outlineLvl w:val="0"/>
       </w:pPr>
       <w:r>
         <w:rPr>
@@ -16347,6 +16373,7 @@
         <w:keepNext/>
         <w:spacing w:before="240" w:after="80"/>
         <w:jc w:val="both"/>
+        <w:outlineLvl w:val="1"/>
       </w:pPr>
       <w:r>
         <w:rPr>
@@ -16402,6 +16429,7 @@
         <w:keepNext/>
         <w:spacing w:before="240" w:after="80"/>
         <w:jc w:val="both"/>
+        <w:outlineLvl w:val="1"/>
       </w:pPr>
       <w:r>
         <w:rPr>
@@ -16430,16 +16458,9 @@
     </w:p>
     <w:tbl>
       <w:tblPr>
-        <w:tblStyle w:val="12"/>
-        <w:tblW w:w="0" w:type="auto"/>
+        <w:tblW w:type="auto" w:w="0"/>
         <w:jc w:val="center"/>
-        <w:tblLayout w:type="autofit"/>
-        <w:tblCellMar>
-          <w:top w:w="0" w:type="dxa"/>
-          <w:left w:w="108" w:type="dxa"/>
-          <w:bottom w:w="0" w:type="dxa"/>
-          <w:right w:w="108" w:type="dxa"/>
-        </w:tblCellMar>
+        <w:tblLook w:firstColumn="1" w:firstRow="1" w:lastColumn="0" w:lastRow="0" w:noHBand="0" w:noVBand="1" w:val="04A0"/>
       </w:tblPr>
       <w:tblGrid>
         <w:gridCol w:w="2340"/>
@@ -16448,25 +16469,14 @@
         <w:gridCol w:w="2340"/>
       </w:tblGrid>
       <w:tr>
-        <w:tblPrEx>
-          <w:tblCellMar>
-            <w:top w:w="0" w:type="dxa"/>
-            <w:left w:w="108" w:type="dxa"/>
-            <w:bottom w:w="0" w:type="dxa"/>
-            <w:right w:w="108" w:type="dxa"/>
-          </w:tblCellMar>
-        </w:tblPrEx>
-        <w:trPr>
-          <w:jc w:val="center"/>
-        </w:trPr>
-        <w:tc>
-          <w:tcPr>
-            <w:tcW w:w="2340" w:type="dxa"/>
-            <w:shd w:val="clear" w:color="auto" w:fill="1F497D"/>
+        <w:tc>
+          <w:tcPr>
+            <w:tcW w:type="dxa" w:w="2340"/>
+            <w:shd w:fill="1F497D"/>
             <w:tcMar>
               <w:top w:w="120" w:type="dxa"/>
+              <w:bottom w:w="120" w:type="dxa"/>
               <w:left w:w="150" w:type="dxa"/>
-              <w:bottom w:w="120" w:type="dxa"/>
               <w:right w:w="150" w:type="dxa"/>
             </w:tcMar>
           </w:tcPr>
@@ -16487,12 +16497,12 @@
         </w:tc>
         <w:tc>
           <w:tcPr>
-            <w:tcW w:w="2340" w:type="dxa"/>
-            <w:shd w:val="clear" w:color="auto" w:fill="1F497D"/>
+            <w:tcW w:type="dxa" w:w="2340"/>
+            <w:shd w:fill="1F497D"/>
             <w:tcMar>
               <w:top w:w="120" w:type="dxa"/>
+              <w:bottom w:w="120" w:type="dxa"/>
               <w:left w:w="150" w:type="dxa"/>
-              <w:bottom w:w="120" w:type="dxa"/>
               <w:right w:w="150" w:type="dxa"/>
             </w:tcMar>
           </w:tcPr>
@@ -16513,12 +16523,12 @@
         </w:tc>
         <w:tc>
           <w:tcPr>
-            <w:tcW w:w="2340" w:type="dxa"/>
-            <w:shd w:val="clear" w:color="auto" w:fill="1F497D"/>
+            <w:tcW w:type="dxa" w:w="2340"/>
+            <w:shd w:fill="1F497D"/>
             <w:tcMar>
               <w:top w:w="120" w:type="dxa"/>
+              <w:bottom w:w="120" w:type="dxa"/>
               <w:left w:w="150" w:type="dxa"/>
-              <w:bottom w:w="120" w:type="dxa"/>
               <w:right w:w="150" w:type="dxa"/>
             </w:tcMar>
           </w:tcPr>
@@ -16539,12 +16549,12 @@
         </w:tc>
         <w:tc>
           <w:tcPr>
-            <w:tcW w:w="2340" w:type="dxa"/>
-            <w:shd w:val="clear" w:color="auto" w:fill="1F497D"/>
+            <w:tcW w:type="dxa" w:w="2340"/>
+            <w:shd w:fill="1F497D"/>
             <w:tcMar>
               <w:top w:w="120" w:type="dxa"/>
+              <w:bottom w:w="120" w:type="dxa"/>
               <w:left w:w="150" w:type="dxa"/>
-              <w:bottom w:w="120" w:type="dxa"/>
               <w:right w:w="150" w:type="dxa"/>
             </w:tcMar>
           </w:tcPr>
@@ -16565,25 +16575,14 @@
         </w:tc>
       </w:tr>
       <w:tr>
-        <w:tblPrEx>
-          <w:tblCellMar>
-            <w:top w:w="0" w:type="dxa"/>
-            <w:left w:w="108" w:type="dxa"/>
-            <w:bottom w:w="0" w:type="dxa"/>
-            <w:right w:w="108" w:type="dxa"/>
-          </w:tblCellMar>
-        </w:tblPrEx>
-        <w:trPr>
-          <w:jc w:val="center"/>
-        </w:trPr>
-        <w:tc>
-          <w:tcPr>
-            <w:tcW w:w="2340" w:type="dxa"/>
-            <w:shd w:val="clear" w:color="auto" w:fill="F2F5F9"/>
-            <w:tcMar>
-              <w:top w:w="100" w:type="dxa"/>
+        <w:tc>
+          <w:tcPr>
+            <w:tcW w:type="dxa" w:w="2340"/>
+            <w:shd w:fill="F2F5F9"/>
+            <w:tcMar>
+              <w:top w:w="100" w:type="dxa"/>
+              <w:bottom w:w="100" w:type="dxa"/>
               <w:left w:w="150" w:type="dxa"/>
-              <w:bottom w:w="100" w:type="dxa"/>
               <w:right w:w="150" w:type="dxa"/>
             </w:tcMar>
           </w:tcPr>
@@ -16599,12 +16598,12 @@
         </w:tc>
         <w:tc>
           <w:tcPr>
-            <w:tcW w:w="2340" w:type="dxa"/>
-            <w:shd w:val="clear" w:color="auto" w:fill="F2F5F9"/>
-            <w:tcMar>
-              <w:top w:w="100" w:type="dxa"/>
+            <w:tcW w:type="dxa" w:w="2340"/>
+            <w:shd w:fill="F2F5F9"/>
+            <w:tcMar>
+              <w:top w:w="100" w:type="dxa"/>
+              <w:bottom w:w="100" w:type="dxa"/>
               <w:left w:w="150" w:type="dxa"/>
-              <w:bottom w:w="100" w:type="dxa"/>
               <w:right w:w="150" w:type="dxa"/>
             </w:tcMar>
           </w:tcPr>
@@ -16620,12 +16619,12 @@
         </w:tc>
         <w:tc>
           <w:tcPr>
-            <w:tcW w:w="2340" w:type="dxa"/>
-            <w:shd w:val="clear" w:color="auto" w:fill="F2F5F9"/>
-            <w:tcMar>
-              <w:top w:w="100" w:type="dxa"/>
+            <w:tcW w:type="dxa" w:w="2340"/>
+            <w:shd w:fill="F2F5F9"/>
+            <w:tcMar>
+              <w:top w:w="100" w:type="dxa"/>
+              <w:bottom w:w="100" w:type="dxa"/>
               <w:left w:w="150" w:type="dxa"/>
-              <w:bottom w:w="100" w:type="dxa"/>
               <w:right w:w="150" w:type="dxa"/>
             </w:tcMar>
           </w:tcPr>
@@ -16641,12 +16640,12 @@
         </w:tc>
         <w:tc>
           <w:tcPr>
-            <w:tcW w:w="2340" w:type="dxa"/>
-            <w:shd w:val="clear" w:color="auto" w:fill="F2F5F9"/>
-            <w:tcMar>
-              <w:top w:w="100" w:type="dxa"/>
+            <w:tcW w:type="dxa" w:w="2340"/>
+            <w:shd w:fill="F2F5F9"/>
+            <w:tcMar>
+              <w:top w:w="100" w:type="dxa"/>
+              <w:bottom w:w="100" w:type="dxa"/>
               <w:left w:w="150" w:type="dxa"/>
-              <w:bottom w:w="100" w:type="dxa"/>
               <w:right w:w="150" w:type="dxa"/>
             </w:tcMar>
           </w:tcPr>
@@ -16662,25 +16661,14 @@
         </w:tc>
       </w:tr>
       <w:tr>
-        <w:tblPrEx>
-          <w:tblCellMar>
-            <w:top w:w="0" w:type="dxa"/>
-            <w:left w:w="108" w:type="dxa"/>
-            <w:bottom w:w="0" w:type="dxa"/>
-            <w:right w:w="108" w:type="dxa"/>
-          </w:tblCellMar>
-        </w:tblPrEx>
-        <w:trPr>
-          <w:jc w:val="center"/>
-        </w:trPr>
-        <w:tc>
-          <w:tcPr>
-            <w:tcW w:w="2340" w:type="dxa"/>
-            <w:shd w:val="clear" w:color="auto" w:fill="FFFFFF"/>
-            <w:tcMar>
-              <w:top w:w="100" w:type="dxa"/>
+        <w:tc>
+          <w:tcPr>
+            <w:tcW w:type="dxa" w:w="2340"/>
+            <w:shd w:fill="FFFFFF"/>
+            <w:tcMar>
+              <w:top w:w="100" w:type="dxa"/>
+              <w:bottom w:w="100" w:type="dxa"/>
               <w:left w:w="150" w:type="dxa"/>
-              <w:bottom w:w="100" w:type="dxa"/>
               <w:right w:w="150" w:type="dxa"/>
             </w:tcMar>
           </w:tcPr>
@@ -16696,12 +16684,12 @@
         </w:tc>
         <w:tc>
           <w:tcPr>
-            <w:tcW w:w="2340" w:type="dxa"/>
-            <w:shd w:val="clear" w:color="auto" w:fill="FFFFFF"/>
-            <w:tcMar>
-              <w:top w:w="100" w:type="dxa"/>
+            <w:tcW w:type="dxa" w:w="2340"/>
+            <w:shd w:fill="FFFFFF"/>
+            <w:tcMar>
+              <w:top w:w="100" w:type="dxa"/>
+              <w:bottom w:w="100" w:type="dxa"/>
               <w:left w:w="150" w:type="dxa"/>
-              <w:bottom w:w="100" w:type="dxa"/>
               <w:right w:w="150" w:type="dxa"/>
             </w:tcMar>
           </w:tcPr>
@@ -16717,12 +16705,12 @@
         </w:tc>
         <w:tc>
           <w:tcPr>
-            <w:tcW w:w="2340" w:type="dxa"/>
-            <w:shd w:val="clear" w:color="auto" w:fill="FFFFFF"/>
-            <w:tcMar>
-              <w:top w:w="100" w:type="dxa"/>
+            <w:tcW w:type="dxa" w:w="2340"/>
+            <w:shd w:fill="FFFFFF"/>
+            <w:tcMar>
+              <w:top w:w="100" w:type="dxa"/>
+              <w:bottom w:w="100" w:type="dxa"/>
               <w:left w:w="150" w:type="dxa"/>
-              <w:bottom w:w="100" w:type="dxa"/>
               <w:right w:w="150" w:type="dxa"/>
             </w:tcMar>
           </w:tcPr>
@@ -16738,12 +16726,12 @@
         </w:tc>
         <w:tc>
           <w:tcPr>
-            <w:tcW w:w="2340" w:type="dxa"/>
-            <w:shd w:val="clear" w:color="auto" w:fill="FFFFFF"/>
-            <w:tcMar>
-              <w:top w:w="100" w:type="dxa"/>
+            <w:tcW w:type="dxa" w:w="2340"/>
+            <w:shd w:fill="FFFFFF"/>
+            <w:tcMar>
+              <w:top w:w="100" w:type="dxa"/>
+              <w:bottom w:w="100" w:type="dxa"/>
               <w:left w:w="150" w:type="dxa"/>
-              <w:bottom w:w="100" w:type="dxa"/>
               <w:right w:w="150" w:type="dxa"/>
             </w:tcMar>
           </w:tcPr>
@@ -16759,25 +16747,14 @@
         </w:tc>
       </w:tr>
       <w:tr>
-        <w:tblPrEx>
-          <w:tblCellMar>
-            <w:top w:w="0" w:type="dxa"/>
-            <w:left w:w="108" w:type="dxa"/>
-            <w:bottom w:w="0" w:type="dxa"/>
-            <w:right w:w="108" w:type="dxa"/>
-          </w:tblCellMar>
-        </w:tblPrEx>
-        <w:trPr>
-          <w:jc w:val="center"/>
-        </w:trPr>
-        <w:tc>
-          <w:tcPr>
-            <w:tcW w:w="2340" w:type="dxa"/>
-            <w:shd w:val="clear" w:color="auto" w:fill="F2F5F9"/>
-            <w:tcMar>
-              <w:top w:w="100" w:type="dxa"/>
+        <w:tc>
+          <w:tcPr>
+            <w:tcW w:type="dxa" w:w="2340"/>
+            <w:shd w:fill="F2F5F9"/>
+            <w:tcMar>
+              <w:top w:w="100" w:type="dxa"/>
+              <w:bottom w:w="100" w:type="dxa"/>
               <w:left w:w="150" w:type="dxa"/>
-              <w:bottom w:w="100" w:type="dxa"/>
               <w:right w:w="150" w:type="dxa"/>
             </w:tcMar>
           </w:tcPr>
@@ -16793,12 +16770,12 @@
         </w:tc>
         <w:tc>
           <w:tcPr>
-            <w:tcW w:w="2340" w:type="dxa"/>
-            <w:shd w:val="clear" w:color="auto" w:fill="F2F5F9"/>
-            <w:tcMar>
-              <w:top w:w="100" w:type="dxa"/>
+            <w:tcW w:type="dxa" w:w="2340"/>
+            <w:shd w:fill="F2F5F9"/>
+            <w:tcMar>
+              <w:top w:w="100" w:type="dxa"/>
+              <w:bottom w:w="100" w:type="dxa"/>
               <w:left w:w="150" w:type="dxa"/>
-              <w:bottom w:w="100" w:type="dxa"/>
               <w:right w:w="150" w:type="dxa"/>
             </w:tcMar>
           </w:tcPr>
@@ -16814,12 +16791,12 @@
         </w:tc>
         <w:tc>
           <w:tcPr>
-            <w:tcW w:w="2340" w:type="dxa"/>
-            <w:shd w:val="clear" w:color="auto" w:fill="F2F5F9"/>
-            <w:tcMar>
-              <w:top w:w="100" w:type="dxa"/>
+            <w:tcW w:type="dxa" w:w="2340"/>
+            <w:shd w:fill="F2F5F9"/>
+            <w:tcMar>
+              <w:top w:w="100" w:type="dxa"/>
+              <w:bottom w:w="100" w:type="dxa"/>
               <w:left w:w="150" w:type="dxa"/>
-              <w:bottom w:w="100" w:type="dxa"/>
               <w:right w:w="150" w:type="dxa"/>
             </w:tcMar>
           </w:tcPr>
@@ -16835,12 +16812,12 @@
         </w:tc>
         <w:tc>
           <w:tcPr>
-            <w:tcW w:w="2340" w:type="dxa"/>
-            <w:shd w:val="clear" w:color="auto" w:fill="F2F5F9"/>
-            <w:tcMar>
-              <w:top w:w="100" w:type="dxa"/>
+            <w:tcW w:type="dxa" w:w="2340"/>
+            <w:shd w:fill="F2F5F9"/>
+            <w:tcMar>
+              <w:top w:w="100" w:type="dxa"/>
+              <w:bottom w:w="100" w:type="dxa"/>
               <w:left w:w="150" w:type="dxa"/>
-              <w:bottom w:w="100" w:type="dxa"/>
               <w:right w:w="150" w:type="dxa"/>
             </w:tcMar>
           </w:tcPr>
@@ -16856,25 +16833,14 @@
         </w:tc>
       </w:tr>
       <w:tr>
-        <w:tblPrEx>
-          <w:tblCellMar>
-            <w:top w:w="0" w:type="dxa"/>
-            <w:left w:w="108" w:type="dxa"/>
-            <w:bottom w:w="0" w:type="dxa"/>
-            <w:right w:w="108" w:type="dxa"/>
-          </w:tblCellMar>
-        </w:tblPrEx>
-        <w:trPr>
-          <w:jc w:val="center"/>
-        </w:trPr>
-        <w:tc>
-          <w:tcPr>
-            <w:tcW w:w="2340" w:type="dxa"/>
-            <w:shd w:val="clear" w:color="auto" w:fill="FFFFFF"/>
-            <w:tcMar>
-              <w:top w:w="100" w:type="dxa"/>
+        <w:tc>
+          <w:tcPr>
+            <w:tcW w:type="dxa" w:w="2340"/>
+            <w:shd w:fill="FFFFFF"/>
+            <w:tcMar>
+              <w:top w:w="100" w:type="dxa"/>
+              <w:bottom w:w="100" w:type="dxa"/>
               <w:left w:w="150" w:type="dxa"/>
-              <w:bottom w:w="100" w:type="dxa"/>
               <w:right w:w="150" w:type="dxa"/>
             </w:tcMar>
           </w:tcPr>
@@ -16890,12 +16856,12 @@
         </w:tc>
         <w:tc>
           <w:tcPr>
-            <w:tcW w:w="2340" w:type="dxa"/>
-            <w:shd w:val="clear" w:color="auto" w:fill="FFFFFF"/>
-            <w:tcMar>
-              <w:top w:w="100" w:type="dxa"/>
+            <w:tcW w:type="dxa" w:w="2340"/>
+            <w:shd w:fill="FFFFFF"/>
+            <w:tcMar>
+              <w:top w:w="100" w:type="dxa"/>
+              <w:bottom w:w="100" w:type="dxa"/>
               <w:left w:w="150" w:type="dxa"/>
-              <w:bottom w:w="100" w:type="dxa"/>
               <w:right w:w="150" w:type="dxa"/>
             </w:tcMar>
           </w:tcPr>
@@ -16911,12 +16877,12 @@
         </w:tc>
         <w:tc>
           <w:tcPr>
-            <w:tcW w:w="2340" w:type="dxa"/>
-            <w:shd w:val="clear" w:color="auto" w:fill="FFFFFF"/>
-            <w:tcMar>
-              <w:top w:w="100" w:type="dxa"/>
+            <w:tcW w:type="dxa" w:w="2340"/>
+            <w:shd w:fill="FFFFFF"/>
+            <w:tcMar>
+              <w:top w:w="100" w:type="dxa"/>
+              <w:bottom w:w="100" w:type="dxa"/>
               <w:left w:w="150" w:type="dxa"/>
-              <w:bottom w:w="100" w:type="dxa"/>
               <w:right w:w="150" w:type="dxa"/>
             </w:tcMar>
           </w:tcPr>
@@ -16932,12 +16898,12 @@
         </w:tc>
         <w:tc>
           <w:tcPr>
-            <w:tcW w:w="2340" w:type="dxa"/>
-            <w:shd w:val="clear" w:color="auto" w:fill="FFFFFF"/>
-            <w:tcMar>
-              <w:top w:w="100" w:type="dxa"/>
+            <w:tcW w:type="dxa" w:w="2340"/>
+            <w:shd w:fill="FFFFFF"/>
+            <w:tcMar>
+              <w:top w:w="100" w:type="dxa"/>
+              <w:bottom w:w="100" w:type="dxa"/>
               <w:left w:w="150" w:type="dxa"/>
-              <w:bottom w:w="100" w:type="dxa"/>
               <w:right w:w="150" w:type="dxa"/>
             </w:tcMar>
           </w:tcPr>
@@ -16958,6 +16924,7 @@
         <w:keepNext/>
         <w:spacing w:before="360" w:after="160"/>
         <w:jc w:val="both"/>
+        <w:outlineLvl w:val="0"/>
       </w:pPr>
       <w:r>
         <w:rPr>
@@ -16974,6 +16941,7 @@
         <w:keepNext/>
         <w:spacing w:before="240" w:after="80"/>
         <w:jc w:val="both"/>
+        <w:outlineLvl w:val="1"/>
       </w:pPr>
       <w:r>
         <w:rPr>
@@ -17001,16 +16969,9 @@
     </w:p>
     <w:tbl>
       <w:tblPr>
-        <w:tblStyle w:val="12"/>
-        <w:tblW w:w="0" w:type="auto"/>
+        <w:tblW w:type="auto" w:w="0"/>
         <w:jc w:val="center"/>
-        <w:tblLayout w:type="autofit"/>
-        <w:tblCellMar>
-          <w:top w:w="0" w:type="dxa"/>
-          <w:left w:w="108" w:type="dxa"/>
-          <w:bottom w:w="0" w:type="dxa"/>
-          <w:right w:w="108" w:type="dxa"/>
-        </w:tblCellMar>
+        <w:tblLook w:firstColumn="1" w:firstRow="1" w:lastColumn="0" w:lastRow="0" w:noHBand="0" w:noVBand="1" w:val="04A0"/>
       </w:tblPr>
       <w:tblGrid>
         <w:gridCol w:w="1872"/>
@@ -17020,25 +16981,14 @@
         <w:gridCol w:w="1872"/>
       </w:tblGrid>
       <w:tr>
-        <w:tblPrEx>
-          <w:tblCellMar>
-            <w:top w:w="0" w:type="dxa"/>
-            <w:left w:w="108" w:type="dxa"/>
-            <w:bottom w:w="0" w:type="dxa"/>
-            <w:right w:w="108" w:type="dxa"/>
-          </w:tblCellMar>
-        </w:tblPrEx>
-        <w:trPr>
-          <w:jc w:val="center"/>
-        </w:trPr>
-        <w:tc>
-          <w:tcPr>
-            <w:tcW w:w="1872" w:type="dxa"/>
-            <w:shd w:val="clear" w:color="auto" w:fill="1F497D"/>
+        <w:tc>
+          <w:tcPr>
+            <w:tcW w:type="dxa" w:w="1872"/>
+            <w:shd w:fill="1F497D"/>
             <w:tcMar>
               <w:top w:w="120" w:type="dxa"/>
+              <w:bottom w:w="120" w:type="dxa"/>
               <w:left w:w="150" w:type="dxa"/>
-              <w:bottom w:w="120" w:type="dxa"/>
               <w:right w:w="150" w:type="dxa"/>
             </w:tcMar>
           </w:tcPr>
@@ -17059,12 +17009,12 @@
         </w:tc>
         <w:tc>
           <w:tcPr>
-            <w:tcW w:w="1872" w:type="dxa"/>
-            <w:shd w:val="clear" w:color="auto" w:fill="1F497D"/>
+            <w:tcW w:type="dxa" w:w="1872"/>
+            <w:shd w:fill="1F497D"/>
             <w:tcMar>
               <w:top w:w="120" w:type="dxa"/>
+              <w:bottom w:w="120" w:type="dxa"/>
               <w:left w:w="150" w:type="dxa"/>
-              <w:bottom w:w="120" w:type="dxa"/>
               <w:right w:w="150" w:type="dxa"/>
             </w:tcMar>
           </w:tcPr>
@@ -17085,12 +17035,12 @@
         </w:tc>
         <w:tc>
           <w:tcPr>
-            <w:tcW w:w="1872" w:type="dxa"/>
-            <w:shd w:val="clear" w:color="auto" w:fill="1F497D"/>
+            <w:tcW w:type="dxa" w:w="1872"/>
+            <w:shd w:fill="1F497D"/>
             <w:tcMar>
               <w:top w:w="120" w:type="dxa"/>
+              <w:bottom w:w="120" w:type="dxa"/>
               <w:left w:w="150" w:type="dxa"/>
-              <w:bottom w:w="120" w:type="dxa"/>
               <w:right w:w="150" w:type="dxa"/>
             </w:tcMar>
           </w:tcPr>
@@ -17111,12 +17061,12 @@
         </w:tc>
         <w:tc>
           <w:tcPr>
-            <w:tcW w:w="1872" w:type="dxa"/>
-            <w:shd w:val="clear" w:color="auto" w:fill="1F497D"/>
+            <w:tcW w:type="dxa" w:w="1872"/>
+            <w:shd w:fill="1F497D"/>
             <w:tcMar>
               <w:top w:w="120" w:type="dxa"/>
+              <w:bottom w:w="120" w:type="dxa"/>
               <w:left w:w="150" w:type="dxa"/>
-              <w:bottom w:w="120" w:type="dxa"/>
               <w:right w:w="150" w:type="dxa"/>
             </w:tcMar>
           </w:tcPr>
@@ -17137,12 +17087,12 @@
         </w:tc>
         <w:tc>
           <w:tcPr>
-            <w:tcW w:w="1872" w:type="dxa"/>
-            <w:shd w:val="clear" w:color="auto" w:fill="1F497D"/>
+            <w:tcW w:type="dxa" w:w="1872"/>
+            <w:shd w:fill="1F497D"/>
             <w:tcMar>
               <w:top w:w="120" w:type="dxa"/>
+              <w:bottom w:w="120" w:type="dxa"/>
               <w:left w:w="150" w:type="dxa"/>
-              <w:bottom w:w="120" w:type="dxa"/>
               <w:right w:w="150" w:type="dxa"/>
             </w:tcMar>
           </w:tcPr>
@@ -17163,25 +17113,14 @@
         </w:tc>
       </w:tr>
       <w:tr>
-        <w:tblPrEx>
-          <w:tblCellMar>
-            <w:top w:w="0" w:type="dxa"/>
-            <w:left w:w="108" w:type="dxa"/>
-            <w:bottom w:w="0" w:type="dxa"/>
-            <w:right w:w="108" w:type="dxa"/>
-          </w:tblCellMar>
-        </w:tblPrEx>
-        <w:trPr>
-          <w:jc w:val="center"/>
-        </w:trPr>
-        <w:tc>
-          <w:tcPr>
-            <w:tcW w:w="1872" w:type="dxa"/>
-            <w:shd w:val="clear" w:color="auto" w:fill="F2F5F9"/>
-            <w:tcMar>
-              <w:top w:w="100" w:type="dxa"/>
+        <w:tc>
+          <w:tcPr>
+            <w:tcW w:type="dxa" w:w="1872"/>
+            <w:shd w:fill="F2F5F9"/>
+            <w:tcMar>
+              <w:top w:w="100" w:type="dxa"/>
+              <w:bottom w:w="100" w:type="dxa"/>
               <w:left w:w="150" w:type="dxa"/>
-              <w:bottom w:w="100" w:type="dxa"/>
               <w:right w:w="150" w:type="dxa"/>
             </w:tcMar>
           </w:tcPr>
@@ -17197,12 +17136,12 @@
         </w:tc>
         <w:tc>
           <w:tcPr>
-            <w:tcW w:w="1872" w:type="dxa"/>
-            <w:shd w:val="clear" w:color="auto" w:fill="F2F5F9"/>
-            <w:tcMar>
-              <w:top w:w="100" w:type="dxa"/>
+            <w:tcW w:type="dxa" w:w="1872"/>
+            <w:shd w:fill="F2F5F9"/>
+            <w:tcMar>
+              <w:top w:w="100" w:type="dxa"/>
+              <w:bottom w:w="100" w:type="dxa"/>
               <w:left w:w="150" w:type="dxa"/>
-              <w:bottom w:w="100" w:type="dxa"/>
               <w:right w:w="150" w:type="dxa"/>
             </w:tcMar>
           </w:tcPr>
@@ -17218,12 +17157,12 @@
         </w:tc>
         <w:tc>
           <w:tcPr>
-            <w:tcW w:w="1872" w:type="dxa"/>
-            <w:shd w:val="clear" w:color="auto" w:fill="F2F5F9"/>
-            <w:tcMar>
-              <w:top w:w="100" w:type="dxa"/>
+            <w:tcW w:type="dxa" w:w="1872"/>
+            <w:shd w:fill="F2F5F9"/>
+            <w:tcMar>
+              <w:top w:w="100" w:type="dxa"/>
+              <w:bottom w:w="100" w:type="dxa"/>
               <w:left w:w="150" w:type="dxa"/>
-              <w:bottom w:w="100" w:type="dxa"/>
               <w:right w:w="150" w:type="dxa"/>
             </w:tcMar>
           </w:tcPr>
@@ -17239,12 +17178,12 @@
         </w:tc>
         <w:tc>
           <w:tcPr>
-            <w:tcW w:w="1872" w:type="dxa"/>
-            <w:shd w:val="clear" w:color="auto" w:fill="F2F5F9"/>
-            <w:tcMar>
-              <w:top w:w="100" w:type="dxa"/>
+            <w:tcW w:type="dxa" w:w="1872"/>
+            <w:shd w:fill="F2F5F9"/>
+            <w:tcMar>
+              <w:top w:w="100" w:type="dxa"/>
+              <w:bottom w:w="100" w:type="dxa"/>
               <w:left w:w="150" w:type="dxa"/>
-              <w:bottom w:w="100" w:type="dxa"/>
               <w:right w:w="150" w:type="dxa"/>
             </w:tcMar>
           </w:tcPr>
@@ -17260,12 +17199,12 @@
         </w:tc>
         <w:tc>
           <w:tcPr>
-            <w:tcW w:w="1872" w:type="dxa"/>
-            <w:shd w:val="clear" w:color="auto" w:fill="F2F5F9"/>
-            <w:tcMar>
-              <w:top w:w="100" w:type="dxa"/>
+            <w:tcW w:type="dxa" w:w="1872"/>
+            <w:shd w:fill="F2F5F9"/>
+            <w:tcMar>
+              <w:top w:w="100" w:type="dxa"/>
+              <w:bottom w:w="100" w:type="dxa"/>
               <w:left w:w="150" w:type="dxa"/>
-              <w:bottom w:w="100" w:type="dxa"/>
               <w:right w:w="150" w:type="dxa"/>
             </w:tcMar>
           </w:tcPr>
@@ -17281,25 +17220,14 @@
         </w:tc>
       </w:tr>
       <w:tr>
-        <w:tblPrEx>
-          <w:tblCellMar>
-            <w:top w:w="0" w:type="dxa"/>
-            <w:left w:w="108" w:type="dxa"/>
-            <w:bottom w:w="0" w:type="dxa"/>
-            <w:right w:w="108" w:type="dxa"/>
-          </w:tblCellMar>
-        </w:tblPrEx>
-        <w:trPr>
-          <w:jc w:val="center"/>
-        </w:trPr>
-        <w:tc>
-          <w:tcPr>
-            <w:tcW w:w="1872" w:type="dxa"/>
-            <w:shd w:val="clear" w:color="auto" w:fill="FFFFFF"/>
-            <w:tcMar>
-              <w:top w:w="100" w:type="dxa"/>
+        <w:tc>
+          <w:tcPr>
+            <w:tcW w:type="dxa" w:w="1872"/>
+            <w:shd w:fill="FFFFFF"/>
+            <w:tcMar>
+              <w:top w:w="100" w:type="dxa"/>
+              <w:bottom w:w="100" w:type="dxa"/>
               <w:left w:w="150" w:type="dxa"/>
-              <w:bottom w:w="100" w:type="dxa"/>
               <w:right w:w="150" w:type="dxa"/>
             </w:tcMar>
           </w:tcPr>
@@ -17315,12 +17243,12 @@
         </w:tc>
         <w:tc>
           <w:tcPr>
-            <w:tcW w:w="1872" w:type="dxa"/>
-            <w:shd w:val="clear" w:color="auto" w:fill="FFFFFF"/>
-            <w:tcMar>
-              <w:top w:w="100" w:type="dxa"/>
+            <w:tcW w:type="dxa" w:w="1872"/>
+            <w:shd w:fill="FFFFFF"/>
+            <w:tcMar>
+              <w:top w:w="100" w:type="dxa"/>
+              <w:bottom w:w="100" w:type="dxa"/>
               <w:left w:w="150" w:type="dxa"/>
-              <w:bottom w:w="100" w:type="dxa"/>
               <w:right w:w="150" w:type="dxa"/>
             </w:tcMar>
           </w:tcPr>
@@ -17336,12 +17264,12 @@
         </w:tc>
         <w:tc>
           <w:tcPr>
-            <w:tcW w:w="1872" w:type="dxa"/>
-            <w:shd w:val="clear" w:color="auto" w:fill="FFFFFF"/>
-            <w:tcMar>
-              <w:top w:w="100" w:type="dxa"/>
+            <w:tcW w:type="dxa" w:w="1872"/>
+            <w:shd w:fill="FFFFFF"/>
+            <w:tcMar>
+              <w:top w:w="100" w:type="dxa"/>
+              <w:bottom w:w="100" w:type="dxa"/>
               <w:left w:w="150" w:type="dxa"/>
-              <w:bottom w:w="100" w:type="dxa"/>
               <w:right w:w="150" w:type="dxa"/>
             </w:tcMar>
           </w:tcPr>
@@ -17357,12 +17285,12 @@
         </w:tc>
         <w:tc>
           <w:tcPr>
-            <w:tcW w:w="1872" w:type="dxa"/>
-            <w:shd w:val="clear" w:color="auto" w:fill="FFFFFF"/>
-            <w:tcMar>
-              <w:top w:w="100" w:type="dxa"/>
+            <w:tcW w:type="dxa" w:w="1872"/>
+            <w:shd w:fill="FFFFFF"/>
+            <w:tcMar>
+              <w:top w:w="100" w:type="dxa"/>
+              <w:bottom w:w="100" w:type="dxa"/>
               <w:left w:w="150" w:type="dxa"/>
-              <w:bottom w:w="100" w:type="dxa"/>
               <w:right w:w="150" w:type="dxa"/>
             </w:tcMar>
           </w:tcPr>
@@ -17378,12 +17306,12 @@
         </w:tc>
         <w:tc>
           <w:tcPr>
-            <w:tcW w:w="1872" w:type="dxa"/>
-            <w:shd w:val="clear" w:color="auto" w:fill="FFFFFF"/>
-            <w:tcMar>
-              <w:top w:w="100" w:type="dxa"/>
+            <w:tcW w:type="dxa" w:w="1872"/>
+            <w:shd w:fill="FFFFFF"/>
+            <w:tcMar>
+              <w:top w:w="100" w:type="dxa"/>
+              <w:bottom w:w="100" w:type="dxa"/>
               <w:left w:w="150" w:type="dxa"/>
-              <w:bottom w:w="100" w:type="dxa"/>
               <w:right w:w="150" w:type="dxa"/>
             </w:tcMar>
           </w:tcPr>
@@ -17399,25 +17327,14 @@
         </w:tc>
       </w:tr>
       <w:tr>
-        <w:tblPrEx>
-          <w:tblCellMar>
-            <w:top w:w="0" w:type="dxa"/>
-            <w:left w:w="108" w:type="dxa"/>
-            <w:bottom w:w="0" w:type="dxa"/>
-            <w:right w:w="108" w:type="dxa"/>
-          </w:tblCellMar>
-        </w:tblPrEx>
-        <w:trPr>
-          <w:jc w:val="center"/>
-        </w:trPr>
-        <w:tc>
-          <w:tcPr>
-            <w:tcW w:w="1872" w:type="dxa"/>
-            <w:shd w:val="clear" w:color="auto" w:fill="F2F5F9"/>
-            <w:tcMar>
-              <w:top w:w="100" w:type="dxa"/>
+        <w:tc>
+          <w:tcPr>
+            <w:tcW w:type="dxa" w:w="1872"/>
+            <w:shd w:fill="F2F5F9"/>
+            <w:tcMar>
+              <w:top w:w="100" w:type="dxa"/>
+              <w:bottom w:w="100" w:type="dxa"/>
               <w:left w:w="150" w:type="dxa"/>
-              <w:bottom w:w="100" w:type="dxa"/>
               <w:right w:w="150" w:type="dxa"/>
             </w:tcMar>
           </w:tcPr>
@@ -17433,12 +17350,12 @@
         </w:tc>
         <w:tc>
           <w:tcPr>
-            <w:tcW w:w="1872" w:type="dxa"/>
-            <w:shd w:val="clear" w:color="auto" w:fill="F2F5F9"/>
-            <w:tcMar>
-              <w:top w:w="100" w:type="dxa"/>
+            <w:tcW w:type="dxa" w:w="1872"/>
+            <w:shd w:fill="F2F5F9"/>
+            <w:tcMar>
+              <w:top w:w="100" w:type="dxa"/>
+              <w:bottom w:w="100" w:type="dxa"/>
               <w:left w:w="150" w:type="dxa"/>
-              <w:bottom w:w="100" w:type="dxa"/>
               <w:right w:w="150" w:type="dxa"/>
             </w:tcMar>
           </w:tcPr>
@@ -17454,12 +17371,12 @@
         </w:tc>
         <w:tc>
           <w:tcPr>
-            <w:tcW w:w="1872" w:type="dxa"/>
-            <w:shd w:val="clear" w:color="auto" w:fill="F2F5F9"/>
-            <w:tcMar>
-              <w:top w:w="100" w:type="dxa"/>
+            <w:tcW w:type="dxa" w:w="1872"/>
+            <w:shd w:fill="F2F5F9"/>
+            <w:tcMar>
+              <w:top w:w="100" w:type="dxa"/>
+              <w:bottom w:w="100" w:type="dxa"/>
               <w:left w:w="150" w:type="dxa"/>
-              <w:bottom w:w="100" w:type="dxa"/>
               <w:right w:w="150" w:type="dxa"/>
             </w:tcMar>
           </w:tcPr>
@@ -17475,12 +17392,12 @@
         </w:tc>
         <w:tc>
           <w:tcPr>
-            <w:tcW w:w="1872" w:type="dxa"/>
-            <w:shd w:val="clear" w:color="auto" w:fill="F2F5F9"/>
-            <w:tcMar>
-              <w:top w:w="100" w:type="dxa"/>
+            <w:tcW w:type="dxa" w:w="1872"/>
+            <w:shd w:fill="F2F5F9"/>
+            <w:tcMar>
+              <w:top w:w="100" w:type="dxa"/>
+              <w:bottom w:w="100" w:type="dxa"/>
               <w:left w:w="150" w:type="dxa"/>
-              <w:bottom w:w="100" w:type="dxa"/>
               <w:right w:w="150" w:type="dxa"/>
             </w:tcMar>
           </w:tcPr>
@@ -17496,12 +17413,12 @@
         </w:tc>
         <w:tc>
           <w:tcPr>
-            <w:tcW w:w="1872" w:type="dxa"/>
-            <w:shd w:val="clear" w:color="auto" w:fill="F2F5F9"/>
-            <w:tcMar>
-              <w:top w:w="100" w:type="dxa"/>
+            <w:tcW w:type="dxa" w:w="1872"/>
+            <w:shd w:fill="F2F5F9"/>
+            <w:tcMar>
+              <w:top w:w="100" w:type="dxa"/>
+              <w:bottom w:w="100" w:type="dxa"/>
               <w:left w:w="150" w:type="dxa"/>
-              <w:bottom w:w="100" w:type="dxa"/>
               <w:right w:w="150" w:type="dxa"/>
             </w:tcMar>
           </w:tcPr>
@@ -17517,25 +17434,14 @@
         </w:tc>
       </w:tr>
       <w:tr>
-        <w:tblPrEx>
-          <w:tblCellMar>
-            <w:top w:w="0" w:type="dxa"/>
-            <w:left w:w="108" w:type="dxa"/>
-            <w:bottom w:w="0" w:type="dxa"/>
-            <w:right w:w="108" w:type="dxa"/>
-          </w:tblCellMar>
-        </w:tblPrEx>
-        <w:trPr>
-          <w:jc w:val="center"/>
-        </w:trPr>
-        <w:tc>
-          <w:tcPr>
-            <w:tcW w:w="1872" w:type="dxa"/>
-            <w:shd w:val="clear" w:color="auto" w:fill="FFFFFF"/>
-            <w:tcMar>
-              <w:top w:w="100" w:type="dxa"/>
+        <w:tc>
+          <w:tcPr>
+            <w:tcW w:type="dxa" w:w="1872"/>
+            <w:shd w:fill="FFFFFF"/>
+            <w:tcMar>
+              <w:top w:w="100" w:type="dxa"/>
+              <w:bottom w:w="100" w:type="dxa"/>
               <w:left w:w="150" w:type="dxa"/>
-              <w:bottom w:w="100" w:type="dxa"/>
               <w:right w:w="150" w:type="dxa"/>
             </w:tcMar>
           </w:tcPr>
@@ -17551,12 +17457,12 @@
         </w:tc>
         <w:tc>
           <w:tcPr>
-            <w:tcW w:w="1872" w:type="dxa"/>
-            <w:shd w:val="clear" w:color="auto" w:fill="FFFFFF"/>
-            <w:tcMar>
-              <w:top w:w="100" w:type="dxa"/>
+            <w:tcW w:type="dxa" w:w="1872"/>
+            <w:shd w:fill="FFFFFF"/>
+            <w:tcMar>
+              <w:top w:w="100" w:type="dxa"/>
+              <w:bottom w:w="100" w:type="dxa"/>
               <w:left w:w="150" w:type="dxa"/>
-              <w:bottom w:w="100" w:type="dxa"/>
               <w:right w:w="150" w:type="dxa"/>
             </w:tcMar>
           </w:tcPr>
@@ -17572,12 +17478,12 @@
         </w:tc>
         <w:tc>
           <w:tcPr>
-            <w:tcW w:w="1872" w:type="dxa"/>
-            <w:shd w:val="clear" w:color="auto" w:fill="FFFFFF"/>
-            <w:tcMar>
-              <w:top w:w="100" w:type="dxa"/>
+            <w:tcW w:type="dxa" w:w="1872"/>
+            <w:shd w:fill="FFFFFF"/>
+            <w:tcMar>
+              <w:top w:w="100" w:type="dxa"/>
+              <w:bottom w:w="100" w:type="dxa"/>
               <w:left w:w="150" w:type="dxa"/>
-              <w:bottom w:w="100" w:type="dxa"/>
               <w:right w:w="150" w:type="dxa"/>
             </w:tcMar>
           </w:tcPr>
@@ -17593,12 +17499,12 @@
         </w:tc>
         <w:tc>
           <w:tcPr>
-            <w:tcW w:w="1872" w:type="dxa"/>
-            <w:shd w:val="clear" w:color="auto" w:fill="FFFFFF"/>
-            <w:tcMar>
-              <w:top w:w="100" w:type="dxa"/>
+            <w:tcW w:type="dxa" w:w="1872"/>
+            <w:shd w:fill="FFFFFF"/>
+            <w:tcMar>
+              <w:top w:w="100" w:type="dxa"/>
+              <w:bottom w:w="100" w:type="dxa"/>
               <w:left w:w="150" w:type="dxa"/>
-              <w:bottom w:w="100" w:type="dxa"/>
               <w:right w:w="150" w:type="dxa"/>
             </w:tcMar>
           </w:tcPr>
@@ -17614,12 +17520,12 @@
         </w:tc>
         <w:tc>
           <w:tcPr>
-            <w:tcW w:w="1872" w:type="dxa"/>
-            <w:shd w:val="clear" w:color="auto" w:fill="FFFFFF"/>
-            <w:tcMar>
-              <w:top w:w="100" w:type="dxa"/>
+            <w:tcW w:type="dxa" w:w="1872"/>
+            <w:shd w:fill="FFFFFF"/>
+            <w:tcMar>
+              <w:top w:w="100" w:type="dxa"/>
+              <w:bottom w:w="100" w:type="dxa"/>
               <w:left w:w="150" w:type="dxa"/>
-              <w:bottom w:w="100" w:type="dxa"/>
               <w:right w:w="150" w:type="dxa"/>
             </w:tcMar>
           </w:tcPr>
@@ -17640,6 +17546,7 @@
         <w:keepNext/>
         <w:spacing w:before="240" w:after="80"/>
         <w:jc w:val="both"/>
+        <w:outlineLvl w:val="1"/>
       </w:pPr>
       <w:r>
         <w:rPr>
@@ -17668,16 +17575,9 @@
     </w:p>
     <w:tbl>
       <w:tblPr>
-        <w:tblStyle w:val="12"/>
-        <w:tblW w:w="0" w:type="auto"/>
+        <w:tblW w:type="auto" w:w="0"/>
         <w:jc w:val="center"/>
-        <w:tblLayout w:type="autofit"/>
-        <w:tblCellMar>
-          <w:top w:w="0" w:type="dxa"/>
-          <w:left w:w="108" w:type="dxa"/>
-          <w:bottom w:w="0" w:type="dxa"/>
-          <w:right w:w="108" w:type="dxa"/>
-        </w:tblCellMar>
+        <w:tblLook w:firstColumn="1" w:firstRow="1" w:lastColumn="0" w:lastRow="0" w:noHBand="0" w:noVBand="1" w:val="04A0"/>
       </w:tblPr>
       <w:tblGrid>
         <w:gridCol w:w="3120"/>
@@ -17685,25 +17585,14 @@
         <w:gridCol w:w="3120"/>
       </w:tblGrid>
       <w:tr>
-        <w:tblPrEx>
-          <w:tblCellMar>
-            <w:top w:w="0" w:type="dxa"/>
-            <w:left w:w="108" w:type="dxa"/>
-            <w:bottom w:w="0" w:type="dxa"/>
-            <w:right w:w="108" w:type="dxa"/>
-          </w:tblCellMar>
-        </w:tblPrEx>
-        <w:trPr>
-          <w:jc w:val="center"/>
-        </w:trPr>
-        <w:tc>
-          <w:tcPr>
-            <w:tcW w:w="3120" w:type="dxa"/>
-            <w:shd w:val="clear" w:color="auto" w:fill="1F497D"/>
+        <w:tc>
+          <w:tcPr>
+            <w:tcW w:type="dxa" w:w="3120"/>
+            <w:shd w:fill="1F497D"/>
             <w:tcMar>
               <w:top w:w="120" w:type="dxa"/>
+              <w:bottom w:w="120" w:type="dxa"/>
               <w:left w:w="150" w:type="dxa"/>
-              <w:bottom w:w="120" w:type="dxa"/>
               <w:right w:w="150" w:type="dxa"/>
             </w:tcMar>
           </w:tcPr>
@@ -17724,12 +17613,12 @@
         </w:tc>
         <w:tc>
           <w:tcPr>
-            <w:tcW w:w="3120" w:type="dxa"/>
-            <w:shd w:val="clear" w:color="auto" w:fill="1F497D"/>
+            <w:tcW w:type="dxa" w:w="3120"/>
+            <w:shd w:fill="1F497D"/>
             <w:tcMar>
               <w:top w:w="120" w:type="dxa"/>
+              <w:bottom w:w="120" w:type="dxa"/>
               <w:left w:w="150" w:type="dxa"/>
-              <w:bottom w:w="120" w:type="dxa"/>
               <w:right w:w="150" w:type="dxa"/>
             </w:tcMar>
           </w:tcPr>
@@ -17750,12 +17639,12 @@
         </w:tc>
         <w:tc>
           <w:tcPr>
-            <w:tcW w:w="3120" w:type="dxa"/>
-            <w:shd w:val="clear" w:color="auto" w:fill="1F497D"/>
+            <w:tcW w:type="dxa" w:w="3120"/>
+            <w:shd w:fill="1F497D"/>
             <w:tcMar>
               <w:top w:w="120" w:type="dxa"/>
+              <w:bottom w:w="120" w:type="dxa"/>
               <w:left w:w="150" w:type="dxa"/>
-              <w:bottom w:w="120" w:type="dxa"/>
               <w:right w:w="150" w:type="dxa"/>
             </w:tcMar>
           </w:tcPr>
@@ -17776,25 +17665,14 @@
         </w:tc>
       </w:tr>
       <w:tr>
-        <w:tblPrEx>
-          <w:tblCellMar>
-            <w:top w:w="0" w:type="dxa"/>
-            <w:left w:w="108" w:type="dxa"/>
-            <w:bottom w:w="0" w:type="dxa"/>
-            <w:right w:w="108" w:type="dxa"/>
-          </w:tblCellMar>
-        </w:tblPrEx>
-        <w:trPr>
-          <w:jc w:val="center"/>
-        </w:trPr>
-        <w:tc>
-          <w:tcPr>
-            <w:tcW w:w="3120" w:type="dxa"/>
-            <w:shd w:val="clear" w:color="auto" w:fill="F2F5F9"/>
-            <w:tcMar>
-              <w:top w:w="100" w:type="dxa"/>
+        <w:tc>
+          <w:tcPr>
+            <w:tcW w:type="dxa" w:w="3120"/>
+            <w:shd w:fill="F2F5F9"/>
+            <w:tcMar>
+              <w:top w:w="100" w:type="dxa"/>
+              <w:bottom w:w="100" w:type="dxa"/>
               <w:left w:w="150" w:type="dxa"/>
-              <w:bottom w:w="100" w:type="dxa"/>
               <w:right w:w="150" w:type="dxa"/>
             </w:tcMar>
           </w:tcPr>
@@ -17810,12 +17688,12 @@
         </w:tc>
         <w:tc>
           <w:tcPr>
-            <w:tcW w:w="3120" w:type="dxa"/>
-            <w:shd w:val="clear" w:color="auto" w:fill="F2F5F9"/>
-            <w:tcMar>
-              <w:top w:w="100" w:type="dxa"/>
+            <w:tcW w:type="dxa" w:w="3120"/>
+            <w:shd w:fill="F2F5F9"/>
+            <w:tcMar>
+              <w:top w:w="100" w:type="dxa"/>
+              <w:bottom w:w="100" w:type="dxa"/>
               <w:left w:w="150" w:type="dxa"/>
-              <w:bottom w:w="100" w:type="dxa"/>
               <w:right w:w="150" w:type="dxa"/>
             </w:tcMar>
           </w:tcPr>
@@ -17831,12 +17709,12 @@
         </w:tc>
         <w:tc>
           <w:tcPr>
-            <w:tcW w:w="3120" w:type="dxa"/>
-            <w:shd w:val="clear" w:color="auto" w:fill="F2F5F9"/>
-            <w:tcMar>
-              <w:top w:w="100" w:type="dxa"/>
+            <w:tcW w:type="dxa" w:w="3120"/>
+            <w:shd w:fill="F2F5F9"/>
+            <w:tcMar>
+              <w:top w:w="100" w:type="dxa"/>
+              <w:bottom w:w="100" w:type="dxa"/>
               <w:left w:w="150" w:type="dxa"/>
-              <w:bottom w:w="100" w:type="dxa"/>
               <w:right w:w="150" w:type="dxa"/>
             </w:tcMar>
           </w:tcPr>
@@ -17852,25 +17730,14 @@
         </w:tc>
       </w:tr>
       <w:tr>
-        <w:tblPrEx>
-          <w:tblCellMar>
-            <w:top w:w="0" w:type="dxa"/>
-            <w:left w:w="108" w:type="dxa"/>
-            <w:bottom w:w="0" w:type="dxa"/>
-            <w:right w:w="108" w:type="dxa"/>
-          </w:tblCellMar>
-        </w:tblPrEx>
-        <w:trPr>
-          <w:jc w:val="center"/>
-        </w:trPr>
-        <w:tc>
-          <w:tcPr>
-            <w:tcW w:w="3120" w:type="dxa"/>
-            <w:shd w:val="clear" w:color="auto" w:fill="FFFFFF"/>
-            <w:tcMar>
-              <w:top w:w="100" w:type="dxa"/>
+        <w:tc>
+          <w:tcPr>
+            <w:tcW w:type="dxa" w:w="3120"/>
+            <w:shd w:fill="FFFFFF"/>
+            <w:tcMar>
+              <w:top w:w="100" w:type="dxa"/>
+              <w:bottom w:w="100" w:type="dxa"/>
               <w:left w:w="150" w:type="dxa"/>
-              <w:bottom w:w="100" w:type="dxa"/>
               <w:right w:w="150" w:type="dxa"/>
             </w:tcMar>
           </w:tcPr>
@@ -17886,12 +17753,12 @@
         </w:tc>
         <w:tc>
           <w:tcPr>
-            <w:tcW w:w="3120" w:type="dxa"/>
-            <w:shd w:val="clear" w:color="auto" w:fill="FFFFFF"/>
-            <w:tcMar>
-              <w:top w:w="100" w:type="dxa"/>
+            <w:tcW w:type="dxa" w:w="3120"/>
+            <w:shd w:fill="FFFFFF"/>
+            <w:tcMar>
+              <w:top w:w="100" w:type="dxa"/>
+              <w:bottom w:w="100" w:type="dxa"/>
               <w:left w:w="150" w:type="dxa"/>
-              <w:bottom w:w="100" w:type="dxa"/>
               <w:right w:w="150" w:type="dxa"/>
             </w:tcMar>
           </w:tcPr>
@@ -17907,12 +17774,12 @@
         </w:tc>
         <w:tc>
           <w:tcPr>
-            <w:tcW w:w="3120" w:type="dxa"/>
-            <w:shd w:val="clear" w:color="auto" w:fill="FFFFFF"/>
-            <w:tcMar>
-              <w:top w:w="100" w:type="dxa"/>
+            <w:tcW w:type="dxa" w:w="3120"/>
+            <w:shd w:fill="FFFFFF"/>
+            <w:tcMar>
+              <w:top w:w="100" w:type="dxa"/>
+              <w:bottom w:w="100" w:type="dxa"/>
               <w:left w:w="150" w:type="dxa"/>
-              <w:bottom w:w="100" w:type="dxa"/>
               <w:right w:w="150" w:type="dxa"/>
             </w:tcMar>
           </w:tcPr>
@@ -17961,6 +17828,14 @@
         <w:rPr>
           <w:rFonts w:ascii="Calibri" w:hAnsi="Calibri"/>
           <w:i w:val="0"/>
+          <w:color w:val="333333"/>
+          <w:sz w:val="20"/>
+        </w:rPr>
+      </w:r>
+      <w:r>
+        <w:rPr>
+          <w:rFonts w:ascii="Calibri" w:hAnsi="Calibri"/>
+          <w:i w:val="0"/>
           <w:sz w:val="20"/>
         </w:rPr>
         <w:t>chi^2 = (|b - c| - 1)^2 / (b + c) = (|167 - 0| - 1)^2 / (167 + 0) = (166)^2 / 167 = 1853.0005 (p &lt; 0.0001)</w:t>
@@ -17986,6 +17861,7 @@
         <w:keepNext/>
         <w:spacing w:before="240" w:after="80"/>
         <w:jc w:val="both"/>
+        <w:outlineLvl w:val="1"/>
       </w:pPr>
       <w:r>
         <w:rPr>
@@ -18013,16 +17889,9 @@
     </w:p>
     <w:tbl>
       <w:tblPr>
-        <w:tblStyle w:val="12"/>
-        <w:tblW w:w="0" w:type="auto"/>
+        <w:tblW w:type="auto" w:w="0"/>
         <w:jc w:val="center"/>
-        <w:tblLayout w:type="autofit"/>
-        <w:tblCellMar>
-          <w:top w:w="0" w:type="dxa"/>
-          <w:left w:w="108" w:type="dxa"/>
-          <w:bottom w:w="0" w:type="dxa"/>
-          <w:right w:w="108" w:type="dxa"/>
-        </w:tblCellMar>
+        <w:tblLook w:firstColumn="1" w:firstRow="1" w:lastColumn="0" w:lastRow="0" w:noHBand="0" w:noVBand="1" w:val="04A0"/>
       </w:tblPr>
       <w:tblGrid>
         <w:gridCol w:w="2340"/>
@@ -18031,25 +17900,14 @@
         <w:gridCol w:w="2340"/>
       </w:tblGrid>
       <w:tr>
-        <w:tblPrEx>
-          <w:tblCellMar>
-            <w:top w:w="0" w:type="dxa"/>
-            <w:left w:w="108" w:type="dxa"/>
-            <w:bottom w:w="0" w:type="dxa"/>
-            <w:right w:w="108" w:type="dxa"/>
-          </w:tblCellMar>
-        </w:tblPrEx>
-        <w:trPr>
-          <w:jc w:val="center"/>
-        </w:trPr>
-        <w:tc>
-          <w:tcPr>
-            <w:tcW w:w="2340" w:type="dxa"/>
-            <w:shd w:val="clear" w:color="auto" w:fill="1F497D"/>
+        <w:tc>
+          <w:tcPr>
+            <w:tcW w:type="dxa" w:w="2340"/>
+            <w:shd w:fill="1F497D"/>
             <w:tcMar>
               <w:top w:w="120" w:type="dxa"/>
+              <w:bottom w:w="120" w:type="dxa"/>
               <w:left w:w="150" w:type="dxa"/>
-              <w:bottom w:w="120" w:type="dxa"/>
               <w:right w:w="150" w:type="dxa"/>
             </w:tcMar>
           </w:tcPr>
@@ -18070,12 +17928,12 @@
         </w:tc>
         <w:tc>
           <w:tcPr>
-            <w:tcW w:w="2340" w:type="dxa"/>
-            <w:shd w:val="clear" w:color="auto" w:fill="1F497D"/>
+            <w:tcW w:type="dxa" w:w="2340"/>
+            <w:shd w:fill="1F497D"/>
             <w:tcMar>
               <w:top w:w="120" w:type="dxa"/>
+              <w:bottom w:w="120" w:type="dxa"/>
               <w:left w:w="150" w:type="dxa"/>
-              <w:bottom w:w="120" w:type="dxa"/>
               <w:right w:w="150" w:type="dxa"/>
             </w:tcMar>
           </w:tcPr>
@@ -18096,12 +17954,12 @@
         </w:tc>
         <w:tc>
           <w:tcPr>
-            <w:tcW w:w="2340" w:type="dxa"/>
-            <w:shd w:val="clear" w:color="auto" w:fill="1F497D"/>
+            <w:tcW w:type="dxa" w:w="2340"/>
+            <w:shd w:fill="1F497D"/>
             <w:tcMar>
               <w:top w:w="120" w:type="dxa"/>
+              <w:bottom w:w="120" w:type="dxa"/>
               <w:left w:w="150" w:type="dxa"/>
-              <w:bottom w:w="120" w:type="dxa"/>
               <w:right w:w="150" w:type="dxa"/>
             </w:tcMar>
           </w:tcPr>
@@ -18122,12 +17980,12 @@
         </w:tc>
         <w:tc>
           <w:tcPr>
-            <w:tcW w:w="2340" w:type="dxa"/>
-            <w:shd w:val="clear" w:color="auto" w:fill="1F497D"/>
+            <w:tcW w:type="dxa" w:w="2340"/>
+            <w:shd w:fill="1F497D"/>
             <w:tcMar>
               <w:top w:w="120" w:type="dxa"/>
+              <w:bottom w:w="120" w:type="dxa"/>
               <w:left w:w="150" w:type="dxa"/>
-              <w:bottom w:w="120" w:type="dxa"/>
               <w:right w:w="150" w:type="dxa"/>
             </w:tcMar>
           </w:tcPr>
@@ -18148,25 +18006,14 @@
         </w:tc>
       </w:tr>
       <w:tr>
-        <w:tblPrEx>
-          <w:tblCellMar>
-            <w:top w:w="0" w:type="dxa"/>
-            <w:left w:w="108" w:type="dxa"/>
-            <w:bottom w:w="0" w:type="dxa"/>
-            <w:right w:w="108" w:type="dxa"/>
-          </w:tblCellMar>
-        </w:tblPrEx>
-        <w:trPr>
-          <w:jc w:val="center"/>
-        </w:trPr>
-        <w:tc>
-          <w:tcPr>
-            <w:tcW w:w="2340" w:type="dxa"/>
-            <w:shd w:val="clear" w:color="auto" w:fill="F2F5F9"/>
-            <w:tcMar>
-              <w:top w:w="100" w:type="dxa"/>
+        <w:tc>
+          <w:tcPr>
+            <w:tcW w:type="dxa" w:w="2340"/>
+            <w:shd w:fill="F2F5F9"/>
+            <w:tcMar>
+              <w:top w:w="100" w:type="dxa"/>
+              <w:bottom w:w="100" w:type="dxa"/>
               <w:left w:w="150" w:type="dxa"/>
-              <w:bottom w:w="100" w:type="dxa"/>
               <w:right w:w="150" w:type="dxa"/>
             </w:tcMar>
           </w:tcPr>
@@ -18182,12 +18029,12 @@
         </w:tc>
         <w:tc>
           <w:tcPr>
-            <w:tcW w:w="2340" w:type="dxa"/>
-            <w:shd w:val="clear" w:color="auto" w:fill="F2F5F9"/>
-            <w:tcMar>
-              <w:top w:w="100" w:type="dxa"/>
+            <w:tcW w:type="dxa" w:w="2340"/>
+            <w:shd w:fill="F2F5F9"/>
+            <w:tcMar>
+              <w:top w:w="100" w:type="dxa"/>
+              <w:bottom w:w="100" w:type="dxa"/>
               <w:left w:w="150" w:type="dxa"/>
-              <w:bottom w:w="100" w:type="dxa"/>
               <w:right w:w="150" w:type="dxa"/>
             </w:tcMar>
           </w:tcPr>
@@ -18199,12 +18046,12 @@
         </w:tc>
         <w:tc>
           <w:tcPr>
-            <w:tcW w:w="2340" w:type="dxa"/>
-            <w:shd w:val="clear" w:color="auto" w:fill="F2F5F9"/>
-            <w:tcMar>
-              <w:top w:w="100" w:type="dxa"/>
+            <w:tcW w:type="dxa" w:w="2340"/>
+            <w:shd w:fill="F2F5F9"/>
+            <w:tcMar>
+              <w:top w:w="100" w:type="dxa"/>
+              <w:bottom w:w="100" w:type="dxa"/>
               <w:left w:w="150" w:type="dxa"/>
-              <w:bottom w:w="100" w:type="dxa"/>
               <w:right w:w="150" w:type="dxa"/>
             </w:tcMar>
           </w:tcPr>
@@ -18220,12 +18067,12 @@
         </w:tc>
         <w:tc>
           <w:tcPr>
-            <w:tcW w:w="2340" w:type="dxa"/>
-            <w:shd w:val="clear" w:color="auto" w:fill="F2F5F9"/>
-            <w:tcMar>
-              <w:top w:w="100" w:type="dxa"/>
+            <w:tcW w:type="dxa" w:w="2340"/>
+            <w:shd w:fill="F2F5F9"/>
+            <w:tcMar>
+              <w:top w:w="100" w:type="dxa"/>
+              <w:bottom w:w="100" w:type="dxa"/>
               <w:left w:w="150" w:type="dxa"/>
-              <w:bottom w:w="100" w:type="dxa"/>
               <w:right w:w="150" w:type="dxa"/>
             </w:tcMar>
           </w:tcPr>
@@ -18241,25 +18088,14 @@
         </w:tc>
       </w:tr>
       <w:tr>
-        <w:tblPrEx>
-          <w:tblCellMar>
-            <w:top w:w="0" w:type="dxa"/>
-            <w:left w:w="108" w:type="dxa"/>
-            <w:bottom w:w="0" w:type="dxa"/>
-            <w:right w:w="108" w:type="dxa"/>
-          </w:tblCellMar>
-        </w:tblPrEx>
-        <w:trPr>
-          <w:jc w:val="center"/>
-        </w:trPr>
-        <w:tc>
-          <w:tcPr>
-            <w:tcW w:w="2340" w:type="dxa"/>
-            <w:shd w:val="clear" w:color="auto" w:fill="FFFFFF"/>
-            <w:tcMar>
-              <w:top w:w="100" w:type="dxa"/>
+        <w:tc>
+          <w:tcPr>
+            <w:tcW w:type="dxa" w:w="2340"/>
+            <w:shd w:fill="FFFFFF"/>
+            <w:tcMar>
+              <w:top w:w="100" w:type="dxa"/>
+              <w:bottom w:w="100" w:type="dxa"/>
               <w:left w:w="150" w:type="dxa"/>
-              <w:bottom w:w="100" w:type="dxa"/>
               <w:right w:w="150" w:type="dxa"/>
             </w:tcMar>
           </w:tcPr>
@@ -18275,12 +18111,12 @@
         </w:tc>
         <w:tc>
           <w:tcPr>
-            <w:tcW w:w="2340" w:type="dxa"/>
-            <w:shd w:val="clear" w:color="auto" w:fill="FFFFFF"/>
-            <w:tcMar>
-              <w:top w:w="100" w:type="dxa"/>
+            <w:tcW w:type="dxa" w:w="2340"/>
+            <w:shd w:fill="FFFFFF"/>
+            <w:tcMar>
+              <w:top w:w="100" w:type="dxa"/>
+              <w:bottom w:w="100" w:type="dxa"/>
               <w:left w:w="150" w:type="dxa"/>
-              <w:bottom w:w="100" w:type="dxa"/>
               <w:right w:w="150" w:type="dxa"/>
             </w:tcMar>
           </w:tcPr>
@@ -18292,12 +18128,12 @@
         </w:tc>
         <w:tc>
           <w:tcPr>
-            <w:tcW w:w="2340" w:type="dxa"/>
-            <w:shd w:val="clear" w:color="auto" w:fill="FFFFFF"/>
-            <w:tcMar>
-              <w:top w:w="100" w:type="dxa"/>
+            <w:tcW w:type="dxa" w:w="2340"/>
+            <w:shd w:fill="FFFFFF"/>
+            <w:tcMar>
+              <w:top w:w="100" w:type="dxa"/>
+              <w:bottom w:w="100" w:type="dxa"/>
               <w:left w:w="150" w:type="dxa"/>
-              <w:bottom w:w="100" w:type="dxa"/>
               <w:right w:w="150" w:type="dxa"/>
             </w:tcMar>
           </w:tcPr>
@@ -18313,12 +18149,12 @@
         </w:tc>
         <w:tc>
           <w:tcPr>
-            <w:tcW w:w="2340" w:type="dxa"/>
-            <w:shd w:val="clear" w:color="auto" w:fill="FFFFFF"/>
-            <w:tcMar>
-              <w:top w:w="100" w:type="dxa"/>
+            <w:tcW w:type="dxa" w:w="2340"/>
+            <w:shd w:fill="FFFFFF"/>
+            <w:tcMar>
+              <w:top w:w="100" w:type="dxa"/>
+              <w:bottom w:w="100" w:type="dxa"/>
               <w:left w:w="150" w:type="dxa"/>
-              <w:bottom w:w="100" w:type="dxa"/>
               <w:right w:w="150" w:type="dxa"/>
             </w:tcMar>
           </w:tcPr>
@@ -18334,25 +18170,14 @@
         </w:tc>
       </w:tr>
       <w:tr>
-        <w:tblPrEx>
-          <w:tblCellMar>
-            <w:top w:w="0" w:type="dxa"/>
-            <w:left w:w="108" w:type="dxa"/>
-            <w:bottom w:w="0" w:type="dxa"/>
-            <w:right w:w="108" w:type="dxa"/>
-          </w:tblCellMar>
-        </w:tblPrEx>
-        <w:trPr>
-          <w:jc w:val="center"/>
-        </w:trPr>
-        <w:tc>
-          <w:tcPr>
-            <w:tcW w:w="2340" w:type="dxa"/>
-            <w:shd w:val="clear" w:color="auto" w:fill="F2F5F9"/>
-            <w:tcMar>
-              <w:top w:w="100" w:type="dxa"/>
+        <w:tc>
+          <w:tcPr>
+            <w:tcW w:type="dxa" w:w="2340"/>
+            <w:shd w:fill="F2F5F9"/>
+            <w:tcMar>
+              <w:top w:w="100" w:type="dxa"/>
+              <w:bottom w:w="100" w:type="dxa"/>
               <w:left w:w="150" w:type="dxa"/>
-              <w:bottom w:w="100" w:type="dxa"/>
               <w:right w:w="150" w:type="dxa"/>
             </w:tcMar>
           </w:tcPr>
@@ -18368,12 +18193,12 @@
         </w:tc>
         <w:tc>
           <w:tcPr>
-            <w:tcW w:w="2340" w:type="dxa"/>
-            <w:shd w:val="clear" w:color="auto" w:fill="F2F5F9"/>
-            <w:tcMar>
-              <w:top w:w="100" w:type="dxa"/>
+            <w:tcW w:type="dxa" w:w="2340"/>
+            <w:shd w:fill="F2F5F9"/>
+            <w:tcMar>
+              <w:top w:w="100" w:type="dxa"/>
+              <w:bottom w:w="100" w:type="dxa"/>
               <w:left w:w="150" w:type="dxa"/>
-              <w:bottom w:w="100" w:type="dxa"/>
               <w:right w:w="150" w:type="dxa"/>
             </w:tcMar>
           </w:tcPr>
@@ -18389,12 +18214,12 @@
         </w:tc>
         <w:tc>
           <w:tcPr>
-            <w:tcW w:w="2340" w:type="dxa"/>
-            <w:shd w:val="clear" w:color="auto" w:fill="F2F5F9"/>
-            <w:tcMar>
-              <w:top w:w="100" w:type="dxa"/>
+            <w:tcW w:type="dxa" w:w="2340"/>
+            <w:shd w:fill="F2F5F9"/>
+            <w:tcMar>
+              <w:top w:w="100" w:type="dxa"/>
+              <w:bottom w:w="100" w:type="dxa"/>
               <w:left w:w="150" w:type="dxa"/>
-              <w:bottom w:w="100" w:type="dxa"/>
               <w:right w:w="150" w:type="dxa"/>
             </w:tcMar>
           </w:tcPr>
@@ -18410,12 +18235,12 @@
         </w:tc>
         <w:tc>
           <w:tcPr>
-            <w:tcW w:w="2340" w:type="dxa"/>
-            <w:shd w:val="clear" w:color="auto" w:fill="F2F5F9"/>
-            <w:tcMar>
-              <w:top w:w="100" w:type="dxa"/>
+            <w:tcW w:type="dxa" w:w="2340"/>
+            <w:shd w:fill="F2F5F9"/>
+            <w:tcMar>
+              <w:top w:w="100" w:type="dxa"/>
+              <w:bottom w:w="100" w:type="dxa"/>
               <w:left w:w="150" w:type="dxa"/>
-              <w:bottom w:w="100" w:type="dxa"/>
               <w:right w:w="150" w:type="dxa"/>
             </w:tcMar>
           </w:tcPr>
@@ -18431,463 +18256,6 @@
         </w:tc>
       </w:tr>
     </w:tbl>
-    <w:p>
-      <w:pPr>
-        <w:spacing w:before="280" w:after="120"/>
-      </w:pPr>
-      <w:r>
-        <w:rPr>
-          <w:rFonts w:ascii="Times New Roman" w:hAnsi="Times New Roman"/>
-          <w:b/>
-          <w:sz w:val="26"/>
-        </w:rPr>
-        <w:t>REFERENCES</w:t>
-      </w:r>
-    </w:p>
-    <w:p>
-      <w:pPr>
-        <w:spacing w:after="120" w:line="240" w:lineRule="auto"/>
-        <w:jc w:val="both"/>
-      </w:pPr>
-      <w:r>
-        <w:t>[1] Y. Zhou, X. Chen et al., "Multimodal Document Image Classification and Parsing with Hybrid Vision-Language Architectures," IEEE Trans. Pattern Anal. Mach. Intell. (TPAMI), 2025. DOI: 10.1109/TPAMI.2025.3394120.</w:t>
-      </w:r>
-    </w:p>
-    <w:p>
-      <w:pPr>
-        <w:spacing w:after="120" w:line="240" w:lineRule="auto"/>
-        <w:jc w:val="both"/>
-      </w:pPr>
-      <w:r>
-        <w:t>[2] L. Zhang, W. Wang et al., "End-to-End Information Extraction from Scanned Receipts and Financial Documents," Pattern Recognition (Elsevier), 2025. DOI: 10.1016/j.patcog.2025.110450.</w:t>
-      </w:r>
-    </w:p>
-    <w:p>
-      <w:pPr>
-        <w:spacing w:after="120" w:line="240" w:lineRule="auto"/>
-        <w:jc w:val="both"/>
-      </w:pPr>
-      <w:r>
-        <w:t>[3] J. Xu, T. Huang et al., "Structured Key-Value Extraction in Complex Multi-Page Receipts: Benchmarks and Models," IEEE Trans. Knowl. Data Eng. (TKDE), 2025. DOI: 10.1109/TKDE.2025.3382190.</w:t>
-      </w:r>
-    </w:p>
-    <w:p>
-      <w:pPr>
-        <w:spacing w:after="120" w:line="240" w:lineRule="auto"/>
-        <w:jc w:val="both"/>
-      </w:pPr>
-      <w:r>
-        <w:t>[4] K. Zhao, M. Liu et al., "Noisy Form Document Layout Analysis and Entity Linking in Real-World Scans," IEEE Access, 2025. DOI: 10.1109/ACCESS.2025.3391020.</w:t>
-      </w:r>
-    </w:p>
-    <w:p>
-      <w:pPr>
-        <w:spacing w:after="120" w:line="240" w:lineRule="auto"/>
-        <w:jc w:val="both"/>
-      </w:pPr>
-      <w:r>
-        <w:t>[5] S. Chen, R. Zhang et al., "Visual Question Answering on Complex Academic and Administrative Documents," ACM Comput. Surv., 2025. DOI: 10.1145/3682100.</w:t>
-      </w:r>
-    </w:p>
-    <w:p>
-      <w:pPr>
-        <w:spacing w:after="120" w:line="240" w:lineRule="auto"/>
-        <w:jc w:val="both"/>
-      </w:pPr>
-      <w:r>
-        <w:t>[6] X. Yang, H. Sun et al., "Unified Pre-trained Vision-Language Models for Multi-Modal Document Intelligence," IEEE Trans. Multimedia, 2025. DOI: 10.1109/TMM.2025.3378900.</w:t>
-      </w:r>
-    </w:p>
-    <w:p>
-      <w:pPr>
-        <w:spacing w:after="120" w:line="240" w:lineRule="auto"/>
-        <w:jc w:val="both"/>
-      </w:pPr>
-      <w:r>
-        <w:t>[7] C. Wang, Y. Li et al., "OCR-Free End-to-End Visual Document Processing via Swin-Transformer Architectures," Neural Networks (Elsevier), 2025. DOI: 10.1016/j.neunet.2025.106200.</w:t>
-      </w:r>
-    </w:p>
-    <w:p>
-      <w:pPr>
-        <w:spacing w:after="120" w:line="240" w:lineRule="auto"/>
-        <w:jc w:val="both"/>
-      </w:pPr>
-      <w:r>
-        <w:t>[8] H. Lin, P. Fan et al., "Pre-trained Vision-Text Sequence-to-Sequence Models for Optical Character Recognition," Expert Syst. Appl. (Elsevier), 2025. DOI: 10.1016/j.eswa.2025.123500.</w:t>
-      </w:r>
-    </w:p>
-    <w:p>
-      <w:pPr>
-        <w:spacing w:after="120" w:line="240" w:lineRule="auto"/>
-        <w:jc w:val="both"/>
-      </w:pPr>
-      <w:r>
-        <w:t>[9] R. Patel, A. Kumar et al., "Unified Multi-Task Vision-Language Representations for Document Content Extraction," IEEE Trans. Image Process., 2025. DOI: 10.1109/TIP.2025.3385600.</w:t>
-      </w:r>
-    </w:p>
-    <w:p>
-      <w:pPr>
-        <w:spacing w:after="120" w:line="240" w:lineRule="auto"/>
-        <w:jc w:val="both"/>
-      </w:pPr>
-      <w:r>
-        <w:t>[10] A. Hu et al., "mPLUG-DocOwl2: High-resolution Compressing for OCR-free Multi-page Document Understanding," in Proc. ACL, 2025. DOI: 10.18653/v1/2025.acl-long.291.</w:t>
-      </w:r>
-    </w:p>
-    <w:p>
-      <w:pPr>
-        <w:spacing w:after="120" w:line="240" w:lineRule="auto"/>
-        <w:jc w:val="both"/>
-      </w:pPr>
-      <w:r>
-        <w:t>[11] S. Bai et al., "Qwen2.5-VL Technical Report: Enhancing Vision-Language Models with Dynamic Resolution," arXiv:2502.13923, 2025. DOI: 10.48550/arXiv.2502.13923.</w:t>
-      </w:r>
-    </w:p>
-    <w:p>
-      <w:pPr>
-        <w:spacing w:after="120" w:line="240" w:lineRule="auto"/>
-        <w:jc w:val="both"/>
-      </w:pPr>
-      <w:r>
-        <w:t>[12] Y. Liu et al., "TextMonkey: An OCR-Free Large Multimodal Model for Understanding Document," IEEE Trans. Pattern Anal. Mach. Intell., 2026. DOI: 10.1109/TPAMI.2026.3653415.</w:t>
-      </w:r>
-    </w:p>
-    <w:p>
-      <w:pPr>
-        <w:spacing w:after="120" w:line="240" w:lineRule="auto"/>
-        <w:jc w:val="both"/>
-      </w:pPr>
-      <w:r>
-        <w:t>[13] Z. Chen et al., "Expanding Performance Boundaries of Open-Source Multimodal Models with Model, Data, and Test-Time Scaling (InternVL 2.5)," arXiv:2412.05271, 2025. DOI: 10.48550/arXiv.2412.05271.</w:t>
-      </w:r>
-    </w:p>
-    <w:p>
-      <w:pPr>
-        <w:spacing w:after="120" w:line="240" w:lineRule="auto"/>
-        <w:jc w:val="both"/>
-      </w:pPr>
-      <w:r>
-        <w:t>[14] H. Kang et al., "OmniDocLayout: Towards Diverse Document Layout Generation via Coarse-to-Fine LLM Learning," in Proc. IEEE/CVF CVPR, 2026. DOI: 10.1109/CVPR52735.2026.01420.</w:t>
-      </w:r>
-    </w:p>
-    <w:p>
-      <w:pPr>
-        <w:spacing w:after="120" w:line="240" w:lineRule="auto"/>
-        <w:jc w:val="both"/>
-      </w:pPr>
-      <w:r>
-        <w:t>[15] Z. Li et al., "LLaVA-NeXT-Doc: High-Resolution Vision-Language Modeling for Fine-Grained Document Parsing," IEEE Access, 2025. DOI: 10.1109/ACCESS.2025.3381100.</w:t>
-      </w:r>
-    </w:p>
-    <w:p>
-      <w:pPr>
-        <w:spacing w:after="120" w:line="240" w:lineRule="auto"/>
-        <w:jc w:val="both"/>
-      </w:pPr>
-      <w:r>
-        <w:t>[16] M. Deitke et al., "Molmo and PixMo: Open Weights and Open Data for State-of-the-Art Vision-Language Models," in Proc. IEEE/CVF CVPR, 2025. DOI: 10.48550/arXiv.2409.17146.</w:t>
-      </w:r>
-    </w:p>
-    <w:p>
-      <w:pPr>
-        <w:spacing w:after="120" w:line="240" w:lineRule="auto"/>
-        <w:jc w:val="both"/>
-      </w:pPr>
-      <w:r>
-        <w:t>[17] A. Gupta et al., "Synthetic Academic Credential Generation for Privacy-Preserving Document Analysis," in Proc. ICDAR, Springer, 2025. DOI: 10.1007/978-3-031-50210-0_22.</w:t>
-      </w:r>
-    </w:p>
-    <w:p>
-      <w:pPr>
-        <w:spacing w:after="120" w:line="240" w:lineRule="auto"/>
-        <w:jc w:val="both"/>
-      </w:pPr>
-      <w:r>
-        <w:t>[18] M. B. Santos, E. Ramos et al., "Open-Source OCR and Layout Analysis Systems for Document Intelligence: Comparative Evaluation," Comput. Sci. Rev. (Elsevier), 2025. DOI: 10.1016/j.cosrev.2025.100680.</w:t>
-      </w:r>
-    </w:p>
-    <w:p>
-      <w:pPr>
-        <w:spacing w:after="120" w:line="240" w:lineRule="auto"/>
-        <w:jc w:val="both"/>
-      </w:pPr>
-      <w:r>
-        <w:t>[19] N. Livathinos et al., "Docling: An Efficient Open-Source Toolkit for AI-Driven Document Conversion," in AAAI Workshop, IBM Research, 2025. DOI: 10.48550/arXiv.2501.17887.</w:t>
-      </w:r>
-    </w:p>
-    <w:p>
-      <w:pPr>
-        <w:spacing w:after="120" w:line="240" w:lineRule="auto"/>
-        <w:jc w:val="both"/>
-      </w:pPr>
-      <w:r>
-        <w:t>[20] A. Sharma, V. Mehta et al., "Text Normalization and Canonical String Mapping in Natural Language Processing: A Survey," ACM Comput. Surv., 2025. DOI: 10.1145/3691200.</w:t>
-      </w:r>
-    </w:p>
-    <w:p>
-      <w:pPr>
-        <w:spacing w:after="120" w:line="240" w:lineRule="auto"/>
-        <w:jc w:val="both"/>
-      </w:pPr>
-      <w:r>
-        <w:t>[21] T. Fujii, K. Sato et al., "Modern String Edit Distance Algorithms and Character Error Rate Evaluation in OCR Systems," IEEE Access, 2025. DOI: 10.1109/ACCESS.2025.3395800.</w:t>
-      </w:r>
-    </w:p>
-    <w:p>
-      <w:pPr>
-        <w:spacing w:after="120" w:line="240" w:lineRule="auto"/>
-        <w:jc w:val="both"/>
-      </w:pPr>
-      <w:r>
-        <w:t>[22] E. R. Johnson, M. Taylor et al., "Statistical Significance Testing for Categorical Paired Observations in Machine Learning Benchmarks," J. Mach. Learn. Res. (JMLR), 2025. DOI: 10.5555/JMLR.2025.26.104.</w:t>
-      </w:r>
-    </w:p>
-    <w:p>
-      <w:pPr>
-        <w:spacing w:after="120" w:line="240" w:lineRule="auto"/>
-        <w:jc w:val="both"/>
-      </w:pPr>
-      <w:r>
-        <w:t>[23] D. Miller, S. Davis et al., "Non-Parametric Statistical Hypothesis Testing for Algorithm Comparison in Computer Vision," IEEE Trans. Pattern Anal. Mach. Intell., 2025. DOI: 10.1109/TPAMI.2025.3401800.</w:t>
-      </w:r>
-    </w:p>
-    <w:p>
-      <w:pPr>
-        <w:spacing w:after="120" w:line="240" w:lineRule="auto"/>
-        <w:jc w:val="both"/>
-      </w:pPr>
-      <w:r>
-        <w:t>[24] P. K. Verma, R. Singh et al., "Bootstrap Percentile Confidence Intervals for Performance Estimation in Document AI Benchmarks," Pattern Recognition Lett. (Elsevier), 2025. DOI: 10.1016/j.patrec.2025.109800.</w:t>
-      </w:r>
-    </w:p>
-    <w:p>
-      <w:pPr>
-        <w:spacing w:after="120" w:line="240" w:lineRule="auto"/>
-        <w:jc w:val="both"/>
-      </w:pPr>
-      <w:r>
-        <w:t>[25] M. Alvarez et al., "Semantic Canonicalization and Normalizer Evaluation in Multi-Modal Document Analysis," IEEE Access, 2026. DOI: 10.1109/ACCESS.2026.3412000.</w:t>
-      </w:r>
-    </w:p>
-    <w:p>
-      <w:pPr>
-        <w:spacing w:after="120" w:line="240" w:lineRule="auto"/>
-        <w:jc w:val="both"/>
-      </w:pPr>
-      <w:r>
-        <w:t>[26] P. Singh et al., "Privacy-Preserving Synthetic Document Generation for Administrative Credential Intelligence," ACM Trans. Knowl. Discov. Data (TKDD), 2026. DOI: 10.1145/3671200.</w:t>
-      </w:r>
-    </w:p>
-    <w:p>
-      <w:pPr>
-        <w:spacing w:after="120" w:line="240" w:lineRule="auto"/>
-        <w:jc w:val="both"/>
-      </w:pPr>
-      <w:r>
-        <w:t>[27] J. Liu, H. Chen et al., "VLM-RobustBench: Assessing Vision-Language Model Fragility under 49 Real-World Optical Degradations," IEEE Trans. Pattern Anal. Mach. Intell., 2026. DOI: 10.1109/TPAMI.2026.3421000.</w:t>
-      </w:r>
-    </w:p>
-    <w:p>
-      <w:pPr>
-        <w:spacing w:after="120" w:line="240" w:lineRule="auto"/>
-        <w:jc w:val="both"/>
-      </w:pPr>
-      <w:r>
-        <w:t>[28] C. K. R. Raman and V. Subramanian, "Privacy-Preserving Document Benchmarking under Statutory Regulations," IEEE Trans. Inf. Forensics Security (TIFS), 2025. DOI: 10.1109/TIFS.2025.3370120.</w:t>
-      </w:r>
-    </w:p>
-    <w:p>
-      <w:pPr>
-        <w:spacing w:after="120" w:line="240" w:lineRule="auto"/>
-        <w:jc w:val="both"/>
-      </w:pPr>
-      <w:r>
-        <w:t>[29] A. Nassar et al., "SmolDocling: An Ultra-Compact Vision-Language Model for End-to-End Multi-Modal Document Conversion," IBM Research, arXiv:2503.11576, 2025. DOI: 10.48550/arXiv.2503.11576.</w:t>
-      </w:r>
-    </w:p>
-    <w:p>
-      <w:pPr>
-        <w:spacing w:after="120" w:line="240" w:lineRule="auto"/>
-        <w:jc w:val="both"/>
-      </w:pPr>
-      <w:r>
-        <w:t>[30] L. Ouyang et al., "OmniDocBench: Benchmarking Diverse PDF Document Parsing with Comprehensive Annotations," in Proc. IEEE/CVF CVPR, 2025. DOI: 10.48550/arXiv.2412.07626.</w:t>
-      </w:r>
-    </w:p>
-    <w:p>
-      <w:pPr>
-        <w:jc w:val="both"/>
-      </w:pPr>
-      <w:r>
-        <w:t>[31] K. R. M. Banerjee et al., "Reproducibility Guidelines and Empirical Verification Protocols for Document AI Benchmarks," Nature Mach. Intell., 2025. DOI: 10.1038/s42256-024-00912-x.</w:t>
-      </w:r>
-    </w:p>
-    <w:p>
-      <w:pPr>
-        <w:spacing w:after="120" w:line="240" w:lineRule="auto"/>
-        <w:jc w:val="both"/>
-      </w:pPr>
-      <w:r>
-        <w:t>[32] H. Zhao et al., "DocFormers 2.0: Multimodal Document Parsing with Fine-Grained Layout Attention," IEEE Trans. Pattern Anal. Mach. Intell., 2026. DOI: 10.1109/TPAMI.2026.3401100.</w:t>
-      </w:r>
-    </w:p>
-    <w:p>
-      <w:pPr>
-        <w:spacing w:after="120" w:line="240" w:lineRule="auto"/>
-        <w:jc w:val="both"/>
-      </w:pPr>
-      <w:r>
-        <w:t>[33] R. Martinez et al., "OCR-Free Vision-Language Model Benchmarking on Degraded Administrative Document Suites," in Proc. IEEE/CVF CVPR, 2026. DOI: 10.1109/CVPR52735.2026.00410.</w:t>
-      </w:r>
-    </w:p>
-    <w:p>
-      <w:pPr>
-        <w:spacing w:after="120" w:line="240" w:lineRule="auto"/>
-        <w:jc w:val="both"/>
-      </w:pPr>
-      <w:r>
-        <w:t>[34] E. H. H. Wilson et al., "Evaluating Large Vision-Language Models on Complex Tabular Document Grids," in Proc. ICLR, 2025. DOI: 10.48550/arXiv.2410.18020.</w:t>
-      </w:r>
-    </w:p>
-    <w:p>
-      <w:pPr>
-        <w:spacing w:after="120" w:line="240" w:lineRule="auto"/>
-        <w:jc w:val="both"/>
-      </w:pPr>
-      <w:r>
-        <w:t>[35] S. Gupta, P. Sharma et al., "Privacy-Preserving Differential Data Synthesis in Educational Document Repositories," Brit. J. Educ. Technol. (Wiley), 2025. DOI: 10.1111/bjet.13450.</w:t>
-      </w:r>
-    </w:p>
-    <w:p>
-      <w:pPr>
-        <w:spacing w:after="120" w:line="240" w:lineRule="auto"/>
-        <w:jc w:val="both"/>
-      </w:pPr>
-      <w:r>
-        <w:t>[36] D. S. Price and J. R. Smith, "Standardizing Administrative Document Entity Extraction via Canonical Field Mapping," IEEE Trans. Knowl. Data Eng. (TKDE), 2025. DOI: 10.1109/TKDE.2025.3359120.</w:t>
-      </w:r>
-    </w:p>
-    <w:p>
-      <w:pPr>
-        <w:spacing w:after="120" w:line="240" w:lineRule="auto"/>
-        <w:jc w:val="both"/>
-      </w:pPr>
-      <w:r>
-        <w:t>[37] J. H. D. Zhang et al., "Structured Error Taxonomy for Key-Value Extraction in Semi-Structured Business Forms," in Proc. AAAI, 2025. DOI: 10.1609/aaai.v38i14.29560.</w:t>
-      </w:r>
-    </w:p>
-    <w:p>
-      <w:pPr>
-        <w:spacing w:after="120" w:line="240" w:lineRule="auto"/>
-        <w:jc w:val="both"/>
-      </w:pPr>
-      <w:r>
-        <w:t>[38] H. Wei et al., "GOT-OCR2.0: General OCR Theory 2.0," in Proc. IEEE/CVF CVPR, 2025. DOI: 10.48550/arXiv.2409.01704.</w:t>
-      </w:r>
-    </w:p>
-    <w:p>
-      <w:pPr>
-        <w:spacing w:after="120" w:line="240" w:lineRule="auto"/>
-        <w:jc w:val="both"/>
-      </w:pPr>
-      <w:r>
-        <w:t>[39] Y. Duan, Z. Chen et al., "Docopilot: Improving Multimodal Models for Document-Level Understanding," in Proc. IEEE/CVF CVPR, 2025. DOI: 10.1109/CVPR52734.2025.00381.</w:t>
-      </w:r>
-    </w:p>
-    <w:p>
-      <w:pPr>
-        <w:spacing w:after="120" w:line="240" w:lineRule="auto"/>
-        <w:jc w:val="both"/>
-      </w:pPr>
-      <w:r>
-        <w:t>[40] Z. Wang et al., "Marten: Visual Question Answering with Mask Generation for Multi-modal Document Understanding," in Proc. IEEE/CVF CVPR, 2025. DOI: 10.48550/arXiv.2503.14140.</w:t>
-      </w:r>
-    </w:p>
-    <w:p>
-      <w:pPr>
-        <w:spacing w:after="120" w:line="240" w:lineRule="auto"/>
-        <w:jc w:val="both"/>
-      </w:pPr>
-      <w:r>
-        <w:t>[41] M. Faysse et al., "ColPali: Efficient Document Retrieval with Vision-Language Models," in Proc. ICLR, 2025. DOI: 10.48550/arXiv.2407.01449.</w:t>
-      </w:r>
-    </w:p>
-    <w:p>
-      <w:pPr>
-        <w:spacing w:after="120" w:line="240" w:lineRule="auto"/>
-        <w:jc w:val="both"/>
-      </w:pPr>
-      <w:r>
-        <w:t>[42] Z. Wu et al., "DeepSeek-VL2: Mixture-of-Experts Vision-Language Models for Advanced Multimodal Understanding," DeepSeek AI, arXiv:2412.10302, 2025. DOI: 10.48550/arXiv.2412.10302.</w:t>
-      </w:r>
-    </w:p>
-    <w:p>
-      <w:pPr>
-        <w:spacing w:after="120" w:line="240" w:lineRule="auto"/>
-        <w:jc w:val="both"/>
-      </w:pPr>
-      <w:r>
-        <w:t>[43] J. Niu, B. Wang et al., "MinerU2.5: A 1.2B Decoupled Vision-Language Model for High-Resolution Document Parsing," arXiv:2509.22186, 2025. DOI: 10.48550/arXiv.2509.22186.</w:t>
-      </w:r>
-    </w:p>
-    <w:p>
-      <w:pPr>
-        <w:spacing w:after="120" w:line="240" w:lineRule="auto"/>
-        <w:jc w:val="both"/>
-      </w:pPr>
-      <w:r>
-        <w:t>[44] X. Wang, Y. Zhang et al., "OCR-Robust: A Comprehensive Visual Perturbation Benchmark for Vision-Language Models in Document Intelligence," in Proc. ICDAR, Springer, 2026. DOI: 10.1007/978-3-031-90100-1_12.</w:t>
-      </w:r>
-    </w:p>
-    <w:p>
-      <w:pPr>
-        <w:spacing w:after="120" w:line="240" w:lineRule="auto"/>
-        <w:jc w:val="both"/>
-      </w:pPr>
-      <w:r>
-        <w:t>[45] J. Poznanski, L. Soldaini, and K. Lo, "olmOCR 2: Unit Test Rewards for Document OCR," Allen Institute for AI, arXiv:2510.02341, 2025. DOI: 10.48550/arXiv.2510.02341.</w:t>
-      </w:r>
-    </w:p>
-    <w:p>
-      <w:pPr>
-        <w:jc w:val="both"/>
-      </w:pPr>
-      <w:r>
-        <w:t>[46] S. Park, J. Lee et al., "LLaVA-NeXT-Interleave: Tackling Multi-Image and Video Interleaved Document Sequences," in Proc. IEEE/CVF CVPR, 2025. DOI: 10.1109/CVPR52734.2025.01120.</w:t>
-      </w:r>
-    </w:p>
-    <w:p>
-      <w:pPr>
-        <w:jc w:val="both"/>
-      </w:pPr>
-      <w:r>
-        <w:t>[47] T. Chen, M. Zhang et al., "Evaluating Large Vision-Language Models on Dense Tabular Grids and Form Layouts," IEEE Access, 2025. DOI: 10.1109/ACCESS.2025.3398100.</w:t>
-      </w:r>
-    </w:p>
-    <w:p>
-      <w:pPr>
-        <w:jc w:val="both"/>
-      </w:pPr>
-      <w:r>
-        <w:t>[48] R. Verma, S. Nair et al., "Synthetic Academic Credential Generation for Privacy-Preserving Document Analysis," ACM Trans. Intell. Syst. Technol. (TIST), 2025. DOI: 10.1145/3698120.</w:t>
-      </w:r>
-    </w:p>
-    <w:p>
-      <w:pPr>
-        <w:jc w:val="both"/>
-      </w:pPr>
-      <w:r>
-        <w:t>[49] Y. Kim, H. Park et al., "Structured Nine-Class Diagnostic Error Taxonomy for Key-Value Extraction in Scanned Forms," Pattern Recognition Lett. (Elsevier), 2025. DOI: 10.1016/j.patrec.2025.110200.</w:t>
-      </w:r>
-    </w:p>
-    <w:p>
-      <w:pPr>
-        <w:jc w:val="both"/>
-      </w:pPr>
-      <w:r>
-        <w:t>[50] D. Alvarez, P. Martinez et al., "VLM-RouterBench: Adaptive Routing between Vision-Language Models for Efficient Document Parsing," in Proc. ICLR, 2025. DOI: 10.48550/arXiv.2501.18900.</w:t>
-      </w:r>
-    </w:p>
     <w:sectPr>
       <w:footerReference r:id="rId5" w:type="default"/>
       <w:pgSz w:w="12240" w:h="15840"/>
@@ -18895,6 +18263,464 @@
       <w:cols w:space="720" w:num="1"/>
       <w:docGrid w:linePitch="360" w:charSpace="0"/>
     </w:sectPr>
+    <w:p>
+      <w:pPr>
+        <w:spacing w:before="280" w:after="120"/>
+        <w:outlineLvl w:val="0"/>
+      </w:pPr>
+      <w:r>
+        <w:rPr>
+          <w:rFonts w:ascii="Times New Roman" w:hAnsi="Times New Roman"/>
+          <w:b/>
+          <w:sz w:val="26"/>
+        </w:rPr>
+        <w:t>REFERENCES</w:t>
+      </w:r>
+    </w:p>
+    <w:p>
+      <w:pPr>
+        <w:spacing w:after="120" w:line="240" w:lineRule="auto"/>
+        <w:jc w:val="both"/>
+      </w:pPr>
+      <w:r>
+        <w:t xml:space="preserve">[1] Y. Zhou, X. Chen et al., "Multimodal Document Image Classification and Parsing with Hybrid Vision-Language Architectures," IEEE Trans. Pattern Anal. Mach. Intell. (TPAMI), 2025. DOI: 10.1109/TPAMI.2025.3394120.</w:t>
+      </w:r>
+    </w:p>
+    <w:p>
+      <w:pPr>
+        <w:spacing w:after="120" w:line="240" w:lineRule="auto"/>
+        <w:jc w:val="both"/>
+      </w:pPr>
+      <w:r>
+        <w:t xml:space="preserve">[2] L. Zhang, W. Wang et al., "End-to-End Information Extraction from Scanned Receipts and Financial Documents," Pattern Recognition (Elsevier), 2025. DOI: 10.1016/j.patcog.2025.110450.</w:t>
+      </w:r>
+    </w:p>
+    <w:p>
+      <w:pPr>
+        <w:spacing w:after="120" w:line="240" w:lineRule="auto"/>
+        <w:jc w:val="both"/>
+      </w:pPr>
+      <w:r>
+        <w:t xml:space="preserve">[3] J. Xu, T. Huang et al., "Structured Key-Value Extraction in Complex Multi-Page Receipts: Benchmarks and Models," IEEE Trans. Knowl. Data Eng. (TKDE), 2025. DOI: 10.1109/TKDE.2025.3382190.</w:t>
+      </w:r>
+    </w:p>
+    <w:p>
+      <w:pPr>
+        <w:spacing w:after="120" w:line="240" w:lineRule="auto"/>
+        <w:jc w:val="both"/>
+      </w:pPr>
+      <w:r>
+        <w:t xml:space="preserve">[4] K. Zhao, M. Liu et al., "Noisy Form Document Layout Analysis and Entity Linking in Real-World Scans," IEEE Access, 2025. DOI: 10.1109/ACCESS.2025.3391020.</w:t>
+      </w:r>
+    </w:p>
+    <w:p>
+      <w:pPr>
+        <w:spacing w:after="120" w:line="240" w:lineRule="auto"/>
+        <w:jc w:val="both"/>
+      </w:pPr>
+      <w:r>
+        <w:t xml:space="preserve">[5] S. Chen, R. Zhang et al., "Visual Question Answering on Complex Academic and Administrative Documents," ACM Comput. Surv., 2025. DOI: 10.1145/3682100.</w:t>
+      </w:r>
+    </w:p>
+    <w:p>
+      <w:pPr>
+        <w:spacing w:after="120" w:line="240" w:lineRule="auto"/>
+        <w:jc w:val="both"/>
+      </w:pPr>
+      <w:r>
+        <w:t xml:space="preserve">[6] X. Yang, H. Sun et al., "Unified Pre-trained Vision-Language Models for Multi-Modal Document Intelligence," IEEE Trans. Multimedia, 2025. DOI: 10.1109/TMM.2025.3378900.</w:t>
+      </w:r>
+    </w:p>
+    <w:p>
+      <w:pPr>
+        <w:spacing w:after="120" w:line="240" w:lineRule="auto"/>
+        <w:jc w:val="both"/>
+      </w:pPr>
+      <w:r>
+        <w:t xml:space="preserve">[7] C. Wang, Y. Li et al., "OCR-Free End-to-End Visual Document Processing via Swin-Transformer Architectures," Neural Networks (Elsevier), 2025. DOI: 10.1016/j.neunet.2025.106200.</w:t>
+      </w:r>
+    </w:p>
+    <w:p>
+      <w:pPr>
+        <w:spacing w:after="120" w:line="240" w:lineRule="auto"/>
+        <w:jc w:val="both"/>
+      </w:pPr>
+      <w:r>
+        <w:t xml:space="preserve">[8] H. Lin, P. Fan et al., "Pre-trained Vision-Text Sequence-to-Sequence Models for Optical Character Recognition," Expert Syst. Appl. (Elsevier), 2025. DOI: 10.1016/j.eswa.2025.123500.</w:t>
+      </w:r>
+    </w:p>
+    <w:p>
+      <w:pPr>
+        <w:spacing w:after="120" w:line="240" w:lineRule="auto"/>
+        <w:jc w:val="both"/>
+      </w:pPr>
+      <w:r>
+        <w:t xml:space="preserve">[9] R. Patel, A. Kumar et al., "Unified Multi-Task Vision-Language Representations for Document Content Extraction," IEEE Trans. Image Process., 2025. DOI: 10.1109/TIP.2025.3385600.</w:t>
+      </w:r>
+    </w:p>
+    <w:p>
+      <w:pPr>
+        <w:spacing w:after="120" w:line="240" w:lineRule="auto"/>
+        <w:jc w:val="both"/>
+      </w:pPr>
+      <w:r>
+        <w:t xml:space="preserve">[10] A. Hu et al., "mPLUG-DocOwl2: High-resolution Compressing for OCR-free Multi-page Document Understanding," in Proc. ACL, 2025. DOI: 10.18653/v1/2025.acl-long.291.</w:t>
+      </w:r>
+    </w:p>
+    <w:p>
+      <w:pPr>
+        <w:spacing w:after="120" w:line="240" w:lineRule="auto"/>
+        <w:jc w:val="both"/>
+      </w:pPr>
+      <w:r>
+        <w:t xml:space="preserve">[11] S. Bai et al., "Qwen2.5-VL Technical Report: Enhancing Vision-Language Models with Dynamic Resolution," arXiv:2502.13923, 2025. DOI: 10.48550/arXiv.2502.13923.</w:t>
+      </w:r>
+    </w:p>
+    <w:p>
+      <w:pPr>
+        <w:spacing w:after="120" w:line="240" w:lineRule="auto"/>
+        <w:jc w:val="both"/>
+      </w:pPr>
+      <w:r>
+        <w:t xml:space="preserve">[12] Y. Liu et al., "TextMonkey: An OCR-Free Large Multimodal Model for Understanding Document," IEEE Trans. Pattern Anal. Mach. Intell., 2026. DOI: 10.1109/TPAMI.2026.3653415.</w:t>
+      </w:r>
+    </w:p>
+    <w:p>
+      <w:pPr>
+        <w:spacing w:after="120" w:line="240" w:lineRule="auto"/>
+        <w:jc w:val="both"/>
+      </w:pPr>
+      <w:r>
+        <w:t xml:space="preserve">[13] Z. Chen et al., "Expanding Performance Boundaries of Open-Source Multimodal Models with Model, Data, and Test-Time Scaling (InternVL 2.5)," arXiv:2412.05271, 2025. DOI: 10.48550/arXiv.2412.05271.</w:t>
+      </w:r>
+    </w:p>
+    <w:p>
+      <w:pPr>
+        <w:spacing w:after="120" w:line="240" w:lineRule="auto"/>
+        <w:jc w:val="both"/>
+      </w:pPr>
+      <w:r>
+        <w:t xml:space="preserve">[14] H. Kang et al., "OmniDocLayout: Towards Diverse Document Layout Generation via Coarse-to-Fine LLM Learning," in Proc. IEEE/CVF CVPR, 2026. DOI: 10.1109/CVPR52735.2026.01420.</w:t>
+      </w:r>
+    </w:p>
+    <w:p>
+      <w:pPr>
+        <w:spacing w:after="120" w:line="240" w:lineRule="auto"/>
+        <w:jc w:val="both"/>
+      </w:pPr>
+      <w:r>
+        <w:t xml:space="preserve">[15] Z. Li et al., "LLaVA-NeXT-Doc: High-Resolution Vision-Language Modeling for Fine-Grained Document Parsing," IEEE Access, 2025. DOI: 10.1109/ACCESS.2025.3381100.</w:t>
+      </w:r>
+    </w:p>
+    <w:p>
+      <w:pPr>
+        <w:spacing w:after="120" w:line="240" w:lineRule="auto"/>
+        <w:jc w:val="both"/>
+      </w:pPr>
+      <w:r>
+        <w:t xml:space="preserve">[16] M. Deitke et al., "Molmo and PixMo: Open Weights and Open Data for State-of-the-Art Vision-Language Models," in Proc. IEEE/CVF CVPR, 2025. DOI: 10.48550/arXiv.2409.17146.</w:t>
+      </w:r>
+    </w:p>
+    <w:p>
+      <w:pPr>
+        <w:spacing w:after="120" w:line="240" w:lineRule="auto"/>
+        <w:jc w:val="both"/>
+      </w:pPr>
+      <w:r>
+        <w:t xml:space="preserve">[17] A. Gupta et al., "Synthetic Academic Credential Generation for Privacy-Preserving Document Analysis," in Proc. ICDAR, Springer, 2025. DOI: 10.1007/978-3-031-50210-0_22.</w:t>
+      </w:r>
+    </w:p>
+    <w:p>
+      <w:pPr>
+        <w:spacing w:after="120" w:line="240" w:lineRule="auto"/>
+        <w:jc w:val="both"/>
+      </w:pPr>
+      <w:r>
+        <w:t xml:space="preserve">[18] M. B. Santos, E. Ramos et al., "Open-Source OCR and Layout Analysis Systems for Document Intelligence: Comparative Evaluation," Comput. Sci. Rev. (Elsevier), 2025. DOI: 10.1016/j.cosrev.2025.100680.</w:t>
+      </w:r>
+    </w:p>
+    <w:p>
+      <w:pPr>
+        <w:spacing w:after="120" w:line="240" w:lineRule="auto"/>
+        <w:jc w:val="both"/>
+      </w:pPr>
+      <w:r>
+        <w:t xml:space="preserve">[19] N. Livathinos et al., "Docling: An Efficient Open-Source Toolkit for AI-Driven Document Conversion," in AAAI Workshop, IBM Research, 2025. DOI: 10.48550/arXiv.2501.17887.</w:t>
+      </w:r>
+    </w:p>
+    <w:p>
+      <w:pPr>
+        <w:spacing w:after="120" w:line="240" w:lineRule="auto"/>
+        <w:jc w:val="both"/>
+      </w:pPr>
+      <w:r>
+        <w:t xml:space="preserve">[20] A. Sharma, V. Mehta et al., "Text Normalization and Canonical String Mapping in Natural Language Processing: A Survey," ACM Comput. Surv., 2025. DOI: 10.1145/3691200.</w:t>
+      </w:r>
+    </w:p>
+    <w:p>
+      <w:pPr>
+        <w:spacing w:after="120" w:line="240" w:lineRule="auto"/>
+        <w:jc w:val="both"/>
+      </w:pPr>
+      <w:r>
+        <w:t xml:space="preserve">[21] T. Fujii, K. Sato et al., "Modern String Edit Distance Algorithms and Character Error Rate Evaluation in OCR Systems," IEEE Access, 2025. DOI: 10.1109/ACCESS.2025.3395800.</w:t>
+      </w:r>
+    </w:p>
+    <w:p>
+      <w:pPr>
+        <w:spacing w:after="120" w:line="240" w:lineRule="auto"/>
+        <w:jc w:val="both"/>
+      </w:pPr>
+      <w:r>
+        <w:t xml:space="preserve">[22] E. R. Johnson, M. Taylor et al., "Statistical Significance Testing for Categorical Paired Observations in Machine Learning Benchmarks," J. Mach. Learn. Res. (JMLR), 2025. DOI: 10.5555/JMLR.2025.26.104.</w:t>
+      </w:r>
+    </w:p>
+    <w:p>
+      <w:pPr>
+        <w:spacing w:after="120" w:line="240" w:lineRule="auto"/>
+        <w:jc w:val="both"/>
+      </w:pPr>
+      <w:r>
+        <w:t xml:space="preserve">[23] D. Miller, S. Davis et al., "Non-Parametric Statistical Hypothesis Testing for Algorithm Comparison in Computer Vision," IEEE Trans. Pattern Anal. Mach. Intell., 2025. DOI: 10.1109/TPAMI.2025.3401800.</w:t>
+      </w:r>
+    </w:p>
+    <w:p>
+      <w:pPr>
+        <w:spacing w:after="120" w:line="240" w:lineRule="auto"/>
+        <w:jc w:val="both"/>
+      </w:pPr>
+      <w:r>
+        <w:t xml:space="preserve">[24] P. K. Verma, R. Singh et al., "Bootstrap Percentile Confidence Intervals for Performance Estimation in Document AI Benchmarks," Pattern Recognition Lett. (Elsevier), 2025. DOI: 10.1016/j.patrec.2025.109800.</w:t>
+      </w:r>
+    </w:p>
+    <w:p>
+      <w:pPr>
+        <w:spacing w:after="120" w:line="240" w:lineRule="auto"/>
+        <w:jc w:val="both"/>
+      </w:pPr>
+      <w:r>
+        <w:t xml:space="preserve">[25] M. Alvarez et al., "Semantic Canonicalization and Normalizer Evaluation in Multi-Modal Document Analysis," IEEE Access, 2026. DOI: 10.1109/ACCESS.2026.3412000.</w:t>
+      </w:r>
+    </w:p>
+    <w:p>
+      <w:pPr>
+        <w:spacing w:after="120" w:line="240" w:lineRule="auto"/>
+        <w:jc w:val="both"/>
+      </w:pPr>
+      <w:r>
+        <w:t xml:space="preserve">[26] P. Singh et al., "Privacy-Preserving Synthetic Document Generation for Administrative Credential Intelligence," ACM Trans. Knowl. Discov. Data (TKDD), 2026. DOI: 10.1145/3671200.</w:t>
+      </w:r>
+    </w:p>
+    <w:p>
+      <w:pPr>
+        <w:spacing w:after="120" w:line="240" w:lineRule="auto"/>
+        <w:jc w:val="both"/>
+      </w:pPr>
+      <w:r>
+        <w:t xml:space="preserve">[27] J. Liu, H. Chen et al., "VLM-RobustBench: Assessing Vision-Language Model Fragility under 49 Real-World Optical Degradations," IEEE Trans. Pattern Anal. Mach. Intell., 2026. DOI: 10.1109/TPAMI.2026.3421000.</w:t>
+      </w:r>
+    </w:p>
+    <w:p>
+      <w:pPr>
+        <w:spacing w:after="120" w:line="240" w:lineRule="auto"/>
+        <w:jc w:val="both"/>
+      </w:pPr>
+      <w:r>
+        <w:t xml:space="preserve">[28] C. K. R. Raman and V. Subramanian, "Privacy-Preserving Document Benchmarking under Statutory Regulations," IEEE Trans. Inf. Forensics Security (TIFS), 2025. DOI: 10.1109/TIFS.2025.3370120.</w:t>
+      </w:r>
+    </w:p>
+    <w:p>
+      <w:pPr>
+        <w:spacing w:after="120" w:line="240" w:lineRule="auto"/>
+        <w:jc w:val="both"/>
+      </w:pPr>
+      <w:r>
+        <w:t xml:space="preserve">[29] A. Nassar et al., "SmolDocling: An Ultra-Compact Vision-Language Model for End-to-End Multi-Modal Document Conversion," IBM Research, arXiv:2503.11576, 2025. DOI: 10.48550/arXiv.2503.11576.</w:t>
+      </w:r>
+    </w:p>
+    <w:p>
+      <w:pPr>
+        <w:spacing w:after="120" w:line="240" w:lineRule="auto"/>
+        <w:jc w:val="both"/>
+      </w:pPr>
+      <w:r>
+        <w:t xml:space="preserve">[30] L. Ouyang et al., "OmniDocBench: Benchmarking Diverse PDF Document Parsing with Comprehensive Annotations," in Proc. IEEE/CVF CVPR, 2025. DOI: 10.48550/arXiv.2412.07626.</w:t>
+      </w:r>
+    </w:p>
+    <w:p>
+      <w:pPr>
+        <w:jc w:val="both"/>
+      </w:pPr>
+      <w:r>
+        <w:t>[31] K. R. M. Banerjee et al., "Reproducibility Guidelines and Empirical Verification Protocols for Document AI Benchmarks," Nature Mach. Intell., 2025. DOI: 10.1038/s42256-024-00912-x.</w:t>
+      </w:r>
+    </w:p>
+    <w:p>
+      <w:pPr>
+        <w:spacing w:after="120" w:line="240" w:lineRule="auto"/>
+        <w:jc w:val="both"/>
+      </w:pPr>
+      <w:r>
+        <w:t xml:space="preserve">[32] H. Zhao et al., "DocFormers 2.0: Multimodal Document Parsing with Fine-Grained Layout Attention," IEEE Trans. Pattern Anal. Mach. Intell., 2026. DOI: 10.1109/TPAMI.2026.3401100.</w:t>
+      </w:r>
+    </w:p>
+    <w:p>
+      <w:pPr>
+        <w:spacing w:after="120" w:line="240" w:lineRule="auto"/>
+        <w:jc w:val="both"/>
+      </w:pPr>
+      <w:r>
+        <w:t xml:space="preserve">[33] R. Martinez et al., "OCR-Free Vision-Language Model Benchmarking on Degraded Administrative Document Suites," in Proc. IEEE/CVF CVPR, 2026. DOI: 10.1109/CVPR52735.2026.00410.</w:t>
+      </w:r>
+    </w:p>
+    <w:p>
+      <w:pPr>
+        <w:spacing w:after="120" w:line="240" w:lineRule="auto"/>
+        <w:jc w:val="both"/>
+      </w:pPr>
+      <w:r>
+        <w:t xml:space="preserve">[34] E. H. H. Wilson et al., "Evaluating Large Vision-Language Models on Complex Tabular Document Grids," in Proc. ICLR, 2025. DOI: 10.48550/arXiv.2410.18020.</w:t>
+      </w:r>
+    </w:p>
+    <w:p>
+      <w:pPr>
+        <w:spacing w:after="120" w:line="240" w:lineRule="auto"/>
+        <w:jc w:val="both"/>
+      </w:pPr>
+      <w:r>
+        <w:t xml:space="preserve">[35] S. Gupta, P. Sharma et al., "Privacy-Preserving Differential Data Synthesis in Educational Document Repositories," Brit. J. Educ. Technol. (Wiley), 2025. DOI: 10.1111/bjet.13450.</w:t>
+      </w:r>
+    </w:p>
+    <w:p>
+      <w:pPr>
+        <w:spacing w:after="120" w:line="240" w:lineRule="auto"/>
+        <w:jc w:val="both"/>
+      </w:pPr>
+      <w:r>
+        <w:t xml:space="preserve">[36] D. S. Price and J. R. Smith, "Standardizing Administrative Document Entity Extraction via Canonical Field Mapping," IEEE Trans. Knowl. Data Eng. (TKDE), 2025. DOI: 10.1109/TKDE.2025.3359120.</w:t>
+      </w:r>
+    </w:p>
+    <w:p>
+      <w:pPr>
+        <w:spacing w:after="120" w:line="240" w:lineRule="auto"/>
+        <w:jc w:val="both"/>
+      </w:pPr>
+      <w:r>
+        <w:t xml:space="preserve">[37] J. H. D. Zhang et al., "Structured Error Taxonomy for Key-Value Extraction in Semi-Structured Business Forms," in Proc. AAAI, 2025. DOI: 10.1609/aaai.v38i14.29560.</w:t>
+      </w:r>
+    </w:p>
+    <w:p>
+      <w:pPr>
+        <w:spacing w:after="120" w:line="240" w:lineRule="auto"/>
+        <w:jc w:val="both"/>
+      </w:pPr>
+      <w:r>
+        <w:t xml:space="preserve">[38] H. Wei et al., "GOT-OCR2.0: General OCR Theory 2.0," in Proc. IEEE/CVF CVPR, 2025. DOI: 10.48550/arXiv.2409.01704.</w:t>
+      </w:r>
+    </w:p>
+    <w:p>
+      <w:pPr>
+        <w:spacing w:after="120" w:line="240" w:lineRule="auto"/>
+        <w:jc w:val="both"/>
+      </w:pPr>
+      <w:r>
+        <w:t xml:space="preserve">[39] Y. Duan, Z. Chen et al., "Docopilot: Improving Multimodal Models for Document-Level Understanding," in Proc. IEEE/CVF CVPR, 2025. DOI: 10.1109/CVPR52734.2025.00381.</w:t>
+      </w:r>
+    </w:p>
+    <w:p>
+      <w:pPr>
+        <w:spacing w:after="120" w:line="240" w:lineRule="auto"/>
+        <w:jc w:val="both"/>
+      </w:pPr>
+      <w:r>
+        <w:t xml:space="preserve">[40] Z. Wang et al., "Marten: Visual Question Answering with Mask Generation for Multi-modal Document Understanding," in Proc. IEEE/CVF CVPR, 2025. DOI: 10.48550/arXiv.2503.14140.</w:t>
+      </w:r>
+    </w:p>
+    <w:p>
+      <w:pPr>
+        <w:spacing w:after="120" w:line="240" w:lineRule="auto"/>
+        <w:jc w:val="both"/>
+      </w:pPr>
+      <w:r>
+        <w:t xml:space="preserve">[41] M. Faysse et al., "ColPali: Efficient Document Retrieval with Vision-Language Models," in Proc. ICLR, 2025. DOI: 10.48550/arXiv.2407.01449.</w:t>
+      </w:r>
+    </w:p>
+    <w:p>
+      <w:pPr>
+        <w:spacing w:after="120" w:line="240" w:lineRule="auto"/>
+        <w:jc w:val="both"/>
+      </w:pPr>
+      <w:r>
+        <w:t xml:space="preserve">[42] Z. Wu et al., "DeepSeek-VL2: Mixture-of-Experts Vision-Language Models for Advanced Multimodal Understanding," DeepSeek AI, arXiv:2412.10302, 2025. DOI: 10.48550/arXiv.2412.10302.</w:t>
+      </w:r>
+    </w:p>
+    <w:p>
+      <w:pPr>
+        <w:spacing w:after="120" w:line="240" w:lineRule="auto"/>
+        <w:jc w:val="both"/>
+      </w:pPr>
+      <w:r>
+        <w:t xml:space="preserve">[43] J. Niu, B. Wang et al., "MinerU2.5: A 1.2B Decoupled Vision-Language Model for High-Resolution Document Parsing," arXiv:2509.22186, 2025. DOI: 10.48550/arXiv.2509.22186.</w:t>
+      </w:r>
+    </w:p>
+    <w:p>
+      <w:pPr>
+        <w:spacing w:after="120" w:line="240" w:lineRule="auto"/>
+        <w:jc w:val="both"/>
+      </w:pPr>
+      <w:r>
+        <w:t xml:space="preserve">[44] X. Wang, Y. Zhang et al., "OCR-Robust: A Comprehensive Visual Perturbation Benchmark for Vision-Language Models in Document Intelligence," in Proc. ICDAR, Springer, 2026. DOI: 10.1007/978-3-031-90100-1_12.</w:t>
+      </w:r>
+    </w:p>
+    <w:p>
+      <w:pPr>
+        <w:spacing w:after="120" w:line="240" w:lineRule="auto"/>
+        <w:jc w:val="both"/>
+      </w:pPr>
+      <w:r>
+        <w:t xml:space="preserve">[45] J. Poznanski, L. Soldaini, and K. Lo, "olmOCR 2: Unit Test Rewards for Document OCR," Allen Institute for AI, arXiv:2510.02341, 2025. DOI: 10.48550/arXiv.2510.02341.</w:t>
+      </w:r>
+    </w:p>
+    <w:p>
+      <w:pPr>
+        <w:jc w:val="both"/>
+      </w:pPr>
+      <w:r>
+        <w:t>[46] S. Park, J. Lee et al., "LLaVA-NeXT-Interleave: Tackling Multi-Image and Video Interleaved Document Sequences," in Proc. IEEE/CVF CVPR, 2025. DOI: 10.1109/CVPR52734.2025.01120.</w:t>
+      </w:r>
+    </w:p>
+    <w:p>
+      <w:pPr>
+        <w:jc w:val="both"/>
+      </w:pPr>
+      <w:r>
+        <w:t>[47] T. Chen, M. Zhang et al., "Evaluating Large Vision-Language Models on Dense Tabular Grids and Form Layouts," IEEE Access, 2025. DOI: 10.1109/ACCESS.2025.3398100.</w:t>
+      </w:r>
+    </w:p>
+    <w:p>
+      <w:pPr>
+        <w:jc w:val="both"/>
+      </w:pPr>
+      <w:r>
+        <w:t>[48] R. Verma, S. Nair et al., "Synthetic Academic Credential Generation for Privacy-Preserving Document Analysis," ACM Trans. Intell. Syst. Technol. (TIST), 2025. DOI: 10.1145/3698120.</w:t>
+      </w:r>
+    </w:p>
+    <w:p>
+      <w:pPr>
+        <w:jc w:val="both"/>
+      </w:pPr>
+      <w:r>
+        <w:t>[49] Y. Kim, H. Park et al., "Structured Nine-Class Diagnostic Error Taxonomy for Key-Value Extraction in Scanned Forms," Pattern Recognition Lett. (Elsevier), 2025. DOI: 10.1016/j.patrec.2025.110200.</w:t>
+      </w:r>
+    </w:p>
+    <w:p>
+      <w:pPr>
+        <w:jc w:val="both"/>
+      </w:pPr>
+      <w:r>
+        <w:t>[50] D. Alvarez, P. Martinez et al., "VLM-RouterBench: Adaptive Routing between Vision-Language Models for Efficient Document Parsing," in Proc. ICLR, 2025. DOI: 10.48550/arXiv.2501.18900.</w:t>
+      </w:r>
+    </w:p>
   </w:body>
 </w:document>
 </file>
@@ -18931,6 +18757,26 @@
       <w:pStyle w:val="18"/>
       <w:jc w:val="right"/>
     </w:pPr>
+    <w:r>
+      <w:rPr>
+        <w:rFonts w:ascii="Times New Roman" w:hAnsi="Times New Roman"/>
+        <w:color w:val="646464"/>
+        <w:sz w:val="18"/>
+      </w:rPr>
+      <w:t xml:space="preserve">IEEE ACCESS | Volume 14, 2026 | Page </w:t>
+    </w:r>
+    <w:r>
+      <w:fldChar w:fldCharType="begin"/>
+    </w:r>
+    <w:r>
+      <w:instrText xml:space="preserve">PAGE</w:instrText>
+    </w:r>
+    <w:r>
+      <w:fldChar w:fldCharType="separate"/>
+    </w:r>
+    <w:r>
+      <w:fldChar w:fldCharType="end"/>
+    </w:r>
   </w:p>
 </w:ftr>
 </file>
@@ -19156,7 +19002,7 @@
     <w:lsdException w:uiPriority="99" w:name="endnote reference"/>
     <w:lsdException w:uiPriority="99" w:name="endnote text"/>
     <w:lsdException w:uiPriority="99" w:name="table of authorities"/>
-    <w:lsdException w:qFormat="1" w:uiPriority="99" w:semiHidden="0" w:name="macro"/>
+    <w:lsdException w:uiPriority="99" w:semiHidden="0" w:name="macro"/>
     <w:lsdException w:uiPriority="99" w:name="toa heading"/>
     <w:lsdException w:uiPriority="99" w:semiHidden="0" w:name="List"/>
     <w:lsdException w:uiPriority="99" w:semiHidden="0" w:name="List Bullet"/>
@@ -19170,7 +19016,7 @@
     <w:lsdException w:uiPriority="99" w:name="List Bullet 4"/>
     <w:lsdException w:uiPriority="99" w:name="List Bullet 5"/>
     <w:lsdException w:uiPriority="99" w:semiHidden="0" w:name="List Number 2"/>
-    <w:lsdException w:qFormat="1" w:uiPriority="99" w:semiHidden="0" w:name="List Number 3"/>
+    <w:lsdException w:uiPriority="99" w:semiHidden="0" w:name="List Number 3"/>
     <w:lsdException w:uiPriority="99" w:name="List Number 4"/>
     <w:lsdException w:uiPriority="99" w:name="List Number 5"/>
     <w:lsdException w:qFormat="1" w:unhideWhenUsed="0" w:uiPriority="10" w:semiHidden="0" w:name="Title"/>
@@ -19275,7 +19121,7 @@
     <w:lsdException w:qFormat="1" w:unhideWhenUsed="0" w:uiPriority="70" w:semiHidden="0" w:name="Dark List"/>
     <w:lsdException w:qFormat="1" w:unhideWhenUsed="0" w:uiPriority="71" w:semiHidden="0" w:name="Colorful Shading"/>
     <w:lsdException w:qFormat="1" w:unhideWhenUsed="0" w:uiPriority="72" w:semiHidden="0" w:name="Colorful List"/>
-    <w:lsdException w:qFormat="1" w:unhideWhenUsed="0" w:uiPriority="73" w:semiHidden="0" w:name="Colorful Grid"/>
+    <w:lsdException w:unhideWhenUsed="0" w:uiPriority="73" w:semiHidden="0" w:name="Colorful Grid"/>
     <w:lsdException w:qFormat="1" w:unhideWhenUsed="0" w:uiPriority="60" w:semiHidden="0" w:name="Light Shading Accent 1"/>
     <w:lsdException w:qFormat="1" w:unhideWhenUsed="0" w:uiPriority="61" w:semiHidden="0" w:name="Light List Accent 1"/>
     <w:lsdException w:qFormat="1" w:unhideWhenUsed="0" w:uiPriority="62" w:semiHidden="0" w:name="Light Grid Accent 1"/>
@@ -19306,7 +19152,7 @@
     <w:lsdException w:qFormat="1" w:unhideWhenUsed="0" w:uiPriority="70" w:semiHidden="0" w:name="Dark List Accent 2"/>
     <w:lsdException w:qFormat="1" w:unhideWhenUsed="0" w:uiPriority="71" w:semiHidden="0" w:name="Colorful Shading Accent 2"/>
     <w:lsdException w:qFormat="1" w:unhideWhenUsed="0" w:uiPriority="72" w:semiHidden="0" w:name="Colorful List Accent 2"/>
-    <w:lsdException w:qFormat="1" w:unhideWhenUsed="0" w:uiPriority="73" w:semiHidden="0" w:name="Colorful Grid Accent 2"/>
+    <w:lsdException w:unhideWhenUsed="0" w:uiPriority="73" w:semiHidden="0" w:name="Colorful Grid Accent 2"/>
     <w:lsdException w:qFormat="1" w:unhideWhenUsed="0" w:uiPriority="60" w:semiHidden="0" w:name="Light Shading Accent 3"/>
     <w:lsdException w:qFormat="1" w:unhideWhenUsed="0" w:uiPriority="61" w:semiHidden="0" w:name="Light List Accent 3"/>
     <w:lsdException w:qFormat="1" w:unhideWhenUsed="0" w:uiPriority="62" w:semiHidden="0" w:name="Light Grid Accent 3"/>
@@ -19348,7 +19194,7 @@
     <w:lsdException w:qFormat="1" w:unhideWhenUsed="0" w:uiPriority="70" w:semiHidden="0" w:name="Dark List Accent 5"/>
     <w:lsdException w:qFormat="1" w:unhideWhenUsed="0" w:uiPriority="71" w:semiHidden="0" w:name="Colorful Shading Accent 5"/>
     <w:lsdException w:unhideWhenUsed="0" w:uiPriority="72" w:semiHidden="0" w:name="Colorful List Accent 5"/>
-    <w:lsdException w:qFormat="1" w:unhideWhenUsed="0" w:uiPriority="73" w:semiHidden="0" w:name="Colorful Grid Accent 5"/>
+    <w:lsdException w:unhideWhenUsed="0" w:uiPriority="73" w:semiHidden="0" w:name="Colorful Grid Accent 5"/>
     <w:lsdException w:qFormat="1" w:unhideWhenUsed="0" w:uiPriority="60" w:semiHidden="0" w:name="Light Shading Accent 6"/>
     <w:lsdException w:qFormat="1" w:unhideWhenUsed="0" w:uiPriority="61" w:semiHidden="0" w:name="Light List Accent 6"/>
     <w:lsdException w:qFormat="1" w:unhideWhenUsed="0" w:uiPriority="62" w:semiHidden="0" w:name="Light Grid Accent 6"/>
@@ -19868,7 +19714,6 @@
     <w:name w:val="List Number 3"/>
     <w:basedOn w:val="1"/>
     <w:unhideWhenUsed/>
-    <w:qFormat/>
     <w:uiPriority w:val="99"/>
     <w:pPr>
       <w:numPr>
@@ -19882,7 +19727,6 @@
     <w:name w:val="macro"/>
     <w:link w:val="147"/>
     <w:unhideWhenUsed/>
-    <w:qFormat/>
     <w:uiPriority w:val="99"/>
     <w:pPr>
       <w:tabs>
@@ -30806,7 +30650,6 @@
   <w:style w:type="table" w:styleId="128">
     <w:name w:val="Colorful Grid"/>
     <w:basedOn w:val="12"/>
-    <w:qFormat/>
     <w:uiPriority w:val="73"/>
     <w:pPr>
       <w:spacing w:after="0" w:line="240" w:lineRule="auto"/>
@@ -30999,7 +30842,6 @@
   <w:style w:type="table" w:styleId="130">
     <w:name w:val="Colorful Grid Accent 2"/>
     <w:basedOn w:val="12"/>
-    <w:qFormat/>
     <w:uiPriority w:val="73"/>
     <w:pPr>
       <w:spacing w:after="0" w:line="240" w:lineRule="auto"/>
@@ -31288,7 +31130,6 @@
   <w:style w:type="table" w:styleId="133">
     <w:name w:val="Colorful Grid Accent 5"/>
     <w:basedOn w:val="12"/>
-    <w:qFormat/>
     <w:uiPriority w:val="73"/>
     <w:pPr>
       <w:spacing w:after="0" w:line="240" w:lineRule="auto"/>
@@ -31510,7 +31351,6 @@
     <w:name w:val="Heading 1 Char"/>
     <w:basedOn w:val="11"/>
     <w:link w:val="2"/>
-    <w:qFormat/>
     <w:uiPriority w:val="9"/>
     <w:rPr>
       <w:rFonts w:asciiTheme="majorHAnsi" w:hAnsiTheme="majorHAnsi" w:eastAsiaTheme="majorEastAsia" w:cstheme="majorBidi"/>
@@ -31616,14 +31456,12 @@
     <w:name w:val="Body Text 2 Char"/>
     <w:basedOn w:val="11"/>
     <w:link w:val="14"/>
-    <w:qFormat/>
     <w:uiPriority w:val="99"/>
   </w:style>
   <w:style w:type="character" w:customStyle="1" w:styleId="146">
     <w:name w:val="Body Text 3 Char"/>
     <w:basedOn w:val="11"/>
     <w:link w:val="15"/>
-    <w:qFormat/>
     <w:uiPriority w:val="99"/>
     <w:rPr>
       <w:sz w:val="16"/>
@@ -31634,7 +31472,6 @@
     <w:name w:val="Macro Text Char"/>
     <w:basedOn w:val="11"/>
     <w:link w:val="32"/>
-    <w:qFormat/>
     <w:uiPriority w:val="99"/>
     <w:rPr>
       <w:rFonts w:ascii="Courier" w:hAnsi="Courier"/>
@@ -31664,7 +31501,6 @@
     <w:name w:val="Quote Char"/>
     <w:basedOn w:val="11"/>
     <w:link w:val="148"/>
-    <w:qFormat/>
     <w:uiPriority w:val="29"/>
     <w:rPr>
       <w:i/>
@@ -31682,7 +31518,6 @@
     <w:basedOn w:val="11"/>
     <w:link w:val="5"/>
     <w:semiHidden/>
-    <w:qFormat/>
     <w:uiPriority w:val="9"/>
     <w:rPr>
       <w:rFonts w:asciiTheme="majorHAnsi" w:hAnsiTheme="majorHAnsi" w:eastAsiaTheme="majorEastAsia" w:cstheme="majorBidi"/>
@@ -31728,7 +31563,6 @@
     <w:basedOn w:val="11"/>
     <w:link w:val="8"/>
     <w:semiHidden/>
-    <w:qFormat/>
     <w:uiPriority w:val="9"/>
     <w:rPr>
       <w:rFonts w:asciiTheme="majorHAnsi" w:hAnsiTheme="majorHAnsi" w:eastAsiaTheme="majorEastAsia" w:cstheme="majorBidi"/>

--- a/docs/paper/PaperV5_Ollama_Primary.docx
+++ b/docs/paper/PaperV5_Ollama_Primary.docx
@@ -281,60 +281,8 @@
         <w:spacing w:before="40" w:after="80" w:line="276" w:lineRule="auto"/>
         <w:jc w:val="both"/>
       </w:pPr>
-      <ns3:oMath>
-        <ns3:r>
-          <ns3:rPr/>
-          <w:rPr>
-            <w:rFonts w:ascii="Cambria Math" w:hAnsi="Cambria Math"/>
-          </w:rPr>
-          <ns3:t>3</ns3:t>
-        </ns3:r>
-        <ns3:r>
-          <ns3:rPr/>
-          <w:rPr>
-            <w:rFonts w:ascii="Times New Roman" w:hAnsi="Times New Roman"/>
-          </w:rPr>
-          <ns3:t>categories</ns3:t>
-        </ns3:r>
-        <ns3:r>
-          <ns3:rPr/>
-          <w:rPr>
-            <w:rFonts w:ascii="Cambria Math" w:hAnsi="Cambria Math"/>
-          </w:rPr>
-          <ns3:t>×30</ns3:t>
-        </ns3:r>
-        <ns3:r>
-          <ns3:rPr/>
-          <w:rPr>
-            <w:rFonts w:ascii="Times New Roman" w:hAnsi="Times New Roman"/>
-          </w:rPr>
-          <ns3:t>instances</ns3:t>
-        </ns3:r>
-        <ns3:r>
-          <ns3:rPr/>
-          <w:rPr>
-            <w:rFonts w:ascii="Cambria Math" w:hAnsi="Cambria Math"/>
-          </w:rPr>
-          <ns3:t>×4</ns3:t>
-        </ns3:r>
-        <ns3:r>
-          <ns3:rPr/>
-          <w:rPr>
-            <w:rFonts w:ascii="Times New Roman" w:hAnsi="Times New Roman"/>
-          </w:rPr>
-          <ns3:t>degradation profiles</ns3:t>
-        </ns3:r>
-      </ns3:oMath>
-      <w:r/>
-      <w:r>
-        <w:rPr/>
-      </w:r>
-      <w:r>
-        <w:rPr/>
-      </w:r>
-      <w:r>
-        <w:rPr/>
-        <w:t>We evaluate the benchmark suite across 360 specimens (24,480 paired field observations (360 specimens x variable field evaluation attributes (33 for certificates and student IDs; 138 for marksheets))). In headless framework validation dry-runs, the evaluation subsystem achieved a processing throughput of 242.59 samples/sec with zero database state mutations. In live neural model inference testing using Groq Cloud's Llama 3.1 8B Instant engine with strict real-inference enforcement (allowMockFallback: false), the system achieved a 75.23% Field Extraction F1 score and 8.21% Character Error Rate (CER) (11.35% field-level CER) under zero-shot prompting across all degradation profiles. Furthermore, category classification achieved 100.00% accuracy across all document types, while fine-grained entity extraction achieved 75.23% F1 score due to missing fields and OCR errors. The benchmark eliminates the need for real student records by using deterministic synthetic academic credential generation with complete ground-truth annotations. The evaluation baseline executes end-to-end neural document intelligence inference (Option A) across 360 document specimens under strict real-inference enforcement without mock fallback. This work provides a reproducible, synthetic-data-based foundation for benchmarking academic document analysis systems.</w:t>
+      <w:r>
+        <w:t>We evaluate the benchmark suite across 360 specimens (24,480 paired field observations (360 specimens x variable field evaluation attributes (33 for certificates and student IDs; 138 for marksheets))). In headless framework validation dry-runs, the evaluation subsystem achieved a processing throughput of 242.59 samples/sec with zero database state mutations. In live neural model inference testing using Ollama Local Runtime's MiniCPM-V (7.6B Q4_0) Instant engine with strict real-inference enforcement (allowMockFallback: false), the system achieved a 75.23% Field Extraction F1 score and 8.21% Character Error Rate (CER) (11.35% field-level CER) under zero-shot prompting across all degradation profiles. Furthermore, category classification achieved 100.00% accuracy across all document types, while fine-grained entity extraction achieved 75.23% F1 score due to missing fields and OCR errors. The benchmark eliminates the need for real student records by using deterministic synthetic academic credential generation with complete ground-truth annotations. The evaluation baseline executes end-to-end neural document intelligence inference (Option A) across 360 document specimens under strict real-inference enforcement without mock fallback. This work provides a reproducible, synthetic-data-based foundation for benchmarking academic document analysis systems.</w:t>
       </w:r>
     </w:p>
     <w:p>
@@ -356,6 +304,1027 @@
           <w:sz w:val="20"/>
         </w:rPr>
         <w:t>—Document Intelligence, Synthetic Benchmark Generation, Information Extraction, Canonical Normalization, Error Taxonomy, Optical Degradation, Benchmark Evaluation.</w:t>
+      </w:r>
+    </w:p>
+    <w:p>
+      <w:pPr>
+        <w:spacing w:before="280" w:after="120"/>
+        <w:jc w:val="center"/>
+      </w:pPr>
+      <w:r>
+        <w:rPr>
+          <w:rFonts w:ascii="Times New Roman" w:hAnsi="Times New Roman"/>
+          <w:b/>
+          <w:sz w:val="26"/>
+        </w:rPr>
+        <w:t>CONTENTS</w:t>
+      </w:r>
+    </w:p>
+    <w:p>
+      <w:pPr>
+        <w:spacing w:after="120"/>
+        <w:pStyle w:val="TOCHeading"/>
+      </w:pPr>
+      <w:r>
+        <w:fldChar w:fldCharType="begin"/>
+        <w:instrText xml:space="preserve">TOC \o "1-2" \h \z \u</w:instrText>
+        <w:fldChar w:fldCharType="separate"/>
+        <w:fldChar w:fldCharType="end"/>
+      </w:r>
+    </w:p>
+    <w:p>
+      <w:pPr>
+        <w:spacing w:line="276" w:lineRule="auto" w:after="40"/>
+      </w:pPr>
+      <w:r>
+        <w:rPr>
+          <w:rFonts w:ascii="Times New Roman" w:hAnsi="Times New Roman"/>
+          <w:b/>
+          <w:sz w:val="19"/>
+        </w:rPr>
+        <w:t>1. Introduction</w:t>
+      </w:r>
+      <w:r>
+        <w:rPr>
+          <w:rFonts w:ascii="Times New Roman" w:hAnsi="Times New Roman"/>
+          <w:color w:val="404040"/>
+          <w:sz w:val="19"/>
+        </w:rPr>
+        <w:t xml:space="preserve">  . . . . . . . . . . . . . . . . . . . . . . . . . . . . . . . . . . . . . . . . . . . . . . . . . . . . . . . 1</w:t>
+      </w:r>
+    </w:p>
+    <w:p>
+      <w:pPr>
+        <w:spacing w:line="276" w:lineRule="auto" w:after="40"/>
+      </w:pPr>
+      <w:r>
+        <w:rPr>
+          <w:rFonts w:ascii="Times New Roman" w:hAnsi="Times New Roman"/>
+          <w:sz w:val="19"/>
+        </w:rPr>
+        <w:t xml:space="preserve">   1.1 Background &amp; Motivation</w:t>
+      </w:r>
+      <w:r>
+        <w:rPr>
+          <w:rFonts w:ascii="Times New Roman" w:hAnsi="Times New Roman"/>
+          <w:color w:val="404040"/>
+          <w:sz w:val="19"/>
+        </w:rPr>
+        <w:t xml:space="preserve">  . . . . . . . . . . . . . . . . . . . . . . . . . . . . . . . . . . . . . . . . 1</w:t>
+      </w:r>
+    </w:p>
+    <w:p>
+      <w:pPr>
+        <w:spacing w:line="276" w:lineRule="auto" w:after="40"/>
+      </w:pPr>
+      <w:r>
+        <w:rPr>
+          <w:rFonts w:ascii="Times New Roman" w:hAnsi="Times New Roman"/>
+          <w:sz w:val="19"/>
+        </w:rPr>
+        <w:t xml:space="preserve">   1.2 Research Objectives</w:t>
+      </w:r>
+      <w:r>
+        <w:rPr>
+          <w:rFonts w:ascii="Times New Roman" w:hAnsi="Times New Roman"/>
+          <w:color w:val="404040"/>
+          <w:sz w:val="19"/>
+        </w:rPr>
+        <w:t xml:space="preserve">  . . . . . . . . . . . . . . . . . . . . . . . . . . . . . . . . . . . . . . . . . . . . 1</w:t>
+      </w:r>
+    </w:p>
+    <w:p>
+      <w:pPr>
+        <w:spacing w:line="276" w:lineRule="auto" w:after="40"/>
+      </w:pPr>
+      <w:r>
+        <w:rPr>
+          <w:rFonts w:ascii="Times New Roman" w:hAnsi="Times New Roman"/>
+          <w:sz w:val="19"/>
+        </w:rPr>
+        <w:t xml:space="preserve">   1.3 Main Research Contributions</w:t>
+      </w:r>
+      <w:r>
+        <w:rPr>
+          <w:rFonts w:ascii="Times New Roman" w:hAnsi="Times New Roman"/>
+          <w:color w:val="404040"/>
+          <w:sz w:val="19"/>
+        </w:rPr>
+        <w:t xml:space="preserve">  . . . . . . . . . . . . . . . . . . . . . . . . . . . . . . . . . . . . 1</w:t>
+      </w:r>
+    </w:p>
+    <w:p>
+      <w:pPr>
+        <w:spacing w:line="276" w:lineRule="auto" w:after="40"/>
+      </w:pPr>
+      <w:r>
+        <w:rPr>
+          <w:rFonts w:ascii="Times New Roman" w:hAnsi="Times New Roman"/>
+          <w:b/>
+          <w:sz w:val="19"/>
+        </w:rPr>
+        <w:t>2. Related Work</w:t>
+      </w:r>
+      <w:r>
+        <w:rPr>
+          <w:rFonts w:ascii="Times New Roman" w:hAnsi="Times New Roman"/>
+          <w:color w:val="404040"/>
+          <w:sz w:val="19"/>
+        </w:rPr>
+        <w:t xml:space="preserve">  . . . . . . . . . . . . . . . . . . . . . . . . . . . . . . . . . . . . . . . . . . . . . . . . . . . . . . . 3</w:t>
+      </w:r>
+    </w:p>
+    <w:p>
+      <w:pPr>
+        <w:spacing w:line="276" w:lineRule="auto" w:after="40"/>
+      </w:pPr>
+      <w:r>
+        <w:rPr>
+          <w:rFonts w:ascii="Times New Roman" w:hAnsi="Times New Roman"/>
+          <w:sz w:val="19"/>
+        </w:rPr>
+        <w:t xml:space="preserve">   2.1 Vision-Language Models &amp; Document Intelligence</w:t>
+      </w:r>
+      <w:r>
+        <w:rPr>
+          <w:rFonts w:ascii="Times New Roman" w:hAnsi="Times New Roman"/>
+          <w:color w:val="404040"/>
+          <w:sz w:val="19"/>
+        </w:rPr>
+        <w:t xml:space="preserve">  . . . . . . . . . . . . . . . . . 3</w:t>
+      </w:r>
+    </w:p>
+    <w:p>
+      <w:pPr>
+        <w:spacing w:line="276" w:lineRule="auto" w:after="40"/>
+      </w:pPr>
+      <w:r>
+        <w:rPr>
+          <w:rFonts w:ascii="Times New Roman" w:hAnsi="Times New Roman"/>
+          <w:sz w:val="19"/>
+        </w:rPr>
+        <w:t xml:space="preserve">   2.2 Document Image Classification &amp; Parsing Benchmarks</w:t>
+      </w:r>
+      <w:r>
+        <w:rPr>
+          <w:rFonts w:ascii="Times New Roman" w:hAnsi="Times New Roman"/>
+          <w:color w:val="404040"/>
+          <w:sz w:val="19"/>
+        </w:rPr>
+        <w:t xml:space="preserve">  . . . . . . . . . . . . . 3</w:t>
+      </w:r>
+    </w:p>
+    <w:p>
+      <w:pPr>
+        <w:spacing w:line="276" w:lineRule="auto" w:after="40"/>
+      </w:pPr>
+      <w:r>
+        <w:rPr>
+          <w:rFonts w:ascii="Times New Roman" w:hAnsi="Times New Roman"/>
+          <w:sz w:val="19"/>
+        </w:rPr>
+        <w:t xml:space="preserve">   2.3 Information Extraction &amp; Optical Character Recognition</w:t>
+      </w:r>
+      <w:r>
+        <w:rPr>
+          <w:rFonts w:ascii="Times New Roman" w:hAnsi="Times New Roman"/>
+          <w:color w:val="404040"/>
+          <w:sz w:val="19"/>
+        </w:rPr>
+        <w:t xml:space="preserve">  . . . . . . . . . 4</w:t>
+      </w:r>
+    </w:p>
+    <w:p>
+      <w:pPr>
+        <w:spacing w:line="276" w:lineRule="auto" w:after="40"/>
+      </w:pPr>
+      <w:r>
+        <w:rPr>
+          <w:rFonts w:ascii="Times New Roman" w:hAnsi="Times New Roman"/>
+          <w:sz w:val="19"/>
+        </w:rPr>
+        <w:t xml:space="preserve">   2.4 Synthetic Data Generation &amp; Benchmark Suites</w:t>
+      </w:r>
+      <w:r>
+        <w:rPr>
+          <w:rFonts w:ascii="Times New Roman" w:hAnsi="Times New Roman"/>
+          <w:color w:val="404040"/>
+          <w:sz w:val="19"/>
+        </w:rPr>
+        <w:t xml:space="preserve">  . . . . . . . . . . . . . . . . . . . 4</w:t>
+      </w:r>
+    </w:p>
+    <w:p>
+      <w:pPr>
+        <w:spacing w:line="276" w:lineRule="auto" w:after="40"/>
+      </w:pPr>
+      <w:r>
+        <w:rPr>
+          <w:rFonts w:ascii="Times New Roman" w:hAnsi="Times New Roman"/>
+          <w:sz w:val="19"/>
+        </w:rPr>
+        <w:t xml:space="preserve">   2.5 Semantic Normalization &amp; Post-Processing</w:t>
+      </w:r>
+      <w:r>
+        <w:rPr>
+          <w:rFonts w:ascii="Times New Roman" w:hAnsi="Times New Roman"/>
+          <w:color w:val="404040"/>
+          <w:sz w:val="19"/>
+        </w:rPr>
+        <w:t xml:space="preserve">  . . . . . . . . . . . . . . . . . . . . . . . 5</w:t>
+      </w:r>
+    </w:p>
+    <w:p>
+      <w:pPr>
+        <w:spacing w:line="276" w:lineRule="auto" w:after="40"/>
+      </w:pPr>
+      <w:r>
+        <w:rPr>
+          <w:rFonts w:ascii="Times New Roman" w:hAnsi="Times New Roman"/>
+          <w:sz w:val="19"/>
+        </w:rPr>
+        <w:t xml:space="preserve">   2.6 Error Taxonomies &amp; Diagnostic Evaluation</w:t>
+      </w:r>
+      <w:r>
+        <w:rPr>
+          <w:rFonts w:ascii="Times New Roman" w:hAnsi="Times New Roman"/>
+          <w:color w:val="404040"/>
+          <w:sz w:val="19"/>
+        </w:rPr>
+        <w:t xml:space="preserve">  . . . . . . . . . . . . . . . . . . . . . . . 5</w:t>
+      </w:r>
+    </w:p>
+    <w:p>
+      <w:pPr>
+        <w:spacing w:line="276" w:lineRule="auto" w:after="40"/>
+      </w:pPr>
+      <w:r>
+        <w:rPr>
+          <w:rFonts w:ascii="Times New Roman" w:hAnsi="Times New Roman"/>
+          <w:b/>
+          <w:sz w:val="19"/>
+        </w:rPr>
+        <w:t>3. ADBG v1.0 &amp; AU DIC Benchmark System Architecture</w:t>
+      </w:r>
+      <w:r>
+        <w:rPr>
+          <w:rFonts w:ascii="Times New Roman" w:hAnsi="Times New Roman"/>
+          <w:color w:val="404040"/>
+          <w:sz w:val="19"/>
+        </w:rPr>
+        <w:t xml:space="preserve">  . . . . . . . . . . . . . . . . . . . 6</w:t>
+      </w:r>
+    </w:p>
+    <w:p>
+      <w:pPr>
+        <w:spacing w:line="276" w:lineRule="auto" w:after="40"/>
+      </w:pPr>
+      <w:r>
+        <w:rPr>
+          <w:rFonts w:ascii="Times New Roman" w:hAnsi="Times New Roman"/>
+          <w:sz w:val="19"/>
+        </w:rPr>
+        <w:t xml:space="preserve">   3.1 ADBG v1.0 Synthetic Generator Subsystem</w:t>
+      </w:r>
+      <w:r>
+        <w:rPr>
+          <w:rFonts w:ascii="Times New Roman" w:hAnsi="Times New Roman"/>
+          <w:color w:val="404040"/>
+          <w:sz w:val="19"/>
+        </w:rPr>
+        <w:t xml:space="preserve">  . . . . . . . . . . . . . . . . . . . . . . . . 6</w:t>
+      </w:r>
+    </w:p>
+    <w:p>
+      <w:pPr>
+        <w:spacing w:line="276" w:lineRule="auto" w:after="40"/>
+      </w:pPr>
+      <w:r>
+        <w:rPr>
+          <w:rFonts w:ascii="Times New Roman" w:hAnsi="Times New Roman"/>
+          <w:sz w:val="19"/>
+        </w:rPr>
+        <w:t xml:space="preserve">   3.2 Optical Degradation Profile Processor</w:t>
+      </w:r>
+      <w:r>
+        <w:rPr>
+          <w:rFonts w:ascii="Times New Roman" w:hAnsi="Times New Roman"/>
+          <w:color w:val="404040"/>
+          <w:sz w:val="19"/>
+        </w:rPr>
+        <w:t xml:space="preserve">  . . . . . . . . . . . . . . . . . . . . . . . . . . 6</w:t>
+      </w:r>
+    </w:p>
+    <w:p>
+      <w:pPr>
+        <w:spacing w:line="276" w:lineRule="auto" w:after="40"/>
+      </w:pPr>
+      <w:r>
+        <w:rPr>
+          <w:rFonts w:ascii="Times New Roman" w:hAnsi="Times New Roman"/>
+          <w:sz w:val="19"/>
+        </w:rPr>
+        <w:t xml:space="preserve">   3.3 AU DIC Decoupled Benchmark Execution Subsystem</w:t>
+      </w:r>
+      <w:r>
+        <w:rPr>
+          <w:rFonts w:ascii="Times New Roman" w:hAnsi="Times New Roman"/>
+          <w:color w:val="404040"/>
+          <w:sz w:val="19"/>
+        </w:rPr>
+        <w:t xml:space="preserve">  . . . . . . . . . . . . . . . . . 7</w:t>
+      </w:r>
+    </w:p>
+    <w:p>
+      <w:pPr>
+        <w:spacing w:line="276" w:lineRule="auto" w:after="40"/>
+      </w:pPr>
+      <w:r>
+        <w:rPr>
+          <w:rFonts w:ascii="Times New Roman" w:hAnsi="Times New Roman"/>
+          <w:b/>
+          <w:sz w:val="19"/>
+        </w:rPr>
+        <w:t>4. Methodology</w:t>
+      </w:r>
+      <w:r>
+        <w:rPr>
+          <w:rFonts w:ascii="Times New Roman" w:hAnsi="Times New Roman"/>
+          <w:color w:val="404040"/>
+          <w:sz w:val="19"/>
+        </w:rPr>
+        <w:t xml:space="preserve">  . . . . . . . . . . . . . . . . . . . . . . . . . . . . . . . . . . . . . . . . . . . . . . . . . . . . . . . . 7</w:t>
+      </w:r>
+    </w:p>
+    <w:p>
+      <w:pPr>
+        <w:spacing w:line="276" w:lineRule="auto" w:after="40"/>
+      </w:pPr>
+      <w:r>
+        <w:rPr>
+          <w:rFonts w:ascii="Times New Roman" w:hAnsi="Times New Roman"/>
+          <w:sz w:val="19"/>
+        </w:rPr>
+        <w:t xml:space="preserve">   4.1 Six-Stage Semantic Canonical Normalization Subsystem</w:t>
+      </w:r>
+      <w:r>
+        <w:rPr>
+          <w:rFonts w:ascii="Times New Roman" w:hAnsi="Times New Roman"/>
+          <w:color w:val="404040"/>
+          <w:sz w:val="19"/>
+        </w:rPr>
+        <w:t xml:space="preserve">  . . . . . . . . . . . 7</w:t>
+      </w:r>
+    </w:p>
+    <w:p>
+      <w:pPr>
+        <w:spacing w:line="276" w:lineRule="auto" w:after="40"/>
+      </w:pPr>
+      <w:r>
+        <w:rPr>
+          <w:rFonts w:ascii="Times New Roman" w:hAnsi="Times New Roman"/>
+          <w:sz w:val="19"/>
+        </w:rPr>
+        <w:t xml:space="preserve">   4.2 Nine-Class Structured OCR Error Taxonomy</w:t>
+      </w:r>
+      <w:r>
+        <w:rPr>
+          <w:rFonts w:ascii="Times New Roman" w:hAnsi="Times New Roman"/>
+          <w:color w:val="404040"/>
+          <w:sz w:val="19"/>
+        </w:rPr>
+        <w:t xml:space="preserve">  . . . . . . . . . . . . . . . . . . . . . . . 10</w:t>
+      </w:r>
+    </w:p>
+    <w:p>
+      <w:pPr>
+        <w:spacing w:line="276" w:lineRule="auto" w:after="40"/>
+      </w:pPr>
+      <w:r>
+        <w:rPr>
+          <w:rFonts w:ascii="Times New Roman" w:hAnsi="Times New Roman"/>
+          <w:sz w:val="19"/>
+        </w:rPr>
+        <w:t xml:space="preserve">   4.3 Mathematical Formulation of Evaluation Metrics</w:t>
+      </w:r>
+      <w:r>
+        <w:rPr>
+          <w:rFonts w:ascii="Times New Roman" w:hAnsi="Times New Roman"/>
+          <w:color w:val="404040"/>
+          <w:sz w:val="19"/>
+        </w:rPr>
+        <w:t xml:space="preserve">  . . . . . . . . . . . . . . . . . 11</w:t>
+      </w:r>
+    </w:p>
+    <w:p>
+      <w:pPr>
+        <w:spacing w:line="276" w:lineRule="auto" w:after="40"/>
+      </w:pPr>
+      <w:r>
+        <w:rPr>
+          <w:rFonts w:ascii="Times New Roman" w:hAnsi="Times New Roman"/>
+          <w:b/>
+          <w:sz w:val="19"/>
+        </w:rPr>
+        <w:t>5. Results &amp; Empirical Validation</w:t>
+      </w:r>
+      <w:r>
+        <w:rPr>
+          <w:rFonts w:ascii="Times New Roman" w:hAnsi="Times New Roman"/>
+          <w:color w:val="404040"/>
+          <w:sz w:val="19"/>
+        </w:rPr>
+        <w:t xml:space="preserve">  . . . . . . . . . . . . . . . . . . . . . . . . . . . . . . . . . . . . . 13</w:t>
+      </w:r>
+    </w:p>
+    <w:p>
+      <w:pPr>
+        <w:spacing w:line="276" w:lineRule="auto" w:after="40"/>
+      </w:pPr>
+      <w:r>
+        <w:rPr>
+          <w:rFonts w:ascii="Times New Roman" w:hAnsi="Times New Roman"/>
+          <w:sz w:val="19"/>
+        </w:rPr>
+        <w:t xml:space="preserve">   5.1 Distinction Between Framework Validation, Benchmark Validation, and Model Performance</w:t>
+      </w:r>
+      <w:r>
+        <w:rPr>
+          <w:rFonts w:ascii="Times New Roman" w:hAnsi="Times New Roman"/>
+          <w:color w:val="404040"/>
+          <w:sz w:val="19"/>
+        </w:rPr>
+        <w:t xml:space="preserve">  . . . . . 13</w:t>
+      </w:r>
+    </w:p>
+    <w:p>
+      <w:pPr>
+        <w:spacing w:line="276" w:lineRule="auto" w:after="40"/>
+      </w:pPr>
+      <w:r>
+        <w:rPr>
+          <w:rFonts w:ascii="Times New Roman" w:hAnsi="Times New Roman"/>
+          <w:sz w:val="19"/>
+        </w:rPr>
+        <w:t xml:space="preserve">   5.2 Framework Execution &amp; System Verification Metrics</w:t>
+      </w:r>
+      <w:r>
+        <w:rPr>
+          <w:rFonts w:ascii="Times New Roman" w:hAnsi="Times New Roman"/>
+          <w:color w:val="404040"/>
+          <w:sz w:val="19"/>
+        </w:rPr>
+        <w:t xml:space="preserve">  . . . . . . . . . . . . . . 13</w:t>
+      </w:r>
+    </w:p>
+    <w:p>
+      <w:pPr>
+        <w:spacing w:line="276" w:lineRule="auto" w:after="40"/>
+      </w:pPr>
+      <w:r>
+        <w:rPr>
+          <w:rFonts w:ascii="Times New Roman" w:hAnsi="Times New Roman"/>
+          <w:sz w:val="19"/>
+        </w:rPr>
+        <w:t xml:space="preserve">   5.3 System Throughput &amp; Execution Latency</w:t>
+      </w:r>
+      <w:r>
+        <w:rPr>
+          <w:rFonts w:ascii="Times New Roman" w:hAnsi="Times New Roman"/>
+          <w:color w:val="404040"/>
+          <w:sz w:val="19"/>
+        </w:rPr>
+        <w:t xml:space="preserve">  . . . . . . . . . . . . . . . . . . . . . . . . . . 14</w:t>
+      </w:r>
+    </w:p>
+    <w:p>
+      <w:pPr>
+        <w:spacing w:line="276" w:lineRule="auto" w:after="40"/>
+      </w:pPr>
+      <w:r>
+        <w:rPr>
+          <w:rFonts w:ascii="Times New Roman" w:hAnsi="Times New Roman"/>
+          <w:sz w:val="19"/>
+        </w:rPr>
+        <w:t xml:space="preserve">   5.4 Empirical Live Neural Model Evaluation Results</w:t>
+      </w:r>
+      <w:r>
+        <w:rPr>
+          <w:rFonts w:ascii="Times New Roman" w:hAnsi="Times New Roman"/>
+          <w:color w:val="404040"/>
+          <w:sz w:val="19"/>
+        </w:rPr>
+        <w:t xml:space="preserve">  . . . . . . . . . . . . . . . . . 14</w:t>
+      </w:r>
+    </w:p>
+    <w:p>
+      <w:pPr>
+        <w:spacing w:line="276" w:lineRule="auto" w:after="40"/>
+      </w:pPr>
+      <w:r>
+        <w:rPr>
+          <w:rFonts w:ascii="Times New Roman" w:hAnsi="Times New Roman"/>
+          <w:sz w:val="19"/>
+        </w:rPr>
+        <w:t xml:space="preserve">   5.5 Empirical Ablation Study of Semantic Canonical Normalization</w:t>
+      </w:r>
+      <w:r>
+        <w:rPr>
+          <w:rFonts w:ascii="Times New Roman" w:hAnsi="Times New Roman"/>
+          <w:color w:val="404040"/>
+          <w:sz w:val="19"/>
+        </w:rPr>
+        <w:t xml:space="preserve">  . . . . . 16</w:t>
+      </w:r>
+    </w:p>
+    <w:p>
+      <w:pPr>
+        <w:spacing w:line="276" w:lineRule="auto" w:after="40"/>
+      </w:pPr>
+      <w:r>
+        <w:rPr>
+          <w:rFonts w:ascii="Times New Roman" w:hAnsi="Times New Roman"/>
+          <w:sz w:val="19"/>
+        </w:rPr>
+        <w:t xml:space="preserve">   5.6 Statistical Significance Analysis (p &lt; 0.0001)</w:t>
+      </w:r>
+      <w:r>
+        <w:rPr>
+          <w:rFonts w:ascii="Times New Roman" w:hAnsi="Times New Roman"/>
+          <w:color w:val="404040"/>
+          <w:sz w:val="19"/>
+        </w:rPr>
+        <w:t xml:space="preserve">  . . . . . . . . . . . . . . . . . 18</w:t>
+      </w:r>
+    </w:p>
+    <w:p>
+      <w:pPr>
+        <w:spacing w:line="276" w:lineRule="auto" w:after="40"/>
+      </w:pPr>
+      <w:r>
+        <w:rPr>
+          <w:rFonts w:ascii="Times New Roman" w:hAnsi="Times New Roman"/>
+          <w:sz w:val="19"/>
+        </w:rPr>
+        <w:t xml:space="preserve">   5.7 Empirical Evaluation Scope &amp; Methodological Limitations</w:t>
+      </w:r>
+      <w:r>
+        <w:rPr>
+          <w:rFonts w:ascii="Times New Roman" w:hAnsi="Times New Roman"/>
+          <w:color w:val="404040"/>
+          <w:sz w:val="19"/>
+        </w:rPr>
+        <w:t xml:space="preserve">  . . . . . . . . 19</w:t>
+      </w:r>
+    </w:p>
+    <w:p>
+      <w:pPr>
+        <w:spacing w:line="276" w:lineRule="auto" w:after="40"/>
+      </w:pPr>
+      <w:r>
+        <w:rPr>
+          <w:rFonts w:ascii="Times New Roman" w:hAnsi="Times New Roman"/>
+          <w:sz w:val="19"/>
+        </w:rPr>
+        <w:t xml:space="preserve">   5.8 Error Taxonomy Distribution Shift Analysis</w:t>
+      </w:r>
+      <w:r>
+        <w:rPr>
+          <w:rFonts w:ascii="Times New Roman" w:hAnsi="Times New Roman"/>
+          <w:color w:val="404040"/>
+          <w:sz w:val="19"/>
+        </w:rPr>
+        <w:t xml:space="preserve">  . . . . . . . . . . . . . . . . . . . . . 19</w:t>
+      </w:r>
+    </w:p>
+    <w:p>
+      <w:pPr>
+        <w:spacing w:line="276" w:lineRule="auto" w:after="40"/>
+      </w:pPr>
+      <w:r>
+        <w:rPr>
+          <w:rFonts w:ascii="Times New Roman" w:hAnsi="Times New Roman"/>
+          <w:b/>
+          <w:sz w:val="19"/>
+        </w:rPr>
+        <w:t>6. Discussion &amp; Threats to Validity</w:t>
+      </w:r>
+      <w:r>
+        <w:rPr>
+          <w:rFonts w:ascii="Times New Roman" w:hAnsi="Times New Roman"/>
+          <w:color w:val="404040"/>
+          <w:sz w:val="19"/>
+        </w:rPr>
+        <w:t xml:space="preserve">  . . . . . . . . . . . . . . . . . . . . . . . . . . . . . . . . . . . 20</w:t>
+      </w:r>
+    </w:p>
+    <w:p>
+      <w:pPr>
+        <w:spacing w:line="276" w:lineRule="auto" w:after="40"/>
+      </w:pPr>
+      <w:r>
+        <w:rPr>
+          <w:rFonts w:ascii="Times New Roman" w:hAnsi="Times New Roman"/>
+          <w:sz w:val="19"/>
+        </w:rPr>
+        <w:t xml:space="preserve">   6.1 Scientific Contributions and Methodological Novelty</w:t>
+      </w:r>
+      <w:r>
+        <w:rPr>
+          <w:rFonts w:ascii="Times New Roman" w:hAnsi="Times New Roman"/>
+          <w:color w:val="404040"/>
+          <w:sz w:val="19"/>
+        </w:rPr>
+        <w:t xml:space="preserve">  . . . . . . . . . . . . 20</w:t>
+      </w:r>
+    </w:p>
+    <w:p>
+      <w:pPr>
+        <w:spacing w:line="276" w:lineRule="auto" w:after="40"/>
+      </w:pPr>
+      <w:r>
+        <w:rPr>
+          <w:rFonts w:ascii="Times New Roman" w:hAnsi="Times New Roman"/>
+          <w:sz w:val="19"/>
+        </w:rPr>
+        <w:t xml:space="preserve">   6.2 Discussion of Empirical Findings</w:t>
+      </w:r>
+      <w:r>
+        <w:rPr>
+          <w:rFonts w:ascii="Times New Roman" w:hAnsi="Times New Roman"/>
+          <w:color w:val="404040"/>
+          <w:sz w:val="19"/>
+        </w:rPr>
+        <w:t xml:space="preserve">  . . . . . . . . . . . . . . . . . . . . . . . . . . . . . . . 20</w:t>
+      </w:r>
+    </w:p>
+    <w:p>
+      <w:pPr>
+        <w:spacing w:line="276" w:lineRule="auto" w:after="40"/>
+      </w:pPr>
+      <w:r>
+        <w:rPr>
+          <w:rFonts w:ascii="Times New Roman" w:hAnsi="Times New Roman"/>
+          <w:sz w:val="19"/>
+        </w:rPr>
+        <w:t xml:space="preserve">   6.3 Threats to Validity</w:t>
+      </w:r>
+      <w:r>
+        <w:rPr>
+          <w:rFonts w:ascii="Times New Roman" w:hAnsi="Times New Roman"/>
+          <w:color w:val="404040"/>
+          <w:sz w:val="19"/>
+        </w:rPr>
+        <w:t xml:space="preserve">  . . . . . . . . . . . . . . . . . . . . . . . . . . . . . . . . . . . . . . . . . . . . 21</w:t>
+      </w:r>
+    </w:p>
+    <w:p>
+      <w:pPr>
+        <w:spacing w:line="276" w:lineRule="auto" w:after="40"/>
+      </w:pPr>
+      <w:r>
+        <w:rPr>
+          <w:rFonts w:ascii="Times New Roman" w:hAnsi="Times New Roman"/>
+          <w:b/>
+          <w:sz w:val="19"/>
+        </w:rPr>
+        <w:t>7. Limitations Analysis</w:t>
+      </w:r>
+      <w:r>
+        <w:rPr>
+          <w:rFonts w:ascii="Times New Roman" w:hAnsi="Times New Roman"/>
+          <w:color w:val="404040"/>
+          <w:sz w:val="19"/>
+        </w:rPr>
+        <w:t xml:space="preserve">  . . . . . . . . . . . . . . . . . . . . . . . . . . . . . . . . . . . . . . . . . . . . . . . 21</w:t>
+      </w:r>
+    </w:p>
+    <w:p>
+      <w:pPr>
+        <w:spacing w:line="276" w:lineRule="auto" w:after="40"/>
+      </w:pPr>
+      <w:r>
+        <w:rPr>
+          <w:rFonts w:ascii="Times New Roman" w:hAnsi="Times New Roman"/>
+          <w:sz w:val="19"/>
+        </w:rPr>
+        <w:t xml:space="preserve">   7.1 Methodological Limitations</w:t>
+      </w:r>
+      <w:r>
+        <w:rPr>
+          <w:rFonts w:ascii="Times New Roman" w:hAnsi="Times New Roman"/>
+          <w:color w:val="404040"/>
+          <w:sz w:val="19"/>
+        </w:rPr>
+        <w:t xml:space="preserve">  . . . . . . . . . . . . . . . . . . . . . . . . . . . . . . . . . . . . . 21</w:t>
+      </w:r>
+    </w:p>
+    <w:p>
+      <w:pPr>
+        <w:spacing w:line="276" w:lineRule="auto" w:after="40"/>
+      </w:pPr>
+      <w:r>
+        <w:rPr>
+          <w:rFonts w:ascii="Times New Roman" w:hAnsi="Times New Roman"/>
+          <w:b/>
+          <w:sz w:val="19"/>
+        </w:rPr>
+        <w:t>8. Future Work</w:t>
+      </w:r>
+      <w:r>
+        <w:rPr>
+          <w:rFonts w:ascii="Times New Roman" w:hAnsi="Times New Roman"/>
+          <w:color w:val="404040"/>
+          <w:sz w:val="19"/>
+        </w:rPr>
+        <w:t xml:space="preserve">  . . . . . . . . . . . . . . . . . . . . . . . . . . . . . . . . . . . . . . . . . . . . . . . . . . . . . . . . 22</w:t>
+      </w:r>
+    </w:p>
+    <w:p>
+      <w:pPr>
+        <w:spacing w:line="276" w:lineRule="auto" w:after="40"/>
+      </w:pPr>
+      <w:r>
+        <w:rPr>
+          <w:rFonts w:ascii="Times New Roman" w:hAnsi="Times New Roman"/>
+          <w:b/>
+          <w:sz w:val="19"/>
+        </w:rPr>
+        <w:t>9. Conclusion</w:t>
+      </w:r>
+      <w:r>
+        <w:rPr>
+          <w:rFonts w:ascii="Times New Roman" w:hAnsi="Times New Roman"/>
+          <w:color w:val="404040"/>
+          <w:sz w:val="19"/>
+        </w:rPr>
+        <w:t xml:space="preserve">  . . . . . . . . . . . . . . . . . . . . . . . . . . . . . . . . . . . . . . . . . . . . . . . . . . . . . . . . . 22</w:t>
+      </w:r>
+    </w:p>
+    <w:p>
+      <w:pPr>
+        <w:spacing w:line="276" w:lineRule="auto" w:after="40"/>
+      </w:pPr>
+      <w:r>
+        <w:rPr>
+          <w:rFonts w:ascii="Times New Roman" w:hAnsi="Times New Roman"/>
+          <w:b/>
+          <w:sz w:val="19"/>
+        </w:rPr>
+        <w:t>Ethics &amp; Privacy Statement</w:t>
+      </w:r>
+      <w:r>
+        <w:rPr>
+          <w:rFonts w:ascii="Times New Roman" w:hAnsi="Times New Roman"/>
+          <w:color w:val="404040"/>
+          <w:sz w:val="19"/>
+        </w:rPr>
+        <w:t xml:space="preserve">  . . . . . . . . . . . . . . . . . . . . . . . . . . . . . . . . . . . . . . . . . . . . 22</w:t>
+      </w:r>
+    </w:p>
+    <w:p>
+      <w:pPr>
+        <w:spacing w:line="276" w:lineRule="auto" w:after="40"/>
+      </w:pPr>
+      <w:r>
+        <w:rPr>
+          <w:rFonts w:ascii="Times New Roman" w:hAnsi="Times New Roman"/>
+          <w:b/>
+          <w:sz w:val="19"/>
+        </w:rPr>
+        <w:t>ACKNOWLEDGMENT</w:t>
+      </w:r>
+      <w:r>
+        <w:rPr>
+          <w:rFonts w:ascii="Times New Roman" w:hAnsi="Times New Roman"/>
+          <w:color w:val="404040"/>
+          <w:sz w:val="19"/>
+        </w:rPr>
+        <w:t xml:space="preserve">  . . . . . . . . . . . . . . . . . . . . . . . . . . . . . . . . . . . . . . . . . . . . . . . . . . . . . . . . 23</w:t>
+      </w:r>
+    </w:p>
+    <w:p>
+      <w:pPr>
+        <w:spacing w:line="276" w:lineRule="auto" w:after="40"/>
+      </w:pPr>
+      <w:r>
+        <w:rPr>
+          <w:rFonts w:ascii="Times New Roman" w:hAnsi="Times New Roman"/>
+          <w:b/>
+          <w:sz w:val="19"/>
+        </w:rPr>
+        <w:t>APPENDIX A: REPRODUCIBILITY &amp; SYSTEM SPECIFICATIONS</w:t>
+      </w:r>
+      <w:r>
+        <w:rPr>
+          <w:rFonts w:ascii="Times New Roman" w:hAnsi="Times New Roman"/>
+          <w:color w:val="404040"/>
+          <w:sz w:val="19"/>
+        </w:rPr>
+        <w:t xml:space="preserve">  . . . . . . . . . . . . . . . . . . . 23</w:t>
+      </w:r>
+    </w:p>
+    <w:p>
+      <w:pPr>
+        <w:spacing w:line="276" w:lineRule="auto" w:after="40"/>
+      </w:pPr>
+      <w:r>
+        <w:rPr>
+          <w:rFonts w:ascii="Times New Roman" w:hAnsi="Times New Roman"/>
+          <w:sz w:val="19"/>
+        </w:rPr>
+        <w:t xml:space="preserve">   A.1 Reproducibility &amp; System Environment Matrix</w:t>
+      </w:r>
+      <w:r>
+        <w:rPr>
+          <w:rFonts w:ascii="Times New Roman" w:hAnsi="Times New Roman"/>
+          <w:color w:val="404040"/>
+          <w:sz w:val="19"/>
+        </w:rPr>
+        <w:t xml:space="preserve">  . . . . . . . . . . . . . . . . . . . . 23</w:t>
+      </w:r>
+    </w:p>
+    <w:p>
+      <w:pPr>
+        <w:spacing w:line="276" w:lineRule="auto" w:after="40"/>
+      </w:pPr>
+      <w:r>
+        <w:rPr>
+          <w:rFonts w:ascii="Times New Roman" w:hAnsi="Times New Roman"/>
+          <w:sz w:val="19"/>
+        </w:rPr>
+        <w:t xml:space="preserve">   A.2 Technical Clarifications &amp; Reviewer Inquiries</w:t>
+      </w:r>
+      <w:r>
+        <w:rPr>
+          <w:rFonts w:ascii="Times New Roman" w:hAnsi="Times New Roman"/>
+          <w:color w:val="404040"/>
+          <w:sz w:val="19"/>
+        </w:rPr>
+        <w:t xml:space="preserve">  . . . . . . . . . . . . . . . . . . 23</w:t>
+      </w:r>
+    </w:p>
+    <w:p>
+      <w:pPr>
+        <w:spacing w:line="276" w:lineRule="auto" w:after="40"/>
+      </w:pPr>
+      <w:r>
+        <w:rPr>
+          <w:rFonts w:ascii="Times New Roman" w:hAnsi="Times New Roman"/>
+          <w:b/>
+          <w:sz w:val="19"/>
+        </w:rPr>
+        <w:t>APPENDIX B: FIELD SPECIFICATION &amp; OBSERVATION COUNT DERIVATION</w:t>
+      </w:r>
+      <w:r>
+        <w:rPr>
+          <w:rFonts w:ascii="Times New Roman" w:hAnsi="Times New Roman"/>
+          <w:color w:val="404040"/>
+          <w:sz w:val="19"/>
+        </w:rPr>
+        <w:t xml:space="preserve">  . . . . . . . . 24</w:t>
+      </w:r>
+    </w:p>
+    <w:p>
+      <w:pPr>
+        <w:spacing w:line="276" w:lineRule="auto" w:after="40"/>
+      </w:pPr>
+      <w:r>
+        <w:rPr>
+          <w:rFonts w:ascii="Times New Roman" w:hAnsi="Times New Roman"/>
+          <w:sz w:val="19"/>
+        </w:rPr>
+        <w:t xml:space="preserve">   B.1 Document Category Field Structure</w:t>
+      </w:r>
+      <w:r>
+        <w:rPr>
+          <w:rFonts w:ascii="Times New Roman" w:hAnsi="Times New Roman"/>
+          <w:color w:val="404040"/>
+          <w:sz w:val="19"/>
+        </w:rPr>
+        <w:t xml:space="preserve">  . . . . . . . . . . . . . . . . . . . . . . . . . . . . . . 24</w:t>
+      </w:r>
+    </w:p>
+    <w:p>
+      <w:pPr>
+        <w:spacing w:line="276" w:lineRule="auto" w:after="40"/>
+      </w:pPr>
+      <w:r>
+        <w:rPr>
+          <w:rFonts w:ascii="Times New Roman" w:hAnsi="Times New Roman"/>
+          <w:sz w:val="19"/>
+        </w:rPr>
+        <w:t xml:space="preserve">   B.2 Mathematical Derivation of 24,480 Paired Observations</w:t>
+      </w:r>
+      <w:r>
+        <w:rPr>
+          <w:rFonts w:ascii="Times New Roman" w:hAnsi="Times New Roman"/>
+          <w:color w:val="404040"/>
+          <w:sz w:val="19"/>
+        </w:rPr>
+        <w:t xml:space="preserve">  . . . . . . . . . . 24</w:t>
+      </w:r>
+    </w:p>
+    <w:p>
+      <w:pPr>
+        <w:spacing w:line="276" w:lineRule="auto" w:after="40"/>
+      </w:pPr>
+      <w:r>
+        <w:rPr>
+          <w:rFonts w:ascii="Times New Roman" w:hAnsi="Times New Roman"/>
+          <w:b/>
+          <w:sz w:val="19"/>
+        </w:rPr>
+        <w:t>APPENDIX C: EMPIRICAL STATISTICAL METHODOLOGY &amp; BENCHMARKS</w:t>
+      </w:r>
+      <w:r>
+        <w:rPr>
+          <w:rFonts w:ascii="Times New Roman" w:hAnsi="Times New Roman"/>
+          <w:color w:val="404040"/>
+          <w:sz w:val="19"/>
+        </w:rPr>
+        <w:t xml:space="preserve">  . . . . . . . . . . . . 25</w:t>
+      </w:r>
+    </w:p>
+    <w:p>
+      <w:pPr>
+        <w:spacing w:line="276" w:lineRule="auto" w:after="40"/>
+      </w:pPr>
+      <w:r>
+        <w:rPr>
+          <w:rFonts w:ascii="Times New Roman" w:hAnsi="Times New Roman"/>
+          <w:sz w:val="19"/>
+        </w:rPr>
+        <w:t xml:space="preserve">   C.1 Empirical Category Confusion Matrix (360 Specimens)</w:t>
+      </w:r>
+      <w:r>
+        <w:rPr>
+          <w:rFonts w:ascii="Times New Roman" w:hAnsi="Times New Roman"/>
+          <w:color w:val="404040"/>
+          <w:sz w:val="19"/>
+        </w:rPr>
+        <w:t xml:space="preserve">  . . . . . . . . . . . . 25</w:t>
+      </w:r>
+    </w:p>
+    <w:p>
+      <w:pPr>
+        <w:spacing w:line="276" w:lineRule="auto" w:after="40"/>
+      </w:pPr>
+      <w:r>
+        <w:rPr>
+          <w:rFonts w:ascii="Times New Roman" w:hAnsi="Times New Roman"/>
+          <w:sz w:val="19"/>
+        </w:rPr>
+        <w:t xml:space="preserve">   C.2 McNemar Contingency Test &amp; Normalization Rescues</w:t>
+      </w:r>
+      <w:r>
+        <w:rPr>
+          <w:rFonts w:ascii="Times New Roman" w:hAnsi="Times New Roman"/>
+          <w:color w:val="404040"/>
+          <w:sz w:val="19"/>
+        </w:rPr>
+        <w:t xml:space="preserve">  . . . . . . . . . . . . . . . 25</w:t>
+      </w:r>
+    </w:p>
+    <w:p>
+      <w:pPr>
+        <w:spacing w:line="276" w:lineRule="auto" w:after="40"/>
+      </w:pPr>
+      <w:r>
+        <w:rPr>
+          <w:rFonts w:ascii="Times New Roman" w:hAnsi="Times New Roman"/>
+          <w:sz w:val="19"/>
+        </w:rPr>
+        <w:t xml:space="preserve">   C.3 Non-Parametric Bootstrap Confidence Intervals (B = 10,000)</w:t>
+      </w:r>
+      <w:r>
+        <w:rPr>
+          <w:rFonts w:ascii="Times New Roman" w:hAnsi="Times New Roman"/>
+          <w:color w:val="404040"/>
+          <w:sz w:val="19"/>
+        </w:rPr>
+        <w:t xml:space="preserve">  . . . . . 26</w:t>
+      </w:r>
+    </w:p>
+    <w:p>
+      <w:pPr>
+        <w:spacing w:line="276" w:lineRule="auto" w:after="40"/>
+      </w:pPr>
+      <w:r>
+        <w:rPr>
+          <w:rFonts w:ascii="Times New Roman" w:hAnsi="Times New Roman"/>
+          <w:b/>
+          <w:sz w:val="19"/>
+        </w:rPr>
+        <w:t>REFERENCES</w:t>
+      </w:r>
+      <w:r>
+        <w:rPr>
+          <w:rFonts w:ascii="Times New Roman" w:hAnsi="Times New Roman"/>
+          <w:color w:val="404040"/>
+          <w:sz w:val="19"/>
+        </w:rPr>
+        <w:t xml:space="preserve">  . . . . . . . . . . . . . . . . . . . . . . . . . . . . . . . . . . . . . . . . . . . . . . . . . . . . . . . . . . . . 26</w:t>
       </w:r>
     </w:p>
     <w:p>
@@ -8915,17 +9884,7 @@
         <w:jc w:val="both"/>
       </w:pPr>
       <w:r>
-        <w:rPr>
-          <w:rFonts w:ascii="Times New Roman" w:hAnsi="Times New Roman"/>
-          <w:sz w:val="20"/>
-        </w:rPr>
-      </w:r>
-      <w:r>
-        <w:rPr>
-          <w:rFonts w:ascii="Times New Roman" w:hAnsi="Times New Roman"/>
-          <w:sz w:val="20"/>
-        </w:rPr>
-        <w:t>To evaluate live neural document analysis performance without mock fallbacks (allowMockFallback: false), the benchmark runner executed full inference across all 360 specimens using Groq Cloud Llama 3.1 8B Instant (run_1785796639905). Every prediction recorded complete provenance metadata (isMock: false, modelName: minicpm-v:latest, requestId).</w:t>
+        <w:t>To evaluate live neural document analysis performance without mock fallbacks (allowMockFallback: false), the benchmark runner executed full inference across all 360 specimens using Ollama Local Runtime MiniCPM-V (7.6B Q4_0) Instant (run_1785796639905). Every prediction recorded complete provenance metadata (isMock: false, modelName: minicpm-v:latest, requestId).</w:t>
       </w:r>
     </w:p>
     <w:p>
@@ -9006,15 +9965,7 @@
         <w:spacing w:before="40" w:after="80" w:line="276" w:lineRule="auto"/>
         <w:jc w:val="both"/>
       </w:pPr>
-      <w:r/>
-      <w:r>
-        <w:rPr/>
-      </w:r>
-      <w:r>
-        <w:rPr/>
-      </w:r>
-      <w:r>
-        <w:rPr/>
+      <w:r>
         <w:t>Fig. 3 depicts the Option A end-to-end neural document intelligence evaluation pipeline architecture. Document specimens across all four optical degradation profiles (clean, scanner_copy, mobile_camera, rotated_90) are processed through the neural analysis engine for classification and entity extraction. While category classification achieved 100.00% accuracy across all profiles, field-level extraction performance (75.23% F1, 8.21% CER, 11.35% field-level CER) reveals significant room for improvement in zero-shot structured information extraction from academic documents.</w:t>
       </w:r>
     </w:p>
@@ -9023,7 +9974,7 @@
         <w:spacing w:before="40" w:after="80" w:line="276" w:lineRule="auto"/>
       </w:pPr>
       <w:r>
-        <w:t xml:space="preserve">Table IV details live model extraction and document category classification performance evaluated on Groq Cloud Llama 3.1 8B Instant.</w:t>
+        <w:t>Table IV details live model extraction and document category classification performance evaluated on Ollama Local Runtime MiniCPM-V (7.6B Q4_0) Instant.</w:t>
       </w:r>
     </w:p>
     <w:p>
@@ -9033,7 +9984,7 @@
         <w:jc w:val="center"/>
       </w:pPr>
       <w:r>
-        <w:t xml:space="preserve">Table IV: Live Model Extraction &amp; Classification Performance (Groq Llama 3.1 8B Instant Baseline)</w:t>
+        <w:t>Table IV: Live Model Extraction &amp; Classification Performance (Ollama MiniCPM-V (7.6B Q4_0) Instant Baseline)</w:t>
       </w:r>
     </w:p>
     <w:tbl>
@@ -10352,16 +11303,8 @@
         <w:jc w:val="both"/>
         <w:outlineLvl w:val="0"/>
       </w:pPr>
-      <w:r/>
-      <w:r>
-        <w:rPr/>
-      </w:r>
-      <w:r>
-        <w:rPr/>
-      </w:r>
-      <w:r>
-        <w:rPr/>
-        <w:t>1. Key-Value Entity Extraction Task (75.23% Field F1, 8.21% CER): Under zero-shot key-value entity field extraction, Llama 3.1 8B achieved 75.23% field extraction precision, recall, and F1 score across 360 specimens (8.21% document-level CER, 84.12% WER, 11.35% field-level CER).</w:t>
+      <w:r>
+        <w:t>1. Key-Value Entity Extraction Task (75.23% Field F1, 8.21% CER): Under zero-shot key-value entity field extraction, MiniCPM-V (7.6B Q4_0) achieved 75.23% field extraction precision, recall, and F1 score across 360 specimens (8.21% document-level CER, 84.12% WER, 11.35% field-level CER).</w:t>
       </w:r>
     </w:p>
     <w:p>
@@ -12934,18 +13877,7 @@
         <w:spacing w:before="40" w:after="80" w:line="276" w:lineRule="auto"/>
         <w:jc w:val="both"/>
       </w:pPr>
-      <ns3:oMath>
-        <ns3:r>
-          <ns3:rPr/>
-          <w:rPr>
-            <w:rFonts w:ascii="Cambria Math" w:hAnsi="Cambria Math"/>
-          </w:rPr>
-          <ns3:t>B=1,000</ns3:t>
-        </ns3:r>
-      </ns3:oMath>
-      <w:r/>
-      <w:r>
-        <w:rPr/>
+      <w:r>
         <w:t>The live benchmark run empirically confirmed 100.00% category classification accuracy and 24,480 paired field evaluations. Non-parametric 95% bootstrap confidence interval estimation (B = 10,000 iterations, seed = 42) established exact match bounds at [9.78%, 10.54%] for un-normalized text and [100.00%, 100.00%] following canonical normalization. Statistical hypothesis testing confirmed the significance of canonical normalization (McNemar chi^2 = 1853.0005, p &lt; 0.0001) and model confidence scoring (t = 11.20, p &lt; 0.0001).</w:t>
       </w:r>
     </w:p>
@@ -15182,9 +16114,7 @@
         <w:jc w:val="both"/>
         <w:outlineLvl w:val="0"/>
       </w:pPr>
-      <w:r/>
-      <w:r>
-        <w:rPr/>
+      <w:r>
         <w:t>2. Safe Read-Only Execution: Performing evaluations headlessly without database mutations allows benchmarks to be run safely in production environments [31].</w:t>
         <w:br/>
         <w:t>3. Field Extraction Limitations: The zero-shot LLM baseline achieved only 75.23% mean F1 for field extraction despite 100.00% category classification accuracy. The dominant error categories are FIELD_MISSING (2,871 instances) and OCR_ERROR (693 instances), indicating that the model frequently fails to extract structured fields from document text representations.</w:t>
@@ -15512,27 +16442,7 @@
         <w:spacing w:before="40" w:after="80" w:line="276" w:lineRule="auto"/>
         <w:jc w:val="both"/>
       </w:pPr>
-      <ns3:oMath>
-        <ns3:r>
-          <ns3:rPr/>
-          <w:rPr>
-            <w:rFonts w:ascii="Cambria Math" w:hAnsi="Cambria Math"/>
-          </w:rPr>
-          <ns3:t>5,760</ns3:t>
-        </ns3:r>
-      </ns3:oMath>
-      <ns3:oMath>
-        <ns3:r>
-          <ns3:rPr/>
-          <w:rPr>
-            <w:rFonts w:ascii="Cambria Math" w:hAnsi="Cambria Math"/>
-          </w:rPr>
-          <ns3:t>p&lt;0.0001</ns3:t>
-        </ns3:r>
-      </ns3:oMath>
-      <w:r/>
-      <w:r>
-        <w:rPr/>
+      <w:r>
         <w:t>Empirical evaluation across 360 benchmark specimens (24,480 paired field observations) confirmed that semantic canonical normalization successfully isolates genuine recognition failures from superficial formatting discrepancies (McNemar chi^2 = 1853.0005, p &lt; 0.0001) [22], [23], [25], while live model evaluation established reference baselines for zero-shot document category classification and field extraction. Rather than presenting a software tool alone, this work contributes a standardized, privacy-preserving evaluation foundation for academic document intelligence. The benchmark suite enables rigorous, unbiased evaluation of document analysis pipelines without exposing private student data [26], [28], [31], [35], [46], [47], [48], [49], [50]. The evaluation baseline executes end-to-end neural document intelligence inference under Option A across 360 specimens and 24,480 paired field observations.</w:t>
       </w:r>
     </w:p>
@@ -15832,7 +16742,7 @@
           </w:tcPr>
           <w:p>
             <w:r>
-              <w:t>Groq Cloud AI (minicpm-v:latest, temp=0.2, max_tokens=8192)</w:t>
+              <w:t>Ollama Local Runtime AI (minicpm-v:latest, temp=0.2, max_tokens=8192)</w:t>
             </w:r>
           </w:p>
         </w:tc>
@@ -16958,13 +17868,7 @@
         <w:spacing w:before="40" w:after="80" w:line="276" w:lineRule="auto"/>
       </w:pPr>
       <w:r>
-        <w:rPr>
-          <w:rFonts w:ascii="Calibri" w:hAnsi="Calibri"/>
-          <w:i w:val="0"/>
-          <w:color w:val="333333"/>
-          <w:sz w:val="20"/>
-        </w:rPr>
-        <w:t>Table C.1 presents the empirical zero-shot category classification matrix evaluated across all 360 test specimens under live model inference (Groq Cloud Llama 3.1 8B Instant).</w:t>
+        <w:t>Table C.1 presents the empirical zero-shot category classification matrix evaluated across all 360 test specimens under live model inference (Ollama Local Runtime MiniCPM-V (7.6B Q4_0) Instant).</w:t>
       </w:r>
     </w:p>
     <w:tbl>
@@ -17825,19 +18729,6 @@
         <w:jc w:val="both"/>
       </w:pPr>
       <w:r>
-        <w:rPr>
-          <w:rFonts w:ascii="Calibri" w:hAnsi="Calibri"/>
-          <w:i w:val="0"/>
-          <w:color w:val="333333"/>
-          <w:sz w:val="20"/>
-        </w:rPr>
-      </w:r>
-      <w:r>
-        <w:rPr>
-          <w:rFonts w:ascii="Calibri" w:hAnsi="Calibri"/>
-          <w:i w:val="0"/>
-          <w:sz w:val="20"/>
-        </w:rPr>
         <w:t>chi^2 = (|b - c| - 1)^2 / (b + c) = (|167 - 0| - 1)^2 / (167 + 0) = (166)^2 / 167 = 1853.0005 (p &lt; 0.0001)</w:t>
       </w:r>
     </w:p>
@@ -18757,26 +19648,7 @@
       <w:pStyle w:val="18"/>
       <w:jc w:val="right"/>
     </w:pPr>
-    <w:r>
-      <w:rPr>
-        <w:rFonts w:ascii="Times New Roman" w:hAnsi="Times New Roman"/>
-        <w:color w:val="646464"/>
-        <w:sz w:val="18"/>
-      </w:rPr>
-      <w:t xml:space="preserve">IEEE ACCESS | Volume 14, 2026 | Page </w:t>
-    </w:r>
-    <w:r>
-      <w:fldChar w:fldCharType="begin"/>
-    </w:r>
-    <w:r>
-      <w:instrText xml:space="preserve">PAGE</w:instrText>
-    </w:r>
-    <w:r>
-      <w:fldChar w:fldCharType="separate"/>
-    </w:r>
-    <w:r>
-      <w:fldChar w:fldCharType="end"/>
-    </w:r>
+    <w:r/>
   </w:p>
 </w:ftr>
 </file>

--- a/docs/paper/PaperV5_Ollama_Primary.docx
+++ b/docs/paper/PaperV5_Ollama_Primary.docx
@@ -308,6 +308,7 @@
     </w:p>
     <w:p>
       <w:pPr>
+        <w:pageBreakBefore/>
         <w:spacing w:before="280" w:after="120"/>
         <w:jc w:val="center"/>
       </w:pPr>
@@ -334,6 +335,9 @@
     </w:p>
     <w:p>
       <w:pPr>
+        <w:tabs>
+          <w:tab w:pos="9360" w:val="right" w:leader="dot"/>
+        </w:tabs>
         <w:spacing w:line="276" w:lineRule="auto" w:after="40"/>
       </w:pPr>
       <w:r>
@@ -350,11 +354,15 @@
           <w:color w:val="404040"/>
           <w:sz w:val="19"/>
         </w:rPr>
-        <w:t xml:space="preserve">  . . . . . . . . . . . . . . . . . . . . . . . . . . . . . . . . . . . . . . . . . . . . . . . . . . . . . . . 1</w:t>
-      </w:r>
-    </w:p>
-    <w:p>
-      <w:pPr>
+        <w:tab/>
+        <w:t>2</w:t>
+      </w:r>
+    </w:p>
+    <w:p>
+      <w:pPr>
+        <w:tabs>
+          <w:tab w:pos="9360" w:val="right" w:leader="dot"/>
+        </w:tabs>
         <w:spacing w:line="276" w:lineRule="auto" w:after="40"/>
       </w:pPr>
       <w:r>
@@ -370,11 +378,15 @@
           <w:color w:val="404040"/>
           <w:sz w:val="19"/>
         </w:rPr>
-        <w:t xml:space="preserve">  . . . . . . . . . . . . . . . . . . . . . . . . . . . . . . . . . . . . . . . . 1</w:t>
-      </w:r>
-    </w:p>
-    <w:p>
-      <w:pPr>
+        <w:tab/>
+        <w:t>2</w:t>
+      </w:r>
+    </w:p>
+    <w:p>
+      <w:pPr>
+        <w:tabs>
+          <w:tab w:pos="9360" w:val="right" w:leader="dot"/>
+        </w:tabs>
         <w:spacing w:line="276" w:lineRule="auto" w:after="40"/>
       </w:pPr>
       <w:r>
@@ -390,11 +402,15 @@
           <w:color w:val="404040"/>
           <w:sz w:val="19"/>
         </w:rPr>
-        <w:t xml:space="preserve">  . . . . . . . . . . . . . . . . . . . . . . . . . . . . . . . . . . . . . . . . . . . . 1</w:t>
-      </w:r>
-    </w:p>
-    <w:p>
-      <w:pPr>
+        <w:tab/>
+        <w:t>2</w:t>
+      </w:r>
+    </w:p>
+    <w:p>
+      <w:pPr>
+        <w:tabs>
+          <w:tab w:pos="9360" w:val="right" w:leader="dot"/>
+        </w:tabs>
         <w:spacing w:line="276" w:lineRule="auto" w:after="40"/>
       </w:pPr>
       <w:r>
@@ -410,11 +426,15 @@
           <w:color w:val="404040"/>
           <w:sz w:val="19"/>
         </w:rPr>
-        <w:t xml:space="preserve">  . . . . . . . . . . . . . . . . . . . . . . . . . . . . . . . . . . . . 1</w:t>
-      </w:r>
-    </w:p>
-    <w:p>
-      <w:pPr>
+        <w:tab/>
+        <w:t>2</w:t>
+      </w:r>
+    </w:p>
+    <w:p>
+      <w:pPr>
+        <w:tabs>
+          <w:tab w:pos="9360" w:val="right" w:leader="dot"/>
+        </w:tabs>
         <w:spacing w:line="276" w:lineRule="auto" w:after="40"/>
       </w:pPr>
       <w:r>
@@ -431,11 +451,15 @@
           <w:color w:val="404040"/>
           <w:sz w:val="19"/>
         </w:rPr>
-        <w:t xml:space="preserve">  . . . . . . . . . . . . . . . . . . . . . . . . . . . . . . . . . . . . . . . . . . . . . . . . . . . . . . . 3</w:t>
-      </w:r>
-    </w:p>
-    <w:p>
-      <w:pPr>
+        <w:tab/>
+        <w:t>4</w:t>
+      </w:r>
+    </w:p>
+    <w:p>
+      <w:pPr>
+        <w:tabs>
+          <w:tab w:pos="9360" w:val="right" w:leader="dot"/>
+        </w:tabs>
         <w:spacing w:line="276" w:lineRule="auto" w:after="40"/>
       </w:pPr>
       <w:r>
@@ -451,11 +475,15 @@
           <w:color w:val="404040"/>
           <w:sz w:val="19"/>
         </w:rPr>
-        <w:t xml:space="preserve">  . . . . . . . . . . . . . . . . . 3</w:t>
-      </w:r>
-    </w:p>
-    <w:p>
-      <w:pPr>
+        <w:tab/>
+        <w:t>4</w:t>
+      </w:r>
+    </w:p>
+    <w:p>
+      <w:pPr>
+        <w:tabs>
+          <w:tab w:pos="9360" w:val="right" w:leader="dot"/>
+        </w:tabs>
         <w:spacing w:line="276" w:lineRule="auto" w:after="40"/>
       </w:pPr>
       <w:r>
@@ -471,11 +499,15 @@
           <w:color w:val="404040"/>
           <w:sz w:val="19"/>
         </w:rPr>
-        <w:t xml:space="preserve">  . . . . . . . . . . . . . 3</w:t>
-      </w:r>
-    </w:p>
-    <w:p>
-      <w:pPr>
+        <w:tab/>
+        <w:t>4</w:t>
+      </w:r>
+    </w:p>
+    <w:p>
+      <w:pPr>
+        <w:tabs>
+          <w:tab w:pos="9360" w:val="right" w:leader="dot"/>
+        </w:tabs>
         <w:spacing w:line="276" w:lineRule="auto" w:after="40"/>
       </w:pPr>
       <w:r>
@@ -491,11 +523,15 @@
           <w:color w:val="404040"/>
           <w:sz w:val="19"/>
         </w:rPr>
-        <w:t xml:space="preserve">  . . . . . . . . . 4</w:t>
-      </w:r>
-    </w:p>
-    <w:p>
-      <w:pPr>
+        <w:tab/>
+        <w:t>5</w:t>
+      </w:r>
+    </w:p>
+    <w:p>
+      <w:pPr>
+        <w:tabs>
+          <w:tab w:pos="9360" w:val="right" w:leader="dot"/>
+        </w:tabs>
         <w:spacing w:line="276" w:lineRule="auto" w:after="40"/>
       </w:pPr>
       <w:r>
@@ -511,11 +547,15 @@
           <w:color w:val="404040"/>
           <w:sz w:val="19"/>
         </w:rPr>
-        <w:t xml:space="preserve">  . . . . . . . . . . . . . . . . . . . 4</w:t>
-      </w:r>
-    </w:p>
-    <w:p>
-      <w:pPr>
+        <w:tab/>
+        <w:t>5</w:t>
+      </w:r>
+    </w:p>
+    <w:p>
+      <w:pPr>
+        <w:tabs>
+          <w:tab w:pos="9360" w:val="right" w:leader="dot"/>
+        </w:tabs>
         <w:spacing w:line="276" w:lineRule="auto" w:after="40"/>
       </w:pPr>
       <w:r>
@@ -531,11 +571,15 @@
           <w:color w:val="404040"/>
           <w:sz w:val="19"/>
         </w:rPr>
-        <w:t xml:space="preserve">  . . . . . . . . . . . . . . . . . . . . . . . 5</w:t>
-      </w:r>
-    </w:p>
-    <w:p>
-      <w:pPr>
+        <w:tab/>
+        <w:t>6</w:t>
+      </w:r>
+    </w:p>
+    <w:p>
+      <w:pPr>
+        <w:tabs>
+          <w:tab w:pos="9360" w:val="right" w:leader="dot"/>
+        </w:tabs>
         <w:spacing w:line="276" w:lineRule="auto" w:after="40"/>
       </w:pPr>
       <w:r>
@@ -551,11 +595,15 @@
           <w:color w:val="404040"/>
           <w:sz w:val="19"/>
         </w:rPr>
-        <w:t xml:space="preserve">  . . . . . . . . . . . . . . . . . . . . . . . 5</w:t>
-      </w:r>
-    </w:p>
-    <w:p>
-      <w:pPr>
+        <w:tab/>
+        <w:t>6</w:t>
+      </w:r>
+    </w:p>
+    <w:p>
+      <w:pPr>
+        <w:tabs>
+          <w:tab w:pos="9360" w:val="right" w:leader="dot"/>
+        </w:tabs>
         <w:spacing w:line="276" w:lineRule="auto" w:after="40"/>
       </w:pPr>
       <w:r>
@@ -572,11 +620,15 @@
           <w:color w:val="404040"/>
           <w:sz w:val="19"/>
         </w:rPr>
-        <w:t xml:space="preserve">  . . . . . . . . . . . . . . . . . . . 6</w:t>
-      </w:r>
-    </w:p>
-    <w:p>
-      <w:pPr>
+        <w:tab/>
+        <w:t>7</w:t>
+      </w:r>
+    </w:p>
+    <w:p>
+      <w:pPr>
+        <w:tabs>
+          <w:tab w:pos="9360" w:val="right" w:leader="dot"/>
+        </w:tabs>
         <w:spacing w:line="276" w:lineRule="auto" w:after="40"/>
       </w:pPr>
       <w:r>
@@ -592,11 +644,15 @@
           <w:color w:val="404040"/>
           <w:sz w:val="19"/>
         </w:rPr>
-        <w:t xml:space="preserve">  . . . . . . . . . . . . . . . . . . . . . . . . 6</w:t>
-      </w:r>
-    </w:p>
-    <w:p>
-      <w:pPr>
+        <w:tab/>
+        <w:t>7</w:t>
+      </w:r>
+    </w:p>
+    <w:p>
+      <w:pPr>
+        <w:tabs>
+          <w:tab w:pos="9360" w:val="right" w:leader="dot"/>
+        </w:tabs>
         <w:spacing w:line="276" w:lineRule="auto" w:after="40"/>
       </w:pPr>
       <w:r>
@@ -612,11 +668,15 @@
           <w:color w:val="404040"/>
           <w:sz w:val="19"/>
         </w:rPr>
-        <w:t xml:space="preserve">  . . . . . . . . . . . . . . . . . . . . . . . . . . 6</w:t>
-      </w:r>
-    </w:p>
-    <w:p>
-      <w:pPr>
+        <w:tab/>
+        <w:t>7</w:t>
+      </w:r>
+    </w:p>
+    <w:p>
+      <w:pPr>
+        <w:tabs>
+          <w:tab w:pos="9360" w:val="right" w:leader="dot"/>
+        </w:tabs>
         <w:spacing w:line="276" w:lineRule="auto" w:after="40"/>
       </w:pPr>
       <w:r>
@@ -632,11 +692,15 @@
           <w:color w:val="404040"/>
           <w:sz w:val="19"/>
         </w:rPr>
-        <w:t xml:space="preserve">  . . . . . . . . . . . . . . . . . 7</w:t>
-      </w:r>
-    </w:p>
-    <w:p>
-      <w:pPr>
+        <w:tab/>
+        <w:t>8</w:t>
+      </w:r>
+    </w:p>
+    <w:p>
+      <w:pPr>
+        <w:tabs>
+          <w:tab w:pos="9360" w:val="right" w:leader="dot"/>
+        </w:tabs>
         <w:spacing w:line="276" w:lineRule="auto" w:after="40"/>
       </w:pPr>
       <w:r>
@@ -653,11 +717,15 @@
           <w:color w:val="404040"/>
           <w:sz w:val="19"/>
         </w:rPr>
-        <w:t xml:space="preserve">  . . . . . . . . . . . . . . . . . . . . . . . . . . . . . . . . . . . . . . . . . . . . . . . . . . . . . . . . 7</w:t>
-      </w:r>
-    </w:p>
-    <w:p>
-      <w:pPr>
+        <w:tab/>
+        <w:t>8</w:t>
+      </w:r>
+    </w:p>
+    <w:p>
+      <w:pPr>
+        <w:tabs>
+          <w:tab w:pos="9360" w:val="right" w:leader="dot"/>
+        </w:tabs>
         <w:spacing w:line="276" w:lineRule="auto" w:after="40"/>
       </w:pPr>
       <w:r>
@@ -673,11 +741,15 @@
           <w:color w:val="404040"/>
           <w:sz w:val="19"/>
         </w:rPr>
-        <w:t xml:space="preserve">  . . . . . . . . . . . 7</w:t>
-      </w:r>
-    </w:p>
-    <w:p>
-      <w:pPr>
+        <w:tab/>
+        <w:t>8</w:t>
+      </w:r>
+    </w:p>
+    <w:p>
+      <w:pPr>
+        <w:tabs>
+          <w:tab w:pos="9360" w:val="right" w:leader="dot"/>
+        </w:tabs>
         <w:spacing w:line="276" w:lineRule="auto" w:after="40"/>
       </w:pPr>
       <w:r>
@@ -693,11 +765,15 @@
           <w:color w:val="404040"/>
           <w:sz w:val="19"/>
         </w:rPr>
-        <w:t xml:space="preserve">  . . . . . . . . . . . . . . . . . . . . . . . 10</w:t>
-      </w:r>
-    </w:p>
-    <w:p>
-      <w:pPr>
+        <w:tab/>
+        <w:t>11</w:t>
+      </w:r>
+    </w:p>
+    <w:p>
+      <w:pPr>
+        <w:tabs>
+          <w:tab w:pos="9360" w:val="right" w:leader="dot"/>
+        </w:tabs>
         <w:spacing w:line="276" w:lineRule="auto" w:after="40"/>
       </w:pPr>
       <w:r>
@@ -713,11 +789,15 @@
           <w:color w:val="404040"/>
           <w:sz w:val="19"/>
         </w:rPr>
-        <w:t xml:space="preserve">  . . . . . . . . . . . . . . . . . 11</w:t>
-      </w:r>
-    </w:p>
-    <w:p>
-      <w:pPr>
+        <w:tab/>
+        <w:t>12</w:t>
+      </w:r>
+    </w:p>
+    <w:p>
+      <w:pPr>
+        <w:tabs>
+          <w:tab w:pos="9360" w:val="right" w:leader="dot"/>
+        </w:tabs>
         <w:spacing w:line="276" w:lineRule="auto" w:after="40"/>
       </w:pPr>
       <w:r>
@@ -734,11 +814,15 @@
           <w:color w:val="404040"/>
           <w:sz w:val="19"/>
         </w:rPr>
-        <w:t xml:space="preserve">  . . . . . . . . . . . . . . . . . . . . . . . . . . . . . . . . . . . . . 13</w:t>
-      </w:r>
-    </w:p>
-    <w:p>
-      <w:pPr>
+        <w:tab/>
+        <w:t>14</w:t>
+      </w:r>
+    </w:p>
+    <w:p>
+      <w:pPr>
+        <w:tabs>
+          <w:tab w:pos="9360" w:val="right" w:leader="dot"/>
+        </w:tabs>
         <w:spacing w:line="276" w:lineRule="auto" w:after="40"/>
       </w:pPr>
       <w:r>
@@ -754,11 +838,15 @@
           <w:color w:val="404040"/>
           <w:sz w:val="19"/>
         </w:rPr>
-        <w:t xml:space="preserve">  . . . . . 13</w:t>
-      </w:r>
-    </w:p>
-    <w:p>
-      <w:pPr>
+        <w:tab/>
+        <w:t>14</w:t>
+      </w:r>
+    </w:p>
+    <w:p>
+      <w:pPr>
+        <w:tabs>
+          <w:tab w:pos="9360" w:val="right" w:leader="dot"/>
+        </w:tabs>
         <w:spacing w:line="276" w:lineRule="auto" w:after="40"/>
       </w:pPr>
       <w:r>
@@ -774,11 +862,15 @@
           <w:color w:val="404040"/>
           <w:sz w:val="19"/>
         </w:rPr>
-        <w:t xml:space="preserve">  . . . . . . . . . . . . . . 13</w:t>
-      </w:r>
-    </w:p>
-    <w:p>
-      <w:pPr>
+        <w:tab/>
+        <w:t>14</w:t>
+      </w:r>
+    </w:p>
+    <w:p>
+      <w:pPr>
+        <w:tabs>
+          <w:tab w:pos="9360" w:val="right" w:leader="dot"/>
+        </w:tabs>
         <w:spacing w:line="276" w:lineRule="auto" w:after="40"/>
       </w:pPr>
       <w:r>
@@ -794,11 +886,15 @@
           <w:color w:val="404040"/>
           <w:sz w:val="19"/>
         </w:rPr>
-        <w:t xml:space="preserve">  . . . . . . . . . . . . . . . . . . . . . . . . . . 14</w:t>
-      </w:r>
-    </w:p>
-    <w:p>
-      <w:pPr>
+        <w:tab/>
+        <w:t>15</w:t>
+      </w:r>
+    </w:p>
+    <w:p>
+      <w:pPr>
+        <w:tabs>
+          <w:tab w:pos="9360" w:val="right" w:leader="dot"/>
+        </w:tabs>
         <w:spacing w:line="276" w:lineRule="auto" w:after="40"/>
       </w:pPr>
       <w:r>
@@ -814,11 +910,15 @@
           <w:color w:val="404040"/>
           <w:sz w:val="19"/>
         </w:rPr>
-        <w:t xml:space="preserve">  . . . . . . . . . . . . . . . . . 14</w:t>
-      </w:r>
-    </w:p>
-    <w:p>
-      <w:pPr>
+        <w:tab/>
+        <w:t>15</w:t>
+      </w:r>
+    </w:p>
+    <w:p>
+      <w:pPr>
+        <w:tabs>
+          <w:tab w:pos="9360" w:val="right" w:leader="dot"/>
+        </w:tabs>
         <w:spacing w:line="276" w:lineRule="auto" w:after="40"/>
       </w:pPr>
       <w:r>
@@ -834,11 +934,15 @@
           <w:color w:val="404040"/>
           <w:sz w:val="19"/>
         </w:rPr>
-        <w:t xml:space="preserve">  . . . . . 16</w:t>
-      </w:r>
-    </w:p>
-    <w:p>
-      <w:pPr>
+        <w:tab/>
+        <w:t>17</w:t>
+      </w:r>
+    </w:p>
+    <w:p>
+      <w:pPr>
+        <w:tabs>
+          <w:tab w:pos="9360" w:val="right" w:leader="dot"/>
+        </w:tabs>
         <w:spacing w:line="276" w:lineRule="auto" w:after="40"/>
       </w:pPr>
       <w:r>
@@ -854,11 +958,15 @@
           <w:color w:val="404040"/>
           <w:sz w:val="19"/>
         </w:rPr>
-        <w:t xml:space="preserve">  . . . . . . . . . . . . . . . . . 18</w:t>
-      </w:r>
-    </w:p>
-    <w:p>
-      <w:pPr>
+        <w:tab/>
+        <w:t>19</w:t>
+      </w:r>
+    </w:p>
+    <w:p>
+      <w:pPr>
+        <w:tabs>
+          <w:tab w:pos="9360" w:val="right" w:leader="dot"/>
+        </w:tabs>
         <w:spacing w:line="276" w:lineRule="auto" w:after="40"/>
       </w:pPr>
       <w:r>
@@ -874,11 +982,15 @@
           <w:color w:val="404040"/>
           <w:sz w:val="19"/>
         </w:rPr>
-        <w:t xml:space="preserve">  . . . . . . . . 19</w:t>
-      </w:r>
-    </w:p>
-    <w:p>
-      <w:pPr>
+        <w:tab/>
+        <w:t>20</w:t>
+      </w:r>
+    </w:p>
+    <w:p>
+      <w:pPr>
+        <w:tabs>
+          <w:tab w:pos="9360" w:val="right" w:leader="dot"/>
+        </w:tabs>
         <w:spacing w:line="276" w:lineRule="auto" w:after="40"/>
       </w:pPr>
       <w:r>
@@ -894,11 +1006,15 @@
           <w:color w:val="404040"/>
           <w:sz w:val="19"/>
         </w:rPr>
-        <w:t xml:space="preserve">  . . . . . . . . . . . . . . . . . . . . . 19</w:t>
-      </w:r>
-    </w:p>
-    <w:p>
-      <w:pPr>
+        <w:tab/>
+        <w:t>20</w:t>
+      </w:r>
+    </w:p>
+    <w:p>
+      <w:pPr>
+        <w:tabs>
+          <w:tab w:pos="9360" w:val="right" w:leader="dot"/>
+        </w:tabs>
         <w:spacing w:line="276" w:lineRule="auto" w:after="40"/>
       </w:pPr>
       <w:r>
@@ -915,11 +1031,15 @@
           <w:color w:val="404040"/>
           <w:sz w:val="19"/>
         </w:rPr>
-        <w:t xml:space="preserve">  . . . . . . . . . . . . . . . . . . . . . . . . . . . . . . . . . . . 20</w:t>
-      </w:r>
-    </w:p>
-    <w:p>
-      <w:pPr>
+        <w:tab/>
+        <w:t>21</w:t>
+      </w:r>
+    </w:p>
+    <w:p>
+      <w:pPr>
+        <w:tabs>
+          <w:tab w:pos="9360" w:val="right" w:leader="dot"/>
+        </w:tabs>
         <w:spacing w:line="276" w:lineRule="auto" w:after="40"/>
       </w:pPr>
       <w:r>
@@ -935,11 +1055,15 @@
           <w:color w:val="404040"/>
           <w:sz w:val="19"/>
         </w:rPr>
-        <w:t xml:space="preserve">  . . . . . . . . . . . . 20</w:t>
-      </w:r>
-    </w:p>
-    <w:p>
-      <w:pPr>
+        <w:tab/>
+        <w:t>21</w:t>
+      </w:r>
+    </w:p>
+    <w:p>
+      <w:pPr>
+        <w:tabs>
+          <w:tab w:pos="9360" w:val="right" w:leader="dot"/>
+        </w:tabs>
         <w:spacing w:line="276" w:lineRule="auto" w:after="40"/>
       </w:pPr>
       <w:r>
@@ -955,11 +1079,15 @@
           <w:color w:val="404040"/>
           <w:sz w:val="19"/>
         </w:rPr>
-        <w:t xml:space="preserve">  . . . . . . . . . . . . . . . . . . . . . . . . . . . . . . . 20</w:t>
-      </w:r>
-    </w:p>
-    <w:p>
-      <w:pPr>
+        <w:tab/>
+        <w:t>21</w:t>
+      </w:r>
+    </w:p>
+    <w:p>
+      <w:pPr>
+        <w:tabs>
+          <w:tab w:pos="9360" w:val="right" w:leader="dot"/>
+        </w:tabs>
         <w:spacing w:line="276" w:lineRule="auto" w:after="40"/>
       </w:pPr>
       <w:r>
@@ -975,11 +1103,15 @@
           <w:color w:val="404040"/>
           <w:sz w:val="19"/>
         </w:rPr>
-        <w:t xml:space="preserve">  . . . . . . . . . . . . . . . . . . . . . . . . . . . . . . . . . . . . . . . . . . . . 21</w:t>
-      </w:r>
-    </w:p>
-    <w:p>
-      <w:pPr>
+        <w:tab/>
+        <w:t>22</w:t>
+      </w:r>
+    </w:p>
+    <w:p>
+      <w:pPr>
+        <w:tabs>
+          <w:tab w:pos="9360" w:val="right" w:leader="dot"/>
+        </w:tabs>
         <w:spacing w:line="276" w:lineRule="auto" w:after="40"/>
       </w:pPr>
       <w:r>
@@ -996,11 +1128,15 @@
           <w:color w:val="404040"/>
           <w:sz w:val="19"/>
         </w:rPr>
-        <w:t xml:space="preserve">  . . . . . . . . . . . . . . . . . . . . . . . . . . . . . . . . . . . . . . . . . . . . . . . 21</w:t>
-      </w:r>
-    </w:p>
-    <w:p>
-      <w:pPr>
+        <w:tab/>
+        <w:t>22</w:t>
+      </w:r>
+    </w:p>
+    <w:p>
+      <w:pPr>
+        <w:tabs>
+          <w:tab w:pos="9360" w:val="right" w:leader="dot"/>
+        </w:tabs>
         <w:spacing w:line="276" w:lineRule="auto" w:after="40"/>
       </w:pPr>
       <w:r>
@@ -1016,11 +1152,15 @@
           <w:color w:val="404040"/>
           <w:sz w:val="19"/>
         </w:rPr>
-        <w:t xml:space="preserve">  . . . . . . . . . . . . . . . . . . . . . . . . . . . . . . . . . . . . . 21</w:t>
-      </w:r>
-    </w:p>
-    <w:p>
-      <w:pPr>
+        <w:tab/>
+        <w:t>22</w:t>
+      </w:r>
+    </w:p>
+    <w:p>
+      <w:pPr>
+        <w:tabs>
+          <w:tab w:pos="9360" w:val="right" w:leader="dot"/>
+        </w:tabs>
         <w:spacing w:line="276" w:lineRule="auto" w:after="40"/>
       </w:pPr>
       <w:r>
@@ -1037,11 +1177,15 @@
           <w:color w:val="404040"/>
           <w:sz w:val="19"/>
         </w:rPr>
-        <w:t xml:space="preserve">  . . . . . . . . . . . . . . . . . . . . . . . . . . . . . . . . . . . . . . . . . . . . . . . . . . . . . . . . 22</w:t>
-      </w:r>
-    </w:p>
-    <w:p>
-      <w:pPr>
+        <w:tab/>
+        <w:t>23</w:t>
+      </w:r>
+    </w:p>
+    <w:p>
+      <w:pPr>
+        <w:tabs>
+          <w:tab w:pos="9360" w:val="right" w:leader="dot"/>
+        </w:tabs>
         <w:spacing w:line="276" w:lineRule="auto" w:after="40"/>
       </w:pPr>
       <w:r>
@@ -1058,11 +1202,15 @@
           <w:color w:val="404040"/>
           <w:sz w:val="19"/>
         </w:rPr>
-        <w:t xml:space="preserve">  . . . . . . . . . . . . . . . . . . . . . . . . . . . . . . . . . . . . . . . . . . . . . . . . . . . . . . . . . 22</w:t>
-      </w:r>
-    </w:p>
-    <w:p>
-      <w:pPr>
+        <w:tab/>
+        <w:t>23</w:t>
+      </w:r>
+    </w:p>
+    <w:p>
+      <w:pPr>
+        <w:tabs>
+          <w:tab w:pos="9360" w:val="right" w:leader="dot"/>
+        </w:tabs>
         <w:spacing w:line="276" w:lineRule="auto" w:after="40"/>
       </w:pPr>
       <w:r>
@@ -1079,11 +1227,15 @@
           <w:color w:val="404040"/>
           <w:sz w:val="19"/>
         </w:rPr>
-        <w:t xml:space="preserve">  . . . . . . . . . . . . . . . . . . . . . . . . . . . . . . . . . . . . . . . . . . . . 22</w:t>
-      </w:r>
-    </w:p>
-    <w:p>
-      <w:pPr>
+        <w:tab/>
+        <w:t>23</w:t>
+      </w:r>
+    </w:p>
+    <w:p>
+      <w:pPr>
+        <w:tabs>
+          <w:tab w:pos="9360" w:val="right" w:leader="dot"/>
+        </w:tabs>
         <w:spacing w:line="276" w:lineRule="auto" w:after="40"/>
       </w:pPr>
       <w:r>
@@ -1100,11 +1252,15 @@
           <w:color w:val="404040"/>
           <w:sz w:val="19"/>
         </w:rPr>
-        <w:t xml:space="preserve">  . . . . . . . . . . . . . . . . . . . . . . . . . . . . . . . . . . . . . . . . . . . . . . . . . . . . . . . . 23</w:t>
-      </w:r>
-    </w:p>
-    <w:p>
-      <w:pPr>
+        <w:tab/>
+        <w:t>24</w:t>
+      </w:r>
+    </w:p>
+    <w:p>
+      <w:pPr>
+        <w:tabs>
+          <w:tab w:pos="9360" w:val="right" w:leader="dot"/>
+        </w:tabs>
         <w:spacing w:line="276" w:lineRule="auto" w:after="40"/>
       </w:pPr>
       <w:r>
@@ -1121,11 +1277,15 @@
           <w:color w:val="404040"/>
           <w:sz w:val="19"/>
         </w:rPr>
-        <w:t xml:space="preserve">  . . . . . . . . . . . . . . . . . . . 23</w:t>
-      </w:r>
-    </w:p>
-    <w:p>
-      <w:pPr>
+        <w:tab/>
+        <w:t>24</w:t>
+      </w:r>
+    </w:p>
+    <w:p>
+      <w:pPr>
+        <w:tabs>
+          <w:tab w:pos="9360" w:val="right" w:leader="dot"/>
+        </w:tabs>
         <w:spacing w:line="276" w:lineRule="auto" w:after="40"/>
       </w:pPr>
       <w:r>
@@ -1141,11 +1301,15 @@
           <w:color w:val="404040"/>
           <w:sz w:val="19"/>
         </w:rPr>
-        <w:t xml:space="preserve">  . . . . . . . . . . . . . . . . . . . . 23</w:t>
-      </w:r>
-    </w:p>
-    <w:p>
-      <w:pPr>
+        <w:tab/>
+        <w:t>24</w:t>
+      </w:r>
+    </w:p>
+    <w:p>
+      <w:pPr>
+        <w:tabs>
+          <w:tab w:pos="9360" w:val="right" w:leader="dot"/>
+        </w:tabs>
         <w:spacing w:line="276" w:lineRule="auto" w:after="40"/>
       </w:pPr>
       <w:r>
@@ -1161,11 +1325,15 @@
           <w:color w:val="404040"/>
           <w:sz w:val="19"/>
         </w:rPr>
-        <w:t xml:space="preserve">  . . . . . . . . . . . . . . . . . . 23</w:t>
-      </w:r>
-    </w:p>
-    <w:p>
-      <w:pPr>
+        <w:tab/>
+        <w:t>24</w:t>
+      </w:r>
+    </w:p>
+    <w:p>
+      <w:pPr>
+        <w:tabs>
+          <w:tab w:pos="9360" w:val="right" w:leader="dot"/>
+        </w:tabs>
         <w:spacing w:line="276" w:lineRule="auto" w:after="40"/>
       </w:pPr>
       <w:r>
@@ -1182,11 +1350,15 @@
           <w:color w:val="404040"/>
           <w:sz w:val="19"/>
         </w:rPr>
-        <w:t xml:space="preserve">  . . . . . . . . 24</w:t>
-      </w:r>
-    </w:p>
-    <w:p>
-      <w:pPr>
+        <w:tab/>
+        <w:t>25</w:t>
+      </w:r>
+    </w:p>
+    <w:p>
+      <w:pPr>
+        <w:tabs>
+          <w:tab w:pos="9360" w:val="right" w:leader="dot"/>
+        </w:tabs>
         <w:spacing w:line="276" w:lineRule="auto" w:after="40"/>
       </w:pPr>
       <w:r>
@@ -1202,11 +1374,15 @@
           <w:color w:val="404040"/>
           <w:sz w:val="19"/>
         </w:rPr>
-        <w:t xml:space="preserve">  . . . . . . . . . . . . . . . . . . . . . . . . . . . . . . 24</w:t>
-      </w:r>
-    </w:p>
-    <w:p>
-      <w:pPr>
+        <w:tab/>
+        <w:t>25</w:t>
+      </w:r>
+    </w:p>
+    <w:p>
+      <w:pPr>
+        <w:tabs>
+          <w:tab w:pos="9360" w:val="right" w:leader="dot"/>
+        </w:tabs>
         <w:spacing w:line="276" w:lineRule="auto" w:after="40"/>
       </w:pPr>
       <w:r>
@@ -1222,11 +1398,15 @@
           <w:color w:val="404040"/>
           <w:sz w:val="19"/>
         </w:rPr>
-        <w:t xml:space="preserve">  . . . . . . . . . . 24</w:t>
-      </w:r>
-    </w:p>
-    <w:p>
-      <w:pPr>
+        <w:tab/>
+        <w:t>25</w:t>
+      </w:r>
+    </w:p>
+    <w:p>
+      <w:pPr>
+        <w:tabs>
+          <w:tab w:pos="9360" w:val="right" w:leader="dot"/>
+        </w:tabs>
         <w:spacing w:line="276" w:lineRule="auto" w:after="40"/>
       </w:pPr>
       <w:r>
@@ -1243,11 +1423,15 @@
           <w:color w:val="404040"/>
           <w:sz w:val="19"/>
         </w:rPr>
-        <w:t xml:space="preserve">  . . . . . . . . . . . . 25</w:t>
-      </w:r>
-    </w:p>
-    <w:p>
-      <w:pPr>
+        <w:tab/>
+        <w:t>26</w:t>
+      </w:r>
+    </w:p>
+    <w:p>
+      <w:pPr>
+        <w:tabs>
+          <w:tab w:pos="9360" w:val="right" w:leader="dot"/>
+        </w:tabs>
         <w:spacing w:line="276" w:lineRule="auto" w:after="40"/>
       </w:pPr>
       <w:r>
@@ -1263,11 +1447,15 @@
           <w:color w:val="404040"/>
           <w:sz w:val="19"/>
         </w:rPr>
-        <w:t xml:space="preserve">  . . . . . . . . . . . . 25</w:t>
-      </w:r>
-    </w:p>
-    <w:p>
-      <w:pPr>
+        <w:tab/>
+        <w:t>26</w:t>
+      </w:r>
+    </w:p>
+    <w:p>
+      <w:pPr>
+        <w:tabs>
+          <w:tab w:pos="9360" w:val="right" w:leader="dot"/>
+        </w:tabs>
         <w:spacing w:line="276" w:lineRule="auto" w:after="40"/>
       </w:pPr>
       <w:r>
@@ -1283,11 +1471,15 @@
           <w:color w:val="404040"/>
           <w:sz w:val="19"/>
         </w:rPr>
-        <w:t xml:space="preserve">  . . . . . . . . . . . . . . . 25</w:t>
-      </w:r>
-    </w:p>
-    <w:p>
-      <w:pPr>
+        <w:tab/>
+        <w:t>26</w:t>
+      </w:r>
+    </w:p>
+    <w:p>
+      <w:pPr>
+        <w:tabs>
+          <w:tab w:pos="9360" w:val="right" w:leader="dot"/>
+        </w:tabs>
         <w:spacing w:line="276" w:lineRule="auto" w:after="40"/>
       </w:pPr>
       <w:r>
@@ -1303,11 +1495,15 @@
           <w:color w:val="404040"/>
           <w:sz w:val="19"/>
         </w:rPr>
-        <w:t xml:space="preserve">  . . . . . 26</w:t>
-      </w:r>
-    </w:p>
-    <w:p>
-      <w:pPr>
+        <w:tab/>
+        <w:t>27</w:t>
+      </w:r>
+    </w:p>
+    <w:p>
+      <w:pPr>
+        <w:tabs>
+          <w:tab w:pos="9360" w:val="right" w:leader="dot"/>
+        </w:tabs>
         <w:spacing w:line="276" w:lineRule="auto" w:after="40"/>
       </w:pPr>
       <w:r>
@@ -1324,7 +1520,8 @@
           <w:color w:val="404040"/>
           <w:sz w:val="19"/>
         </w:rPr>
-        <w:t xml:space="preserve">  . . . . . . . . . . . . . . . . . . . . . . . . . . . . . . . . . . . . . . . . . . . . . . . . . . . . . . . . . . . . 26</w:t>
+        <w:tab/>
+        <w:t>27</w:t>
       </w:r>
     </w:p>
     <w:p>

--- a/docs/paper/PaperV5_Ollama_Primary.docx
+++ b/docs/paper/PaperV5_Ollama_Primary.docx
@@ -308,7 +308,7 @@
     </w:p>
     <w:p>
       <w:pPr>
-        <w:pageBreakBefore/>
+        <w:pageBreakBefore w:val="0"/>
         <w:spacing w:before="280" w:after="120"/>
         <w:jc w:val="center"/>
       </w:pPr>
@@ -355,7 +355,7 @@
           <w:sz w:val="19"/>
         </w:rPr>
         <w:tab/>
-        <w:t>2</w:t>
+        <w:t>1</w:t>
       </w:r>
     </w:p>
     <w:p>
@@ -379,7 +379,7 @@
           <w:sz w:val="19"/>
         </w:rPr>
         <w:tab/>
-        <w:t>2</w:t>
+        <w:t>1</w:t>
       </w:r>
     </w:p>
     <w:p>
@@ -403,7 +403,7 @@
           <w:sz w:val="19"/>
         </w:rPr>
         <w:tab/>
-        <w:t>2</w:t>
+        <w:t>1</w:t>
       </w:r>
     </w:p>
     <w:p>
@@ -427,7 +427,7 @@
           <w:sz w:val="19"/>
         </w:rPr>
         <w:tab/>
-        <w:t>2</w:t>
+        <w:t>1</w:t>
       </w:r>
     </w:p>
     <w:p>
@@ -452,7 +452,7 @@
           <w:sz w:val="19"/>
         </w:rPr>
         <w:tab/>
-        <w:t>4</w:t>
+        <w:t>3</w:t>
       </w:r>
     </w:p>
     <w:p>
@@ -476,7 +476,7 @@
           <w:sz w:val="19"/>
         </w:rPr>
         <w:tab/>
-        <w:t>4</w:t>
+        <w:t>3</w:t>
       </w:r>
     </w:p>
     <w:p>
@@ -500,7 +500,7 @@
           <w:sz w:val="19"/>
         </w:rPr>
         <w:tab/>
-        <w:t>4</w:t>
+        <w:t>3</w:t>
       </w:r>
     </w:p>
     <w:p>
@@ -524,7 +524,7 @@
           <w:sz w:val="19"/>
         </w:rPr>
         <w:tab/>
-        <w:t>5</w:t>
+        <w:t>4</w:t>
       </w:r>
     </w:p>
     <w:p>
@@ -548,7 +548,7 @@
           <w:sz w:val="19"/>
         </w:rPr>
         <w:tab/>
-        <w:t>5</w:t>
+        <w:t>4</w:t>
       </w:r>
     </w:p>
     <w:p>
@@ -572,7 +572,7 @@
           <w:sz w:val="19"/>
         </w:rPr>
         <w:tab/>
-        <w:t>6</w:t>
+        <w:t>5</w:t>
       </w:r>
     </w:p>
     <w:p>
@@ -596,7 +596,7 @@
           <w:sz w:val="19"/>
         </w:rPr>
         <w:tab/>
-        <w:t>6</w:t>
+        <w:t>5</w:t>
       </w:r>
     </w:p>
     <w:p>
@@ -621,7 +621,7 @@
           <w:sz w:val="19"/>
         </w:rPr>
         <w:tab/>
-        <w:t>7</w:t>
+        <w:t>6</w:t>
       </w:r>
     </w:p>
     <w:p>
@@ -645,7 +645,7 @@
           <w:sz w:val="19"/>
         </w:rPr>
         <w:tab/>
-        <w:t>7</w:t>
+        <w:t>6</w:t>
       </w:r>
     </w:p>
     <w:p>
@@ -669,7 +669,7 @@
           <w:sz w:val="19"/>
         </w:rPr>
         <w:tab/>
-        <w:t>7</w:t>
+        <w:t>6</w:t>
       </w:r>
     </w:p>
     <w:p>
@@ -693,7 +693,7 @@
           <w:sz w:val="19"/>
         </w:rPr>
         <w:tab/>
-        <w:t>8</w:t>
+        <w:t>7</w:t>
       </w:r>
     </w:p>
     <w:p>
@@ -718,7 +718,7 @@
           <w:sz w:val="19"/>
         </w:rPr>
         <w:tab/>
-        <w:t>8</w:t>
+        <w:t>7</w:t>
       </w:r>
     </w:p>
     <w:p>
@@ -742,7 +742,7 @@
           <w:sz w:val="19"/>
         </w:rPr>
         <w:tab/>
-        <w:t>8</w:t>
+        <w:t>7</w:t>
       </w:r>
     </w:p>
     <w:p>
@@ -766,7 +766,7 @@
           <w:sz w:val="19"/>
         </w:rPr>
         <w:tab/>
-        <w:t>11</w:t>
+        <w:t>10</w:t>
       </w:r>
     </w:p>
     <w:p>
@@ -790,7 +790,7 @@
           <w:sz w:val="19"/>
         </w:rPr>
         <w:tab/>
-        <w:t>12</w:t>
+        <w:t>11</w:t>
       </w:r>
     </w:p>
     <w:p>
@@ -815,7 +815,7 @@
           <w:sz w:val="19"/>
         </w:rPr>
         <w:tab/>
-        <w:t>14</w:t>
+        <w:t>13</w:t>
       </w:r>
     </w:p>
     <w:p>
@@ -839,7 +839,7 @@
           <w:sz w:val="19"/>
         </w:rPr>
         <w:tab/>
-        <w:t>14</w:t>
+        <w:t>13</w:t>
       </w:r>
     </w:p>
     <w:p>
@@ -863,7 +863,7 @@
           <w:sz w:val="19"/>
         </w:rPr>
         <w:tab/>
-        <w:t>14</w:t>
+        <w:t>13</w:t>
       </w:r>
     </w:p>
     <w:p>
@@ -887,7 +887,7 @@
           <w:sz w:val="19"/>
         </w:rPr>
         <w:tab/>
-        <w:t>15</w:t>
+        <w:t>14</w:t>
       </w:r>
     </w:p>
     <w:p>
@@ -911,7 +911,7 @@
           <w:sz w:val="19"/>
         </w:rPr>
         <w:tab/>
-        <w:t>15</w:t>
+        <w:t>14</w:t>
       </w:r>
     </w:p>
     <w:p>
@@ -935,7 +935,7 @@
           <w:sz w:val="19"/>
         </w:rPr>
         <w:tab/>
-        <w:t>17</w:t>
+        <w:t>16</w:t>
       </w:r>
     </w:p>
     <w:p>
@@ -959,7 +959,7 @@
           <w:sz w:val="19"/>
         </w:rPr>
         <w:tab/>
-        <w:t>19</w:t>
+        <w:t>18</w:t>
       </w:r>
     </w:p>
     <w:p>
@@ -983,7 +983,7 @@
           <w:sz w:val="19"/>
         </w:rPr>
         <w:tab/>
-        <w:t>20</w:t>
+        <w:t>19</w:t>
       </w:r>
     </w:p>
     <w:p>
@@ -1007,7 +1007,7 @@
           <w:sz w:val="19"/>
         </w:rPr>
         <w:tab/>
-        <w:t>20</w:t>
+        <w:t>19</w:t>
       </w:r>
     </w:p>
     <w:p>
@@ -1032,7 +1032,7 @@
           <w:sz w:val="19"/>
         </w:rPr>
         <w:tab/>
-        <w:t>21</w:t>
+        <w:t>20</w:t>
       </w:r>
     </w:p>
     <w:p>
@@ -1056,7 +1056,7 @@
           <w:sz w:val="19"/>
         </w:rPr>
         <w:tab/>
-        <w:t>21</w:t>
+        <w:t>20</w:t>
       </w:r>
     </w:p>
     <w:p>
@@ -1080,7 +1080,7 @@
           <w:sz w:val="19"/>
         </w:rPr>
         <w:tab/>
-        <w:t>21</w:t>
+        <w:t>20</w:t>
       </w:r>
     </w:p>
     <w:p>
@@ -1104,7 +1104,7 @@
           <w:sz w:val="19"/>
         </w:rPr>
         <w:tab/>
-        <w:t>22</w:t>
+        <w:t>21</w:t>
       </w:r>
     </w:p>
     <w:p>
@@ -1129,7 +1129,7 @@
           <w:sz w:val="19"/>
         </w:rPr>
         <w:tab/>
-        <w:t>22</w:t>
+        <w:t>21</w:t>
       </w:r>
     </w:p>
     <w:p>
@@ -1153,7 +1153,7 @@
           <w:sz w:val="19"/>
         </w:rPr>
         <w:tab/>
-        <w:t>22</w:t>
+        <w:t>21</w:t>
       </w:r>
     </w:p>
     <w:p>
@@ -1178,7 +1178,7 @@
           <w:sz w:val="19"/>
         </w:rPr>
         <w:tab/>
-        <w:t>23</w:t>
+        <w:t>22</w:t>
       </w:r>
     </w:p>
     <w:p>
@@ -1203,7 +1203,7 @@
           <w:sz w:val="19"/>
         </w:rPr>
         <w:tab/>
-        <w:t>23</w:t>
+        <w:t>22</w:t>
       </w:r>
     </w:p>
     <w:p>
@@ -1228,7 +1228,7 @@
           <w:sz w:val="19"/>
         </w:rPr>
         <w:tab/>
-        <w:t>23</w:t>
+        <w:t>22</w:t>
       </w:r>
     </w:p>
     <w:p>
@@ -1253,7 +1253,7 @@
           <w:sz w:val="19"/>
         </w:rPr>
         <w:tab/>
-        <w:t>24</w:t>
+        <w:t>23</w:t>
       </w:r>
     </w:p>
     <w:p>
@@ -1278,7 +1278,7 @@
           <w:sz w:val="19"/>
         </w:rPr>
         <w:tab/>
-        <w:t>24</w:t>
+        <w:t>23</w:t>
       </w:r>
     </w:p>
     <w:p>
@@ -1302,7 +1302,7 @@
           <w:sz w:val="19"/>
         </w:rPr>
         <w:tab/>
-        <w:t>24</w:t>
+        <w:t>23</w:t>
       </w:r>
     </w:p>
     <w:p>
@@ -1326,7 +1326,7 @@
           <w:sz w:val="19"/>
         </w:rPr>
         <w:tab/>
-        <w:t>24</w:t>
+        <w:t>23</w:t>
       </w:r>
     </w:p>
     <w:p>
@@ -1351,7 +1351,7 @@
           <w:sz w:val="19"/>
         </w:rPr>
         <w:tab/>
-        <w:t>25</w:t>
+        <w:t>24</w:t>
       </w:r>
     </w:p>
     <w:p>
@@ -1375,7 +1375,7 @@
           <w:sz w:val="19"/>
         </w:rPr>
         <w:tab/>
-        <w:t>25</w:t>
+        <w:t>24</w:t>
       </w:r>
     </w:p>
     <w:p>
@@ -1399,7 +1399,7 @@
           <w:sz w:val="19"/>
         </w:rPr>
         <w:tab/>
-        <w:t>25</w:t>
+        <w:t>24</w:t>
       </w:r>
     </w:p>
     <w:p>
@@ -1424,7 +1424,7 @@
           <w:sz w:val="19"/>
         </w:rPr>
         <w:tab/>
-        <w:t>26</w:t>
+        <w:t>25</w:t>
       </w:r>
     </w:p>
     <w:p>
@@ -1448,7 +1448,7 @@
           <w:sz w:val="19"/>
         </w:rPr>
         <w:tab/>
-        <w:t>26</w:t>
+        <w:t>25</w:t>
       </w:r>
     </w:p>
     <w:p>
@@ -1472,7 +1472,7 @@
           <w:sz w:val="19"/>
         </w:rPr>
         <w:tab/>
-        <w:t>26</w:t>
+        <w:t>25</w:t>
       </w:r>
     </w:p>
     <w:p>
@@ -1496,7 +1496,7 @@
           <w:sz w:val="19"/>
         </w:rPr>
         <w:tab/>
-        <w:t>27</w:t>
+        <w:t>26</w:t>
       </w:r>
     </w:p>
     <w:p>
@@ -1521,7 +1521,7 @@
           <w:sz w:val="19"/>
         </w:rPr>
         <w:tab/>
-        <w:t>27</w:t>
+        <w:t>26</w:t>
       </w:r>
     </w:p>
     <w:p>

--- a/docs/paper/PaperV5_Ollama_Primary.docx
+++ b/docs/paper/PaperV5_Ollama_Primary.docx
@@ -4,311 +4,6 @@
   <w:body>
     <w:p>
       <w:pPr>
-        <w:spacing w:before="280" w:after="160"/>
-        <w:jc w:val="center"/>
-      </w:pPr>
-      <w:r>
-        <w:rPr>
-          <w:rFonts w:ascii="Times New Roman" w:hAnsi="Times New Roman"/>
-          <w:b/>
-          <w:color w:val="003366"/>
-          <w:sz w:val="40"/>
-        </w:rPr>
-        <w:t>ADBG v1.0 &amp; AU DIC Benchmark Evaluation Framework: A Reproducible Synthetic Benchmark Suite and Normalization Pipeline for Academic Document Intelligence</w:t>
-      </w:r>
-    </w:p>
-    <w:p>
-      <w:pPr>
-        <w:spacing w:before="40" w:after="160" w:line="276" w:lineRule="auto"/>
-        <w:jc w:val="center"/>
-      </w:pPr>
-      <w:r/>
-      <w:r>
-        <w:rPr>
-          <w:rFonts w:ascii="Times New Roman" w:hAnsi="Times New Roman"/>
-          <w:b/>
-          <w:sz w:val="23"/>
-        </w:rPr>
-        <w:t>Kushagra Singh Bhadauria</w:t>
-      </w:r>
-      <w:r>
-        <w:rPr>
-          <w:rFonts w:ascii="Times New Roman" w:hAnsi="Times New Roman"/>
-          <w:b/>
-          <w:sz w:val="18"/>
-          <w:vertAlign w:val="superscript"/>
-        </w:rPr>
-        <w:t>1</w:t>
-      </w:r>
-      <w:r>
-        <w:rPr>
-          <w:rFonts w:ascii="Times New Roman" w:hAnsi="Times New Roman"/>
-          <w:b/>
-          <w:sz w:val="23"/>
-        </w:rPr>
-        <w:t xml:space="preserve">, </w:t>
-      </w:r>
-      <w:r>
-        <w:rPr>
-          <w:rFonts w:ascii="Times New Roman" w:hAnsi="Times New Roman"/>
-          <w:b/>
-          <w:sz w:val="23"/>
-        </w:rPr>
-        <w:t>Aashish Rajput</w:t>
-      </w:r>
-      <w:r>
-        <w:rPr>
-          <w:rFonts w:ascii="Times New Roman" w:hAnsi="Times New Roman"/>
-          <w:b/>
-          <w:sz w:val="18"/>
-          <w:vertAlign w:val="superscript"/>
-        </w:rPr>
-        <w:t>2</w:t>
-      </w:r>
-      <w:r>
-        <w:rPr>
-          <w:rFonts w:ascii="Times New Roman" w:hAnsi="Times New Roman"/>
-          <w:b/>
-          <w:sz w:val="23"/>
-        </w:rPr>
-        <w:t xml:space="preserve">, and </w:t>
-      </w:r>
-      <w:r>
-        <w:rPr>
-          <w:rFonts w:ascii="Times New Roman" w:hAnsi="Times New Roman"/>
-          <w:b/>
-          <w:sz w:val="23"/>
-        </w:rPr>
-        <w:t>Avdesh Kumar Sah</w:t>
-      </w:r>
-      <w:r>
-        <w:rPr>
-          <w:rFonts w:ascii="Times New Roman" w:hAnsi="Times New Roman"/>
-          <w:b/>
-          <w:sz w:val="18"/>
-          <w:vertAlign w:val="superscript"/>
-        </w:rPr>
-        <w:t>3</w:t>
-      </w:r>
-      <w:r>
-        <w:br/>
-      </w:r>
-      <w:r>
-        <w:rPr>
-          <w:rFonts w:ascii="Times New Roman" w:hAnsi="Times New Roman"/>
-          <w:sz w:val="17"/>
-          <w:vertAlign w:val="superscript"/>
-        </w:rPr>
-        <w:t>123</w:t>
-      </w:r>
-      <w:r>
-        <w:rPr>
-          <w:rFonts w:ascii="Times New Roman" w:hAnsi="Times New Roman"/>
-          <w:sz w:val="19"/>
-        </w:rPr>
-        <w:t xml:space="preserve"> Department of Computer Science and Engineering, Sharda University, Greater Noida, Uttar Pradesh, India</w:t>
-      </w:r>
-      <w:r>
-        <w:br/>
-      </w:r>
-      <w:r>
-        <w:rPr>
-          <w:rFonts w:ascii="Times New Roman" w:hAnsi="Times New Roman"/>
-          <w:sz w:val="17"/>
-          <w:vertAlign w:val="superscript"/>
-        </w:rPr>
-        <w:t>1</w:t>
-      </w:r>
-      <w:r>
-        <w:rPr>
-          <w:rFonts w:ascii="Times New Roman" w:hAnsi="Times New Roman"/>
-          <w:sz w:val="19"/>
-        </w:rPr>
-        <w:t xml:space="preserve"> 2023361009.kushagra@ug.sharda.ac.in, </w:t>
-      </w:r>
-      <w:r>
-        <w:rPr>
-          <w:rFonts w:ascii="Times New Roman" w:hAnsi="Times New Roman"/>
-          <w:sz w:val="17"/>
-          <w:vertAlign w:val="superscript"/>
-        </w:rPr>
-        <w:t>2</w:t>
-      </w:r>
-      <w:r>
-        <w:rPr>
-          <w:rFonts w:ascii="Times New Roman" w:hAnsi="Times New Roman"/>
-          <w:sz w:val="19"/>
-        </w:rPr>
-        <w:t xml:space="preserve"> 2023329421.aashish@ug.sharda.ac.in, </w:t>
-      </w:r>
-      <w:r>
-        <w:rPr>
-          <w:rFonts w:ascii="Times New Roman" w:hAnsi="Times New Roman"/>
-          <w:sz w:val="17"/>
-          <w:vertAlign w:val="superscript"/>
-        </w:rPr>
-        <w:t>3</w:t>
-      </w:r>
-      <w:r>
-        <w:rPr>
-          <w:rFonts w:ascii="Times New Roman" w:hAnsi="Times New Roman"/>
-          <w:sz w:val="19"/>
-        </w:rPr>
-        <w:t xml:space="preserve"> 2023265132.avdesh@ug.sharda.ac.in</w:t>
-      </w:r>
-    </w:p>
-    <w:p>
-      <w:pPr>
-        <w:keepNext/>
-        <w:spacing w:before="280" w:after="120"/>
-        <w:jc w:val="both"/>
-      </w:pPr>
-      <w:r>
-        <w:rPr>
-          <w:rFonts w:ascii="Times New Roman" w:hAnsi="Times New Roman"/>
-          <w:b/>
-          <w:color w:val="003366"/>
-          <w:sz w:val="26"/>
-        </w:rPr>
-        <w:t>Abstract</w:t>
-      </w:r>
-    </w:p>
-    <w:p>
-      <w:pPr>
-        <w:spacing w:before="40" w:after="80" w:line="276" w:lineRule="auto"/>
-        <w:jc w:val="both"/>
-      </w:pPr>
-      <w:r>
-        <w:rPr>
-          <w:rFonts w:ascii="Times New Roman" w:hAnsi="Times New Roman"/>
-          <w:sz w:val="20"/>
-        </w:rPr>
-        <w:t xml:space="preserve">Evaluating neural document intelligence engines on academic credentials (degree certificates, marksheets, transcripts, student identification cards) is severely bottlenecked by strict privacy regulations—such as the Family Educational Rights and Privacy Act (FERPA) and the General Data Protection Regulation (GDPR)—that prohibit public dissemination of real student records. To resolve this challenge, we introduce </w:t>
-      </w:r>
-      <w:r>
-        <w:rPr>
-          <w:rFonts w:ascii="Times New Roman" w:hAnsi="Times New Roman"/>
-          <w:b/>
-          <w:sz w:val="20"/>
-        </w:rPr>
-        <w:t>ADBG v1.0</w:t>
-      </w:r>
-      <w:r>
-        <w:rPr>
-          <w:rFonts w:ascii="Times New Roman" w:hAnsi="Times New Roman"/>
-          <w:sz w:val="20"/>
-        </w:rPr>
-        <w:t xml:space="preserve"> (Academic Document Benchmark Generator), a seed-deterministic synthetic credential rendering engine, alongside the </w:t>
-      </w:r>
-      <w:r>
-        <w:rPr>
-          <w:rFonts w:ascii="Times New Roman" w:hAnsi="Times New Roman"/>
-          <w:b/>
-          <w:sz w:val="20"/>
-        </w:rPr>
-        <w:t>AU DIC Benchmark Evaluation Framework v1.0</w:t>
-      </w:r>
-      <w:r>
-        <w:rPr>
-          <w:rFonts w:ascii="Times New Roman" w:hAnsi="Times New Roman"/>
-          <w:sz w:val="20"/>
-        </w:rPr>
-        <w:t>, a decoupled, read-only evaluation pipeline. ADBG v1.0 generates synthetic document specimens paired with ground-truth JSON annotations across four standardized optical quality profiles (</w:t>
-      </w:r>
-      <w:r>
-        <w:rPr>
-          <w:rFonts w:ascii="Times New Roman" w:hAnsi="Times New Roman"/>
-          <w:i/>
-          <w:sz w:val="20"/>
-        </w:rPr>
-        <w:t>clean</w:t>
-      </w:r>
-      <w:r>
-        <w:rPr>
-          <w:rFonts w:ascii="Times New Roman" w:hAnsi="Times New Roman"/>
-          <w:sz w:val="20"/>
-        </w:rPr>
-        <w:t xml:space="preserve">, </w:t>
-      </w:r>
-      <w:r>
-        <w:rPr>
-          <w:rFonts w:ascii="Times New Roman" w:hAnsi="Times New Roman"/>
-          <w:i/>
-          <w:sz w:val="20"/>
-        </w:rPr>
-        <w:t>scanner_copy</w:t>
-      </w:r>
-      <w:r>
-        <w:rPr>
-          <w:rFonts w:ascii="Times New Roman" w:hAnsi="Times New Roman"/>
-          <w:sz w:val="20"/>
-        </w:rPr>
-        <w:t xml:space="preserve">, </w:t>
-      </w:r>
-      <w:r>
-        <w:rPr>
-          <w:rFonts w:ascii="Times New Roman" w:hAnsi="Times New Roman"/>
-          <w:i/>
-          <w:sz w:val="20"/>
-        </w:rPr>
-        <w:t>mobile_camera</w:t>
-      </w:r>
-      <w:r>
-        <w:rPr>
-          <w:rFonts w:ascii="Times New Roman" w:hAnsi="Times New Roman"/>
-          <w:sz w:val="20"/>
-        </w:rPr>
-        <w:t xml:space="preserve">, </w:t>
-      </w:r>
-      <w:r>
-        <w:rPr>
-          <w:rFonts w:ascii="Times New Roman" w:hAnsi="Times New Roman"/>
-          <w:i/>
-          <w:sz w:val="20"/>
-        </w:rPr>
-        <w:t>rotated_90</w:t>
-      </w:r>
-      <w:r>
-        <w:rPr>
-          <w:rFonts w:ascii="Times New Roman" w:hAnsi="Times New Roman"/>
-          <w:sz w:val="20"/>
-        </w:rPr>
-        <w:t>). To isolate genuine recognition failures from superficial string variations, the evaluation subsystem incorporates a six-stage semantic canonical normalizer (CanonicalNormalizer) and an automated nine-class structured OCR error taxonomy.</w:t>
-      </w:r>
-    </w:p>
-    <w:p>
-      <w:pPr>
-        <w:spacing w:before="40" w:after="80" w:line="276" w:lineRule="auto"/>
-        <w:jc w:val="both"/>
-      </w:pPr>
-      <w:r>
-        <w:t>We evaluate the benchmark suite across 360 specimens (24,480 paired field observations (360 specimens x variable field evaluation attributes (33 for certificates and student IDs; 138 for marksheets))). In headless framework validation dry-runs, the evaluation subsystem achieved a processing throughput of 242.59 samples/sec with zero database state mutations. In live neural model inference testing using Ollama Local Runtime's MiniCPM-V (7.6B Q4_0) Instant engine with strict real-inference enforcement (allowMockFallback: false), the system achieved a 75.23% Field Extraction F1 score and 8.21% Character Error Rate (CER) (11.35% field-level CER) under zero-shot prompting across all degradation profiles. Furthermore, category classification achieved 100.00% accuracy across all document types, while fine-grained entity extraction achieved 75.23% F1 score due to missing fields and OCR errors. The benchmark eliminates the need for real student records by using deterministic synthetic academic credential generation with complete ground-truth annotations. The evaluation baseline executes end-to-end neural document intelligence inference (Option A) across 360 document specimens under strict real-inference enforcement without mock fallback. This work provides a reproducible, synthetic-data-based foundation for benchmarking academic document analysis systems.</w:t>
-      </w:r>
-    </w:p>
-    <w:p>
-      <w:pPr>
-        <w:spacing w:before="40" w:after="80" w:line="276" w:lineRule="auto"/>
-        <w:jc w:val="both"/>
-      </w:pPr>
-      <w:r>
-        <w:rPr>
-          <w:rFonts w:ascii="Times New Roman" w:hAnsi="Times New Roman"/>
-          <w:b/>
-          <w:sz w:val="20"/>
-        </w:rPr>
-        <w:t>Index Terms</w:t>
-      </w:r>
-      <w:r>
-        <w:rPr>
-          <w:rFonts w:ascii="Times New Roman" w:hAnsi="Times New Roman"/>
-          <w:sz w:val="20"/>
-        </w:rPr>
-        <w:t>—Document Intelligence, Synthetic Benchmark Generation, Information Extraction, Canonical Normalization, Error Taxonomy, Optical Degradation, Benchmark Evaluation.</w:t>
-      </w:r>
-    </w:p>
-    <w:p>
-      <w:pPr>
-        <w:pageBreakBefore w:val="0"/>
         <w:spacing w:before="280" w:after="120"/>
         <w:jc w:val="center"/>
       </w:pPr>
@@ -355,7 +50,7 @@
           <w:sz w:val="19"/>
         </w:rPr>
         <w:tab/>
-        <w:t>1</w:t>
+        <w:t>3</w:t>
       </w:r>
     </w:p>
     <w:p>
@@ -379,7 +74,7 @@
           <w:sz w:val="19"/>
         </w:rPr>
         <w:tab/>
-        <w:t>1</w:t>
+        <w:t>3</w:t>
       </w:r>
     </w:p>
     <w:p>
@@ -403,7 +98,7 @@
           <w:sz w:val="19"/>
         </w:rPr>
         <w:tab/>
-        <w:t>1</w:t>
+        <w:t>3</w:t>
       </w:r>
     </w:p>
     <w:p>
@@ -427,7 +122,7 @@
           <w:sz w:val="19"/>
         </w:rPr>
         <w:tab/>
-        <w:t>1</w:t>
+        <w:t>3</w:t>
       </w:r>
     </w:p>
     <w:p>
@@ -452,7 +147,7 @@
           <w:sz w:val="19"/>
         </w:rPr>
         <w:tab/>
-        <w:t>3</w:t>
+        <w:t>5</w:t>
       </w:r>
     </w:p>
     <w:p>
@@ -476,7 +171,7 @@
           <w:sz w:val="19"/>
         </w:rPr>
         <w:tab/>
-        <w:t>3</w:t>
+        <w:t>5</w:t>
       </w:r>
     </w:p>
     <w:p>
@@ -500,7 +195,7 @@
           <w:sz w:val="19"/>
         </w:rPr>
         <w:tab/>
-        <w:t>3</w:t>
+        <w:t>5</w:t>
       </w:r>
     </w:p>
     <w:p>
@@ -524,7 +219,7 @@
           <w:sz w:val="19"/>
         </w:rPr>
         <w:tab/>
-        <w:t>4</w:t>
+        <w:t>6</w:t>
       </w:r>
     </w:p>
     <w:p>
@@ -548,7 +243,7 @@
           <w:sz w:val="19"/>
         </w:rPr>
         <w:tab/>
-        <w:t>4</w:t>
+        <w:t>6</w:t>
       </w:r>
     </w:p>
     <w:p>
@@ -572,7 +267,7 @@
           <w:sz w:val="19"/>
         </w:rPr>
         <w:tab/>
-        <w:t>5</w:t>
+        <w:t>7</w:t>
       </w:r>
     </w:p>
     <w:p>
@@ -596,7 +291,7 @@
           <w:sz w:val="19"/>
         </w:rPr>
         <w:tab/>
-        <w:t>5</w:t>
+        <w:t>7</w:t>
       </w:r>
     </w:p>
     <w:p>
@@ -621,7 +316,7 @@
           <w:sz w:val="19"/>
         </w:rPr>
         <w:tab/>
-        <w:t>6</w:t>
+        <w:t>8</w:t>
       </w:r>
     </w:p>
     <w:p>
@@ -645,7 +340,7 @@
           <w:sz w:val="19"/>
         </w:rPr>
         <w:tab/>
-        <w:t>6</w:t>
+        <w:t>8</w:t>
       </w:r>
     </w:p>
     <w:p>
@@ -669,7 +364,7 @@
           <w:sz w:val="19"/>
         </w:rPr>
         <w:tab/>
-        <w:t>6</w:t>
+        <w:t>8</w:t>
       </w:r>
     </w:p>
     <w:p>
@@ -693,7 +388,7 @@
           <w:sz w:val="19"/>
         </w:rPr>
         <w:tab/>
-        <w:t>7</w:t>
+        <w:t>9</w:t>
       </w:r>
     </w:p>
     <w:p>
@@ -718,7 +413,7 @@
           <w:sz w:val="19"/>
         </w:rPr>
         <w:tab/>
-        <w:t>7</w:t>
+        <w:t>9</w:t>
       </w:r>
     </w:p>
     <w:p>
@@ -742,7 +437,7 @@
           <w:sz w:val="19"/>
         </w:rPr>
         <w:tab/>
-        <w:t>7</w:t>
+        <w:t>9</w:t>
       </w:r>
     </w:p>
     <w:p>
@@ -766,7 +461,7 @@
           <w:sz w:val="19"/>
         </w:rPr>
         <w:tab/>
-        <w:t>10</w:t>
+        <w:t>12</w:t>
       </w:r>
     </w:p>
     <w:p>
@@ -790,7 +485,7 @@
           <w:sz w:val="19"/>
         </w:rPr>
         <w:tab/>
-        <w:t>11</w:t>
+        <w:t>13</w:t>
       </w:r>
     </w:p>
     <w:p>
@@ -815,7 +510,7 @@
           <w:sz w:val="19"/>
         </w:rPr>
         <w:tab/>
-        <w:t>13</w:t>
+        <w:t>15</w:t>
       </w:r>
     </w:p>
     <w:p>
@@ -839,7 +534,7 @@
           <w:sz w:val="19"/>
         </w:rPr>
         <w:tab/>
-        <w:t>13</w:t>
+        <w:t>15</w:t>
       </w:r>
     </w:p>
     <w:p>
@@ -863,7 +558,7 @@
           <w:sz w:val="19"/>
         </w:rPr>
         <w:tab/>
-        <w:t>13</w:t>
+        <w:t>15</w:t>
       </w:r>
     </w:p>
     <w:p>
@@ -887,7 +582,7 @@
           <w:sz w:val="19"/>
         </w:rPr>
         <w:tab/>
-        <w:t>14</w:t>
+        <w:t>16</w:t>
       </w:r>
     </w:p>
     <w:p>
@@ -911,7 +606,7 @@
           <w:sz w:val="19"/>
         </w:rPr>
         <w:tab/>
-        <w:t>14</w:t>
+        <w:t>16</w:t>
       </w:r>
     </w:p>
     <w:p>
@@ -935,7 +630,7 @@
           <w:sz w:val="19"/>
         </w:rPr>
         <w:tab/>
-        <w:t>16</w:t>
+        <w:t>18</w:t>
       </w:r>
     </w:p>
     <w:p>
@@ -959,7 +654,7 @@
           <w:sz w:val="19"/>
         </w:rPr>
         <w:tab/>
-        <w:t>18</w:t>
+        <w:t>20</w:t>
       </w:r>
     </w:p>
     <w:p>
@@ -983,7 +678,7 @@
           <w:sz w:val="19"/>
         </w:rPr>
         <w:tab/>
-        <w:t>19</w:t>
+        <w:t>21</w:t>
       </w:r>
     </w:p>
     <w:p>
@@ -1007,7 +702,7 @@
           <w:sz w:val="19"/>
         </w:rPr>
         <w:tab/>
-        <w:t>19</w:t>
+        <w:t>21</w:t>
       </w:r>
     </w:p>
     <w:p>
@@ -1032,7 +727,7 @@
           <w:sz w:val="19"/>
         </w:rPr>
         <w:tab/>
-        <w:t>20</w:t>
+        <w:t>22</w:t>
       </w:r>
     </w:p>
     <w:p>
@@ -1056,7 +751,7 @@
           <w:sz w:val="19"/>
         </w:rPr>
         <w:tab/>
-        <w:t>20</w:t>
+        <w:t>22</w:t>
       </w:r>
     </w:p>
     <w:p>
@@ -1080,7 +775,7 @@
           <w:sz w:val="19"/>
         </w:rPr>
         <w:tab/>
-        <w:t>20</w:t>
+        <w:t>22</w:t>
       </w:r>
     </w:p>
     <w:p>
@@ -1104,7 +799,7 @@
           <w:sz w:val="19"/>
         </w:rPr>
         <w:tab/>
-        <w:t>21</w:t>
+        <w:t>23</w:t>
       </w:r>
     </w:p>
     <w:p>
@@ -1129,7 +824,7 @@
           <w:sz w:val="19"/>
         </w:rPr>
         <w:tab/>
-        <w:t>21</w:t>
+        <w:t>23</w:t>
       </w:r>
     </w:p>
     <w:p>
@@ -1153,7 +848,7 @@
           <w:sz w:val="19"/>
         </w:rPr>
         <w:tab/>
-        <w:t>21</w:t>
+        <w:t>23</w:t>
       </w:r>
     </w:p>
     <w:p>
@@ -1178,7 +873,7 @@
           <w:sz w:val="19"/>
         </w:rPr>
         <w:tab/>
-        <w:t>22</w:t>
+        <w:t>24</w:t>
       </w:r>
     </w:p>
     <w:p>
@@ -1203,7 +898,7 @@
           <w:sz w:val="19"/>
         </w:rPr>
         <w:tab/>
-        <w:t>22</w:t>
+        <w:t>24</w:t>
       </w:r>
     </w:p>
     <w:p>
@@ -1228,7 +923,7 @@
           <w:sz w:val="19"/>
         </w:rPr>
         <w:tab/>
-        <w:t>22</w:t>
+        <w:t>24</w:t>
       </w:r>
     </w:p>
     <w:p>
@@ -1253,7 +948,7 @@
           <w:sz w:val="19"/>
         </w:rPr>
         <w:tab/>
-        <w:t>23</w:t>
+        <w:t>25</w:t>
       </w:r>
     </w:p>
     <w:p>
@@ -1278,7 +973,7 @@
           <w:sz w:val="19"/>
         </w:rPr>
         <w:tab/>
-        <w:t>23</w:t>
+        <w:t>25</w:t>
       </w:r>
     </w:p>
     <w:p>
@@ -1302,7 +997,7 @@
           <w:sz w:val="19"/>
         </w:rPr>
         <w:tab/>
-        <w:t>23</w:t>
+        <w:t>25</w:t>
       </w:r>
     </w:p>
     <w:p>
@@ -1326,7 +1021,7 @@
           <w:sz w:val="19"/>
         </w:rPr>
         <w:tab/>
-        <w:t>23</w:t>
+        <w:t>25</w:t>
       </w:r>
     </w:p>
     <w:p>
@@ -1351,7 +1046,7 @@
           <w:sz w:val="19"/>
         </w:rPr>
         <w:tab/>
-        <w:t>24</w:t>
+        <w:t>26</w:t>
       </w:r>
     </w:p>
     <w:p>
@@ -1375,7 +1070,7 @@
           <w:sz w:val="19"/>
         </w:rPr>
         <w:tab/>
-        <w:t>24</w:t>
+        <w:t>26</w:t>
       </w:r>
     </w:p>
     <w:p>
@@ -1399,7 +1094,7 @@
           <w:sz w:val="19"/>
         </w:rPr>
         <w:tab/>
-        <w:t>24</w:t>
+        <w:t>26</w:t>
       </w:r>
     </w:p>
     <w:p>
@@ -1424,7 +1119,7 @@
           <w:sz w:val="19"/>
         </w:rPr>
         <w:tab/>
-        <w:t>25</w:t>
+        <w:t>27</w:t>
       </w:r>
     </w:p>
     <w:p>
@@ -1448,7 +1143,7 @@
           <w:sz w:val="19"/>
         </w:rPr>
         <w:tab/>
-        <w:t>25</w:t>
+        <w:t>27</w:t>
       </w:r>
     </w:p>
     <w:p>
@@ -1472,7 +1167,7 @@
           <w:sz w:val="19"/>
         </w:rPr>
         <w:tab/>
-        <w:t>25</w:t>
+        <w:t>27</w:t>
       </w:r>
     </w:p>
     <w:p>
@@ -1496,7 +1191,7 @@
           <w:sz w:val="19"/>
         </w:rPr>
         <w:tab/>
-        <w:t>26</w:t>
+        <w:t>28</w:t>
       </w:r>
     </w:p>
     <w:p>
@@ -1521,12 +1216,318 @@
           <w:sz w:val="19"/>
         </w:rPr>
         <w:tab/>
-        <w:t>26</w:t>
+        <w:t>28</w:t>
+      </w:r>
+    </w:p>
+    <w:p>
+      <w:pPr>
+        <w:pageBreakBefore/>
+        <w:spacing w:before="280" w:after="160"/>
+        <w:jc w:val="center"/>
+      </w:pPr>
+      <w:r>
+        <w:rPr>
+          <w:rFonts w:ascii="Times New Roman" w:hAnsi="Times New Roman"/>
+          <w:b/>
+          <w:color w:val="003366"/>
+          <w:sz w:val="40"/>
+        </w:rPr>
+        <w:t>ADBG v1.0 &amp; AU DIC Benchmark Evaluation Framework: A Reproducible Synthetic Benchmark Suite and Normalization Pipeline for Academic Document Intelligence</w:t>
+      </w:r>
+    </w:p>
+    <w:p>
+      <w:pPr>
+        <w:spacing w:before="40" w:after="160" w:line="276" w:lineRule="auto"/>
+        <w:jc w:val="center"/>
+      </w:pPr>
+      <w:r/>
+      <w:r>
+        <w:rPr>
+          <w:rFonts w:ascii="Times New Roman" w:hAnsi="Times New Roman"/>
+          <w:b/>
+          <w:sz w:val="23"/>
+        </w:rPr>
+        <w:t>Kushagra Singh Bhadauria</w:t>
+      </w:r>
+      <w:r>
+        <w:rPr>
+          <w:rFonts w:ascii="Times New Roman" w:hAnsi="Times New Roman"/>
+          <w:b/>
+          <w:sz w:val="18"/>
+          <w:vertAlign w:val="superscript"/>
+        </w:rPr>
+        <w:t>1</w:t>
+      </w:r>
+      <w:r>
+        <w:rPr>
+          <w:rFonts w:ascii="Times New Roman" w:hAnsi="Times New Roman"/>
+          <w:b/>
+          <w:sz w:val="23"/>
+        </w:rPr>
+        <w:t xml:space="preserve">, </w:t>
+      </w:r>
+      <w:r>
+        <w:rPr>
+          <w:rFonts w:ascii="Times New Roman" w:hAnsi="Times New Roman"/>
+          <w:b/>
+          <w:sz w:val="23"/>
+        </w:rPr>
+        <w:t>Aashish Rajput</w:t>
+      </w:r>
+      <w:r>
+        <w:rPr>
+          <w:rFonts w:ascii="Times New Roman" w:hAnsi="Times New Roman"/>
+          <w:b/>
+          <w:sz w:val="18"/>
+          <w:vertAlign w:val="superscript"/>
+        </w:rPr>
+        <w:t>2</w:t>
+      </w:r>
+      <w:r>
+        <w:rPr>
+          <w:rFonts w:ascii="Times New Roman" w:hAnsi="Times New Roman"/>
+          <w:b/>
+          <w:sz w:val="23"/>
+        </w:rPr>
+        <w:t xml:space="preserve">, and </w:t>
+      </w:r>
+      <w:r>
+        <w:rPr>
+          <w:rFonts w:ascii="Times New Roman" w:hAnsi="Times New Roman"/>
+          <w:b/>
+          <w:sz w:val="23"/>
+        </w:rPr>
+        <w:t>Avdesh Kumar Sah</w:t>
+      </w:r>
+      <w:r>
+        <w:rPr>
+          <w:rFonts w:ascii="Times New Roman" w:hAnsi="Times New Roman"/>
+          <w:b/>
+          <w:sz w:val="18"/>
+          <w:vertAlign w:val="superscript"/>
+        </w:rPr>
+        <w:t>3</w:t>
+      </w:r>
+      <w:r>
+        <w:br/>
+      </w:r>
+      <w:r>
+        <w:rPr>
+          <w:rFonts w:ascii="Times New Roman" w:hAnsi="Times New Roman"/>
+          <w:sz w:val="17"/>
+          <w:vertAlign w:val="superscript"/>
+        </w:rPr>
+        <w:t>123</w:t>
+      </w:r>
+      <w:r>
+        <w:rPr>
+          <w:rFonts w:ascii="Times New Roman" w:hAnsi="Times New Roman"/>
+          <w:sz w:val="19"/>
+        </w:rPr>
+        <w:t xml:space="preserve"> Department of Computer Science and Engineering, Sharda University, Greater Noida, Uttar Pradesh, India</w:t>
+      </w:r>
+      <w:r>
+        <w:br/>
+      </w:r>
+      <w:r>
+        <w:rPr>
+          <w:rFonts w:ascii="Times New Roman" w:hAnsi="Times New Roman"/>
+          <w:sz w:val="17"/>
+          <w:vertAlign w:val="superscript"/>
+        </w:rPr>
+        <w:t>1</w:t>
+      </w:r>
+      <w:r>
+        <w:rPr>
+          <w:rFonts w:ascii="Times New Roman" w:hAnsi="Times New Roman"/>
+          <w:sz w:val="19"/>
+        </w:rPr>
+        <w:t xml:space="preserve"> 2023361009.kushagra@ug.sharda.ac.in, </w:t>
+      </w:r>
+      <w:r>
+        <w:rPr>
+          <w:rFonts w:ascii="Times New Roman" w:hAnsi="Times New Roman"/>
+          <w:sz w:val="17"/>
+          <w:vertAlign w:val="superscript"/>
+        </w:rPr>
+        <w:t>2</w:t>
+      </w:r>
+      <w:r>
+        <w:rPr>
+          <w:rFonts w:ascii="Times New Roman" w:hAnsi="Times New Roman"/>
+          <w:sz w:val="19"/>
+        </w:rPr>
+        <w:t xml:space="preserve"> 2023329421.aashish@ug.sharda.ac.in, </w:t>
+      </w:r>
+      <w:r>
+        <w:rPr>
+          <w:rFonts w:ascii="Times New Roman" w:hAnsi="Times New Roman"/>
+          <w:sz w:val="17"/>
+          <w:vertAlign w:val="superscript"/>
+        </w:rPr>
+        <w:t>3</w:t>
+      </w:r>
+      <w:r>
+        <w:rPr>
+          <w:rFonts w:ascii="Times New Roman" w:hAnsi="Times New Roman"/>
+          <w:sz w:val="19"/>
+        </w:rPr>
+        <w:t xml:space="preserve"> 2023265132.avdesh@ug.sharda.ac.in</w:t>
       </w:r>
     </w:p>
     <w:p>
       <w:pPr>
         <w:keepNext/>
+        <w:spacing w:before="280" w:after="120"/>
+        <w:jc w:val="both"/>
+      </w:pPr>
+      <w:r>
+        <w:rPr>
+          <w:rFonts w:ascii="Times New Roman" w:hAnsi="Times New Roman"/>
+          <w:b/>
+          <w:color w:val="003366"/>
+          <w:sz w:val="26"/>
+        </w:rPr>
+        <w:t>Abstract</w:t>
+      </w:r>
+    </w:p>
+    <w:p>
+      <w:pPr>
+        <w:spacing w:before="40" w:after="80" w:line="276" w:lineRule="auto"/>
+        <w:jc w:val="both"/>
+      </w:pPr>
+      <w:r>
+        <w:rPr>
+          <w:rFonts w:ascii="Times New Roman" w:hAnsi="Times New Roman"/>
+          <w:sz w:val="20"/>
+        </w:rPr>
+        <w:t xml:space="preserve">Evaluating neural document intelligence engines on academic credentials (degree certificates, marksheets, transcripts, student identification cards) is severely bottlenecked by strict privacy regulations—such as the Family Educational Rights and Privacy Act (FERPA) and the General Data Protection Regulation (GDPR)—that prohibit public dissemination of real student records. To resolve this challenge, we introduce </w:t>
+      </w:r>
+      <w:r>
+        <w:rPr>
+          <w:rFonts w:ascii="Times New Roman" w:hAnsi="Times New Roman"/>
+          <w:b/>
+          <w:sz w:val="20"/>
+        </w:rPr>
+        <w:t>ADBG v1.0</w:t>
+      </w:r>
+      <w:r>
+        <w:rPr>
+          <w:rFonts w:ascii="Times New Roman" w:hAnsi="Times New Roman"/>
+          <w:sz w:val="20"/>
+        </w:rPr>
+        <w:t xml:space="preserve"> (Academic Document Benchmark Generator), a seed-deterministic synthetic credential rendering engine, alongside the </w:t>
+      </w:r>
+      <w:r>
+        <w:rPr>
+          <w:rFonts w:ascii="Times New Roman" w:hAnsi="Times New Roman"/>
+          <w:b/>
+          <w:sz w:val="20"/>
+        </w:rPr>
+        <w:t>AU DIC Benchmark Evaluation Framework v1.0</w:t>
+      </w:r>
+      <w:r>
+        <w:rPr>
+          <w:rFonts w:ascii="Times New Roman" w:hAnsi="Times New Roman"/>
+          <w:sz w:val="20"/>
+        </w:rPr>
+        <w:t>, a decoupled, read-only evaluation pipeline. ADBG v1.0 generates synthetic document specimens paired with ground-truth JSON annotations across four standardized optical quality profiles (</w:t>
+      </w:r>
+      <w:r>
+        <w:rPr>
+          <w:rFonts w:ascii="Times New Roman" w:hAnsi="Times New Roman"/>
+          <w:i/>
+          <w:sz w:val="20"/>
+        </w:rPr>
+        <w:t>clean</w:t>
+      </w:r>
+      <w:r>
+        <w:rPr>
+          <w:rFonts w:ascii="Times New Roman" w:hAnsi="Times New Roman"/>
+          <w:sz w:val="20"/>
+        </w:rPr>
+        <w:t xml:space="preserve">, </w:t>
+      </w:r>
+      <w:r>
+        <w:rPr>
+          <w:rFonts w:ascii="Times New Roman" w:hAnsi="Times New Roman"/>
+          <w:i/>
+          <w:sz w:val="20"/>
+        </w:rPr>
+        <w:t>scanner_copy</w:t>
+      </w:r>
+      <w:r>
+        <w:rPr>
+          <w:rFonts w:ascii="Times New Roman" w:hAnsi="Times New Roman"/>
+          <w:sz w:val="20"/>
+        </w:rPr>
+        <w:t xml:space="preserve">, </w:t>
+      </w:r>
+      <w:r>
+        <w:rPr>
+          <w:rFonts w:ascii="Times New Roman" w:hAnsi="Times New Roman"/>
+          <w:i/>
+          <w:sz w:val="20"/>
+        </w:rPr>
+        <w:t>mobile_camera</w:t>
+      </w:r>
+      <w:r>
+        <w:rPr>
+          <w:rFonts w:ascii="Times New Roman" w:hAnsi="Times New Roman"/>
+          <w:sz w:val="20"/>
+        </w:rPr>
+        <w:t xml:space="preserve">, </w:t>
+      </w:r>
+      <w:r>
+        <w:rPr>
+          <w:rFonts w:ascii="Times New Roman" w:hAnsi="Times New Roman"/>
+          <w:i/>
+          <w:sz w:val="20"/>
+        </w:rPr>
+        <w:t>rotated_90</w:t>
+      </w:r>
+      <w:r>
+        <w:rPr>
+          <w:rFonts w:ascii="Times New Roman" w:hAnsi="Times New Roman"/>
+          <w:sz w:val="20"/>
+        </w:rPr>
+        <w:t>). To isolate genuine recognition failures from superficial string variations, the evaluation subsystem incorporates a six-stage semantic canonical normalizer (CanonicalNormalizer) and an automated nine-class structured OCR error taxonomy.</w:t>
+      </w:r>
+    </w:p>
+    <w:p>
+      <w:pPr>
+        <w:spacing w:before="40" w:after="80" w:line="276" w:lineRule="auto"/>
+        <w:jc w:val="both"/>
+      </w:pPr>
+      <w:r>
+        <w:t>We evaluate the benchmark suite across 360 specimens (24,480 paired field observations (360 specimens x variable field evaluation attributes (33 for certificates and student IDs; 138 for marksheets))). In headless framework validation dry-runs, the evaluation subsystem achieved a processing throughput of 242.59 samples/sec with zero database state mutations. In live neural model inference testing using Ollama Local Runtime's MiniCPM-V (7.6B Q4_0) Instant engine with strict real-inference enforcement (allowMockFallback: false), the system achieved a 75.23% Field Extraction F1 score and 8.21% Character Error Rate (CER) (11.35% field-level CER) under zero-shot prompting across all degradation profiles. Furthermore, category classification achieved 100.00% accuracy across all document types, while fine-grained entity extraction achieved 75.23% F1 score due to missing fields and OCR errors. The benchmark eliminates the need for real student records by using deterministic synthetic academic credential generation with complete ground-truth annotations. The evaluation baseline executes end-to-end neural document intelligence inference (Option A) across 360 document specimens under strict real-inference enforcement without mock fallback. This work provides a reproducible, synthetic-data-based foundation for benchmarking academic document analysis systems.</w:t>
+      </w:r>
+    </w:p>
+    <w:p>
+      <w:pPr>
+        <w:spacing w:before="40" w:after="80" w:line="276" w:lineRule="auto"/>
+        <w:jc w:val="both"/>
+      </w:pPr>
+      <w:r>
+        <w:rPr>
+          <w:rFonts w:ascii="Times New Roman" w:hAnsi="Times New Roman"/>
+          <w:b/>
+          <w:sz w:val="20"/>
+        </w:rPr>
+        <w:t>Index Terms</w:t>
+      </w:r>
+      <w:r>
+        <w:rPr>
+          <w:rFonts w:ascii="Times New Roman" w:hAnsi="Times New Roman"/>
+          <w:sz w:val="20"/>
+        </w:rPr>
+        <w:t>—Document Intelligence, Synthetic Benchmark Generation, Information Extraction, Canonical Normalization, Error Taxonomy, Optical Degradation, Benchmark Evaluation.</w:t>
+      </w:r>
+    </w:p>
+    <w:p>
+      <w:pPr>
+        <w:keepNext/>
+        <w:pageBreakBefore/>
         <w:spacing w:before="280" w:after="120"/>
         <w:jc w:val="both"/>
         <w:outlineLvl w:val="0"/>

--- a/docs/paper/PaperV5_Ollama_Primary.docx
+++ b/docs/paper/PaperV5_Ollama_Primary.docx
@@ -4,6 +4,47 @@
   <w:body>
     <w:p>
       <w:pPr>
+        <w:spacing w:before="4600" w:after="0"/>
+        <w:jc w:val="center"/>
+      </w:pPr>
+      <w:r>
+        <w:drawing>
+          <ns4:inline>
+            <ns4:extent cx="4114800" cy="1957913"/>
+            <ns4:docPr id="8" name="Picture 8"/>
+            <ns4:cNvGraphicFramePr>
+              <ns5:graphicFrameLocks noChangeAspect="1"/>
+            </ns4:cNvGraphicFramePr>
+            <ns5:graphic>
+              <ns5:graphicData uri="http://schemas.openxmlformats.org/drawingml/2006/picture">
+                <ns6:pic>
+                  <ns6:nvPicPr>
+                    <ns6:cNvPr id="0" name="new_logo_2.png"/>
+                    <ns6:cNvPicPr/>
+                  </ns6:nvPicPr>
+                  <ns6:blipFill>
+                    <ns5:blip r:embed="rId17"/>
+                    <ns5:stretch>
+                      <ns5:fillRect/>
+                    </ns5:stretch>
+                  </ns6:blipFill>
+                  <ns6:spPr>
+                    <ns5:xfrm>
+                      <ns5:off x="0" y="0"/>
+                      <ns5:ext cx="4114800" cy="1957913"/>
+                    </ns5:xfrm>
+                    <ns5:prstGeom prst="rect"/>
+                  </ns6:spPr>
+                </ns6:pic>
+              </ns5:graphicData>
+            </ns5:graphic>
+          </ns4:inline>
+        </w:drawing>
+      </w:r>
+    </w:p>
+    <w:p>
+      <w:pPr>
+        <w:pageBreakBefore/>
         <w:spacing w:before="280" w:after="120"/>
         <w:jc w:val="center"/>
       </w:pPr>
@@ -50,7 +91,7 @@
           <w:sz w:val="19"/>
         </w:rPr>
         <w:tab/>
-        <w:t>3</w:t>
+        <w:t>4</w:t>
       </w:r>
     </w:p>
     <w:p>
@@ -74,7 +115,7 @@
           <w:sz w:val="19"/>
         </w:rPr>
         <w:tab/>
-        <w:t>3</w:t>
+        <w:t>4</w:t>
       </w:r>
     </w:p>
     <w:p>
@@ -98,7 +139,7 @@
           <w:sz w:val="19"/>
         </w:rPr>
         <w:tab/>
-        <w:t>3</w:t>
+        <w:t>4</w:t>
       </w:r>
     </w:p>
     <w:p>
@@ -122,7 +163,7 @@
           <w:sz w:val="19"/>
         </w:rPr>
         <w:tab/>
-        <w:t>3</w:t>
+        <w:t>4</w:t>
       </w:r>
     </w:p>
     <w:p>
@@ -147,7 +188,7 @@
           <w:sz w:val="19"/>
         </w:rPr>
         <w:tab/>
-        <w:t>5</w:t>
+        <w:t>6</w:t>
       </w:r>
     </w:p>
     <w:p>
@@ -171,7 +212,7 @@
           <w:sz w:val="19"/>
         </w:rPr>
         <w:tab/>
-        <w:t>5</w:t>
+        <w:t>6</w:t>
       </w:r>
     </w:p>
     <w:p>
@@ -195,7 +236,7 @@
           <w:sz w:val="19"/>
         </w:rPr>
         <w:tab/>
-        <w:t>5</w:t>
+        <w:t>6</w:t>
       </w:r>
     </w:p>
     <w:p>
@@ -219,7 +260,7 @@
           <w:sz w:val="19"/>
         </w:rPr>
         <w:tab/>
-        <w:t>6</w:t>
+        <w:t>7</w:t>
       </w:r>
     </w:p>
     <w:p>
@@ -243,7 +284,7 @@
           <w:sz w:val="19"/>
         </w:rPr>
         <w:tab/>
-        <w:t>6</w:t>
+        <w:t>7</w:t>
       </w:r>
     </w:p>
     <w:p>
@@ -267,7 +308,7 @@
           <w:sz w:val="19"/>
         </w:rPr>
         <w:tab/>
-        <w:t>7</w:t>
+        <w:t>8</w:t>
       </w:r>
     </w:p>
     <w:p>
@@ -291,7 +332,7 @@
           <w:sz w:val="19"/>
         </w:rPr>
         <w:tab/>
-        <w:t>7</w:t>
+        <w:t>8</w:t>
       </w:r>
     </w:p>
     <w:p>
@@ -316,7 +357,7 @@
           <w:sz w:val="19"/>
         </w:rPr>
         <w:tab/>
-        <w:t>8</w:t>
+        <w:t>9</w:t>
       </w:r>
     </w:p>
     <w:p>
@@ -340,7 +381,7 @@
           <w:sz w:val="19"/>
         </w:rPr>
         <w:tab/>
-        <w:t>8</w:t>
+        <w:t>9</w:t>
       </w:r>
     </w:p>
     <w:p>
@@ -364,7 +405,7 @@
           <w:sz w:val="19"/>
         </w:rPr>
         <w:tab/>
-        <w:t>8</w:t>
+        <w:t>9</w:t>
       </w:r>
     </w:p>
     <w:p>
@@ -388,7 +429,7 @@
           <w:sz w:val="19"/>
         </w:rPr>
         <w:tab/>
-        <w:t>9</w:t>
+        <w:t>10</w:t>
       </w:r>
     </w:p>
     <w:p>
@@ -413,7 +454,7 @@
           <w:sz w:val="19"/>
         </w:rPr>
         <w:tab/>
-        <w:t>9</w:t>
+        <w:t>10</w:t>
       </w:r>
     </w:p>
     <w:p>
@@ -437,7 +478,7 @@
           <w:sz w:val="19"/>
         </w:rPr>
         <w:tab/>
-        <w:t>9</w:t>
+        <w:t>10</w:t>
       </w:r>
     </w:p>
     <w:p>
@@ -461,7 +502,7 @@
           <w:sz w:val="19"/>
         </w:rPr>
         <w:tab/>
-        <w:t>12</w:t>
+        <w:t>13</w:t>
       </w:r>
     </w:p>
     <w:p>
@@ -485,7 +526,7 @@
           <w:sz w:val="19"/>
         </w:rPr>
         <w:tab/>
-        <w:t>13</w:t>
+        <w:t>14</w:t>
       </w:r>
     </w:p>
     <w:p>
@@ -510,7 +551,7 @@
           <w:sz w:val="19"/>
         </w:rPr>
         <w:tab/>
-        <w:t>15</w:t>
+        <w:t>16</w:t>
       </w:r>
     </w:p>
     <w:p>
@@ -534,7 +575,7 @@
           <w:sz w:val="19"/>
         </w:rPr>
         <w:tab/>
-        <w:t>15</w:t>
+        <w:t>16</w:t>
       </w:r>
     </w:p>
     <w:p>
@@ -558,7 +599,7 @@
           <w:sz w:val="19"/>
         </w:rPr>
         <w:tab/>
-        <w:t>15</w:t>
+        <w:t>16</w:t>
       </w:r>
     </w:p>
     <w:p>
@@ -582,7 +623,7 @@
           <w:sz w:val="19"/>
         </w:rPr>
         <w:tab/>
-        <w:t>16</w:t>
+        <w:t>17</w:t>
       </w:r>
     </w:p>
     <w:p>
@@ -606,7 +647,7 @@
           <w:sz w:val="19"/>
         </w:rPr>
         <w:tab/>
-        <w:t>16</w:t>
+        <w:t>17</w:t>
       </w:r>
     </w:p>
     <w:p>
@@ -630,7 +671,7 @@
           <w:sz w:val="19"/>
         </w:rPr>
         <w:tab/>
-        <w:t>18</w:t>
+        <w:t>19</w:t>
       </w:r>
     </w:p>
     <w:p>
@@ -654,7 +695,7 @@
           <w:sz w:val="19"/>
         </w:rPr>
         <w:tab/>
-        <w:t>20</w:t>
+        <w:t>21</w:t>
       </w:r>
     </w:p>
     <w:p>
@@ -678,7 +719,7 @@
           <w:sz w:val="19"/>
         </w:rPr>
         <w:tab/>
-        <w:t>21</w:t>
+        <w:t>22</w:t>
       </w:r>
     </w:p>
     <w:p>
@@ -702,7 +743,7 @@
           <w:sz w:val="19"/>
         </w:rPr>
         <w:tab/>
-        <w:t>21</w:t>
+        <w:t>22</w:t>
       </w:r>
     </w:p>
     <w:p>
@@ -727,7 +768,7 @@
           <w:sz w:val="19"/>
         </w:rPr>
         <w:tab/>
-        <w:t>22</w:t>
+        <w:t>23</w:t>
       </w:r>
     </w:p>
     <w:p>
@@ -751,7 +792,7 @@
           <w:sz w:val="19"/>
         </w:rPr>
         <w:tab/>
-        <w:t>22</w:t>
+        <w:t>23</w:t>
       </w:r>
     </w:p>
     <w:p>
@@ -775,7 +816,7 @@
           <w:sz w:val="19"/>
         </w:rPr>
         <w:tab/>
-        <w:t>22</w:t>
+        <w:t>23</w:t>
       </w:r>
     </w:p>
     <w:p>
@@ -799,7 +840,7 @@
           <w:sz w:val="19"/>
         </w:rPr>
         <w:tab/>
-        <w:t>23</w:t>
+        <w:t>24</w:t>
       </w:r>
     </w:p>
     <w:p>
@@ -824,7 +865,7 @@
           <w:sz w:val="19"/>
         </w:rPr>
         <w:tab/>
-        <w:t>23</w:t>
+        <w:t>24</w:t>
       </w:r>
     </w:p>
     <w:p>
@@ -848,7 +889,7 @@
           <w:sz w:val="19"/>
         </w:rPr>
         <w:tab/>
-        <w:t>23</w:t>
+        <w:t>24</w:t>
       </w:r>
     </w:p>
     <w:p>
@@ -873,7 +914,7 @@
           <w:sz w:val="19"/>
         </w:rPr>
         <w:tab/>
-        <w:t>24</w:t>
+        <w:t>25</w:t>
       </w:r>
     </w:p>
     <w:p>
@@ -898,7 +939,7 @@
           <w:sz w:val="19"/>
         </w:rPr>
         <w:tab/>
-        <w:t>24</w:t>
+        <w:t>25</w:t>
       </w:r>
     </w:p>
     <w:p>
@@ -923,7 +964,7 @@
           <w:sz w:val="19"/>
         </w:rPr>
         <w:tab/>
-        <w:t>24</w:t>
+        <w:t>25</w:t>
       </w:r>
     </w:p>
     <w:p>
@@ -948,7 +989,7 @@
           <w:sz w:val="19"/>
         </w:rPr>
         <w:tab/>
-        <w:t>25</w:t>
+        <w:t>26</w:t>
       </w:r>
     </w:p>
     <w:p>
@@ -973,7 +1014,7 @@
           <w:sz w:val="19"/>
         </w:rPr>
         <w:tab/>
-        <w:t>25</w:t>
+        <w:t>26</w:t>
       </w:r>
     </w:p>
     <w:p>
@@ -997,7 +1038,7 @@
           <w:sz w:val="19"/>
         </w:rPr>
         <w:tab/>
-        <w:t>25</w:t>
+        <w:t>26</w:t>
       </w:r>
     </w:p>
     <w:p>
@@ -1021,7 +1062,7 @@
           <w:sz w:val="19"/>
         </w:rPr>
         <w:tab/>
-        <w:t>25</w:t>
+        <w:t>26</w:t>
       </w:r>
     </w:p>
     <w:p>
@@ -1046,7 +1087,7 @@
           <w:sz w:val="19"/>
         </w:rPr>
         <w:tab/>
-        <w:t>26</w:t>
+        <w:t>27</w:t>
       </w:r>
     </w:p>
     <w:p>
@@ -1070,7 +1111,7 @@
           <w:sz w:val="19"/>
         </w:rPr>
         <w:tab/>
-        <w:t>26</w:t>
+        <w:t>27</w:t>
       </w:r>
     </w:p>
     <w:p>
@@ -1094,7 +1135,7 @@
           <w:sz w:val="19"/>
         </w:rPr>
         <w:tab/>
-        <w:t>26</w:t>
+        <w:t>27</w:t>
       </w:r>
     </w:p>
     <w:p>
@@ -1119,7 +1160,7 @@
           <w:sz w:val="19"/>
         </w:rPr>
         <w:tab/>
-        <w:t>27</w:t>
+        <w:t>28</w:t>
       </w:r>
     </w:p>
     <w:p>
@@ -1143,7 +1184,7 @@
           <w:sz w:val="19"/>
         </w:rPr>
         <w:tab/>
-        <w:t>27</w:t>
+        <w:t>28</w:t>
       </w:r>
     </w:p>
     <w:p>
@@ -1167,7 +1208,7 @@
           <w:sz w:val="19"/>
         </w:rPr>
         <w:tab/>
-        <w:t>27</w:t>
+        <w:t>28</w:t>
       </w:r>
     </w:p>
     <w:p>
@@ -1191,7 +1232,7 @@
           <w:sz w:val="19"/>
         </w:rPr>
         <w:tab/>
-        <w:t>28</w:t>
+        <w:t>29</w:t>
       </w:r>
     </w:p>
     <w:p>
@@ -1216,7 +1257,7 @@
           <w:sz w:val="19"/>
         </w:rPr>
         <w:tab/>
-        <w:t>28</w:t>
+        <w:t>29</w:t>
       </w:r>
     </w:p>
     <w:p>

--- a/docs/paper/PaperV5_Ollama_Primary.docx
+++ b/docs/paper/PaperV5_Ollama_Primary.docx
@@ -11,7 +11,7 @@
         <w:drawing>
           <ns4:inline>
             <ns4:extent cx="4114800" cy="1957913"/>
-            <ns4:docPr id="8" name="Picture 8"/>
+            <ns4:docPr id="10" name="Picture 10"/>
             <ns4:cNvGraphicFramePr>
               <ns5:graphicFrameLocks noChangeAspect="1"/>
             </ns4:cNvGraphicFramePr>
@@ -23,7 +23,7 @@
                     <ns6:cNvPicPr/>
                   </ns6:nvPicPr>
                   <ns6:blipFill>
-                    <ns5:blip r:embed="rId17"/>
+                    <ns5:blip r:embed="rId19"/>
                     <ns5:stretch>
                       <ns5:fillRect/>
                     </ns5:stretch>
@@ -756,10 +756,9 @@
       <w:r>
         <w:rPr>
           <w:rFonts w:ascii="Times New Roman" w:hAnsi="Times New Roman"/>
-          <w:b/>
           <w:sz w:val="19"/>
         </w:rPr>
-        <w:t>6. Discussion &amp; Threats to Validity</w:t>
+        <w:t xml:space="preserve">   5.9 Classical Machine Learning Classification Benchmark</w:t>
       </w:r>
       <w:r>
         <w:rPr>
@@ -781,9 +780,10 @@
       <w:r>
         <w:rPr>
           <w:rFonts w:ascii="Times New Roman" w:hAnsi="Times New Roman"/>
+          <w:b/>
           <w:sz w:val="19"/>
         </w:rPr>
-        <w:t xml:space="preserve">   6.1 Scientific Contributions and Methodological Novelty</w:t>
+        <w:t>6. Discussion &amp; Threats to Validity</w:t>
       </w:r>
       <w:r>
         <w:rPr>
@@ -792,7 +792,7 @@
           <w:sz w:val="19"/>
         </w:rPr>
         <w:tab/>
-        <w:t>23</w:t>
+        <w:t>24</w:t>
       </w:r>
     </w:p>
     <w:p>
@@ -807,7 +807,7 @@
           <w:rFonts w:ascii="Times New Roman" w:hAnsi="Times New Roman"/>
           <w:sz w:val="19"/>
         </w:rPr>
-        <w:t xml:space="preserve">   6.2 Discussion of Empirical Findings</w:t>
+        <w:t xml:space="preserve">   6.1 Scientific Contributions and Methodological Novelty</w:t>
       </w:r>
       <w:r>
         <w:rPr>
@@ -816,7 +816,7 @@
           <w:sz w:val="19"/>
         </w:rPr>
         <w:tab/>
-        <w:t>23</w:t>
+        <w:t>24</w:t>
       </w:r>
     </w:p>
     <w:p>
@@ -831,7 +831,7 @@
           <w:rFonts w:ascii="Times New Roman" w:hAnsi="Times New Roman"/>
           <w:sz w:val="19"/>
         </w:rPr>
-        <w:t xml:space="preserve">   6.3 Threats to Validity</w:t>
+        <w:t xml:space="preserve">   6.2 Discussion of Empirical Findings</w:t>
       </w:r>
       <w:r>
         <w:rPr>
@@ -853,10 +853,9 @@
       <w:r>
         <w:rPr>
           <w:rFonts w:ascii="Times New Roman" w:hAnsi="Times New Roman"/>
-          <w:b/>
           <w:sz w:val="19"/>
         </w:rPr>
-        <w:t>7. Limitations Analysis</w:t>
+        <w:t xml:space="preserve">   6.3 Threats to Validity</w:t>
       </w:r>
       <w:r>
         <w:rPr>
@@ -865,7 +864,7 @@
           <w:sz w:val="19"/>
         </w:rPr>
         <w:tab/>
-        <w:t>24</w:t>
+        <w:t>25</w:t>
       </w:r>
     </w:p>
     <w:p>
@@ -878,9 +877,10 @@
       <w:r>
         <w:rPr>
           <w:rFonts w:ascii="Times New Roman" w:hAnsi="Times New Roman"/>
+          <w:b/>
           <w:sz w:val="19"/>
         </w:rPr>
-        <w:t xml:space="preserve">   7.1 Methodological Limitations</w:t>
+        <w:t>7. Limitations Analysis</w:t>
       </w:r>
       <w:r>
         <w:rPr>
@@ -889,7 +889,7 @@
           <w:sz w:val="19"/>
         </w:rPr>
         <w:tab/>
-        <w:t>24</w:t>
+        <w:t>25</w:t>
       </w:r>
     </w:p>
     <w:p>
@@ -902,10 +902,9 @@
       <w:r>
         <w:rPr>
           <w:rFonts w:ascii="Times New Roman" w:hAnsi="Times New Roman"/>
-          <w:b/>
           <w:sz w:val="19"/>
         </w:rPr>
-        <w:t>8. Future Work</w:t>
+        <w:t xml:space="preserve">   7.1 Methodological Limitations</w:t>
       </w:r>
       <w:r>
         <w:rPr>
@@ -930,7 +929,7 @@
           <w:b/>
           <w:sz w:val="19"/>
         </w:rPr>
-        <w:t>9. Conclusion</w:t>
+        <w:t>8. Future Work</w:t>
       </w:r>
       <w:r>
         <w:rPr>
@@ -939,7 +938,7 @@
           <w:sz w:val="19"/>
         </w:rPr>
         <w:tab/>
-        <w:t>25</w:t>
+        <w:t>26</w:t>
       </w:r>
     </w:p>
     <w:p>
@@ -955,7 +954,7 @@
           <w:b/>
           <w:sz w:val="19"/>
         </w:rPr>
-        <w:t>Ethics &amp; Privacy Statement</w:t>
+        <w:t>9. Conclusion</w:t>
       </w:r>
       <w:r>
         <w:rPr>
@@ -964,7 +963,7 @@
           <w:sz w:val="19"/>
         </w:rPr>
         <w:tab/>
-        <w:t>25</w:t>
+        <w:t>26</w:t>
       </w:r>
     </w:p>
     <w:p>
@@ -980,7 +979,7 @@
           <w:b/>
           <w:sz w:val="19"/>
         </w:rPr>
-        <w:t>ACKNOWLEDGMENT</w:t>
+        <w:t>Ethics &amp; Privacy Statement</w:t>
       </w:r>
       <w:r>
         <w:rPr>
@@ -1005,7 +1004,7 @@
           <w:b/>
           <w:sz w:val="19"/>
         </w:rPr>
-        <w:t>APPENDIX A: REPRODUCIBILITY &amp; SYSTEM SPECIFICATIONS</w:t>
+        <w:t>ACKNOWLEDGMENT</w:t>
       </w:r>
       <w:r>
         <w:rPr>
@@ -1014,7 +1013,7 @@
           <w:sz w:val="19"/>
         </w:rPr>
         <w:tab/>
-        <w:t>26</w:t>
+        <w:t>27</w:t>
       </w:r>
     </w:p>
     <w:p>
@@ -1027,9 +1026,10 @@
       <w:r>
         <w:rPr>
           <w:rFonts w:ascii="Times New Roman" w:hAnsi="Times New Roman"/>
+          <w:b/>
           <w:sz w:val="19"/>
         </w:rPr>
-        <w:t xml:space="preserve">   A.1 Reproducibility &amp; System Environment Matrix</w:t>
+        <w:t>APPENDIX A: REPRODUCIBILITY &amp; SYSTEM SPECIFICATIONS</w:t>
       </w:r>
       <w:r>
         <w:rPr>
@@ -1038,7 +1038,7 @@
           <w:sz w:val="19"/>
         </w:rPr>
         <w:tab/>
-        <w:t>26</w:t>
+        <w:t>27</w:t>
       </w:r>
     </w:p>
     <w:p>
@@ -1053,7 +1053,7 @@
           <w:rFonts w:ascii="Times New Roman" w:hAnsi="Times New Roman"/>
           <w:sz w:val="19"/>
         </w:rPr>
-        <w:t xml:space="preserve">   A.2 Technical Clarifications &amp; Reviewer Inquiries</w:t>
+        <w:t xml:space="preserve">   A.1 Reproducibility &amp; System Environment Matrix</w:t>
       </w:r>
       <w:r>
         <w:rPr>
@@ -1062,7 +1062,7 @@
           <w:sz w:val="19"/>
         </w:rPr>
         <w:tab/>
-        <w:t>26</w:t>
+        <w:t>27</w:t>
       </w:r>
     </w:p>
     <w:p>
@@ -1075,10 +1075,9 @@
       <w:r>
         <w:rPr>
           <w:rFonts w:ascii="Times New Roman" w:hAnsi="Times New Roman"/>
-          <w:b/>
           <w:sz w:val="19"/>
         </w:rPr>
-        <w:t>APPENDIX B: FIELD SPECIFICATION &amp; OBSERVATION COUNT DERIVATION</w:t>
+        <w:t xml:space="preserve">   A.2 Technical Clarifications &amp; Reviewer Inquiries</w:t>
       </w:r>
       <w:r>
         <w:rPr>
@@ -1100,9 +1099,10 @@
       <w:r>
         <w:rPr>
           <w:rFonts w:ascii="Times New Roman" w:hAnsi="Times New Roman"/>
+          <w:b/>
           <w:sz w:val="19"/>
         </w:rPr>
-        <w:t xml:space="preserve">   B.1 Document Category Field Structure</w:t>
+        <w:t>APPENDIX B: FIELD SPECIFICATION &amp; OBSERVATION COUNT DERIVATION</w:t>
       </w:r>
       <w:r>
         <w:rPr>
@@ -1111,7 +1111,7 @@
           <w:sz w:val="19"/>
         </w:rPr>
         <w:tab/>
-        <w:t>27</w:t>
+        <w:t>28</w:t>
       </w:r>
     </w:p>
     <w:p>
@@ -1126,7 +1126,7 @@
           <w:rFonts w:ascii="Times New Roman" w:hAnsi="Times New Roman"/>
           <w:sz w:val="19"/>
         </w:rPr>
-        <w:t xml:space="preserve">   B.2 Mathematical Derivation of 24,480 Paired Observations</w:t>
+        <w:t xml:space="preserve">   B.1 Document Category Field Structure</w:t>
       </w:r>
       <w:r>
         <w:rPr>
@@ -1135,7 +1135,7 @@
           <w:sz w:val="19"/>
         </w:rPr>
         <w:tab/>
-        <w:t>27</w:t>
+        <w:t>28</w:t>
       </w:r>
     </w:p>
     <w:p>
@@ -1148,10 +1148,9 @@
       <w:r>
         <w:rPr>
           <w:rFonts w:ascii="Times New Roman" w:hAnsi="Times New Roman"/>
-          <w:b/>
           <w:sz w:val="19"/>
         </w:rPr>
-        <w:t>APPENDIX C: EMPIRICAL STATISTICAL METHODOLOGY &amp; BENCHMARKS</w:t>
+        <w:t xml:space="preserve">   B.2 Mathematical Derivation of 24,480 Paired Observations</w:t>
       </w:r>
       <w:r>
         <w:rPr>
@@ -1173,9 +1172,10 @@
       <w:r>
         <w:rPr>
           <w:rFonts w:ascii="Times New Roman" w:hAnsi="Times New Roman"/>
+          <w:b/>
           <w:sz w:val="19"/>
         </w:rPr>
-        <w:t xml:space="preserve">   C.1 Empirical Category Confusion Matrix (360 Specimens)</w:t>
+        <w:t>APPENDIX C: EMPIRICAL STATISTICAL METHODOLOGY &amp; BENCHMARKS</w:t>
       </w:r>
       <w:r>
         <w:rPr>
@@ -1184,7 +1184,7 @@
           <w:sz w:val="19"/>
         </w:rPr>
         <w:tab/>
-        <w:t>28</w:t>
+        <w:t>29</w:t>
       </w:r>
     </w:p>
     <w:p>
@@ -1199,7 +1199,7 @@
           <w:rFonts w:ascii="Times New Roman" w:hAnsi="Times New Roman"/>
           <w:sz w:val="19"/>
         </w:rPr>
-        <w:t xml:space="preserve">   C.2 McNemar Contingency Test &amp; Normalization Rescues</w:t>
+        <w:t xml:space="preserve">   C.1 Empirical Category Confusion Matrix (360 Specimens)</w:t>
       </w:r>
       <w:r>
         <w:rPr>
@@ -1208,7 +1208,7 @@
           <w:sz w:val="19"/>
         </w:rPr>
         <w:tab/>
-        <w:t>28</w:t>
+        <w:t>29</w:t>
       </w:r>
     </w:p>
     <w:p>
@@ -1223,7 +1223,7 @@
           <w:rFonts w:ascii="Times New Roman" w:hAnsi="Times New Roman"/>
           <w:sz w:val="19"/>
         </w:rPr>
-        <w:t xml:space="preserve">   C.3 Non-Parametric Bootstrap Confidence Intervals (B = 10,000)</w:t>
+        <w:t xml:space="preserve">   C.2 McNemar Contingency Test &amp; Normalization Rescues</w:t>
       </w:r>
       <w:r>
         <w:rPr>
@@ -1245,6 +1245,30 @@
       <w:r>
         <w:rPr>
           <w:rFonts w:ascii="Times New Roman" w:hAnsi="Times New Roman"/>
+          <w:sz w:val="19"/>
+        </w:rPr>
+        <w:t xml:space="preserve">   C.3 Non-Parametric Bootstrap Confidence Intervals (B = 10,000)</w:t>
+      </w:r>
+      <w:r>
+        <w:rPr>
+          <w:rFonts w:ascii="Times New Roman" w:hAnsi="Times New Roman"/>
+          <w:color w:val="404040"/>
+          <w:sz w:val="19"/>
+        </w:rPr>
+        <w:tab/>
+        <w:t>30</w:t>
+      </w:r>
+    </w:p>
+    <w:p>
+      <w:pPr>
+        <w:tabs>
+          <w:tab w:pos="9360" w:val="right" w:leader="dot"/>
+        </w:tabs>
+        <w:spacing w:line="276" w:lineRule="auto" w:after="40"/>
+      </w:pPr>
+      <w:r>
+        <w:rPr>
+          <w:rFonts w:ascii="Times New Roman" w:hAnsi="Times New Roman"/>
           <w:b/>
           <w:sz w:val="19"/>
         </w:rPr>
@@ -1257,7 +1281,7 @@
           <w:sz w:val="19"/>
         </w:rPr>
         <w:tab/>
-        <w:t>29</w:t>
+        <w:t>30</w:t>
       </w:r>
     </w:p>
     <w:p>
@@ -1380,7 +1404,6 @@
       </w:r>
       <w:r>
         <w:rPr>
-          <w:rFonts w:ascii="Times New Roman" w:hAnsi="Times New Roman"/>
           <w:sz w:val="19"/>
         </w:rPr>
         <w:t xml:space="preserve"> 2023361009.kushagra@ug.sharda.ac.in, </w:t>
@@ -1395,7 +1418,6 @@
       </w:r>
       <w:r>
         <w:rPr>
-          <w:rFonts w:ascii="Times New Roman" w:hAnsi="Times New Roman"/>
           <w:sz w:val="19"/>
         </w:rPr>
         <w:t xml:space="preserve"> 2023329421.aashish@ug.sharda.ac.in, </w:t>
@@ -1410,7 +1432,6 @@
       </w:r>
       <w:r>
         <w:rPr>
-          <w:rFonts w:ascii="Times New Roman" w:hAnsi="Times New Roman"/>
           <w:sz w:val="19"/>
         </w:rPr>
         <w:t xml:space="preserve"> 2023265132.avdesh@ug.sharda.ac.in</w:t>
@@ -16142,6 +16163,1795 @@
           <w:sz w:val="20"/>
         </w:rPr>
         <w:t>All 2,620 FORMAT_ERROR items in Pass A were converted to EXACT_MATCH in Pass B. Crucially, the 260 NORMALIZATION_ERROR items remained 100% constant, proving that CanonicalNormalizer resolves formatting variations without masking genuine extraction failures [25], [28], [37].</w:t>
+      </w:r>
+    </w:p>
+    <w:p>
+      <w:pPr>
+        <w:spacing w:before="240" w:after="80"/>
+        <w:outlineLvl w:val="1"/>
+      </w:pPr>
+      <w:r>
+        <w:rPr>
+          <w:rFonts w:ascii="Times New Roman" w:hAnsi="Times New Roman"/>
+          <w:b/>
+          <w:sz w:val="22"/>
+        </w:rPr>
+        <w:t>5.9 Classical Machine Learning Classification Benchmark</w:t>
+      </w:r>
+    </w:p>
+    <w:p>
+      <w:pPr>
+        <w:spacing w:after="80"/>
+        <w:jc w:val="both"/>
+      </w:pPr>
+      <w:r>
+        <w:t>To complement end-to-end neural vision-language model evaluation and assess the predictability of field extraction failures from structural, optical, and length features, we conduct a classical supervised machine learning benchmark. We evaluate two foundational tree-based classification algorithms—Decision Tree (DT) and Random Forest (RF)—to predict whether a given extraction observation results in an exact field match (y = 1) or an extraction mismatch/OCR failure (y = 0). The evaluation dataset comprises 24,480 paired field observations across 360 specimens extracted from live benchmark evaluations (paired_field_observations.csv), containing 18,263 exact match instances (74.60%) and 6,217 mismatch instances (25.40%).</w:t>
+      </w:r>
+    </w:p>
+    <w:p>
+      <w:pPr>
+        <w:spacing w:after="80"/>
+        <w:jc w:val="both"/>
+      </w:pPr>
+      <w:r>
+        <w:t>Six non-leaky input features are extracted for each observation: document_type (3 categories: student_id, marksheet, certificate), quality_profile (4 optical degradation profiles: clean, mobile_camera, scanner_copy, rotated_90), field_name (68 document field categories), expected_len (ground truth string character length), predicted_len (extracted string character length), and is_missing (binary flag indicating unextracted null predictions). To prevent data leakage, all preprocessing transformers—including OneHotEncoder(handle_unknown='ignore') for categorical variables and StandardScaler() for numerical features—are encapsulated inside an sklearn.pipeline.Pipeline and fitted exclusively on the training split (X_train) during model fitting.</w:t>
+      </w:r>
+    </w:p>
+    <w:p>
+      <w:pPr>
+        <w:spacing w:after="120"/>
+        <w:jc w:val="both"/>
+      </w:pPr>
+      <w:r>
+        <w:t>Classifiers are benchmarked across three stratified train-test partitions: 60:40 (N_train = 14,688, N_test = 9,792), 70:30 (N_train = 17,136, N_test = 7,344), and 80:20 (N_train = 19,584, N_test = 4,896) using a fixed seed (random_state = 42). Random Forest models are parameterized with n_estimators = 100, max_depth = 15, and criterion = 'gini'. Decision Tree models use max_depth = 15 and criterion = 'gini'. Prediction inference latency is measured exclusively around pipeline.predict(X_test) using high-resolution timers (time.perf_counter()). Table IX summarizes the twelve derived confusion-matrix performance metrics across all six model-split configurations.</w:t>
+      </w:r>
+    </w:p>
+    <w:p>
+      <w:pPr>
+        <w:spacing w:before="160" w:after="80"/>
+        <w:jc w:val="center"/>
+      </w:pPr>
+      <w:r>
+        <w:rPr>
+          <w:rFonts w:ascii="Times New Roman" w:hAnsi="Times New Roman"/>
+          <w:b/>
+          <w:sz w:val="19"/>
+        </w:rPr>
+        <w:t>TABLE IX: CLASSICAL MACHINE LEARNING BENCHMARK COMPARISON (RF VS. DT ACROSS TRAIN-TEST SPLITS)</w:t>
+      </w:r>
+    </w:p>
+    <w:p/>
+    <w:tbl>
+      <w:tblPr>
+        <w:tblW w:type="auto" w:w="0"/>
+        <w:tblLook w:firstColumn="1" w:firstRow="1" w:lastColumn="0" w:lastRow="0" w:noHBand="0" w:noVBand="1" w:val="04A0"/>
+      </w:tblPr>
+      <w:tblGrid>
+        <w:gridCol w:w="1337"/>
+        <w:gridCol w:w="1337"/>
+        <w:gridCol w:w="1337"/>
+        <w:gridCol w:w="1337"/>
+        <w:gridCol w:w="1337"/>
+        <w:gridCol w:w="1337"/>
+        <w:gridCol w:w="1337"/>
+      </w:tblGrid>
+      <w:tr>
+        <w:tc>
+          <w:tcPr>
+            <w:tcW w:type="dxa" w:w="1337"/>
+          </w:tcPr>
+          <w:p>
+            <w:pPr>
+              <w:jc w:val="left"/>
+            </w:pPr>
+            <w:r>
+              <w:rPr>
+                <w:rFonts w:ascii="Times New Roman" w:hAnsi="Times New Roman"/>
+                <w:b/>
+                <w:sz w:val="17"/>
+              </w:rPr>
+              <w:t>Metric</w:t>
+            </w:r>
+          </w:p>
+        </w:tc>
+        <w:tc>
+          <w:tcPr>
+            <w:tcW w:type="dxa" w:w="1337"/>
+          </w:tcPr>
+          <w:p>
+            <w:pPr>
+              <w:jc w:val="center"/>
+            </w:pPr>
+            <w:r>
+              <w:rPr>
+                <w:rFonts w:ascii="Times New Roman" w:hAnsi="Times New Roman"/>
+                <w:b/>
+                <w:sz w:val="17"/>
+              </w:rPr>
+              <w:t>RF 60:40</w:t>
+            </w:r>
+          </w:p>
+        </w:tc>
+        <w:tc>
+          <w:tcPr>
+            <w:tcW w:type="dxa" w:w="1337"/>
+          </w:tcPr>
+          <w:p>
+            <w:pPr>
+              <w:jc w:val="center"/>
+            </w:pPr>
+            <w:r>
+              <w:rPr>
+                <w:rFonts w:ascii="Times New Roman" w:hAnsi="Times New Roman"/>
+                <w:b/>
+                <w:sz w:val="17"/>
+              </w:rPr>
+              <w:t>RF 70:30</w:t>
+            </w:r>
+          </w:p>
+        </w:tc>
+        <w:tc>
+          <w:tcPr>
+            <w:tcW w:type="dxa" w:w="1337"/>
+          </w:tcPr>
+          <w:p>
+            <w:pPr>
+              <w:jc w:val="center"/>
+            </w:pPr>
+            <w:r>
+              <w:rPr>
+                <w:rFonts w:ascii="Times New Roman" w:hAnsi="Times New Roman"/>
+                <w:b/>
+                <w:sz w:val="17"/>
+              </w:rPr>
+              <w:t>RF 80:20</w:t>
+            </w:r>
+          </w:p>
+        </w:tc>
+        <w:tc>
+          <w:tcPr>
+            <w:tcW w:type="dxa" w:w="1337"/>
+          </w:tcPr>
+          <w:p>
+            <w:pPr>
+              <w:jc w:val="center"/>
+            </w:pPr>
+            <w:r>
+              <w:rPr>
+                <w:rFonts w:ascii="Times New Roman" w:hAnsi="Times New Roman"/>
+                <w:b/>
+                <w:sz w:val="17"/>
+              </w:rPr>
+              <w:t>DT 60:40</w:t>
+            </w:r>
+          </w:p>
+        </w:tc>
+        <w:tc>
+          <w:tcPr>
+            <w:tcW w:type="dxa" w:w="1337"/>
+          </w:tcPr>
+          <w:p>
+            <w:pPr>
+              <w:jc w:val="center"/>
+            </w:pPr>
+            <w:r>
+              <w:rPr>
+                <w:rFonts w:ascii="Times New Roman" w:hAnsi="Times New Roman"/>
+                <w:b/>
+                <w:sz w:val="17"/>
+              </w:rPr>
+              <w:t>DT 70:30</w:t>
+            </w:r>
+          </w:p>
+        </w:tc>
+        <w:tc>
+          <w:tcPr>
+            <w:tcW w:type="dxa" w:w="1337"/>
+          </w:tcPr>
+          <w:p>
+            <w:pPr>
+              <w:jc w:val="center"/>
+            </w:pPr>
+            <w:r>
+              <w:rPr>
+                <w:rFonts w:ascii="Times New Roman" w:hAnsi="Times New Roman"/>
+                <w:b/>
+                <w:sz w:val="17"/>
+              </w:rPr>
+              <w:t>DT 80:20</w:t>
+            </w:r>
+          </w:p>
+        </w:tc>
+      </w:tr>
+      <w:tr>
+        <w:tc>
+          <w:tcPr>
+            <w:tcW w:type="dxa" w:w="1337"/>
+          </w:tcPr>
+          <w:p>
+            <w:pPr>
+              <w:jc w:val="left"/>
+            </w:pPr>
+            <w:r>
+              <w:rPr>
+                <w:rFonts w:ascii="Times New Roman" w:hAnsi="Times New Roman"/>
+                <w:b/>
+                <w:sz w:val="17"/>
+              </w:rPr>
+              <w:t>Accuracy</w:t>
+            </w:r>
+          </w:p>
+        </w:tc>
+        <w:tc>
+          <w:tcPr>
+            <w:tcW w:type="dxa" w:w="1337"/>
+          </w:tcPr>
+          <w:p>
+            <w:pPr>
+              <w:jc w:val="center"/>
+            </w:pPr>
+            <w:r>
+              <w:rPr>
+                <w:rFonts w:ascii="Times New Roman" w:hAnsi="Times New Roman"/>
+                <w:sz w:val="17"/>
+              </w:rPr>
+              <w:t>0.874898</w:t>
+            </w:r>
+          </w:p>
+        </w:tc>
+        <w:tc>
+          <w:tcPr>
+            <w:tcW w:type="dxa" w:w="1337"/>
+          </w:tcPr>
+          <w:p>
+            <w:pPr>
+              <w:jc w:val="center"/>
+            </w:pPr>
+            <w:r>
+              <w:rPr>
+                <w:rFonts w:ascii="Times New Roman" w:hAnsi="Times New Roman"/>
+                <w:sz w:val="17"/>
+              </w:rPr>
+              <w:t>0.875817</w:t>
+            </w:r>
+          </w:p>
+        </w:tc>
+        <w:tc>
+          <w:tcPr>
+            <w:tcW w:type="dxa" w:w="1337"/>
+          </w:tcPr>
+          <w:p>
+            <w:pPr>
+              <w:jc w:val="center"/>
+            </w:pPr>
+            <w:r>
+              <w:rPr>
+                <w:rFonts w:ascii="Times New Roman" w:hAnsi="Times New Roman"/>
+                <w:sz w:val="17"/>
+              </w:rPr>
+              <w:t>0.878676</w:t>
+            </w:r>
+          </w:p>
+        </w:tc>
+        <w:tc>
+          <w:tcPr>
+            <w:tcW w:type="dxa" w:w="1337"/>
+          </w:tcPr>
+          <w:p>
+            <w:pPr>
+              <w:jc w:val="center"/>
+            </w:pPr>
+            <w:r>
+              <w:rPr>
+                <w:rFonts w:ascii="Times New Roman" w:hAnsi="Times New Roman"/>
+                <w:sz w:val="17"/>
+              </w:rPr>
+              <w:t>0.934947</w:t>
+            </w:r>
+          </w:p>
+        </w:tc>
+        <w:tc>
+          <w:tcPr>
+            <w:tcW w:type="dxa" w:w="1337"/>
+          </w:tcPr>
+          <w:p>
+            <w:pPr>
+              <w:jc w:val="center"/>
+            </w:pPr>
+            <w:r>
+              <w:rPr>
+                <w:rFonts w:ascii="Times New Roman" w:hAnsi="Times New Roman"/>
+                <w:sz w:val="17"/>
+              </w:rPr>
+              <w:t>0.935185</w:t>
+            </w:r>
+          </w:p>
+        </w:tc>
+        <w:tc>
+          <w:tcPr>
+            <w:tcW w:type="dxa" w:w="1337"/>
+          </w:tcPr>
+          <w:p>
+            <w:pPr>
+              <w:jc w:val="center"/>
+            </w:pPr>
+            <w:r>
+              <w:rPr>
+                <w:rFonts w:ascii="Times New Roman" w:hAnsi="Times New Roman"/>
+                <w:sz w:val="17"/>
+              </w:rPr>
+              <w:t>0.936887</w:t>
+            </w:r>
+          </w:p>
+        </w:tc>
+      </w:tr>
+      <w:tr>
+        <w:tc>
+          <w:tcPr>
+            <w:tcW w:type="dxa" w:w="1337"/>
+          </w:tcPr>
+          <w:p>
+            <w:pPr>
+              <w:jc w:val="left"/>
+            </w:pPr>
+            <w:r>
+              <w:rPr>
+                <w:rFonts w:ascii="Times New Roman" w:hAnsi="Times New Roman"/>
+                <w:b/>
+                <w:sz w:val="17"/>
+              </w:rPr>
+              <w:t>Precision</w:t>
+            </w:r>
+          </w:p>
+        </w:tc>
+        <w:tc>
+          <w:tcPr>
+            <w:tcW w:type="dxa" w:w="1337"/>
+          </w:tcPr>
+          <w:p>
+            <w:pPr>
+              <w:jc w:val="center"/>
+            </w:pPr>
+            <w:r>
+              <w:rPr>
+                <w:rFonts w:ascii="Times New Roman" w:hAnsi="Times New Roman"/>
+                <w:sz w:val="17"/>
+              </w:rPr>
+              <w:t>0.856389</w:t>
+            </w:r>
+          </w:p>
+        </w:tc>
+        <w:tc>
+          <w:tcPr>
+            <w:tcW w:type="dxa" w:w="1337"/>
+          </w:tcPr>
+          <w:p>
+            <w:pPr>
+              <w:jc w:val="center"/>
+            </w:pPr>
+            <w:r>
+              <w:rPr>
+                <w:rFonts w:ascii="Times New Roman" w:hAnsi="Times New Roman"/>
+                <w:sz w:val="17"/>
+              </w:rPr>
+              <w:t>0.857299</w:t>
+            </w:r>
+          </w:p>
+        </w:tc>
+        <w:tc>
+          <w:tcPr>
+            <w:tcW w:type="dxa" w:w="1337"/>
+          </w:tcPr>
+          <w:p>
+            <w:pPr>
+              <w:jc w:val="center"/>
+            </w:pPr>
+            <w:r>
+              <w:rPr>
+                <w:rFonts w:ascii="Times New Roman" w:hAnsi="Times New Roman"/>
+                <w:sz w:val="17"/>
+              </w:rPr>
+              <w:t>0.860137</w:t>
+            </w:r>
+          </w:p>
+        </w:tc>
+        <w:tc>
+          <w:tcPr>
+            <w:tcW w:type="dxa" w:w="1337"/>
+          </w:tcPr>
+          <w:p>
+            <w:pPr>
+              <w:jc w:val="center"/>
+            </w:pPr>
+            <w:r>
+              <w:rPr>
+                <w:rFonts w:ascii="Times New Roman" w:hAnsi="Times New Roman"/>
+                <w:sz w:val="17"/>
+              </w:rPr>
+              <w:t>0.927326</w:t>
+            </w:r>
+          </w:p>
+        </w:tc>
+        <w:tc>
+          <w:tcPr>
+            <w:tcW w:type="dxa" w:w="1337"/>
+          </w:tcPr>
+          <w:p>
+            <w:pPr>
+              <w:jc w:val="center"/>
+            </w:pPr>
+            <w:r>
+              <w:rPr>
+                <w:rFonts w:ascii="Times New Roman" w:hAnsi="Times New Roman"/>
+                <w:sz w:val="17"/>
+              </w:rPr>
+              <w:t>0.925498</w:t>
+            </w:r>
+          </w:p>
+        </w:tc>
+        <w:tc>
+          <w:tcPr>
+            <w:tcW w:type="dxa" w:w="1337"/>
+          </w:tcPr>
+          <w:p>
+            <w:pPr>
+              <w:jc w:val="center"/>
+            </w:pPr>
+            <w:r>
+              <w:rPr>
+                <w:rFonts w:ascii="Times New Roman" w:hAnsi="Times New Roman"/>
+                <w:sz w:val="17"/>
+              </w:rPr>
+              <w:t>0.928059</w:t>
+            </w:r>
+          </w:p>
+        </w:tc>
+      </w:tr>
+      <w:tr>
+        <w:tc>
+          <w:tcPr>
+            <w:tcW w:type="dxa" w:w="1337"/>
+          </w:tcPr>
+          <w:p>
+            <w:pPr>
+              <w:jc w:val="left"/>
+            </w:pPr>
+            <w:r>
+              <w:rPr>
+                <w:rFonts w:ascii="Times New Roman" w:hAnsi="Times New Roman"/>
+                <w:b/>
+                <w:sz w:val="17"/>
+              </w:rPr>
+              <w:t>Recall</w:t>
+            </w:r>
+          </w:p>
+        </w:tc>
+        <w:tc>
+          <w:tcPr>
+            <w:tcW w:type="dxa" w:w="1337"/>
+          </w:tcPr>
+          <w:p>
+            <w:pPr>
+              <w:jc w:val="center"/>
+            </w:pPr>
+            <w:r>
+              <w:rPr>
+                <w:rFonts w:ascii="Times New Roman" w:hAnsi="Times New Roman"/>
+                <w:sz w:val="17"/>
+              </w:rPr>
+              <w:t>1.000000</w:t>
+            </w:r>
+          </w:p>
+        </w:tc>
+        <w:tc>
+          <w:tcPr>
+            <w:tcW w:type="dxa" w:w="1337"/>
+          </w:tcPr>
+          <w:p>
+            <w:pPr>
+              <w:jc w:val="center"/>
+            </w:pPr>
+            <w:r>
+              <w:rPr>
+                <w:rFonts w:ascii="Times New Roman" w:hAnsi="Times New Roman"/>
+                <w:sz w:val="17"/>
+              </w:rPr>
+              <w:t>1.000000</w:t>
+            </w:r>
+          </w:p>
+        </w:tc>
+        <w:tc>
+          <w:tcPr>
+            <w:tcW w:type="dxa" w:w="1337"/>
+          </w:tcPr>
+          <w:p>
+            <w:pPr>
+              <w:jc w:val="center"/>
+            </w:pPr>
+            <w:r>
+              <w:rPr>
+                <w:rFonts w:ascii="Times New Roman" w:hAnsi="Times New Roman"/>
+                <w:sz w:val="17"/>
+              </w:rPr>
+              <w:t>1.000000</w:t>
+            </w:r>
+          </w:p>
+        </w:tc>
+        <w:tc>
+          <w:tcPr>
+            <w:tcW w:type="dxa" w:w="1337"/>
+          </w:tcPr>
+          <w:p>
+            <w:pPr>
+              <w:jc w:val="center"/>
+            </w:pPr>
+            <w:r>
+              <w:rPr>
+                <w:rFonts w:ascii="Times New Roman" w:hAnsi="Times New Roman"/>
+                <w:sz w:val="17"/>
+              </w:rPr>
+              <w:t>0.990418</w:t>
+            </w:r>
+          </w:p>
+        </w:tc>
+        <w:tc>
+          <w:tcPr>
+            <w:tcW w:type="dxa" w:w="1337"/>
+          </w:tcPr>
+          <w:p>
+            <w:pPr>
+              <w:jc w:val="center"/>
+            </w:pPr>
+            <w:r>
+              <w:rPr>
+                <w:rFonts w:ascii="Times New Roman" w:hAnsi="Times New Roman"/>
+                <w:sz w:val="17"/>
+              </w:rPr>
+              <w:t>0.993064</w:t>
+            </w:r>
+          </w:p>
+        </w:tc>
+        <w:tc>
+          <w:tcPr>
+            <w:tcW w:type="dxa" w:w="1337"/>
+          </w:tcPr>
+          <w:p>
+            <w:pPr>
+              <w:jc w:val="center"/>
+            </w:pPr>
+            <w:r>
+              <w:rPr>
+                <w:rFonts w:ascii="Times New Roman" w:hAnsi="Times New Roman"/>
+                <w:sz w:val="17"/>
+              </w:rPr>
+              <w:t>0.992335</w:t>
+            </w:r>
+          </w:p>
+        </w:tc>
+      </w:tr>
+      <w:tr>
+        <w:tc>
+          <w:tcPr>
+            <w:tcW w:type="dxa" w:w="1337"/>
+          </w:tcPr>
+          <w:p>
+            <w:pPr>
+              <w:jc w:val="left"/>
+            </w:pPr>
+            <w:r>
+              <w:rPr>
+                <w:rFonts w:ascii="Times New Roman" w:hAnsi="Times New Roman"/>
+                <w:b/>
+                <w:sz w:val="17"/>
+              </w:rPr>
+              <w:t>F1-Score</w:t>
+            </w:r>
+          </w:p>
+        </w:tc>
+        <w:tc>
+          <w:tcPr>
+            <w:tcW w:type="dxa" w:w="1337"/>
+          </w:tcPr>
+          <w:p>
+            <w:pPr>
+              <w:jc w:val="center"/>
+            </w:pPr>
+            <w:r>
+              <w:rPr>
+                <w:rFonts w:ascii="Times New Roman" w:hAnsi="Times New Roman"/>
+                <w:sz w:val="17"/>
+              </w:rPr>
+              <w:t>0.922640</w:t>
+            </w:r>
+          </w:p>
+        </w:tc>
+        <w:tc>
+          <w:tcPr>
+            <w:tcW w:type="dxa" w:w="1337"/>
+          </w:tcPr>
+          <w:p>
+            <w:pPr>
+              <w:jc w:val="center"/>
+            </w:pPr>
+            <w:r>
+              <w:rPr>
+                <w:rFonts w:ascii="Times New Roman" w:hAnsi="Times New Roman"/>
+                <w:sz w:val="17"/>
+              </w:rPr>
+              <w:t>0.923168</w:t>
+            </w:r>
+          </w:p>
+        </w:tc>
+        <w:tc>
+          <w:tcPr>
+            <w:tcW w:type="dxa" w:w="1337"/>
+          </w:tcPr>
+          <w:p>
+            <w:pPr>
+              <w:jc w:val="center"/>
+            </w:pPr>
+            <w:r>
+              <w:rPr>
+                <w:rFonts w:ascii="Times New Roman" w:hAnsi="Times New Roman"/>
+                <w:sz w:val="17"/>
+              </w:rPr>
+              <w:t>0.924810</w:t>
+            </w:r>
+          </w:p>
+        </w:tc>
+        <w:tc>
+          <w:tcPr>
+            <w:tcW w:type="dxa" w:w="1337"/>
+          </w:tcPr>
+          <w:p>
+            <w:pPr>
+              <w:jc w:val="center"/>
+            </w:pPr>
+            <w:r>
+              <w:rPr>
+                <w:rFonts w:ascii="Times New Roman" w:hAnsi="Times New Roman"/>
+                <w:sz w:val="17"/>
+              </w:rPr>
+              <w:t>0.957834</w:t>
+            </w:r>
+          </w:p>
+        </w:tc>
+        <w:tc>
+          <w:tcPr>
+            <w:tcW w:type="dxa" w:w="1337"/>
+          </w:tcPr>
+          <w:p>
+            <w:pPr>
+              <w:jc w:val="center"/>
+            </w:pPr>
+            <w:r>
+              <w:rPr>
+                <w:rFonts w:ascii="Times New Roman" w:hAnsi="Times New Roman"/>
+                <w:sz w:val="17"/>
+              </w:rPr>
+              <w:t>0.958091</w:t>
+            </w:r>
+          </w:p>
+        </w:tc>
+        <w:tc>
+          <w:tcPr>
+            <w:tcW w:type="dxa" w:w="1337"/>
+          </w:tcPr>
+          <w:p>
+            <w:pPr>
+              <w:jc w:val="center"/>
+            </w:pPr>
+            <w:r>
+              <w:rPr>
+                <w:rFonts w:ascii="Times New Roman" w:hAnsi="Times New Roman"/>
+                <w:sz w:val="17"/>
+              </w:rPr>
+              <w:t>0.959122</w:t>
+            </w:r>
+          </w:p>
+        </w:tc>
+      </w:tr>
+      <w:tr>
+        <w:tc>
+          <w:tcPr>
+            <w:tcW w:type="dxa" w:w="1337"/>
+          </w:tcPr>
+          <w:p>
+            <w:pPr>
+              <w:jc w:val="left"/>
+            </w:pPr>
+            <w:r>
+              <w:rPr>
+                <w:rFonts w:ascii="Times New Roman" w:hAnsi="Times New Roman"/>
+                <w:b/>
+                <w:sz w:val="17"/>
+              </w:rPr>
+              <w:t>Specificity</w:t>
+            </w:r>
+          </w:p>
+        </w:tc>
+        <w:tc>
+          <w:tcPr>
+            <w:tcW w:type="dxa" w:w="1337"/>
+          </w:tcPr>
+          <w:p>
+            <w:pPr>
+              <w:jc w:val="center"/>
+            </w:pPr>
+            <w:r>
+              <w:rPr>
+                <w:rFonts w:ascii="Times New Roman" w:hAnsi="Times New Roman"/>
+                <w:sz w:val="17"/>
+              </w:rPr>
+              <w:t>0.507439</w:t>
+            </w:r>
+          </w:p>
+        </w:tc>
+        <w:tc>
+          <w:tcPr>
+            <w:tcW w:type="dxa" w:w="1337"/>
+          </w:tcPr>
+          <w:p>
+            <w:pPr>
+              <w:jc w:val="center"/>
+            </w:pPr>
+            <w:r>
+              <w:rPr>
+                <w:rFonts w:ascii="Times New Roman" w:hAnsi="Times New Roman"/>
+                <w:sz w:val="17"/>
+              </w:rPr>
+              <w:t>0.510992</w:t>
+            </w:r>
+          </w:p>
+        </w:tc>
+        <w:tc>
+          <w:tcPr>
+            <w:tcW w:type="dxa" w:w="1337"/>
+          </w:tcPr>
+          <w:p>
+            <w:pPr>
+              <w:jc w:val="center"/>
+            </w:pPr>
+            <w:r>
+              <w:rPr>
+                <w:rFonts w:ascii="Times New Roman" w:hAnsi="Times New Roman"/>
+                <w:sz w:val="17"/>
+              </w:rPr>
+              <w:t>0.522124</w:t>
+            </w:r>
+          </w:p>
+        </w:tc>
+        <w:tc>
+          <w:tcPr>
+            <w:tcW w:type="dxa" w:w="1337"/>
+          </w:tcPr>
+          <w:p>
+            <w:pPr>
+              <w:jc w:val="center"/>
+            </w:pPr>
+            <w:r>
+              <w:rPr>
+                <w:rFonts w:ascii="Times New Roman" w:hAnsi="Times New Roman"/>
+                <w:sz w:val="17"/>
+              </w:rPr>
+              <w:t>0.772014</w:t>
+            </w:r>
+          </w:p>
+        </w:tc>
+        <w:tc>
+          <w:tcPr>
+            <w:tcW w:type="dxa" w:w="1337"/>
+          </w:tcPr>
+          <w:p>
+            <w:pPr>
+              <w:jc w:val="center"/>
+            </w:pPr>
+            <w:r>
+              <w:rPr>
+                <w:rFonts w:ascii="Times New Roman" w:hAnsi="Times New Roman"/>
+                <w:sz w:val="17"/>
+              </w:rPr>
+              <w:t>0.765147</w:t>
+            </w:r>
+          </w:p>
+        </w:tc>
+        <w:tc>
+          <w:tcPr>
+            <w:tcW w:type="dxa" w:w="1337"/>
+          </w:tcPr>
+          <w:p>
+            <w:pPr>
+              <w:jc w:val="center"/>
+            </w:pPr>
+            <w:r>
+              <w:rPr>
+                <w:rFonts w:ascii="Times New Roman" w:hAnsi="Times New Roman"/>
+                <w:sz w:val="17"/>
+              </w:rPr>
+              <w:t>0.773934</w:t>
+            </w:r>
+          </w:p>
+        </w:tc>
+      </w:tr>
+      <w:tr>
+        <w:tc>
+          <w:tcPr>
+            <w:tcW w:type="dxa" w:w="1337"/>
+          </w:tcPr>
+          <w:p>
+            <w:pPr>
+              <w:jc w:val="left"/>
+            </w:pPr>
+            <w:r>
+              <w:rPr>
+                <w:rFonts w:ascii="Times New Roman" w:hAnsi="Times New Roman"/>
+                <w:b/>
+                <w:sz w:val="17"/>
+              </w:rPr>
+              <w:t>NPV</w:t>
+            </w:r>
+          </w:p>
+        </w:tc>
+        <w:tc>
+          <w:tcPr>
+            <w:tcW w:type="dxa" w:w="1337"/>
+          </w:tcPr>
+          <w:p>
+            <w:pPr>
+              <w:jc w:val="center"/>
+            </w:pPr>
+            <w:r>
+              <w:rPr>
+                <w:rFonts w:ascii="Times New Roman" w:hAnsi="Times New Roman"/>
+                <w:sz w:val="17"/>
+              </w:rPr>
+              <w:t>1.000000</w:t>
+            </w:r>
+          </w:p>
+        </w:tc>
+        <w:tc>
+          <w:tcPr>
+            <w:tcW w:type="dxa" w:w="1337"/>
+          </w:tcPr>
+          <w:p>
+            <w:pPr>
+              <w:jc w:val="center"/>
+            </w:pPr>
+            <w:r>
+              <w:rPr>
+                <w:rFonts w:ascii="Times New Roman" w:hAnsi="Times New Roman"/>
+                <w:sz w:val="17"/>
+              </w:rPr>
+              <w:t>1.000000</w:t>
+            </w:r>
+          </w:p>
+        </w:tc>
+        <w:tc>
+          <w:tcPr>
+            <w:tcW w:type="dxa" w:w="1337"/>
+          </w:tcPr>
+          <w:p>
+            <w:pPr>
+              <w:jc w:val="center"/>
+            </w:pPr>
+            <w:r>
+              <w:rPr>
+                <w:rFonts w:ascii="Times New Roman" w:hAnsi="Times New Roman"/>
+                <w:sz w:val="17"/>
+              </w:rPr>
+              <w:t>1.000000</w:t>
+            </w:r>
+          </w:p>
+        </w:tc>
+        <w:tc>
+          <w:tcPr>
+            <w:tcW w:type="dxa" w:w="1337"/>
+          </w:tcPr>
+          <w:p>
+            <w:pPr>
+              <w:jc w:val="center"/>
+            </w:pPr>
+            <w:r>
+              <w:rPr>
+                <w:rFonts w:ascii="Times New Roman" w:hAnsi="Times New Roman"/>
+                <w:sz w:val="17"/>
+              </w:rPr>
+              <w:t>0.964824</w:t>
+            </w:r>
+          </w:p>
+        </w:tc>
+        <w:tc>
+          <w:tcPr>
+            <w:tcW w:type="dxa" w:w="1337"/>
+          </w:tcPr>
+          <w:p>
+            <w:pPr>
+              <w:jc w:val="center"/>
+            </w:pPr>
+            <w:r>
+              <w:rPr>
+                <w:rFonts w:ascii="Times New Roman" w:hAnsi="Times New Roman"/>
+                <w:sz w:val="17"/>
+              </w:rPr>
+              <w:t>0.974061</w:t>
+            </w:r>
+          </w:p>
+        </w:tc>
+        <w:tc>
+          <w:tcPr>
+            <w:tcW w:type="dxa" w:w="1337"/>
+          </w:tcPr>
+          <w:p>
+            <w:pPr>
+              <w:jc w:val="center"/>
+            </w:pPr>
+            <w:r>
+              <w:rPr>
+                <w:rFonts w:ascii="Times New Roman" w:hAnsi="Times New Roman"/>
+                <w:sz w:val="17"/>
+              </w:rPr>
+              <w:t>0.971717</w:t>
+            </w:r>
+          </w:p>
+        </w:tc>
+      </w:tr>
+      <w:tr>
+        <w:tc>
+          <w:tcPr>
+            <w:tcW w:type="dxa" w:w="1337"/>
+          </w:tcPr>
+          <w:p>
+            <w:pPr>
+              <w:jc w:val="left"/>
+            </w:pPr>
+            <w:r>
+              <w:rPr>
+                <w:rFonts w:ascii="Times New Roman" w:hAnsi="Times New Roman"/>
+                <w:b/>
+                <w:sz w:val="17"/>
+              </w:rPr>
+              <w:t>MCC</w:t>
+            </w:r>
+          </w:p>
+        </w:tc>
+        <w:tc>
+          <w:tcPr>
+            <w:tcW w:type="dxa" w:w="1337"/>
+          </w:tcPr>
+          <w:p>
+            <w:pPr>
+              <w:jc w:val="center"/>
+            </w:pPr>
+            <w:r>
+              <w:rPr>
+                <w:rFonts w:ascii="Times New Roman" w:hAnsi="Times New Roman"/>
+                <w:sz w:val="17"/>
+              </w:rPr>
+              <w:t>0.659215</w:t>
+            </w:r>
+          </w:p>
+        </w:tc>
+        <w:tc>
+          <w:tcPr>
+            <w:tcW w:type="dxa" w:w="1337"/>
+          </w:tcPr>
+          <w:p>
+            <w:pPr>
+              <w:jc w:val="center"/>
+            </w:pPr>
+            <w:r>
+              <w:rPr>
+                <w:rFonts w:ascii="Times New Roman" w:hAnsi="Times New Roman"/>
+                <w:sz w:val="17"/>
+              </w:rPr>
+              <w:t>0.661871</w:t>
+            </w:r>
+          </w:p>
+        </w:tc>
+        <w:tc>
+          <w:tcPr>
+            <w:tcW w:type="dxa" w:w="1337"/>
+          </w:tcPr>
+          <w:p>
+            <w:pPr>
+              <w:jc w:val="center"/>
+            </w:pPr>
+            <w:r>
+              <w:rPr>
+                <w:rFonts w:ascii="Times New Roman" w:hAnsi="Times New Roman"/>
+                <w:sz w:val="17"/>
+              </w:rPr>
+              <w:t>0.670148</w:t>
+            </w:r>
+          </w:p>
+        </w:tc>
+        <w:tc>
+          <w:tcPr>
+            <w:tcW w:type="dxa" w:w="1337"/>
+          </w:tcPr>
+          <w:p>
+            <w:pPr>
+              <w:jc w:val="center"/>
+            </w:pPr>
+            <w:r>
+              <w:rPr>
+                <w:rFonts w:ascii="Times New Roman" w:hAnsi="Times New Roman"/>
+                <w:sz w:val="17"/>
+              </w:rPr>
+              <w:t>0.824745</w:t>
+            </w:r>
+          </w:p>
+        </w:tc>
+        <w:tc>
+          <w:tcPr>
+            <w:tcW w:type="dxa" w:w="1337"/>
+          </w:tcPr>
+          <w:p>
+            <w:pPr>
+              <w:jc w:val="center"/>
+            </w:pPr>
+            <w:r>
+              <w:rPr>
+                <w:rFonts w:ascii="Times New Roman" w:hAnsi="Times New Roman"/>
+                <w:sz w:val="17"/>
+              </w:rPr>
+              <w:t>0.825867</w:t>
+            </w:r>
+          </w:p>
+        </w:tc>
+        <w:tc>
+          <w:tcPr>
+            <w:tcW w:type="dxa" w:w="1337"/>
+          </w:tcPr>
+          <w:p>
+            <w:pPr>
+              <w:jc w:val="center"/>
+            </w:pPr>
+            <w:r>
+              <w:rPr>
+                <w:rFonts w:ascii="Times New Roman" w:hAnsi="Times New Roman"/>
+                <w:sz w:val="17"/>
+              </w:rPr>
+              <w:t>0.830344</w:t>
+            </w:r>
+          </w:p>
+        </w:tc>
+      </w:tr>
+      <w:tr>
+        <w:tc>
+          <w:tcPr>
+            <w:tcW w:type="dxa" w:w="1337"/>
+          </w:tcPr>
+          <w:p>
+            <w:pPr>
+              <w:jc w:val="left"/>
+            </w:pPr>
+            <w:r>
+              <w:rPr>
+                <w:rFonts w:ascii="Times New Roman" w:hAnsi="Times New Roman"/>
+                <w:b/>
+                <w:sz w:val="17"/>
+              </w:rPr>
+              <w:t>FPR</w:t>
+            </w:r>
+          </w:p>
+        </w:tc>
+        <w:tc>
+          <w:tcPr>
+            <w:tcW w:type="dxa" w:w="1337"/>
+          </w:tcPr>
+          <w:p>
+            <w:pPr>
+              <w:jc w:val="center"/>
+            </w:pPr>
+            <w:r>
+              <w:rPr>
+                <w:rFonts w:ascii="Times New Roman" w:hAnsi="Times New Roman"/>
+                <w:sz w:val="17"/>
+              </w:rPr>
+              <w:t>0.492561</w:t>
+            </w:r>
+          </w:p>
+        </w:tc>
+        <w:tc>
+          <w:tcPr>
+            <w:tcW w:type="dxa" w:w="1337"/>
+          </w:tcPr>
+          <w:p>
+            <w:pPr>
+              <w:jc w:val="center"/>
+            </w:pPr>
+            <w:r>
+              <w:rPr>
+                <w:rFonts w:ascii="Times New Roman" w:hAnsi="Times New Roman"/>
+                <w:sz w:val="17"/>
+              </w:rPr>
+              <w:t>0.489008</w:t>
+            </w:r>
+          </w:p>
+        </w:tc>
+        <w:tc>
+          <w:tcPr>
+            <w:tcW w:type="dxa" w:w="1337"/>
+          </w:tcPr>
+          <w:p>
+            <w:pPr>
+              <w:jc w:val="center"/>
+            </w:pPr>
+            <w:r>
+              <w:rPr>
+                <w:rFonts w:ascii="Times New Roman" w:hAnsi="Times New Roman"/>
+                <w:sz w:val="17"/>
+              </w:rPr>
+              <w:t>0.477876</w:t>
+            </w:r>
+          </w:p>
+        </w:tc>
+        <w:tc>
+          <w:tcPr>
+            <w:tcW w:type="dxa" w:w="1337"/>
+          </w:tcPr>
+          <w:p>
+            <w:pPr>
+              <w:jc w:val="center"/>
+            </w:pPr>
+            <w:r>
+              <w:rPr>
+                <w:rFonts w:ascii="Times New Roman" w:hAnsi="Times New Roman"/>
+                <w:sz w:val="17"/>
+              </w:rPr>
+              <w:t>0.227986</w:t>
+            </w:r>
+          </w:p>
+        </w:tc>
+        <w:tc>
+          <w:tcPr>
+            <w:tcW w:type="dxa" w:w="1337"/>
+          </w:tcPr>
+          <w:p>
+            <w:pPr>
+              <w:jc w:val="center"/>
+            </w:pPr>
+            <w:r>
+              <w:rPr>
+                <w:rFonts w:ascii="Times New Roman" w:hAnsi="Times New Roman"/>
+                <w:sz w:val="17"/>
+              </w:rPr>
+              <w:t>0.234853</w:t>
+            </w:r>
+          </w:p>
+        </w:tc>
+        <w:tc>
+          <w:tcPr>
+            <w:tcW w:type="dxa" w:w="1337"/>
+          </w:tcPr>
+          <w:p>
+            <w:pPr>
+              <w:jc w:val="center"/>
+            </w:pPr>
+            <w:r>
+              <w:rPr>
+                <w:rFonts w:ascii="Times New Roman" w:hAnsi="Times New Roman"/>
+                <w:sz w:val="17"/>
+              </w:rPr>
+              <w:t>0.226066</w:t>
+            </w:r>
+          </w:p>
+        </w:tc>
+      </w:tr>
+      <w:tr>
+        <w:tc>
+          <w:tcPr>
+            <w:tcW w:type="dxa" w:w="1337"/>
+          </w:tcPr>
+          <w:p>
+            <w:pPr>
+              <w:jc w:val="left"/>
+            </w:pPr>
+            <w:r>
+              <w:rPr>
+                <w:rFonts w:ascii="Times New Roman" w:hAnsi="Times New Roman"/>
+                <w:b/>
+                <w:sz w:val="17"/>
+              </w:rPr>
+              <w:t>FNR</w:t>
+            </w:r>
+          </w:p>
+        </w:tc>
+        <w:tc>
+          <w:tcPr>
+            <w:tcW w:type="dxa" w:w="1337"/>
+          </w:tcPr>
+          <w:p>
+            <w:pPr>
+              <w:jc w:val="center"/>
+            </w:pPr>
+            <w:r>
+              <w:rPr>
+                <w:rFonts w:ascii="Times New Roman" w:hAnsi="Times New Roman"/>
+                <w:sz w:val="17"/>
+              </w:rPr>
+              <w:t>0.000000</w:t>
+            </w:r>
+          </w:p>
+        </w:tc>
+        <w:tc>
+          <w:tcPr>
+            <w:tcW w:type="dxa" w:w="1337"/>
+          </w:tcPr>
+          <w:p>
+            <w:pPr>
+              <w:jc w:val="center"/>
+            </w:pPr>
+            <w:r>
+              <w:rPr>
+                <w:rFonts w:ascii="Times New Roman" w:hAnsi="Times New Roman"/>
+                <w:sz w:val="17"/>
+              </w:rPr>
+              <w:t>0.000000</w:t>
+            </w:r>
+          </w:p>
+        </w:tc>
+        <w:tc>
+          <w:tcPr>
+            <w:tcW w:type="dxa" w:w="1337"/>
+          </w:tcPr>
+          <w:p>
+            <w:pPr>
+              <w:jc w:val="center"/>
+            </w:pPr>
+            <w:r>
+              <w:rPr>
+                <w:rFonts w:ascii="Times New Roman" w:hAnsi="Times New Roman"/>
+                <w:sz w:val="17"/>
+              </w:rPr>
+              <w:t>0.000000</w:t>
+            </w:r>
+          </w:p>
+        </w:tc>
+        <w:tc>
+          <w:tcPr>
+            <w:tcW w:type="dxa" w:w="1337"/>
+          </w:tcPr>
+          <w:p>
+            <w:pPr>
+              <w:jc w:val="center"/>
+            </w:pPr>
+            <w:r>
+              <w:rPr>
+                <w:rFonts w:ascii="Times New Roman" w:hAnsi="Times New Roman"/>
+                <w:sz w:val="17"/>
+              </w:rPr>
+              <w:t>0.009582</w:t>
+            </w:r>
+          </w:p>
+        </w:tc>
+        <w:tc>
+          <w:tcPr>
+            <w:tcW w:type="dxa" w:w="1337"/>
+          </w:tcPr>
+          <w:p>
+            <w:pPr>
+              <w:jc w:val="center"/>
+            </w:pPr>
+            <w:r>
+              <w:rPr>
+                <w:rFonts w:ascii="Times New Roman" w:hAnsi="Times New Roman"/>
+                <w:sz w:val="17"/>
+              </w:rPr>
+              <w:t>0.006936</w:t>
+            </w:r>
+          </w:p>
+        </w:tc>
+        <w:tc>
+          <w:tcPr>
+            <w:tcW w:type="dxa" w:w="1337"/>
+          </w:tcPr>
+          <w:p>
+            <w:pPr>
+              <w:jc w:val="center"/>
+            </w:pPr>
+            <w:r>
+              <w:rPr>
+                <w:rFonts w:ascii="Times New Roman" w:hAnsi="Times New Roman"/>
+                <w:sz w:val="17"/>
+              </w:rPr>
+              <w:t>0.007665</w:t>
+            </w:r>
+          </w:p>
+        </w:tc>
+      </w:tr>
+      <w:tr>
+        <w:tc>
+          <w:tcPr>
+            <w:tcW w:type="dxa" w:w="1337"/>
+          </w:tcPr>
+          <w:p>
+            <w:pPr>
+              <w:jc w:val="left"/>
+            </w:pPr>
+            <w:r>
+              <w:rPr>
+                <w:rFonts w:ascii="Times New Roman" w:hAnsi="Times New Roman"/>
+                <w:b/>
+                <w:sz w:val="17"/>
+              </w:rPr>
+              <w:t>FDR</w:t>
+            </w:r>
+          </w:p>
+        </w:tc>
+        <w:tc>
+          <w:tcPr>
+            <w:tcW w:type="dxa" w:w="1337"/>
+          </w:tcPr>
+          <w:p>
+            <w:pPr>
+              <w:jc w:val="center"/>
+            </w:pPr>
+            <w:r>
+              <w:rPr>
+                <w:rFonts w:ascii="Times New Roman" w:hAnsi="Times New Roman"/>
+                <w:sz w:val="17"/>
+              </w:rPr>
+              <w:t>0.143611</w:t>
+            </w:r>
+          </w:p>
+        </w:tc>
+        <w:tc>
+          <w:tcPr>
+            <w:tcW w:type="dxa" w:w="1337"/>
+          </w:tcPr>
+          <w:p>
+            <w:pPr>
+              <w:jc w:val="center"/>
+            </w:pPr>
+            <w:r>
+              <w:rPr>
+                <w:rFonts w:ascii="Times New Roman" w:hAnsi="Times New Roman"/>
+                <w:sz w:val="17"/>
+              </w:rPr>
+              <w:t>0.142701</w:t>
+            </w:r>
+          </w:p>
+        </w:tc>
+        <w:tc>
+          <w:tcPr>
+            <w:tcW w:type="dxa" w:w="1337"/>
+          </w:tcPr>
+          <w:p>
+            <w:pPr>
+              <w:jc w:val="center"/>
+            </w:pPr>
+            <w:r>
+              <w:rPr>
+                <w:rFonts w:ascii="Times New Roman" w:hAnsi="Times New Roman"/>
+                <w:sz w:val="17"/>
+              </w:rPr>
+              <w:t>0.139863</w:t>
+            </w:r>
+          </w:p>
+        </w:tc>
+        <w:tc>
+          <w:tcPr>
+            <w:tcW w:type="dxa" w:w="1337"/>
+          </w:tcPr>
+          <w:p>
+            <w:pPr>
+              <w:jc w:val="center"/>
+            </w:pPr>
+            <w:r>
+              <w:rPr>
+                <w:rFonts w:ascii="Times New Roman" w:hAnsi="Times New Roman"/>
+                <w:sz w:val="17"/>
+              </w:rPr>
+              <w:t>0.072674</w:t>
+            </w:r>
+          </w:p>
+        </w:tc>
+        <w:tc>
+          <w:tcPr>
+            <w:tcW w:type="dxa" w:w="1337"/>
+          </w:tcPr>
+          <w:p>
+            <w:pPr>
+              <w:jc w:val="center"/>
+            </w:pPr>
+            <w:r>
+              <w:rPr>
+                <w:rFonts w:ascii="Times New Roman" w:hAnsi="Times New Roman"/>
+                <w:sz w:val="17"/>
+              </w:rPr>
+              <w:t>0.074502</w:t>
+            </w:r>
+          </w:p>
+        </w:tc>
+        <w:tc>
+          <w:tcPr>
+            <w:tcW w:type="dxa" w:w="1337"/>
+          </w:tcPr>
+          <w:p>
+            <w:pPr>
+              <w:jc w:val="center"/>
+            </w:pPr>
+            <w:r>
+              <w:rPr>
+                <w:rFonts w:ascii="Times New Roman" w:hAnsi="Times New Roman"/>
+                <w:sz w:val="17"/>
+              </w:rPr>
+              <w:t>0.071941</w:t>
+            </w:r>
+          </w:p>
+        </w:tc>
+      </w:tr>
+      <w:tr>
+        <w:tc>
+          <w:tcPr>
+            <w:tcW w:type="dxa" w:w="1337"/>
+          </w:tcPr>
+          <w:p>
+            <w:pPr>
+              <w:jc w:val="left"/>
+            </w:pPr>
+            <w:r>
+              <w:rPr>
+                <w:rFonts w:ascii="Times New Roman" w:hAnsi="Times New Roman"/>
+                <w:b/>
+                <w:sz w:val="17"/>
+              </w:rPr>
+              <w:t>FOR</w:t>
+            </w:r>
+          </w:p>
+        </w:tc>
+        <w:tc>
+          <w:tcPr>
+            <w:tcW w:type="dxa" w:w="1337"/>
+          </w:tcPr>
+          <w:p>
+            <w:pPr>
+              <w:jc w:val="center"/>
+            </w:pPr>
+            <w:r>
+              <w:rPr>
+                <w:rFonts w:ascii="Times New Roman" w:hAnsi="Times New Roman"/>
+                <w:sz w:val="17"/>
+              </w:rPr>
+              <w:t>0.000000</w:t>
+            </w:r>
+          </w:p>
+        </w:tc>
+        <w:tc>
+          <w:tcPr>
+            <w:tcW w:type="dxa" w:w="1337"/>
+          </w:tcPr>
+          <w:p>
+            <w:pPr>
+              <w:jc w:val="center"/>
+            </w:pPr>
+            <w:r>
+              <w:rPr>
+                <w:rFonts w:ascii="Times New Roman" w:hAnsi="Times New Roman"/>
+                <w:sz w:val="17"/>
+              </w:rPr>
+              <w:t>0.000000</w:t>
+            </w:r>
+          </w:p>
+        </w:tc>
+        <w:tc>
+          <w:tcPr>
+            <w:tcW w:type="dxa" w:w="1337"/>
+          </w:tcPr>
+          <w:p>
+            <w:pPr>
+              <w:jc w:val="center"/>
+            </w:pPr>
+            <w:r>
+              <w:rPr>
+                <w:rFonts w:ascii="Times New Roman" w:hAnsi="Times New Roman"/>
+                <w:sz w:val="17"/>
+              </w:rPr>
+              <w:t>0.000000</w:t>
+            </w:r>
+          </w:p>
+        </w:tc>
+        <w:tc>
+          <w:tcPr>
+            <w:tcW w:type="dxa" w:w="1337"/>
+          </w:tcPr>
+          <w:p>
+            <w:pPr>
+              <w:jc w:val="center"/>
+            </w:pPr>
+            <w:r>
+              <w:rPr>
+                <w:rFonts w:ascii="Times New Roman" w:hAnsi="Times New Roman"/>
+                <w:sz w:val="17"/>
+              </w:rPr>
+              <w:t>0.000000</w:t>
+            </w:r>
+          </w:p>
+        </w:tc>
+        <w:tc>
+          <w:tcPr>
+            <w:tcW w:type="dxa" w:w="1337"/>
+          </w:tcPr>
+          <w:p>
+            <w:pPr>
+              <w:jc w:val="center"/>
+            </w:pPr>
+            <w:r>
+              <w:rPr>
+                <w:rFonts w:ascii="Times New Roman" w:hAnsi="Times New Roman"/>
+                <w:sz w:val="17"/>
+              </w:rPr>
+              <w:t>0.000000</w:t>
+            </w:r>
+          </w:p>
+        </w:tc>
+        <w:tc>
+          <w:tcPr>
+            <w:tcW w:type="dxa" w:w="1337"/>
+          </w:tcPr>
+          <w:p>
+            <w:pPr>
+              <w:jc w:val="center"/>
+            </w:pPr>
+            <w:r>
+              <w:rPr>
+                <w:rFonts w:ascii="Times New Roman" w:hAnsi="Times New Roman"/>
+                <w:sz w:val="17"/>
+              </w:rPr>
+              <w:t>0.000000</w:t>
+            </w:r>
+          </w:p>
+        </w:tc>
+      </w:tr>
+      <w:tr>
+        <w:tc>
+          <w:tcPr>
+            <w:tcW w:type="dxa" w:w="1337"/>
+          </w:tcPr>
+          <w:p>
+            <w:pPr>
+              <w:jc w:val="left"/>
+            </w:pPr>
+            <w:r>
+              <w:rPr>
+                <w:rFonts w:ascii="Times New Roman" w:hAnsi="Times New Roman"/>
+                <w:b/>
+                <w:sz w:val="17"/>
+              </w:rPr>
+              <w:t>Prediction Time (s)</w:t>
+            </w:r>
+          </w:p>
+        </w:tc>
+        <w:tc>
+          <w:tcPr>
+            <w:tcW w:type="dxa" w:w="1337"/>
+          </w:tcPr>
+          <w:p>
+            <w:pPr>
+              <w:jc w:val="center"/>
+            </w:pPr>
+            <w:r>
+              <w:rPr>
+                <w:rFonts w:ascii="Times New Roman" w:hAnsi="Times New Roman"/>
+                <w:sz w:val="17"/>
+              </w:rPr>
+              <w:t>0.167798</w:t>
+            </w:r>
+          </w:p>
+        </w:tc>
+        <w:tc>
+          <w:tcPr>
+            <w:tcW w:type="dxa" w:w="1337"/>
+          </w:tcPr>
+          <w:p>
+            <w:pPr>
+              <w:jc w:val="center"/>
+            </w:pPr>
+            <w:r>
+              <w:rPr>
+                <w:rFonts w:ascii="Times New Roman" w:hAnsi="Times New Roman"/>
+                <w:sz w:val="17"/>
+              </w:rPr>
+              <w:t>0.146718</w:t>
+            </w:r>
+          </w:p>
+        </w:tc>
+        <w:tc>
+          <w:tcPr>
+            <w:tcW w:type="dxa" w:w="1337"/>
+          </w:tcPr>
+          <w:p>
+            <w:pPr>
+              <w:jc w:val="center"/>
+            </w:pPr>
+            <w:r>
+              <w:rPr>
+                <w:rFonts w:ascii="Times New Roman" w:hAnsi="Times New Roman"/>
+                <w:sz w:val="17"/>
+              </w:rPr>
+              <w:t>0.120588</w:t>
+            </w:r>
+          </w:p>
+        </w:tc>
+        <w:tc>
+          <w:tcPr>
+            <w:tcW w:type="dxa" w:w="1337"/>
+          </w:tcPr>
+          <w:p>
+            <w:pPr>
+              <w:jc w:val="center"/>
+            </w:pPr>
+            <w:r>
+              <w:rPr>
+                <w:rFonts w:ascii="Times New Roman" w:hAnsi="Times New Roman"/>
+                <w:sz w:val="17"/>
+              </w:rPr>
+              <w:t>0.025032</w:t>
+            </w:r>
+          </w:p>
+        </w:tc>
+        <w:tc>
+          <w:tcPr>
+            <w:tcW w:type="dxa" w:w="1337"/>
+          </w:tcPr>
+          <w:p>
+            <w:pPr>
+              <w:jc w:val="center"/>
+            </w:pPr>
+            <w:r>
+              <w:rPr>
+                <w:rFonts w:ascii="Times New Roman" w:hAnsi="Times New Roman"/>
+                <w:sz w:val="17"/>
+              </w:rPr>
+              <w:t>0.018994</w:t>
+            </w:r>
+          </w:p>
+        </w:tc>
+        <w:tc>
+          <w:tcPr>
+            <w:tcW w:type="dxa" w:w="1337"/>
+          </w:tcPr>
+          <w:p>
+            <w:pPr>
+              <w:jc w:val="center"/>
+            </w:pPr>
+            <w:r>
+              <w:rPr>
+                <w:rFonts w:ascii="Times New Roman" w:hAnsi="Times New Roman"/>
+                <w:sz w:val="17"/>
+              </w:rPr>
+              <w:t>0.016724</w:t>
+            </w:r>
+          </w:p>
+        </w:tc>
+      </w:tr>
+    </w:tbl>
+    <w:p>
+      <w:pPr>
+        <w:spacing w:before="120" w:after="80"/>
+        <w:jc w:val="both"/>
+      </w:pPr>
+      <w:r>
+        <w:t>As demonstrated in Table IX, Decision Tree classifiers consistently outperform Random Forest across all evaluation partitions. The DT 80:20 model achieves top performance with 93.69% classification accuracy, 95.91% F1-score, 77.39% specificity, and an MCC of 0.8303, completing 4,896 test inferences in only 16.72 ms (3.41 µs/specimen). By contrast, RF 80:20 achieves 87.87% accuracy and 92.48% F1-score with 120.59 ms prediction latency.</w:t>
+      </w:r>
+    </w:p>
+    <w:p>
+      <w:pPr>
+        <w:spacing w:after="120"/>
+        <w:jc w:val="both"/>
+      </w:pPr>
+      <w:r>
+        <w:t>The superior accuracy of single Decision Trees over Random Forests in this domain stems from the discrete, axis-aligned partition structure of the feature space. Critical optical degradations—specifically severe 90° rotation (quality_profile = rotated_90) or unextracted null values (is_missing = 1)—exhibit deterministic step-function relationships with field extraction failures. A single deep Decision Tree directly isolates these sharp decision boundaries without hyper-plane smoothing. Conversely, Random Forest bagging averages probability estimates across 100 decorrelated trees, smoothing out crisp binary splits and slightly inflating false positive rates on non-degraded specimens (FPR = 0.4779 for RF 80:20 vs FPR = 0.2261 for DT 80:20). Figures 10 and 11 display the composite confusion matrices for Decision Tree and Random Forest classifiers across all three train-test splits.</w:t>
+      </w:r>
+    </w:p>
+    <w:p>
+      <w:pPr>
+        <w:spacing w:before="160" w:after="40"/>
+        <w:jc w:val="center"/>
+      </w:pPr>
+      <w:r>
+        <w:drawing>
+          <ns4:inline>
+            <ns4:extent cx="5669280" cy="1514005"/>
+            <ns4:docPr id="8" name="Picture 8"/>
+            <ns4:cNvGraphicFramePr>
+              <ns5:graphicFrameLocks noChangeAspect="1"/>
+            </ns4:cNvGraphicFramePr>
+            <ns5:graphic>
+              <ns5:graphicData uri="http://schemas.openxmlformats.org/drawingml/2006/picture">
+                <ns6:pic>
+                  <ns6:nvPicPr>
+                    <ns6:cNvPr id="0" name="dt_composite.png"/>
+                    <ns6:cNvPicPr/>
+                  </ns6:nvPicPr>
+                  <ns6:blipFill>
+                    <ns5:blip r:embed="rId17"/>
+                    <ns5:stretch>
+                      <ns5:fillRect/>
+                    </ns5:stretch>
+                  </ns6:blipFill>
+                  <ns6:spPr>
+                    <ns5:xfrm>
+                      <ns5:off x="0" y="0"/>
+                      <ns5:ext cx="5669280" cy="1514005"/>
+                    </ns5:xfrm>
+                    <ns5:prstGeom prst="rect"/>
+                  </ns6:spPr>
+                </ns6:pic>
+              </ns5:graphicData>
+            </ns5:graphic>
+          </ns4:inline>
+        </w:drawing>
+      </w:r>
+    </w:p>
+    <w:p>
+      <w:pPr>
+        <w:spacing w:after="160"/>
+        <w:jc w:val="center"/>
+      </w:pPr>
+      <w:r>
+        <w:rPr>
+          <w:rFonts w:ascii="Times New Roman" w:hAnsi="Times New Roman"/>
+          <w:i/>
+          <w:sz w:val="18"/>
+        </w:rPr>
+        <w:t>Fig. 10. Confusion matrices for Decision Tree classification across the 60:40, 70:30, and 80:20 train-test splits.</w:t>
+      </w:r>
+    </w:p>
+    <w:p>
+      <w:pPr>
+        <w:spacing w:before="80" w:after="40"/>
+        <w:jc w:val="center"/>
+      </w:pPr>
+      <w:r>
+        <w:drawing>
+          <ns4:inline>
+            <ns4:extent cx="5669280" cy="1514005"/>
+            <ns4:docPr id="9" name="Picture 9"/>
+            <ns4:cNvGraphicFramePr>
+              <ns5:graphicFrameLocks noChangeAspect="1"/>
+            </ns4:cNvGraphicFramePr>
+            <ns5:graphic>
+              <ns5:graphicData uri="http://schemas.openxmlformats.org/drawingml/2006/picture">
+                <ns6:pic>
+                  <ns6:nvPicPr>
+                    <ns6:cNvPr id="0" name="rf_composite.png"/>
+                    <ns6:cNvPicPr/>
+                  </ns6:nvPicPr>
+                  <ns6:blipFill>
+                    <ns5:blip r:embed="rId18"/>
+                    <ns5:stretch>
+                      <ns5:fillRect/>
+                    </ns5:stretch>
+                  </ns6:blipFill>
+                  <ns6:spPr>
+                    <ns5:xfrm>
+                      <ns5:off x="0" y="0"/>
+                      <ns5:ext cx="5669280" cy="1514005"/>
+                    </ns5:xfrm>
+                    <ns5:prstGeom prst="rect"/>
+                  </ns6:spPr>
+                </ns6:pic>
+              </ns5:graphicData>
+            </ns5:graphic>
+          </ns4:inline>
+        </w:drawing>
+      </w:r>
+    </w:p>
+    <w:p>
+      <w:pPr>
+        <w:spacing w:after="240"/>
+        <w:jc w:val="center"/>
+      </w:pPr>
+      <w:r>
+        <w:rPr>
+          <w:rFonts w:ascii="Times New Roman" w:hAnsi="Times New Roman"/>
+          <w:i/>
+          <w:sz w:val="18"/>
+        </w:rPr>
+        <w:t>Fig. 11. Confusion matrices for Random Forest classification across the 60:40, 70:30, and 80:20 train-test splits.</w:t>
       </w:r>
     </w:p>
     <w:p>

--- a/docs/paper/PaperV5_Ollama_Primary.docx
+++ b/docs/paper/PaperV5_Ollama_Primary.docx
@@ -1287,17 +1287,16 @@
     <w:p>
       <w:pPr>
         <w:pageBreakBefore/>
-        <w:spacing w:before="280" w:after="160"/>
+        <w:spacing w:before="0" w:after="240"/>
         <w:jc w:val="center"/>
       </w:pPr>
       <w:r>
         <w:rPr>
           <w:rFonts w:ascii="Times New Roman" w:hAnsi="Times New Roman"/>
           <w:b/>
-          <w:color w:val="003366"/>
           <w:sz w:val="40"/>
         </w:rPr>
-        <w:t>ADBG v1.0 &amp; AU DIC Benchmark Evaluation Framework: A Reproducible Synthetic Benchmark Suite and Normalization Pipeline for Academic Document Intelligence</w:t>
+        <w:t>Smart Academic Document Intelligence System for Automated Academic Document Extraction and Normalization</w:t>
       </w:r>
     </w:p>
     <w:p>

--- a/docs/paper/PaperV5_Ollama_Primary.docx
+++ b/docs/paper/PaperV5_Ollama_Primary.docx
@@ -1296,7 +1296,7 @@
           <w:b/>
           <w:sz w:val="40"/>
         </w:rPr>
-        <w:t>Smart Academic Document Intelligence System for Automated Academic Document Extraction and Normalization</w:t>
+        <w:t>Smart Academic Document Intelligence System with the Academic Document Benchmark Generator for Automated Academic Document Extraction and Normalization</w:t>
       </w:r>
     </w:p>
     <w:p>

--- a/docs/paper/PaperV5_Ollama_Primary.docx
+++ b/docs/paper/PaperV5_Ollama_Primary.docx
@@ -515,9 +515,10 @@
       <w:r>
         <w:rPr>
           <w:rFonts w:ascii="Times New Roman" w:hAnsi="Times New Roman"/>
+          <w:b/>
           <w:sz w:val="19"/>
         </w:rPr>
-        <w:t xml:space="preserve">   4.3 Mathematical Formulation of Evaluation Metrics</w:t>
+        <w:t>4.3 Mathematical Formulation of Evaluation Metrics</w:t>
       </w:r>
       <w:r>
         <w:rPr>
@@ -527,6 +528,150 @@
         </w:rPr>
         <w:tab/>
         <w:t>14</w:t>
+      </w:r>
+    </w:p>
+    <w:p>
+      <w:pPr>
+        <w:tabs>
+          <w:tab w:pos="9360" w:val="right" w:leader="dot"/>
+        </w:tabs>
+        <w:spacing w:line="276" w:lineRule="auto" w:after="40"/>
+      </w:pPr>
+      <w:r>
+        <w:rPr>
+          <w:rFonts w:ascii="Times New Roman" w:hAnsi="Times New Roman"/>
+          <w:sz w:val="19"/>
+        </w:rPr>
+        <w:t xml:space="preserve">   4.3.1 Category Classification Accuracy</w:t>
+      </w:r>
+      <w:r>
+        <w:rPr>
+          <w:rFonts w:ascii="Times New Roman" w:hAnsi="Times New Roman"/>
+          <w:color w:val="404040"/>
+          <w:sz w:val="19"/>
+        </w:rPr>
+        <w:tab/>
+        <w:t>14</w:t>
+      </w:r>
+    </w:p>
+    <w:p>
+      <w:pPr>
+        <w:tabs>
+          <w:tab w:pos="9360" w:val="right" w:leader="dot"/>
+        </w:tabs>
+        <w:spacing w:line="276" w:lineRule="auto" w:after="40"/>
+      </w:pPr>
+      <w:r>
+        <w:rPr>
+          <w:rFonts w:ascii="Times New Roman" w:hAnsi="Times New Roman"/>
+          <w:sz w:val="19"/>
+        </w:rPr>
+        <w:t xml:space="preserve">   4.3.2 Field Extraction Precision, Recall, and F1-Score</w:t>
+      </w:r>
+      <w:r>
+        <w:rPr>
+          <w:rFonts w:ascii="Times New Roman" w:hAnsi="Times New Roman"/>
+          <w:color w:val="404040"/>
+          <w:sz w:val="19"/>
+        </w:rPr>
+        <w:tab/>
+        <w:t>14</w:t>
+      </w:r>
+    </w:p>
+    <w:p>
+      <w:pPr>
+        <w:tabs>
+          <w:tab w:pos="9360" w:val="right" w:leader="dot"/>
+        </w:tabs>
+        <w:spacing w:line="276" w:lineRule="auto" w:after="40"/>
+      </w:pPr>
+      <w:r>
+        <w:rPr>
+          <w:rFonts w:ascii="Times New Roman" w:hAnsi="Times New Roman"/>
+          <w:sz w:val="19"/>
+        </w:rPr>
+        <w:t xml:space="preserve">   4.3.3 Character Error Rate (CER)</w:t>
+      </w:r>
+      <w:r>
+        <w:rPr>
+          <w:rFonts w:ascii="Times New Roman" w:hAnsi="Times New Roman"/>
+          <w:color w:val="404040"/>
+          <w:sz w:val="19"/>
+        </w:rPr>
+        <w:tab/>
+        <w:t>14</w:t>
+      </w:r>
+    </w:p>
+    <w:p>
+      <w:pPr>
+        <w:tabs>
+          <w:tab w:pos="9360" w:val="right" w:leader="dot"/>
+        </w:tabs>
+        <w:spacing w:line="276" w:lineRule="auto" w:after="40"/>
+      </w:pPr>
+      <w:r>
+        <w:rPr>
+          <w:rFonts w:ascii="Times New Roman" w:hAnsi="Times New Roman"/>
+          <w:sz w:val="19"/>
+        </w:rPr>
+        <w:t xml:space="preserve">   4.3.4 Word Error Rate (WER)</w:t>
+      </w:r>
+      <w:r>
+        <w:rPr>
+          <w:rFonts w:ascii="Times New Roman" w:hAnsi="Times New Roman"/>
+          <w:color w:val="404040"/>
+          <w:sz w:val="19"/>
+        </w:rPr>
+        <w:tab/>
+        <w:t>15</w:t>
+      </w:r>
+    </w:p>
+    <w:p>
+      <w:pPr>
+        <w:tabs>
+          <w:tab w:pos="9360" w:val="right" w:leader="dot"/>
+        </w:tabs>
+        <w:spacing w:line="276" w:lineRule="auto" w:after="40"/>
+      </w:pPr>
+      <w:r>
+        <w:rPr>
+          <w:rFonts w:ascii="Times New Roman" w:hAnsi="Times New Roman"/>
+          <w:sz w:val="19"/>
+        </w:rPr>
+        <w:t xml:space="preserve">   4.3.5 Joint Record Exact Match Rate (EM)</w:t>
+      </w:r>
+      <w:r>
+        <w:rPr>
+          <w:rFonts w:ascii="Times New Roman" w:hAnsi="Times New Roman"/>
+          <w:color w:val="404040"/>
+          <w:sz w:val="19"/>
+        </w:rPr>
+        <w:tab/>
+        <w:t>15</w:t>
+      </w:r>
+    </w:p>
+    <w:p>
+      <w:pPr>
+        <w:tabs>
+          <w:tab w:pos="9360" w:val="right" w:leader="dot"/>
+        </w:tabs>
+        <w:spacing w:line="276" w:lineRule="auto" w:after="40"/>
+      </w:pPr>
+      <w:r>
+        <w:rPr>
+          <w:rFonts w:ascii="Times New Roman" w:hAnsi="Times New Roman"/>
+          <w:sz w:val="19"/>
+        </w:rPr>
+        <w:t xml:space="preserve">   4.3.6 Execution Latency &amp; Throughput</w:t>
+      </w:r>
+      <w:r>
+        <w:rPr>
+          <w:rFonts w:ascii="Times New Roman" w:hAnsi="Times New Roman"/>
+          <w:color w:val="404040"/>
+          <w:sz w:val="19"/>
+        </w:rPr>
+        <w:tab/>
+        <w:t>15</w:t>
       </w:r>
     </w:p>
     <w:p>
@@ -6188,6 +6333,7 @@
         <w:keepNext/>
         <w:spacing w:before="160" w:after="40"/>
         <w:jc w:val="both"/>
+        <w:outlineLvl w:val="1"/>
       </w:pPr>
       <w:r>
         <w:rPr>
@@ -6217,6 +6363,7 @@
         <w:keepNext/>
         <w:spacing w:before="160" w:after="40"/>
         <w:jc w:val="both"/>
+        <w:outlineLvl w:val="1"/>
       </w:pPr>
       <w:r>
         <w:rPr>
@@ -6315,6 +6462,7 @@
         <w:keepNext/>
         <w:spacing w:before="160" w:after="40"/>
         <w:jc w:val="both"/>
+        <w:outlineLvl w:val="1"/>
       </w:pPr>
       <w:r>
         <w:rPr>
@@ -6689,6 +6837,7 @@
         <w:keepNext/>
         <w:spacing w:before="160" w:after="40"/>
         <w:jc w:val="both"/>
+        <w:outlineLvl w:val="1"/>
       </w:pPr>
       <w:r>
         <w:rPr>
@@ -6975,6 +7124,7 @@
         <w:keepNext/>
         <w:spacing w:before="160" w:after="40"/>
         <w:jc w:val="both"/>
+        <w:outlineLvl w:val="1"/>
       </w:pPr>
       <w:r>
         <w:rPr>
@@ -8181,13 +8331,7 @@
         <w:outlineLvl w:val="1"/>
       </w:pPr>
       <w:r>
-        <w:rPr>
-          <w:rFonts w:ascii="Times New Roman" w:hAnsi="Times New Roman"/>
-          <w:b/>
-          <w:color w:val="333333"/>
-          <w:sz w:val="23"/>
-        </w:rPr>
-        <w:t>4.3 Evaluation Metrics</w:t>
+        <w:t>4.3 Mathematical Formulation of Evaluation Metrics</w:t>
       </w:r>
     </w:p>
     <w:p>
@@ -8208,256 +8352,287 @@
         <w:spacing w:before="20" w:after="40"/>
         <w:ind w:left="360"/>
         <w:jc w:val="both"/>
-        <w:outlineLvl w:val="0"/>
-      </w:pPr>
-      <ns3:oMath>
-        <ns3:sSub>
-          <ns3:sSubPr/>
-          <ns3:e>
-            <ns3:acc>
-              <ns3:accPr/>
-              <ns3:e>
-                <ns3:r>
-                  <ns3:rPr/>
-                  <w:rPr>
-                    <w:rFonts w:ascii="Cambria Math" w:hAnsi="Cambria Math"/>
-                  </w:rPr>
-                  <ns3:t>C</ns3:t>
-                </ns3:r>
-              </ns3:e>
-            </ns3:acc>
-          </ns3:e>
-          <ns3:sub>
-            <ns3:r>
-              <ns3:rPr/>
-              <w:rPr>
-                <w:rFonts w:ascii="Cambria Math" w:hAnsi="Cambria Math"/>
-              </w:rPr>
-              <ns3:t>i</ns3:t>
-            </ns3:r>
-          </ns3:sub>
-        </ns3:sSub>
-      </ns3:oMath>
-      <ns3:oMath>
-        <ns3:sSub>
-          <ns3:sSubPr/>
-          <ns3:e>
-            <ns3:r>
-              <ns3:rPr/>
-              <w:rPr>
-                <w:rFonts w:ascii="Cambria Math" w:hAnsi="Cambria Math"/>
-              </w:rPr>
-              <ns3:t>C</ns3:t>
-            </ns3:r>
-          </ns3:e>
-          <ns3:sub>
-            <ns3:r>
-              <ns3:rPr/>
-              <w:rPr>
-                <w:rFonts w:ascii="Cambria Math" w:hAnsi="Cambria Math"/>
-              </w:rPr>
-              <ns3:t>i</ns3:t>
-            </ns3:r>
-          </ns3:sub>
-        </ns3:sSub>
-      </ns3:oMath>
-      <w:r>
-        <w:t xml:space="preserve">1. Category Classification Accuracy (1): The proportion of specimens where the predicted document category (y_hat) matches the ground truth category (y):
-   Acc_cat = (1 / N) * sum_{i=1}^N I(y_hat_i = y_i)   (1)</w:t>
-      </w:r>
+      </w:pPr>
+      <w:r/>
     </w:p>
     <w:p>
       <w:pPr>
         <w:spacing w:before="40" w:after="80" w:line="276" w:lineRule="auto"/>
         <w:jc w:val="both"/>
       </w:pPr>
-      <w:r>
-        <w:rPr>
-          <w:rFonts w:ascii="Times New Roman" w:hAnsi="Times New Roman"/>
-          <w:sz w:val="20"/>
-        </w:rPr>
-        <w:t xml:space="preserve">where </w:t>
-      </w:r>
-      <ns3:oMath>
-        <ns3:r>
-          <ns3:rPr/>
-          <w:rPr>
-            <w:rFonts w:ascii="Cambria Math" w:hAnsi="Cambria Math"/>
-          </w:rPr>
-          <ns3:t>N=360</ns3:t>
-        </ns3:r>
-      </ns3:oMath>
-      <w:r>
-        <w:rPr>
-          <w:rFonts w:ascii="Times New Roman" w:hAnsi="Times New Roman"/>
-          <w:sz w:val="20"/>
-        </w:rPr>
-        <w:t xml:space="preserve"> total evaluated specimens.</w:t>
-      </w:r>
+      <w:r/>
     </w:p>
     <w:p>
       <w:pPr>
         <w:spacing w:before="20" w:after="40"/>
         <w:ind w:left="360"/>
         <w:jc w:val="both"/>
-        <w:outlineLvl w:val="0"/>
-      </w:pPr>
-      <ns3:oMath>
-        <ns3:r>
-          <ns3:rPr/>
-          <w:rPr>
-            <w:rFonts w:ascii="Cambria Math" w:hAnsi="Cambria Math"/>
-          </w:rPr>
-          <ns3:t>P</ns3:t>
-        </ns3:r>
-      </ns3:oMath>
-      <ns3:oMath>
-        <ns3:r>
-          <ns3:rPr/>
-          <w:rPr>
-            <w:rFonts w:ascii="Cambria Math" w:hAnsi="Cambria Math"/>
-          </w:rPr>
-          <ns3:t>R</ns3:t>
-        </ns3:r>
-      </ns3:oMath>
-      <ns3:oMath>
-        <ns3:sSub>
-          <ns3:sSubPr/>
-          <ns3:e>
-            <ns3:r>
-              <ns3:rPr/>
-              <w:rPr>
-                <w:rFonts w:ascii="Cambria Math" w:hAnsi="Cambria Math"/>
-              </w:rPr>
-              <ns3:t>F</ns3:t>
-            </ns3:r>
-          </ns3:e>
-          <ns3:sub>
-            <ns3:r>
-              <ns3:rPr/>
-              <w:rPr>
-                <w:rFonts w:ascii="Cambria Math" w:hAnsi="Cambria Math"/>
-              </w:rPr>
-              <ns3:t>1</ns3:t>
-            </ns3:r>
-          </ns3:sub>
-        </ns3:sSub>
-      </ns3:oMath>
-      <w:r>
-        <w:t xml:space="preserve">2. Field Extraction Precision, Recall, and F1 Score (2): Macro-averaged key-value field extraction metrics across all extracted target entities:
-   Precision = TP / (TP + FP), Recall = TP / (TP + FN), F1 = (2 * Precision * Recall) / (Precision + Recall)   (2)</w:t>
-      </w:r>
+      </w:pPr>
+      <w:r/>
     </w:p>
     <w:p>
       <w:pPr>
         <w:spacing w:before="20" w:after="40"/>
         <w:ind w:left="360"/>
         <w:jc w:val="both"/>
-        <w:outlineLvl w:val="0"/>
-      </w:pPr>
-      <ns3:oMath>
-        <ns3:sSub>
-          <ns3:sSubPr/>
-          <ns3:e>
-            <ns3:r>
-              <ns3:rPr/>
-              <w:rPr>
-                <w:rFonts w:ascii="Cambria Math" w:hAnsi="Cambria Math"/>
-              </w:rPr>
-              <ns3:t>L</ns3:t>
-            </ns3:r>
-          </ns3:e>
-          <ns3:sub>
-            <ns3:r>
-              <ns3:rPr/>
-              <w:rPr>
-                <w:rFonts w:ascii="Times New Roman" w:hAnsi="Times New Roman"/>
-              </w:rPr>
-              <ns3:t>GT</ns3:t>
-            </ns3:r>
-          </ns3:sub>
-        </ns3:sSub>
-      </ns3:oMath>
-      <w:r>
-        <w:t xml:space="preserve">3. Character Error Rate (CER) (3): Levenshtein character edit distance [21] between canonically normalized predicted field strings and expected ground truth field strings, normalized by total ground truth character length (L_char):
-   CER = D_char(s_hat, s) / |s|   (3)</w:t>
-      </w:r>
+      </w:pPr>
+      <w:r/>
     </w:p>
     <w:p>
       <w:pPr>
         <w:spacing w:before="20" w:after="40"/>
         <w:ind w:left="360"/>
         <w:jc w:val="both"/>
-        <w:outlineLvl w:val="0"/>
-      </w:pPr>
-      <ns3:oMath>
-        <ns3:sSub>
-          <ns3:sSubPr/>
-          <ns3:e>
-            <ns3:r>
-              <ns3:rPr/>
-              <w:rPr>
-                <w:rFonts w:ascii="Cambria Math" w:hAnsi="Cambria Math"/>
-              </w:rPr>
-              <ns3:t>W</ns3:t>
-            </ns3:r>
-          </ns3:e>
-          <ns3:sub>
-            <ns3:r>
-              <ns3:rPr/>
-              <w:rPr>
-                <w:rFonts w:ascii="Times New Roman" w:hAnsi="Times New Roman"/>
-              </w:rPr>
-              <ns3:t>GT</ns3:t>
-            </ns3:r>
-          </ns3:sub>
-        </ns3:sSub>
-      </ns3:oMath>
-      <w:r>
-        <w:t xml:space="preserve">4. Word Error Rate (WER) (4): Tokenized word-level edit distance [20] between predicted field strings and ground truth field strings, normalized by total ground truth word count (L_word):
-   WER = D_word(w_hat, w) / |w|   (4)</w:t>
-      </w:r>
+      </w:pPr>
+      <w:r/>
     </w:p>
     <w:p>
       <w:pPr>
         <w:spacing w:before="20" w:after="40"/>
         <w:ind w:left="360"/>
         <w:jc w:val="both"/>
-        <w:outlineLvl w:val="0"/>
-      </w:pPr>
-      <w:r>
-        <w:t xml:space="preserve">5. Joint Record Exact Match Rate (EM) (5): The percentage of specimens that achieve both 100% key-value field extraction AND correct top-level category classification simultaneously:
-   EM = (1 / N) * sum_{i=1}^N I(y_hat_i = y_i AND F1_i = 1.0)   (5)</w:t>
-      </w:r>
+      </w:pPr>
+      <w:r/>
     </w:p>
     <w:p>
       <w:pPr>
         <w:spacing w:before="20" w:after="40"/>
         <w:ind w:left="360"/>
         <w:jc w:val="both"/>
-        <w:outlineLvl w:val="0"/>
-      </w:pPr>
-      <ns3:oMath>
-        <ns3:r>
-          <ns3:rPr/>
-          <w:rPr>
-            <w:rFonts w:ascii="Times New Roman" w:hAnsi="Times New Roman"/>
-          </w:rPr>
-          <ns3:t>ms/sample</ns3:t>
-        </ns3:r>
-      </ns3:oMath>
-      <ns3:oMath>
-        <ns3:r>
-          <ns3:rPr/>
-          <w:rPr>
-            <w:rFonts w:ascii="Times New Roman" w:hAnsi="Times New Roman"/>
-          </w:rPr>
-          <ns3:t>samples/sec</ns3:t>
-        </ns3:r>
-      </ns3:oMath>
-      <w:r>
-        <w:t xml:space="preserve">6. Latency &amp; Throughput (6): Execution latency per specimen (L_proc) and framework processing throughput (TH):
-   L_proc = T_total / N, TH = N / T_total   (6)</w:t>
+      </w:pPr>
+      <w:r/>
+    </w:p>
+    <w:p>
+      <w:pPr>
+        <w:spacing w:after="80"/>
+        <w:jc w:val="both"/>
+      </w:pPr>
+      <w:r>
+        <w:t>The quantitative evaluation metrics formulated for evaluating neural document intelligence models, synthetic specimen benchmark suites, and canonical normalization layers are defined below.</w:t>
+      </w:r>
+    </w:p>
+    <w:p>
+      <w:pPr>
+        <w:spacing w:before="160" w:after="40"/>
+        <w:outlineLvl w:val="1"/>
+      </w:pPr>
+      <w:r>
+        <w:rPr>
+          <w:rFonts w:ascii="Times New Roman" w:hAnsi="Times New Roman"/>
+          <w:b/>
+          <w:sz w:val="21"/>
+        </w:rPr>
+        <w:t>4.3.1 Category Classification Accuracy</w:t>
+      </w:r>
+    </w:p>
+    <w:p>
+      <w:pPr>
+        <w:spacing w:after="40"/>
+        <w:jc w:val="both"/>
+      </w:pPr>
+      <w:r>
+        <w:t>The proportion of document specimens where the predicted document category (y_hat) matches the ground truth category (y) across N total evaluated specimens:</w:t>
+      </w:r>
+    </w:p>
+    <w:p>
+      <w:pPr>
+        <w:spacing w:after="120"/>
+        <w:jc w:val="center"/>
+      </w:pPr>
+      <w:r>
+        <w:rPr>
+          <w:rFonts w:ascii="Times New Roman" w:hAnsi="Times New Roman"/>
+          <w:i/>
+          <w:sz w:val="19"/>
+        </w:rPr>
+        <w:t>Acc_cat = (1 / N) * sum_{i=1}^N I(y_hat_i = y_i)   (1)</w:t>
+        <w:br/>
+        <w:t>where N represents the total count of evaluated document specimens.</w:t>
+      </w:r>
+    </w:p>
+    <w:p>
+      <w:pPr>
+        <w:spacing w:before="160" w:after="40"/>
+        <w:outlineLvl w:val="1"/>
+      </w:pPr>
+      <w:r>
+        <w:rPr>
+          <w:rFonts w:ascii="Times New Roman" w:hAnsi="Times New Roman"/>
+          <w:b/>
+          <w:sz w:val="21"/>
+        </w:rPr>
+        <w:t>4.3.2 Field Extraction Precision, Recall, and F1-Score</w:t>
+      </w:r>
+    </w:p>
+    <w:p>
+      <w:pPr>
+        <w:spacing w:after="40"/>
+        <w:jc w:val="both"/>
+      </w:pPr>
+      <w:r>
+        <w:t>Macro-averaged key-value field extraction metrics across all extracted target entities:</w:t>
+      </w:r>
+    </w:p>
+    <w:p>
+      <w:pPr>
+        <w:spacing w:after="120"/>
+        <w:jc w:val="center"/>
+      </w:pPr>
+      <w:r>
+        <w:rPr>
+          <w:rFonts w:ascii="Times New Roman" w:hAnsi="Times New Roman"/>
+          <w:i/>
+          <w:sz w:val="19"/>
+        </w:rPr>
+        <w:t>Precision = TP / (TP + FP), Recall = TP / (TP + FN), F1 = (2 * Precision * Recall) / (Precision + Recall)   (2)</w:t>
+      </w:r>
+    </w:p>
+    <w:p>
+      <w:pPr>
+        <w:spacing w:before="160" w:after="40"/>
+        <w:outlineLvl w:val="1"/>
+      </w:pPr>
+      <w:r>
+        <w:rPr>
+          <w:rFonts w:ascii="Times New Roman" w:hAnsi="Times New Roman"/>
+          <w:b/>
+          <w:sz w:val="21"/>
+        </w:rPr>
+        <w:t>4.3.3 Character Error Rate (CER)</w:t>
+      </w:r>
+    </w:p>
+    <w:p>
+      <w:pPr>
+        <w:spacing w:after="40"/>
+        <w:jc w:val="both"/>
+      </w:pPr>
+      <w:r>
+        <w:t>Levenshtein character edit distance [21] between canonically normalized predicted field strings (ŝ) and expected ground truth field strings (s), normalized by total ground truth character length (|s|):</w:t>
+      </w:r>
+    </w:p>
+    <w:p>
+      <w:pPr>
+        <w:spacing w:after="120"/>
+        <w:jc w:val="center"/>
+      </w:pPr>
+      <w:r>
+        <w:rPr>
+          <w:rFonts w:ascii="Times New Roman" w:hAnsi="Times New Roman"/>
+          <w:i/>
+          <w:sz w:val="19"/>
+        </w:rPr>
+        <w:t>CER = D_char(ŝ, s) / |s|   (3)</w:t>
+      </w:r>
+    </w:p>
+    <w:p>
+      <w:pPr>
+        <w:spacing w:before="160" w:after="40"/>
+        <w:outlineLvl w:val="1"/>
+      </w:pPr>
+      <w:r>
+        <w:rPr>
+          <w:rFonts w:ascii="Times New Roman" w:hAnsi="Times New Roman"/>
+          <w:b/>
+          <w:sz w:val="21"/>
+        </w:rPr>
+        <w:t>4.3.4 Word Error Rate (WER)</w:t>
+      </w:r>
+    </w:p>
+    <w:p>
+      <w:pPr>
+        <w:spacing w:after="40"/>
+        <w:jc w:val="both"/>
+      </w:pPr>
+      <w:r>
+        <w:t>Tokenized word-level edit distance [20] between predicted field strings (ŵ) and ground truth field strings (w), normalized by total ground truth word count (|w|):</w:t>
+      </w:r>
+    </w:p>
+    <w:p>
+      <w:pPr>
+        <w:spacing w:after="120"/>
+        <w:jc w:val="center"/>
+      </w:pPr>
+      <w:r>
+        <w:rPr>
+          <w:rFonts w:ascii="Times New Roman" w:hAnsi="Times New Roman"/>
+          <w:i/>
+          <w:sz w:val="19"/>
+        </w:rPr>
+        <w:t>WER = D_word(ŵ, w) / |w|   (4)</w:t>
+      </w:r>
+    </w:p>
+    <w:p>
+      <w:pPr>
+        <w:spacing w:before="160" w:after="40"/>
+        <w:outlineLvl w:val="1"/>
+      </w:pPr>
+      <w:r>
+        <w:rPr>
+          <w:rFonts w:ascii="Times New Roman" w:hAnsi="Times New Roman"/>
+          <w:b/>
+          <w:sz w:val="21"/>
+        </w:rPr>
+        <w:t>4.3.5 Joint Record Exact Match Rate (EM)</w:t>
+      </w:r>
+    </w:p>
+    <w:p>
+      <w:pPr>
+        <w:spacing w:after="40"/>
+        <w:jc w:val="both"/>
+      </w:pPr>
+      <w:r>
+        <w:t>The percentage of specimens that achieve both 100% key-value field extraction (F1 = 1.0) AND correct top-level category classification simultaneously:</w:t>
+      </w:r>
+    </w:p>
+    <w:p>
+      <w:pPr>
+        <w:spacing w:after="120"/>
+        <w:jc w:val="center"/>
+      </w:pPr>
+      <w:r>
+        <w:rPr>
+          <w:rFonts w:ascii="Times New Roman" w:hAnsi="Times New Roman"/>
+          <w:i/>
+          <w:sz w:val="19"/>
+        </w:rPr>
+        <w:t>EM = (1 / N) * sum_{i=1}^N I(ŷ_i = y_i AND F1_i = 1.0)   (5)</w:t>
+      </w:r>
+    </w:p>
+    <w:p>
+      <w:pPr>
+        <w:spacing w:before="160" w:after="40"/>
+        <w:outlineLvl w:val="1"/>
+      </w:pPr>
+      <w:r>
+        <w:rPr>
+          <w:rFonts w:ascii="Times New Roman" w:hAnsi="Times New Roman"/>
+          <w:b/>
+          <w:sz w:val="21"/>
+        </w:rPr>
+        <w:t>4.3.6 Execution Latency &amp; Throughput</w:t>
+      </w:r>
+    </w:p>
+    <w:p>
+      <w:pPr>
+        <w:spacing w:after="40"/>
+        <w:jc w:val="both"/>
+      </w:pPr>
+      <w:r>
+        <w:t>Execution latency per specimen (L_proc) measured in milliseconds per sample (ms/sample) and framework processing throughput (TH) measured in specimens per second (samples/sec):</w:t>
+      </w:r>
+    </w:p>
+    <w:p>
+      <w:pPr>
+        <w:spacing w:after="120"/>
+        <w:jc w:val="center"/>
+      </w:pPr>
+      <w:r>
+        <w:rPr>
+          <w:rFonts w:ascii="Times New Roman" w:hAnsi="Times New Roman"/>
+          <w:i/>
+          <w:sz w:val="19"/>
+        </w:rPr>
+        <w:t>L_proc = T_total / N, TH = N / T_total   (6)</w:t>
       </w:r>
     </w:p>
     <w:p>
@@ -10151,6 +10326,7 @@
         <w:keepNext/>
         <w:spacing w:before="160" w:after="40"/>
         <w:jc w:val="both"/>
+        <w:outlineLvl w:val="1"/>
       </w:pPr>
       <w:r>
         <w:t xml:space="preserve">5.4.1 End-to-End Evaluation Pipeline (Option A)</w:t>
@@ -11675,6 +11851,7 @@
         <w:keepNext/>
         <w:spacing w:before="160" w:after="40"/>
         <w:jc w:val="both"/>
+        <w:outlineLvl w:val="1"/>
       </w:pPr>
       <w:r>
         <w:rPr>
@@ -12504,6 +12681,7 @@
         <w:keepNext/>
         <w:spacing w:before="160" w:after="40"/>
         <w:jc w:val="both"/>
+        <w:outlineLvl w:val="1"/>
       </w:pPr>
       <w:r>
         <w:rPr>
@@ -13632,6 +13810,7 @@
         <w:keepNext/>
         <w:spacing w:before="160" w:after="40"/>
         <w:jc w:val="both"/>
+        <w:outlineLvl w:val="1"/>
       </w:pPr>
       <w:r>
         <w:rPr>
@@ -13901,6 +14080,7 @@
         <w:keepNext/>
         <w:spacing w:before="160" w:after="40"/>
         <w:jc w:val="both"/>
+        <w:outlineLvl w:val="1"/>
       </w:pPr>
       <w:r>
         <w:rPr>
@@ -18336,6 +18516,7 @@
         <w:keepNext/>
         <w:spacing w:before="160" w:after="40"/>
         <w:jc w:val="both"/>
+        <w:outlineLvl w:val="1"/>
       </w:pPr>
       <w:r>
         <w:rPr>

--- a/docs/paper/PaperV5_Ollama_Primary.docx
+++ b/docs/paper/PaperV5_Ollama_Primary.docx
@@ -1441,7 +1441,7 @@
           <w:b/>
           <w:sz w:val="40"/>
         </w:rPr>
-        <w:t>Smart Academic Document Intelligence System with the Academic Document Benchmark Generator for Automated Academic Document Extraction and Normalization</w:t>
+        <w:t>Smart Academic Document Intelligence System: Automated Extraction, Normalization, and Benchmark Generation</w:t>
       </w:r>
     </w:p>
     <w:p>

--- a/docs/paper/PaperV5_Ollama_Primary.docx
+++ b/docs/paper/PaperV5_Ollama_Primary.docx
@@ -1585,29 +1585,52 @@
       <w:pPr>
         <w:keepNext/>
         <w:spacing w:before="280" w:after="120"/>
+      </w:pPr>
+      <w:r/>
+    </w:p>
+    <w:p>
+      <w:pPr>
+        <w:spacing w:before="160" w:after="120" w:line="276" w:lineRule="auto"/>
         <w:jc w:val="both"/>
       </w:pPr>
+      <w:r/>
       <w:r>
         <w:rPr>
           <w:rFonts w:ascii="Times New Roman" w:hAnsi="Times New Roman"/>
           <w:b/>
-          <w:color w:val="003366"/>
-          <w:sz w:val="26"/>
-        </w:rPr>
-        <w:t>Abstract</w:t>
+          <w:i/>
+          <w:sz w:val="20"/>
+        </w:rPr>
+        <w:t>Abstract—</w:t>
+      </w:r>
+      <w:r>
+        <w:rPr>
+          <w:rFonts w:ascii="Times New Roman" w:hAnsi="Times New Roman"/>
+          <w:sz w:val="20"/>
+        </w:rPr>
+        <w:t>Academic document intelligence systems are increasingly used to extract information from certificates, marksheets, transcripts, and student identification documents, but evaluating such systems is challenging because real academic records contain sensitive student information and cannot be freely distributed for benchmarking. We develop a Smart Academic Document Intelligence System with a synthetic benchmark generation and normalization pipeline for automated academic document extraction and evaluation. The system generates 360 synthetic document specimens across certificate, marksheet, and student identification categories with controlled optical degradation and complete ground-truth annotations, while semantic normalization reduces the effect of superficial formatting and representation differences during evaluation. In the canonical live evaluation using MiniCPM-V (7.6B, Q4_0) through the local Ollama runtime, the system achieved 75.23% field-level F1, 74.60% raw exact match, 82.18% normalized exact match, and 11.35% character error rate across 24,480 field observations, while document-category classification achieved 100.00% accuracy. These results demonstrate that the proposed system can provide a privacy-preserving and structured approach for evaluating automated academic document extraction without requiring real student records. By combining deterministic synthetic document generation, ground-truth annotations, semantic normalization, and structured error analysis, the system provides a practical foundation for assessing and improving academic document intelligence systems.</w:t>
       </w:r>
     </w:p>
     <w:p>
       <w:pPr>
         <w:spacing w:before="40" w:after="80" w:line="276" w:lineRule="auto"/>
+      </w:pPr>
+      <w:r/>
+    </w:p>
+    <w:p>
+      <w:pPr>
+        <w:spacing w:before="40" w:after="240" w:line="276" w:lineRule="auto"/>
         <w:jc w:val="both"/>
       </w:pPr>
-      <w:r>
-        <w:rPr>
-          <w:rFonts w:ascii="Times New Roman" w:hAnsi="Times New Roman"/>
+      <w:r/>
+      <w:r>
+        <w:rPr>
+          <w:rFonts w:ascii="Times New Roman" w:hAnsi="Times New Roman"/>
+          <w:b/>
+          <w:i/>
           <w:sz w:val="20"/>
         </w:rPr>
-        <w:t xml:space="preserve">Evaluating neural document intelligence engines on academic credentials (degree certificates, marksheets, transcripts, student identification cards) is severely bottlenecked by strict privacy regulations—such as the Family Educational Rights and Privacy Act (FERPA) and the General Data Protection Regulation (GDPR)—that prohibit public dissemination of real student records. To resolve this challenge, we introduce </w:t>
+        <w:t>Index Terms—</w:t>
       </w:r>
       <w:r>
         <w:rPr>
@@ -1615,119 +1638,7 @@
           <w:b/>
           <w:sz w:val="20"/>
         </w:rPr>
-        <w:t>ADBG v1.0</w:t>
-      </w:r>
-      <w:r>
-        <w:rPr>
-          <w:rFonts w:ascii="Times New Roman" w:hAnsi="Times New Roman"/>
-          <w:sz w:val="20"/>
-        </w:rPr>
-        <w:t xml:space="preserve"> (Academic Document Benchmark Generator), a seed-deterministic synthetic credential rendering engine, alongside the </w:t>
-      </w:r>
-      <w:r>
-        <w:rPr>
-          <w:rFonts w:ascii="Times New Roman" w:hAnsi="Times New Roman"/>
-          <w:b/>
-          <w:sz w:val="20"/>
-        </w:rPr>
-        <w:t>AU DIC Benchmark Evaluation Framework v1.0</w:t>
-      </w:r>
-      <w:r>
-        <w:rPr>
-          <w:rFonts w:ascii="Times New Roman" w:hAnsi="Times New Roman"/>
-          <w:sz w:val="20"/>
-        </w:rPr>
-        <w:t>, a decoupled, read-only evaluation pipeline. ADBG v1.0 generates synthetic document specimens paired with ground-truth JSON annotations across four standardized optical quality profiles (</w:t>
-      </w:r>
-      <w:r>
-        <w:rPr>
-          <w:rFonts w:ascii="Times New Roman" w:hAnsi="Times New Roman"/>
-          <w:i/>
-          <w:sz w:val="20"/>
-        </w:rPr>
-        <w:t>clean</w:t>
-      </w:r>
-      <w:r>
-        <w:rPr>
-          <w:rFonts w:ascii="Times New Roman" w:hAnsi="Times New Roman"/>
-          <w:sz w:val="20"/>
-        </w:rPr>
-        <w:t xml:space="preserve">, </w:t>
-      </w:r>
-      <w:r>
-        <w:rPr>
-          <w:rFonts w:ascii="Times New Roman" w:hAnsi="Times New Roman"/>
-          <w:i/>
-          <w:sz w:val="20"/>
-        </w:rPr>
-        <w:t>scanner_copy</w:t>
-      </w:r>
-      <w:r>
-        <w:rPr>
-          <w:rFonts w:ascii="Times New Roman" w:hAnsi="Times New Roman"/>
-          <w:sz w:val="20"/>
-        </w:rPr>
-        <w:t xml:space="preserve">, </w:t>
-      </w:r>
-      <w:r>
-        <w:rPr>
-          <w:rFonts w:ascii="Times New Roman" w:hAnsi="Times New Roman"/>
-          <w:i/>
-          <w:sz w:val="20"/>
-        </w:rPr>
-        <w:t>mobile_camera</w:t>
-      </w:r>
-      <w:r>
-        <w:rPr>
-          <w:rFonts w:ascii="Times New Roman" w:hAnsi="Times New Roman"/>
-          <w:sz w:val="20"/>
-        </w:rPr>
-        <w:t xml:space="preserve">, </w:t>
-      </w:r>
-      <w:r>
-        <w:rPr>
-          <w:rFonts w:ascii="Times New Roman" w:hAnsi="Times New Roman"/>
-          <w:i/>
-          <w:sz w:val="20"/>
-        </w:rPr>
-        <w:t>rotated_90</w:t>
-      </w:r>
-      <w:r>
-        <w:rPr>
-          <w:rFonts w:ascii="Times New Roman" w:hAnsi="Times New Roman"/>
-          <w:sz w:val="20"/>
-        </w:rPr>
-        <w:t>). To isolate genuine recognition failures from superficial string variations, the evaluation subsystem incorporates a six-stage semantic canonical normalizer (CanonicalNormalizer) and an automated nine-class structured OCR error taxonomy.</w:t>
-      </w:r>
-    </w:p>
-    <w:p>
-      <w:pPr>
-        <w:spacing w:before="40" w:after="80" w:line="276" w:lineRule="auto"/>
-        <w:jc w:val="both"/>
-      </w:pPr>
-      <w:r>
-        <w:t>We evaluate the benchmark suite across 360 specimens (24,480 paired field observations (360 specimens x variable field evaluation attributes (33 for certificates and student IDs; 138 for marksheets))). In headless framework validation dry-runs, the evaluation subsystem achieved a processing throughput of 242.59 samples/sec with zero database state mutations. In live neural model inference testing using Ollama Local Runtime's MiniCPM-V (7.6B Q4_0) Instant engine with strict real-inference enforcement (allowMockFallback: false), the system achieved a 75.23% Field Extraction F1 score and 8.21% Character Error Rate (CER) (11.35% field-level CER) under zero-shot prompting across all degradation profiles. Furthermore, category classification achieved 100.00% accuracy across all document types, while fine-grained entity extraction achieved 75.23% F1 score due to missing fields and OCR errors. The benchmark eliminates the need for real student records by using deterministic synthetic academic credential generation with complete ground-truth annotations. The evaluation baseline executes end-to-end neural document intelligence inference (Option A) across 360 document specimens under strict real-inference enforcement without mock fallback. This work provides a reproducible, synthetic-data-based foundation for benchmarking academic document analysis systems.</w:t>
-      </w:r>
-    </w:p>
-    <w:p>
-      <w:pPr>
-        <w:spacing w:before="40" w:after="80" w:line="276" w:lineRule="auto"/>
-        <w:jc w:val="both"/>
-      </w:pPr>
-      <w:r>
-        <w:rPr>
-          <w:rFonts w:ascii="Times New Roman" w:hAnsi="Times New Roman"/>
-          <w:b/>
-          <w:sz w:val="20"/>
-        </w:rPr>
-        <w:t>Index Terms</w:t>
-      </w:r>
-      <w:r>
-        <w:rPr>
-          <w:rFonts w:ascii="Times New Roman" w:hAnsi="Times New Roman"/>
-          <w:sz w:val="20"/>
-        </w:rPr>
-        <w:t>—Document Intelligence, Synthetic Benchmark Generation, Information Extraction, Canonical Normalization, Error Taxonomy, Optical Degradation, Benchmark Evaluation.</w:t>
+        <w:t>Academic Document Intelligence, Document Extraction, Synthetic Benchmark Generation, Information Extraction, Semantic Normalization, OCR Error Analysis, Optical Degradation, Document Evaluation</w:t>
       </w:r>
     </w:p>
     <w:p>
